--- a/Testes/DPT-ContabilTask-v1.0.docx
+++ b/Testes/DPT-ContabilTask-v1.0.docx
@@ -635,8 +635,27 @@
           <w:rFonts w:ascii="Times New Roman" w:eastAsia="Times New Roman" w:hAnsi="Times New Roman" w:cs="Times New Roman"/>
           <w:b/>
           <w:bCs/>
-          <w:sz w:val="28"/>
-          <w:szCs w:val="28"/>
+          <w:sz w:val="24"/>
+          <w:szCs w:val="24"/>
+        </w:rPr>
+      </w:pPr>
+      <w:r>
+        <w:rPr>
+          <w:rFonts w:ascii="Times New Roman" w:eastAsia="Times New Roman" w:hAnsi="Times New Roman" w:cs="Times New Roman"/>
+          <w:b/>
+          <w:bCs/>
+          <w:sz w:val="24"/>
+          <w:szCs w:val="24"/>
+        </w:rPr>
+        <w:t>1.1 – Teste de acesso via token</w:t>
+      </w:r>
+    </w:p>
+    <w:p>
+      <w:pPr>
+        <w:rPr>
+          <w:rFonts w:ascii="Times New Roman" w:eastAsia="Times New Roman" w:hAnsi="Times New Roman" w:cs="Times New Roman"/>
+          <w:sz w:val="24"/>
+          <w:szCs w:val="24"/>
         </w:rPr>
       </w:pPr>
       <w:r>
@@ -647,7 +666,82 @@
           <w:sz w:val="28"/>
           <w:szCs w:val="28"/>
         </w:rPr>
-        <w:t>1.1 – Teste de acesso via token</w:t>
+        <w:tab/>
+      </w:r>
+      <w:r>
+        <w:rPr>
+          <w:rFonts w:ascii="Times New Roman" w:eastAsia="Times New Roman" w:hAnsi="Times New Roman" w:cs="Times New Roman"/>
+          <w:sz w:val="24"/>
+          <w:szCs w:val="24"/>
+        </w:rPr>
+        <w:t>A. Inserção de e-mail</w:t>
+      </w:r>
+    </w:p>
+    <w:p>
+      <w:pPr>
+        <w:rPr>
+          <w:rFonts w:ascii="Times New Roman" w:eastAsia="Times New Roman" w:hAnsi="Times New Roman" w:cs="Times New Roman"/>
+          <w:sz w:val="24"/>
+          <w:szCs w:val="24"/>
+        </w:rPr>
+      </w:pPr>
+      <w:r>
+        <w:rPr>
+          <w:rFonts w:ascii="Times New Roman" w:eastAsia="Times New Roman" w:hAnsi="Times New Roman" w:cs="Times New Roman"/>
+          <w:sz w:val="24"/>
+          <w:szCs w:val="24"/>
+        </w:rPr>
+        <w:tab/>
+        <w:t>B. Clique no botão/link “gerar token”</w:t>
+      </w:r>
+    </w:p>
+    <w:p>
+      <w:pPr>
+        <w:rPr>
+          <w:rFonts w:ascii="Times New Roman" w:eastAsia="Times New Roman" w:hAnsi="Times New Roman" w:cs="Times New Roman"/>
+          <w:sz w:val="24"/>
+          <w:szCs w:val="24"/>
+        </w:rPr>
+      </w:pPr>
+      <w:r>
+        <w:rPr>
+          <w:rFonts w:ascii="Times New Roman" w:eastAsia="Times New Roman" w:hAnsi="Times New Roman" w:cs="Times New Roman"/>
+          <w:sz w:val="24"/>
+          <w:szCs w:val="24"/>
+        </w:rPr>
+        <w:tab/>
+        <w:t xml:space="preserve">C. Inserir token recebido por </w:t>
+      </w:r>
+      <w:proofErr w:type="spellStart"/>
+      <w:r>
+        <w:rPr>
+          <w:rFonts w:ascii="Times New Roman" w:eastAsia="Times New Roman" w:hAnsi="Times New Roman" w:cs="Times New Roman"/>
+          <w:sz w:val="24"/>
+          <w:szCs w:val="24"/>
+        </w:rPr>
+        <w:t>email</w:t>
+      </w:r>
+      <w:proofErr w:type="spellEnd"/>
+    </w:p>
+    <w:p>
+      <w:pPr>
+        <w:rPr>
+          <w:rFonts w:ascii="Times New Roman" w:eastAsia="Times New Roman" w:hAnsi="Times New Roman" w:cs="Times New Roman"/>
+          <w:b/>
+          <w:bCs/>
+          <w:sz w:val="24"/>
+          <w:szCs w:val="24"/>
+        </w:rPr>
+      </w:pPr>
+      <w:r>
+        <w:rPr>
+          <w:rFonts w:ascii="Times New Roman" w:eastAsia="Times New Roman" w:hAnsi="Times New Roman" w:cs="Times New Roman"/>
+          <w:b/>
+          <w:bCs/>
+          <w:sz w:val="24"/>
+          <w:szCs w:val="24"/>
+        </w:rPr>
+        <w:t>1.2 – Teste de bloqueio via validação de token</w:t>
       </w:r>
     </w:p>
     <w:p>
@@ -710,7 +804,25 @@
           <w:szCs w:val="24"/>
         </w:rPr>
         <w:tab/>
-        <w:t xml:space="preserve">C. Inserir token recebido por </w:t>
+        <w:t xml:space="preserve">C. Aguardar mais de 10 minutos </w:t>
+      </w:r>
+    </w:p>
+    <w:p>
+      <w:pPr>
+        <w:ind w:firstLine="708"/>
+        <w:rPr>
+          <w:rFonts w:ascii="Times New Roman" w:eastAsia="Times New Roman" w:hAnsi="Times New Roman" w:cs="Times New Roman"/>
+          <w:sz w:val="24"/>
+          <w:szCs w:val="24"/>
+        </w:rPr>
+      </w:pPr>
+      <w:r>
+        <w:rPr>
+          <w:rFonts w:ascii="Times New Roman" w:eastAsia="Times New Roman" w:hAnsi="Times New Roman" w:cs="Times New Roman"/>
+          <w:sz w:val="24"/>
+          <w:szCs w:val="24"/>
+        </w:rPr>
+        <w:t xml:space="preserve">D. Inserir token recebido por </w:t>
       </w:r>
       <w:proofErr w:type="spellStart"/>
       <w:r>
@@ -725,6 +837,106 @@
     </w:p>
     <w:p>
       <w:pPr>
+        <w:ind w:firstLine="708"/>
+        <w:rPr>
+          <w:rFonts w:ascii="Times New Roman" w:eastAsia="Times New Roman" w:hAnsi="Times New Roman" w:cs="Times New Roman"/>
+          <w:sz w:val="24"/>
+          <w:szCs w:val="24"/>
+        </w:rPr>
+      </w:pPr>
+    </w:p>
+    <w:p>
+      <w:pPr>
+        <w:ind w:firstLine="708"/>
+        <w:rPr>
+          <w:rFonts w:ascii="Times New Roman" w:eastAsia="Times New Roman" w:hAnsi="Times New Roman" w:cs="Times New Roman"/>
+          <w:sz w:val="24"/>
+          <w:szCs w:val="24"/>
+        </w:rPr>
+      </w:pPr>
+    </w:p>
+    <w:p>
+      <w:pPr>
+        <w:ind w:firstLine="708"/>
+        <w:rPr>
+          <w:rFonts w:ascii="Times New Roman" w:eastAsia="Times New Roman" w:hAnsi="Times New Roman" w:cs="Times New Roman"/>
+          <w:sz w:val="24"/>
+          <w:szCs w:val="24"/>
+        </w:rPr>
+      </w:pPr>
+    </w:p>
+    <w:p>
+      <w:pPr>
+        <w:ind w:firstLine="708"/>
+        <w:rPr>
+          <w:rFonts w:ascii="Times New Roman" w:eastAsia="Times New Roman" w:hAnsi="Times New Roman" w:cs="Times New Roman"/>
+          <w:sz w:val="24"/>
+          <w:szCs w:val="24"/>
+        </w:rPr>
+      </w:pPr>
+    </w:p>
+    <w:p>
+      <w:pPr>
+        <w:ind w:firstLine="708"/>
+        <w:rPr>
+          <w:rFonts w:ascii="Times New Roman" w:eastAsia="Times New Roman" w:hAnsi="Times New Roman" w:cs="Times New Roman"/>
+          <w:sz w:val="24"/>
+          <w:szCs w:val="24"/>
+        </w:rPr>
+      </w:pPr>
+    </w:p>
+    <w:p>
+      <w:pPr>
+        <w:ind w:firstLine="708"/>
+        <w:rPr>
+          <w:rFonts w:ascii="Times New Roman" w:eastAsia="Times New Roman" w:hAnsi="Times New Roman" w:cs="Times New Roman"/>
+          <w:sz w:val="24"/>
+          <w:szCs w:val="24"/>
+        </w:rPr>
+      </w:pPr>
+    </w:p>
+    <w:p>
+      <w:pPr>
+        <w:ind w:firstLine="708"/>
+        <w:rPr>
+          <w:rFonts w:ascii="Times New Roman" w:eastAsia="Times New Roman" w:hAnsi="Times New Roman" w:cs="Times New Roman"/>
+          <w:sz w:val="24"/>
+          <w:szCs w:val="24"/>
+        </w:rPr>
+      </w:pPr>
+    </w:p>
+    <w:p>
+      <w:pPr>
+        <w:ind w:firstLine="708"/>
+        <w:rPr>
+          <w:rFonts w:ascii="Times New Roman" w:eastAsia="Times New Roman" w:hAnsi="Times New Roman" w:cs="Times New Roman"/>
+          <w:sz w:val="24"/>
+          <w:szCs w:val="24"/>
+        </w:rPr>
+      </w:pPr>
+    </w:p>
+    <w:p>
+      <w:pPr>
+        <w:ind w:firstLine="708"/>
+        <w:rPr>
+          <w:rFonts w:ascii="Times New Roman" w:eastAsia="Times New Roman" w:hAnsi="Times New Roman" w:cs="Times New Roman"/>
+          <w:sz w:val="24"/>
+          <w:szCs w:val="24"/>
+        </w:rPr>
+      </w:pPr>
+    </w:p>
+    <w:p>
+      <w:pPr>
+        <w:jc w:val="both"/>
+        <w:rPr>
+          <w:rFonts w:ascii="Times New Roman" w:hAnsi="Times New Roman" w:cs="Times New Roman"/>
+          <w:b/>
+          <w:bCs/>
+          <w:sz w:val="28"/>
+          <w:szCs w:val="28"/>
+        </w:rPr>
+      </w:pPr>
+      <w:r>
         <w:rPr>
           <w:rFonts w:ascii="Times New Roman" w:eastAsia="Times New Roman" w:hAnsi="Times New Roman" w:cs="Times New Roman"/>
           <w:b/>
@@ -732,240 +944,8 @@
           <w:sz w:val="28"/>
           <w:szCs w:val="28"/>
         </w:rPr>
-      </w:pPr>
-      <w:r>
-        <w:rPr>
-          <w:rFonts w:ascii="Times New Roman" w:eastAsia="Times New Roman" w:hAnsi="Times New Roman" w:cs="Times New Roman"/>
-          <w:b/>
-          <w:bCs/>
-          <w:sz w:val="28"/>
-          <w:szCs w:val="28"/>
-        </w:rPr>
-        <w:t>1.2 – Teste de bloqueio via validação de token</w:t>
-      </w:r>
-    </w:p>
-    <w:p>
-      <w:pPr>
-        <w:rPr>
-          <w:rFonts w:ascii="Times New Roman" w:eastAsia="Times New Roman" w:hAnsi="Times New Roman" w:cs="Times New Roman"/>
-          <w:sz w:val="24"/>
-          <w:szCs w:val="24"/>
-        </w:rPr>
-      </w:pPr>
-      <w:r>
-        <w:rPr>
-          <w:rFonts w:ascii="Times New Roman" w:eastAsia="Times New Roman" w:hAnsi="Times New Roman" w:cs="Times New Roman"/>
-          <w:b/>
-          <w:bCs/>
-          <w:sz w:val="28"/>
-          <w:szCs w:val="28"/>
-        </w:rPr>
-        <w:tab/>
-      </w:r>
-      <w:r>
-        <w:rPr>
-          <w:rFonts w:ascii="Times New Roman" w:eastAsia="Times New Roman" w:hAnsi="Times New Roman" w:cs="Times New Roman"/>
-          <w:sz w:val="24"/>
-          <w:szCs w:val="24"/>
-        </w:rPr>
-        <w:t>A. Inserção de e-mail</w:t>
-      </w:r>
-    </w:p>
-    <w:p>
-      <w:pPr>
-        <w:rPr>
-          <w:rFonts w:ascii="Times New Roman" w:eastAsia="Times New Roman" w:hAnsi="Times New Roman" w:cs="Times New Roman"/>
-          <w:sz w:val="24"/>
-          <w:szCs w:val="24"/>
-        </w:rPr>
-      </w:pPr>
-      <w:r>
-        <w:rPr>
-          <w:rFonts w:ascii="Times New Roman" w:eastAsia="Times New Roman" w:hAnsi="Times New Roman" w:cs="Times New Roman"/>
-          <w:sz w:val="24"/>
-          <w:szCs w:val="24"/>
-        </w:rPr>
-        <w:tab/>
-        <w:t>B. Clique no botão/link “gerar token”</w:t>
-      </w:r>
-    </w:p>
-    <w:p>
-      <w:pPr>
-        <w:rPr>
-          <w:rFonts w:ascii="Times New Roman" w:eastAsia="Times New Roman" w:hAnsi="Times New Roman" w:cs="Times New Roman"/>
-          <w:sz w:val="24"/>
-          <w:szCs w:val="24"/>
-        </w:rPr>
-      </w:pPr>
-      <w:r>
-        <w:rPr>
-          <w:rFonts w:ascii="Times New Roman" w:eastAsia="Times New Roman" w:hAnsi="Times New Roman" w:cs="Times New Roman"/>
-          <w:sz w:val="24"/>
-          <w:szCs w:val="24"/>
-        </w:rPr>
-        <w:tab/>
-        <w:t xml:space="preserve">C. Aguardar mais de 10 minutos </w:t>
-      </w:r>
-    </w:p>
-    <w:p>
-      <w:pPr>
-        <w:ind w:firstLine="708"/>
-        <w:rPr>
-          <w:rFonts w:ascii="Times New Roman" w:eastAsia="Times New Roman" w:hAnsi="Times New Roman" w:cs="Times New Roman"/>
-          <w:sz w:val="24"/>
-          <w:szCs w:val="24"/>
-        </w:rPr>
-      </w:pPr>
-      <w:r>
-        <w:rPr>
-          <w:rFonts w:ascii="Times New Roman" w:eastAsia="Times New Roman" w:hAnsi="Times New Roman" w:cs="Times New Roman"/>
-          <w:sz w:val="24"/>
-          <w:szCs w:val="24"/>
-        </w:rPr>
-        <w:t xml:space="preserve">D. Inserir token recebido por </w:t>
-      </w:r>
-      <w:proofErr w:type="spellStart"/>
-      <w:r>
-        <w:rPr>
-          <w:rFonts w:ascii="Times New Roman" w:eastAsia="Times New Roman" w:hAnsi="Times New Roman" w:cs="Times New Roman"/>
-          <w:sz w:val="24"/>
-          <w:szCs w:val="24"/>
-        </w:rPr>
-        <w:t>email</w:t>
-      </w:r>
-      <w:proofErr w:type="spellEnd"/>
-    </w:p>
-    <w:p>
-      <w:pPr>
-        <w:ind w:firstLine="708"/>
-        <w:rPr>
-          <w:rFonts w:ascii="Times New Roman" w:eastAsia="Times New Roman" w:hAnsi="Times New Roman" w:cs="Times New Roman"/>
-          <w:sz w:val="24"/>
-          <w:szCs w:val="24"/>
-        </w:rPr>
-      </w:pPr>
-    </w:p>
-    <w:p>
-      <w:pPr>
-        <w:ind w:firstLine="708"/>
-        <w:rPr>
-          <w:rFonts w:ascii="Times New Roman" w:eastAsia="Times New Roman" w:hAnsi="Times New Roman" w:cs="Times New Roman"/>
-          <w:sz w:val="24"/>
-          <w:szCs w:val="24"/>
-        </w:rPr>
-      </w:pPr>
-    </w:p>
-    <w:p>
-      <w:pPr>
-        <w:ind w:firstLine="708"/>
-        <w:rPr>
-          <w:rFonts w:ascii="Times New Roman" w:eastAsia="Times New Roman" w:hAnsi="Times New Roman" w:cs="Times New Roman"/>
-          <w:sz w:val="24"/>
-          <w:szCs w:val="24"/>
-        </w:rPr>
-      </w:pPr>
-    </w:p>
-    <w:p>
-      <w:pPr>
-        <w:ind w:firstLine="708"/>
-        <w:rPr>
-          <w:rFonts w:ascii="Times New Roman" w:eastAsia="Times New Roman" w:hAnsi="Times New Roman" w:cs="Times New Roman"/>
-          <w:sz w:val="24"/>
-          <w:szCs w:val="24"/>
-        </w:rPr>
-      </w:pPr>
-    </w:p>
-    <w:p>
-      <w:pPr>
-        <w:ind w:firstLine="708"/>
-        <w:rPr>
-          <w:rFonts w:ascii="Times New Roman" w:eastAsia="Times New Roman" w:hAnsi="Times New Roman" w:cs="Times New Roman"/>
-          <w:sz w:val="24"/>
-          <w:szCs w:val="24"/>
-        </w:rPr>
-      </w:pPr>
-    </w:p>
-    <w:p>
-      <w:pPr>
-        <w:ind w:firstLine="708"/>
-        <w:rPr>
-          <w:rFonts w:ascii="Times New Roman" w:eastAsia="Times New Roman" w:hAnsi="Times New Roman" w:cs="Times New Roman"/>
-          <w:sz w:val="24"/>
-          <w:szCs w:val="24"/>
-        </w:rPr>
-      </w:pPr>
-    </w:p>
-    <w:p>
-      <w:pPr>
-        <w:ind w:firstLine="708"/>
-        <w:rPr>
-          <w:rFonts w:ascii="Times New Roman" w:eastAsia="Times New Roman" w:hAnsi="Times New Roman" w:cs="Times New Roman"/>
-          <w:sz w:val="24"/>
-          <w:szCs w:val="24"/>
-        </w:rPr>
-      </w:pPr>
-    </w:p>
-    <w:p>
-      <w:pPr>
-        <w:ind w:firstLine="708"/>
-        <w:rPr>
-          <w:rFonts w:ascii="Times New Roman" w:eastAsia="Times New Roman" w:hAnsi="Times New Roman" w:cs="Times New Roman"/>
-          <w:sz w:val="24"/>
-          <w:szCs w:val="24"/>
-        </w:rPr>
-      </w:pPr>
-    </w:p>
-    <w:p>
-      <w:pPr>
-        <w:ind w:firstLine="708"/>
-        <w:rPr>
-          <w:rFonts w:ascii="Times New Roman" w:eastAsia="Times New Roman" w:hAnsi="Times New Roman" w:cs="Times New Roman"/>
-          <w:sz w:val="24"/>
-          <w:szCs w:val="24"/>
-        </w:rPr>
-      </w:pPr>
-    </w:p>
-    <w:p>
-      <w:pPr>
-        <w:jc w:val="both"/>
-        <w:rPr>
-          <w:rFonts w:ascii="Times New Roman" w:hAnsi="Times New Roman" w:cs="Times New Roman"/>
-          <w:b/>
-          <w:bCs/>
-          <w:sz w:val="28"/>
-          <w:szCs w:val="28"/>
-        </w:rPr>
-      </w:pPr>
-      <w:r>
-        <w:rPr>
-          <w:rFonts w:ascii="Times New Roman" w:eastAsia="Times New Roman" w:hAnsi="Times New Roman" w:cs="Times New Roman"/>
-          <w:b/>
-          <w:bCs/>
-          <w:sz w:val="28"/>
-          <w:szCs w:val="28"/>
-        </w:rPr>
         <w:lastRenderedPageBreak/>
-        <w:t>2</w:t>
-      </w:r>
-      <w:r>
-        <w:rPr>
-          <w:rFonts w:ascii="Times New Roman" w:eastAsia="Times New Roman" w:hAnsi="Times New Roman" w:cs="Times New Roman"/>
-          <w:b/>
-          <w:bCs/>
-          <w:sz w:val="28"/>
-          <w:szCs w:val="28"/>
-        </w:rPr>
-        <w:t xml:space="preserve"> – Função de </w:t>
-      </w:r>
-      <w:r>
-        <w:rPr>
-          <w:rFonts w:ascii="Times New Roman" w:eastAsia="Times New Roman" w:hAnsi="Times New Roman" w:cs="Times New Roman"/>
-          <w:b/>
-          <w:bCs/>
-          <w:sz w:val="28"/>
-          <w:szCs w:val="28"/>
-        </w:rPr>
-        <w:t>Cadastro de Contabilidade</w:t>
+        <w:t>2 – Função de Cadastro de Contabilidade</w:t>
       </w:r>
     </w:p>
     <w:tbl>
@@ -977,15 +957,2816 @@
         <w:tblLook w:val="04A0" w:firstRow="1" w:lastRow="0" w:firstColumn="1" w:lastColumn="0" w:noHBand="0" w:noVBand="1"/>
       </w:tblPr>
       <w:tblGrid>
-        <w:gridCol w:w="2121"/>
-        <w:gridCol w:w="3544"/>
-        <w:gridCol w:w="2126"/>
-        <w:gridCol w:w="2839"/>
+        <w:gridCol w:w="2405"/>
+        <w:gridCol w:w="3827"/>
+        <w:gridCol w:w="1701"/>
+        <w:gridCol w:w="2697"/>
       </w:tblGrid>
       <w:tr>
         <w:tc>
           <w:tcPr>
-            <w:tcW w:w="2121" w:type="dxa"/>
+            <w:tcW w:w="2405" w:type="dxa"/>
+          </w:tcPr>
+          <w:p>
+            <w:pPr>
+              <w:jc w:val="center"/>
+              <w:rPr>
+                <w:rFonts w:ascii="Times New Roman" w:hAnsi="Times New Roman" w:cs="Times New Roman"/>
+                <w:b/>
+                <w:bCs/>
+                <w:sz w:val="24"/>
+                <w:szCs w:val="24"/>
+              </w:rPr>
+            </w:pPr>
+            <w:r>
+              <w:rPr>
+                <w:rFonts w:ascii="Times New Roman" w:hAnsi="Times New Roman" w:cs="Times New Roman"/>
+                <w:b/>
+                <w:bCs/>
+                <w:sz w:val="24"/>
+                <w:szCs w:val="24"/>
+              </w:rPr>
+              <w:t>Cenário</w:t>
+            </w:r>
+          </w:p>
+        </w:tc>
+        <w:tc>
+          <w:tcPr>
+            <w:tcW w:w="3827" w:type="dxa"/>
+          </w:tcPr>
+          <w:p>
+            <w:pPr>
+              <w:jc w:val="center"/>
+              <w:rPr>
+                <w:rFonts w:ascii="Times New Roman" w:hAnsi="Times New Roman" w:cs="Times New Roman"/>
+                <w:b/>
+                <w:bCs/>
+                <w:sz w:val="24"/>
+                <w:szCs w:val="24"/>
+              </w:rPr>
+            </w:pPr>
+            <w:r>
+              <w:rPr>
+                <w:rFonts w:ascii="Times New Roman" w:eastAsia="Times New Roman" w:hAnsi="Times New Roman" w:cs="Times New Roman"/>
+                <w:b/>
+                <w:bCs/>
+                <w:sz w:val="24"/>
+                <w:szCs w:val="24"/>
+              </w:rPr>
+              <w:t>Descrição</w:t>
+            </w:r>
+          </w:p>
+        </w:tc>
+        <w:tc>
+          <w:tcPr>
+            <w:tcW w:w="1701" w:type="dxa"/>
+          </w:tcPr>
+          <w:p>
+            <w:pPr>
+              <w:jc w:val="center"/>
+              <w:rPr>
+                <w:rFonts w:ascii="Times New Roman" w:hAnsi="Times New Roman" w:cs="Times New Roman"/>
+                <w:b/>
+                <w:bCs/>
+                <w:sz w:val="24"/>
+                <w:szCs w:val="24"/>
+              </w:rPr>
+            </w:pPr>
+            <w:r>
+              <w:rPr>
+                <w:rFonts w:ascii="Times New Roman" w:eastAsia="Times New Roman" w:hAnsi="Times New Roman" w:cs="Times New Roman"/>
+                <w:b/>
+                <w:bCs/>
+                <w:sz w:val="24"/>
+                <w:szCs w:val="24"/>
+              </w:rPr>
+              <w:t>Usuário</w:t>
+            </w:r>
+          </w:p>
+        </w:tc>
+        <w:tc>
+          <w:tcPr>
+            <w:tcW w:w="2697" w:type="dxa"/>
+          </w:tcPr>
+          <w:p>
+            <w:pPr>
+              <w:jc w:val="center"/>
+              <w:rPr>
+                <w:rFonts w:ascii="Times New Roman" w:hAnsi="Times New Roman" w:cs="Times New Roman"/>
+                <w:b/>
+                <w:bCs/>
+                <w:sz w:val="24"/>
+                <w:szCs w:val="24"/>
+              </w:rPr>
+            </w:pPr>
+            <w:r>
+              <w:rPr>
+                <w:rFonts w:ascii="Times New Roman" w:eastAsia="Times New Roman" w:hAnsi="Times New Roman" w:cs="Times New Roman"/>
+                <w:b/>
+                <w:bCs/>
+                <w:sz w:val="24"/>
+                <w:szCs w:val="24"/>
+              </w:rPr>
+              <w:t xml:space="preserve">Resultado </w:t>
+            </w:r>
+          </w:p>
+        </w:tc>
+      </w:tr>
+      <w:tr>
+        <w:tc>
+          <w:tcPr>
+            <w:tcW w:w="2405" w:type="dxa"/>
+            <w:vAlign w:val="center"/>
+          </w:tcPr>
+          <w:p>
+            <w:r>
+              <w:t xml:space="preserve">1 – </w:t>
+            </w:r>
+            <w:r>
+              <w:rPr>
+                <w:rFonts w:ascii="Arial" w:hAnsi="Arial" w:cs="Arial"/>
+              </w:rPr>
+              <w:t>Início do Processo</w:t>
+            </w:r>
+          </w:p>
+        </w:tc>
+        <w:tc>
+          <w:tcPr>
+            <w:tcW w:w="3827" w:type="dxa"/>
+            <w:vAlign w:val="center"/>
+          </w:tcPr>
+          <w:p>
+            <w:r>
+              <w:rPr>
+                <w:rFonts w:ascii="Arial" w:hAnsi="Arial" w:cs="Arial"/>
+              </w:rPr>
+              <w:t>Usuário inicia</w:t>
+            </w:r>
+            <w:r>
+              <w:t xml:space="preserve"> c</w:t>
+            </w:r>
+            <w:r>
+              <w:t>adastr</w:t>
+            </w:r>
+            <w:r>
+              <w:t>o dos</w:t>
+            </w:r>
+            <w:r>
+              <w:t xml:space="preserve"> dados da contabilidade</w:t>
+            </w:r>
+          </w:p>
+        </w:tc>
+        <w:tc>
+          <w:tcPr>
+            <w:tcW w:w="1701" w:type="dxa"/>
+            <w:vAlign w:val="center"/>
+          </w:tcPr>
+          <w:p>
+            <w:r>
+              <w:t>Contabilidade</w:t>
+            </w:r>
+          </w:p>
+        </w:tc>
+        <w:tc>
+          <w:tcPr>
+            <w:tcW w:w="2697" w:type="dxa"/>
+            <w:vAlign w:val="center"/>
+          </w:tcPr>
+          <w:p>
+            <w:r>
+              <w:rPr>
+                <w:rFonts w:ascii="Arial" w:hAnsi="Arial" w:cs="Arial"/>
+              </w:rPr>
+              <w:t>Processo iniciado com sucesso</w:t>
+            </w:r>
+          </w:p>
+        </w:tc>
+      </w:tr>
+      <w:tr>
+        <w:tc>
+          <w:tcPr>
+            <w:tcW w:w="2405" w:type="dxa"/>
+            <w:vAlign w:val="center"/>
+          </w:tcPr>
+          <w:p>
+            <w:r>
+              <w:rPr>
+                <w:rFonts w:ascii="Arial" w:hAnsi="Arial" w:cs="Arial"/>
+              </w:rPr>
+              <w:t>2 - Validação de Dados</w:t>
+            </w:r>
+          </w:p>
+        </w:tc>
+        <w:tc>
+          <w:tcPr>
+            <w:tcW w:w="3827" w:type="dxa"/>
+            <w:vAlign w:val="center"/>
+          </w:tcPr>
+          <w:p>
+            <w:r>
+              <w:rPr>
+                <w:rFonts w:ascii="Arial" w:hAnsi="Arial" w:cs="Arial"/>
+              </w:rPr>
+              <w:t>Sistema valida informações inseridas</w:t>
+            </w:r>
+          </w:p>
+        </w:tc>
+        <w:tc>
+          <w:tcPr>
+            <w:tcW w:w="1701" w:type="dxa"/>
+            <w:vAlign w:val="center"/>
+          </w:tcPr>
+          <w:p>
+            <w:r>
+              <w:rPr>
+                <w:rFonts w:ascii="Arial" w:hAnsi="Arial" w:cs="Arial"/>
+              </w:rPr>
+              <w:t>Sistema</w:t>
+            </w:r>
+          </w:p>
+        </w:tc>
+        <w:tc>
+          <w:tcPr>
+            <w:tcW w:w="2697" w:type="dxa"/>
+          </w:tcPr>
+          <w:p>
+            <w:r>
+              <w:rPr>
+                <w:rFonts w:ascii="Arial" w:hAnsi="Arial" w:cs="Arial"/>
+              </w:rPr>
+              <w:t>Dados validados corretamente</w:t>
+            </w:r>
+          </w:p>
+        </w:tc>
+      </w:tr>
+      <w:tr>
+        <w:tc>
+          <w:tcPr>
+            <w:tcW w:w="2405" w:type="dxa"/>
+          </w:tcPr>
+          <w:p>
+            <w:pPr>
+              <w:rPr>
+                <w:rFonts w:ascii="Arial" w:hAnsi="Arial" w:cs="Arial"/>
+              </w:rPr>
+            </w:pPr>
+            <w:r>
+              <w:rPr>
+                <w:rFonts w:ascii="Arial" w:hAnsi="Arial" w:cs="Arial"/>
+              </w:rPr>
+              <w:t xml:space="preserve">3 - </w:t>
+            </w:r>
+            <w:r>
+              <w:rPr>
+                <w:rFonts w:ascii="Arial" w:hAnsi="Arial" w:cs="Arial"/>
+              </w:rPr>
+              <w:t>Criação</w:t>
+            </w:r>
+          </w:p>
+        </w:tc>
+        <w:tc>
+          <w:tcPr>
+            <w:tcW w:w="3827" w:type="dxa"/>
+          </w:tcPr>
+          <w:p>
+            <w:pPr>
+              <w:rPr>
+                <w:rFonts w:ascii="Arial" w:hAnsi="Arial" w:cs="Arial"/>
+              </w:rPr>
+            </w:pPr>
+            <w:r>
+              <w:rPr>
+                <w:rFonts w:ascii="Arial" w:hAnsi="Arial" w:cs="Arial"/>
+              </w:rPr>
+              <w:t xml:space="preserve">Criação do registro do </w:t>
+            </w:r>
+            <w:proofErr w:type="spellStart"/>
+            <w:r>
+              <w:rPr>
+                <w:rFonts w:ascii="Arial" w:hAnsi="Arial" w:cs="Arial"/>
+              </w:rPr>
+              <w:t>Tenant</w:t>
+            </w:r>
+            <w:proofErr w:type="spellEnd"/>
+          </w:p>
+        </w:tc>
+        <w:tc>
+          <w:tcPr>
+            <w:tcW w:w="1701" w:type="dxa"/>
+          </w:tcPr>
+          <w:p>
+            <w:pPr>
+              <w:rPr>
+                <w:rFonts w:ascii="Arial" w:hAnsi="Arial" w:cs="Arial"/>
+              </w:rPr>
+            </w:pPr>
+            <w:r>
+              <w:rPr>
+                <w:rFonts w:ascii="Arial" w:hAnsi="Arial" w:cs="Arial"/>
+              </w:rPr>
+              <w:t>Sistema</w:t>
+            </w:r>
+          </w:p>
+        </w:tc>
+        <w:tc>
+          <w:tcPr>
+            <w:tcW w:w="2697" w:type="dxa"/>
+          </w:tcPr>
+          <w:p>
+            <w:pPr>
+              <w:rPr>
+                <w:rFonts w:ascii="Arial" w:hAnsi="Arial" w:cs="Arial"/>
+              </w:rPr>
+            </w:pPr>
+            <w:r>
+              <w:rPr>
+                <w:rFonts w:ascii="Arial" w:hAnsi="Arial" w:cs="Arial"/>
+              </w:rPr>
+              <w:t>Salvar registro em banco</w:t>
+            </w:r>
+          </w:p>
+        </w:tc>
+      </w:tr>
+      <w:tr>
+        <w:tc>
+          <w:tcPr>
+            <w:tcW w:w="2405" w:type="dxa"/>
+          </w:tcPr>
+          <w:p>
+            <w:pPr>
+              <w:rPr>
+                <w:rFonts w:ascii="Arial" w:hAnsi="Arial" w:cs="Arial"/>
+              </w:rPr>
+            </w:pPr>
+            <w:r>
+              <w:rPr>
+                <w:rFonts w:ascii="Arial" w:hAnsi="Arial" w:cs="Arial"/>
+              </w:rPr>
+              <w:t xml:space="preserve">4 </w:t>
+            </w:r>
+            <w:r>
+              <w:rPr>
+                <w:rFonts w:ascii="Arial" w:hAnsi="Arial" w:cs="Arial"/>
+              </w:rPr>
+              <w:t>–</w:t>
+            </w:r>
+            <w:r>
+              <w:rPr>
+                <w:rFonts w:ascii="Arial" w:hAnsi="Arial" w:cs="Arial"/>
+              </w:rPr>
+              <w:t xml:space="preserve"> </w:t>
+            </w:r>
+            <w:r>
+              <w:rPr>
+                <w:rFonts w:ascii="Arial" w:hAnsi="Arial" w:cs="Arial"/>
+              </w:rPr>
+              <w:t>Envio dados acesso</w:t>
+            </w:r>
+          </w:p>
+        </w:tc>
+        <w:tc>
+          <w:tcPr>
+            <w:tcW w:w="3827" w:type="dxa"/>
+          </w:tcPr>
+          <w:p>
+            <w:pPr>
+              <w:rPr>
+                <w:rFonts w:ascii="Arial" w:hAnsi="Arial" w:cs="Arial"/>
+              </w:rPr>
+            </w:pPr>
+            <w:r>
+              <w:rPr>
+                <w:rFonts w:ascii="Arial" w:hAnsi="Arial" w:cs="Arial"/>
+              </w:rPr>
+              <w:t>Envio de dados de acesso</w:t>
+            </w:r>
+          </w:p>
+        </w:tc>
+        <w:tc>
+          <w:tcPr>
+            <w:tcW w:w="1701" w:type="dxa"/>
+          </w:tcPr>
+          <w:p>
+            <w:pPr>
+              <w:rPr>
+                <w:rFonts w:ascii="Arial" w:hAnsi="Arial" w:cs="Arial"/>
+              </w:rPr>
+            </w:pPr>
+            <w:r>
+              <w:rPr>
+                <w:rFonts w:ascii="Arial" w:hAnsi="Arial" w:cs="Arial"/>
+              </w:rPr>
+              <w:t>Sistema</w:t>
+            </w:r>
+          </w:p>
+        </w:tc>
+        <w:tc>
+          <w:tcPr>
+            <w:tcW w:w="2697" w:type="dxa"/>
+          </w:tcPr>
+          <w:p>
+            <w:pPr>
+              <w:rPr>
+                <w:rFonts w:ascii="Arial" w:hAnsi="Arial" w:cs="Arial"/>
+              </w:rPr>
+            </w:pPr>
+            <w:r>
+              <w:rPr>
+                <w:rFonts w:ascii="Arial" w:hAnsi="Arial" w:cs="Arial"/>
+              </w:rPr>
+              <w:t>Email?</w:t>
+            </w:r>
+          </w:p>
+        </w:tc>
+      </w:tr>
+      <w:tr>
+        <w:tc>
+          <w:tcPr>
+            <w:tcW w:w="2405" w:type="dxa"/>
+          </w:tcPr>
+          <w:p>
+            <w:pPr>
+              <w:rPr>
+                <w:rFonts w:ascii="Arial" w:hAnsi="Arial" w:cs="Arial"/>
+              </w:rPr>
+            </w:pPr>
+            <w:r>
+              <w:rPr>
+                <w:rFonts w:ascii="Arial" w:hAnsi="Arial" w:cs="Arial"/>
+              </w:rPr>
+              <w:t>5 – Mensagem</w:t>
+            </w:r>
+          </w:p>
+        </w:tc>
+        <w:tc>
+          <w:tcPr>
+            <w:tcW w:w="3827" w:type="dxa"/>
+          </w:tcPr>
+          <w:p>
+            <w:pPr>
+              <w:rPr>
+                <w:rFonts w:ascii="Arial" w:hAnsi="Arial" w:cs="Arial"/>
+              </w:rPr>
+            </w:pPr>
+            <w:r>
+              <w:rPr>
+                <w:rFonts w:ascii="Arial" w:hAnsi="Arial" w:cs="Arial"/>
+              </w:rPr>
+              <w:t>Mostrar mensagem de salvo</w:t>
+            </w:r>
+          </w:p>
+        </w:tc>
+        <w:tc>
+          <w:tcPr>
+            <w:tcW w:w="1701" w:type="dxa"/>
+          </w:tcPr>
+          <w:p>
+            <w:pPr>
+              <w:rPr>
+                <w:rFonts w:ascii="Arial" w:hAnsi="Arial" w:cs="Arial"/>
+              </w:rPr>
+            </w:pPr>
+            <w:r>
+              <w:rPr>
+                <w:rFonts w:ascii="Arial" w:hAnsi="Arial" w:cs="Arial"/>
+              </w:rPr>
+              <w:t>Sistema</w:t>
+            </w:r>
+          </w:p>
+        </w:tc>
+        <w:tc>
+          <w:tcPr>
+            <w:tcW w:w="2697" w:type="dxa"/>
+          </w:tcPr>
+          <w:p>
+            <w:pPr>
+              <w:rPr>
+                <w:rFonts w:ascii="Arial" w:hAnsi="Arial" w:cs="Arial"/>
+              </w:rPr>
+            </w:pPr>
+            <w:r>
+              <w:rPr>
+                <w:rFonts w:ascii="Arial" w:hAnsi="Arial" w:cs="Arial"/>
+              </w:rPr>
+              <w:t>Mensagem em tela</w:t>
+            </w:r>
+          </w:p>
+        </w:tc>
+      </w:tr>
+    </w:tbl>
+    <w:p/>
+    <w:p>
+      <w:pPr>
+        <w:rPr>
+          <w:rFonts w:ascii="Times New Roman" w:eastAsia="Times New Roman" w:hAnsi="Times New Roman" w:cs="Times New Roman"/>
+          <w:b/>
+          <w:bCs/>
+          <w:sz w:val="24"/>
+          <w:szCs w:val="24"/>
+        </w:rPr>
+      </w:pPr>
+      <w:r>
+        <w:rPr>
+          <w:rFonts w:ascii="Times New Roman" w:eastAsia="Times New Roman" w:hAnsi="Times New Roman" w:cs="Times New Roman"/>
+          <w:b/>
+          <w:bCs/>
+          <w:sz w:val="24"/>
+          <w:szCs w:val="24"/>
+        </w:rPr>
+        <w:t>2</w:t>
+      </w:r>
+      <w:r>
+        <w:rPr>
+          <w:rFonts w:ascii="Times New Roman" w:eastAsia="Times New Roman" w:hAnsi="Times New Roman" w:cs="Times New Roman"/>
+          <w:b/>
+          <w:bCs/>
+          <w:sz w:val="24"/>
+          <w:szCs w:val="24"/>
+        </w:rPr>
+        <w:t xml:space="preserve">.1 – </w:t>
+      </w:r>
+      <w:r>
+        <w:rPr>
+          <w:rFonts w:ascii="Times New Roman" w:eastAsia="Times New Roman" w:hAnsi="Times New Roman" w:cs="Times New Roman"/>
+          <w:b/>
+          <w:bCs/>
+          <w:sz w:val="24"/>
+          <w:szCs w:val="24"/>
+        </w:rPr>
+        <w:t xml:space="preserve">Teste </w:t>
+      </w:r>
+      <w:r>
+        <w:rPr>
+          <w:rFonts w:ascii="Times New Roman" w:eastAsia="Times New Roman" w:hAnsi="Times New Roman" w:cs="Times New Roman"/>
+          <w:b/>
+          <w:bCs/>
+          <w:sz w:val="24"/>
+          <w:szCs w:val="24"/>
+        </w:rPr>
+        <w:t>Cadastro de Contabilidade</w:t>
+      </w:r>
+    </w:p>
+    <w:p>
+      <w:pPr>
+        <w:rPr>
+          <w:rFonts w:ascii="Times New Roman" w:eastAsia="Times New Roman" w:hAnsi="Times New Roman" w:cs="Times New Roman"/>
+          <w:sz w:val="24"/>
+          <w:szCs w:val="24"/>
+        </w:rPr>
+      </w:pPr>
+      <w:r>
+        <w:rPr>
+          <w:rFonts w:ascii="Times New Roman" w:eastAsia="Times New Roman" w:hAnsi="Times New Roman" w:cs="Times New Roman"/>
+          <w:sz w:val="24"/>
+          <w:szCs w:val="24"/>
+        </w:rPr>
+        <w:tab/>
+      </w:r>
+      <w:r>
+        <w:rPr>
+          <w:rFonts w:ascii="Times New Roman" w:eastAsia="Times New Roman" w:hAnsi="Times New Roman" w:cs="Times New Roman"/>
+          <w:sz w:val="24"/>
+          <w:szCs w:val="24"/>
+        </w:rPr>
+        <w:t xml:space="preserve">A. </w:t>
+      </w:r>
+      <w:r>
+        <w:rPr>
+          <w:rFonts w:ascii="Times New Roman" w:eastAsia="Times New Roman" w:hAnsi="Times New Roman" w:cs="Times New Roman"/>
+          <w:sz w:val="24"/>
+          <w:szCs w:val="24"/>
+        </w:rPr>
+        <w:t>Acesso ao sistema</w:t>
+      </w:r>
+      <w:r>
+        <w:rPr>
+          <w:rFonts w:ascii="Times New Roman" w:eastAsia="Times New Roman" w:hAnsi="Times New Roman" w:cs="Times New Roman"/>
+          <w:sz w:val="24"/>
+          <w:szCs w:val="24"/>
+        </w:rPr>
+        <w:t xml:space="preserve"> </w:t>
+      </w:r>
+    </w:p>
+    <w:p>
+      <w:pPr>
+        <w:ind w:firstLine="708"/>
+        <w:rPr>
+          <w:rFonts w:ascii="Times New Roman" w:eastAsia="Times New Roman" w:hAnsi="Times New Roman" w:cs="Times New Roman"/>
+          <w:sz w:val="24"/>
+          <w:szCs w:val="24"/>
+        </w:rPr>
+      </w:pPr>
+      <w:r>
+        <w:rPr>
+          <w:rFonts w:ascii="Times New Roman" w:eastAsia="Times New Roman" w:hAnsi="Times New Roman" w:cs="Times New Roman"/>
+          <w:sz w:val="24"/>
+          <w:szCs w:val="24"/>
+        </w:rPr>
+        <w:t xml:space="preserve">B. </w:t>
+      </w:r>
+      <w:r>
+        <w:rPr>
+          <w:rFonts w:ascii="Times New Roman" w:eastAsia="Times New Roman" w:hAnsi="Times New Roman" w:cs="Times New Roman"/>
+          <w:sz w:val="24"/>
+          <w:szCs w:val="24"/>
+        </w:rPr>
+        <w:t>Preencher os dados da contabilidade</w:t>
+      </w:r>
+    </w:p>
+    <w:p>
+      <w:pPr>
+        <w:rPr>
+          <w:rFonts w:ascii="Times New Roman" w:eastAsia="Times New Roman" w:hAnsi="Times New Roman" w:cs="Times New Roman"/>
+          <w:sz w:val="24"/>
+          <w:szCs w:val="24"/>
+        </w:rPr>
+      </w:pPr>
+      <w:r>
+        <w:rPr>
+          <w:rFonts w:ascii="Times New Roman" w:eastAsia="Times New Roman" w:hAnsi="Times New Roman" w:cs="Times New Roman"/>
+          <w:sz w:val="24"/>
+          <w:szCs w:val="24"/>
+        </w:rPr>
+        <w:tab/>
+      </w:r>
+      <w:r>
+        <w:rPr>
+          <w:rFonts w:ascii="Times New Roman" w:eastAsia="Times New Roman" w:hAnsi="Times New Roman" w:cs="Times New Roman"/>
+          <w:sz w:val="24"/>
+          <w:szCs w:val="24"/>
+        </w:rPr>
+        <w:t>C</w:t>
+      </w:r>
+      <w:r>
+        <w:rPr>
+          <w:rFonts w:ascii="Times New Roman" w:eastAsia="Times New Roman" w:hAnsi="Times New Roman" w:cs="Times New Roman"/>
+          <w:sz w:val="24"/>
+          <w:szCs w:val="24"/>
+        </w:rPr>
+        <w:t>. Clique no botão “Salvar”</w:t>
+      </w:r>
+    </w:p>
+    <w:p>
+      <w:pPr>
+        <w:rPr>
+          <w:rFonts w:ascii="Times New Roman" w:eastAsia="Times New Roman" w:hAnsi="Times New Roman" w:cs="Times New Roman"/>
+          <w:sz w:val="24"/>
+          <w:szCs w:val="24"/>
+        </w:rPr>
+      </w:pPr>
+      <w:r>
+        <w:rPr>
+          <w:rFonts w:ascii="Times New Roman" w:eastAsia="Times New Roman" w:hAnsi="Times New Roman" w:cs="Times New Roman"/>
+          <w:sz w:val="24"/>
+          <w:szCs w:val="24"/>
+        </w:rPr>
+        <w:tab/>
+      </w:r>
+      <w:r>
+        <w:rPr>
+          <w:rFonts w:ascii="Times New Roman" w:eastAsia="Times New Roman" w:hAnsi="Times New Roman" w:cs="Times New Roman"/>
+          <w:sz w:val="24"/>
+          <w:szCs w:val="24"/>
+        </w:rPr>
+        <w:t>D</w:t>
+      </w:r>
+      <w:r>
+        <w:rPr>
+          <w:rFonts w:ascii="Times New Roman" w:eastAsia="Times New Roman" w:hAnsi="Times New Roman" w:cs="Times New Roman"/>
+          <w:sz w:val="24"/>
+          <w:szCs w:val="24"/>
+        </w:rPr>
+        <w:t>.</w:t>
+      </w:r>
+      <w:r>
+        <w:rPr>
+          <w:rFonts w:ascii="Times New Roman" w:eastAsia="Times New Roman" w:hAnsi="Times New Roman" w:cs="Times New Roman"/>
+          <w:sz w:val="24"/>
+          <w:szCs w:val="24"/>
+        </w:rPr>
+        <w:t xml:space="preserve"> Criação do </w:t>
+      </w:r>
+      <w:proofErr w:type="spellStart"/>
+      <w:r>
+        <w:rPr>
+          <w:rFonts w:ascii="Times New Roman" w:eastAsia="Times New Roman" w:hAnsi="Times New Roman" w:cs="Times New Roman"/>
+          <w:sz w:val="24"/>
+          <w:szCs w:val="24"/>
+        </w:rPr>
+        <w:t>Tenant</w:t>
+      </w:r>
+      <w:proofErr w:type="spellEnd"/>
+      <w:r>
+        <w:rPr>
+          <w:rFonts w:ascii="Times New Roman" w:eastAsia="Times New Roman" w:hAnsi="Times New Roman" w:cs="Times New Roman"/>
+          <w:sz w:val="24"/>
+          <w:szCs w:val="24"/>
+        </w:rPr>
+        <w:t xml:space="preserve"> da Contabilidade</w:t>
+      </w:r>
+    </w:p>
+    <w:p>
+      <w:pPr>
+        <w:ind w:firstLine="708"/>
+        <w:rPr>
+          <w:rFonts w:ascii="Times New Roman" w:eastAsia="Times New Roman" w:hAnsi="Times New Roman" w:cs="Times New Roman"/>
+          <w:sz w:val="24"/>
+          <w:szCs w:val="24"/>
+        </w:rPr>
+      </w:pPr>
+      <w:r>
+        <w:rPr>
+          <w:rFonts w:ascii="Times New Roman" w:eastAsia="Times New Roman" w:hAnsi="Times New Roman" w:cs="Times New Roman"/>
+          <w:sz w:val="24"/>
+          <w:szCs w:val="24"/>
+        </w:rPr>
+        <w:t>E</w:t>
+      </w:r>
+      <w:r>
+        <w:rPr>
+          <w:rFonts w:ascii="Times New Roman" w:eastAsia="Times New Roman" w:hAnsi="Times New Roman" w:cs="Times New Roman"/>
+          <w:sz w:val="24"/>
+          <w:szCs w:val="24"/>
+        </w:rPr>
+        <w:t>. Enviar dados de acesso para a Contabilidade</w:t>
+      </w:r>
+    </w:p>
+    <w:p>
+      <w:pPr>
+        <w:ind w:firstLine="708"/>
+        <w:rPr>
+          <w:rFonts w:ascii="Times New Roman" w:eastAsia="Times New Roman" w:hAnsi="Times New Roman" w:cs="Times New Roman"/>
+          <w:sz w:val="24"/>
+          <w:szCs w:val="24"/>
+        </w:rPr>
+      </w:pPr>
+      <w:r>
+        <w:rPr>
+          <w:rFonts w:ascii="Times New Roman" w:eastAsia="Times New Roman" w:hAnsi="Times New Roman" w:cs="Times New Roman"/>
+          <w:sz w:val="24"/>
+          <w:szCs w:val="24"/>
+        </w:rPr>
+        <w:t>F</w:t>
+      </w:r>
+      <w:r>
+        <w:rPr>
+          <w:rFonts w:ascii="Times New Roman" w:eastAsia="Times New Roman" w:hAnsi="Times New Roman" w:cs="Times New Roman"/>
+          <w:sz w:val="24"/>
+          <w:szCs w:val="24"/>
+        </w:rPr>
+        <w:t>. Mensagem de Contabilidade criada com sucesso.</w:t>
+      </w:r>
+    </w:p>
+    <w:p>
+      <w:pPr>
+        <w:ind w:firstLine="708"/>
+        <w:rPr>
+          <w:rFonts w:ascii="Times New Roman" w:eastAsia="Times New Roman" w:hAnsi="Times New Roman" w:cs="Times New Roman"/>
+          <w:sz w:val="24"/>
+          <w:szCs w:val="24"/>
+        </w:rPr>
+      </w:pPr>
+    </w:p>
+    <w:p>
+      <w:pPr>
+        <w:ind w:firstLine="708"/>
+        <w:rPr>
+          <w:rFonts w:ascii="Times New Roman" w:eastAsia="Times New Roman" w:hAnsi="Times New Roman" w:cs="Times New Roman"/>
+          <w:sz w:val="24"/>
+          <w:szCs w:val="24"/>
+        </w:rPr>
+      </w:pPr>
+    </w:p>
+    <w:p>
+      <w:pPr>
+        <w:rPr>
+          <w:rFonts w:ascii="Times New Roman" w:eastAsia="Times New Roman" w:hAnsi="Times New Roman" w:cs="Times New Roman"/>
+          <w:b/>
+          <w:bCs/>
+          <w:sz w:val="28"/>
+          <w:szCs w:val="28"/>
+        </w:rPr>
+      </w:pPr>
+    </w:p>
+    <w:p>
+      <w:pPr>
+        <w:rPr>
+          <w:rFonts w:ascii="Times New Roman" w:eastAsia="Times New Roman" w:hAnsi="Times New Roman" w:cs="Times New Roman"/>
+          <w:b/>
+          <w:bCs/>
+          <w:sz w:val="28"/>
+          <w:szCs w:val="28"/>
+        </w:rPr>
+      </w:pPr>
+    </w:p>
+    <w:p>
+      <w:pPr>
+        <w:rPr>
+          <w:rFonts w:ascii="Times New Roman" w:eastAsia="Times New Roman" w:hAnsi="Times New Roman" w:cs="Times New Roman"/>
+          <w:b/>
+          <w:bCs/>
+          <w:sz w:val="28"/>
+          <w:szCs w:val="28"/>
+        </w:rPr>
+      </w:pPr>
+    </w:p>
+    <w:p>
+      <w:pPr>
+        <w:rPr>
+          <w:rFonts w:ascii="Times New Roman" w:eastAsia="Times New Roman" w:hAnsi="Times New Roman" w:cs="Times New Roman"/>
+          <w:b/>
+          <w:bCs/>
+          <w:sz w:val="28"/>
+          <w:szCs w:val="28"/>
+        </w:rPr>
+      </w:pPr>
+    </w:p>
+    <w:p>
+      <w:pPr>
+        <w:rPr>
+          <w:rFonts w:ascii="Times New Roman" w:eastAsia="Times New Roman" w:hAnsi="Times New Roman" w:cs="Times New Roman"/>
+          <w:b/>
+          <w:bCs/>
+          <w:sz w:val="28"/>
+          <w:szCs w:val="28"/>
+        </w:rPr>
+      </w:pPr>
+    </w:p>
+    <w:p>
+      <w:pPr>
+        <w:rPr>
+          <w:rFonts w:ascii="Times New Roman" w:eastAsia="Times New Roman" w:hAnsi="Times New Roman" w:cs="Times New Roman"/>
+          <w:b/>
+          <w:bCs/>
+          <w:sz w:val="28"/>
+          <w:szCs w:val="28"/>
+        </w:rPr>
+      </w:pPr>
+    </w:p>
+    <w:p>
+      <w:pPr>
+        <w:rPr>
+          <w:rFonts w:ascii="Times New Roman" w:eastAsia="Times New Roman" w:hAnsi="Times New Roman" w:cs="Times New Roman"/>
+          <w:b/>
+          <w:bCs/>
+          <w:sz w:val="28"/>
+          <w:szCs w:val="28"/>
+        </w:rPr>
+      </w:pPr>
+    </w:p>
+    <w:p>
+      <w:pPr>
+        <w:rPr>
+          <w:rFonts w:ascii="Times New Roman" w:eastAsia="Times New Roman" w:hAnsi="Times New Roman" w:cs="Times New Roman"/>
+          <w:b/>
+          <w:bCs/>
+          <w:sz w:val="28"/>
+          <w:szCs w:val="28"/>
+        </w:rPr>
+      </w:pPr>
+    </w:p>
+    <w:p>
+      <w:pPr>
+        <w:rPr>
+          <w:rFonts w:ascii="Times New Roman" w:eastAsia="Times New Roman" w:hAnsi="Times New Roman" w:cs="Times New Roman"/>
+          <w:b/>
+          <w:bCs/>
+          <w:sz w:val="28"/>
+          <w:szCs w:val="28"/>
+        </w:rPr>
+      </w:pPr>
+    </w:p>
+    <w:p>
+      <w:pPr>
+        <w:rPr>
+          <w:rFonts w:ascii="Times New Roman" w:eastAsia="Times New Roman" w:hAnsi="Times New Roman" w:cs="Times New Roman"/>
+          <w:b/>
+          <w:bCs/>
+          <w:sz w:val="28"/>
+          <w:szCs w:val="28"/>
+        </w:rPr>
+      </w:pPr>
+    </w:p>
+    <w:p>
+      <w:pPr>
+        <w:jc w:val="both"/>
+        <w:rPr>
+          <w:rFonts w:ascii="Times New Roman" w:hAnsi="Times New Roman" w:cs="Times New Roman"/>
+          <w:b/>
+          <w:bCs/>
+          <w:sz w:val="28"/>
+          <w:szCs w:val="28"/>
+        </w:rPr>
+      </w:pPr>
+      <w:r>
+        <w:rPr>
+          <w:rFonts w:ascii="Times New Roman" w:eastAsia="Times New Roman" w:hAnsi="Times New Roman" w:cs="Times New Roman"/>
+          <w:b/>
+          <w:bCs/>
+          <w:sz w:val="28"/>
+          <w:szCs w:val="28"/>
+        </w:rPr>
+        <w:lastRenderedPageBreak/>
+        <w:t>3</w:t>
+      </w:r>
+      <w:r>
+        <w:rPr>
+          <w:rFonts w:ascii="Times New Roman" w:eastAsia="Times New Roman" w:hAnsi="Times New Roman" w:cs="Times New Roman"/>
+          <w:b/>
+          <w:bCs/>
+          <w:sz w:val="28"/>
+          <w:szCs w:val="28"/>
+        </w:rPr>
+        <w:t xml:space="preserve"> – Função de Cadastro de Cliente</w:t>
+      </w:r>
+    </w:p>
+    <w:tbl>
+      <w:tblPr>
+        <w:tblStyle w:val="Tabelacomgrade"/>
+        <w:tblW w:w="10630" w:type="dxa"/>
+        <w:tblInd w:w="-992" w:type="dxa"/>
+        <w:tblLayout w:type="fixed"/>
+        <w:tblLook w:val="04A0" w:firstRow="1" w:lastRow="0" w:firstColumn="1" w:lastColumn="0" w:noHBand="0" w:noVBand="1"/>
+      </w:tblPr>
+      <w:tblGrid>
+        <w:gridCol w:w="2405"/>
+        <w:gridCol w:w="3827"/>
+        <w:gridCol w:w="1701"/>
+        <w:gridCol w:w="2697"/>
+      </w:tblGrid>
+      <w:tr>
+        <w:tc>
+          <w:tcPr>
+            <w:tcW w:w="2405" w:type="dxa"/>
+          </w:tcPr>
+          <w:p>
+            <w:pPr>
+              <w:jc w:val="center"/>
+              <w:rPr>
+                <w:rFonts w:ascii="Times New Roman" w:hAnsi="Times New Roman" w:cs="Times New Roman"/>
+                <w:b/>
+                <w:bCs/>
+                <w:sz w:val="24"/>
+                <w:szCs w:val="24"/>
+              </w:rPr>
+            </w:pPr>
+            <w:r>
+              <w:rPr>
+                <w:rFonts w:ascii="Times New Roman" w:hAnsi="Times New Roman" w:cs="Times New Roman"/>
+                <w:b/>
+                <w:bCs/>
+                <w:sz w:val="24"/>
+                <w:szCs w:val="24"/>
+              </w:rPr>
+              <w:t>Cenário</w:t>
+            </w:r>
+          </w:p>
+        </w:tc>
+        <w:tc>
+          <w:tcPr>
+            <w:tcW w:w="3827" w:type="dxa"/>
+          </w:tcPr>
+          <w:p>
+            <w:pPr>
+              <w:jc w:val="center"/>
+              <w:rPr>
+                <w:rFonts w:ascii="Times New Roman" w:hAnsi="Times New Roman" w:cs="Times New Roman"/>
+                <w:b/>
+                <w:bCs/>
+                <w:sz w:val="24"/>
+                <w:szCs w:val="24"/>
+              </w:rPr>
+            </w:pPr>
+            <w:r>
+              <w:rPr>
+                <w:rFonts w:ascii="Times New Roman" w:eastAsia="Times New Roman" w:hAnsi="Times New Roman" w:cs="Times New Roman"/>
+                <w:b/>
+                <w:bCs/>
+                <w:sz w:val="24"/>
+                <w:szCs w:val="24"/>
+              </w:rPr>
+              <w:t>Descrição</w:t>
+            </w:r>
+          </w:p>
+        </w:tc>
+        <w:tc>
+          <w:tcPr>
+            <w:tcW w:w="1701" w:type="dxa"/>
+          </w:tcPr>
+          <w:p>
+            <w:pPr>
+              <w:jc w:val="center"/>
+              <w:rPr>
+                <w:rFonts w:ascii="Times New Roman" w:hAnsi="Times New Roman" w:cs="Times New Roman"/>
+                <w:b/>
+                <w:bCs/>
+                <w:sz w:val="24"/>
+                <w:szCs w:val="24"/>
+              </w:rPr>
+            </w:pPr>
+            <w:r>
+              <w:rPr>
+                <w:rFonts w:ascii="Times New Roman" w:eastAsia="Times New Roman" w:hAnsi="Times New Roman" w:cs="Times New Roman"/>
+                <w:b/>
+                <w:bCs/>
+                <w:sz w:val="24"/>
+                <w:szCs w:val="24"/>
+              </w:rPr>
+              <w:t>Usuário</w:t>
+            </w:r>
+          </w:p>
+        </w:tc>
+        <w:tc>
+          <w:tcPr>
+            <w:tcW w:w="2697" w:type="dxa"/>
+          </w:tcPr>
+          <w:p>
+            <w:pPr>
+              <w:jc w:val="center"/>
+              <w:rPr>
+                <w:rFonts w:ascii="Times New Roman" w:hAnsi="Times New Roman" w:cs="Times New Roman"/>
+                <w:b/>
+                <w:bCs/>
+                <w:sz w:val="24"/>
+                <w:szCs w:val="24"/>
+              </w:rPr>
+            </w:pPr>
+            <w:r>
+              <w:rPr>
+                <w:rFonts w:ascii="Times New Roman" w:eastAsia="Times New Roman" w:hAnsi="Times New Roman" w:cs="Times New Roman"/>
+                <w:b/>
+                <w:bCs/>
+                <w:sz w:val="24"/>
+                <w:szCs w:val="24"/>
+              </w:rPr>
+              <w:t xml:space="preserve">Resultado </w:t>
+            </w:r>
+          </w:p>
+        </w:tc>
+      </w:tr>
+      <w:tr>
+        <w:tc>
+          <w:tcPr>
+            <w:tcW w:w="2405" w:type="dxa"/>
+          </w:tcPr>
+          <w:p>
+            <w:pPr>
+              <w:rPr>
+                <w:rFonts w:ascii="Arial" w:hAnsi="Arial" w:cs="Arial"/>
+              </w:rPr>
+            </w:pPr>
+            <w:r>
+              <w:rPr>
+                <w:rFonts w:ascii="Arial" w:hAnsi="Arial" w:cs="Arial"/>
+                <w:color w:val="000000"/>
+              </w:rPr>
+              <w:t>1 - Acesso ao Sistema</w:t>
+            </w:r>
+          </w:p>
+        </w:tc>
+        <w:tc>
+          <w:tcPr>
+            <w:tcW w:w="3827" w:type="dxa"/>
+          </w:tcPr>
+          <w:p>
+            <w:pPr>
+              <w:rPr>
+                <w:rFonts w:ascii="Arial" w:hAnsi="Arial" w:cs="Arial"/>
+              </w:rPr>
+            </w:pPr>
+            <w:r>
+              <w:rPr>
+                <w:rFonts w:ascii="Arial" w:hAnsi="Arial" w:cs="Arial"/>
+                <w:color w:val="000000"/>
+              </w:rPr>
+              <w:t>Usuário realiza acesso ao sistema</w:t>
+            </w:r>
+          </w:p>
+        </w:tc>
+        <w:tc>
+          <w:tcPr>
+            <w:tcW w:w="1701" w:type="dxa"/>
+          </w:tcPr>
+          <w:p>
+            <w:pPr>
+              <w:rPr>
+                <w:rFonts w:ascii="Arial" w:hAnsi="Arial" w:cs="Arial"/>
+              </w:rPr>
+            </w:pPr>
+            <w:r>
+              <w:rPr>
+                <w:rFonts w:ascii="Arial" w:hAnsi="Arial" w:cs="Arial"/>
+                <w:color w:val="000000"/>
+              </w:rPr>
+              <w:t>Contabilidade</w:t>
+            </w:r>
+          </w:p>
+        </w:tc>
+        <w:tc>
+          <w:tcPr>
+            <w:tcW w:w="2697" w:type="dxa"/>
+          </w:tcPr>
+          <w:p>
+            <w:pPr>
+              <w:rPr>
+                <w:rFonts w:ascii="Arial" w:hAnsi="Arial" w:cs="Arial"/>
+              </w:rPr>
+            </w:pPr>
+            <w:r>
+              <w:rPr>
+                <w:rFonts w:ascii="Arial" w:hAnsi="Arial" w:cs="Arial"/>
+                <w:color w:val="000000"/>
+              </w:rPr>
+              <w:t>Sistema acessado com sucesso e sessão iniciada</w:t>
+            </w:r>
+          </w:p>
+        </w:tc>
+      </w:tr>
+      <w:tr>
+        <w:tc>
+          <w:tcPr>
+            <w:tcW w:w="2405" w:type="dxa"/>
+          </w:tcPr>
+          <w:p>
+            <w:pPr>
+              <w:rPr>
+                <w:rFonts w:ascii="Arial" w:hAnsi="Arial" w:cs="Arial"/>
+              </w:rPr>
+            </w:pPr>
+            <w:r>
+              <w:rPr>
+                <w:rFonts w:ascii="Arial" w:hAnsi="Arial" w:cs="Arial"/>
+                <w:color w:val="000000"/>
+              </w:rPr>
+              <w:t xml:space="preserve">2 - Carregamento dos Dados de Clientes e Documentos do </w:t>
+            </w:r>
+            <w:proofErr w:type="spellStart"/>
+            <w:r>
+              <w:rPr>
+                <w:rFonts w:ascii="Arial" w:hAnsi="Arial" w:cs="Arial"/>
+                <w:color w:val="000000"/>
+              </w:rPr>
+              <w:t>Tenant</w:t>
+            </w:r>
+            <w:proofErr w:type="spellEnd"/>
+          </w:p>
+        </w:tc>
+        <w:tc>
+          <w:tcPr>
+            <w:tcW w:w="3827" w:type="dxa"/>
+          </w:tcPr>
+          <w:p>
+            <w:pPr>
+              <w:rPr>
+                <w:rFonts w:ascii="Arial" w:hAnsi="Arial" w:cs="Arial"/>
+              </w:rPr>
+            </w:pPr>
+            <w:r>
+              <w:rPr>
+                <w:rFonts w:ascii="Arial" w:hAnsi="Arial" w:cs="Arial"/>
+                <w:color w:val="000000"/>
+              </w:rPr>
+              <w:t>Sistema realiza carregamento automático dos dados iniciais</w:t>
+            </w:r>
+          </w:p>
+        </w:tc>
+        <w:tc>
+          <w:tcPr>
+            <w:tcW w:w="1701" w:type="dxa"/>
+          </w:tcPr>
+          <w:p>
+            <w:pPr>
+              <w:rPr>
+                <w:rFonts w:ascii="Arial" w:hAnsi="Arial" w:cs="Arial"/>
+              </w:rPr>
+            </w:pPr>
+            <w:r>
+              <w:rPr>
+                <w:rFonts w:ascii="Arial" w:hAnsi="Arial" w:cs="Arial"/>
+                <w:color w:val="000000"/>
+              </w:rPr>
+              <w:t>Sistema</w:t>
+            </w:r>
+          </w:p>
+        </w:tc>
+        <w:tc>
+          <w:tcPr>
+            <w:tcW w:w="2697" w:type="dxa"/>
+          </w:tcPr>
+          <w:p>
+            <w:pPr>
+              <w:rPr>
+                <w:rFonts w:ascii="Arial" w:hAnsi="Arial" w:cs="Arial"/>
+              </w:rPr>
+            </w:pPr>
+            <w:r>
+              <w:rPr>
+                <w:rFonts w:ascii="Arial" w:hAnsi="Arial" w:cs="Arial"/>
+                <w:color w:val="000000"/>
+              </w:rPr>
+              <w:t>Dados carregados corretamente sem erro</w:t>
+            </w:r>
+          </w:p>
+        </w:tc>
+      </w:tr>
+      <w:tr>
+        <w:tc>
+          <w:tcPr>
+            <w:tcW w:w="2405" w:type="dxa"/>
+          </w:tcPr>
+          <w:p>
+            <w:pPr>
+              <w:rPr>
+                <w:rFonts w:ascii="Arial" w:hAnsi="Arial" w:cs="Arial"/>
+              </w:rPr>
+            </w:pPr>
+            <w:r>
+              <w:rPr>
+                <w:rFonts w:ascii="Arial" w:hAnsi="Arial" w:cs="Arial"/>
+                <w:color w:val="000000"/>
+              </w:rPr>
+              <w:t>3 - Acesso a funcionalidade de Clientes</w:t>
+            </w:r>
+          </w:p>
+        </w:tc>
+        <w:tc>
+          <w:tcPr>
+            <w:tcW w:w="3827" w:type="dxa"/>
+          </w:tcPr>
+          <w:p>
+            <w:pPr>
+              <w:rPr>
+                <w:rFonts w:ascii="Arial" w:hAnsi="Arial" w:cs="Arial"/>
+              </w:rPr>
+            </w:pPr>
+            <w:r>
+              <w:rPr>
+                <w:rFonts w:ascii="Arial" w:hAnsi="Arial" w:cs="Arial"/>
+                <w:color w:val="000000"/>
+              </w:rPr>
+              <w:t>Usuário acessa a funcionalidade de clientes após carregamento</w:t>
+            </w:r>
+          </w:p>
+        </w:tc>
+        <w:tc>
+          <w:tcPr>
+            <w:tcW w:w="1701" w:type="dxa"/>
+          </w:tcPr>
+          <w:p>
+            <w:pPr>
+              <w:rPr>
+                <w:rFonts w:ascii="Arial" w:hAnsi="Arial" w:cs="Arial"/>
+              </w:rPr>
+            </w:pPr>
+            <w:r>
+              <w:rPr>
+                <w:rFonts w:ascii="Arial" w:hAnsi="Arial" w:cs="Arial"/>
+                <w:color w:val="000000"/>
+              </w:rPr>
+              <w:t>Contabilidade</w:t>
+            </w:r>
+          </w:p>
+        </w:tc>
+        <w:tc>
+          <w:tcPr>
+            <w:tcW w:w="2697" w:type="dxa"/>
+          </w:tcPr>
+          <w:p>
+            <w:pPr>
+              <w:rPr>
+                <w:rFonts w:ascii="Arial" w:hAnsi="Arial" w:cs="Arial"/>
+              </w:rPr>
+            </w:pPr>
+            <w:r>
+              <w:rPr>
+                <w:rFonts w:ascii="Arial" w:hAnsi="Arial" w:cs="Arial"/>
+                <w:color w:val="000000"/>
+              </w:rPr>
+              <w:t>Tela de clientes exibida com dados carregados</w:t>
+            </w:r>
+          </w:p>
+        </w:tc>
+      </w:tr>
+      <w:tr>
+        <w:tc>
+          <w:tcPr>
+            <w:tcW w:w="2405" w:type="dxa"/>
+          </w:tcPr>
+          <w:p>
+            <w:pPr>
+              <w:rPr>
+                <w:rFonts w:ascii="Arial" w:hAnsi="Arial" w:cs="Arial"/>
+              </w:rPr>
+            </w:pPr>
+            <w:r>
+              <w:rPr>
+                <w:rFonts w:ascii="Arial" w:hAnsi="Arial" w:cs="Arial"/>
+                <w:color w:val="000000"/>
+              </w:rPr>
+              <w:t>4 - Acionamento do Botão de "Novo Cliente"</w:t>
+            </w:r>
+          </w:p>
+        </w:tc>
+        <w:tc>
+          <w:tcPr>
+            <w:tcW w:w="3827" w:type="dxa"/>
+          </w:tcPr>
+          <w:p>
+            <w:pPr>
+              <w:rPr>
+                <w:rFonts w:ascii="Arial" w:hAnsi="Arial" w:cs="Arial"/>
+              </w:rPr>
+            </w:pPr>
+            <w:r>
+              <w:rPr>
+                <w:rFonts w:ascii="Arial" w:hAnsi="Arial" w:cs="Arial"/>
+                <w:color w:val="000000"/>
+              </w:rPr>
+              <w:t>Usuário aciona a opção de cadastro de novo cliente</w:t>
+            </w:r>
+          </w:p>
+        </w:tc>
+        <w:tc>
+          <w:tcPr>
+            <w:tcW w:w="1701" w:type="dxa"/>
+          </w:tcPr>
+          <w:p>
+            <w:pPr>
+              <w:rPr>
+                <w:rFonts w:ascii="Arial" w:hAnsi="Arial" w:cs="Arial"/>
+              </w:rPr>
+            </w:pPr>
+            <w:r>
+              <w:rPr>
+                <w:rFonts w:ascii="Arial" w:hAnsi="Arial" w:cs="Arial"/>
+                <w:color w:val="000000"/>
+              </w:rPr>
+              <w:t>Contabilidade</w:t>
+            </w:r>
+          </w:p>
+        </w:tc>
+        <w:tc>
+          <w:tcPr>
+            <w:tcW w:w="2697" w:type="dxa"/>
+          </w:tcPr>
+          <w:p>
+            <w:pPr>
+              <w:rPr>
+                <w:rFonts w:ascii="Arial" w:hAnsi="Arial" w:cs="Arial"/>
+              </w:rPr>
+            </w:pPr>
+            <w:r>
+              <w:rPr>
+                <w:rFonts w:ascii="Arial" w:hAnsi="Arial" w:cs="Arial"/>
+                <w:color w:val="000000"/>
+              </w:rPr>
+              <w:t>Formulário de cadastro aberto</w:t>
+            </w:r>
+          </w:p>
+        </w:tc>
+      </w:tr>
+      <w:tr>
+        <w:tc>
+          <w:tcPr>
+            <w:tcW w:w="2405" w:type="dxa"/>
+          </w:tcPr>
+          <w:p>
+            <w:pPr>
+              <w:rPr>
+                <w:rFonts w:ascii="Arial" w:hAnsi="Arial" w:cs="Arial"/>
+              </w:rPr>
+            </w:pPr>
+            <w:r>
+              <w:rPr>
+                <w:rFonts w:ascii="Arial" w:hAnsi="Arial" w:cs="Arial"/>
+                <w:color w:val="000000"/>
+              </w:rPr>
+              <w:t>5 - Preenchimento dos dados de Cliente</w:t>
+            </w:r>
+          </w:p>
+        </w:tc>
+        <w:tc>
+          <w:tcPr>
+            <w:tcW w:w="3827" w:type="dxa"/>
+          </w:tcPr>
+          <w:p>
+            <w:pPr>
+              <w:rPr>
+                <w:rFonts w:ascii="Arial" w:hAnsi="Arial" w:cs="Arial"/>
+              </w:rPr>
+            </w:pPr>
+            <w:r>
+              <w:rPr>
+                <w:rFonts w:ascii="Arial" w:hAnsi="Arial" w:cs="Arial"/>
+                <w:color w:val="000000"/>
+              </w:rPr>
+              <w:t>Usuário preenche os dados do cliente</w:t>
+            </w:r>
+          </w:p>
+        </w:tc>
+        <w:tc>
+          <w:tcPr>
+            <w:tcW w:w="1701" w:type="dxa"/>
+          </w:tcPr>
+          <w:p>
+            <w:pPr>
+              <w:rPr>
+                <w:rFonts w:ascii="Arial" w:hAnsi="Arial" w:cs="Arial"/>
+              </w:rPr>
+            </w:pPr>
+            <w:r>
+              <w:rPr>
+                <w:rFonts w:ascii="Arial" w:hAnsi="Arial" w:cs="Arial"/>
+                <w:color w:val="000000"/>
+              </w:rPr>
+              <w:t>Contabilidade</w:t>
+            </w:r>
+          </w:p>
+        </w:tc>
+        <w:tc>
+          <w:tcPr>
+            <w:tcW w:w="2697" w:type="dxa"/>
+          </w:tcPr>
+          <w:p>
+            <w:pPr>
+              <w:rPr>
+                <w:rFonts w:ascii="Arial" w:hAnsi="Arial" w:cs="Arial"/>
+              </w:rPr>
+            </w:pPr>
+            <w:r>
+              <w:rPr>
+                <w:rFonts w:ascii="Arial" w:hAnsi="Arial" w:cs="Arial"/>
+                <w:color w:val="000000"/>
+              </w:rPr>
+              <w:t>Dados inseridos corretamente e validados</w:t>
+            </w:r>
+          </w:p>
+        </w:tc>
+      </w:tr>
+      <w:tr>
+        <w:tc>
+          <w:tcPr>
+            <w:tcW w:w="2405" w:type="dxa"/>
+          </w:tcPr>
+          <w:p>
+            <w:pPr>
+              <w:rPr>
+                <w:rFonts w:ascii="Arial" w:hAnsi="Arial" w:cs="Arial"/>
+              </w:rPr>
+            </w:pPr>
+            <w:r>
+              <w:rPr>
+                <w:rFonts w:ascii="Arial" w:hAnsi="Arial" w:cs="Arial"/>
+                <w:color w:val="000000"/>
+              </w:rPr>
+              <w:t xml:space="preserve">6 - Gravação dos dados de cliente na base do </w:t>
+            </w:r>
+            <w:proofErr w:type="spellStart"/>
+            <w:r>
+              <w:rPr>
+                <w:rFonts w:ascii="Arial" w:hAnsi="Arial" w:cs="Arial"/>
+                <w:color w:val="000000"/>
+              </w:rPr>
+              <w:t>tenant</w:t>
+            </w:r>
+            <w:proofErr w:type="spellEnd"/>
+            <w:r>
+              <w:rPr>
+                <w:rFonts w:ascii="Arial" w:hAnsi="Arial" w:cs="Arial"/>
+                <w:color w:val="000000"/>
+              </w:rPr>
+              <w:t xml:space="preserve"> da contabilidade</w:t>
+            </w:r>
+          </w:p>
+        </w:tc>
+        <w:tc>
+          <w:tcPr>
+            <w:tcW w:w="3827" w:type="dxa"/>
+          </w:tcPr>
+          <w:p>
+            <w:pPr>
+              <w:rPr>
+                <w:rFonts w:ascii="Arial" w:hAnsi="Arial" w:cs="Arial"/>
+              </w:rPr>
+            </w:pPr>
+            <w:r>
+              <w:rPr>
+                <w:rFonts w:ascii="Arial" w:hAnsi="Arial" w:cs="Arial"/>
+                <w:color w:val="000000"/>
+              </w:rPr>
+              <w:t>Sistema realiza a persistência dos dados do cliente</w:t>
+            </w:r>
+          </w:p>
+        </w:tc>
+        <w:tc>
+          <w:tcPr>
+            <w:tcW w:w="1701" w:type="dxa"/>
+          </w:tcPr>
+          <w:p>
+            <w:pPr>
+              <w:rPr>
+                <w:rFonts w:ascii="Arial" w:hAnsi="Arial" w:cs="Arial"/>
+              </w:rPr>
+            </w:pPr>
+            <w:r>
+              <w:rPr>
+                <w:rFonts w:ascii="Arial" w:hAnsi="Arial" w:cs="Arial"/>
+                <w:color w:val="000000"/>
+              </w:rPr>
+              <w:t>Sistema</w:t>
+            </w:r>
+          </w:p>
+        </w:tc>
+        <w:tc>
+          <w:tcPr>
+            <w:tcW w:w="2697" w:type="dxa"/>
+          </w:tcPr>
+          <w:p>
+            <w:pPr>
+              <w:rPr>
+                <w:rFonts w:ascii="Arial" w:hAnsi="Arial" w:cs="Arial"/>
+              </w:rPr>
+            </w:pPr>
+            <w:r>
+              <w:rPr>
+                <w:rFonts w:ascii="Arial" w:hAnsi="Arial" w:cs="Arial"/>
+                <w:color w:val="000000"/>
+              </w:rPr>
+              <w:t>Dados gravados com sucesso na base</w:t>
+            </w:r>
+          </w:p>
+        </w:tc>
+      </w:tr>
+      <w:tr>
+        <w:tc>
+          <w:tcPr>
+            <w:tcW w:w="2405" w:type="dxa"/>
+          </w:tcPr>
+          <w:p>
+            <w:pPr>
+              <w:rPr>
+                <w:rFonts w:ascii="Arial" w:hAnsi="Arial" w:cs="Arial"/>
+              </w:rPr>
+            </w:pPr>
+            <w:r>
+              <w:rPr>
+                <w:rFonts w:ascii="Arial" w:hAnsi="Arial" w:cs="Arial"/>
+                <w:color w:val="000000"/>
+              </w:rPr>
+              <w:t>7 - Mensagem de novo cliente cadastrado com sucesso</w:t>
+            </w:r>
+          </w:p>
+        </w:tc>
+        <w:tc>
+          <w:tcPr>
+            <w:tcW w:w="3827" w:type="dxa"/>
+          </w:tcPr>
+          <w:p>
+            <w:pPr>
+              <w:rPr>
+                <w:rFonts w:ascii="Arial" w:hAnsi="Arial" w:cs="Arial"/>
+              </w:rPr>
+            </w:pPr>
+            <w:r>
+              <w:rPr>
+                <w:rFonts w:ascii="Arial" w:hAnsi="Arial" w:cs="Arial"/>
+                <w:color w:val="000000"/>
+              </w:rPr>
+              <w:t>Sistema apresenta mensagem de confirmação de cadastro</w:t>
+            </w:r>
+          </w:p>
+        </w:tc>
+        <w:tc>
+          <w:tcPr>
+            <w:tcW w:w="1701" w:type="dxa"/>
+          </w:tcPr>
+          <w:p>
+            <w:pPr>
+              <w:rPr>
+                <w:rFonts w:ascii="Arial" w:hAnsi="Arial" w:cs="Arial"/>
+              </w:rPr>
+            </w:pPr>
+            <w:r>
+              <w:rPr>
+                <w:rFonts w:ascii="Arial" w:hAnsi="Arial" w:cs="Arial"/>
+                <w:color w:val="000000"/>
+              </w:rPr>
+              <w:t>Sistema</w:t>
+            </w:r>
+          </w:p>
+        </w:tc>
+        <w:tc>
+          <w:tcPr>
+            <w:tcW w:w="2697" w:type="dxa"/>
+          </w:tcPr>
+          <w:p>
+            <w:pPr>
+              <w:rPr>
+                <w:rFonts w:ascii="Arial" w:hAnsi="Arial" w:cs="Arial"/>
+              </w:rPr>
+            </w:pPr>
+            <w:r>
+              <w:rPr>
+                <w:rFonts w:ascii="Arial" w:hAnsi="Arial" w:cs="Arial"/>
+                <w:color w:val="000000"/>
+              </w:rPr>
+              <w:t>Mensagem exibida corretamente</w:t>
+            </w:r>
+          </w:p>
+        </w:tc>
+      </w:tr>
+      <w:tr>
+        <w:tc>
+          <w:tcPr>
+            <w:tcW w:w="2405" w:type="dxa"/>
+          </w:tcPr>
+          <w:p>
+            <w:pPr>
+              <w:rPr>
+                <w:rFonts w:ascii="Arial" w:hAnsi="Arial" w:cs="Arial"/>
+              </w:rPr>
+            </w:pPr>
+            <w:r>
+              <w:rPr>
+                <w:rFonts w:ascii="Arial" w:hAnsi="Arial" w:cs="Arial"/>
+                <w:color w:val="000000"/>
+              </w:rPr>
+              <w:t>8 - Processamento paralelo pós-cadastro</w:t>
+            </w:r>
+          </w:p>
+        </w:tc>
+        <w:tc>
+          <w:tcPr>
+            <w:tcW w:w="3827" w:type="dxa"/>
+          </w:tcPr>
+          <w:p>
+            <w:pPr>
+              <w:rPr>
+                <w:rFonts w:ascii="Arial" w:hAnsi="Arial" w:cs="Arial"/>
+              </w:rPr>
+            </w:pPr>
+            <w:r>
+              <w:rPr>
+                <w:rFonts w:ascii="Arial" w:hAnsi="Arial" w:cs="Arial"/>
+                <w:color w:val="000000"/>
+              </w:rPr>
+              <w:t>Sistema executa processos em paralelo (mensagem e notificação)</w:t>
+            </w:r>
+          </w:p>
+        </w:tc>
+        <w:tc>
+          <w:tcPr>
+            <w:tcW w:w="1701" w:type="dxa"/>
+          </w:tcPr>
+          <w:p>
+            <w:pPr>
+              <w:rPr>
+                <w:rFonts w:ascii="Arial" w:hAnsi="Arial" w:cs="Arial"/>
+              </w:rPr>
+            </w:pPr>
+            <w:r>
+              <w:rPr>
+                <w:rFonts w:ascii="Arial" w:hAnsi="Arial" w:cs="Arial"/>
+                <w:color w:val="000000"/>
+              </w:rPr>
+              <w:t>Sistema</w:t>
+            </w:r>
+          </w:p>
+        </w:tc>
+        <w:tc>
+          <w:tcPr>
+            <w:tcW w:w="2697" w:type="dxa"/>
+          </w:tcPr>
+          <w:p>
+            <w:pPr>
+              <w:rPr>
+                <w:rFonts w:ascii="Arial" w:hAnsi="Arial" w:cs="Arial"/>
+              </w:rPr>
+            </w:pPr>
+            <w:r>
+              <w:rPr>
+                <w:rFonts w:ascii="Arial" w:hAnsi="Arial" w:cs="Arial"/>
+                <w:color w:val="000000"/>
+              </w:rPr>
+              <w:t>Processos executados com sucesso</w:t>
+            </w:r>
+          </w:p>
+        </w:tc>
+      </w:tr>
+      <w:tr>
+        <w:tc>
+          <w:tcPr>
+            <w:tcW w:w="2405" w:type="dxa"/>
+          </w:tcPr>
+          <w:p>
+            <w:pPr>
+              <w:rPr>
+                <w:rFonts w:ascii="Arial" w:hAnsi="Arial" w:cs="Arial"/>
+              </w:rPr>
+            </w:pPr>
+            <w:r>
+              <w:rPr>
+                <w:rFonts w:ascii="Arial" w:hAnsi="Arial" w:cs="Arial"/>
+                <w:color w:val="000000"/>
+              </w:rPr>
+              <w:t>9 - Envio de notificação de acesso ao cliente</w:t>
+            </w:r>
+          </w:p>
+        </w:tc>
+        <w:tc>
+          <w:tcPr>
+            <w:tcW w:w="3827" w:type="dxa"/>
+          </w:tcPr>
+          <w:p>
+            <w:pPr>
+              <w:rPr>
+                <w:rFonts w:ascii="Arial" w:hAnsi="Arial" w:cs="Arial"/>
+              </w:rPr>
+            </w:pPr>
+            <w:r>
+              <w:rPr>
+                <w:rFonts w:ascii="Arial" w:hAnsi="Arial" w:cs="Arial"/>
+                <w:color w:val="000000"/>
+              </w:rPr>
+              <w:t>Sistema envia notificação de acesso ao cliente cadastrado</w:t>
+            </w:r>
+          </w:p>
+        </w:tc>
+        <w:tc>
+          <w:tcPr>
+            <w:tcW w:w="1701" w:type="dxa"/>
+          </w:tcPr>
+          <w:p>
+            <w:pPr>
+              <w:rPr>
+                <w:rFonts w:ascii="Arial" w:hAnsi="Arial" w:cs="Arial"/>
+              </w:rPr>
+            </w:pPr>
+            <w:r>
+              <w:rPr>
+                <w:rFonts w:ascii="Arial" w:hAnsi="Arial" w:cs="Arial"/>
+                <w:color w:val="000000"/>
+              </w:rPr>
+              <w:t>Sistema</w:t>
+            </w:r>
+          </w:p>
+        </w:tc>
+        <w:tc>
+          <w:tcPr>
+            <w:tcW w:w="2697" w:type="dxa"/>
+          </w:tcPr>
+          <w:p>
+            <w:pPr>
+              <w:rPr>
+                <w:rFonts w:ascii="Arial" w:hAnsi="Arial" w:cs="Arial"/>
+              </w:rPr>
+            </w:pPr>
+            <w:r>
+              <w:rPr>
+                <w:rFonts w:ascii="Arial" w:hAnsi="Arial" w:cs="Arial"/>
+                <w:color w:val="000000"/>
+              </w:rPr>
+              <w:t>Notificação enviada corretamente</w:t>
+            </w:r>
+          </w:p>
+        </w:tc>
+      </w:tr>
+      <w:tr>
+        <w:tc>
+          <w:tcPr>
+            <w:tcW w:w="2405" w:type="dxa"/>
+          </w:tcPr>
+          <w:p>
+            <w:pPr>
+              <w:rPr>
+                <w:rFonts w:ascii="Arial" w:hAnsi="Arial" w:cs="Arial"/>
+              </w:rPr>
+            </w:pPr>
+            <w:r>
+              <w:rPr>
+                <w:rFonts w:ascii="Arial" w:hAnsi="Arial" w:cs="Arial"/>
+                <w:color w:val="000000"/>
+              </w:rPr>
+              <w:t>10 - Gateway "Novo Cliente?"</w:t>
+            </w:r>
+          </w:p>
+        </w:tc>
+        <w:tc>
+          <w:tcPr>
+            <w:tcW w:w="3827" w:type="dxa"/>
+          </w:tcPr>
+          <w:p>
+            <w:pPr>
+              <w:rPr>
+                <w:rFonts w:ascii="Arial" w:hAnsi="Arial" w:cs="Arial"/>
+              </w:rPr>
+            </w:pPr>
+            <w:r>
+              <w:rPr>
+                <w:rFonts w:ascii="Arial" w:hAnsi="Arial" w:cs="Arial"/>
+                <w:color w:val="000000"/>
+              </w:rPr>
+              <w:t>Sistema valida decisão de continuar cadastro</w:t>
+            </w:r>
+          </w:p>
+        </w:tc>
+        <w:tc>
+          <w:tcPr>
+            <w:tcW w:w="1701" w:type="dxa"/>
+          </w:tcPr>
+          <w:p>
+            <w:pPr>
+              <w:rPr>
+                <w:rFonts w:ascii="Arial" w:hAnsi="Arial" w:cs="Arial"/>
+              </w:rPr>
+            </w:pPr>
+            <w:r>
+              <w:rPr>
+                <w:rFonts w:ascii="Arial" w:hAnsi="Arial" w:cs="Arial"/>
+                <w:color w:val="000000"/>
+              </w:rPr>
+              <w:t>Contabilidade</w:t>
+            </w:r>
+          </w:p>
+        </w:tc>
+        <w:tc>
+          <w:tcPr>
+            <w:tcW w:w="2697" w:type="dxa"/>
+          </w:tcPr>
+          <w:p>
+            <w:pPr>
+              <w:rPr>
+                <w:rFonts w:ascii="Arial" w:hAnsi="Arial" w:cs="Arial"/>
+              </w:rPr>
+            </w:pPr>
+            <w:r>
+              <w:rPr>
+                <w:rFonts w:ascii="Arial" w:hAnsi="Arial" w:cs="Arial"/>
+                <w:color w:val="000000"/>
+              </w:rPr>
+              <w:t>Decisão apresentada corretamente</w:t>
+            </w:r>
+          </w:p>
+        </w:tc>
+      </w:tr>
+      <w:tr>
+        <w:tc>
+          <w:tcPr>
+            <w:tcW w:w="2405" w:type="dxa"/>
+          </w:tcPr>
+          <w:p>
+            <w:pPr>
+              <w:rPr>
+                <w:rFonts w:ascii="Arial" w:hAnsi="Arial" w:cs="Arial"/>
+              </w:rPr>
+            </w:pPr>
+            <w:r>
+              <w:rPr>
+                <w:rFonts w:ascii="Arial" w:hAnsi="Arial" w:cs="Arial"/>
+                <w:color w:val="000000"/>
+              </w:rPr>
+              <w:t>11 - Fluxo "Sim" – Novo Cliente</w:t>
+            </w:r>
+          </w:p>
+        </w:tc>
+        <w:tc>
+          <w:tcPr>
+            <w:tcW w:w="3827" w:type="dxa"/>
+          </w:tcPr>
+          <w:p>
+            <w:pPr>
+              <w:rPr>
+                <w:rFonts w:ascii="Arial" w:hAnsi="Arial" w:cs="Arial"/>
+              </w:rPr>
+            </w:pPr>
+            <w:r>
+              <w:rPr>
+                <w:rFonts w:ascii="Arial" w:hAnsi="Arial" w:cs="Arial"/>
+                <w:color w:val="000000"/>
+              </w:rPr>
+              <w:t>Usuário opta por cadastrar novo cliente novamente</w:t>
+            </w:r>
+          </w:p>
+        </w:tc>
+        <w:tc>
+          <w:tcPr>
+            <w:tcW w:w="1701" w:type="dxa"/>
+          </w:tcPr>
+          <w:p>
+            <w:pPr>
+              <w:rPr>
+                <w:rFonts w:ascii="Arial" w:hAnsi="Arial" w:cs="Arial"/>
+              </w:rPr>
+            </w:pPr>
+            <w:r>
+              <w:rPr>
+                <w:rFonts w:ascii="Arial" w:hAnsi="Arial" w:cs="Arial"/>
+                <w:color w:val="000000"/>
+              </w:rPr>
+              <w:t>Contabilidade</w:t>
+            </w:r>
+          </w:p>
+        </w:tc>
+        <w:tc>
+          <w:tcPr>
+            <w:tcW w:w="2697" w:type="dxa"/>
+          </w:tcPr>
+          <w:p>
+            <w:pPr>
+              <w:rPr>
+                <w:rFonts w:ascii="Arial" w:hAnsi="Arial" w:cs="Arial"/>
+              </w:rPr>
+            </w:pPr>
+            <w:r>
+              <w:rPr>
+                <w:rFonts w:ascii="Arial" w:hAnsi="Arial" w:cs="Arial"/>
+                <w:color w:val="000000"/>
+              </w:rPr>
+              <w:t>Fluxo retorna ao início do cadastro</w:t>
+            </w:r>
+          </w:p>
+        </w:tc>
+      </w:tr>
+      <w:tr>
+        <w:tc>
+          <w:tcPr>
+            <w:tcW w:w="2405" w:type="dxa"/>
+          </w:tcPr>
+          <w:p>
+            <w:pPr>
+              <w:rPr>
+                <w:rFonts w:ascii="Arial" w:hAnsi="Arial" w:cs="Arial"/>
+              </w:rPr>
+            </w:pPr>
+            <w:r>
+              <w:rPr>
+                <w:rFonts w:ascii="Arial" w:hAnsi="Arial" w:cs="Arial"/>
+                <w:color w:val="000000"/>
+              </w:rPr>
+              <w:t>12 - Fluxo "Não" – Encerramento</w:t>
+            </w:r>
+          </w:p>
+        </w:tc>
+        <w:tc>
+          <w:tcPr>
+            <w:tcW w:w="3827" w:type="dxa"/>
+          </w:tcPr>
+          <w:p>
+            <w:pPr>
+              <w:rPr>
+                <w:rFonts w:ascii="Arial" w:hAnsi="Arial" w:cs="Arial"/>
+              </w:rPr>
+            </w:pPr>
+            <w:r>
+              <w:rPr>
+                <w:rFonts w:ascii="Arial" w:hAnsi="Arial" w:cs="Arial"/>
+                <w:color w:val="000000"/>
+              </w:rPr>
+              <w:t>Usuário opta por encerrar o processo</w:t>
+            </w:r>
+          </w:p>
+        </w:tc>
+        <w:tc>
+          <w:tcPr>
+            <w:tcW w:w="1701" w:type="dxa"/>
+          </w:tcPr>
+          <w:p>
+            <w:pPr>
+              <w:rPr>
+                <w:rFonts w:ascii="Arial" w:hAnsi="Arial" w:cs="Arial"/>
+              </w:rPr>
+            </w:pPr>
+            <w:r>
+              <w:rPr>
+                <w:rFonts w:ascii="Arial" w:hAnsi="Arial" w:cs="Arial"/>
+                <w:color w:val="000000"/>
+              </w:rPr>
+              <w:t>Contabilidade</w:t>
+            </w:r>
+          </w:p>
+        </w:tc>
+        <w:tc>
+          <w:tcPr>
+            <w:tcW w:w="2697" w:type="dxa"/>
+          </w:tcPr>
+          <w:p>
+            <w:pPr>
+              <w:rPr>
+                <w:rFonts w:ascii="Arial" w:hAnsi="Arial" w:cs="Arial"/>
+              </w:rPr>
+            </w:pPr>
+            <w:r>
+              <w:rPr>
+                <w:rFonts w:ascii="Arial" w:hAnsi="Arial" w:cs="Arial"/>
+                <w:color w:val="000000"/>
+              </w:rPr>
+              <w:t>Processo finalizado corretamente</w:t>
+            </w:r>
+          </w:p>
+        </w:tc>
+      </w:tr>
+    </w:tbl>
+    <w:p/>
+    <w:p>
+      <w:pPr>
+        <w:ind w:left="708" w:hanging="708"/>
+        <w:rPr>
+          <w:rFonts w:ascii="Times New Roman" w:eastAsia="Times New Roman" w:hAnsi="Times New Roman" w:cs="Times New Roman"/>
+          <w:sz w:val="24"/>
+          <w:szCs w:val="24"/>
+        </w:rPr>
+      </w:pPr>
+      <w:r>
+        <w:rPr>
+          <w:rFonts w:ascii="Times New Roman" w:eastAsia="Times New Roman" w:hAnsi="Times New Roman" w:cs="Times New Roman"/>
+          <w:b/>
+          <w:bCs/>
+          <w:sz w:val="24"/>
+          <w:szCs w:val="24"/>
+        </w:rPr>
+        <w:t>3.1 – Acesso ao Sistema</w:t>
+      </w:r>
+      <w:r>
+        <w:rPr>
+          <w:rFonts w:ascii="Times New Roman" w:eastAsia="Times New Roman" w:hAnsi="Times New Roman" w:cs="Times New Roman"/>
+          <w:b/>
+          <w:bCs/>
+          <w:sz w:val="24"/>
+          <w:szCs w:val="24"/>
+        </w:rPr>
+        <w:br/>
+      </w:r>
+      <w:r>
+        <w:rPr>
+          <w:rFonts w:ascii="Times New Roman" w:eastAsia="Times New Roman" w:hAnsi="Times New Roman" w:cs="Times New Roman"/>
+          <w:sz w:val="24"/>
+          <w:szCs w:val="24"/>
+        </w:rPr>
+        <w:t>A. Acessar o sistema</w:t>
+      </w:r>
+      <w:r>
+        <w:rPr>
+          <w:rFonts w:ascii="Times New Roman" w:eastAsia="Times New Roman" w:hAnsi="Times New Roman" w:cs="Times New Roman"/>
+          <w:sz w:val="24"/>
+          <w:szCs w:val="24"/>
+        </w:rPr>
+        <w:br/>
+        <w:t xml:space="preserve">B. Validar carregamento dos dados de clientes e documentos do </w:t>
+      </w:r>
+      <w:proofErr w:type="spellStart"/>
+      <w:r>
+        <w:rPr>
+          <w:rFonts w:ascii="Times New Roman" w:eastAsia="Times New Roman" w:hAnsi="Times New Roman" w:cs="Times New Roman"/>
+          <w:sz w:val="24"/>
+          <w:szCs w:val="24"/>
+        </w:rPr>
+        <w:t>tenant</w:t>
+      </w:r>
+      <w:proofErr w:type="spellEnd"/>
+    </w:p>
+    <w:p>
+      <w:pPr>
+        <w:ind w:left="708" w:hanging="708"/>
+        <w:rPr>
+          <w:rFonts w:ascii="Times New Roman" w:eastAsia="Times New Roman" w:hAnsi="Times New Roman" w:cs="Times New Roman"/>
+          <w:sz w:val="24"/>
+          <w:szCs w:val="24"/>
+        </w:rPr>
+      </w:pPr>
+      <w:r>
+        <w:rPr>
+          <w:rFonts w:ascii="Times New Roman" w:eastAsia="Times New Roman" w:hAnsi="Times New Roman" w:cs="Times New Roman"/>
+          <w:b/>
+          <w:bCs/>
+          <w:sz w:val="24"/>
+          <w:szCs w:val="24"/>
+        </w:rPr>
+        <w:t>3.</w:t>
+      </w:r>
+      <w:r>
+        <w:rPr>
+          <w:rFonts w:ascii="Times New Roman" w:eastAsia="Times New Roman" w:hAnsi="Times New Roman" w:cs="Times New Roman"/>
+          <w:b/>
+          <w:bCs/>
+          <w:sz w:val="24"/>
+          <w:szCs w:val="24"/>
+        </w:rPr>
+        <w:t>3</w:t>
+      </w:r>
+      <w:r>
+        <w:rPr>
+          <w:rFonts w:ascii="Times New Roman" w:eastAsia="Times New Roman" w:hAnsi="Times New Roman" w:cs="Times New Roman"/>
+          <w:b/>
+          <w:bCs/>
+          <w:sz w:val="24"/>
+          <w:szCs w:val="24"/>
+        </w:rPr>
+        <w:t xml:space="preserve"> – Acesso a funcionalidade de Clientes</w:t>
+      </w:r>
+      <w:r>
+        <w:rPr>
+          <w:rFonts w:ascii="Times New Roman" w:eastAsia="Times New Roman" w:hAnsi="Times New Roman" w:cs="Times New Roman"/>
+          <w:b/>
+          <w:bCs/>
+          <w:sz w:val="24"/>
+          <w:szCs w:val="24"/>
+        </w:rPr>
+        <w:br/>
+      </w:r>
+      <w:r>
+        <w:rPr>
+          <w:rFonts w:ascii="Times New Roman" w:eastAsia="Times New Roman" w:hAnsi="Times New Roman" w:cs="Times New Roman"/>
+          <w:sz w:val="24"/>
+          <w:szCs w:val="24"/>
+        </w:rPr>
+        <w:t>A. Acessar o menu de clientes</w:t>
+      </w:r>
+      <w:r>
+        <w:rPr>
+          <w:rFonts w:ascii="Times New Roman" w:eastAsia="Times New Roman" w:hAnsi="Times New Roman" w:cs="Times New Roman"/>
+          <w:sz w:val="24"/>
+          <w:szCs w:val="24"/>
+        </w:rPr>
+        <w:br/>
+        <w:t>B. Validar exibição da funcionalidade</w:t>
+      </w:r>
+    </w:p>
+    <w:p>
+      <w:pPr>
+        <w:ind w:left="708" w:hanging="708"/>
+        <w:rPr>
+          <w:rFonts w:ascii="Times New Roman" w:eastAsia="Times New Roman" w:hAnsi="Times New Roman" w:cs="Times New Roman"/>
+          <w:sz w:val="24"/>
+          <w:szCs w:val="24"/>
+        </w:rPr>
+      </w:pPr>
+      <w:r>
+        <w:rPr>
+          <w:rFonts w:ascii="Times New Roman" w:eastAsia="Times New Roman" w:hAnsi="Times New Roman" w:cs="Times New Roman"/>
+          <w:b/>
+          <w:bCs/>
+          <w:sz w:val="24"/>
+          <w:szCs w:val="24"/>
+        </w:rPr>
+        <w:t>3.</w:t>
+      </w:r>
+      <w:r>
+        <w:rPr>
+          <w:rFonts w:ascii="Times New Roman" w:eastAsia="Times New Roman" w:hAnsi="Times New Roman" w:cs="Times New Roman"/>
+          <w:b/>
+          <w:bCs/>
+          <w:sz w:val="24"/>
+          <w:szCs w:val="24"/>
+        </w:rPr>
+        <w:t>4</w:t>
+      </w:r>
+      <w:r>
+        <w:rPr>
+          <w:rFonts w:ascii="Times New Roman" w:eastAsia="Times New Roman" w:hAnsi="Times New Roman" w:cs="Times New Roman"/>
+          <w:b/>
+          <w:bCs/>
+          <w:sz w:val="24"/>
+          <w:szCs w:val="24"/>
+        </w:rPr>
+        <w:t xml:space="preserve"> – Acionamento do Botão de "Novo Cliente"</w:t>
+      </w:r>
+      <w:r>
+        <w:rPr>
+          <w:rFonts w:ascii="Times New Roman" w:eastAsia="Times New Roman" w:hAnsi="Times New Roman" w:cs="Times New Roman"/>
+          <w:b/>
+          <w:bCs/>
+          <w:sz w:val="24"/>
+          <w:szCs w:val="24"/>
+        </w:rPr>
+        <w:br/>
+      </w:r>
+      <w:r>
+        <w:rPr>
+          <w:rFonts w:ascii="Times New Roman" w:eastAsia="Times New Roman" w:hAnsi="Times New Roman" w:cs="Times New Roman"/>
+          <w:sz w:val="24"/>
+          <w:szCs w:val="24"/>
+        </w:rPr>
+        <w:t>A. Clicar no botão "Novo Cliente"</w:t>
+      </w:r>
+      <w:r>
+        <w:rPr>
+          <w:rFonts w:ascii="Times New Roman" w:eastAsia="Times New Roman" w:hAnsi="Times New Roman" w:cs="Times New Roman"/>
+          <w:sz w:val="24"/>
+          <w:szCs w:val="24"/>
+        </w:rPr>
+        <w:br/>
+        <w:t>B. Validar abertura do formulário de cadastro</w:t>
+      </w:r>
+    </w:p>
+    <w:p>
+      <w:pPr>
+        <w:ind w:left="708" w:hanging="708"/>
+        <w:rPr>
+          <w:rFonts w:ascii="Times New Roman" w:eastAsia="Times New Roman" w:hAnsi="Times New Roman" w:cs="Times New Roman"/>
+          <w:sz w:val="24"/>
+          <w:szCs w:val="24"/>
+        </w:rPr>
+      </w:pPr>
+      <w:r>
+        <w:rPr>
+          <w:rFonts w:ascii="Times New Roman" w:eastAsia="Times New Roman" w:hAnsi="Times New Roman" w:cs="Times New Roman"/>
+          <w:b/>
+          <w:bCs/>
+          <w:sz w:val="24"/>
+          <w:szCs w:val="24"/>
+        </w:rPr>
+        <w:lastRenderedPageBreak/>
+        <w:t>3.</w:t>
+      </w:r>
+      <w:r>
+        <w:rPr>
+          <w:rFonts w:ascii="Times New Roman" w:eastAsia="Times New Roman" w:hAnsi="Times New Roman" w:cs="Times New Roman"/>
+          <w:b/>
+          <w:bCs/>
+          <w:sz w:val="24"/>
+          <w:szCs w:val="24"/>
+        </w:rPr>
+        <w:t>5</w:t>
+      </w:r>
+      <w:r>
+        <w:rPr>
+          <w:rFonts w:ascii="Times New Roman" w:eastAsia="Times New Roman" w:hAnsi="Times New Roman" w:cs="Times New Roman"/>
+          <w:b/>
+          <w:bCs/>
+          <w:sz w:val="24"/>
+          <w:szCs w:val="24"/>
+        </w:rPr>
+        <w:t xml:space="preserve"> – Preenchimento dos dados de Cliente</w:t>
+      </w:r>
+      <w:r>
+        <w:rPr>
+          <w:rFonts w:ascii="Times New Roman" w:eastAsia="Times New Roman" w:hAnsi="Times New Roman" w:cs="Times New Roman"/>
+          <w:b/>
+          <w:bCs/>
+          <w:sz w:val="24"/>
+          <w:szCs w:val="24"/>
+        </w:rPr>
+        <w:br/>
+      </w:r>
+      <w:r>
+        <w:rPr>
+          <w:rFonts w:ascii="Times New Roman" w:eastAsia="Times New Roman" w:hAnsi="Times New Roman" w:cs="Times New Roman"/>
+          <w:sz w:val="24"/>
+          <w:szCs w:val="24"/>
+        </w:rPr>
+        <w:t>A. Inserir os dados obrigatórios do cliente</w:t>
+      </w:r>
+      <w:r>
+        <w:rPr>
+          <w:rFonts w:ascii="Times New Roman" w:eastAsia="Times New Roman" w:hAnsi="Times New Roman" w:cs="Times New Roman"/>
+          <w:sz w:val="24"/>
+          <w:szCs w:val="24"/>
+        </w:rPr>
+        <w:br/>
+        <w:t>B. Validar consistência e obrigatoriedade dos campos</w:t>
+      </w:r>
+    </w:p>
+    <w:p>
+      <w:pPr>
+        <w:ind w:left="708" w:hanging="708"/>
+        <w:rPr>
+          <w:rFonts w:ascii="Times New Roman" w:eastAsia="Times New Roman" w:hAnsi="Times New Roman" w:cs="Times New Roman"/>
+          <w:sz w:val="24"/>
+          <w:szCs w:val="24"/>
+        </w:rPr>
+      </w:pPr>
+      <w:r>
+        <w:rPr>
+          <w:rFonts w:ascii="Times New Roman" w:eastAsia="Times New Roman" w:hAnsi="Times New Roman" w:cs="Times New Roman"/>
+          <w:b/>
+          <w:bCs/>
+          <w:sz w:val="24"/>
+          <w:szCs w:val="24"/>
+        </w:rPr>
+        <w:t>3.</w:t>
+      </w:r>
+      <w:r>
+        <w:rPr>
+          <w:rFonts w:ascii="Times New Roman" w:eastAsia="Times New Roman" w:hAnsi="Times New Roman" w:cs="Times New Roman"/>
+          <w:b/>
+          <w:bCs/>
+          <w:sz w:val="24"/>
+          <w:szCs w:val="24"/>
+        </w:rPr>
+        <w:t>6</w:t>
+      </w:r>
+      <w:r>
+        <w:rPr>
+          <w:rFonts w:ascii="Times New Roman" w:eastAsia="Times New Roman" w:hAnsi="Times New Roman" w:cs="Times New Roman"/>
+          <w:b/>
+          <w:bCs/>
+          <w:sz w:val="24"/>
+          <w:szCs w:val="24"/>
+        </w:rPr>
+        <w:t xml:space="preserve"> – Gravação dos dados de cliente na base do </w:t>
+      </w:r>
+      <w:proofErr w:type="spellStart"/>
+      <w:r>
+        <w:rPr>
+          <w:rFonts w:ascii="Times New Roman" w:eastAsia="Times New Roman" w:hAnsi="Times New Roman" w:cs="Times New Roman"/>
+          <w:b/>
+          <w:bCs/>
+          <w:sz w:val="24"/>
+          <w:szCs w:val="24"/>
+        </w:rPr>
+        <w:t>tenant</w:t>
+      </w:r>
+      <w:proofErr w:type="spellEnd"/>
+      <w:r>
+        <w:rPr>
+          <w:rFonts w:ascii="Times New Roman" w:eastAsia="Times New Roman" w:hAnsi="Times New Roman" w:cs="Times New Roman"/>
+          <w:b/>
+          <w:bCs/>
+          <w:sz w:val="24"/>
+          <w:szCs w:val="24"/>
+        </w:rPr>
+        <w:t xml:space="preserve"> da contabilidade</w:t>
+      </w:r>
+      <w:r>
+        <w:rPr>
+          <w:rFonts w:ascii="Times New Roman" w:eastAsia="Times New Roman" w:hAnsi="Times New Roman" w:cs="Times New Roman"/>
+          <w:b/>
+          <w:bCs/>
+          <w:sz w:val="24"/>
+          <w:szCs w:val="24"/>
+        </w:rPr>
+        <w:br/>
+      </w:r>
+      <w:r>
+        <w:rPr>
+          <w:rFonts w:ascii="Times New Roman" w:eastAsia="Times New Roman" w:hAnsi="Times New Roman" w:cs="Times New Roman"/>
+          <w:sz w:val="24"/>
+          <w:szCs w:val="24"/>
+        </w:rPr>
+        <w:t>A. Submeter o cadastro</w:t>
+      </w:r>
+      <w:r>
+        <w:rPr>
+          <w:rFonts w:ascii="Times New Roman" w:eastAsia="Times New Roman" w:hAnsi="Times New Roman" w:cs="Times New Roman"/>
+          <w:sz w:val="24"/>
+          <w:szCs w:val="24"/>
+        </w:rPr>
+        <w:br/>
+        <w:t>B. Validar gravação dos dados na base</w:t>
+      </w:r>
+    </w:p>
+    <w:p>
+      <w:pPr>
+        <w:ind w:left="708" w:hanging="708"/>
+        <w:rPr>
+          <w:rFonts w:ascii="Times New Roman" w:eastAsia="Times New Roman" w:hAnsi="Times New Roman" w:cs="Times New Roman"/>
+          <w:sz w:val="24"/>
+          <w:szCs w:val="24"/>
+        </w:rPr>
+      </w:pPr>
+      <w:r>
+        <w:rPr>
+          <w:rFonts w:ascii="Times New Roman" w:eastAsia="Times New Roman" w:hAnsi="Times New Roman" w:cs="Times New Roman"/>
+          <w:b/>
+          <w:bCs/>
+          <w:sz w:val="24"/>
+          <w:szCs w:val="24"/>
+        </w:rPr>
+        <w:t>3.</w:t>
+      </w:r>
+      <w:r>
+        <w:rPr>
+          <w:rFonts w:ascii="Times New Roman" w:eastAsia="Times New Roman" w:hAnsi="Times New Roman" w:cs="Times New Roman"/>
+          <w:b/>
+          <w:bCs/>
+          <w:sz w:val="24"/>
+          <w:szCs w:val="24"/>
+        </w:rPr>
+        <w:t>7</w:t>
+      </w:r>
+      <w:r>
+        <w:rPr>
+          <w:rFonts w:ascii="Times New Roman" w:eastAsia="Times New Roman" w:hAnsi="Times New Roman" w:cs="Times New Roman"/>
+          <w:b/>
+          <w:bCs/>
+          <w:sz w:val="24"/>
+          <w:szCs w:val="24"/>
+        </w:rPr>
+        <w:t xml:space="preserve"> – Mensagem de novo cliente cadastrado com sucesso</w:t>
+      </w:r>
+      <w:r>
+        <w:rPr>
+          <w:rFonts w:ascii="Times New Roman" w:eastAsia="Times New Roman" w:hAnsi="Times New Roman" w:cs="Times New Roman"/>
+          <w:b/>
+          <w:bCs/>
+          <w:sz w:val="24"/>
+          <w:szCs w:val="24"/>
+        </w:rPr>
+        <w:br/>
+      </w:r>
+      <w:r>
+        <w:rPr>
+          <w:rFonts w:ascii="Times New Roman" w:eastAsia="Times New Roman" w:hAnsi="Times New Roman" w:cs="Times New Roman"/>
+          <w:sz w:val="24"/>
+          <w:szCs w:val="24"/>
+        </w:rPr>
+        <w:t>A. Após a gravação dos dados</w:t>
+      </w:r>
+      <w:r>
+        <w:rPr>
+          <w:rFonts w:ascii="Times New Roman" w:eastAsia="Times New Roman" w:hAnsi="Times New Roman" w:cs="Times New Roman"/>
+          <w:sz w:val="24"/>
+          <w:szCs w:val="24"/>
+        </w:rPr>
+        <w:br/>
+        <w:t>B. Validar exibição da mensagem de sucesso</w:t>
+      </w:r>
+    </w:p>
+    <w:p>
+      <w:pPr>
+        <w:ind w:left="708" w:hanging="708"/>
+        <w:rPr>
+          <w:rFonts w:ascii="Times New Roman" w:eastAsia="Times New Roman" w:hAnsi="Times New Roman" w:cs="Times New Roman"/>
+          <w:sz w:val="24"/>
+          <w:szCs w:val="24"/>
+        </w:rPr>
+      </w:pPr>
+      <w:r>
+        <w:rPr>
+          <w:rFonts w:ascii="Times New Roman" w:eastAsia="Times New Roman" w:hAnsi="Times New Roman" w:cs="Times New Roman"/>
+          <w:b/>
+          <w:bCs/>
+          <w:sz w:val="24"/>
+          <w:szCs w:val="24"/>
+        </w:rPr>
+        <w:t>3.</w:t>
+      </w:r>
+      <w:r>
+        <w:rPr>
+          <w:rFonts w:ascii="Times New Roman" w:eastAsia="Times New Roman" w:hAnsi="Times New Roman" w:cs="Times New Roman"/>
+          <w:b/>
+          <w:bCs/>
+          <w:sz w:val="24"/>
+          <w:szCs w:val="24"/>
+        </w:rPr>
+        <w:t>9</w:t>
+      </w:r>
+      <w:r>
+        <w:rPr>
+          <w:rFonts w:ascii="Times New Roman" w:eastAsia="Times New Roman" w:hAnsi="Times New Roman" w:cs="Times New Roman"/>
+          <w:b/>
+          <w:bCs/>
+          <w:sz w:val="24"/>
+          <w:szCs w:val="24"/>
+        </w:rPr>
+        <w:t>– Envio de notificação de acesso ao cliente</w:t>
+      </w:r>
+      <w:r>
+        <w:rPr>
+          <w:rFonts w:ascii="Times New Roman" w:eastAsia="Times New Roman" w:hAnsi="Times New Roman" w:cs="Times New Roman"/>
+          <w:b/>
+          <w:bCs/>
+          <w:sz w:val="24"/>
+          <w:szCs w:val="24"/>
+        </w:rPr>
+        <w:br/>
+      </w:r>
+      <w:r>
+        <w:rPr>
+          <w:rFonts w:ascii="Times New Roman" w:eastAsia="Times New Roman" w:hAnsi="Times New Roman" w:cs="Times New Roman"/>
+          <w:sz w:val="24"/>
+          <w:szCs w:val="24"/>
+        </w:rPr>
+        <w:t>A. Após o cadastro do cliente</w:t>
+      </w:r>
+      <w:r>
+        <w:rPr>
+          <w:rFonts w:ascii="Times New Roman" w:eastAsia="Times New Roman" w:hAnsi="Times New Roman" w:cs="Times New Roman"/>
+          <w:sz w:val="24"/>
+          <w:szCs w:val="24"/>
+        </w:rPr>
+        <w:br/>
+        <w:t>B. Validar envio da notificação de acesso</w:t>
+      </w:r>
+    </w:p>
+    <w:p>
+      <w:pPr>
+        <w:ind w:left="708" w:hanging="708"/>
+        <w:rPr>
+          <w:rFonts w:ascii="Times New Roman" w:eastAsia="Times New Roman" w:hAnsi="Times New Roman" w:cs="Times New Roman"/>
+          <w:b/>
+          <w:bCs/>
+          <w:sz w:val="24"/>
+          <w:szCs w:val="24"/>
+        </w:rPr>
+      </w:pPr>
+      <w:r>
+        <w:rPr>
+          <w:rFonts w:ascii="Times New Roman" w:eastAsia="Times New Roman" w:hAnsi="Times New Roman" w:cs="Times New Roman"/>
+          <w:b/>
+          <w:bCs/>
+          <w:sz w:val="24"/>
+          <w:szCs w:val="24"/>
+        </w:rPr>
+        <w:t>3.</w:t>
+      </w:r>
+      <w:r>
+        <w:rPr>
+          <w:rFonts w:ascii="Times New Roman" w:eastAsia="Times New Roman" w:hAnsi="Times New Roman" w:cs="Times New Roman"/>
+          <w:b/>
+          <w:bCs/>
+          <w:sz w:val="24"/>
+          <w:szCs w:val="24"/>
+        </w:rPr>
+        <w:t>10</w:t>
+      </w:r>
+      <w:r>
+        <w:rPr>
+          <w:rFonts w:ascii="Times New Roman" w:eastAsia="Times New Roman" w:hAnsi="Times New Roman" w:cs="Times New Roman"/>
+          <w:b/>
+          <w:bCs/>
+          <w:sz w:val="24"/>
+          <w:szCs w:val="24"/>
+        </w:rPr>
+        <w:t xml:space="preserve"> – Gateway "Novo Cliente?"</w:t>
+      </w:r>
+    </w:p>
+    <w:p>
+      <w:pPr>
+        <w:ind w:left="708"/>
+        <w:rPr>
+          <w:rFonts w:ascii="Times New Roman" w:eastAsia="Times New Roman" w:hAnsi="Times New Roman" w:cs="Times New Roman"/>
+          <w:sz w:val="24"/>
+          <w:szCs w:val="24"/>
+        </w:rPr>
+      </w:pPr>
+      <w:r>
+        <w:rPr>
+          <w:rFonts w:ascii="Times New Roman" w:eastAsia="Times New Roman" w:hAnsi="Times New Roman" w:cs="Times New Roman"/>
+          <w:b/>
+          <w:bCs/>
+          <w:sz w:val="24"/>
+          <w:szCs w:val="24"/>
+        </w:rPr>
+        <w:t>Fluxo Sim:</w:t>
+      </w:r>
+      <w:r>
+        <w:rPr>
+          <w:rFonts w:ascii="Times New Roman" w:eastAsia="Times New Roman" w:hAnsi="Times New Roman" w:cs="Times New Roman"/>
+          <w:b/>
+          <w:bCs/>
+          <w:sz w:val="24"/>
+          <w:szCs w:val="24"/>
+        </w:rPr>
+        <w:br/>
+      </w:r>
+      <w:r>
+        <w:rPr>
+          <w:rFonts w:ascii="Times New Roman" w:eastAsia="Times New Roman" w:hAnsi="Times New Roman" w:cs="Times New Roman"/>
+          <w:sz w:val="24"/>
+          <w:szCs w:val="24"/>
+        </w:rPr>
+        <w:t>A. Selecionar a opção "Sim"</w:t>
+      </w:r>
+      <w:r>
+        <w:rPr>
+          <w:rFonts w:ascii="Times New Roman" w:eastAsia="Times New Roman" w:hAnsi="Times New Roman" w:cs="Times New Roman"/>
+          <w:sz w:val="24"/>
+          <w:szCs w:val="24"/>
+        </w:rPr>
+        <w:br/>
+        <w:t>B. Validar retorno ao passo "Acionamento do Botão de Novo Cliente"</w:t>
+      </w:r>
+    </w:p>
+    <w:p>
+      <w:pPr>
+        <w:ind w:left="708"/>
+        <w:rPr>
+          <w:rFonts w:ascii="Times New Roman" w:eastAsia="Times New Roman" w:hAnsi="Times New Roman" w:cs="Times New Roman"/>
+          <w:sz w:val="24"/>
+          <w:szCs w:val="24"/>
+        </w:rPr>
+      </w:pPr>
+      <w:r>
+        <w:rPr>
+          <w:rFonts w:ascii="Times New Roman" w:eastAsia="Times New Roman" w:hAnsi="Times New Roman" w:cs="Times New Roman"/>
+          <w:b/>
+          <w:bCs/>
+          <w:sz w:val="24"/>
+          <w:szCs w:val="24"/>
+        </w:rPr>
+        <w:t>Fluxo Não:</w:t>
+      </w:r>
+      <w:r>
+        <w:rPr>
+          <w:rFonts w:ascii="Times New Roman" w:eastAsia="Times New Roman" w:hAnsi="Times New Roman" w:cs="Times New Roman"/>
+          <w:b/>
+          <w:bCs/>
+          <w:sz w:val="24"/>
+          <w:szCs w:val="24"/>
+        </w:rPr>
+        <w:br/>
+      </w:r>
+      <w:r>
+        <w:rPr>
+          <w:rFonts w:ascii="Times New Roman" w:eastAsia="Times New Roman" w:hAnsi="Times New Roman" w:cs="Times New Roman"/>
+          <w:sz w:val="24"/>
+          <w:szCs w:val="24"/>
+        </w:rPr>
+        <w:t>C. Selecionar a opção "Não"</w:t>
+      </w:r>
+      <w:r>
+        <w:rPr>
+          <w:rFonts w:ascii="Times New Roman" w:eastAsia="Times New Roman" w:hAnsi="Times New Roman" w:cs="Times New Roman"/>
+          <w:sz w:val="24"/>
+          <w:szCs w:val="24"/>
+        </w:rPr>
+        <w:br/>
+        <w:t>D. Validar encerramento do processo</w:t>
+      </w:r>
+    </w:p>
+    <w:p>
+      <w:pPr>
+        <w:rPr>
+          <w:rFonts w:ascii="Times New Roman" w:eastAsia="Times New Roman" w:hAnsi="Times New Roman" w:cs="Times New Roman"/>
+          <w:b/>
+          <w:bCs/>
+          <w:sz w:val="28"/>
+          <w:szCs w:val="28"/>
+        </w:rPr>
+      </w:pPr>
+    </w:p>
+    <w:p>
+      <w:pPr>
+        <w:rPr>
+          <w:rFonts w:ascii="Times New Roman" w:eastAsia="Times New Roman" w:hAnsi="Times New Roman" w:cs="Times New Roman"/>
+          <w:b/>
+          <w:bCs/>
+          <w:sz w:val="28"/>
+          <w:szCs w:val="28"/>
+        </w:rPr>
+      </w:pPr>
+    </w:p>
+    <w:p>
+      <w:pPr>
+        <w:rPr>
+          <w:rFonts w:ascii="Times New Roman" w:eastAsia="Times New Roman" w:hAnsi="Times New Roman" w:cs="Times New Roman"/>
+          <w:b/>
+          <w:bCs/>
+          <w:sz w:val="28"/>
+          <w:szCs w:val="28"/>
+        </w:rPr>
+      </w:pPr>
+    </w:p>
+    <w:p>
+      <w:pPr>
+        <w:rPr>
+          <w:rFonts w:ascii="Times New Roman" w:eastAsia="Times New Roman" w:hAnsi="Times New Roman" w:cs="Times New Roman"/>
+          <w:b/>
+          <w:bCs/>
+          <w:sz w:val="28"/>
+          <w:szCs w:val="28"/>
+        </w:rPr>
+      </w:pPr>
+    </w:p>
+    <w:p>
+      <w:pPr>
+        <w:rPr>
+          <w:rFonts w:ascii="Times New Roman" w:eastAsia="Times New Roman" w:hAnsi="Times New Roman" w:cs="Times New Roman"/>
+          <w:b/>
+          <w:bCs/>
+          <w:sz w:val="28"/>
+          <w:szCs w:val="28"/>
+        </w:rPr>
+      </w:pPr>
+    </w:p>
+    <w:p>
+      <w:pPr>
+        <w:rPr>
+          <w:rFonts w:ascii="Times New Roman" w:eastAsia="Times New Roman" w:hAnsi="Times New Roman" w:cs="Times New Roman"/>
+          <w:b/>
+          <w:bCs/>
+          <w:sz w:val="28"/>
+          <w:szCs w:val="28"/>
+        </w:rPr>
+      </w:pPr>
+    </w:p>
+    <w:p>
+      <w:pPr>
+        <w:rPr>
+          <w:rFonts w:ascii="Times New Roman" w:eastAsia="Times New Roman" w:hAnsi="Times New Roman" w:cs="Times New Roman"/>
+          <w:b/>
+          <w:bCs/>
+          <w:sz w:val="28"/>
+          <w:szCs w:val="28"/>
+        </w:rPr>
+      </w:pPr>
+    </w:p>
+    <w:p>
+      <w:pPr>
+        <w:rPr>
+          <w:rFonts w:ascii="Times New Roman" w:eastAsia="Times New Roman" w:hAnsi="Times New Roman" w:cs="Times New Roman"/>
+          <w:b/>
+          <w:bCs/>
+          <w:sz w:val="28"/>
+          <w:szCs w:val="28"/>
+        </w:rPr>
+      </w:pPr>
+    </w:p>
+    <w:p>
+      <w:pPr>
+        <w:rPr>
+          <w:rFonts w:ascii="Times New Roman" w:eastAsia="Times New Roman" w:hAnsi="Times New Roman" w:cs="Times New Roman"/>
+          <w:b/>
+          <w:bCs/>
+          <w:sz w:val="28"/>
+          <w:szCs w:val="28"/>
+        </w:rPr>
+      </w:pPr>
+    </w:p>
+    <w:p>
+      <w:pPr>
+        <w:rPr>
+          <w:rFonts w:ascii="Times New Roman" w:eastAsia="Times New Roman" w:hAnsi="Times New Roman" w:cs="Times New Roman"/>
+          <w:b/>
+          <w:bCs/>
+          <w:sz w:val="28"/>
+          <w:szCs w:val="28"/>
+        </w:rPr>
+      </w:pPr>
+    </w:p>
+    <w:p>
+      <w:pPr>
+        <w:rPr>
+          <w:rFonts w:ascii="Times New Roman" w:eastAsia="Times New Roman" w:hAnsi="Times New Roman" w:cs="Times New Roman"/>
+          <w:b/>
+          <w:bCs/>
+          <w:sz w:val="28"/>
+          <w:szCs w:val="28"/>
+        </w:rPr>
+      </w:pPr>
+    </w:p>
+    <w:p>
+      <w:pPr>
+        <w:jc w:val="both"/>
+        <w:rPr>
+          <w:rFonts w:ascii="Times New Roman" w:hAnsi="Times New Roman" w:cs="Times New Roman"/>
+          <w:b/>
+          <w:bCs/>
+          <w:sz w:val="28"/>
+          <w:szCs w:val="28"/>
+        </w:rPr>
+      </w:pPr>
+      <w:r>
+        <w:rPr>
+          <w:rFonts w:ascii="Times New Roman" w:eastAsia="Times New Roman" w:hAnsi="Times New Roman" w:cs="Times New Roman"/>
+          <w:b/>
+          <w:bCs/>
+          <w:sz w:val="28"/>
+          <w:szCs w:val="28"/>
+        </w:rPr>
+        <w:lastRenderedPageBreak/>
+        <w:t>4</w:t>
+      </w:r>
+      <w:r>
+        <w:rPr>
+          <w:rFonts w:ascii="Times New Roman" w:eastAsia="Times New Roman" w:hAnsi="Times New Roman" w:cs="Times New Roman"/>
+          <w:b/>
+          <w:bCs/>
+          <w:sz w:val="28"/>
+          <w:szCs w:val="28"/>
+        </w:rPr>
+        <w:t xml:space="preserve"> – Função de Cadastro de </w:t>
+      </w:r>
+      <w:r>
+        <w:rPr>
+          <w:rFonts w:ascii="Times New Roman" w:eastAsia="Times New Roman" w:hAnsi="Times New Roman" w:cs="Times New Roman"/>
+          <w:b/>
+          <w:bCs/>
+          <w:sz w:val="28"/>
+          <w:szCs w:val="28"/>
+        </w:rPr>
+        <w:t>Documentação</w:t>
+      </w:r>
+    </w:p>
+    <w:tbl>
+      <w:tblPr>
+        <w:tblStyle w:val="Tabelacomgrade"/>
+        <w:tblW w:w="10630" w:type="dxa"/>
+        <w:tblInd w:w="-992" w:type="dxa"/>
+        <w:tblLayout w:type="fixed"/>
+        <w:tblLook w:val="04A0" w:firstRow="1" w:lastRow="0" w:firstColumn="1" w:lastColumn="0" w:noHBand="0" w:noVBand="1"/>
+      </w:tblPr>
+      <w:tblGrid>
+        <w:gridCol w:w="2688"/>
+        <w:gridCol w:w="3544"/>
+        <w:gridCol w:w="1701"/>
+        <w:gridCol w:w="2697"/>
+      </w:tblGrid>
+      <w:tr>
+        <w:tc>
+          <w:tcPr>
+            <w:tcW w:w="2688" w:type="dxa"/>
           </w:tcPr>
           <w:p>
             <w:pPr>
@@ -1039,7 +3820,7 @@
         </w:tc>
         <w:tc>
           <w:tcPr>
-            <w:tcW w:w="2126" w:type="dxa"/>
+            <w:tcW w:w="1701" w:type="dxa"/>
           </w:tcPr>
           <w:p>
             <w:pPr>
@@ -1066,7 +3847,7 @@
         </w:tc>
         <w:tc>
           <w:tcPr>
-            <w:tcW w:w="2839" w:type="dxa"/>
+            <w:tcW w:w="2697" w:type="dxa"/>
           </w:tcPr>
           <w:p>
             <w:pPr>
@@ -1095,54 +3876,73 @@
       <w:tr>
         <w:tc>
           <w:tcPr>
-            <w:tcW w:w="2121" w:type="dxa"/>
-            <w:vAlign w:val="center"/>
+            <w:tcW w:w="2688" w:type="dxa"/>
           </w:tcPr>
           <w:p>
+            <w:pPr>
+              <w:rPr>
+                <w:rFonts w:ascii="Arial" w:hAnsi="Arial" w:cs="Arial"/>
+              </w:rPr>
+            </w:pPr>
             <w:r>
-              <w:t xml:space="preserve">1 </w:t>
-            </w:r>
-            <w:r>
-              <w:t>–</w:t>
-            </w:r>
-            <w:r>
-              <w:t xml:space="preserve"> </w:t>
-            </w:r>
-            <w:r>
-              <w:t>Cadastro</w:t>
+              <w:rPr>
+                <w:rFonts w:ascii="Arial" w:eastAsia="Arial" w:hAnsi="Arial" w:cs="Arial"/>
+              </w:rPr>
+              <w:t>1 - Acesso ao Sistema</w:t>
             </w:r>
           </w:p>
         </w:tc>
         <w:tc>
           <w:tcPr>
             <w:tcW w:w="3544" w:type="dxa"/>
-            <w:vAlign w:val="center"/>
           </w:tcPr>
           <w:p>
+            <w:pPr>
+              <w:rPr>
+                <w:rFonts w:ascii="Arial" w:hAnsi="Arial" w:cs="Arial"/>
+              </w:rPr>
+            </w:pPr>
             <w:r>
-              <w:t>Cadastrar dados da contabilidade</w:t>
+              <w:rPr>
+                <w:rFonts w:ascii="Arial" w:eastAsia="Arial" w:hAnsi="Arial" w:cs="Arial"/>
+              </w:rPr>
+              <w:t>Usuário realiza acesso ao sistema</w:t>
             </w:r>
           </w:p>
         </w:tc>
         <w:tc>
           <w:tcPr>
-            <w:tcW w:w="2126" w:type="dxa"/>
-            <w:vAlign w:val="center"/>
+            <w:tcW w:w="1701" w:type="dxa"/>
           </w:tcPr>
           <w:p>
+            <w:pPr>
+              <w:rPr>
+                <w:rFonts w:ascii="Arial" w:hAnsi="Arial" w:cs="Arial"/>
+              </w:rPr>
+            </w:pPr>
             <w:r>
+              <w:rPr>
+                <w:rFonts w:ascii="Arial" w:eastAsia="Arial" w:hAnsi="Arial" w:cs="Arial"/>
+              </w:rPr>
               <w:t>Contabilidade</w:t>
             </w:r>
           </w:p>
         </w:tc>
         <w:tc>
           <w:tcPr>
-            <w:tcW w:w="2839" w:type="dxa"/>
-            <w:vAlign w:val="center"/>
+            <w:tcW w:w="2697" w:type="dxa"/>
           </w:tcPr>
           <w:p>
+            <w:pPr>
+              <w:rPr>
+                <w:rFonts w:ascii="Arial" w:hAnsi="Arial" w:cs="Arial"/>
+              </w:rPr>
+            </w:pPr>
             <w:r>
-              <w:t>Aprovado</w:t>
+              <w:rPr>
+                <w:rFonts w:ascii="Arial" w:eastAsia="Arial" w:hAnsi="Arial" w:cs="Arial"/>
+              </w:rPr>
+              <w:t>Sistema acessado com sucesso e sessão iniciada</w:t>
             </w:r>
           </w:p>
         </w:tc>
@@ -1150,37 +3950,1634 @@
       <w:tr>
         <w:tc>
           <w:tcPr>
-            <w:tcW w:w="2121" w:type="dxa"/>
-            <w:vAlign w:val="center"/>
+            <w:tcW w:w="2688" w:type="dxa"/>
           </w:tcPr>
-          <w:p/>
+          <w:p>
+            <w:pPr>
+              <w:rPr>
+                <w:rFonts w:ascii="Arial" w:hAnsi="Arial" w:cs="Arial"/>
+              </w:rPr>
+            </w:pPr>
+            <w:r>
+              <w:rPr>
+                <w:rFonts w:ascii="Arial" w:eastAsia="Arial" w:hAnsi="Arial" w:cs="Arial"/>
+              </w:rPr>
+              <w:t xml:space="preserve">2 - Carregamento dos Dados de Clientes e Documentos do </w:t>
+            </w:r>
+            <w:proofErr w:type="spellStart"/>
+            <w:r>
+              <w:rPr>
+                <w:rFonts w:ascii="Arial" w:eastAsia="Arial" w:hAnsi="Arial" w:cs="Arial"/>
+              </w:rPr>
+              <w:t>Tenant</w:t>
+            </w:r>
+            <w:proofErr w:type="spellEnd"/>
+          </w:p>
         </w:tc>
         <w:tc>
           <w:tcPr>
             <w:tcW w:w="3544" w:type="dxa"/>
-            <w:vAlign w:val="center"/>
           </w:tcPr>
-          <w:p/>
+          <w:p>
+            <w:pPr>
+              <w:rPr>
+                <w:rFonts w:ascii="Arial" w:hAnsi="Arial" w:cs="Arial"/>
+              </w:rPr>
+            </w:pPr>
+            <w:r>
+              <w:rPr>
+                <w:rFonts w:ascii="Arial" w:eastAsia="Arial" w:hAnsi="Arial" w:cs="Arial"/>
+              </w:rPr>
+              <w:t>Sistema realiza carregamento automático dos dados iniciais</w:t>
+            </w:r>
+          </w:p>
         </w:tc>
         <w:tc>
           <w:tcPr>
-            <w:tcW w:w="2126" w:type="dxa"/>
-            <w:vAlign w:val="center"/>
+            <w:tcW w:w="1701" w:type="dxa"/>
           </w:tcPr>
-          <w:p/>
+          <w:p>
+            <w:pPr>
+              <w:rPr>
+                <w:rFonts w:ascii="Arial" w:hAnsi="Arial" w:cs="Arial"/>
+              </w:rPr>
+            </w:pPr>
+            <w:r>
+              <w:rPr>
+                <w:rFonts w:ascii="Arial" w:eastAsia="Arial" w:hAnsi="Arial" w:cs="Arial"/>
+              </w:rPr>
+              <w:t>Sistema</w:t>
+            </w:r>
+          </w:p>
         </w:tc>
         <w:tc>
           <w:tcPr>
-            <w:tcW w:w="2839" w:type="dxa"/>
-            <w:vAlign w:val="center"/>
+            <w:tcW w:w="2697" w:type="dxa"/>
           </w:tcPr>
-          <w:p/>
+          <w:p>
+            <w:pPr>
+              <w:rPr>
+                <w:rFonts w:ascii="Arial" w:hAnsi="Arial" w:cs="Arial"/>
+              </w:rPr>
+            </w:pPr>
+            <w:r>
+              <w:rPr>
+                <w:rFonts w:ascii="Arial" w:eastAsia="Arial" w:hAnsi="Arial" w:cs="Arial"/>
+              </w:rPr>
+              <w:t>Dados carregados corretamente sem erro</w:t>
+            </w:r>
+          </w:p>
+        </w:tc>
+      </w:tr>
+      <w:tr>
+        <w:tc>
+          <w:tcPr>
+            <w:tcW w:w="2688" w:type="dxa"/>
+          </w:tcPr>
+          <w:p>
+            <w:pPr>
+              <w:rPr>
+                <w:rFonts w:ascii="Arial" w:hAnsi="Arial" w:cs="Arial"/>
+              </w:rPr>
+            </w:pPr>
+            <w:r>
+              <w:rPr>
+                <w:rFonts w:ascii="Arial" w:eastAsia="Arial" w:hAnsi="Arial" w:cs="Arial"/>
+              </w:rPr>
+              <w:t>3 - Acesso a funcionalidade de documentos</w:t>
+            </w:r>
+          </w:p>
+        </w:tc>
+        <w:tc>
+          <w:tcPr>
+            <w:tcW w:w="3544" w:type="dxa"/>
+          </w:tcPr>
+          <w:p>
+            <w:pPr>
+              <w:rPr>
+                <w:rFonts w:ascii="Arial" w:hAnsi="Arial" w:cs="Arial"/>
+              </w:rPr>
+            </w:pPr>
+            <w:r>
+              <w:rPr>
+                <w:rFonts w:ascii="Arial" w:eastAsia="Arial" w:hAnsi="Arial" w:cs="Arial"/>
+              </w:rPr>
+              <w:t>Usuário acessa a funcionalidade de documentos após carregamento</w:t>
+            </w:r>
+          </w:p>
+        </w:tc>
+        <w:tc>
+          <w:tcPr>
+            <w:tcW w:w="1701" w:type="dxa"/>
+          </w:tcPr>
+          <w:p>
+            <w:pPr>
+              <w:rPr>
+                <w:rFonts w:ascii="Arial" w:hAnsi="Arial" w:cs="Arial"/>
+              </w:rPr>
+            </w:pPr>
+            <w:r>
+              <w:rPr>
+                <w:rFonts w:ascii="Arial" w:eastAsia="Arial" w:hAnsi="Arial" w:cs="Arial"/>
+              </w:rPr>
+              <w:t>Contabilidade</w:t>
+            </w:r>
+          </w:p>
+        </w:tc>
+        <w:tc>
+          <w:tcPr>
+            <w:tcW w:w="2697" w:type="dxa"/>
+          </w:tcPr>
+          <w:p>
+            <w:pPr>
+              <w:rPr>
+                <w:rFonts w:ascii="Arial" w:hAnsi="Arial" w:cs="Arial"/>
+              </w:rPr>
+            </w:pPr>
+            <w:r>
+              <w:rPr>
+                <w:rFonts w:ascii="Arial" w:eastAsia="Arial" w:hAnsi="Arial" w:cs="Arial"/>
+              </w:rPr>
+              <w:t>Tela de documentos exibida com dados carregados</w:t>
+            </w:r>
+          </w:p>
+        </w:tc>
+      </w:tr>
+      <w:tr>
+        <w:tc>
+          <w:tcPr>
+            <w:tcW w:w="2688" w:type="dxa"/>
+          </w:tcPr>
+          <w:p>
+            <w:pPr>
+              <w:rPr>
+                <w:rFonts w:ascii="Arial" w:hAnsi="Arial" w:cs="Arial"/>
+              </w:rPr>
+            </w:pPr>
+            <w:r>
+              <w:rPr>
+                <w:rFonts w:ascii="Arial" w:eastAsia="Arial" w:hAnsi="Arial" w:cs="Arial"/>
+              </w:rPr>
+              <w:t>4 - Acionamento do botão de "Novo Documento"</w:t>
+            </w:r>
+          </w:p>
+        </w:tc>
+        <w:tc>
+          <w:tcPr>
+            <w:tcW w:w="3544" w:type="dxa"/>
+          </w:tcPr>
+          <w:p>
+            <w:pPr>
+              <w:rPr>
+                <w:rFonts w:ascii="Arial" w:hAnsi="Arial" w:cs="Arial"/>
+              </w:rPr>
+            </w:pPr>
+            <w:r>
+              <w:rPr>
+                <w:rFonts w:ascii="Arial" w:eastAsia="Arial" w:hAnsi="Arial" w:cs="Arial"/>
+              </w:rPr>
+              <w:t>Usuário aciona a opção de cadastro de novo documento</w:t>
+            </w:r>
+          </w:p>
+        </w:tc>
+        <w:tc>
+          <w:tcPr>
+            <w:tcW w:w="1701" w:type="dxa"/>
+          </w:tcPr>
+          <w:p>
+            <w:pPr>
+              <w:rPr>
+                <w:rFonts w:ascii="Arial" w:hAnsi="Arial" w:cs="Arial"/>
+              </w:rPr>
+            </w:pPr>
+            <w:r>
+              <w:rPr>
+                <w:rFonts w:ascii="Arial" w:eastAsia="Arial" w:hAnsi="Arial" w:cs="Arial"/>
+              </w:rPr>
+              <w:t>Contabilidade</w:t>
+            </w:r>
+          </w:p>
+        </w:tc>
+        <w:tc>
+          <w:tcPr>
+            <w:tcW w:w="2697" w:type="dxa"/>
+          </w:tcPr>
+          <w:p>
+            <w:pPr>
+              <w:rPr>
+                <w:rFonts w:ascii="Arial" w:hAnsi="Arial" w:cs="Arial"/>
+              </w:rPr>
+            </w:pPr>
+            <w:r>
+              <w:rPr>
+                <w:rFonts w:ascii="Arial" w:eastAsia="Arial" w:hAnsi="Arial" w:cs="Arial"/>
+              </w:rPr>
+              <w:t>Formulário de cadastro aberto</w:t>
+            </w:r>
+          </w:p>
+        </w:tc>
+      </w:tr>
+      <w:tr>
+        <w:tc>
+          <w:tcPr>
+            <w:tcW w:w="2688" w:type="dxa"/>
+          </w:tcPr>
+          <w:p>
+            <w:pPr>
+              <w:rPr>
+                <w:rFonts w:ascii="Arial" w:hAnsi="Arial" w:cs="Arial"/>
+              </w:rPr>
+            </w:pPr>
+            <w:r>
+              <w:rPr>
+                <w:rFonts w:ascii="Arial" w:eastAsia="Arial" w:hAnsi="Arial" w:cs="Arial"/>
+              </w:rPr>
+              <w:t>5 - Preenchimento dos dados de Documento</w:t>
+            </w:r>
+          </w:p>
+        </w:tc>
+        <w:tc>
+          <w:tcPr>
+            <w:tcW w:w="3544" w:type="dxa"/>
+          </w:tcPr>
+          <w:p>
+            <w:pPr>
+              <w:rPr>
+                <w:rFonts w:ascii="Arial" w:hAnsi="Arial" w:cs="Arial"/>
+              </w:rPr>
+            </w:pPr>
+            <w:r>
+              <w:rPr>
+                <w:rFonts w:ascii="Arial" w:eastAsia="Arial" w:hAnsi="Arial" w:cs="Arial"/>
+              </w:rPr>
+              <w:t>Usuário preenche os dados do documento</w:t>
+            </w:r>
+          </w:p>
+        </w:tc>
+        <w:tc>
+          <w:tcPr>
+            <w:tcW w:w="1701" w:type="dxa"/>
+          </w:tcPr>
+          <w:p>
+            <w:pPr>
+              <w:rPr>
+                <w:rFonts w:ascii="Arial" w:hAnsi="Arial" w:cs="Arial"/>
+              </w:rPr>
+            </w:pPr>
+            <w:r>
+              <w:rPr>
+                <w:rFonts w:ascii="Arial" w:eastAsia="Arial" w:hAnsi="Arial" w:cs="Arial"/>
+              </w:rPr>
+              <w:t>Contabilidade</w:t>
+            </w:r>
+          </w:p>
+        </w:tc>
+        <w:tc>
+          <w:tcPr>
+            <w:tcW w:w="2697" w:type="dxa"/>
+          </w:tcPr>
+          <w:p>
+            <w:pPr>
+              <w:rPr>
+                <w:rFonts w:ascii="Arial" w:hAnsi="Arial" w:cs="Arial"/>
+              </w:rPr>
+            </w:pPr>
+            <w:r>
+              <w:rPr>
+                <w:rFonts w:ascii="Arial" w:eastAsia="Arial" w:hAnsi="Arial" w:cs="Arial"/>
+              </w:rPr>
+              <w:t>Dados inseridos corretamente e validados</w:t>
+            </w:r>
+          </w:p>
+        </w:tc>
+      </w:tr>
+      <w:tr>
+        <w:tc>
+          <w:tcPr>
+            <w:tcW w:w="2688" w:type="dxa"/>
+          </w:tcPr>
+          <w:p>
+            <w:pPr>
+              <w:rPr>
+                <w:rFonts w:ascii="Arial" w:hAnsi="Arial" w:cs="Arial"/>
+              </w:rPr>
+            </w:pPr>
+            <w:r>
+              <w:rPr>
+                <w:rFonts w:ascii="Arial" w:eastAsia="Arial" w:hAnsi="Arial" w:cs="Arial"/>
+              </w:rPr>
+              <w:t>6 - Gravação dos dados de documento na base da contabilidade</w:t>
+            </w:r>
+          </w:p>
+        </w:tc>
+        <w:tc>
+          <w:tcPr>
+            <w:tcW w:w="3544" w:type="dxa"/>
+          </w:tcPr>
+          <w:p>
+            <w:pPr>
+              <w:rPr>
+                <w:rFonts w:ascii="Arial" w:hAnsi="Arial" w:cs="Arial"/>
+              </w:rPr>
+            </w:pPr>
+            <w:r>
+              <w:rPr>
+                <w:rFonts w:ascii="Arial" w:eastAsia="Arial" w:hAnsi="Arial" w:cs="Arial"/>
+              </w:rPr>
+              <w:t>Sistema realiza a persistência dos dados do documento</w:t>
+            </w:r>
+          </w:p>
+        </w:tc>
+        <w:tc>
+          <w:tcPr>
+            <w:tcW w:w="1701" w:type="dxa"/>
+          </w:tcPr>
+          <w:p>
+            <w:pPr>
+              <w:rPr>
+                <w:rFonts w:ascii="Arial" w:hAnsi="Arial" w:cs="Arial"/>
+              </w:rPr>
+            </w:pPr>
+            <w:r>
+              <w:rPr>
+                <w:rFonts w:ascii="Arial" w:eastAsia="Arial" w:hAnsi="Arial" w:cs="Arial"/>
+              </w:rPr>
+              <w:t>Sistema</w:t>
+            </w:r>
+          </w:p>
+        </w:tc>
+        <w:tc>
+          <w:tcPr>
+            <w:tcW w:w="2697" w:type="dxa"/>
+          </w:tcPr>
+          <w:p>
+            <w:pPr>
+              <w:rPr>
+                <w:rFonts w:ascii="Arial" w:hAnsi="Arial" w:cs="Arial"/>
+              </w:rPr>
+            </w:pPr>
+            <w:r>
+              <w:rPr>
+                <w:rFonts w:ascii="Arial" w:eastAsia="Arial" w:hAnsi="Arial" w:cs="Arial"/>
+              </w:rPr>
+              <w:t>Dados gravados com sucesso na base</w:t>
+            </w:r>
+          </w:p>
+        </w:tc>
+      </w:tr>
+      <w:tr>
+        <w:tc>
+          <w:tcPr>
+            <w:tcW w:w="2688" w:type="dxa"/>
+          </w:tcPr>
+          <w:p>
+            <w:pPr>
+              <w:rPr>
+                <w:rFonts w:ascii="Arial" w:hAnsi="Arial" w:cs="Arial"/>
+              </w:rPr>
+            </w:pPr>
+            <w:r>
+              <w:rPr>
+                <w:rFonts w:ascii="Arial" w:eastAsia="Arial" w:hAnsi="Arial" w:cs="Arial"/>
+              </w:rPr>
+              <w:t>7 - Mensagem de novo documento cadastrado com sucesso</w:t>
+            </w:r>
+          </w:p>
+        </w:tc>
+        <w:tc>
+          <w:tcPr>
+            <w:tcW w:w="3544" w:type="dxa"/>
+          </w:tcPr>
+          <w:p>
+            <w:pPr>
+              <w:rPr>
+                <w:rFonts w:ascii="Arial" w:hAnsi="Arial" w:cs="Arial"/>
+              </w:rPr>
+            </w:pPr>
+            <w:r>
+              <w:rPr>
+                <w:rFonts w:ascii="Arial" w:eastAsia="Arial" w:hAnsi="Arial" w:cs="Arial"/>
+              </w:rPr>
+              <w:t>Sistema apresenta mensagem de confirmação de cadastro</w:t>
+            </w:r>
+          </w:p>
+        </w:tc>
+        <w:tc>
+          <w:tcPr>
+            <w:tcW w:w="1701" w:type="dxa"/>
+          </w:tcPr>
+          <w:p>
+            <w:pPr>
+              <w:rPr>
+                <w:rFonts w:ascii="Arial" w:hAnsi="Arial" w:cs="Arial"/>
+              </w:rPr>
+            </w:pPr>
+            <w:r>
+              <w:rPr>
+                <w:rFonts w:ascii="Arial" w:eastAsia="Arial" w:hAnsi="Arial" w:cs="Arial"/>
+              </w:rPr>
+              <w:t>Sistema</w:t>
+            </w:r>
+          </w:p>
+        </w:tc>
+        <w:tc>
+          <w:tcPr>
+            <w:tcW w:w="2697" w:type="dxa"/>
+          </w:tcPr>
+          <w:p>
+            <w:pPr>
+              <w:rPr>
+                <w:rFonts w:ascii="Arial" w:hAnsi="Arial" w:cs="Arial"/>
+              </w:rPr>
+            </w:pPr>
+            <w:r>
+              <w:rPr>
+                <w:rFonts w:ascii="Arial" w:eastAsia="Arial" w:hAnsi="Arial" w:cs="Arial"/>
+              </w:rPr>
+              <w:t>Mensagem exibida corretamente</w:t>
+            </w:r>
+          </w:p>
+        </w:tc>
+      </w:tr>
+      <w:tr>
+        <w:tc>
+          <w:tcPr>
+            <w:tcW w:w="2688" w:type="dxa"/>
+          </w:tcPr>
+          <w:p>
+            <w:pPr>
+              <w:rPr>
+                <w:rFonts w:ascii="Arial" w:hAnsi="Arial" w:cs="Arial"/>
+              </w:rPr>
+            </w:pPr>
+            <w:r>
+              <w:rPr>
+                <w:rFonts w:ascii="Arial" w:eastAsia="Arial" w:hAnsi="Arial" w:cs="Arial"/>
+              </w:rPr>
+              <w:t>8 - Envio de notificação de documento disponível ao cliente</w:t>
+            </w:r>
+          </w:p>
+        </w:tc>
+        <w:tc>
+          <w:tcPr>
+            <w:tcW w:w="3544" w:type="dxa"/>
+          </w:tcPr>
+          <w:p>
+            <w:pPr>
+              <w:rPr>
+                <w:rFonts w:ascii="Arial" w:hAnsi="Arial" w:cs="Arial"/>
+              </w:rPr>
+            </w:pPr>
+            <w:r>
+              <w:rPr>
+                <w:rFonts w:ascii="Arial" w:eastAsia="Arial" w:hAnsi="Arial" w:cs="Arial"/>
+              </w:rPr>
+              <w:t>Sistema envia notificação ao cliente sobre o novo documento</w:t>
+            </w:r>
+          </w:p>
+        </w:tc>
+        <w:tc>
+          <w:tcPr>
+            <w:tcW w:w="1701" w:type="dxa"/>
+          </w:tcPr>
+          <w:p>
+            <w:pPr>
+              <w:rPr>
+                <w:rFonts w:ascii="Arial" w:hAnsi="Arial" w:cs="Arial"/>
+              </w:rPr>
+            </w:pPr>
+            <w:r>
+              <w:rPr>
+                <w:rFonts w:ascii="Arial" w:eastAsia="Arial" w:hAnsi="Arial" w:cs="Arial"/>
+              </w:rPr>
+              <w:t>Sistema</w:t>
+            </w:r>
+          </w:p>
+        </w:tc>
+        <w:tc>
+          <w:tcPr>
+            <w:tcW w:w="2697" w:type="dxa"/>
+          </w:tcPr>
+          <w:p>
+            <w:pPr>
+              <w:rPr>
+                <w:rFonts w:ascii="Arial" w:hAnsi="Arial" w:cs="Arial"/>
+              </w:rPr>
+            </w:pPr>
+            <w:r>
+              <w:rPr>
+                <w:rFonts w:ascii="Arial" w:eastAsia="Arial" w:hAnsi="Arial" w:cs="Arial"/>
+              </w:rPr>
+              <w:t>Notificação enviada corretamente</w:t>
+            </w:r>
+          </w:p>
+        </w:tc>
+      </w:tr>
+      <w:tr>
+        <w:tc>
+          <w:tcPr>
+            <w:tcW w:w="2688" w:type="dxa"/>
+          </w:tcPr>
+          <w:p>
+            <w:pPr>
+              <w:rPr>
+                <w:rFonts w:ascii="Arial" w:hAnsi="Arial" w:cs="Arial"/>
+              </w:rPr>
+            </w:pPr>
+            <w:r>
+              <w:rPr>
+                <w:rFonts w:ascii="Arial" w:eastAsia="Arial" w:hAnsi="Arial" w:cs="Arial"/>
+              </w:rPr>
+              <w:t>9 - Gateway "Novo Documento?"</w:t>
+            </w:r>
+          </w:p>
+        </w:tc>
+        <w:tc>
+          <w:tcPr>
+            <w:tcW w:w="3544" w:type="dxa"/>
+          </w:tcPr>
+          <w:p>
+            <w:pPr>
+              <w:rPr>
+                <w:rFonts w:ascii="Arial" w:hAnsi="Arial" w:cs="Arial"/>
+              </w:rPr>
+            </w:pPr>
+            <w:r>
+              <w:rPr>
+                <w:rFonts w:ascii="Arial" w:eastAsia="Arial" w:hAnsi="Arial" w:cs="Arial"/>
+              </w:rPr>
+              <w:t>Sistema valida decisão de continuar cadastro</w:t>
+            </w:r>
+          </w:p>
+        </w:tc>
+        <w:tc>
+          <w:tcPr>
+            <w:tcW w:w="1701" w:type="dxa"/>
+          </w:tcPr>
+          <w:p>
+            <w:pPr>
+              <w:rPr>
+                <w:rFonts w:ascii="Arial" w:hAnsi="Arial" w:cs="Arial"/>
+              </w:rPr>
+            </w:pPr>
+            <w:r>
+              <w:rPr>
+                <w:rFonts w:ascii="Arial" w:eastAsia="Arial" w:hAnsi="Arial" w:cs="Arial"/>
+              </w:rPr>
+              <w:t>Contabilidade</w:t>
+            </w:r>
+          </w:p>
+        </w:tc>
+        <w:tc>
+          <w:tcPr>
+            <w:tcW w:w="2697" w:type="dxa"/>
+          </w:tcPr>
+          <w:p>
+            <w:pPr>
+              <w:rPr>
+                <w:rFonts w:ascii="Arial" w:hAnsi="Arial" w:cs="Arial"/>
+              </w:rPr>
+            </w:pPr>
+            <w:r>
+              <w:rPr>
+                <w:rFonts w:ascii="Arial" w:eastAsia="Arial" w:hAnsi="Arial" w:cs="Arial"/>
+              </w:rPr>
+              <w:t>Decisão apresentada corretamente</w:t>
+            </w:r>
+          </w:p>
+        </w:tc>
+      </w:tr>
+      <w:tr>
+        <w:tc>
+          <w:tcPr>
+            <w:tcW w:w="2688" w:type="dxa"/>
+          </w:tcPr>
+          <w:p>
+            <w:pPr>
+              <w:rPr>
+                <w:rFonts w:ascii="Arial" w:hAnsi="Arial" w:cs="Arial"/>
+              </w:rPr>
+            </w:pPr>
+            <w:r>
+              <w:rPr>
+                <w:rFonts w:ascii="Arial" w:eastAsia="Arial" w:hAnsi="Arial" w:cs="Arial"/>
+              </w:rPr>
+              <w:t>10 - Fluxo "Sim" – Novo Documento</w:t>
+            </w:r>
+          </w:p>
+        </w:tc>
+        <w:tc>
+          <w:tcPr>
+            <w:tcW w:w="3544" w:type="dxa"/>
+          </w:tcPr>
+          <w:p>
+            <w:pPr>
+              <w:rPr>
+                <w:rFonts w:ascii="Arial" w:hAnsi="Arial" w:cs="Arial"/>
+              </w:rPr>
+            </w:pPr>
+            <w:r>
+              <w:rPr>
+                <w:rFonts w:ascii="Arial" w:eastAsia="Arial" w:hAnsi="Arial" w:cs="Arial"/>
+              </w:rPr>
+              <w:t>Usuário opta por cadastrar novo documento novamente</w:t>
+            </w:r>
+          </w:p>
+        </w:tc>
+        <w:tc>
+          <w:tcPr>
+            <w:tcW w:w="1701" w:type="dxa"/>
+          </w:tcPr>
+          <w:p>
+            <w:pPr>
+              <w:rPr>
+                <w:rFonts w:ascii="Arial" w:hAnsi="Arial" w:cs="Arial"/>
+              </w:rPr>
+            </w:pPr>
+            <w:r>
+              <w:rPr>
+                <w:rFonts w:ascii="Arial" w:eastAsia="Arial" w:hAnsi="Arial" w:cs="Arial"/>
+              </w:rPr>
+              <w:t>Contabilidade</w:t>
+            </w:r>
+          </w:p>
+        </w:tc>
+        <w:tc>
+          <w:tcPr>
+            <w:tcW w:w="2697" w:type="dxa"/>
+          </w:tcPr>
+          <w:p>
+            <w:pPr>
+              <w:rPr>
+                <w:rFonts w:ascii="Arial" w:hAnsi="Arial" w:cs="Arial"/>
+              </w:rPr>
+            </w:pPr>
+            <w:r>
+              <w:rPr>
+                <w:rFonts w:ascii="Arial" w:eastAsia="Arial" w:hAnsi="Arial" w:cs="Arial"/>
+              </w:rPr>
+              <w:t>Fluxo retorna ao passo "Acionamento do botão de Novo Documento"</w:t>
+            </w:r>
+          </w:p>
+        </w:tc>
+      </w:tr>
+      <w:tr>
+        <w:tc>
+          <w:tcPr>
+            <w:tcW w:w="2688" w:type="dxa"/>
+          </w:tcPr>
+          <w:p>
+            <w:pPr>
+              <w:rPr>
+                <w:rFonts w:ascii="Arial" w:hAnsi="Arial" w:cs="Arial"/>
+              </w:rPr>
+            </w:pPr>
+            <w:r>
+              <w:rPr>
+                <w:rFonts w:ascii="Arial" w:eastAsia="Arial" w:hAnsi="Arial" w:cs="Arial"/>
+              </w:rPr>
+              <w:t>11 - Fluxo "Não" – Encerramento</w:t>
+            </w:r>
+          </w:p>
+        </w:tc>
+        <w:tc>
+          <w:tcPr>
+            <w:tcW w:w="3544" w:type="dxa"/>
+          </w:tcPr>
+          <w:p>
+            <w:pPr>
+              <w:rPr>
+                <w:rFonts w:ascii="Arial" w:hAnsi="Arial" w:cs="Arial"/>
+              </w:rPr>
+            </w:pPr>
+            <w:r>
+              <w:rPr>
+                <w:rFonts w:ascii="Arial" w:eastAsia="Arial" w:hAnsi="Arial" w:cs="Arial"/>
+              </w:rPr>
+              <w:t>Usuário opta por encerrar o processo</w:t>
+            </w:r>
+          </w:p>
+        </w:tc>
+        <w:tc>
+          <w:tcPr>
+            <w:tcW w:w="1701" w:type="dxa"/>
+          </w:tcPr>
+          <w:p>
+            <w:pPr>
+              <w:rPr>
+                <w:rFonts w:ascii="Arial" w:hAnsi="Arial" w:cs="Arial"/>
+              </w:rPr>
+            </w:pPr>
+            <w:r>
+              <w:rPr>
+                <w:rFonts w:ascii="Arial" w:eastAsia="Arial" w:hAnsi="Arial" w:cs="Arial"/>
+              </w:rPr>
+              <w:t>Contabilidade</w:t>
+            </w:r>
+          </w:p>
+        </w:tc>
+        <w:tc>
+          <w:tcPr>
+            <w:tcW w:w="2697" w:type="dxa"/>
+          </w:tcPr>
+          <w:p>
+            <w:pPr>
+              <w:rPr>
+                <w:rFonts w:ascii="Arial" w:hAnsi="Arial" w:cs="Arial"/>
+              </w:rPr>
+            </w:pPr>
+            <w:r>
+              <w:rPr>
+                <w:rFonts w:ascii="Arial" w:eastAsia="Arial" w:hAnsi="Arial" w:cs="Arial"/>
+              </w:rPr>
+              <w:t>Processo finalizado corretamente</w:t>
+            </w:r>
+          </w:p>
+        </w:tc>
+      </w:tr>
+      <w:tr>
+        <w:tc>
+          <w:tcPr>
+            <w:tcW w:w="2688" w:type="dxa"/>
+          </w:tcPr>
+          <w:p>
+            <w:pPr>
+              <w:rPr>
+                <w:rFonts w:ascii="Arial" w:hAnsi="Arial" w:cs="Arial"/>
+              </w:rPr>
+            </w:pPr>
+          </w:p>
+        </w:tc>
+        <w:tc>
+          <w:tcPr>
+            <w:tcW w:w="3544" w:type="dxa"/>
+          </w:tcPr>
+          <w:p>
+            <w:pPr>
+              <w:rPr>
+                <w:rFonts w:ascii="Arial" w:hAnsi="Arial" w:cs="Arial"/>
+              </w:rPr>
+            </w:pPr>
+          </w:p>
+        </w:tc>
+        <w:tc>
+          <w:tcPr>
+            <w:tcW w:w="1701" w:type="dxa"/>
+          </w:tcPr>
+          <w:p>
+            <w:pPr>
+              <w:rPr>
+                <w:rFonts w:ascii="Arial" w:hAnsi="Arial" w:cs="Arial"/>
+              </w:rPr>
+            </w:pPr>
+          </w:p>
+        </w:tc>
+        <w:tc>
+          <w:tcPr>
+            <w:tcW w:w="2697" w:type="dxa"/>
+          </w:tcPr>
+          <w:p>
+            <w:pPr>
+              <w:rPr>
+                <w:rFonts w:ascii="Arial" w:hAnsi="Arial" w:cs="Arial"/>
+              </w:rPr>
+            </w:pPr>
+          </w:p>
         </w:tc>
       </w:tr>
     </w:tbl>
     <w:p/>
     <w:p>
       <w:pPr>
+        <w:pStyle w:val="Ttulo3"/>
+        <w:spacing w:before="0"/>
+        <w:rPr>
+          <w:rFonts w:ascii="Times New Roman" w:eastAsia="Times New Roman" w:hAnsi="Times New Roman" w:cs="Times New Roman"/>
+          <w:b/>
+          <w:bCs/>
+          <w:color w:val="auto"/>
+          <w:sz w:val="24"/>
+          <w:szCs w:val="24"/>
+        </w:rPr>
+      </w:pPr>
+      <w:r>
+        <w:rPr>
+          <w:rFonts w:ascii="Times New Roman" w:eastAsia="Times New Roman" w:hAnsi="Times New Roman" w:cs="Times New Roman"/>
+          <w:b/>
+          <w:bCs/>
+          <w:color w:val="auto"/>
+          <w:sz w:val="24"/>
+          <w:szCs w:val="24"/>
+        </w:rPr>
+        <w:t>4</w:t>
+      </w:r>
+      <w:r>
+        <w:rPr>
+          <w:rFonts w:ascii="Times New Roman" w:eastAsia="Times New Roman" w:hAnsi="Times New Roman" w:cs="Times New Roman"/>
+          <w:b/>
+          <w:bCs/>
+          <w:color w:val="auto"/>
+          <w:sz w:val="24"/>
+          <w:szCs w:val="24"/>
+        </w:rPr>
+        <w:t>.1 – Acesso ao Sistema</w:t>
+      </w:r>
+    </w:p>
+    <w:p>
+      <w:pPr>
+        <w:widowControl w:val="0"/>
+        <w:pBdr>
+          <w:top w:val="nil"/>
+          <w:left w:val="nil"/>
+          <w:bottom w:val="nil"/>
+          <w:right w:val="nil"/>
+          <w:between w:val="nil"/>
+        </w:pBdr>
+        <w:spacing w:after="0" w:line="240" w:lineRule="auto"/>
+        <w:ind w:left="240"/>
+        <w:rPr>
+          <w:rFonts w:ascii="Times New Roman" w:hAnsi="Times New Roman" w:cs="Times New Roman"/>
+          <w:sz w:val="24"/>
+          <w:szCs w:val="24"/>
+        </w:rPr>
+      </w:pPr>
+      <w:r>
+        <w:rPr>
+          <w:rFonts w:ascii="Times New Roman" w:hAnsi="Times New Roman" w:cs="Times New Roman"/>
+          <w:sz w:val="24"/>
+          <w:szCs w:val="24"/>
+        </w:rPr>
+        <w:t>A. Acessar o sistema</w:t>
+      </w:r>
+    </w:p>
+    <w:p>
+      <w:pPr>
+        <w:widowControl w:val="0"/>
+        <w:pBdr>
+          <w:top w:val="nil"/>
+          <w:left w:val="nil"/>
+          <w:bottom w:val="nil"/>
+          <w:right w:val="nil"/>
+          <w:between w:val="nil"/>
+        </w:pBdr>
+        <w:spacing w:after="0" w:line="240" w:lineRule="auto"/>
+        <w:ind w:firstLine="240"/>
+        <w:rPr>
+          <w:rFonts w:ascii="Times New Roman" w:hAnsi="Times New Roman" w:cs="Times New Roman"/>
+          <w:sz w:val="24"/>
+          <w:szCs w:val="24"/>
+        </w:rPr>
+      </w:pPr>
+      <w:r>
+        <w:rPr>
+          <w:rFonts w:ascii="Times New Roman" w:hAnsi="Times New Roman" w:cs="Times New Roman"/>
+          <w:sz w:val="24"/>
+          <w:szCs w:val="24"/>
+        </w:rPr>
+        <w:t xml:space="preserve">B. Validar carregamento dos dados de clientes e documentos do </w:t>
+      </w:r>
+      <w:proofErr w:type="spellStart"/>
+      <w:r>
+        <w:rPr>
+          <w:rFonts w:ascii="Times New Roman" w:hAnsi="Times New Roman" w:cs="Times New Roman"/>
+          <w:sz w:val="24"/>
+          <w:szCs w:val="24"/>
+        </w:rPr>
+        <w:t>tenant</w:t>
+      </w:r>
+      <w:proofErr w:type="spellEnd"/>
+    </w:p>
+    <w:p>
+      <w:pPr>
+        <w:pStyle w:val="Ttulo3"/>
+        <w:numPr>
+          <w:ilvl w:val="1"/>
+          <w:numId w:val="12"/>
+        </w:numPr>
+        <w:rPr>
+          <w:rFonts w:ascii="Times New Roman" w:eastAsia="Times New Roman" w:hAnsi="Times New Roman" w:cs="Times New Roman"/>
+          <w:b/>
+          <w:bCs/>
+          <w:color w:val="auto"/>
+          <w:sz w:val="24"/>
+          <w:szCs w:val="24"/>
+        </w:rPr>
+      </w:pPr>
+      <w:r>
+        <w:rPr>
+          <w:rFonts w:ascii="Times New Roman" w:eastAsia="Times New Roman" w:hAnsi="Times New Roman" w:cs="Times New Roman"/>
+          <w:b/>
+          <w:bCs/>
+          <w:color w:val="auto"/>
+          <w:sz w:val="24"/>
+          <w:szCs w:val="24"/>
+        </w:rPr>
+        <w:t>– Acesso a funcionalidade de documentos</w:t>
+      </w:r>
+    </w:p>
+    <w:p>
+      <w:pPr>
+        <w:widowControl w:val="0"/>
+        <w:pBdr>
+          <w:top w:val="nil"/>
+          <w:left w:val="nil"/>
+          <w:bottom w:val="nil"/>
+          <w:right w:val="nil"/>
+          <w:between w:val="nil"/>
+        </w:pBdr>
+        <w:spacing w:after="0" w:line="240" w:lineRule="auto"/>
+        <w:ind w:left="240"/>
+        <w:rPr>
+          <w:rFonts w:ascii="Times New Roman" w:hAnsi="Times New Roman" w:cs="Times New Roman"/>
+          <w:sz w:val="24"/>
+          <w:szCs w:val="24"/>
+        </w:rPr>
+      </w:pPr>
+      <w:r>
+        <w:rPr>
+          <w:rFonts w:ascii="Times New Roman" w:hAnsi="Times New Roman" w:cs="Times New Roman"/>
+          <w:sz w:val="24"/>
+          <w:szCs w:val="24"/>
+        </w:rPr>
+        <w:t>A. Acessar o menu de documentos</w:t>
+      </w:r>
+    </w:p>
+    <w:p>
+      <w:pPr>
+        <w:widowControl w:val="0"/>
+        <w:pBdr>
+          <w:top w:val="nil"/>
+          <w:left w:val="nil"/>
+          <w:bottom w:val="nil"/>
+          <w:right w:val="nil"/>
+          <w:between w:val="nil"/>
+        </w:pBdr>
+        <w:spacing w:after="0" w:line="240" w:lineRule="auto"/>
+        <w:ind w:left="240"/>
+        <w:rPr>
+          <w:rFonts w:ascii="Times New Roman" w:hAnsi="Times New Roman" w:cs="Times New Roman"/>
+          <w:sz w:val="24"/>
+          <w:szCs w:val="24"/>
+        </w:rPr>
+      </w:pPr>
+      <w:r>
+        <w:rPr>
+          <w:rFonts w:ascii="Times New Roman" w:hAnsi="Times New Roman" w:cs="Times New Roman"/>
+          <w:sz w:val="24"/>
+          <w:szCs w:val="24"/>
+        </w:rPr>
+        <w:t>B. Validar exibição da funcionalidade</w:t>
+      </w:r>
+    </w:p>
+    <w:p>
+      <w:pPr>
+        <w:pStyle w:val="Ttulo3"/>
+        <w:rPr>
+          <w:rFonts w:ascii="Times New Roman" w:eastAsia="Times New Roman" w:hAnsi="Times New Roman" w:cs="Times New Roman"/>
+          <w:b/>
+          <w:bCs/>
+          <w:color w:val="auto"/>
+          <w:sz w:val="24"/>
+          <w:szCs w:val="24"/>
+        </w:rPr>
+      </w:pPr>
+      <w:r>
+        <w:rPr>
+          <w:rFonts w:ascii="Times New Roman" w:eastAsia="Times New Roman" w:hAnsi="Times New Roman" w:cs="Times New Roman"/>
+          <w:b/>
+          <w:bCs/>
+          <w:color w:val="auto"/>
+          <w:sz w:val="24"/>
+          <w:szCs w:val="24"/>
+        </w:rPr>
+        <w:t>4</w:t>
+      </w:r>
+      <w:r>
+        <w:rPr>
+          <w:rFonts w:ascii="Times New Roman" w:eastAsia="Times New Roman" w:hAnsi="Times New Roman" w:cs="Times New Roman"/>
+          <w:b/>
+          <w:bCs/>
+          <w:color w:val="auto"/>
+          <w:sz w:val="24"/>
+          <w:szCs w:val="24"/>
+        </w:rPr>
+        <w:t>.3 – Acionamento do botão de "Novo Documento"</w:t>
+      </w:r>
+    </w:p>
+    <w:p>
+      <w:pPr>
+        <w:widowControl w:val="0"/>
+        <w:pBdr>
+          <w:top w:val="nil"/>
+          <w:left w:val="nil"/>
+          <w:bottom w:val="nil"/>
+          <w:right w:val="nil"/>
+          <w:between w:val="nil"/>
+        </w:pBdr>
+        <w:spacing w:after="0" w:line="240" w:lineRule="auto"/>
+        <w:ind w:left="240"/>
+        <w:rPr>
+          <w:rFonts w:ascii="Times New Roman" w:hAnsi="Times New Roman" w:cs="Times New Roman"/>
+          <w:sz w:val="24"/>
+          <w:szCs w:val="24"/>
+        </w:rPr>
+      </w:pPr>
+      <w:r>
+        <w:rPr>
+          <w:rFonts w:ascii="Times New Roman" w:hAnsi="Times New Roman" w:cs="Times New Roman"/>
+          <w:sz w:val="24"/>
+          <w:szCs w:val="24"/>
+        </w:rPr>
+        <w:t>A. Clicar no botão "Novo Documento"</w:t>
+      </w:r>
+    </w:p>
+    <w:p>
+      <w:pPr>
+        <w:widowControl w:val="0"/>
+        <w:pBdr>
+          <w:top w:val="nil"/>
+          <w:left w:val="nil"/>
+          <w:bottom w:val="nil"/>
+          <w:right w:val="nil"/>
+          <w:between w:val="nil"/>
+        </w:pBdr>
+        <w:spacing w:after="0" w:line="240" w:lineRule="auto"/>
+        <w:ind w:left="240"/>
+        <w:rPr>
+          <w:rFonts w:ascii="Times New Roman" w:hAnsi="Times New Roman" w:cs="Times New Roman"/>
+          <w:sz w:val="24"/>
+          <w:szCs w:val="24"/>
+        </w:rPr>
+      </w:pPr>
+      <w:r>
+        <w:rPr>
+          <w:rFonts w:ascii="Times New Roman" w:hAnsi="Times New Roman" w:cs="Times New Roman"/>
+          <w:sz w:val="24"/>
+          <w:szCs w:val="24"/>
+        </w:rPr>
+        <w:t>B. Validar abertura do formulário de cadastro</w:t>
+      </w:r>
+    </w:p>
+    <w:p>
+      <w:pPr>
+        <w:pStyle w:val="Ttulo3"/>
+        <w:rPr>
+          <w:rFonts w:ascii="Times New Roman" w:eastAsia="Times New Roman" w:hAnsi="Times New Roman" w:cs="Times New Roman"/>
+          <w:b/>
+          <w:bCs/>
+          <w:color w:val="auto"/>
+          <w:sz w:val="24"/>
+          <w:szCs w:val="24"/>
+        </w:rPr>
+      </w:pPr>
+      <w:r>
+        <w:rPr>
+          <w:rFonts w:ascii="Times New Roman" w:eastAsia="Times New Roman" w:hAnsi="Times New Roman" w:cs="Times New Roman"/>
+          <w:b/>
+          <w:bCs/>
+          <w:color w:val="auto"/>
+          <w:sz w:val="24"/>
+          <w:szCs w:val="24"/>
+        </w:rPr>
+        <w:t>4</w:t>
+      </w:r>
+      <w:r>
+        <w:rPr>
+          <w:rFonts w:ascii="Times New Roman" w:eastAsia="Times New Roman" w:hAnsi="Times New Roman" w:cs="Times New Roman"/>
+          <w:b/>
+          <w:bCs/>
+          <w:color w:val="auto"/>
+          <w:sz w:val="24"/>
+          <w:szCs w:val="24"/>
+        </w:rPr>
+        <w:t>.4 – Preenchimento dos dados de Documento</w:t>
+      </w:r>
+    </w:p>
+    <w:p>
+      <w:pPr>
+        <w:widowControl w:val="0"/>
+        <w:pBdr>
+          <w:top w:val="nil"/>
+          <w:left w:val="nil"/>
+          <w:bottom w:val="nil"/>
+          <w:right w:val="nil"/>
+          <w:between w:val="nil"/>
+        </w:pBdr>
+        <w:spacing w:after="0" w:line="240" w:lineRule="auto"/>
+        <w:ind w:left="240"/>
+        <w:rPr>
+          <w:rFonts w:ascii="Times New Roman" w:hAnsi="Times New Roman" w:cs="Times New Roman"/>
+          <w:sz w:val="24"/>
+          <w:szCs w:val="24"/>
+        </w:rPr>
+      </w:pPr>
+      <w:r>
+        <w:rPr>
+          <w:rFonts w:ascii="Times New Roman" w:hAnsi="Times New Roman" w:cs="Times New Roman"/>
+          <w:sz w:val="24"/>
+          <w:szCs w:val="24"/>
+        </w:rPr>
+        <w:t>A. Inserir os dados obrigatórios do documento</w:t>
+      </w:r>
+    </w:p>
+    <w:p>
+      <w:pPr>
+        <w:widowControl w:val="0"/>
+        <w:pBdr>
+          <w:top w:val="nil"/>
+          <w:left w:val="nil"/>
+          <w:bottom w:val="nil"/>
+          <w:right w:val="nil"/>
+          <w:between w:val="nil"/>
+        </w:pBdr>
+        <w:spacing w:after="0" w:line="240" w:lineRule="auto"/>
+        <w:ind w:left="240"/>
+        <w:rPr>
+          <w:rFonts w:ascii="Times New Roman" w:hAnsi="Times New Roman" w:cs="Times New Roman"/>
+          <w:sz w:val="24"/>
+          <w:szCs w:val="24"/>
+        </w:rPr>
+      </w:pPr>
+      <w:r>
+        <w:rPr>
+          <w:rFonts w:ascii="Times New Roman" w:hAnsi="Times New Roman" w:cs="Times New Roman"/>
+          <w:sz w:val="24"/>
+          <w:szCs w:val="24"/>
+        </w:rPr>
+        <w:t>B. Validar consistência e obrigatoriedade dos campos</w:t>
+      </w:r>
+    </w:p>
+    <w:p>
+      <w:pPr>
+        <w:pStyle w:val="Ttulo3"/>
+      </w:pPr>
+      <w:r>
+        <w:rPr>
+          <w:rFonts w:ascii="Times New Roman" w:eastAsia="Times New Roman" w:hAnsi="Times New Roman" w:cs="Times New Roman"/>
+          <w:b/>
+          <w:bCs/>
+          <w:color w:val="auto"/>
+          <w:sz w:val="24"/>
+          <w:szCs w:val="24"/>
+        </w:rPr>
+        <w:lastRenderedPageBreak/>
+        <w:t>4</w:t>
+      </w:r>
+      <w:r>
+        <w:rPr>
+          <w:rFonts w:ascii="Times New Roman" w:eastAsia="Times New Roman" w:hAnsi="Times New Roman" w:cs="Times New Roman"/>
+          <w:b/>
+          <w:bCs/>
+          <w:color w:val="auto"/>
+          <w:sz w:val="24"/>
+          <w:szCs w:val="24"/>
+        </w:rPr>
+        <w:t>.5 – Gravação dos dados de documento na base da</w:t>
+      </w:r>
+      <w:r>
+        <w:t xml:space="preserve"> </w:t>
+      </w:r>
+      <w:r>
+        <w:rPr>
+          <w:rFonts w:ascii="Times New Roman" w:eastAsia="Times New Roman" w:hAnsi="Times New Roman" w:cs="Times New Roman"/>
+          <w:b/>
+          <w:bCs/>
+          <w:color w:val="auto"/>
+          <w:sz w:val="24"/>
+          <w:szCs w:val="24"/>
+        </w:rPr>
+        <w:t>contabilidade</w:t>
+      </w:r>
+    </w:p>
+    <w:p>
+      <w:pPr>
+        <w:widowControl w:val="0"/>
+        <w:pBdr>
+          <w:top w:val="nil"/>
+          <w:left w:val="nil"/>
+          <w:bottom w:val="nil"/>
+          <w:right w:val="nil"/>
+          <w:between w:val="nil"/>
+        </w:pBdr>
+        <w:spacing w:after="0" w:line="240" w:lineRule="auto"/>
+        <w:ind w:left="240"/>
+        <w:rPr>
+          <w:rFonts w:ascii="Times New Roman" w:hAnsi="Times New Roman" w:cs="Times New Roman"/>
+          <w:sz w:val="24"/>
+          <w:szCs w:val="24"/>
+        </w:rPr>
+      </w:pPr>
+      <w:r>
+        <w:rPr>
+          <w:rFonts w:ascii="Times New Roman" w:hAnsi="Times New Roman" w:cs="Times New Roman"/>
+          <w:sz w:val="24"/>
+          <w:szCs w:val="24"/>
+        </w:rPr>
+        <w:t>A. Submeter o cadastro</w:t>
+      </w:r>
+    </w:p>
+    <w:p>
+      <w:pPr>
+        <w:widowControl w:val="0"/>
+        <w:pBdr>
+          <w:top w:val="nil"/>
+          <w:left w:val="nil"/>
+          <w:bottom w:val="nil"/>
+          <w:right w:val="nil"/>
+          <w:between w:val="nil"/>
+        </w:pBdr>
+        <w:spacing w:after="0" w:line="240" w:lineRule="auto"/>
+        <w:ind w:left="240"/>
+        <w:rPr>
+          <w:rFonts w:ascii="Times New Roman" w:hAnsi="Times New Roman" w:cs="Times New Roman"/>
+          <w:sz w:val="24"/>
+          <w:szCs w:val="24"/>
+        </w:rPr>
+      </w:pPr>
+      <w:r>
+        <w:rPr>
+          <w:rFonts w:ascii="Times New Roman" w:hAnsi="Times New Roman" w:cs="Times New Roman"/>
+          <w:sz w:val="24"/>
+          <w:szCs w:val="24"/>
+        </w:rPr>
+        <w:t>B. Validar gravação dos dados na base</w:t>
+      </w:r>
+    </w:p>
+    <w:p>
+      <w:pPr>
+        <w:pStyle w:val="Ttulo3"/>
+        <w:rPr>
+          <w:rFonts w:ascii="Times New Roman" w:eastAsia="Times New Roman" w:hAnsi="Times New Roman" w:cs="Times New Roman"/>
+          <w:b/>
+          <w:bCs/>
+          <w:color w:val="auto"/>
+          <w:sz w:val="24"/>
+          <w:szCs w:val="24"/>
+        </w:rPr>
+      </w:pPr>
+      <w:r>
+        <w:rPr>
+          <w:rFonts w:ascii="Times New Roman" w:eastAsia="Times New Roman" w:hAnsi="Times New Roman" w:cs="Times New Roman"/>
+          <w:b/>
+          <w:bCs/>
+          <w:color w:val="auto"/>
+          <w:sz w:val="24"/>
+          <w:szCs w:val="24"/>
+        </w:rPr>
+        <w:t>4</w:t>
+      </w:r>
+      <w:r>
+        <w:rPr>
+          <w:rFonts w:ascii="Times New Roman" w:eastAsia="Times New Roman" w:hAnsi="Times New Roman" w:cs="Times New Roman"/>
+          <w:b/>
+          <w:bCs/>
+          <w:color w:val="auto"/>
+          <w:sz w:val="24"/>
+          <w:szCs w:val="24"/>
+        </w:rPr>
+        <w:t>.6 – Mensagem de novo documento cadastrado com sucesso</w:t>
+      </w:r>
+    </w:p>
+    <w:p>
+      <w:pPr>
+        <w:widowControl w:val="0"/>
+        <w:pBdr>
+          <w:top w:val="nil"/>
+          <w:left w:val="nil"/>
+          <w:bottom w:val="nil"/>
+          <w:right w:val="nil"/>
+          <w:between w:val="nil"/>
+        </w:pBdr>
+        <w:spacing w:after="0" w:line="240" w:lineRule="auto"/>
+        <w:ind w:left="240"/>
+        <w:rPr>
+          <w:rFonts w:ascii="Times New Roman" w:hAnsi="Times New Roman" w:cs="Times New Roman"/>
+          <w:sz w:val="24"/>
+          <w:szCs w:val="24"/>
+        </w:rPr>
+      </w:pPr>
+      <w:r>
+        <w:rPr>
+          <w:rFonts w:ascii="Times New Roman" w:hAnsi="Times New Roman" w:cs="Times New Roman"/>
+          <w:sz w:val="24"/>
+          <w:szCs w:val="24"/>
+        </w:rPr>
+        <w:t>A. Após a gravação dos dados</w:t>
+      </w:r>
+    </w:p>
+    <w:p>
+      <w:pPr>
+        <w:widowControl w:val="0"/>
+        <w:pBdr>
+          <w:top w:val="nil"/>
+          <w:left w:val="nil"/>
+          <w:bottom w:val="nil"/>
+          <w:right w:val="nil"/>
+          <w:between w:val="nil"/>
+        </w:pBdr>
+        <w:spacing w:after="0" w:line="240" w:lineRule="auto"/>
+        <w:ind w:left="240"/>
+        <w:rPr>
+          <w:rFonts w:ascii="Times New Roman" w:hAnsi="Times New Roman" w:cs="Times New Roman"/>
+          <w:sz w:val="24"/>
+          <w:szCs w:val="24"/>
+        </w:rPr>
+      </w:pPr>
+      <w:r>
+        <w:rPr>
+          <w:rFonts w:ascii="Times New Roman" w:hAnsi="Times New Roman" w:cs="Times New Roman"/>
+          <w:sz w:val="24"/>
+          <w:szCs w:val="24"/>
+        </w:rPr>
+        <w:t>B. Validar exibição da mensagem de sucesso</w:t>
+      </w:r>
+    </w:p>
+    <w:p>
+      <w:pPr>
+        <w:pStyle w:val="Ttulo3"/>
+        <w:rPr>
+          <w:rFonts w:ascii="Times New Roman" w:eastAsia="Times New Roman" w:hAnsi="Times New Roman" w:cs="Times New Roman"/>
+          <w:b/>
+          <w:bCs/>
+          <w:color w:val="auto"/>
+          <w:sz w:val="24"/>
+          <w:szCs w:val="24"/>
+        </w:rPr>
+      </w:pPr>
+      <w:r>
+        <w:rPr>
+          <w:rFonts w:ascii="Times New Roman" w:eastAsia="Times New Roman" w:hAnsi="Times New Roman" w:cs="Times New Roman"/>
+          <w:b/>
+          <w:bCs/>
+          <w:color w:val="auto"/>
+          <w:sz w:val="24"/>
+          <w:szCs w:val="24"/>
+        </w:rPr>
+        <w:t>4</w:t>
+      </w:r>
+      <w:r>
+        <w:rPr>
+          <w:rFonts w:ascii="Times New Roman" w:eastAsia="Times New Roman" w:hAnsi="Times New Roman" w:cs="Times New Roman"/>
+          <w:b/>
+          <w:bCs/>
+          <w:color w:val="auto"/>
+          <w:sz w:val="24"/>
+          <w:szCs w:val="24"/>
+        </w:rPr>
+        <w:t>.7 – Envio de notificação de documento disponível ao cliente</w:t>
+      </w:r>
+    </w:p>
+    <w:p>
+      <w:pPr>
+        <w:widowControl w:val="0"/>
+        <w:pBdr>
+          <w:top w:val="nil"/>
+          <w:left w:val="nil"/>
+          <w:bottom w:val="nil"/>
+          <w:right w:val="nil"/>
+          <w:between w:val="nil"/>
+        </w:pBdr>
+        <w:spacing w:after="0" w:line="240" w:lineRule="auto"/>
+        <w:ind w:left="240"/>
+        <w:rPr>
+          <w:rFonts w:ascii="Times New Roman" w:hAnsi="Times New Roman" w:cs="Times New Roman"/>
+          <w:sz w:val="24"/>
+          <w:szCs w:val="24"/>
+        </w:rPr>
+      </w:pPr>
+      <w:r>
+        <w:rPr>
+          <w:rFonts w:ascii="Times New Roman" w:hAnsi="Times New Roman" w:cs="Times New Roman"/>
+          <w:sz w:val="24"/>
+          <w:szCs w:val="24"/>
+        </w:rPr>
+        <w:t>A. Após o cadastro do documento</w:t>
+      </w:r>
+    </w:p>
+    <w:p>
+      <w:pPr>
+        <w:widowControl w:val="0"/>
+        <w:pBdr>
+          <w:top w:val="nil"/>
+          <w:left w:val="nil"/>
+          <w:bottom w:val="nil"/>
+          <w:right w:val="nil"/>
+          <w:between w:val="nil"/>
+        </w:pBdr>
+        <w:spacing w:after="0" w:line="240" w:lineRule="auto"/>
+        <w:ind w:left="240"/>
+        <w:rPr>
+          <w:rFonts w:ascii="Times New Roman" w:hAnsi="Times New Roman" w:cs="Times New Roman"/>
+          <w:sz w:val="24"/>
+          <w:szCs w:val="24"/>
+        </w:rPr>
+      </w:pPr>
+      <w:r>
+        <w:rPr>
+          <w:rFonts w:ascii="Times New Roman" w:hAnsi="Times New Roman" w:cs="Times New Roman"/>
+          <w:sz w:val="24"/>
+          <w:szCs w:val="24"/>
+        </w:rPr>
+        <w:t>B. Validar envio da notificação de acesso</w:t>
+      </w:r>
+    </w:p>
+    <w:p>
+      <w:pPr>
+        <w:pStyle w:val="Ttulo3"/>
+        <w:rPr>
+          <w:rFonts w:ascii="Times New Roman" w:eastAsia="Times New Roman" w:hAnsi="Times New Roman" w:cs="Times New Roman"/>
+          <w:b/>
+          <w:bCs/>
+          <w:color w:val="auto"/>
+          <w:sz w:val="24"/>
+          <w:szCs w:val="24"/>
+        </w:rPr>
+      </w:pPr>
+      <w:r>
+        <w:rPr>
+          <w:rFonts w:ascii="Times New Roman" w:eastAsia="Times New Roman" w:hAnsi="Times New Roman" w:cs="Times New Roman"/>
+          <w:b/>
+          <w:bCs/>
+          <w:color w:val="auto"/>
+          <w:sz w:val="24"/>
+          <w:szCs w:val="24"/>
+        </w:rPr>
+        <w:t>4</w:t>
+      </w:r>
+      <w:r>
+        <w:rPr>
+          <w:rFonts w:ascii="Times New Roman" w:eastAsia="Times New Roman" w:hAnsi="Times New Roman" w:cs="Times New Roman"/>
+          <w:b/>
+          <w:bCs/>
+          <w:color w:val="auto"/>
+          <w:sz w:val="24"/>
+          <w:szCs w:val="24"/>
+        </w:rPr>
+        <w:t>.8 – Gateway "Novo Documento?"</w:t>
+      </w:r>
+    </w:p>
+    <w:p>
+      <w:pPr>
+        <w:pBdr>
+          <w:top w:val="nil"/>
+          <w:left w:val="nil"/>
+          <w:bottom w:val="nil"/>
+          <w:right w:val="nil"/>
+          <w:between w:val="nil"/>
+        </w:pBdr>
+        <w:spacing w:after="0"/>
+        <w:ind w:left="240"/>
+        <w:rPr>
+          <w:rFonts w:ascii="Times New Roman" w:hAnsi="Times New Roman" w:cs="Times New Roman"/>
+          <w:b/>
+          <w:bCs/>
+        </w:rPr>
+      </w:pPr>
+      <w:r>
+        <w:rPr>
+          <w:rFonts w:ascii="Times New Roman" w:hAnsi="Times New Roman" w:cs="Times New Roman"/>
+          <w:b/>
+          <w:bCs/>
+        </w:rPr>
+        <w:t>Fluxo Sim:</w:t>
+      </w:r>
+    </w:p>
+    <w:p>
+      <w:pPr>
+        <w:widowControl w:val="0"/>
+        <w:pBdr>
+          <w:top w:val="nil"/>
+          <w:left w:val="nil"/>
+          <w:bottom w:val="nil"/>
+          <w:right w:val="nil"/>
+          <w:between w:val="nil"/>
+        </w:pBdr>
+        <w:spacing w:after="0" w:line="240" w:lineRule="auto"/>
+        <w:ind w:left="480"/>
+        <w:rPr>
+          <w:rFonts w:ascii="Times New Roman" w:hAnsi="Times New Roman" w:cs="Times New Roman"/>
+          <w:sz w:val="24"/>
+          <w:szCs w:val="24"/>
+        </w:rPr>
+      </w:pPr>
+      <w:r>
+        <w:rPr>
+          <w:rFonts w:ascii="Times New Roman" w:hAnsi="Times New Roman" w:cs="Times New Roman"/>
+          <w:sz w:val="24"/>
+          <w:szCs w:val="24"/>
+        </w:rPr>
+        <w:t>A. Selecionar a opção "Sim"</w:t>
+      </w:r>
+    </w:p>
+    <w:p>
+      <w:pPr>
+        <w:widowControl w:val="0"/>
+        <w:pBdr>
+          <w:top w:val="nil"/>
+          <w:left w:val="nil"/>
+          <w:bottom w:val="nil"/>
+          <w:right w:val="nil"/>
+          <w:between w:val="nil"/>
+        </w:pBdr>
+        <w:spacing w:after="0" w:line="240" w:lineRule="auto"/>
+        <w:ind w:left="480"/>
+        <w:rPr>
+          <w:rFonts w:ascii="Times New Roman" w:hAnsi="Times New Roman" w:cs="Times New Roman"/>
+          <w:sz w:val="24"/>
+          <w:szCs w:val="24"/>
+        </w:rPr>
+      </w:pPr>
+      <w:r>
+        <w:rPr>
+          <w:rFonts w:ascii="Times New Roman" w:hAnsi="Times New Roman" w:cs="Times New Roman"/>
+          <w:sz w:val="24"/>
+          <w:szCs w:val="24"/>
+        </w:rPr>
+        <w:t>B. Validar retorno ao passo "Acionamento do botão de Novo Documento"</w:t>
+      </w:r>
+    </w:p>
+    <w:p>
+      <w:pPr>
+        <w:pBdr>
+          <w:top w:val="nil"/>
+          <w:left w:val="nil"/>
+          <w:bottom w:val="nil"/>
+          <w:right w:val="nil"/>
+          <w:between w:val="nil"/>
+        </w:pBdr>
+        <w:spacing w:after="0"/>
+        <w:ind w:left="240"/>
+        <w:rPr>
+          <w:rFonts w:ascii="Times New Roman" w:hAnsi="Times New Roman" w:cs="Times New Roman"/>
+          <w:b/>
+          <w:bCs/>
+        </w:rPr>
+      </w:pPr>
+      <w:r>
+        <w:rPr>
+          <w:rFonts w:ascii="Times New Roman" w:hAnsi="Times New Roman" w:cs="Times New Roman"/>
+          <w:b/>
+          <w:bCs/>
+        </w:rPr>
+        <w:t>Fluxo Não:</w:t>
+      </w:r>
+    </w:p>
+    <w:p>
+      <w:pPr>
+        <w:widowControl w:val="0"/>
+        <w:pBdr>
+          <w:top w:val="nil"/>
+          <w:left w:val="nil"/>
+          <w:bottom w:val="nil"/>
+          <w:right w:val="nil"/>
+          <w:between w:val="nil"/>
+        </w:pBdr>
+        <w:spacing w:after="0" w:line="240" w:lineRule="auto"/>
+        <w:ind w:left="480"/>
+        <w:rPr>
+          <w:rFonts w:ascii="Times New Roman" w:hAnsi="Times New Roman" w:cs="Times New Roman"/>
+          <w:sz w:val="24"/>
+          <w:szCs w:val="24"/>
+        </w:rPr>
+      </w:pPr>
+      <w:r>
+        <w:rPr>
+          <w:rFonts w:ascii="Times New Roman" w:hAnsi="Times New Roman" w:cs="Times New Roman"/>
+          <w:sz w:val="24"/>
+          <w:szCs w:val="24"/>
+        </w:rPr>
+        <w:t>A. Selecionar a opção "Não"</w:t>
+      </w:r>
+    </w:p>
+    <w:p>
+      <w:pPr>
+        <w:widowControl w:val="0"/>
+        <w:pBdr>
+          <w:top w:val="nil"/>
+          <w:left w:val="nil"/>
+          <w:bottom w:val="nil"/>
+          <w:right w:val="nil"/>
+          <w:between w:val="nil"/>
+        </w:pBdr>
+        <w:spacing w:after="0" w:line="240" w:lineRule="auto"/>
+        <w:ind w:left="480"/>
+        <w:rPr>
+          <w:rFonts w:ascii="Times New Roman" w:hAnsi="Times New Roman" w:cs="Times New Roman"/>
+          <w:sz w:val="24"/>
+          <w:szCs w:val="24"/>
+        </w:rPr>
+      </w:pPr>
+      <w:r>
+        <w:rPr>
+          <w:rFonts w:ascii="Times New Roman" w:hAnsi="Times New Roman" w:cs="Times New Roman"/>
+          <w:sz w:val="24"/>
+          <w:szCs w:val="24"/>
+        </w:rPr>
+        <w:t>B. Validar encerramento do processo</w:t>
+      </w:r>
+    </w:p>
+    <w:p>
+      <w:pPr>
         <w:rPr>
           <w:rFonts w:ascii="Times New Roman" w:eastAsia="Times New Roman" w:hAnsi="Times New Roman" w:cs="Times New Roman"/>
           <w:b/>
@@ -1189,210 +5586,9 @@
           <w:szCs w:val="28"/>
         </w:rPr>
       </w:pPr>
-      <w:r>
-        <w:rPr>
-          <w:rFonts w:ascii="Times New Roman" w:eastAsia="Times New Roman" w:hAnsi="Times New Roman" w:cs="Times New Roman"/>
-          <w:b/>
-          <w:bCs/>
-          <w:sz w:val="28"/>
-          <w:szCs w:val="28"/>
-        </w:rPr>
-        <w:t>2</w:t>
-      </w:r>
-      <w:r>
-        <w:rPr>
-          <w:rFonts w:ascii="Times New Roman" w:eastAsia="Times New Roman" w:hAnsi="Times New Roman" w:cs="Times New Roman"/>
-          <w:b/>
-          <w:bCs/>
-          <w:sz w:val="28"/>
-          <w:szCs w:val="28"/>
-        </w:rPr>
-        <w:t>.1 – Cadastro de Contabilidade</w:t>
-      </w:r>
-    </w:p>
-    <w:p>
-      <w:pPr>
-        <w:rPr>
-          <w:rFonts w:ascii="Times New Roman" w:eastAsia="Times New Roman" w:hAnsi="Times New Roman" w:cs="Times New Roman"/>
-          <w:sz w:val="24"/>
-          <w:szCs w:val="24"/>
-        </w:rPr>
-      </w:pPr>
-      <w:r>
-        <w:rPr>
-          <w:rFonts w:ascii="Times New Roman" w:eastAsia="Times New Roman" w:hAnsi="Times New Roman" w:cs="Times New Roman"/>
-          <w:b/>
-          <w:bCs/>
-          <w:sz w:val="28"/>
-          <w:szCs w:val="28"/>
-        </w:rPr>
-        <w:tab/>
-      </w:r>
-      <w:r>
-        <w:rPr>
-          <w:rFonts w:ascii="Times New Roman" w:eastAsia="Times New Roman" w:hAnsi="Times New Roman" w:cs="Times New Roman"/>
-          <w:sz w:val="24"/>
-          <w:szCs w:val="24"/>
-        </w:rPr>
-        <w:t xml:space="preserve">A. </w:t>
-      </w:r>
-      <w:r>
-        <w:rPr>
-          <w:rFonts w:ascii="Times New Roman" w:eastAsia="Times New Roman" w:hAnsi="Times New Roman" w:cs="Times New Roman"/>
-          <w:sz w:val="24"/>
-          <w:szCs w:val="24"/>
-        </w:rPr>
-        <w:t>Preencher os dados da contabilidade</w:t>
-      </w:r>
-    </w:p>
-    <w:p>
-      <w:pPr>
-        <w:rPr>
-          <w:rFonts w:ascii="Times New Roman" w:eastAsia="Times New Roman" w:hAnsi="Times New Roman" w:cs="Times New Roman"/>
-          <w:sz w:val="24"/>
-          <w:szCs w:val="24"/>
-        </w:rPr>
-      </w:pPr>
-      <w:r>
-        <w:rPr>
-          <w:rFonts w:ascii="Times New Roman" w:eastAsia="Times New Roman" w:hAnsi="Times New Roman" w:cs="Times New Roman"/>
-          <w:sz w:val="24"/>
-          <w:szCs w:val="24"/>
-        </w:rPr>
-        <w:tab/>
-        <w:t>B. Clique no botão “</w:t>
-      </w:r>
-      <w:r>
-        <w:rPr>
-          <w:rFonts w:ascii="Times New Roman" w:eastAsia="Times New Roman" w:hAnsi="Times New Roman" w:cs="Times New Roman"/>
-          <w:sz w:val="24"/>
-          <w:szCs w:val="24"/>
-        </w:rPr>
-        <w:t>Salvar</w:t>
-      </w:r>
-      <w:r>
-        <w:rPr>
-          <w:rFonts w:ascii="Times New Roman" w:eastAsia="Times New Roman" w:hAnsi="Times New Roman" w:cs="Times New Roman"/>
-          <w:sz w:val="24"/>
-          <w:szCs w:val="24"/>
-        </w:rPr>
-        <w:t>”</w:t>
-      </w:r>
-    </w:p>
-    <w:p>
-      <w:pPr>
-        <w:rPr>
-          <w:rFonts w:ascii="Times New Roman" w:eastAsia="Times New Roman" w:hAnsi="Times New Roman" w:cs="Times New Roman"/>
-          <w:sz w:val="24"/>
-          <w:szCs w:val="24"/>
-        </w:rPr>
-      </w:pPr>
-      <w:r>
-        <w:rPr>
-          <w:rFonts w:ascii="Times New Roman" w:eastAsia="Times New Roman" w:hAnsi="Times New Roman" w:cs="Times New Roman"/>
-          <w:sz w:val="24"/>
-          <w:szCs w:val="24"/>
-        </w:rPr>
-        <w:tab/>
-        <w:t xml:space="preserve">C. </w:t>
-      </w:r>
-      <w:r>
-        <w:rPr>
-          <w:rFonts w:ascii="Times New Roman" w:eastAsia="Times New Roman" w:hAnsi="Times New Roman" w:cs="Times New Roman"/>
-          <w:sz w:val="24"/>
-          <w:szCs w:val="24"/>
-        </w:rPr>
-        <w:t xml:space="preserve">Gravar dados da contabilidade no </w:t>
-      </w:r>
-      <w:proofErr w:type="spellStart"/>
-      <w:r>
-        <w:rPr>
-          <w:rFonts w:ascii="Times New Roman" w:eastAsia="Times New Roman" w:hAnsi="Times New Roman" w:cs="Times New Roman"/>
-          <w:sz w:val="24"/>
-          <w:szCs w:val="24"/>
-        </w:rPr>
-        <w:t>Tenant</w:t>
-      </w:r>
-      <w:proofErr w:type="spellEnd"/>
-    </w:p>
-    <w:p>
-      <w:pPr>
-        <w:ind w:firstLine="708"/>
-        <w:rPr>
-          <w:rFonts w:ascii="Times New Roman" w:eastAsia="Times New Roman" w:hAnsi="Times New Roman" w:cs="Times New Roman"/>
-          <w:sz w:val="24"/>
-          <w:szCs w:val="24"/>
-        </w:rPr>
-      </w:pPr>
-      <w:r>
-        <w:rPr>
-          <w:rFonts w:ascii="Times New Roman" w:eastAsia="Times New Roman" w:hAnsi="Times New Roman" w:cs="Times New Roman"/>
-          <w:sz w:val="24"/>
-          <w:szCs w:val="24"/>
-        </w:rPr>
-        <w:t xml:space="preserve">D. </w:t>
-      </w:r>
-      <w:r>
-        <w:rPr>
-          <w:rFonts w:ascii="Times New Roman" w:eastAsia="Times New Roman" w:hAnsi="Times New Roman" w:cs="Times New Roman"/>
-          <w:sz w:val="24"/>
-          <w:szCs w:val="24"/>
-        </w:rPr>
-        <w:t>Enviar dados de acesso para a Contabilidade</w:t>
-      </w:r>
-    </w:p>
-    <w:p>
-      <w:pPr>
-        <w:ind w:firstLine="708"/>
-        <w:rPr>
-          <w:rFonts w:ascii="Times New Roman" w:eastAsia="Times New Roman" w:hAnsi="Times New Roman" w:cs="Times New Roman"/>
-          <w:sz w:val="24"/>
-          <w:szCs w:val="24"/>
-        </w:rPr>
-      </w:pPr>
-      <w:r>
-        <w:rPr>
-          <w:rFonts w:ascii="Times New Roman" w:eastAsia="Times New Roman" w:hAnsi="Times New Roman" w:cs="Times New Roman"/>
-          <w:sz w:val="24"/>
-          <w:szCs w:val="24"/>
-        </w:rPr>
-        <w:t>E. Mensagem de Contabilidade criada com sucesso.</w:t>
-      </w:r>
-    </w:p>
-    <w:p>
-      <w:pPr>
-        <w:ind w:firstLine="708"/>
-        <w:rPr>
-          <w:rFonts w:ascii="Times New Roman" w:eastAsia="Times New Roman" w:hAnsi="Times New Roman" w:cs="Times New Roman"/>
-          <w:sz w:val="24"/>
-          <w:szCs w:val="24"/>
-        </w:rPr>
-      </w:pPr>
-    </w:p>
-    <w:p>
-      <w:pPr>
-        <w:rPr>
-          <w:rFonts w:ascii="Times New Roman" w:eastAsia="Times New Roman" w:hAnsi="Times New Roman" w:cs="Times New Roman"/>
-          <w:b/>
-          <w:bCs/>
-          <w:sz w:val="28"/>
-          <w:szCs w:val="28"/>
-        </w:rPr>
-      </w:pPr>
-    </w:p>
-    <w:p>
-      <w:pPr>
-        <w:rPr>
-          <w:rFonts w:ascii="Times New Roman" w:eastAsia="Times New Roman" w:hAnsi="Times New Roman" w:cs="Times New Roman"/>
-          <w:b/>
-          <w:bCs/>
-          <w:sz w:val="28"/>
-          <w:szCs w:val="28"/>
-        </w:rPr>
-      </w:pPr>
     </w:p>
     <w:sectPr>
-      <w:headerReference w:type="default" r:id="rId6"/>
+      <w:headerReference w:type="default" r:id="rId7"/>
       <w:pgSz w:w="11906" w:h="16838"/>
       <w:pgMar w:top="1417" w:right="1701" w:bottom="1417" w:left="1701" w:header="708" w:footer="708" w:gutter="0"/>
       <w:cols w:space="708"/>
@@ -1624,6 +5820,2483 @@
     </w:pPr>
   </w:p>
 </w:hdr>
+</file>
+
+<file path=word/numbering.xml><?xml version="1.0" encoding="utf-8"?>
+<w:numbering xmlns:wpc="http://schemas.microsoft.com/office/word/2010/wordprocessingCanvas" xmlns:cx="http://schemas.microsoft.com/office/drawing/2014/chartex" xmlns:cx1="http://schemas.microsoft.com/office/drawing/2015/9/8/chartex" xmlns:cx2="http://schemas.microsoft.com/office/drawing/2015/10/21/chartex" xmlns:cx3="http://schemas.microsoft.com/office/drawing/2016/5/9/chartex" xmlns:cx4="http://schemas.microsoft.com/office/drawing/2016/5/10/chartex" xmlns:cx5="http://schemas.microsoft.com/office/drawing/2016/5/11/chartex" xmlns:cx6="http://schemas.microsoft.com/office/drawing/2016/5/12/chartex" xmlns:cx7="http://schemas.microsoft.com/office/drawing/2016/5/13/chartex" xmlns:cx8="http://schemas.microsoft.com/office/drawing/2016/5/14/chartex" xmlns:mc="http://schemas.openxmlformats.org/markup-compatibility/2006" xmlns:aink="http://schemas.microsoft.com/office/drawing/2016/ink" xmlns:am3d="http://schemas.microsoft.com/office/drawing/2017/model3d" xmlns:o="urn:schemas-microsoft-com:office:office" xmlns:oel="http://schemas.microsoft.com/office/2019/extlst" xmlns:r="http://schemas.openxmlformats.org/officeDocument/2006/relationships" xmlns:m="http://schemas.openxmlformats.org/officeDocument/2006/math" xmlns:v="urn:schemas-microsoft-com:vml" xmlns:wp14="http://schemas.microsoft.com/office/word/2010/wordprocessingDrawing" xmlns:wp="http://schemas.openxmlformats.org/drawingml/2006/wordprocessingDrawing" xmlns:w10="urn:schemas-microsoft-com:office:word" xmlns:w="http://schemas.openxmlformats.org/wordprocessingml/2006/main" xmlns:w14="http://schemas.microsoft.com/office/word/2010/wordml" xmlns:w15="http://schemas.microsoft.com/office/word/2012/wordml" xmlns:w16cex="http://schemas.microsoft.com/office/word/2018/wordml/cex" xmlns:w16cid="http://schemas.microsoft.com/office/word/2016/wordml/cid" xmlns:w16="http://schemas.microsoft.com/office/word/2018/wordml" xmlns:w16du="http://schemas.microsoft.com/office/word/2023/wordml/word16du" xmlns:w16sdtdh="http://schemas.microsoft.com/office/word/2020/wordml/sdtdatahash" xmlns:w16sdtfl="http://schemas.microsoft.com/office/word/2024/wordml/sdtformatlock" xmlns:w16se="http://schemas.microsoft.com/office/word/2015/wordml/symex" xmlns:wpg="http://schemas.microsoft.com/office/word/2010/wordprocessingGroup" xmlns:wpi="http://schemas.microsoft.com/office/word/2010/wordprocessingInk" xmlns:wne="http://schemas.microsoft.com/office/word/2006/wordml" xmlns:wps="http://schemas.microsoft.com/office/word/2010/wordprocessingShape" mc:Ignorable="w14 w15 w16se w16cid w16 w16cex w16sdtdh w16sdtfl w16du wp14">
+  <w:abstractNum w:abstractNumId="0" w15:restartNumberingAfterBreak="0">
+    <w:nsid w:val="02134E05"/>
+    <w:multiLevelType w:val="multilevel"/>
+    <w:tmpl w:val="A658ED84"/>
+    <w:lvl w:ilvl="0">
+      <w:start w:val="1"/>
+      <w:numFmt w:val="bullet"/>
+      <w:lvlText w:val="●"/>
+      <w:lvlJc w:val="left"/>
+      <w:pPr>
+        <w:ind w:left="600" w:hanging="360"/>
+      </w:pPr>
+      <w:rPr>
+        <w:rFonts w:ascii="Arial" w:eastAsia="Arial" w:hAnsi="Arial" w:cs="Arial"/>
+        <w:b w:val="0"/>
+        <w:bCs w:val="0"/>
+        <w:i w:val="0"/>
+        <w:iCs w:val="0"/>
+        <w:smallCaps w:val="0"/>
+        <w:strike w:val="0"/>
+        <w:color w:val="000000"/>
+        <w:sz w:val="22"/>
+        <w:szCs w:val="22"/>
+        <w:u w:val="none"/>
+        <w:shd w:val="clear" w:color="auto" w:fill="auto"/>
+        <w:vertAlign w:val="baseline"/>
+      </w:rPr>
+    </w:lvl>
+    <w:lvl w:ilvl="1">
+      <w:start w:val="1"/>
+      <w:numFmt w:val="bullet"/>
+      <w:lvlText w:val="○"/>
+      <w:lvlJc w:val="left"/>
+      <w:pPr>
+        <w:ind w:left="1440" w:hanging="360"/>
+      </w:pPr>
+      <w:rPr>
+        <w:rFonts w:ascii="Arial" w:eastAsia="Arial" w:hAnsi="Arial" w:cs="Arial"/>
+        <w:b w:val="0"/>
+        <w:bCs w:val="0"/>
+        <w:i w:val="0"/>
+        <w:iCs w:val="0"/>
+        <w:smallCaps w:val="0"/>
+        <w:strike w:val="0"/>
+        <w:color w:val="000000"/>
+        <w:sz w:val="22"/>
+        <w:szCs w:val="22"/>
+        <w:u w:val="none"/>
+        <w:shd w:val="clear" w:color="auto" w:fill="auto"/>
+        <w:vertAlign w:val="baseline"/>
+      </w:rPr>
+    </w:lvl>
+    <w:lvl w:ilvl="2">
+      <w:start w:val="1"/>
+      <w:numFmt w:val="bullet"/>
+      <w:lvlText w:val="■"/>
+      <w:lvlJc w:val="left"/>
+      <w:pPr>
+        <w:ind w:left="2160" w:hanging="360"/>
+      </w:pPr>
+      <w:rPr>
+        <w:rFonts w:ascii="Arial" w:eastAsia="Arial" w:hAnsi="Arial" w:cs="Arial"/>
+        <w:b w:val="0"/>
+        <w:bCs w:val="0"/>
+        <w:i w:val="0"/>
+        <w:iCs w:val="0"/>
+        <w:smallCaps w:val="0"/>
+        <w:strike w:val="0"/>
+        <w:color w:val="000000"/>
+        <w:sz w:val="22"/>
+        <w:szCs w:val="22"/>
+        <w:u w:val="none"/>
+        <w:shd w:val="clear" w:color="auto" w:fill="auto"/>
+        <w:vertAlign w:val="baseline"/>
+      </w:rPr>
+    </w:lvl>
+    <w:lvl w:ilvl="3">
+      <w:start w:val="1"/>
+      <w:numFmt w:val="bullet"/>
+      <w:lvlText w:val="■"/>
+      <w:lvlJc w:val="left"/>
+      <w:pPr>
+        <w:ind w:left="2880" w:hanging="360"/>
+      </w:pPr>
+      <w:rPr>
+        <w:rFonts w:ascii="Arial" w:eastAsia="Arial" w:hAnsi="Arial" w:cs="Arial"/>
+        <w:b w:val="0"/>
+        <w:bCs w:val="0"/>
+        <w:i w:val="0"/>
+        <w:iCs w:val="0"/>
+        <w:smallCaps w:val="0"/>
+        <w:strike w:val="0"/>
+        <w:color w:val="000000"/>
+        <w:sz w:val="22"/>
+        <w:szCs w:val="22"/>
+        <w:u w:val="none"/>
+        <w:shd w:val="clear" w:color="auto" w:fill="auto"/>
+        <w:vertAlign w:val="baseline"/>
+      </w:rPr>
+    </w:lvl>
+    <w:lvl w:ilvl="4">
+      <w:start w:val="1"/>
+      <w:numFmt w:val="bullet"/>
+      <w:lvlText w:val="■"/>
+      <w:lvlJc w:val="left"/>
+      <w:pPr>
+        <w:ind w:left="3600" w:hanging="360"/>
+      </w:pPr>
+      <w:rPr>
+        <w:rFonts w:ascii="Arial" w:eastAsia="Arial" w:hAnsi="Arial" w:cs="Arial"/>
+        <w:b w:val="0"/>
+        <w:bCs w:val="0"/>
+        <w:i w:val="0"/>
+        <w:iCs w:val="0"/>
+        <w:smallCaps w:val="0"/>
+        <w:strike w:val="0"/>
+        <w:color w:val="000000"/>
+        <w:sz w:val="22"/>
+        <w:szCs w:val="22"/>
+        <w:u w:val="none"/>
+        <w:shd w:val="clear" w:color="auto" w:fill="auto"/>
+        <w:vertAlign w:val="baseline"/>
+      </w:rPr>
+    </w:lvl>
+    <w:lvl w:ilvl="5">
+      <w:start w:val="1"/>
+      <w:numFmt w:val="bullet"/>
+      <w:lvlText w:val="■"/>
+      <w:lvlJc w:val="left"/>
+      <w:pPr>
+        <w:ind w:left="4320" w:hanging="360"/>
+      </w:pPr>
+      <w:rPr>
+        <w:rFonts w:ascii="Arial" w:eastAsia="Arial" w:hAnsi="Arial" w:cs="Arial"/>
+        <w:b w:val="0"/>
+        <w:bCs w:val="0"/>
+        <w:i w:val="0"/>
+        <w:iCs w:val="0"/>
+        <w:smallCaps w:val="0"/>
+        <w:strike w:val="0"/>
+        <w:color w:val="000000"/>
+        <w:sz w:val="22"/>
+        <w:szCs w:val="22"/>
+        <w:u w:val="none"/>
+        <w:shd w:val="clear" w:color="auto" w:fill="auto"/>
+        <w:vertAlign w:val="baseline"/>
+      </w:rPr>
+    </w:lvl>
+    <w:lvl w:ilvl="6">
+      <w:start w:val="1"/>
+      <w:numFmt w:val="bullet"/>
+      <w:lvlText w:val="■"/>
+      <w:lvlJc w:val="left"/>
+      <w:pPr>
+        <w:ind w:left="5040" w:hanging="360"/>
+      </w:pPr>
+      <w:rPr>
+        <w:rFonts w:ascii="Arial" w:eastAsia="Arial" w:hAnsi="Arial" w:cs="Arial"/>
+        <w:b w:val="0"/>
+        <w:bCs w:val="0"/>
+        <w:i w:val="0"/>
+        <w:iCs w:val="0"/>
+        <w:smallCaps w:val="0"/>
+        <w:strike w:val="0"/>
+        <w:color w:val="000000"/>
+        <w:sz w:val="22"/>
+        <w:szCs w:val="22"/>
+        <w:u w:val="none"/>
+        <w:shd w:val="clear" w:color="auto" w:fill="auto"/>
+        <w:vertAlign w:val="baseline"/>
+      </w:rPr>
+    </w:lvl>
+    <w:lvl w:ilvl="7">
+      <w:start w:val="1"/>
+      <w:numFmt w:val="bullet"/>
+      <w:lvlText w:val="■"/>
+      <w:lvlJc w:val="left"/>
+      <w:pPr>
+        <w:ind w:left="5760" w:hanging="360"/>
+      </w:pPr>
+      <w:rPr>
+        <w:rFonts w:ascii="Arial" w:eastAsia="Arial" w:hAnsi="Arial" w:cs="Arial"/>
+        <w:b w:val="0"/>
+        <w:bCs w:val="0"/>
+        <w:i w:val="0"/>
+        <w:iCs w:val="0"/>
+        <w:smallCaps w:val="0"/>
+        <w:strike w:val="0"/>
+        <w:color w:val="000000"/>
+        <w:sz w:val="22"/>
+        <w:szCs w:val="22"/>
+        <w:u w:val="none"/>
+        <w:shd w:val="clear" w:color="auto" w:fill="auto"/>
+        <w:vertAlign w:val="baseline"/>
+      </w:rPr>
+    </w:lvl>
+    <w:lvl w:ilvl="8">
+      <w:start w:val="1"/>
+      <w:numFmt w:val="bullet"/>
+      <w:lvlText w:val="■"/>
+      <w:lvlJc w:val="left"/>
+      <w:pPr>
+        <w:ind w:left="6480" w:hanging="360"/>
+      </w:pPr>
+      <w:rPr>
+        <w:rFonts w:ascii="Arial" w:eastAsia="Arial" w:hAnsi="Arial" w:cs="Arial"/>
+        <w:b w:val="0"/>
+        <w:bCs w:val="0"/>
+        <w:i w:val="0"/>
+        <w:iCs w:val="0"/>
+        <w:smallCaps w:val="0"/>
+        <w:strike w:val="0"/>
+        <w:color w:val="000000"/>
+        <w:sz w:val="22"/>
+        <w:szCs w:val="22"/>
+        <w:u w:val="none"/>
+        <w:shd w:val="clear" w:color="auto" w:fill="auto"/>
+        <w:vertAlign w:val="baseline"/>
+      </w:rPr>
+    </w:lvl>
+  </w:abstractNum>
+  <w:abstractNum w:abstractNumId="1" w15:restartNumberingAfterBreak="0">
+    <w:nsid w:val="0A410B31"/>
+    <w:multiLevelType w:val="multilevel"/>
+    <w:tmpl w:val="F6082800"/>
+    <w:lvl w:ilvl="0">
+      <w:start w:val="4"/>
+      <w:numFmt w:val="decimal"/>
+      <w:lvlText w:val="%1"/>
+      <w:lvlJc w:val="left"/>
+      <w:pPr>
+        <w:ind w:left="360" w:hanging="360"/>
+      </w:pPr>
+      <w:rPr>
+        <w:rFonts w:hint="default"/>
+      </w:rPr>
+    </w:lvl>
+    <w:lvl w:ilvl="1">
+      <w:start w:val="2"/>
+      <w:numFmt w:val="decimal"/>
+      <w:lvlText w:val="%1.%2"/>
+      <w:lvlJc w:val="left"/>
+      <w:pPr>
+        <w:ind w:left="360" w:hanging="360"/>
+      </w:pPr>
+      <w:rPr>
+        <w:rFonts w:hint="default"/>
+      </w:rPr>
+    </w:lvl>
+    <w:lvl w:ilvl="2">
+      <w:start w:val="1"/>
+      <w:numFmt w:val="decimal"/>
+      <w:lvlText w:val="%1.%2.%3"/>
+      <w:lvlJc w:val="left"/>
+      <w:pPr>
+        <w:ind w:left="720" w:hanging="720"/>
+      </w:pPr>
+      <w:rPr>
+        <w:rFonts w:hint="default"/>
+      </w:rPr>
+    </w:lvl>
+    <w:lvl w:ilvl="3">
+      <w:start w:val="1"/>
+      <w:numFmt w:val="decimal"/>
+      <w:lvlText w:val="%1.%2.%3.%4"/>
+      <w:lvlJc w:val="left"/>
+      <w:pPr>
+        <w:ind w:left="720" w:hanging="720"/>
+      </w:pPr>
+      <w:rPr>
+        <w:rFonts w:hint="default"/>
+      </w:rPr>
+    </w:lvl>
+    <w:lvl w:ilvl="4">
+      <w:start w:val="1"/>
+      <w:numFmt w:val="decimal"/>
+      <w:lvlText w:val="%1.%2.%3.%4.%5"/>
+      <w:lvlJc w:val="left"/>
+      <w:pPr>
+        <w:ind w:left="1080" w:hanging="1080"/>
+      </w:pPr>
+      <w:rPr>
+        <w:rFonts w:hint="default"/>
+      </w:rPr>
+    </w:lvl>
+    <w:lvl w:ilvl="5">
+      <w:start w:val="1"/>
+      <w:numFmt w:val="decimal"/>
+      <w:lvlText w:val="%1.%2.%3.%4.%5.%6"/>
+      <w:lvlJc w:val="left"/>
+      <w:pPr>
+        <w:ind w:left="1080" w:hanging="1080"/>
+      </w:pPr>
+      <w:rPr>
+        <w:rFonts w:hint="default"/>
+      </w:rPr>
+    </w:lvl>
+    <w:lvl w:ilvl="6">
+      <w:start w:val="1"/>
+      <w:numFmt w:val="decimal"/>
+      <w:lvlText w:val="%1.%2.%3.%4.%5.%6.%7"/>
+      <w:lvlJc w:val="left"/>
+      <w:pPr>
+        <w:ind w:left="1440" w:hanging="1440"/>
+      </w:pPr>
+      <w:rPr>
+        <w:rFonts w:hint="default"/>
+      </w:rPr>
+    </w:lvl>
+    <w:lvl w:ilvl="7">
+      <w:start w:val="1"/>
+      <w:numFmt w:val="decimal"/>
+      <w:lvlText w:val="%1.%2.%3.%4.%5.%6.%7.%8"/>
+      <w:lvlJc w:val="left"/>
+      <w:pPr>
+        <w:ind w:left="1440" w:hanging="1440"/>
+      </w:pPr>
+      <w:rPr>
+        <w:rFonts w:hint="default"/>
+      </w:rPr>
+    </w:lvl>
+    <w:lvl w:ilvl="8">
+      <w:start w:val="1"/>
+      <w:numFmt w:val="decimal"/>
+      <w:lvlText w:val="%1.%2.%3.%4.%5.%6.%7.%8.%9"/>
+      <w:lvlJc w:val="left"/>
+      <w:pPr>
+        <w:ind w:left="1800" w:hanging="1800"/>
+      </w:pPr>
+      <w:rPr>
+        <w:rFonts w:hint="default"/>
+      </w:rPr>
+    </w:lvl>
+  </w:abstractNum>
+  <w:abstractNum w:abstractNumId="2" w15:restartNumberingAfterBreak="0">
+    <w:nsid w:val="1EBB1749"/>
+    <w:multiLevelType w:val="multilevel"/>
+    <w:tmpl w:val="DFFA3EA8"/>
+    <w:lvl w:ilvl="0">
+      <w:start w:val="1"/>
+      <w:numFmt w:val="bullet"/>
+      <w:lvlText w:val="●"/>
+      <w:lvlJc w:val="left"/>
+      <w:pPr>
+        <w:ind w:left="600" w:hanging="360"/>
+      </w:pPr>
+      <w:rPr>
+        <w:rFonts w:ascii="Arial" w:eastAsia="Arial" w:hAnsi="Arial" w:cs="Arial"/>
+        <w:b w:val="0"/>
+        <w:bCs w:val="0"/>
+        <w:i w:val="0"/>
+        <w:iCs w:val="0"/>
+        <w:smallCaps w:val="0"/>
+        <w:strike w:val="0"/>
+        <w:color w:val="000000"/>
+        <w:sz w:val="22"/>
+        <w:szCs w:val="22"/>
+        <w:u w:val="none"/>
+        <w:shd w:val="clear" w:color="auto" w:fill="auto"/>
+        <w:vertAlign w:val="baseline"/>
+      </w:rPr>
+    </w:lvl>
+    <w:lvl w:ilvl="1">
+      <w:start w:val="1"/>
+      <w:numFmt w:val="bullet"/>
+      <w:lvlText w:val="○"/>
+      <w:lvlJc w:val="left"/>
+      <w:pPr>
+        <w:ind w:left="1440" w:hanging="360"/>
+      </w:pPr>
+      <w:rPr>
+        <w:rFonts w:ascii="Arial" w:eastAsia="Arial" w:hAnsi="Arial" w:cs="Arial"/>
+        <w:b w:val="0"/>
+        <w:bCs w:val="0"/>
+        <w:i w:val="0"/>
+        <w:iCs w:val="0"/>
+        <w:smallCaps w:val="0"/>
+        <w:strike w:val="0"/>
+        <w:color w:val="000000"/>
+        <w:sz w:val="22"/>
+        <w:szCs w:val="22"/>
+        <w:u w:val="none"/>
+        <w:shd w:val="clear" w:color="auto" w:fill="auto"/>
+        <w:vertAlign w:val="baseline"/>
+      </w:rPr>
+    </w:lvl>
+    <w:lvl w:ilvl="2">
+      <w:start w:val="1"/>
+      <w:numFmt w:val="bullet"/>
+      <w:lvlText w:val="■"/>
+      <w:lvlJc w:val="left"/>
+      <w:pPr>
+        <w:ind w:left="2160" w:hanging="360"/>
+      </w:pPr>
+      <w:rPr>
+        <w:rFonts w:ascii="Arial" w:eastAsia="Arial" w:hAnsi="Arial" w:cs="Arial"/>
+        <w:b w:val="0"/>
+        <w:bCs w:val="0"/>
+        <w:i w:val="0"/>
+        <w:iCs w:val="0"/>
+        <w:smallCaps w:val="0"/>
+        <w:strike w:val="0"/>
+        <w:color w:val="000000"/>
+        <w:sz w:val="22"/>
+        <w:szCs w:val="22"/>
+        <w:u w:val="none"/>
+        <w:shd w:val="clear" w:color="auto" w:fill="auto"/>
+        <w:vertAlign w:val="baseline"/>
+      </w:rPr>
+    </w:lvl>
+    <w:lvl w:ilvl="3">
+      <w:start w:val="1"/>
+      <w:numFmt w:val="bullet"/>
+      <w:lvlText w:val="■"/>
+      <w:lvlJc w:val="left"/>
+      <w:pPr>
+        <w:ind w:left="2880" w:hanging="360"/>
+      </w:pPr>
+      <w:rPr>
+        <w:rFonts w:ascii="Arial" w:eastAsia="Arial" w:hAnsi="Arial" w:cs="Arial"/>
+        <w:b w:val="0"/>
+        <w:bCs w:val="0"/>
+        <w:i w:val="0"/>
+        <w:iCs w:val="0"/>
+        <w:smallCaps w:val="0"/>
+        <w:strike w:val="0"/>
+        <w:color w:val="000000"/>
+        <w:sz w:val="22"/>
+        <w:szCs w:val="22"/>
+        <w:u w:val="none"/>
+        <w:shd w:val="clear" w:color="auto" w:fill="auto"/>
+        <w:vertAlign w:val="baseline"/>
+      </w:rPr>
+    </w:lvl>
+    <w:lvl w:ilvl="4">
+      <w:start w:val="1"/>
+      <w:numFmt w:val="bullet"/>
+      <w:lvlText w:val="■"/>
+      <w:lvlJc w:val="left"/>
+      <w:pPr>
+        <w:ind w:left="3600" w:hanging="360"/>
+      </w:pPr>
+      <w:rPr>
+        <w:rFonts w:ascii="Arial" w:eastAsia="Arial" w:hAnsi="Arial" w:cs="Arial"/>
+        <w:b w:val="0"/>
+        <w:bCs w:val="0"/>
+        <w:i w:val="0"/>
+        <w:iCs w:val="0"/>
+        <w:smallCaps w:val="0"/>
+        <w:strike w:val="0"/>
+        <w:color w:val="000000"/>
+        <w:sz w:val="22"/>
+        <w:szCs w:val="22"/>
+        <w:u w:val="none"/>
+        <w:shd w:val="clear" w:color="auto" w:fill="auto"/>
+        <w:vertAlign w:val="baseline"/>
+      </w:rPr>
+    </w:lvl>
+    <w:lvl w:ilvl="5">
+      <w:start w:val="1"/>
+      <w:numFmt w:val="bullet"/>
+      <w:lvlText w:val="■"/>
+      <w:lvlJc w:val="left"/>
+      <w:pPr>
+        <w:ind w:left="4320" w:hanging="360"/>
+      </w:pPr>
+      <w:rPr>
+        <w:rFonts w:ascii="Arial" w:eastAsia="Arial" w:hAnsi="Arial" w:cs="Arial"/>
+        <w:b w:val="0"/>
+        <w:bCs w:val="0"/>
+        <w:i w:val="0"/>
+        <w:iCs w:val="0"/>
+        <w:smallCaps w:val="0"/>
+        <w:strike w:val="0"/>
+        <w:color w:val="000000"/>
+        <w:sz w:val="22"/>
+        <w:szCs w:val="22"/>
+        <w:u w:val="none"/>
+        <w:shd w:val="clear" w:color="auto" w:fill="auto"/>
+        <w:vertAlign w:val="baseline"/>
+      </w:rPr>
+    </w:lvl>
+    <w:lvl w:ilvl="6">
+      <w:start w:val="1"/>
+      <w:numFmt w:val="bullet"/>
+      <w:lvlText w:val="■"/>
+      <w:lvlJc w:val="left"/>
+      <w:pPr>
+        <w:ind w:left="5040" w:hanging="360"/>
+      </w:pPr>
+      <w:rPr>
+        <w:rFonts w:ascii="Arial" w:eastAsia="Arial" w:hAnsi="Arial" w:cs="Arial"/>
+        <w:b w:val="0"/>
+        <w:bCs w:val="0"/>
+        <w:i w:val="0"/>
+        <w:iCs w:val="0"/>
+        <w:smallCaps w:val="0"/>
+        <w:strike w:val="0"/>
+        <w:color w:val="000000"/>
+        <w:sz w:val="22"/>
+        <w:szCs w:val="22"/>
+        <w:u w:val="none"/>
+        <w:shd w:val="clear" w:color="auto" w:fill="auto"/>
+        <w:vertAlign w:val="baseline"/>
+      </w:rPr>
+    </w:lvl>
+    <w:lvl w:ilvl="7">
+      <w:start w:val="1"/>
+      <w:numFmt w:val="bullet"/>
+      <w:lvlText w:val="■"/>
+      <w:lvlJc w:val="left"/>
+      <w:pPr>
+        <w:ind w:left="5760" w:hanging="360"/>
+      </w:pPr>
+      <w:rPr>
+        <w:rFonts w:ascii="Arial" w:eastAsia="Arial" w:hAnsi="Arial" w:cs="Arial"/>
+        <w:b w:val="0"/>
+        <w:bCs w:val="0"/>
+        <w:i w:val="0"/>
+        <w:iCs w:val="0"/>
+        <w:smallCaps w:val="0"/>
+        <w:strike w:val="0"/>
+        <w:color w:val="000000"/>
+        <w:sz w:val="22"/>
+        <w:szCs w:val="22"/>
+        <w:u w:val="none"/>
+        <w:shd w:val="clear" w:color="auto" w:fill="auto"/>
+        <w:vertAlign w:val="baseline"/>
+      </w:rPr>
+    </w:lvl>
+    <w:lvl w:ilvl="8">
+      <w:start w:val="1"/>
+      <w:numFmt w:val="bullet"/>
+      <w:lvlText w:val="■"/>
+      <w:lvlJc w:val="left"/>
+      <w:pPr>
+        <w:ind w:left="6480" w:hanging="360"/>
+      </w:pPr>
+      <w:rPr>
+        <w:rFonts w:ascii="Arial" w:eastAsia="Arial" w:hAnsi="Arial" w:cs="Arial"/>
+        <w:b w:val="0"/>
+        <w:bCs w:val="0"/>
+        <w:i w:val="0"/>
+        <w:iCs w:val="0"/>
+        <w:smallCaps w:val="0"/>
+        <w:strike w:val="0"/>
+        <w:color w:val="000000"/>
+        <w:sz w:val="22"/>
+        <w:szCs w:val="22"/>
+        <w:u w:val="none"/>
+        <w:shd w:val="clear" w:color="auto" w:fill="auto"/>
+        <w:vertAlign w:val="baseline"/>
+      </w:rPr>
+    </w:lvl>
+  </w:abstractNum>
+  <w:abstractNum w:abstractNumId="3" w15:restartNumberingAfterBreak="0">
+    <w:nsid w:val="32884EDA"/>
+    <w:multiLevelType w:val="multilevel"/>
+    <w:tmpl w:val="77E4EC04"/>
+    <w:lvl w:ilvl="0">
+      <w:start w:val="3"/>
+      <w:numFmt w:val="decimal"/>
+      <w:lvlText w:val="%1"/>
+      <w:lvlJc w:val="left"/>
+      <w:pPr>
+        <w:ind w:left="480" w:hanging="480"/>
+      </w:pPr>
+      <w:rPr>
+        <w:rFonts w:hint="default"/>
+      </w:rPr>
+    </w:lvl>
+    <w:lvl w:ilvl="1">
+      <w:start w:val="1"/>
+      <w:numFmt w:val="decimal"/>
+      <w:lvlText w:val="%1.%2"/>
+      <w:lvlJc w:val="left"/>
+      <w:pPr>
+        <w:ind w:left="480" w:hanging="480"/>
+      </w:pPr>
+      <w:rPr>
+        <w:rFonts w:hint="default"/>
+      </w:rPr>
+    </w:lvl>
+    <w:lvl w:ilvl="2">
+      <w:start w:val="2"/>
+      <w:numFmt w:val="decimal"/>
+      <w:lvlText w:val="%1.%2.%3"/>
+      <w:lvlJc w:val="left"/>
+      <w:pPr>
+        <w:ind w:left="720" w:hanging="720"/>
+      </w:pPr>
+      <w:rPr>
+        <w:rFonts w:hint="default"/>
+      </w:rPr>
+    </w:lvl>
+    <w:lvl w:ilvl="3">
+      <w:start w:val="1"/>
+      <w:numFmt w:val="decimal"/>
+      <w:lvlText w:val="%1.%2.%3.%4"/>
+      <w:lvlJc w:val="left"/>
+      <w:pPr>
+        <w:ind w:left="720" w:hanging="720"/>
+      </w:pPr>
+      <w:rPr>
+        <w:rFonts w:hint="default"/>
+      </w:rPr>
+    </w:lvl>
+    <w:lvl w:ilvl="4">
+      <w:start w:val="1"/>
+      <w:numFmt w:val="decimal"/>
+      <w:lvlText w:val="%1.%2.%3.%4.%5"/>
+      <w:lvlJc w:val="left"/>
+      <w:pPr>
+        <w:ind w:left="1080" w:hanging="1080"/>
+      </w:pPr>
+      <w:rPr>
+        <w:rFonts w:hint="default"/>
+      </w:rPr>
+    </w:lvl>
+    <w:lvl w:ilvl="5">
+      <w:start w:val="1"/>
+      <w:numFmt w:val="decimal"/>
+      <w:lvlText w:val="%1.%2.%3.%4.%5.%6"/>
+      <w:lvlJc w:val="left"/>
+      <w:pPr>
+        <w:ind w:left="1080" w:hanging="1080"/>
+      </w:pPr>
+      <w:rPr>
+        <w:rFonts w:hint="default"/>
+      </w:rPr>
+    </w:lvl>
+    <w:lvl w:ilvl="6">
+      <w:start w:val="1"/>
+      <w:numFmt w:val="decimal"/>
+      <w:lvlText w:val="%1.%2.%3.%4.%5.%6.%7"/>
+      <w:lvlJc w:val="left"/>
+      <w:pPr>
+        <w:ind w:left="1440" w:hanging="1440"/>
+      </w:pPr>
+      <w:rPr>
+        <w:rFonts w:hint="default"/>
+      </w:rPr>
+    </w:lvl>
+    <w:lvl w:ilvl="7">
+      <w:start w:val="1"/>
+      <w:numFmt w:val="decimal"/>
+      <w:lvlText w:val="%1.%2.%3.%4.%5.%6.%7.%8"/>
+      <w:lvlJc w:val="left"/>
+      <w:pPr>
+        <w:ind w:left="1440" w:hanging="1440"/>
+      </w:pPr>
+      <w:rPr>
+        <w:rFonts w:hint="default"/>
+      </w:rPr>
+    </w:lvl>
+    <w:lvl w:ilvl="8">
+      <w:start w:val="1"/>
+      <w:numFmt w:val="decimal"/>
+      <w:lvlText w:val="%1.%2.%3.%4.%5.%6.%7.%8.%9"/>
+      <w:lvlJc w:val="left"/>
+      <w:pPr>
+        <w:ind w:left="1800" w:hanging="1800"/>
+      </w:pPr>
+      <w:rPr>
+        <w:rFonts w:hint="default"/>
+      </w:rPr>
+    </w:lvl>
+  </w:abstractNum>
+  <w:abstractNum w:abstractNumId="4" w15:restartNumberingAfterBreak="0">
+    <w:nsid w:val="49005225"/>
+    <w:multiLevelType w:val="multilevel"/>
+    <w:tmpl w:val="4004276C"/>
+    <w:lvl w:ilvl="0">
+      <w:start w:val="1"/>
+      <w:numFmt w:val="bullet"/>
+      <w:lvlText w:val="●"/>
+      <w:lvlJc w:val="left"/>
+      <w:pPr>
+        <w:ind w:left="600" w:hanging="360"/>
+      </w:pPr>
+      <w:rPr>
+        <w:rFonts w:ascii="Arial" w:eastAsia="Arial" w:hAnsi="Arial" w:cs="Arial"/>
+        <w:b w:val="0"/>
+        <w:bCs w:val="0"/>
+        <w:i w:val="0"/>
+        <w:iCs w:val="0"/>
+        <w:smallCaps w:val="0"/>
+        <w:strike w:val="0"/>
+        <w:color w:val="000000"/>
+        <w:sz w:val="22"/>
+        <w:szCs w:val="22"/>
+        <w:u w:val="none"/>
+        <w:shd w:val="clear" w:color="auto" w:fill="auto"/>
+        <w:vertAlign w:val="baseline"/>
+      </w:rPr>
+    </w:lvl>
+    <w:lvl w:ilvl="1">
+      <w:start w:val="1"/>
+      <w:numFmt w:val="bullet"/>
+      <w:lvlText w:val="○"/>
+      <w:lvlJc w:val="left"/>
+      <w:pPr>
+        <w:ind w:left="1440" w:hanging="360"/>
+      </w:pPr>
+      <w:rPr>
+        <w:rFonts w:ascii="Arial" w:eastAsia="Arial" w:hAnsi="Arial" w:cs="Arial"/>
+        <w:b w:val="0"/>
+        <w:bCs w:val="0"/>
+        <w:i w:val="0"/>
+        <w:iCs w:val="0"/>
+        <w:smallCaps w:val="0"/>
+        <w:strike w:val="0"/>
+        <w:color w:val="000000"/>
+        <w:sz w:val="22"/>
+        <w:szCs w:val="22"/>
+        <w:u w:val="none"/>
+        <w:shd w:val="clear" w:color="auto" w:fill="auto"/>
+        <w:vertAlign w:val="baseline"/>
+      </w:rPr>
+    </w:lvl>
+    <w:lvl w:ilvl="2">
+      <w:start w:val="1"/>
+      <w:numFmt w:val="bullet"/>
+      <w:lvlText w:val="■"/>
+      <w:lvlJc w:val="left"/>
+      <w:pPr>
+        <w:ind w:left="2160" w:hanging="360"/>
+      </w:pPr>
+      <w:rPr>
+        <w:rFonts w:ascii="Arial" w:eastAsia="Arial" w:hAnsi="Arial" w:cs="Arial"/>
+        <w:b w:val="0"/>
+        <w:bCs w:val="0"/>
+        <w:i w:val="0"/>
+        <w:iCs w:val="0"/>
+        <w:smallCaps w:val="0"/>
+        <w:strike w:val="0"/>
+        <w:color w:val="000000"/>
+        <w:sz w:val="22"/>
+        <w:szCs w:val="22"/>
+        <w:u w:val="none"/>
+        <w:shd w:val="clear" w:color="auto" w:fill="auto"/>
+        <w:vertAlign w:val="baseline"/>
+      </w:rPr>
+    </w:lvl>
+    <w:lvl w:ilvl="3">
+      <w:start w:val="1"/>
+      <w:numFmt w:val="bullet"/>
+      <w:lvlText w:val="■"/>
+      <w:lvlJc w:val="left"/>
+      <w:pPr>
+        <w:ind w:left="2880" w:hanging="360"/>
+      </w:pPr>
+      <w:rPr>
+        <w:rFonts w:ascii="Arial" w:eastAsia="Arial" w:hAnsi="Arial" w:cs="Arial"/>
+        <w:b w:val="0"/>
+        <w:bCs w:val="0"/>
+        <w:i w:val="0"/>
+        <w:iCs w:val="0"/>
+        <w:smallCaps w:val="0"/>
+        <w:strike w:val="0"/>
+        <w:color w:val="000000"/>
+        <w:sz w:val="22"/>
+        <w:szCs w:val="22"/>
+        <w:u w:val="none"/>
+        <w:shd w:val="clear" w:color="auto" w:fill="auto"/>
+        <w:vertAlign w:val="baseline"/>
+      </w:rPr>
+    </w:lvl>
+    <w:lvl w:ilvl="4">
+      <w:start w:val="1"/>
+      <w:numFmt w:val="bullet"/>
+      <w:lvlText w:val="■"/>
+      <w:lvlJc w:val="left"/>
+      <w:pPr>
+        <w:ind w:left="3600" w:hanging="360"/>
+      </w:pPr>
+      <w:rPr>
+        <w:rFonts w:ascii="Arial" w:eastAsia="Arial" w:hAnsi="Arial" w:cs="Arial"/>
+        <w:b w:val="0"/>
+        <w:bCs w:val="0"/>
+        <w:i w:val="0"/>
+        <w:iCs w:val="0"/>
+        <w:smallCaps w:val="0"/>
+        <w:strike w:val="0"/>
+        <w:color w:val="000000"/>
+        <w:sz w:val="22"/>
+        <w:szCs w:val="22"/>
+        <w:u w:val="none"/>
+        <w:shd w:val="clear" w:color="auto" w:fill="auto"/>
+        <w:vertAlign w:val="baseline"/>
+      </w:rPr>
+    </w:lvl>
+    <w:lvl w:ilvl="5">
+      <w:start w:val="1"/>
+      <w:numFmt w:val="bullet"/>
+      <w:lvlText w:val="■"/>
+      <w:lvlJc w:val="left"/>
+      <w:pPr>
+        <w:ind w:left="4320" w:hanging="360"/>
+      </w:pPr>
+      <w:rPr>
+        <w:rFonts w:ascii="Arial" w:eastAsia="Arial" w:hAnsi="Arial" w:cs="Arial"/>
+        <w:b w:val="0"/>
+        <w:bCs w:val="0"/>
+        <w:i w:val="0"/>
+        <w:iCs w:val="0"/>
+        <w:smallCaps w:val="0"/>
+        <w:strike w:val="0"/>
+        <w:color w:val="000000"/>
+        <w:sz w:val="22"/>
+        <w:szCs w:val="22"/>
+        <w:u w:val="none"/>
+        <w:shd w:val="clear" w:color="auto" w:fill="auto"/>
+        <w:vertAlign w:val="baseline"/>
+      </w:rPr>
+    </w:lvl>
+    <w:lvl w:ilvl="6">
+      <w:start w:val="1"/>
+      <w:numFmt w:val="bullet"/>
+      <w:lvlText w:val="■"/>
+      <w:lvlJc w:val="left"/>
+      <w:pPr>
+        <w:ind w:left="5040" w:hanging="360"/>
+      </w:pPr>
+      <w:rPr>
+        <w:rFonts w:ascii="Arial" w:eastAsia="Arial" w:hAnsi="Arial" w:cs="Arial"/>
+        <w:b w:val="0"/>
+        <w:bCs w:val="0"/>
+        <w:i w:val="0"/>
+        <w:iCs w:val="0"/>
+        <w:smallCaps w:val="0"/>
+        <w:strike w:val="0"/>
+        <w:color w:val="000000"/>
+        <w:sz w:val="22"/>
+        <w:szCs w:val="22"/>
+        <w:u w:val="none"/>
+        <w:shd w:val="clear" w:color="auto" w:fill="auto"/>
+        <w:vertAlign w:val="baseline"/>
+      </w:rPr>
+    </w:lvl>
+    <w:lvl w:ilvl="7">
+      <w:start w:val="1"/>
+      <w:numFmt w:val="bullet"/>
+      <w:lvlText w:val="■"/>
+      <w:lvlJc w:val="left"/>
+      <w:pPr>
+        <w:ind w:left="5760" w:hanging="360"/>
+      </w:pPr>
+      <w:rPr>
+        <w:rFonts w:ascii="Arial" w:eastAsia="Arial" w:hAnsi="Arial" w:cs="Arial"/>
+        <w:b w:val="0"/>
+        <w:bCs w:val="0"/>
+        <w:i w:val="0"/>
+        <w:iCs w:val="0"/>
+        <w:smallCaps w:val="0"/>
+        <w:strike w:val="0"/>
+        <w:color w:val="000000"/>
+        <w:sz w:val="22"/>
+        <w:szCs w:val="22"/>
+        <w:u w:val="none"/>
+        <w:shd w:val="clear" w:color="auto" w:fill="auto"/>
+        <w:vertAlign w:val="baseline"/>
+      </w:rPr>
+    </w:lvl>
+    <w:lvl w:ilvl="8">
+      <w:start w:val="1"/>
+      <w:numFmt w:val="bullet"/>
+      <w:lvlText w:val="■"/>
+      <w:lvlJc w:val="left"/>
+      <w:pPr>
+        <w:ind w:left="6480" w:hanging="360"/>
+      </w:pPr>
+      <w:rPr>
+        <w:rFonts w:ascii="Arial" w:eastAsia="Arial" w:hAnsi="Arial" w:cs="Arial"/>
+        <w:b w:val="0"/>
+        <w:bCs w:val="0"/>
+        <w:i w:val="0"/>
+        <w:iCs w:val="0"/>
+        <w:smallCaps w:val="0"/>
+        <w:strike w:val="0"/>
+        <w:color w:val="000000"/>
+        <w:sz w:val="22"/>
+        <w:szCs w:val="22"/>
+        <w:u w:val="none"/>
+        <w:shd w:val="clear" w:color="auto" w:fill="auto"/>
+        <w:vertAlign w:val="baseline"/>
+      </w:rPr>
+    </w:lvl>
+  </w:abstractNum>
+  <w:abstractNum w:abstractNumId="5" w15:restartNumberingAfterBreak="0">
+    <w:nsid w:val="4C482360"/>
+    <w:multiLevelType w:val="multilevel"/>
+    <w:tmpl w:val="AA2CCA60"/>
+    <w:lvl w:ilvl="0">
+      <w:start w:val="1"/>
+      <w:numFmt w:val="bullet"/>
+      <w:lvlText w:val="●"/>
+      <w:lvlJc w:val="left"/>
+      <w:pPr>
+        <w:ind w:left="600" w:hanging="360"/>
+      </w:pPr>
+      <w:rPr>
+        <w:rFonts w:ascii="Arial" w:eastAsia="Arial" w:hAnsi="Arial" w:cs="Arial"/>
+        <w:b w:val="0"/>
+        <w:bCs w:val="0"/>
+        <w:i w:val="0"/>
+        <w:iCs w:val="0"/>
+        <w:smallCaps w:val="0"/>
+        <w:strike w:val="0"/>
+        <w:color w:val="000000"/>
+        <w:sz w:val="22"/>
+        <w:szCs w:val="22"/>
+        <w:u w:val="none"/>
+        <w:shd w:val="clear" w:color="auto" w:fill="auto"/>
+        <w:vertAlign w:val="baseline"/>
+      </w:rPr>
+    </w:lvl>
+    <w:lvl w:ilvl="1">
+      <w:start w:val="1"/>
+      <w:numFmt w:val="bullet"/>
+      <w:lvlText w:val="○"/>
+      <w:lvlJc w:val="left"/>
+      <w:pPr>
+        <w:ind w:left="1440" w:hanging="360"/>
+      </w:pPr>
+      <w:rPr>
+        <w:rFonts w:ascii="Arial" w:eastAsia="Arial" w:hAnsi="Arial" w:cs="Arial"/>
+        <w:b w:val="0"/>
+        <w:bCs w:val="0"/>
+        <w:i w:val="0"/>
+        <w:iCs w:val="0"/>
+        <w:smallCaps w:val="0"/>
+        <w:strike w:val="0"/>
+        <w:color w:val="000000"/>
+        <w:sz w:val="22"/>
+        <w:szCs w:val="22"/>
+        <w:u w:val="none"/>
+        <w:shd w:val="clear" w:color="auto" w:fill="auto"/>
+        <w:vertAlign w:val="baseline"/>
+      </w:rPr>
+    </w:lvl>
+    <w:lvl w:ilvl="2">
+      <w:start w:val="1"/>
+      <w:numFmt w:val="bullet"/>
+      <w:lvlText w:val="■"/>
+      <w:lvlJc w:val="left"/>
+      <w:pPr>
+        <w:ind w:left="2160" w:hanging="360"/>
+      </w:pPr>
+      <w:rPr>
+        <w:rFonts w:ascii="Arial" w:eastAsia="Arial" w:hAnsi="Arial" w:cs="Arial"/>
+        <w:b w:val="0"/>
+        <w:bCs w:val="0"/>
+        <w:i w:val="0"/>
+        <w:iCs w:val="0"/>
+        <w:smallCaps w:val="0"/>
+        <w:strike w:val="0"/>
+        <w:color w:val="000000"/>
+        <w:sz w:val="22"/>
+        <w:szCs w:val="22"/>
+        <w:u w:val="none"/>
+        <w:shd w:val="clear" w:color="auto" w:fill="auto"/>
+        <w:vertAlign w:val="baseline"/>
+      </w:rPr>
+    </w:lvl>
+    <w:lvl w:ilvl="3">
+      <w:start w:val="1"/>
+      <w:numFmt w:val="bullet"/>
+      <w:lvlText w:val="■"/>
+      <w:lvlJc w:val="left"/>
+      <w:pPr>
+        <w:ind w:left="2880" w:hanging="360"/>
+      </w:pPr>
+      <w:rPr>
+        <w:rFonts w:ascii="Arial" w:eastAsia="Arial" w:hAnsi="Arial" w:cs="Arial"/>
+        <w:b w:val="0"/>
+        <w:bCs w:val="0"/>
+        <w:i w:val="0"/>
+        <w:iCs w:val="0"/>
+        <w:smallCaps w:val="0"/>
+        <w:strike w:val="0"/>
+        <w:color w:val="000000"/>
+        <w:sz w:val="22"/>
+        <w:szCs w:val="22"/>
+        <w:u w:val="none"/>
+        <w:shd w:val="clear" w:color="auto" w:fill="auto"/>
+        <w:vertAlign w:val="baseline"/>
+      </w:rPr>
+    </w:lvl>
+    <w:lvl w:ilvl="4">
+      <w:start w:val="1"/>
+      <w:numFmt w:val="bullet"/>
+      <w:lvlText w:val="■"/>
+      <w:lvlJc w:val="left"/>
+      <w:pPr>
+        <w:ind w:left="3600" w:hanging="360"/>
+      </w:pPr>
+      <w:rPr>
+        <w:rFonts w:ascii="Arial" w:eastAsia="Arial" w:hAnsi="Arial" w:cs="Arial"/>
+        <w:b w:val="0"/>
+        <w:bCs w:val="0"/>
+        <w:i w:val="0"/>
+        <w:iCs w:val="0"/>
+        <w:smallCaps w:val="0"/>
+        <w:strike w:val="0"/>
+        <w:color w:val="000000"/>
+        <w:sz w:val="22"/>
+        <w:szCs w:val="22"/>
+        <w:u w:val="none"/>
+        <w:shd w:val="clear" w:color="auto" w:fill="auto"/>
+        <w:vertAlign w:val="baseline"/>
+      </w:rPr>
+    </w:lvl>
+    <w:lvl w:ilvl="5">
+      <w:start w:val="1"/>
+      <w:numFmt w:val="bullet"/>
+      <w:lvlText w:val="■"/>
+      <w:lvlJc w:val="left"/>
+      <w:pPr>
+        <w:ind w:left="4320" w:hanging="360"/>
+      </w:pPr>
+      <w:rPr>
+        <w:rFonts w:ascii="Arial" w:eastAsia="Arial" w:hAnsi="Arial" w:cs="Arial"/>
+        <w:b w:val="0"/>
+        <w:bCs w:val="0"/>
+        <w:i w:val="0"/>
+        <w:iCs w:val="0"/>
+        <w:smallCaps w:val="0"/>
+        <w:strike w:val="0"/>
+        <w:color w:val="000000"/>
+        <w:sz w:val="22"/>
+        <w:szCs w:val="22"/>
+        <w:u w:val="none"/>
+        <w:shd w:val="clear" w:color="auto" w:fill="auto"/>
+        <w:vertAlign w:val="baseline"/>
+      </w:rPr>
+    </w:lvl>
+    <w:lvl w:ilvl="6">
+      <w:start w:val="1"/>
+      <w:numFmt w:val="bullet"/>
+      <w:lvlText w:val="■"/>
+      <w:lvlJc w:val="left"/>
+      <w:pPr>
+        <w:ind w:left="5040" w:hanging="360"/>
+      </w:pPr>
+      <w:rPr>
+        <w:rFonts w:ascii="Arial" w:eastAsia="Arial" w:hAnsi="Arial" w:cs="Arial"/>
+        <w:b w:val="0"/>
+        <w:bCs w:val="0"/>
+        <w:i w:val="0"/>
+        <w:iCs w:val="0"/>
+        <w:smallCaps w:val="0"/>
+        <w:strike w:val="0"/>
+        <w:color w:val="000000"/>
+        <w:sz w:val="22"/>
+        <w:szCs w:val="22"/>
+        <w:u w:val="none"/>
+        <w:shd w:val="clear" w:color="auto" w:fill="auto"/>
+        <w:vertAlign w:val="baseline"/>
+      </w:rPr>
+    </w:lvl>
+    <w:lvl w:ilvl="7">
+      <w:start w:val="1"/>
+      <w:numFmt w:val="bullet"/>
+      <w:lvlText w:val="■"/>
+      <w:lvlJc w:val="left"/>
+      <w:pPr>
+        <w:ind w:left="5760" w:hanging="360"/>
+      </w:pPr>
+      <w:rPr>
+        <w:rFonts w:ascii="Arial" w:eastAsia="Arial" w:hAnsi="Arial" w:cs="Arial"/>
+        <w:b w:val="0"/>
+        <w:bCs w:val="0"/>
+        <w:i w:val="0"/>
+        <w:iCs w:val="0"/>
+        <w:smallCaps w:val="0"/>
+        <w:strike w:val="0"/>
+        <w:color w:val="000000"/>
+        <w:sz w:val="22"/>
+        <w:szCs w:val="22"/>
+        <w:u w:val="none"/>
+        <w:shd w:val="clear" w:color="auto" w:fill="auto"/>
+        <w:vertAlign w:val="baseline"/>
+      </w:rPr>
+    </w:lvl>
+    <w:lvl w:ilvl="8">
+      <w:start w:val="1"/>
+      <w:numFmt w:val="bullet"/>
+      <w:lvlText w:val="■"/>
+      <w:lvlJc w:val="left"/>
+      <w:pPr>
+        <w:ind w:left="6480" w:hanging="360"/>
+      </w:pPr>
+      <w:rPr>
+        <w:rFonts w:ascii="Arial" w:eastAsia="Arial" w:hAnsi="Arial" w:cs="Arial"/>
+        <w:b w:val="0"/>
+        <w:bCs w:val="0"/>
+        <w:i w:val="0"/>
+        <w:iCs w:val="0"/>
+        <w:smallCaps w:val="0"/>
+        <w:strike w:val="0"/>
+        <w:color w:val="000000"/>
+        <w:sz w:val="22"/>
+        <w:szCs w:val="22"/>
+        <w:u w:val="none"/>
+        <w:shd w:val="clear" w:color="auto" w:fill="auto"/>
+        <w:vertAlign w:val="baseline"/>
+      </w:rPr>
+    </w:lvl>
+  </w:abstractNum>
+  <w:abstractNum w:abstractNumId="6" w15:restartNumberingAfterBreak="0">
+    <w:nsid w:val="4D447333"/>
+    <w:multiLevelType w:val="multilevel"/>
+    <w:tmpl w:val="8BBAEF48"/>
+    <w:lvl w:ilvl="0">
+      <w:start w:val="1"/>
+      <w:numFmt w:val="bullet"/>
+      <w:lvlText w:val="●"/>
+      <w:lvlJc w:val="left"/>
+      <w:pPr>
+        <w:ind w:left="600" w:hanging="360"/>
+      </w:pPr>
+      <w:rPr>
+        <w:rFonts w:ascii="Arial" w:eastAsia="Arial" w:hAnsi="Arial" w:cs="Arial"/>
+        <w:b w:val="0"/>
+        <w:bCs w:val="0"/>
+        <w:i w:val="0"/>
+        <w:iCs w:val="0"/>
+        <w:smallCaps w:val="0"/>
+        <w:strike w:val="0"/>
+        <w:color w:val="000000"/>
+        <w:sz w:val="22"/>
+        <w:szCs w:val="22"/>
+        <w:u w:val="none"/>
+        <w:shd w:val="clear" w:color="auto" w:fill="auto"/>
+        <w:vertAlign w:val="baseline"/>
+      </w:rPr>
+    </w:lvl>
+    <w:lvl w:ilvl="1">
+      <w:start w:val="1"/>
+      <w:numFmt w:val="bullet"/>
+      <w:lvlText w:val="○"/>
+      <w:lvlJc w:val="left"/>
+      <w:pPr>
+        <w:ind w:left="1440" w:hanging="360"/>
+      </w:pPr>
+      <w:rPr>
+        <w:rFonts w:ascii="Arial" w:eastAsia="Arial" w:hAnsi="Arial" w:cs="Arial"/>
+        <w:b w:val="0"/>
+        <w:bCs w:val="0"/>
+        <w:i w:val="0"/>
+        <w:iCs w:val="0"/>
+        <w:smallCaps w:val="0"/>
+        <w:strike w:val="0"/>
+        <w:color w:val="000000"/>
+        <w:sz w:val="22"/>
+        <w:szCs w:val="22"/>
+        <w:u w:val="none"/>
+        <w:shd w:val="clear" w:color="auto" w:fill="auto"/>
+        <w:vertAlign w:val="baseline"/>
+      </w:rPr>
+    </w:lvl>
+    <w:lvl w:ilvl="2">
+      <w:start w:val="1"/>
+      <w:numFmt w:val="bullet"/>
+      <w:lvlText w:val="■"/>
+      <w:lvlJc w:val="left"/>
+      <w:pPr>
+        <w:ind w:left="2160" w:hanging="360"/>
+      </w:pPr>
+      <w:rPr>
+        <w:rFonts w:ascii="Arial" w:eastAsia="Arial" w:hAnsi="Arial" w:cs="Arial"/>
+        <w:b w:val="0"/>
+        <w:bCs w:val="0"/>
+        <w:i w:val="0"/>
+        <w:iCs w:val="0"/>
+        <w:smallCaps w:val="0"/>
+        <w:strike w:val="0"/>
+        <w:color w:val="000000"/>
+        <w:sz w:val="22"/>
+        <w:szCs w:val="22"/>
+        <w:u w:val="none"/>
+        <w:shd w:val="clear" w:color="auto" w:fill="auto"/>
+        <w:vertAlign w:val="baseline"/>
+      </w:rPr>
+    </w:lvl>
+    <w:lvl w:ilvl="3">
+      <w:start w:val="1"/>
+      <w:numFmt w:val="bullet"/>
+      <w:lvlText w:val="■"/>
+      <w:lvlJc w:val="left"/>
+      <w:pPr>
+        <w:ind w:left="2880" w:hanging="360"/>
+      </w:pPr>
+      <w:rPr>
+        <w:rFonts w:ascii="Arial" w:eastAsia="Arial" w:hAnsi="Arial" w:cs="Arial"/>
+        <w:b w:val="0"/>
+        <w:bCs w:val="0"/>
+        <w:i w:val="0"/>
+        <w:iCs w:val="0"/>
+        <w:smallCaps w:val="0"/>
+        <w:strike w:val="0"/>
+        <w:color w:val="000000"/>
+        <w:sz w:val="22"/>
+        <w:szCs w:val="22"/>
+        <w:u w:val="none"/>
+        <w:shd w:val="clear" w:color="auto" w:fill="auto"/>
+        <w:vertAlign w:val="baseline"/>
+      </w:rPr>
+    </w:lvl>
+    <w:lvl w:ilvl="4">
+      <w:start w:val="1"/>
+      <w:numFmt w:val="bullet"/>
+      <w:lvlText w:val="■"/>
+      <w:lvlJc w:val="left"/>
+      <w:pPr>
+        <w:ind w:left="3600" w:hanging="360"/>
+      </w:pPr>
+      <w:rPr>
+        <w:rFonts w:ascii="Arial" w:eastAsia="Arial" w:hAnsi="Arial" w:cs="Arial"/>
+        <w:b w:val="0"/>
+        <w:bCs w:val="0"/>
+        <w:i w:val="0"/>
+        <w:iCs w:val="0"/>
+        <w:smallCaps w:val="0"/>
+        <w:strike w:val="0"/>
+        <w:color w:val="000000"/>
+        <w:sz w:val="22"/>
+        <w:szCs w:val="22"/>
+        <w:u w:val="none"/>
+        <w:shd w:val="clear" w:color="auto" w:fill="auto"/>
+        <w:vertAlign w:val="baseline"/>
+      </w:rPr>
+    </w:lvl>
+    <w:lvl w:ilvl="5">
+      <w:start w:val="1"/>
+      <w:numFmt w:val="bullet"/>
+      <w:lvlText w:val="■"/>
+      <w:lvlJc w:val="left"/>
+      <w:pPr>
+        <w:ind w:left="4320" w:hanging="360"/>
+      </w:pPr>
+      <w:rPr>
+        <w:rFonts w:ascii="Arial" w:eastAsia="Arial" w:hAnsi="Arial" w:cs="Arial"/>
+        <w:b w:val="0"/>
+        <w:bCs w:val="0"/>
+        <w:i w:val="0"/>
+        <w:iCs w:val="0"/>
+        <w:smallCaps w:val="0"/>
+        <w:strike w:val="0"/>
+        <w:color w:val="000000"/>
+        <w:sz w:val="22"/>
+        <w:szCs w:val="22"/>
+        <w:u w:val="none"/>
+        <w:shd w:val="clear" w:color="auto" w:fill="auto"/>
+        <w:vertAlign w:val="baseline"/>
+      </w:rPr>
+    </w:lvl>
+    <w:lvl w:ilvl="6">
+      <w:start w:val="1"/>
+      <w:numFmt w:val="bullet"/>
+      <w:lvlText w:val="■"/>
+      <w:lvlJc w:val="left"/>
+      <w:pPr>
+        <w:ind w:left="5040" w:hanging="360"/>
+      </w:pPr>
+      <w:rPr>
+        <w:rFonts w:ascii="Arial" w:eastAsia="Arial" w:hAnsi="Arial" w:cs="Arial"/>
+        <w:b w:val="0"/>
+        <w:bCs w:val="0"/>
+        <w:i w:val="0"/>
+        <w:iCs w:val="0"/>
+        <w:smallCaps w:val="0"/>
+        <w:strike w:val="0"/>
+        <w:color w:val="000000"/>
+        <w:sz w:val="22"/>
+        <w:szCs w:val="22"/>
+        <w:u w:val="none"/>
+        <w:shd w:val="clear" w:color="auto" w:fill="auto"/>
+        <w:vertAlign w:val="baseline"/>
+      </w:rPr>
+    </w:lvl>
+    <w:lvl w:ilvl="7">
+      <w:start w:val="1"/>
+      <w:numFmt w:val="bullet"/>
+      <w:lvlText w:val="■"/>
+      <w:lvlJc w:val="left"/>
+      <w:pPr>
+        <w:ind w:left="5760" w:hanging="360"/>
+      </w:pPr>
+      <w:rPr>
+        <w:rFonts w:ascii="Arial" w:eastAsia="Arial" w:hAnsi="Arial" w:cs="Arial"/>
+        <w:b w:val="0"/>
+        <w:bCs w:val="0"/>
+        <w:i w:val="0"/>
+        <w:iCs w:val="0"/>
+        <w:smallCaps w:val="0"/>
+        <w:strike w:val="0"/>
+        <w:color w:val="000000"/>
+        <w:sz w:val="22"/>
+        <w:szCs w:val="22"/>
+        <w:u w:val="none"/>
+        <w:shd w:val="clear" w:color="auto" w:fill="auto"/>
+        <w:vertAlign w:val="baseline"/>
+      </w:rPr>
+    </w:lvl>
+    <w:lvl w:ilvl="8">
+      <w:start w:val="1"/>
+      <w:numFmt w:val="bullet"/>
+      <w:lvlText w:val="■"/>
+      <w:lvlJc w:val="left"/>
+      <w:pPr>
+        <w:ind w:left="6480" w:hanging="360"/>
+      </w:pPr>
+      <w:rPr>
+        <w:rFonts w:ascii="Arial" w:eastAsia="Arial" w:hAnsi="Arial" w:cs="Arial"/>
+        <w:b w:val="0"/>
+        <w:bCs w:val="0"/>
+        <w:i w:val="0"/>
+        <w:iCs w:val="0"/>
+        <w:smallCaps w:val="0"/>
+        <w:strike w:val="0"/>
+        <w:color w:val="000000"/>
+        <w:sz w:val="22"/>
+        <w:szCs w:val="22"/>
+        <w:u w:val="none"/>
+        <w:shd w:val="clear" w:color="auto" w:fill="auto"/>
+        <w:vertAlign w:val="baseline"/>
+      </w:rPr>
+    </w:lvl>
+  </w:abstractNum>
+  <w:abstractNum w:abstractNumId="7" w15:restartNumberingAfterBreak="0">
+    <w:nsid w:val="599D2985"/>
+    <w:multiLevelType w:val="multilevel"/>
+    <w:tmpl w:val="F89AF498"/>
+    <w:lvl w:ilvl="0">
+      <w:start w:val="1"/>
+      <w:numFmt w:val="bullet"/>
+      <w:lvlText w:val="●"/>
+      <w:lvlJc w:val="left"/>
+      <w:pPr>
+        <w:ind w:left="600" w:hanging="360"/>
+      </w:pPr>
+      <w:rPr>
+        <w:rFonts w:ascii="Arial" w:eastAsia="Arial" w:hAnsi="Arial" w:cs="Arial"/>
+        <w:b w:val="0"/>
+        <w:bCs w:val="0"/>
+        <w:i w:val="0"/>
+        <w:iCs w:val="0"/>
+        <w:smallCaps w:val="0"/>
+        <w:strike w:val="0"/>
+        <w:color w:val="000000"/>
+        <w:sz w:val="22"/>
+        <w:szCs w:val="22"/>
+        <w:u w:val="none"/>
+        <w:shd w:val="clear" w:color="auto" w:fill="auto"/>
+        <w:vertAlign w:val="baseline"/>
+      </w:rPr>
+    </w:lvl>
+    <w:lvl w:ilvl="1">
+      <w:start w:val="1"/>
+      <w:numFmt w:val="bullet"/>
+      <w:lvlText w:val="○"/>
+      <w:lvlJc w:val="left"/>
+      <w:pPr>
+        <w:ind w:left="1440" w:hanging="360"/>
+      </w:pPr>
+      <w:rPr>
+        <w:rFonts w:ascii="Arial" w:eastAsia="Arial" w:hAnsi="Arial" w:cs="Arial"/>
+        <w:b w:val="0"/>
+        <w:bCs w:val="0"/>
+        <w:i w:val="0"/>
+        <w:iCs w:val="0"/>
+        <w:smallCaps w:val="0"/>
+        <w:strike w:val="0"/>
+        <w:color w:val="000000"/>
+        <w:sz w:val="22"/>
+        <w:szCs w:val="22"/>
+        <w:u w:val="none"/>
+        <w:shd w:val="clear" w:color="auto" w:fill="auto"/>
+        <w:vertAlign w:val="baseline"/>
+      </w:rPr>
+    </w:lvl>
+    <w:lvl w:ilvl="2">
+      <w:start w:val="1"/>
+      <w:numFmt w:val="bullet"/>
+      <w:lvlText w:val="■"/>
+      <w:lvlJc w:val="left"/>
+      <w:pPr>
+        <w:ind w:left="2160" w:hanging="360"/>
+      </w:pPr>
+      <w:rPr>
+        <w:rFonts w:ascii="Arial" w:eastAsia="Arial" w:hAnsi="Arial" w:cs="Arial"/>
+        <w:b w:val="0"/>
+        <w:bCs w:val="0"/>
+        <w:i w:val="0"/>
+        <w:iCs w:val="0"/>
+        <w:smallCaps w:val="0"/>
+        <w:strike w:val="0"/>
+        <w:color w:val="000000"/>
+        <w:sz w:val="22"/>
+        <w:szCs w:val="22"/>
+        <w:u w:val="none"/>
+        <w:shd w:val="clear" w:color="auto" w:fill="auto"/>
+        <w:vertAlign w:val="baseline"/>
+      </w:rPr>
+    </w:lvl>
+    <w:lvl w:ilvl="3">
+      <w:start w:val="1"/>
+      <w:numFmt w:val="bullet"/>
+      <w:lvlText w:val="■"/>
+      <w:lvlJc w:val="left"/>
+      <w:pPr>
+        <w:ind w:left="2880" w:hanging="360"/>
+      </w:pPr>
+      <w:rPr>
+        <w:rFonts w:ascii="Arial" w:eastAsia="Arial" w:hAnsi="Arial" w:cs="Arial"/>
+        <w:b w:val="0"/>
+        <w:bCs w:val="0"/>
+        <w:i w:val="0"/>
+        <w:iCs w:val="0"/>
+        <w:smallCaps w:val="0"/>
+        <w:strike w:val="0"/>
+        <w:color w:val="000000"/>
+        <w:sz w:val="22"/>
+        <w:szCs w:val="22"/>
+        <w:u w:val="none"/>
+        <w:shd w:val="clear" w:color="auto" w:fill="auto"/>
+        <w:vertAlign w:val="baseline"/>
+      </w:rPr>
+    </w:lvl>
+    <w:lvl w:ilvl="4">
+      <w:start w:val="1"/>
+      <w:numFmt w:val="bullet"/>
+      <w:lvlText w:val="■"/>
+      <w:lvlJc w:val="left"/>
+      <w:pPr>
+        <w:ind w:left="3600" w:hanging="360"/>
+      </w:pPr>
+      <w:rPr>
+        <w:rFonts w:ascii="Arial" w:eastAsia="Arial" w:hAnsi="Arial" w:cs="Arial"/>
+        <w:b w:val="0"/>
+        <w:bCs w:val="0"/>
+        <w:i w:val="0"/>
+        <w:iCs w:val="0"/>
+        <w:smallCaps w:val="0"/>
+        <w:strike w:val="0"/>
+        <w:color w:val="000000"/>
+        <w:sz w:val="22"/>
+        <w:szCs w:val="22"/>
+        <w:u w:val="none"/>
+        <w:shd w:val="clear" w:color="auto" w:fill="auto"/>
+        <w:vertAlign w:val="baseline"/>
+      </w:rPr>
+    </w:lvl>
+    <w:lvl w:ilvl="5">
+      <w:start w:val="1"/>
+      <w:numFmt w:val="bullet"/>
+      <w:lvlText w:val="■"/>
+      <w:lvlJc w:val="left"/>
+      <w:pPr>
+        <w:ind w:left="4320" w:hanging="360"/>
+      </w:pPr>
+      <w:rPr>
+        <w:rFonts w:ascii="Arial" w:eastAsia="Arial" w:hAnsi="Arial" w:cs="Arial"/>
+        <w:b w:val="0"/>
+        <w:bCs w:val="0"/>
+        <w:i w:val="0"/>
+        <w:iCs w:val="0"/>
+        <w:smallCaps w:val="0"/>
+        <w:strike w:val="0"/>
+        <w:color w:val="000000"/>
+        <w:sz w:val="22"/>
+        <w:szCs w:val="22"/>
+        <w:u w:val="none"/>
+        <w:shd w:val="clear" w:color="auto" w:fill="auto"/>
+        <w:vertAlign w:val="baseline"/>
+      </w:rPr>
+    </w:lvl>
+    <w:lvl w:ilvl="6">
+      <w:start w:val="1"/>
+      <w:numFmt w:val="bullet"/>
+      <w:lvlText w:val="■"/>
+      <w:lvlJc w:val="left"/>
+      <w:pPr>
+        <w:ind w:left="5040" w:hanging="360"/>
+      </w:pPr>
+      <w:rPr>
+        <w:rFonts w:ascii="Arial" w:eastAsia="Arial" w:hAnsi="Arial" w:cs="Arial"/>
+        <w:b w:val="0"/>
+        <w:bCs w:val="0"/>
+        <w:i w:val="0"/>
+        <w:iCs w:val="0"/>
+        <w:smallCaps w:val="0"/>
+        <w:strike w:val="0"/>
+        <w:color w:val="000000"/>
+        <w:sz w:val="22"/>
+        <w:szCs w:val="22"/>
+        <w:u w:val="none"/>
+        <w:shd w:val="clear" w:color="auto" w:fill="auto"/>
+        <w:vertAlign w:val="baseline"/>
+      </w:rPr>
+    </w:lvl>
+    <w:lvl w:ilvl="7">
+      <w:start w:val="1"/>
+      <w:numFmt w:val="bullet"/>
+      <w:lvlText w:val="■"/>
+      <w:lvlJc w:val="left"/>
+      <w:pPr>
+        <w:ind w:left="5760" w:hanging="360"/>
+      </w:pPr>
+      <w:rPr>
+        <w:rFonts w:ascii="Arial" w:eastAsia="Arial" w:hAnsi="Arial" w:cs="Arial"/>
+        <w:b w:val="0"/>
+        <w:bCs w:val="0"/>
+        <w:i w:val="0"/>
+        <w:iCs w:val="0"/>
+        <w:smallCaps w:val="0"/>
+        <w:strike w:val="0"/>
+        <w:color w:val="000000"/>
+        <w:sz w:val="22"/>
+        <w:szCs w:val="22"/>
+        <w:u w:val="none"/>
+        <w:shd w:val="clear" w:color="auto" w:fill="auto"/>
+        <w:vertAlign w:val="baseline"/>
+      </w:rPr>
+    </w:lvl>
+    <w:lvl w:ilvl="8">
+      <w:start w:val="1"/>
+      <w:numFmt w:val="bullet"/>
+      <w:lvlText w:val="■"/>
+      <w:lvlJc w:val="left"/>
+      <w:pPr>
+        <w:ind w:left="6480" w:hanging="360"/>
+      </w:pPr>
+      <w:rPr>
+        <w:rFonts w:ascii="Arial" w:eastAsia="Arial" w:hAnsi="Arial" w:cs="Arial"/>
+        <w:b w:val="0"/>
+        <w:bCs w:val="0"/>
+        <w:i w:val="0"/>
+        <w:iCs w:val="0"/>
+        <w:smallCaps w:val="0"/>
+        <w:strike w:val="0"/>
+        <w:color w:val="000000"/>
+        <w:sz w:val="22"/>
+        <w:szCs w:val="22"/>
+        <w:u w:val="none"/>
+        <w:shd w:val="clear" w:color="auto" w:fill="auto"/>
+        <w:vertAlign w:val="baseline"/>
+      </w:rPr>
+    </w:lvl>
+  </w:abstractNum>
+  <w:abstractNum w:abstractNumId="8" w15:restartNumberingAfterBreak="0">
+    <w:nsid w:val="5E3D148E"/>
+    <w:multiLevelType w:val="multilevel"/>
+    <w:tmpl w:val="670E17C0"/>
+    <w:lvl w:ilvl="0">
+      <w:start w:val="1"/>
+      <w:numFmt w:val="bullet"/>
+      <w:lvlText w:val="●"/>
+      <w:lvlJc w:val="left"/>
+      <w:pPr>
+        <w:ind w:left="600" w:hanging="360"/>
+      </w:pPr>
+      <w:rPr>
+        <w:rFonts w:ascii="Arial" w:eastAsia="Arial" w:hAnsi="Arial" w:cs="Arial"/>
+        <w:b w:val="0"/>
+        <w:bCs w:val="0"/>
+        <w:i w:val="0"/>
+        <w:iCs w:val="0"/>
+        <w:smallCaps w:val="0"/>
+        <w:strike w:val="0"/>
+        <w:color w:val="000000"/>
+        <w:sz w:val="22"/>
+        <w:szCs w:val="22"/>
+        <w:u w:val="none"/>
+        <w:shd w:val="clear" w:color="auto" w:fill="auto"/>
+        <w:vertAlign w:val="baseline"/>
+      </w:rPr>
+    </w:lvl>
+    <w:lvl w:ilvl="1">
+      <w:start w:val="1"/>
+      <w:numFmt w:val="bullet"/>
+      <w:lvlText w:val="○"/>
+      <w:lvlJc w:val="left"/>
+      <w:pPr>
+        <w:ind w:left="1440" w:hanging="360"/>
+      </w:pPr>
+      <w:rPr>
+        <w:rFonts w:ascii="Arial" w:eastAsia="Arial" w:hAnsi="Arial" w:cs="Arial"/>
+        <w:b w:val="0"/>
+        <w:bCs w:val="0"/>
+        <w:i w:val="0"/>
+        <w:iCs w:val="0"/>
+        <w:smallCaps w:val="0"/>
+        <w:strike w:val="0"/>
+        <w:color w:val="000000"/>
+        <w:sz w:val="22"/>
+        <w:szCs w:val="22"/>
+        <w:u w:val="none"/>
+        <w:shd w:val="clear" w:color="auto" w:fill="auto"/>
+        <w:vertAlign w:val="baseline"/>
+      </w:rPr>
+    </w:lvl>
+    <w:lvl w:ilvl="2">
+      <w:start w:val="1"/>
+      <w:numFmt w:val="bullet"/>
+      <w:lvlText w:val="■"/>
+      <w:lvlJc w:val="left"/>
+      <w:pPr>
+        <w:ind w:left="2160" w:hanging="360"/>
+      </w:pPr>
+      <w:rPr>
+        <w:rFonts w:ascii="Arial" w:eastAsia="Arial" w:hAnsi="Arial" w:cs="Arial"/>
+        <w:b w:val="0"/>
+        <w:bCs w:val="0"/>
+        <w:i w:val="0"/>
+        <w:iCs w:val="0"/>
+        <w:smallCaps w:val="0"/>
+        <w:strike w:val="0"/>
+        <w:color w:val="000000"/>
+        <w:sz w:val="22"/>
+        <w:szCs w:val="22"/>
+        <w:u w:val="none"/>
+        <w:shd w:val="clear" w:color="auto" w:fill="auto"/>
+        <w:vertAlign w:val="baseline"/>
+      </w:rPr>
+    </w:lvl>
+    <w:lvl w:ilvl="3">
+      <w:start w:val="1"/>
+      <w:numFmt w:val="bullet"/>
+      <w:lvlText w:val="■"/>
+      <w:lvlJc w:val="left"/>
+      <w:pPr>
+        <w:ind w:left="2880" w:hanging="360"/>
+      </w:pPr>
+      <w:rPr>
+        <w:rFonts w:ascii="Arial" w:eastAsia="Arial" w:hAnsi="Arial" w:cs="Arial"/>
+        <w:b w:val="0"/>
+        <w:bCs w:val="0"/>
+        <w:i w:val="0"/>
+        <w:iCs w:val="0"/>
+        <w:smallCaps w:val="0"/>
+        <w:strike w:val="0"/>
+        <w:color w:val="000000"/>
+        <w:sz w:val="22"/>
+        <w:szCs w:val="22"/>
+        <w:u w:val="none"/>
+        <w:shd w:val="clear" w:color="auto" w:fill="auto"/>
+        <w:vertAlign w:val="baseline"/>
+      </w:rPr>
+    </w:lvl>
+    <w:lvl w:ilvl="4">
+      <w:start w:val="1"/>
+      <w:numFmt w:val="bullet"/>
+      <w:lvlText w:val="■"/>
+      <w:lvlJc w:val="left"/>
+      <w:pPr>
+        <w:ind w:left="3600" w:hanging="360"/>
+      </w:pPr>
+      <w:rPr>
+        <w:rFonts w:ascii="Arial" w:eastAsia="Arial" w:hAnsi="Arial" w:cs="Arial"/>
+        <w:b w:val="0"/>
+        <w:bCs w:val="0"/>
+        <w:i w:val="0"/>
+        <w:iCs w:val="0"/>
+        <w:smallCaps w:val="0"/>
+        <w:strike w:val="0"/>
+        <w:color w:val="000000"/>
+        <w:sz w:val="22"/>
+        <w:szCs w:val="22"/>
+        <w:u w:val="none"/>
+        <w:shd w:val="clear" w:color="auto" w:fill="auto"/>
+        <w:vertAlign w:val="baseline"/>
+      </w:rPr>
+    </w:lvl>
+    <w:lvl w:ilvl="5">
+      <w:start w:val="1"/>
+      <w:numFmt w:val="bullet"/>
+      <w:lvlText w:val="■"/>
+      <w:lvlJc w:val="left"/>
+      <w:pPr>
+        <w:ind w:left="4320" w:hanging="360"/>
+      </w:pPr>
+      <w:rPr>
+        <w:rFonts w:ascii="Arial" w:eastAsia="Arial" w:hAnsi="Arial" w:cs="Arial"/>
+        <w:b w:val="0"/>
+        <w:bCs w:val="0"/>
+        <w:i w:val="0"/>
+        <w:iCs w:val="0"/>
+        <w:smallCaps w:val="0"/>
+        <w:strike w:val="0"/>
+        <w:color w:val="000000"/>
+        <w:sz w:val="22"/>
+        <w:szCs w:val="22"/>
+        <w:u w:val="none"/>
+        <w:shd w:val="clear" w:color="auto" w:fill="auto"/>
+        <w:vertAlign w:val="baseline"/>
+      </w:rPr>
+    </w:lvl>
+    <w:lvl w:ilvl="6">
+      <w:start w:val="1"/>
+      <w:numFmt w:val="bullet"/>
+      <w:lvlText w:val="■"/>
+      <w:lvlJc w:val="left"/>
+      <w:pPr>
+        <w:ind w:left="5040" w:hanging="360"/>
+      </w:pPr>
+      <w:rPr>
+        <w:rFonts w:ascii="Arial" w:eastAsia="Arial" w:hAnsi="Arial" w:cs="Arial"/>
+        <w:b w:val="0"/>
+        <w:bCs w:val="0"/>
+        <w:i w:val="0"/>
+        <w:iCs w:val="0"/>
+        <w:smallCaps w:val="0"/>
+        <w:strike w:val="0"/>
+        <w:color w:val="000000"/>
+        <w:sz w:val="22"/>
+        <w:szCs w:val="22"/>
+        <w:u w:val="none"/>
+        <w:shd w:val="clear" w:color="auto" w:fill="auto"/>
+        <w:vertAlign w:val="baseline"/>
+      </w:rPr>
+    </w:lvl>
+    <w:lvl w:ilvl="7">
+      <w:start w:val="1"/>
+      <w:numFmt w:val="bullet"/>
+      <w:lvlText w:val="■"/>
+      <w:lvlJc w:val="left"/>
+      <w:pPr>
+        <w:ind w:left="5760" w:hanging="360"/>
+      </w:pPr>
+      <w:rPr>
+        <w:rFonts w:ascii="Arial" w:eastAsia="Arial" w:hAnsi="Arial" w:cs="Arial"/>
+        <w:b w:val="0"/>
+        <w:bCs w:val="0"/>
+        <w:i w:val="0"/>
+        <w:iCs w:val="0"/>
+        <w:smallCaps w:val="0"/>
+        <w:strike w:val="0"/>
+        <w:color w:val="000000"/>
+        <w:sz w:val="22"/>
+        <w:szCs w:val="22"/>
+        <w:u w:val="none"/>
+        <w:shd w:val="clear" w:color="auto" w:fill="auto"/>
+        <w:vertAlign w:val="baseline"/>
+      </w:rPr>
+    </w:lvl>
+    <w:lvl w:ilvl="8">
+      <w:start w:val="1"/>
+      <w:numFmt w:val="bullet"/>
+      <w:lvlText w:val="■"/>
+      <w:lvlJc w:val="left"/>
+      <w:pPr>
+        <w:ind w:left="6480" w:hanging="360"/>
+      </w:pPr>
+      <w:rPr>
+        <w:rFonts w:ascii="Arial" w:eastAsia="Arial" w:hAnsi="Arial" w:cs="Arial"/>
+        <w:b w:val="0"/>
+        <w:bCs w:val="0"/>
+        <w:i w:val="0"/>
+        <w:iCs w:val="0"/>
+        <w:smallCaps w:val="0"/>
+        <w:strike w:val="0"/>
+        <w:color w:val="000000"/>
+        <w:sz w:val="22"/>
+        <w:szCs w:val="22"/>
+        <w:u w:val="none"/>
+        <w:shd w:val="clear" w:color="auto" w:fill="auto"/>
+        <w:vertAlign w:val="baseline"/>
+      </w:rPr>
+    </w:lvl>
+  </w:abstractNum>
+  <w:abstractNum w:abstractNumId="9" w15:restartNumberingAfterBreak="0">
+    <w:nsid w:val="625E02D9"/>
+    <w:multiLevelType w:val="multilevel"/>
+    <w:tmpl w:val="E0F6F540"/>
+    <w:lvl w:ilvl="0">
+      <w:start w:val="1"/>
+      <w:numFmt w:val="bullet"/>
+      <w:lvlText w:val="●"/>
+      <w:lvlJc w:val="left"/>
+      <w:pPr>
+        <w:ind w:left="600" w:hanging="360"/>
+      </w:pPr>
+      <w:rPr>
+        <w:rFonts w:ascii="Arial" w:eastAsia="Arial" w:hAnsi="Arial" w:cs="Arial"/>
+        <w:b w:val="0"/>
+        <w:bCs w:val="0"/>
+        <w:i w:val="0"/>
+        <w:iCs w:val="0"/>
+        <w:smallCaps w:val="0"/>
+        <w:strike w:val="0"/>
+        <w:color w:val="000000"/>
+        <w:sz w:val="22"/>
+        <w:szCs w:val="22"/>
+        <w:u w:val="none"/>
+        <w:shd w:val="clear" w:color="auto" w:fill="auto"/>
+        <w:vertAlign w:val="baseline"/>
+      </w:rPr>
+    </w:lvl>
+    <w:lvl w:ilvl="1">
+      <w:start w:val="1"/>
+      <w:numFmt w:val="bullet"/>
+      <w:lvlText w:val="○"/>
+      <w:lvlJc w:val="left"/>
+      <w:pPr>
+        <w:ind w:left="1440" w:hanging="360"/>
+      </w:pPr>
+      <w:rPr>
+        <w:rFonts w:ascii="Arial" w:eastAsia="Arial" w:hAnsi="Arial" w:cs="Arial"/>
+        <w:b w:val="0"/>
+        <w:bCs w:val="0"/>
+        <w:i w:val="0"/>
+        <w:iCs w:val="0"/>
+        <w:smallCaps w:val="0"/>
+        <w:strike w:val="0"/>
+        <w:color w:val="000000"/>
+        <w:sz w:val="22"/>
+        <w:szCs w:val="22"/>
+        <w:u w:val="none"/>
+        <w:shd w:val="clear" w:color="auto" w:fill="auto"/>
+        <w:vertAlign w:val="baseline"/>
+      </w:rPr>
+    </w:lvl>
+    <w:lvl w:ilvl="2">
+      <w:start w:val="1"/>
+      <w:numFmt w:val="bullet"/>
+      <w:lvlText w:val="■"/>
+      <w:lvlJc w:val="left"/>
+      <w:pPr>
+        <w:ind w:left="2160" w:hanging="360"/>
+      </w:pPr>
+      <w:rPr>
+        <w:rFonts w:ascii="Arial" w:eastAsia="Arial" w:hAnsi="Arial" w:cs="Arial"/>
+        <w:b w:val="0"/>
+        <w:bCs w:val="0"/>
+        <w:i w:val="0"/>
+        <w:iCs w:val="0"/>
+        <w:smallCaps w:val="0"/>
+        <w:strike w:val="0"/>
+        <w:color w:val="000000"/>
+        <w:sz w:val="22"/>
+        <w:szCs w:val="22"/>
+        <w:u w:val="none"/>
+        <w:shd w:val="clear" w:color="auto" w:fill="auto"/>
+        <w:vertAlign w:val="baseline"/>
+      </w:rPr>
+    </w:lvl>
+    <w:lvl w:ilvl="3">
+      <w:start w:val="1"/>
+      <w:numFmt w:val="bullet"/>
+      <w:lvlText w:val="■"/>
+      <w:lvlJc w:val="left"/>
+      <w:pPr>
+        <w:ind w:left="2880" w:hanging="360"/>
+      </w:pPr>
+      <w:rPr>
+        <w:rFonts w:ascii="Arial" w:eastAsia="Arial" w:hAnsi="Arial" w:cs="Arial"/>
+        <w:b w:val="0"/>
+        <w:bCs w:val="0"/>
+        <w:i w:val="0"/>
+        <w:iCs w:val="0"/>
+        <w:smallCaps w:val="0"/>
+        <w:strike w:val="0"/>
+        <w:color w:val="000000"/>
+        <w:sz w:val="22"/>
+        <w:szCs w:val="22"/>
+        <w:u w:val="none"/>
+        <w:shd w:val="clear" w:color="auto" w:fill="auto"/>
+        <w:vertAlign w:val="baseline"/>
+      </w:rPr>
+    </w:lvl>
+    <w:lvl w:ilvl="4">
+      <w:start w:val="1"/>
+      <w:numFmt w:val="bullet"/>
+      <w:lvlText w:val="■"/>
+      <w:lvlJc w:val="left"/>
+      <w:pPr>
+        <w:ind w:left="3600" w:hanging="360"/>
+      </w:pPr>
+      <w:rPr>
+        <w:rFonts w:ascii="Arial" w:eastAsia="Arial" w:hAnsi="Arial" w:cs="Arial"/>
+        <w:b w:val="0"/>
+        <w:bCs w:val="0"/>
+        <w:i w:val="0"/>
+        <w:iCs w:val="0"/>
+        <w:smallCaps w:val="0"/>
+        <w:strike w:val="0"/>
+        <w:color w:val="000000"/>
+        <w:sz w:val="22"/>
+        <w:szCs w:val="22"/>
+        <w:u w:val="none"/>
+        <w:shd w:val="clear" w:color="auto" w:fill="auto"/>
+        <w:vertAlign w:val="baseline"/>
+      </w:rPr>
+    </w:lvl>
+    <w:lvl w:ilvl="5">
+      <w:start w:val="1"/>
+      <w:numFmt w:val="bullet"/>
+      <w:lvlText w:val="■"/>
+      <w:lvlJc w:val="left"/>
+      <w:pPr>
+        <w:ind w:left="4320" w:hanging="360"/>
+      </w:pPr>
+      <w:rPr>
+        <w:rFonts w:ascii="Arial" w:eastAsia="Arial" w:hAnsi="Arial" w:cs="Arial"/>
+        <w:b w:val="0"/>
+        <w:bCs w:val="0"/>
+        <w:i w:val="0"/>
+        <w:iCs w:val="0"/>
+        <w:smallCaps w:val="0"/>
+        <w:strike w:val="0"/>
+        <w:color w:val="000000"/>
+        <w:sz w:val="22"/>
+        <w:szCs w:val="22"/>
+        <w:u w:val="none"/>
+        <w:shd w:val="clear" w:color="auto" w:fill="auto"/>
+        <w:vertAlign w:val="baseline"/>
+      </w:rPr>
+    </w:lvl>
+    <w:lvl w:ilvl="6">
+      <w:start w:val="1"/>
+      <w:numFmt w:val="bullet"/>
+      <w:lvlText w:val="■"/>
+      <w:lvlJc w:val="left"/>
+      <w:pPr>
+        <w:ind w:left="5040" w:hanging="360"/>
+      </w:pPr>
+      <w:rPr>
+        <w:rFonts w:ascii="Arial" w:eastAsia="Arial" w:hAnsi="Arial" w:cs="Arial"/>
+        <w:b w:val="0"/>
+        <w:bCs w:val="0"/>
+        <w:i w:val="0"/>
+        <w:iCs w:val="0"/>
+        <w:smallCaps w:val="0"/>
+        <w:strike w:val="0"/>
+        <w:color w:val="000000"/>
+        <w:sz w:val="22"/>
+        <w:szCs w:val="22"/>
+        <w:u w:val="none"/>
+        <w:shd w:val="clear" w:color="auto" w:fill="auto"/>
+        <w:vertAlign w:val="baseline"/>
+      </w:rPr>
+    </w:lvl>
+    <w:lvl w:ilvl="7">
+      <w:start w:val="1"/>
+      <w:numFmt w:val="bullet"/>
+      <w:lvlText w:val="■"/>
+      <w:lvlJc w:val="left"/>
+      <w:pPr>
+        <w:ind w:left="5760" w:hanging="360"/>
+      </w:pPr>
+      <w:rPr>
+        <w:rFonts w:ascii="Arial" w:eastAsia="Arial" w:hAnsi="Arial" w:cs="Arial"/>
+        <w:b w:val="0"/>
+        <w:bCs w:val="0"/>
+        <w:i w:val="0"/>
+        <w:iCs w:val="0"/>
+        <w:smallCaps w:val="0"/>
+        <w:strike w:val="0"/>
+        <w:color w:val="000000"/>
+        <w:sz w:val="22"/>
+        <w:szCs w:val="22"/>
+        <w:u w:val="none"/>
+        <w:shd w:val="clear" w:color="auto" w:fill="auto"/>
+        <w:vertAlign w:val="baseline"/>
+      </w:rPr>
+    </w:lvl>
+    <w:lvl w:ilvl="8">
+      <w:start w:val="1"/>
+      <w:numFmt w:val="bullet"/>
+      <w:lvlText w:val="■"/>
+      <w:lvlJc w:val="left"/>
+      <w:pPr>
+        <w:ind w:left="6480" w:hanging="360"/>
+      </w:pPr>
+      <w:rPr>
+        <w:rFonts w:ascii="Arial" w:eastAsia="Arial" w:hAnsi="Arial" w:cs="Arial"/>
+        <w:b w:val="0"/>
+        <w:bCs w:val="0"/>
+        <w:i w:val="0"/>
+        <w:iCs w:val="0"/>
+        <w:smallCaps w:val="0"/>
+        <w:strike w:val="0"/>
+        <w:color w:val="000000"/>
+        <w:sz w:val="22"/>
+        <w:szCs w:val="22"/>
+        <w:u w:val="none"/>
+        <w:shd w:val="clear" w:color="auto" w:fill="auto"/>
+        <w:vertAlign w:val="baseline"/>
+      </w:rPr>
+    </w:lvl>
+  </w:abstractNum>
+  <w:abstractNum w:abstractNumId="10" w15:restartNumberingAfterBreak="0">
+    <w:nsid w:val="69D13E5D"/>
+    <w:multiLevelType w:val="multilevel"/>
+    <w:tmpl w:val="6E5A0142"/>
+    <w:lvl w:ilvl="0">
+      <w:start w:val="1"/>
+      <w:numFmt w:val="bullet"/>
+      <w:lvlText w:val="●"/>
+      <w:lvlJc w:val="left"/>
+      <w:pPr>
+        <w:ind w:left="600" w:hanging="360"/>
+      </w:pPr>
+      <w:rPr>
+        <w:rFonts w:ascii="Arial" w:eastAsia="Arial" w:hAnsi="Arial" w:cs="Arial"/>
+        <w:b w:val="0"/>
+        <w:bCs w:val="0"/>
+        <w:i w:val="0"/>
+        <w:iCs w:val="0"/>
+        <w:smallCaps w:val="0"/>
+        <w:strike w:val="0"/>
+        <w:color w:val="000000"/>
+        <w:sz w:val="22"/>
+        <w:szCs w:val="22"/>
+        <w:u w:val="none"/>
+        <w:shd w:val="clear" w:color="auto" w:fill="auto"/>
+        <w:vertAlign w:val="baseline"/>
+      </w:rPr>
+    </w:lvl>
+    <w:lvl w:ilvl="1">
+      <w:start w:val="1"/>
+      <w:numFmt w:val="bullet"/>
+      <w:lvlText w:val="○"/>
+      <w:lvlJc w:val="left"/>
+      <w:pPr>
+        <w:ind w:left="1440" w:hanging="360"/>
+      </w:pPr>
+      <w:rPr>
+        <w:rFonts w:ascii="Arial" w:eastAsia="Arial" w:hAnsi="Arial" w:cs="Arial"/>
+        <w:b w:val="0"/>
+        <w:bCs w:val="0"/>
+        <w:i w:val="0"/>
+        <w:iCs w:val="0"/>
+        <w:smallCaps w:val="0"/>
+        <w:strike w:val="0"/>
+        <w:color w:val="000000"/>
+        <w:sz w:val="22"/>
+        <w:szCs w:val="22"/>
+        <w:u w:val="none"/>
+        <w:shd w:val="clear" w:color="auto" w:fill="auto"/>
+        <w:vertAlign w:val="baseline"/>
+      </w:rPr>
+    </w:lvl>
+    <w:lvl w:ilvl="2">
+      <w:start w:val="1"/>
+      <w:numFmt w:val="bullet"/>
+      <w:lvlText w:val="■"/>
+      <w:lvlJc w:val="left"/>
+      <w:pPr>
+        <w:ind w:left="2160" w:hanging="360"/>
+      </w:pPr>
+      <w:rPr>
+        <w:rFonts w:ascii="Arial" w:eastAsia="Arial" w:hAnsi="Arial" w:cs="Arial"/>
+        <w:b w:val="0"/>
+        <w:bCs w:val="0"/>
+        <w:i w:val="0"/>
+        <w:iCs w:val="0"/>
+        <w:smallCaps w:val="0"/>
+        <w:strike w:val="0"/>
+        <w:color w:val="000000"/>
+        <w:sz w:val="22"/>
+        <w:szCs w:val="22"/>
+        <w:u w:val="none"/>
+        <w:shd w:val="clear" w:color="auto" w:fill="auto"/>
+        <w:vertAlign w:val="baseline"/>
+      </w:rPr>
+    </w:lvl>
+    <w:lvl w:ilvl="3">
+      <w:start w:val="1"/>
+      <w:numFmt w:val="bullet"/>
+      <w:lvlText w:val="■"/>
+      <w:lvlJc w:val="left"/>
+      <w:pPr>
+        <w:ind w:left="2880" w:hanging="360"/>
+      </w:pPr>
+      <w:rPr>
+        <w:rFonts w:ascii="Arial" w:eastAsia="Arial" w:hAnsi="Arial" w:cs="Arial"/>
+        <w:b w:val="0"/>
+        <w:bCs w:val="0"/>
+        <w:i w:val="0"/>
+        <w:iCs w:val="0"/>
+        <w:smallCaps w:val="0"/>
+        <w:strike w:val="0"/>
+        <w:color w:val="000000"/>
+        <w:sz w:val="22"/>
+        <w:szCs w:val="22"/>
+        <w:u w:val="none"/>
+        <w:shd w:val="clear" w:color="auto" w:fill="auto"/>
+        <w:vertAlign w:val="baseline"/>
+      </w:rPr>
+    </w:lvl>
+    <w:lvl w:ilvl="4">
+      <w:start w:val="1"/>
+      <w:numFmt w:val="bullet"/>
+      <w:lvlText w:val="■"/>
+      <w:lvlJc w:val="left"/>
+      <w:pPr>
+        <w:ind w:left="3600" w:hanging="360"/>
+      </w:pPr>
+      <w:rPr>
+        <w:rFonts w:ascii="Arial" w:eastAsia="Arial" w:hAnsi="Arial" w:cs="Arial"/>
+        <w:b w:val="0"/>
+        <w:bCs w:val="0"/>
+        <w:i w:val="0"/>
+        <w:iCs w:val="0"/>
+        <w:smallCaps w:val="0"/>
+        <w:strike w:val="0"/>
+        <w:color w:val="000000"/>
+        <w:sz w:val="22"/>
+        <w:szCs w:val="22"/>
+        <w:u w:val="none"/>
+        <w:shd w:val="clear" w:color="auto" w:fill="auto"/>
+        <w:vertAlign w:val="baseline"/>
+      </w:rPr>
+    </w:lvl>
+    <w:lvl w:ilvl="5">
+      <w:start w:val="1"/>
+      <w:numFmt w:val="bullet"/>
+      <w:lvlText w:val="■"/>
+      <w:lvlJc w:val="left"/>
+      <w:pPr>
+        <w:ind w:left="4320" w:hanging="360"/>
+      </w:pPr>
+      <w:rPr>
+        <w:rFonts w:ascii="Arial" w:eastAsia="Arial" w:hAnsi="Arial" w:cs="Arial"/>
+        <w:b w:val="0"/>
+        <w:bCs w:val="0"/>
+        <w:i w:val="0"/>
+        <w:iCs w:val="0"/>
+        <w:smallCaps w:val="0"/>
+        <w:strike w:val="0"/>
+        <w:color w:val="000000"/>
+        <w:sz w:val="22"/>
+        <w:szCs w:val="22"/>
+        <w:u w:val="none"/>
+        <w:shd w:val="clear" w:color="auto" w:fill="auto"/>
+        <w:vertAlign w:val="baseline"/>
+      </w:rPr>
+    </w:lvl>
+    <w:lvl w:ilvl="6">
+      <w:start w:val="1"/>
+      <w:numFmt w:val="bullet"/>
+      <w:lvlText w:val="■"/>
+      <w:lvlJc w:val="left"/>
+      <w:pPr>
+        <w:ind w:left="5040" w:hanging="360"/>
+      </w:pPr>
+      <w:rPr>
+        <w:rFonts w:ascii="Arial" w:eastAsia="Arial" w:hAnsi="Arial" w:cs="Arial"/>
+        <w:b w:val="0"/>
+        <w:bCs w:val="0"/>
+        <w:i w:val="0"/>
+        <w:iCs w:val="0"/>
+        <w:smallCaps w:val="0"/>
+        <w:strike w:val="0"/>
+        <w:color w:val="000000"/>
+        <w:sz w:val="22"/>
+        <w:szCs w:val="22"/>
+        <w:u w:val="none"/>
+        <w:shd w:val="clear" w:color="auto" w:fill="auto"/>
+        <w:vertAlign w:val="baseline"/>
+      </w:rPr>
+    </w:lvl>
+    <w:lvl w:ilvl="7">
+      <w:start w:val="1"/>
+      <w:numFmt w:val="bullet"/>
+      <w:lvlText w:val="■"/>
+      <w:lvlJc w:val="left"/>
+      <w:pPr>
+        <w:ind w:left="5760" w:hanging="360"/>
+      </w:pPr>
+      <w:rPr>
+        <w:rFonts w:ascii="Arial" w:eastAsia="Arial" w:hAnsi="Arial" w:cs="Arial"/>
+        <w:b w:val="0"/>
+        <w:bCs w:val="0"/>
+        <w:i w:val="0"/>
+        <w:iCs w:val="0"/>
+        <w:smallCaps w:val="0"/>
+        <w:strike w:val="0"/>
+        <w:color w:val="000000"/>
+        <w:sz w:val="22"/>
+        <w:szCs w:val="22"/>
+        <w:u w:val="none"/>
+        <w:shd w:val="clear" w:color="auto" w:fill="auto"/>
+        <w:vertAlign w:val="baseline"/>
+      </w:rPr>
+    </w:lvl>
+    <w:lvl w:ilvl="8">
+      <w:start w:val="1"/>
+      <w:numFmt w:val="bullet"/>
+      <w:lvlText w:val="■"/>
+      <w:lvlJc w:val="left"/>
+      <w:pPr>
+        <w:ind w:left="6480" w:hanging="360"/>
+      </w:pPr>
+      <w:rPr>
+        <w:rFonts w:ascii="Arial" w:eastAsia="Arial" w:hAnsi="Arial" w:cs="Arial"/>
+        <w:b w:val="0"/>
+        <w:bCs w:val="0"/>
+        <w:i w:val="0"/>
+        <w:iCs w:val="0"/>
+        <w:smallCaps w:val="0"/>
+        <w:strike w:val="0"/>
+        <w:color w:val="000000"/>
+        <w:sz w:val="22"/>
+        <w:szCs w:val="22"/>
+        <w:u w:val="none"/>
+        <w:shd w:val="clear" w:color="auto" w:fill="auto"/>
+        <w:vertAlign w:val="baseline"/>
+      </w:rPr>
+    </w:lvl>
+  </w:abstractNum>
+  <w:abstractNum w:abstractNumId="11" w15:restartNumberingAfterBreak="0">
+    <w:nsid w:val="76BB39BA"/>
+    <w:multiLevelType w:val="multilevel"/>
+    <w:tmpl w:val="BAC82370"/>
+    <w:lvl w:ilvl="0">
+      <w:start w:val="1"/>
+      <w:numFmt w:val="bullet"/>
+      <w:lvlText w:val="●"/>
+      <w:lvlJc w:val="left"/>
+      <w:pPr>
+        <w:ind w:left="600" w:hanging="360"/>
+      </w:pPr>
+      <w:rPr>
+        <w:rFonts w:ascii="Arial" w:eastAsia="Arial" w:hAnsi="Arial" w:cs="Arial"/>
+        <w:b w:val="0"/>
+        <w:bCs w:val="0"/>
+        <w:i w:val="0"/>
+        <w:iCs w:val="0"/>
+        <w:smallCaps w:val="0"/>
+        <w:strike w:val="0"/>
+        <w:color w:val="000000"/>
+        <w:sz w:val="22"/>
+        <w:szCs w:val="22"/>
+        <w:u w:val="none"/>
+        <w:shd w:val="clear" w:color="auto" w:fill="auto"/>
+        <w:vertAlign w:val="baseline"/>
+      </w:rPr>
+    </w:lvl>
+    <w:lvl w:ilvl="1">
+      <w:start w:val="1"/>
+      <w:numFmt w:val="bullet"/>
+      <w:lvlText w:val="○"/>
+      <w:lvlJc w:val="left"/>
+      <w:pPr>
+        <w:ind w:left="1440" w:hanging="360"/>
+      </w:pPr>
+      <w:rPr>
+        <w:rFonts w:ascii="Arial" w:eastAsia="Arial" w:hAnsi="Arial" w:cs="Arial"/>
+        <w:b w:val="0"/>
+        <w:bCs w:val="0"/>
+        <w:i w:val="0"/>
+        <w:iCs w:val="0"/>
+        <w:smallCaps w:val="0"/>
+        <w:strike w:val="0"/>
+        <w:color w:val="000000"/>
+        <w:sz w:val="22"/>
+        <w:szCs w:val="22"/>
+        <w:u w:val="none"/>
+        <w:shd w:val="clear" w:color="auto" w:fill="auto"/>
+        <w:vertAlign w:val="baseline"/>
+      </w:rPr>
+    </w:lvl>
+    <w:lvl w:ilvl="2">
+      <w:start w:val="1"/>
+      <w:numFmt w:val="bullet"/>
+      <w:lvlText w:val="■"/>
+      <w:lvlJc w:val="left"/>
+      <w:pPr>
+        <w:ind w:left="2160" w:hanging="360"/>
+      </w:pPr>
+      <w:rPr>
+        <w:rFonts w:ascii="Arial" w:eastAsia="Arial" w:hAnsi="Arial" w:cs="Arial"/>
+        <w:b w:val="0"/>
+        <w:bCs w:val="0"/>
+        <w:i w:val="0"/>
+        <w:iCs w:val="0"/>
+        <w:smallCaps w:val="0"/>
+        <w:strike w:val="0"/>
+        <w:color w:val="000000"/>
+        <w:sz w:val="22"/>
+        <w:szCs w:val="22"/>
+        <w:u w:val="none"/>
+        <w:shd w:val="clear" w:color="auto" w:fill="auto"/>
+        <w:vertAlign w:val="baseline"/>
+      </w:rPr>
+    </w:lvl>
+    <w:lvl w:ilvl="3">
+      <w:start w:val="1"/>
+      <w:numFmt w:val="bullet"/>
+      <w:lvlText w:val="■"/>
+      <w:lvlJc w:val="left"/>
+      <w:pPr>
+        <w:ind w:left="2880" w:hanging="360"/>
+      </w:pPr>
+      <w:rPr>
+        <w:rFonts w:ascii="Arial" w:eastAsia="Arial" w:hAnsi="Arial" w:cs="Arial"/>
+        <w:b w:val="0"/>
+        <w:bCs w:val="0"/>
+        <w:i w:val="0"/>
+        <w:iCs w:val="0"/>
+        <w:smallCaps w:val="0"/>
+        <w:strike w:val="0"/>
+        <w:color w:val="000000"/>
+        <w:sz w:val="22"/>
+        <w:szCs w:val="22"/>
+        <w:u w:val="none"/>
+        <w:shd w:val="clear" w:color="auto" w:fill="auto"/>
+        <w:vertAlign w:val="baseline"/>
+      </w:rPr>
+    </w:lvl>
+    <w:lvl w:ilvl="4">
+      <w:start w:val="1"/>
+      <w:numFmt w:val="bullet"/>
+      <w:lvlText w:val="■"/>
+      <w:lvlJc w:val="left"/>
+      <w:pPr>
+        <w:ind w:left="3600" w:hanging="360"/>
+      </w:pPr>
+      <w:rPr>
+        <w:rFonts w:ascii="Arial" w:eastAsia="Arial" w:hAnsi="Arial" w:cs="Arial"/>
+        <w:b w:val="0"/>
+        <w:bCs w:val="0"/>
+        <w:i w:val="0"/>
+        <w:iCs w:val="0"/>
+        <w:smallCaps w:val="0"/>
+        <w:strike w:val="0"/>
+        <w:color w:val="000000"/>
+        <w:sz w:val="22"/>
+        <w:szCs w:val="22"/>
+        <w:u w:val="none"/>
+        <w:shd w:val="clear" w:color="auto" w:fill="auto"/>
+        <w:vertAlign w:val="baseline"/>
+      </w:rPr>
+    </w:lvl>
+    <w:lvl w:ilvl="5">
+      <w:start w:val="1"/>
+      <w:numFmt w:val="bullet"/>
+      <w:lvlText w:val="■"/>
+      <w:lvlJc w:val="left"/>
+      <w:pPr>
+        <w:ind w:left="4320" w:hanging="360"/>
+      </w:pPr>
+      <w:rPr>
+        <w:rFonts w:ascii="Arial" w:eastAsia="Arial" w:hAnsi="Arial" w:cs="Arial"/>
+        <w:b w:val="0"/>
+        <w:bCs w:val="0"/>
+        <w:i w:val="0"/>
+        <w:iCs w:val="0"/>
+        <w:smallCaps w:val="0"/>
+        <w:strike w:val="0"/>
+        <w:color w:val="000000"/>
+        <w:sz w:val="22"/>
+        <w:szCs w:val="22"/>
+        <w:u w:val="none"/>
+        <w:shd w:val="clear" w:color="auto" w:fill="auto"/>
+        <w:vertAlign w:val="baseline"/>
+      </w:rPr>
+    </w:lvl>
+    <w:lvl w:ilvl="6">
+      <w:start w:val="1"/>
+      <w:numFmt w:val="bullet"/>
+      <w:lvlText w:val="■"/>
+      <w:lvlJc w:val="left"/>
+      <w:pPr>
+        <w:ind w:left="5040" w:hanging="360"/>
+      </w:pPr>
+      <w:rPr>
+        <w:rFonts w:ascii="Arial" w:eastAsia="Arial" w:hAnsi="Arial" w:cs="Arial"/>
+        <w:b w:val="0"/>
+        <w:bCs w:val="0"/>
+        <w:i w:val="0"/>
+        <w:iCs w:val="0"/>
+        <w:smallCaps w:val="0"/>
+        <w:strike w:val="0"/>
+        <w:color w:val="000000"/>
+        <w:sz w:val="22"/>
+        <w:szCs w:val="22"/>
+        <w:u w:val="none"/>
+        <w:shd w:val="clear" w:color="auto" w:fill="auto"/>
+        <w:vertAlign w:val="baseline"/>
+      </w:rPr>
+    </w:lvl>
+    <w:lvl w:ilvl="7">
+      <w:start w:val="1"/>
+      <w:numFmt w:val="bullet"/>
+      <w:lvlText w:val="■"/>
+      <w:lvlJc w:val="left"/>
+      <w:pPr>
+        <w:ind w:left="5760" w:hanging="360"/>
+      </w:pPr>
+      <w:rPr>
+        <w:rFonts w:ascii="Arial" w:eastAsia="Arial" w:hAnsi="Arial" w:cs="Arial"/>
+        <w:b w:val="0"/>
+        <w:bCs w:val="0"/>
+        <w:i w:val="0"/>
+        <w:iCs w:val="0"/>
+        <w:smallCaps w:val="0"/>
+        <w:strike w:val="0"/>
+        <w:color w:val="000000"/>
+        <w:sz w:val="22"/>
+        <w:szCs w:val="22"/>
+        <w:u w:val="none"/>
+        <w:shd w:val="clear" w:color="auto" w:fill="auto"/>
+        <w:vertAlign w:val="baseline"/>
+      </w:rPr>
+    </w:lvl>
+    <w:lvl w:ilvl="8">
+      <w:start w:val="1"/>
+      <w:numFmt w:val="bullet"/>
+      <w:lvlText w:val="■"/>
+      <w:lvlJc w:val="left"/>
+      <w:pPr>
+        <w:ind w:left="6480" w:hanging="360"/>
+      </w:pPr>
+      <w:rPr>
+        <w:rFonts w:ascii="Arial" w:eastAsia="Arial" w:hAnsi="Arial" w:cs="Arial"/>
+        <w:b w:val="0"/>
+        <w:bCs w:val="0"/>
+        <w:i w:val="0"/>
+        <w:iCs w:val="0"/>
+        <w:smallCaps w:val="0"/>
+        <w:strike w:val="0"/>
+        <w:color w:val="000000"/>
+        <w:sz w:val="22"/>
+        <w:szCs w:val="22"/>
+        <w:u w:val="none"/>
+        <w:shd w:val="clear" w:color="auto" w:fill="auto"/>
+        <w:vertAlign w:val="baseline"/>
+      </w:rPr>
+    </w:lvl>
+  </w:abstractNum>
+  <w:num w:numId="1" w16cid:durableId="1091315813">
+    <w:abstractNumId w:val="4"/>
+  </w:num>
+  <w:num w:numId="2" w16cid:durableId="1442604589">
+    <w:abstractNumId w:val="0"/>
+  </w:num>
+  <w:num w:numId="3" w16cid:durableId="1332290312">
+    <w:abstractNumId w:val="11"/>
+  </w:num>
+  <w:num w:numId="4" w16cid:durableId="1967738317">
+    <w:abstractNumId w:val="9"/>
+  </w:num>
+  <w:num w:numId="5" w16cid:durableId="793796187">
+    <w:abstractNumId w:val="7"/>
+  </w:num>
+  <w:num w:numId="6" w16cid:durableId="1798405307">
+    <w:abstractNumId w:val="10"/>
+  </w:num>
+  <w:num w:numId="7" w16cid:durableId="2127849794">
+    <w:abstractNumId w:val="8"/>
+  </w:num>
+  <w:num w:numId="8" w16cid:durableId="2031488558">
+    <w:abstractNumId w:val="6"/>
+  </w:num>
+  <w:num w:numId="9" w16cid:durableId="1032271582">
+    <w:abstractNumId w:val="2"/>
+  </w:num>
+  <w:num w:numId="10" w16cid:durableId="742721654">
+    <w:abstractNumId w:val="5"/>
+  </w:num>
+  <w:num w:numId="11" w16cid:durableId="219707965">
+    <w:abstractNumId w:val="3"/>
+  </w:num>
+  <w:num w:numId="12" w16cid:durableId="1994218690">
+    <w:abstractNumId w:val="1"/>
+  </w:num>
+</w:numbering>
 </file>
 
 <file path=word/styles.xml><?xml version="1.0" encoding="utf-8"?>

--- a/Testes/DPT-ContabilTask-v1.0.docx
+++ b/Testes/DPT-ContabilTask-v1.0.docx
@@ -167,14 +167,14 @@
             <w:pPr>
               <w:jc w:val="center"/>
               <w:rPr>
-                <w:rFonts w:ascii="Times New Roman" w:hAnsi="Times New Roman" w:cs="Times New Roman"/>
+                <w:rFonts w:asciiTheme="majorHAnsi" w:hAnsiTheme="majorHAnsi" w:cstheme="majorHAnsi"/>
                 <w:sz w:val="20"/>
                 <w:szCs w:val="20"/>
               </w:rPr>
             </w:pPr>
             <w:r>
               <w:rPr>
-                <w:rFonts w:ascii="Times New Roman" w:hAnsi="Times New Roman" w:cs="Times New Roman"/>
+                <w:rFonts w:asciiTheme="majorHAnsi" w:hAnsiTheme="majorHAnsi" w:cstheme="majorHAnsi"/>
                 <w:sz w:val="20"/>
                 <w:szCs w:val="20"/>
               </w:rPr>
@@ -191,7 +191,7 @@
             <w:pPr>
               <w:jc w:val="center"/>
               <w:rPr>
-                <w:rFonts w:ascii="Times New Roman" w:hAnsi="Times New Roman" w:cs="Times New Roman"/>
+                <w:rFonts w:asciiTheme="majorHAnsi" w:hAnsiTheme="majorHAnsi" w:cstheme="majorHAnsi"/>
                 <w:sz w:val="20"/>
                 <w:szCs w:val="20"/>
               </w:rPr>
@@ -207,7 +207,7 @@
             <w:pPr>
               <w:jc w:val="center"/>
               <w:rPr>
-                <w:rFonts w:ascii="Times New Roman" w:hAnsi="Times New Roman" w:cs="Times New Roman"/>
+                <w:rFonts w:asciiTheme="majorHAnsi" w:hAnsiTheme="majorHAnsi" w:cstheme="majorHAnsi"/>
                 <w:sz w:val="20"/>
                 <w:szCs w:val="20"/>
               </w:rPr>
@@ -223,14 +223,14 @@
             <w:pPr>
               <w:jc w:val="center"/>
               <w:rPr>
-                <w:rFonts w:ascii="Times New Roman" w:hAnsi="Times New Roman" w:cs="Times New Roman"/>
+                <w:rFonts w:asciiTheme="majorHAnsi" w:hAnsiTheme="majorHAnsi" w:cstheme="majorHAnsi"/>
                 <w:sz w:val="20"/>
                 <w:szCs w:val="20"/>
               </w:rPr>
             </w:pPr>
             <w:r>
               <w:rPr>
-                <w:rFonts w:ascii="Times New Roman" w:eastAsia="Times New Roman" w:hAnsi="Times New Roman" w:cs="Times New Roman"/>
+                <w:rFonts w:asciiTheme="majorHAnsi" w:eastAsia="Times New Roman" w:hAnsiTheme="majorHAnsi" w:cstheme="majorHAnsi"/>
                 <w:sz w:val="20"/>
                 <w:szCs w:val="20"/>
               </w:rPr>
@@ -246,14 +246,14 @@
           <w:p>
             <w:pPr>
               <w:rPr>
-                <w:rFonts w:ascii="Times New Roman" w:hAnsi="Times New Roman" w:cs="Times New Roman"/>
+                <w:rFonts w:asciiTheme="majorHAnsi" w:hAnsiTheme="majorHAnsi" w:cstheme="majorHAnsi"/>
                 <w:sz w:val="20"/>
                 <w:szCs w:val="20"/>
               </w:rPr>
             </w:pPr>
             <w:r>
               <w:rPr>
-                <w:rFonts w:ascii="Times New Roman" w:hAnsi="Times New Roman" w:cs="Times New Roman"/>
+                <w:rFonts w:asciiTheme="majorHAnsi" w:hAnsiTheme="majorHAnsi" w:cstheme="majorHAnsi"/>
                 <w:sz w:val="20"/>
                 <w:szCs w:val="20"/>
               </w:rPr>
@@ -631,6 +631,7 @@
     <w:p/>
     <w:p>
       <w:pPr>
+        <w:spacing w:after="0"/>
         <w:rPr>
           <w:rFonts w:ascii="Times New Roman" w:eastAsia="Times New Roman" w:hAnsi="Times New Roman" w:cs="Times New Roman"/>
           <w:b/>
@@ -652,15 +653,16 @@
     </w:p>
     <w:p>
       <w:pPr>
-        <w:rPr>
-          <w:rFonts w:ascii="Times New Roman" w:eastAsia="Times New Roman" w:hAnsi="Times New Roman" w:cs="Times New Roman"/>
+        <w:spacing w:after="0"/>
+        <w:rPr>
+          <w:rFonts w:asciiTheme="majorHAnsi" w:eastAsia="Times New Roman" w:hAnsiTheme="majorHAnsi" w:cstheme="majorHAnsi"/>
           <w:sz w:val="24"/>
           <w:szCs w:val="24"/>
         </w:rPr>
       </w:pPr>
       <w:r>
         <w:rPr>
-          <w:rFonts w:ascii="Times New Roman" w:eastAsia="Times New Roman" w:hAnsi="Times New Roman" w:cs="Times New Roman"/>
+          <w:rFonts w:asciiTheme="majorHAnsi" w:eastAsia="Times New Roman" w:hAnsiTheme="majorHAnsi" w:cstheme="majorHAnsi"/>
           <w:b/>
           <w:bCs/>
           <w:sz w:val="28"/>
@@ -670,7 +672,7 @@
       </w:r>
       <w:r>
         <w:rPr>
-          <w:rFonts w:ascii="Times New Roman" w:eastAsia="Times New Roman" w:hAnsi="Times New Roman" w:cs="Times New Roman"/>
+          <w:rFonts w:asciiTheme="majorHAnsi" w:eastAsia="Times New Roman" w:hAnsiTheme="majorHAnsi" w:cstheme="majorHAnsi"/>
           <w:sz w:val="24"/>
           <w:szCs w:val="24"/>
         </w:rPr>
@@ -679,15 +681,16 @@
     </w:p>
     <w:p>
       <w:pPr>
-        <w:rPr>
-          <w:rFonts w:ascii="Times New Roman" w:eastAsia="Times New Roman" w:hAnsi="Times New Roman" w:cs="Times New Roman"/>
+        <w:spacing w:after="0"/>
+        <w:rPr>
+          <w:rFonts w:asciiTheme="majorHAnsi" w:eastAsia="Times New Roman" w:hAnsiTheme="majorHAnsi" w:cstheme="majorHAnsi"/>
           <w:sz w:val="24"/>
           <w:szCs w:val="24"/>
         </w:rPr>
       </w:pPr>
       <w:r>
         <w:rPr>
-          <w:rFonts w:ascii="Times New Roman" w:eastAsia="Times New Roman" w:hAnsi="Times New Roman" w:cs="Times New Roman"/>
+          <w:rFonts w:asciiTheme="majorHAnsi" w:eastAsia="Times New Roman" w:hAnsiTheme="majorHAnsi" w:cstheme="majorHAnsi"/>
           <w:sz w:val="24"/>
           <w:szCs w:val="24"/>
         </w:rPr>
@@ -697,34 +700,26 @@
     </w:p>
     <w:p>
       <w:pPr>
-        <w:rPr>
-          <w:rFonts w:ascii="Times New Roman" w:eastAsia="Times New Roman" w:hAnsi="Times New Roman" w:cs="Times New Roman"/>
+        <w:spacing w:after="0"/>
+        <w:rPr>
+          <w:rFonts w:asciiTheme="majorHAnsi" w:eastAsia="Times New Roman" w:hAnsiTheme="majorHAnsi" w:cstheme="majorHAnsi"/>
           <w:sz w:val="24"/>
           <w:szCs w:val="24"/>
         </w:rPr>
       </w:pPr>
       <w:r>
         <w:rPr>
-          <w:rFonts w:ascii="Times New Roman" w:eastAsia="Times New Roman" w:hAnsi="Times New Roman" w:cs="Times New Roman"/>
+          <w:rFonts w:asciiTheme="majorHAnsi" w:eastAsia="Times New Roman" w:hAnsiTheme="majorHAnsi" w:cstheme="majorHAnsi"/>
           <w:sz w:val="24"/>
           <w:szCs w:val="24"/>
         </w:rPr>
         <w:tab/>
-        <w:t xml:space="preserve">C. Inserir token recebido por </w:t>
+        <w:t>C. Inserir token recebido por email</w:t>
       </w:r>
-      <w:proofErr w:type="spellStart"/>
-      <w:r>
-        <w:rPr>
-          <w:rFonts w:ascii="Times New Roman" w:eastAsia="Times New Roman" w:hAnsi="Times New Roman" w:cs="Times New Roman"/>
-          <w:sz w:val="24"/>
-          <w:szCs w:val="24"/>
-        </w:rPr>
-        <w:t>email</w:t>
-      </w:r>
-      <w:proofErr w:type="spellEnd"/>
     </w:p>
     <w:p>
       <w:pPr>
+        <w:spacing w:before="240" w:after="0"/>
         <w:rPr>
           <w:rFonts w:ascii="Times New Roman" w:eastAsia="Times New Roman" w:hAnsi="Times New Roman" w:cs="Times New Roman"/>
           <w:b/>
@@ -746,15 +741,16 @@
     </w:p>
     <w:p>
       <w:pPr>
-        <w:rPr>
-          <w:rFonts w:ascii="Times New Roman" w:eastAsia="Times New Roman" w:hAnsi="Times New Roman" w:cs="Times New Roman"/>
+        <w:spacing w:after="0"/>
+        <w:rPr>
+          <w:rFonts w:asciiTheme="majorHAnsi" w:eastAsia="Times New Roman" w:hAnsiTheme="majorHAnsi" w:cstheme="majorHAnsi"/>
           <w:sz w:val="24"/>
           <w:szCs w:val="24"/>
         </w:rPr>
       </w:pPr>
       <w:r>
         <w:rPr>
-          <w:rFonts w:ascii="Times New Roman" w:eastAsia="Times New Roman" w:hAnsi="Times New Roman" w:cs="Times New Roman"/>
+          <w:rFonts w:asciiTheme="majorHAnsi" w:eastAsia="Times New Roman" w:hAnsiTheme="majorHAnsi" w:cstheme="majorHAnsi"/>
           <w:b/>
           <w:bCs/>
           <w:sz w:val="28"/>
@@ -764,7 +760,7 @@
       </w:r>
       <w:r>
         <w:rPr>
-          <w:rFonts w:ascii="Times New Roman" w:eastAsia="Times New Roman" w:hAnsi="Times New Roman" w:cs="Times New Roman"/>
+          <w:rFonts w:asciiTheme="majorHAnsi" w:eastAsia="Times New Roman" w:hAnsiTheme="majorHAnsi" w:cstheme="majorHAnsi"/>
           <w:sz w:val="24"/>
           <w:szCs w:val="24"/>
         </w:rPr>
@@ -773,15 +769,16 @@
     </w:p>
     <w:p>
       <w:pPr>
-        <w:rPr>
-          <w:rFonts w:ascii="Times New Roman" w:eastAsia="Times New Roman" w:hAnsi="Times New Roman" w:cs="Times New Roman"/>
+        <w:spacing w:after="0"/>
+        <w:rPr>
+          <w:rFonts w:asciiTheme="majorHAnsi" w:eastAsia="Times New Roman" w:hAnsiTheme="majorHAnsi" w:cstheme="majorHAnsi"/>
           <w:sz w:val="24"/>
           <w:szCs w:val="24"/>
         </w:rPr>
       </w:pPr>
       <w:r>
         <w:rPr>
-          <w:rFonts w:ascii="Times New Roman" w:eastAsia="Times New Roman" w:hAnsi="Times New Roman" w:cs="Times New Roman"/>
+          <w:rFonts w:asciiTheme="majorHAnsi" w:eastAsia="Times New Roman" w:hAnsiTheme="majorHAnsi" w:cstheme="majorHAnsi"/>
           <w:sz w:val="24"/>
           <w:szCs w:val="24"/>
         </w:rPr>
@@ -791,15 +788,16 @@
     </w:p>
     <w:p>
       <w:pPr>
-        <w:rPr>
-          <w:rFonts w:ascii="Times New Roman" w:eastAsia="Times New Roman" w:hAnsi="Times New Roman" w:cs="Times New Roman"/>
+        <w:spacing w:after="0"/>
+        <w:rPr>
+          <w:rFonts w:asciiTheme="majorHAnsi" w:eastAsia="Times New Roman" w:hAnsiTheme="majorHAnsi" w:cstheme="majorHAnsi"/>
           <w:sz w:val="24"/>
           <w:szCs w:val="24"/>
         </w:rPr>
       </w:pPr>
       <w:r>
         <w:rPr>
-          <w:rFonts w:ascii="Times New Roman" w:eastAsia="Times New Roman" w:hAnsi="Times New Roman" w:cs="Times New Roman"/>
+          <w:rFonts w:asciiTheme="majorHAnsi" w:eastAsia="Times New Roman" w:hAnsiTheme="majorHAnsi" w:cstheme="majorHAnsi"/>
           <w:sz w:val="24"/>
           <w:szCs w:val="24"/>
         </w:rPr>
@@ -809,6 +807,25 @@
     </w:p>
     <w:p>
       <w:pPr>
+        <w:spacing w:after="0"/>
+        <w:ind w:firstLine="708"/>
+        <w:rPr>
+          <w:rFonts w:asciiTheme="majorHAnsi" w:eastAsia="Times New Roman" w:hAnsiTheme="majorHAnsi" w:cstheme="majorHAnsi"/>
+          <w:sz w:val="24"/>
+          <w:szCs w:val="24"/>
+        </w:rPr>
+      </w:pPr>
+      <w:r>
+        <w:rPr>
+          <w:rFonts w:asciiTheme="majorHAnsi" w:eastAsia="Times New Roman" w:hAnsiTheme="majorHAnsi" w:cstheme="majorHAnsi"/>
+          <w:sz w:val="24"/>
+          <w:szCs w:val="24"/>
+        </w:rPr>
+        <w:t>D. Inserir token recebido por email</w:t>
+      </w:r>
+    </w:p>
+    <w:p>
+      <w:pPr>
         <w:ind w:firstLine="708"/>
         <w:rPr>
           <w:rFonts w:ascii="Times New Roman" w:eastAsia="Times New Roman" w:hAnsi="Times New Roman" w:cs="Times New Roman"/>
@@ -816,24 +833,26 @@
           <w:szCs w:val="24"/>
         </w:rPr>
       </w:pPr>
-      <w:r>
+    </w:p>
+    <w:p>
+      <w:pPr>
+        <w:ind w:firstLine="708"/>
         <w:rPr>
           <w:rFonts w:ascii="Times New Roman" w:eastAsia="Times New Roman" w:hAnsi="Times New Roman" w:cs="Times New Roman"/>
           <w:sz w:val="24"/>
           <w:szCs w:val="24"/>
         </w:rPr>
-        <w:t xml:space="preserve">D. Inserir token recebido por </w:t>
-      </w:r>
-      <w:proofErr w:type="spellStart"/>
-      <w:r>
+      </w:pPr>
+    </w:p>
+    <w:p>
+      <w:pPr>
+        <w:ind w:firstLine="708"/>
         <w:rPr>
           <w:rFonts w:ascii="Times New Roman" w:eastAsia="Times New Roman" w:hAnsi="Times New Roman" w:cs="Times New Roman"/>
           <w:sz w:val="24"/>
           <w:szCs w:val="24"/>
         </w:rPr>
-        <w:t>email</w:t>
-      </w:r>
-      <w:proofErr w:type="spellEnd"/>
+      </w:pPr>
     </w:p>
     <w:p>
       <w:pPr>
@@ -957,15 +976,15 @@
         <w:tblLook w:val="04A0" w:firstRow="1" w:lastRow="0" w:firstColumn="1" w:lastColumn="0" w:noHBand="0" w:noVBand="1"/>
       </w:tblPr>
       <w:tblGrid>
-        <w:gridCol w:w="2405"/>
-        <w:gridCol w:w="3827"/>
+        <w:gridCol w:w="2547"/>
+        <w:gridCol w:w="3402"/>
         <w:gridCol w:w="1701"/>
-        <w:gridCol w:w="2697"/>
+        <w:gridCol w:w="2980"/>
       </w:tblGrid>
       <w:tr>
         <w:tc>
           <w:tcPr>
-            <w:tcW w:w="2405" w:type="dxa"/>
+            <w:tcW w:w="2547" w:type="dxa"/>
           </w:tcPr>
           <w:p>
             <w:pPr>
@@ -992,7 +1011,7 @@
         </w:tc>
         <w:tc>
           <w:tcPr>
-            <w:tcW w:w="3827" w:type="dxa"/>
+            <w:tcW w:w="3402" w:type="dxa"/>
           </w:tcPr>
           <w:p>
             <w:pPr>
@@ -1046,7 +1065,7 @@
         </w:tc>
         <w:tc>
           <w:tcPr>
-            <w:tcW w:w="2697" w:type="dxa"/>
+            <w:tcW w:w="2980" w:type="dxa"/>
           </w:tcPr>
           <w:p>
             <w:pPr>
@@ -1075,69 +1094,41 @@
       <w:tr>
         <w:tc>
           <w:tcPr>
-            <w:tcW w:w="2405" w:type="dxa"/>
-            <w:vAlign w:val="center"/>
-          </w:tcPr>
-          <w:p>
-            <w:r>
-              <w:t xml:space="preserve">1 – </w:t>
-            </w:r>
-            <w:r>
-              <w:rPr>
-                <w:rFonts w:ascii="Arial" w:hAnsi="Arial" w:cs="Arial"/>
-              </w:rPr>
-              <w:t>Início do Processo</w:t>
-            </w:r>
-          </w:p>
-        </w:tc>
-        <w:tc>
-          <w:tcPr>
-            <w:tcW w:w="3827" w:type="dxa"/>
-            <w:vAlign w:val="center"/>
-          </w:tcPr>
-          <w:p>
-            <w:r>
-              <w:rPr>
-                <w:rFonts w:ascii="Arial" w:hAnsi="Arial" w:cs="Arial"/>
-              </w:rPr>
-              <w:t>Usuário inicia</w:t>
-            </w:r>
-            <w:r>
-              <w:t xml:space="preserve"> c</w:t>
-            </w:r>
-            <w:r>
-              <w:t>adastr</w:t>
-            </w:r>
-            <w:r>
-              <w:t>o dos</w:t>
-            </w:r>
-            <w:r>
-              <w:t xml:space="preserve"> dados da contabilidade</w:t>
+            <w:tcW w:w="2547" w:type="dxa"/>
+          </w:tcPr>
+          <w:p>
+            <w:r>
+              <w:t>1 - Acesso ao sistema</w:t>
+            </w:r>
+          </w:p>
+        </w:tc>
+        <w:tc>
+          <w:tcPr>
+            <w:tcW w:w="3402" w:type="dxa"/>
+          </w:tcPr>
+          <w:p>
+            <w:r>
+              <w:t>Usuário realiza o acesso inicial à plataforma</w:t>
             </w:r>
           </w:p>
         </w:tc>
         <w:tc>
           <w:tcPr>
             <w:tcW w:w="1701" w:type="dxa"/>
-            <w:vAlign w:val="center"/>
-          </w:tcPr>
-          <w:p>
-            <w:r>
-              <w:t>Contabilidade</w:t>
-            </w:r>
-          </w:p>
-        </w:tc>
-        <w:tc>
-          <w:tcPr>
-            <w:tcW w:w="2697" w:type="dxa"/>
-            <w:vAlign w:val="center"/>
-          </w:tcPr>
-          <w:p>
-            <w:r>
-              <w:rPr>
-                <w:rFonts w:ascii="Arial" w:hAnsi="Arial" w:cs="Arial"/>
-              </w:rPr>
-              <w:t>Processo iniciado com sucesso</w:t>
+          </w:tcPr>
+          <w:p>
+            <w:r>
+              <w:t>Administrador/Parceiro</w:t>
+            </w:r>
+          </w:p>
+        </w:tc>
+        <w:tc>
+          <w:tcPr>
+            <w:tcW w:w="2980" w:type="dxa"/>
+          </w:tcPr>
+          <w:p>
+            <w:r>
+              <w:t>Sistema acessado com sucesso e sessão iniciada</w:t>
             </w:r>
           </w:p>
         </w:tc>
@@ -1145,56 +1136,41 @@
       <w:tr>
         <w:tc>
           <w:tcPr>
-            <w:tcW w:w="2405" w:type="dxa"/>
-            <w:vAlign w:val="center"/>
-          </w:tcPr>
-          <w:p>
-            <w:r>
-              <w:rPr>
-                <w:rFonts w:ascii="Arial" w:hAnsi="Arial" w:cs="Arial"/>
-              </w:rPr>
-              <w:t>2 - Validação de Dados</w:t>
-            </w:r>
-          </w:p>
-        </w:tc>
-        <w:tc>
-          <w:tcPr>
-            <w:tcW w:w="3827" w:type="dxa"/>
-            <w:vAlign w:val="center"/>
-          </w:tcPr>
-          <w:p>
-            <w:r>
-              <w:rPr>
-                <w:rFonts w:ascii="Arial" w:hAnsi="Arial" w:cs="Arial"/>
-              </w:rPr>
-              <w:t>Sistema valida informações inseridas</w:t>
+            <w:tcW w:w="2547" w:type="dxa"/>
+          </w:tcPr>
+          <w:p>
+            <w:r>
+              <w:t>2 - Acesso a função Clientes</w:t>
+            </w:r>
+          </w:p>
+        </w:tc>
+        <w:tc>
+          <w:tcPr>
+            <w:tcW w:w="3402" w:type="dxa"/>
+          </w:tcPr>
+          <w:p>
+            <w:r>
+              <w:t>Usuário navega até o menu de clientes/contabilidade</w:t>
             </w:r>
           </w:p>
         </w:tc>
         <w:tc>
           <w:tcPr>
             <w:tcW w:w="1701" w:type="dxa"/>
-            <w:vAlign w:val="center"/>
-          </w:tcPr>
-          <w:p>
-            <w:r>
-              <w:rPr>
-                <w:rFonts w:ascii="Arial" w:hAnsi="Arial" w:cs="Arial"/>
-              </w:rPr>
-              <w:t>Sistema</w:t>
-            </w:r>
-          </w:p>
-        </w:tc>
-        <w:tc>
-          <w:tcPr>
-            <w:tcW w:w="2697" w:type="dxa"/>
-          </w:tcPr>
-          <w:p>
-            <w:r>
-              <w:rPr>
-                <w:rFonts w:ascii="Arial" w:hAnsi="Arial" w:cs="Arial"/>
-              </w:rPr>
-              <w:t>Dados validados corretamente</w:t>
+          </w:tcPr>
+          <w:p>
+            <w:r>
+              <w:t>Administrador/Parceiro</w:t>
+            </w:r>
+          </w:p>
+        </w:tc>
+        <w:tc>
+          <w:tcPr>
+            <w:tcW w:w="2980" w:type="dxa"/>
+          </w:tcPr>
+          <w:p>
+            <w:r>
+              <w:t>Tela de clientes exibida com dados carregados</w:t>
             </w:r>
           </w:p>
         </w:tc>
@@ -1202,7 +1178,7 @@
       <w:tr>
         <w:tc>
           <w:tcPr>
-            <w:tcW w:w="2405" w:type="dxa"/>
+            <w:tcW w:w="2547" w:type="dxa"/>
           </w:tcPr>
           <w:p>
             <w:pPr>
@@ -1211,22 +1187,13 @@
               </w:rPr>
             </w:pPr>
             <w:r>
-              <w:rPr>
-                <w:rFonts w:ascii="Arial" w:hAnsi="Arial" w:cs="Arial"/>
-              </w:rPr>
-              <w:t xml:space="preserve">3 - </w:t>
-            </w:r>
-            <w:r>
-              <w:rPr>
-                <w:rFonts w:ascii="Arial" w:hAnsi="Arial" w:cs="Arial"/>
-              </w:rPr>
-              <w:t>Criação</w:t>
-            </w:r>
-          </w:p>
-        </w:tc>
-        <w:tc>
-          <w:tcPr>
-            <w:tcW w:w="3827" w:type="dxa"/>
+              <w:t>3 - Preenchimento dos dados da Contabilidade</w:t>
+            </w:r>
+          </w:p>
+        </w:tc>
+        <w:tc>
+          <w:tcPr>
+            <w:tcW w:w="3402" w:type="dxa"/>
           </w:tcPr>
           <w:p>
             <w:pPr>
@@ -1235,19 +1202,8 @@
               </w:rPr>
             </w:pPr>
             <w:r>
-              <w:rPr>
-                <w:rFonts w:ascii="Arial" w:hAnsi="Arial" w:cs="Arial"/>
-              </w:rPr>
-              <w:t xml:space="preserve">Criação do registro do </w:t>
-            </w:r>
-            <w:proofErr w:type="spellStart"/>
-            <w:r>
-              <w:rPr>
-                <w:rFonts w:ascii="Arial" w:hAnsi="Arial" w:cs="Arial"/>
-              </w:rPr>
-              <w:t>Tenant</w:t>
-            </w:r>
-            <w:proofErr w:type="spellEnd"/>
+              <w:t>Usuário insere as informações cadastrais da contabilidade</w:t>
+            </w:r>
           </w:p>
         </w:tc>
         <w:tc>
@@ -1261,16 +1217,13 @@
               </w:rPr>
             </w:pPr>
             <w:r>
-              <w:rPr>
-                <w:rFonts w:ascii="Arial" w:hAnsi="Arial" w:cs="Arial"/>
-              </w:rPr>
-              <w:t>Sistema</w:t>
-            </w:r>
-          </w:p>
-        </w:tc>
-        <w:tc>
-          <w:tcPr>
-            <w:tcW w:w="2697" w:type="dxa"/>
+              <w:t>Administrador/Parceiro</w:t>
+            </w:r>
+          </w:p>
+        </w:tc>
+        <w:tc>
+          <w:tcPr>
+            <w:tcW w:w="2980" w:type="dxa"/>
           </w:tcPr>
           <w:p>
             <w:pPr>
@@ -1279,10 +1232,7 @@
               </w:rPr>
             </w:pPr>
             <w:r>
-              <w:rPr>
-                <w:rFonts w:ascii="Arial" w:hAnsi="Arial" w:cs="Arial"/>
-              </w:rPr>
-              <w:t>Salvar registro em banco</w:t>
+              <w:t>Dados inseridos corretamente e validados</w:t>
             </w:r>
           </w:p>
         </w:tc>
@@ -1290,7 +1240,7 @@
       <w:tr>
         <w:tc>
           <w:tcPr>
-            <w:tcW w:w="2405" w:type="dxa"/>
+            <w:tcW w:w="2547" w:type="dxa"/>
           </w:tcPr>
           <w:p>
             <w:pPr>
@@ -1299,34 +1249,13 @@
               </w:rPr>
             </w:pPr>
             <w:r>
-              <w:rPr>
-                <w:rFonts w:ascii="Arial" w:hAnsi="Arial" w:cs="Arial"/>
-              </w:rPr>
-              <w:t xml:space="preserve">4 </w:t>
-            </w:r>
-            <w:r>
-              <w:rPr>
-                <w:rFonts w:ascii="Arial" w:hAnsi="Arial" w:cs="Arial"/>
-              </w:rPr>
-              <w:t>–</w:t>
-            </w:r>
-            <w:r>
-              <w:rPr>
-                <w:rFonts w:ascii="Arial" w:hAnsi="Arial" w:cs="Arial"/>
-              </w:rPr>
-              <w:t xml:space="preserve"> </w:t>
-            </w:r>
-            <w:r>
-              <w:rPr>
-                <w:rFonts w:ascii="Arial" w:hAnsi="Arial" w:cs="Arial"/>
-              </w:rPr>
-              <w:t>Envio dados acesso</w:t>
-            </w:r>
-          </w:p>
-        </w:tc>
-        <w:tc>
-          <w:tcPr>
-            <w:tcW w:w="3827" w:type="dxa"/>
+              <w:t>4 - Gravação dos dados da Contabilidade</w:t>
+            </w:r>
+          </w:p>
+        </w:tc>
+        <w:tc>
+          <w:tcPr>
+            <w:tcW w:w="3402" w:type="dxa"/>
           </w:tcPr>
           <w:p>
             <w:pPr>
@@ -1335,10 +1264,7 @@
               </w:rPr>
             </w:pPr>
             <w:r>
-              <w:rPr>
-                <w:rFonts w:ascii="Arial" w:hAnsi="Arial" w:cs="Arial"/>
-              </w:rPr>
-              <w:t>Envio de dados de acesso</w:t>
+              <w:t>Sistema realiza a persistência das informações na base</w:t>
             </w:r>
           </w:p>
         </w:tc>
@@ -1353,16 +1279,13 @@
               </w:rPr>
             </w:pPr>
             <w:r>
-              <w:rPr>
-                <w:rFonts w:ascii="Arial" w:hAnsi="Arial" w:cs="Arial"/>
-              </w:rPr>
               <w:t>Sistema</w:t>
             </w:r>
           </w:p>
         </w:tc>
         <w:tc>
           <w:tcPr>
-            <w:tcW w:w="2697" w:type="dxa"/>
+            <w:tcW w:w="2980" w:type="dxa"/>
           </w:tcPr>
           <w:p>
             <w:pPr>
@@ -1371,10 +1294,7 @@
               </w:rPr>
             </w:pPr>
             <w:r>
-              <w:rPr>
-                <w:rFonts w:ascii="Arial" w:hAnsi="Arial" w:cs="Arial"/>
-              </w:rPr>
-              <w:t>Email?</w:t>
+              <w:t>Dados gravados com sucesso na base</w:t>
             </w:r>
           </w:p>
         </w:tc>
@@ -1382,7 +1302,7 @@
       <w:tr>
         <w:tc>
           <w:tcPr>
-            <w:tcW w:w="2405" w:type="dxa"/>
+            <w:tcW w:w="2547" w:type="dxa"/>
           </w:tcPr>
           <w:p>
             <w:pPr>
@@ -1391,16 +1311,13 @@
               </w:rPr>
             </w:pPr>
             <w:r>
-              <w:rPr>
-                <w:rFonts w:ascii="Arial" w:hAnsi="Arial" w:cs="Arial"/>
-              </w:rPr>
-              <w:t>5 – Mensagem</w:t>
-            </w:r>
-          </w:p>
-        </w:tc>
-        <w:tc>
-          <w:tcPr>
-            <w:tcW w:w="3827" w:type="dxa"/>
+              <w:t>5 - Criação do Tenant da Contabilidade</w:t>
+            </w:r>
+          </w:p>
+        </w:tc>
+        <w:tc>
+          <w:tcPr>
+            <w:tcW w:w="3402" w:type="dxa"/>
           </w:tcPr>
           <w:p>
             <w:pPr>
@@ -1409,10 +1326,7 @@
               </w:rPr>
             </w:pPr>
             <w:r>
-              <w:rPr>
-                <w:rFonts w:ascii="Arial" w:hAnsi="Arial" w:cs="Arial"/>
-              </w:rPr>
-              <w:t>Mostrar mensagem de salvo</w:t>
+              <w:t>Sistema realiza o provisionamento do novo tenant</w:t>
             </w:r>
           </w:p>
         </w:tc>
@@ -1427,16 +1341,13 @@
               </w:rPr>
             </w:pPr>
             <w:r>
-              <w:rPr>
-                <w:rFonts w:ascii="Arial" w:hAnsi="Arial" w:cs="Arial"/>
-              </w:rPr>
               <w:t>Sistema</w:t>
             </w:r>
           </w:p>
         </w:tc>
         <w:tc>
           <w:tcPr>
-            <w:tcW w:w="2697" w:type="dxa"/>
+            <w:tcW w:w="2980" w:type="dxa"/>
           </w:tcPr>
           <w:p>
             <w:pPr>
@@ -1445,10 +1356,131 @@
               </w:rPr>
             </w:pPr>
             <w:r>
-              <w:rPr>
-                <w:rFonts w:ascii="Arial" w:hAnsi="Arial" w:cs="Arial"/>
-              </w:rPr>
-              <w:t>Mensagem em tela</w:t>
+              <w:t>Tenant criado corretamente sem erros</w:t>
+            </w:r>
+          </w:p>
+        </w:tc>
+      </w:tr>
+      <w:tr>
+        <w:tc>
+          <w:tcPr>
+            <w:tcW w:w="2547" w:type="dxa"/>
+          </w:tcPr>
+          <w:p>
+            <w:pPr>
+              <w:rPr>
+                <w:rFonts w:ascii="Arial" w:hAnsi="Arial" w:cs="Arial"/>
+              </w:rPr>
+            </w:pPr>
+            <w:r>
+              <w:t>6 - Envio de dados de acesso para a Contabilidade</w:t>
+            </w:r>
+          </w:p>
+        </w:tc>
+        <w:tc>
+          <w:tcPr>
+            <w:tcW w:w="3402" w:type="dxa"/>
+          </w:tcPr>
+          <w:p>
+            <w:pPr>
+              <w:rPr>
+                <w:rFonts w:ascii="Arial" w:hAnsi="Arial" w:cs="Arial"/>
+              </w:rPr>
+            </w:pPr>
+            <w:r>
+              <w:t>Sistema envia as notificações e dados de acesso</w:t>
+            </w:r>
+          </w:p>
+        </w:tc>
+        <w:tc>
+          <w:tcPr>
+            <w:tcW w:w="1701" w:type="dxa"/>
+          </w:tcPr>
+          <w:p>
+            <w:pPr>
+              <w:rPr>
+                <w:rFonts w:ascii="Arial" w:hAnsi="Arial" w:cs="Arial"/>
+              </w:rPr>
+            </w:pPr>
+            <w:r>
+              <w:t>Sistema</w:t>
+            </w:r>
+          </w:p>
+        </w:tc>
+        <w:tc>
+          <w:tcPr>
+            <w:tcW w:w="2980" w:type="dxa"/>
+          </w:tcPr>
+          <w:p>
+            <w:pPr>
+              <w:rPr>
+                <w:rFonts w:ascii="Arial" w:hAnsi="Arial" w:cs="Arial"/>
+              </w:rPr>
+            </w:pPr>
+            <w:r>
+              <w:t>Dados de acesso enviados corretamente</w:t>
+            </w:r>
+          </w:p>
+        </w:tc>
+      </w:tr>
+      <w:tr>
+        <w:tc>
+          <w:tcPr>
+            <w:tcW w:w="2547" w:type="dxa"/>
+          </w:tcPr>
+          <w:p>
+            <w:pPr>
+              <w:rPr>
+                <w:rFonts w:ascii="Arial" w:hAnsi="Arial" w:cs="Arial"/>
+              </w:rPr>
+            </w:pPr>
+            <w:r>
+              <w:t>7 - Mensagem de Contabilidade criada com sucesso</w:t>
+            </w:r>
+          </w:p>
+        </w:tc>
+        <w:tc>
+          <w:tcPr>
+            <w:tcW w:w="3402" w:type="dxa"/>
+          </w:tcPr>
+          <w:p>
+            <w:pPr>
+              <w:rPr>
+                <w:rFonts w:ascii="Arial" w:hAnsi="Arial" w:cs="Arial"/>
+              </w:rPr>
+            </w:pPr>
+            <w:r>
+              <w:t>Sistema apresenta mensagem de confirmação de cadastro</w:t>
+            </w:r>
+          </w:p>
+        </w:tc>
+        <w:tc>
+          <w:tcPr>
+            <w:tcW w:w="1701" w:type="dxa"/>
+          </w:tcPr>
+          <w:p>
+            <w:pPr>
+              <w:rPr>
+                <w:rFonts w:ascii="Arial" w:hAnsi="Arial" w:cs="Arial"/>
+              </w:rPr>
+            </w:pPr>
+            <w:r>
+              <w:t>Administrador/Parceiro</w:t>
+            </w:r>
+          </w:p>
+        </w:tc>
+        <w:tc>
+          <w:tcPr>
+            <w:tcW w:w="2980" w:type="dxa"/>
+          </w:tcPr>
+          <w:p>
+            <w:pPr>
+              <w:rPr>
+                <w:rFonts w:ascii="Arial" w:hAnsi="Arial" w:cs="Arial"/>
+              </w:rPr>
+            </w:pPr>
+            <w:r>
+              <w:t>Mensagem exibida corretamente</w:t>
             </w:r>
           </w:p>
         </w:tc>
@@ -1457,6 +1489,7 @@
     <w:p/>
     <w:p>
       <w:pPr>
+        <w:spacing w:before="240" w:after="0"/>
         <w:rPr>
           <w:rFonts w:ascii="Times New Roman" w:eastAsia="Times New Roman" w:hAnsi="Times New Roman" w:cs="Times New Roman"/>
           <w:b/>
@@ -1483,9 +1516,58 @@
           <w:sz w:val="24"/>
           <w:szCs w:val="24"/>
         </w:rPr>
-        <w:t xml:space="preserve">.1 – </w:t>
+        <w:t>.1 – Acesso ao Sistema</w:t>
       </w:r>
+    </w:p>
+    <w:p>
+      <w:pPr>
+        <w:pStyle w:val="Commarcadores"/>
+        <w:numPr>
+          <w:ilvl w:val="0"/>
+          <w:numId w:val="0"/>
+        </w:numPr>
+        <w:ind w:left="360"/>
+        <w:rPr>
+          <w:rFonts w:asciiTheme="majorHAnsi" w:hAnsiTheme="majorHAnsi" w:cstheme="majorHAnsi"/>
+          <w:sz w:val="24"/>
+          <w:szCs w:val="24"/>
+        </w:rPr>
+      </w:pPr>
       <w:r>
+        <w:rPr>
+          <w:rFonts w:asciiTheme="majorHAnsi" w:hAnsiTheme="majorHAnsi" w:cstheme="majorHAnsi"/>
+          <w:sz w:val="24"/>
+          <w:szCs w:val="24"/>
+        </w:rPr>
+        <w:t>A. Acessar o sistema</w:t>
+      </w:r>
+    </w:p>
+    <w:p>
+      <w:pPr>
+        <w:pStyle w:val="Commarcadores"/>
+        <w:numPr>
+          <w:ilvl w:val="0"/>
+          <w:numId w:val="0"/>
+        </w:numPr>
+        <w:ind w:left="360"/>
+        <w:rPr>
+          <w:rFonts w:asciiTheme="majorHAnsi" w:hAnsiTheme="majorHAnsi" w:cstheme="majorHAnsi"/>
+          <w:sz w:val="24"/>
+          <w:szCs w:val="24"/>
+        </w:rPr>
+      </w:pPr>
+      <w:r>
+        <w:rPr>
+          <w:rFonts w:asciiTheme="majorHAnsi" w:hAnsiTheme="majorHAnsi" w:cstheme="majorHAnsi"/>
+          <w:sz w:val="24"/>
+          <w:szCs w:val="24"/>
+        </w:rPr>
+        <w:t>B. Validar carregamento inicial</w:t>
+      </w:r>
+    </w:p>
+    <w:p>
+      <w:pPr>
+        <w:spacing w:before="240" w:after="0"/>
         <w:rPr>
           <w:rFonts w:ascii="Times New Roman" w:eastAsia="Times New Roman" w:hAnsi="Times New Roman" w:cs="Times New Roman"/>
           <w:b/>
@@ -1493,8 +1575,7 @@
           <w:sz w:val="24"/>
           <w:szCs w:val="24"/>
         </w:rPr>
-        <w:t xml:space="preserve">Teste </w:t>
-      </w:r>
+      </w:pPr>
       <w:r>
         <w:rPr>
           <w:rFonts w:ascii="Times New Roman" w:eastAsia="Times New Roman" w:hAnsi="Times New Roman" w:cs="Times New Roman"/>
@@ -1503,242 +1584,356 @@
           <w:sz w:val="24"/>
           <w:szCs w:val="24"/>
         </w:rPr>
-        <w:t>Cadastro de Contabilidade</w:t>
+        <w:t>2</w:t>
+      </w:r>
+      <w:r>
+        <w:rPr>
+          <w:rFonts w:ascii="Times New Roman" w:eastAsia="Times New Roman" w:hAnsi="Times New Roman" w:cs="Times New Roman"/>
+          <w:b/>
+          <w:bCs/>
+          <w:sz w:val="24"/>
+          <w:szCs w:val="24"/>
+        </w:rPr>
+        <w:t>.2 – Acesso a função Clientes</w:t>
       </w:r>
     </w:p>
     <w:p>
       <w:pPr>
+        <w:pStyle w:val="Commarcadores"/>
+        <w:numPr>
+          <w:ilvl w:val="0"/>
+          <w:numId w:val="0"/>
+        </w:numPr>
+        <w:ind w:left="360"/>
+      </w:pPr>
+      <w:r>
+        <w:t>A. Clicar no menu de clientes</w:t>
+      </w:r>
+    </w:p>
+    <w:p>
+      <w:pPr>
+        <w:pStyle w:val="Commarcadores"/>
+        <w:numPr>
+          <w:ilvl w:val="0"/>
+          <w:numId w:val="0"/>
+        </w:numPr>
+        <w:ind w:left="360"/>
+      </w:pPr>
+      <w:r>
+        <w:t>B. Validar exibição da funcionalidade</w:t>
+      </w:r>
+    </w:p>
+    <w:p>
+      <w:pPr>
+        <w:spacing w:before="240" w:after="0"/>
+        <w:rPr>
+          <w:rFonts w:ascii="Times New Roman" w:eastAsia="Times New Roman" w:hAnsi="Times New Roman" w:cs="Times New Roman"/>
+          <w:b/>
+          <w:bCs/>
+          <w:sz w:val="24"/>
+          <w:szCs w:val="24"/>
+        </w:rPr>
+      </w:pPr>
+      <w:r>
+        <w:rPr>
+          <w:rFonts w:ascii="Times New Roman" w:eastAsia="Times New Roman" w:hAnsi="Times New Roman" w:cs="Times New Roman"/>
+          <w:b/>
+          <w:bCs/>
+          <w:sz w:val="24"/>
+          <w:szCs w:val="24"/>
+        </w:rPr>
+        <w:t>2</w:t>
+      </w:r>
+      <w:r>
+        <w:rPr>
+          <w:rFonts w:ascii="Times New Roman" w:eastAsia="Times New Roman" w:hAnsi="Times New Roman" w:cs="Times New Roman"/>
+          <w:b/>
+          <w:bCs/>
+          <w:sz w:val="24"/>
+          <w:szCs w:val="24"/>
+        </w:rPr>
+        <w:t>.3 – Preenchimento dos dados da Contabilidade</w:t>
+      </w:r>
+    </w:p>
+    <w:p>
+      <w:pPr>
+        <w:pStyle w:val="Commarcadores"/>
+        <w:numPr>
+          <w:ilvl w:val="0"/>
+          <w:numId w:val="0"/>
+        </w:numPr>
+        <w:ind w:left="360"/>
+      </w:pPr>
+      <w:r>
+        <w:t>A. Inserir os dados obrigatórios da contabilidade</w:t>
+      </w:r>
+    </w:p>
+    <w:p>
+      <w:pPr>
+        <w:pStyle w:val="Commarcadores"/>
+        <w:numPr>
+          <w:ilvl w:val="0"/>
+          <w:numId w:val="0"/>
+        </w:numPr>
+        <w:ind w:left="360"/>
+      </w:pPr>
+      <w:r>
+        <w:t>B. Validar consistência e obrigatoriedade dos campos</w:t>
+      </w:r>
+    </w:p>
+    <w:p>
+      <w:pPr>
+        <w:spacing w:before="240" w:after="0"/>
+        <w:rPr>
+          <w:rFonts w:ascii="Times New Roman" w:eastAsia="Times New Roman" w:hAnsi="Times New Roman" w:cs="Times New Roman"/>
+          <w:b/>
+          <w:bCs/>
+          <w:sz w:val="24"/>
+          <w:szCs w:val="24"/>
+        </w:rPr>
+      </w:pPr>
+      <w:r>
+        <w:rPr>
+          <w:rFonts w:ascii="Times New Roman" w:eastAsia="Times New Roman" w:hAnsi="Times New Roman" w:cs="Times New Roman"/>
+          <w:b/>
+          <w:bCs/>
+          <w:sz w:val="24"/>
+          <w:szCs w:val="24"/>
+        </w:rPr>
+        <w:t>2</w:t>
+      </w:r>
+      <w:r>
+        <w:rPr>
+          <w:rFonts w:ascii="Times New Roman" w:eastAsia="Times New Roman" w:hAnsi="Times New Roman" w:cs="Times New Roman"/>
+          <w:b/>
+          <w:bCs/>
+          <w:sz w:val="24"/>
+          <w:szCs w:val="24"/>
+        </w:rPr>
+        <w:t>.4 – Gravação dos dados da Contabilidade</w:t>
+      </w:r>
+    </w:p>
+    <w:p>
+      <w:pPr>
+        <w:pStyle w:val="Commarcadores"/>
+        <w:numPr>
+          <w:ilvl w:val="0"/>
+          <w:numId w:val="0"/>
+        </w:numPr>
+        <w:ind w:left="360"/>
+      </w:pPr>
+      <w:r>
+        <w:t>A. Submeter o cadastro</w:t>
+      </w:r>
+    </w:p>
+    <w:p>
+      <w:pPr>
+        <w:pStyle w:val="Commarcadores"/>
+        <w:numPr>
+          <w:ilvl w:val="0"/>
+          <w:numId w:val="0"/>
+        </w:numPr>
+        <w:ind w:left="360"/>
+      </w:pPr>
+      <w:r>
+        <w:t>B. Validar gravação dos dados na base</w:t>
+      </w:r>
+    </w:p>
+    <w:p>
+      <w:pPr>
+        <w:spacing w:before="240" w:after="0"/>
+        <w:rPr>
+          <w:rFonts w:ascii="Times New Roman" w:eastAsia="Times New Roman" w:hAnsi="Times New Roman" w:cs="Times New Roman"/>
+          <w:b/>
+          <w:bCs/>
+          <w:sz w:val="24"/>
+          <w:szCs w:val="24"/>
+        </w:rPr>
+      </w:pPr>
+      <w:r>
+        <w:rPr>
+          <w:rFonts w:ascii="Times New Roman" w:eastAsia="Times New Roman" w:hAnsi="Times New Roman" w:cs="Times New Roman"/>
+          <w:b/>
+          <w:bCs/>
+          <w:sz w:val="24"/>
+          <w:szCs w:val="24"/>
+        </w:rPr>
+        <w:t>2</w:t>
+      </w:r>
+      <w:r>
+        <w:rPr>
+          <w:rFonts w:ascii="Times New Roman" w:eastAsia="Times New Roman" w:hAnsi="Times New Roman" w:cs="Times New Roman"/>
+          <w:b/>
+          <w:bCs/>
+          <w:sz w:val="24"/>
+          <w:szCs w:val="24"/>
+        </w:rPr>
+        <w:t>.5 – Criação do Tenant da Contabilidade</w:t>
+      </w:r>
+    </w:p>
+    <w:p>
+      <w:pPr>
+        <w:pStyle w:val="Commarcadores"/>
+        <w:numPr>
+          <w:ilvl w:val="0"/>
+          <w:numId w:val="0"/>
+        </w:numPr>
+        <w:ind w:left="360"/>
+      </w:pPr>
+      <w:r>
+        <w:t>A. Processar criação automática do ambiente</w:t>
+      </w:r>
+    </w:p>
+    <w:p>
+      <w:pPr>
+        <w:pStyle w:val="Commarcadores"/>
+        <w:numPr>
+          <w:ilvl w:val="0"/>
+          <w:numId w:val="0"/>
+        </w:numPr>
+        <w:ind w:left="360"/>
+      </w:pPr>
+      <w:r>
+        <w:t>B. Validar provisionamento do tenant</w:t>
+      </w:r>
+    </w:p>
+    <w:p>
+      <w:pPr>
+        <w:spacing w:before="240" w:after="0"/>
+        <w:rPr>
+          <w:rFonts w:ascii="Times New Roman" w:eastAsia="Times New Roman" w:hAnsi="Times New Roman" w:cs="Times New Roman"/>
+          <w:b/>
+          <w:bCs/>
+          <w:sz w:val="24"/>
+          <w:szCs w:val="24"/>
+        </w:rPr>
+      </w:pPr>
+      <w:r>
+        <w:rPr>
+          <w:rFonts w:ascii="Times New Roman" w:eastAsia="Times New Roman" w:hAnsi="Times New Roman" w:cs="Times New Roman"/>
+          <w:b/>
+          <w:bCs/>
+          <w:sz w:val="24"/>
+          <w:szCs w:val="24"/>
+        </w:rPr>
+        <w:t>2</w:t>
+      </w:r>
+      <w:r>
+        <w:rPr>
+          <w:rFonts w:ascii="Times New Roman" w:eastAsia="Times New Roman" w:hAnsi="Times New Roman" w:cs="Times New Roman"/>
+          <w:b/>
+          <w:bCs/>
+          <w:sz w:val="24"/>
+          <w:szCs w:val="24"/>
+        </w:rPr>
+        <w:t>.6 – Envio de dados de acesso para a Contabilidade</w:t>
+      </w:r>
+    </w:p>
+    <w:p>
+      <w:pPr>
+        <w:pStyle w:val="Commarcadores"/>
+        <w:numPr>
+          <w:ilvl w:val="0"/>
+          <w:numId w:val="0"/>
+        </w:numPr>
+        <w:ind w:left="360"/>
+      </w:pPr>
+      <w:r>
+        <w:t>A. Disparar notificação de acesso</w:t>
+      </w:r>
+    </w:p>
+    <w:p>
+      <w:pPr>
+        <w:pStyle w:val="Commarcadores"/>
+        <w:numPr>
+          <w:ilvl w:val="0"/>
+          <w:numId w:val="0"/>
+        </w:numPr>
+        <w:ind w:left="360"/>
+      </w:pPr>
+      <w:r>
+        <w:t>B. Validar envio dos dados</w:t>
+      </w:r>
+    </w:p>
+    <w:p>
+      <w:pPr>
+        <w:spacing w:before="240" w:after="0"/>
+        <w:rPr>
+          <w:rFonts w:ascii="Times New Roman" w:eastAsia="Times New Roman" w:hAnsi="Times New Roman" w:cs="Times New Roman"/>
+          <w:b/>
+          <w:bCs/>
+          <w:sz w:val="24"/>
+          <w:szCs w:val="24"/>
+        </w:rPr>
+      </w:pPr>
+      <w:r>
+        <w:rPr>
+          <w:rFonts w:ascii="Times New Roman" w:eastAsia="Times New Roman" w:hAnsi="Times New Roman" w:cs="Times New Roman"/>
+          <w:b/>
+          <w:bCs/>
+          <w:sz w:val="24"/>
+          <w:szCs w:val="24"/>
+        </w:rPr>
+        <w:t>2</w:t>
+      </w:r>
+      <w:r>
+        <w:rPr>
+          <w:rFonts w:ascii="Times New Roman" w:eastAsia="Times New Roman" w:hAnsi="Times New Roman" w:cs="Times New Roman"/>
+          <w:b/>
+          <w:bCs/>
+          <w:sz w:val="24"/>
+          <w:szCs w:val="24"/>
+        </w:rPr>
+        <w:t>.7 – Mensagem de Contabilidade criada com sucesso</w:t>
+      </w:r>
+    </w:p>
+    <w:p>
+      <w:pPr>
+        <w:pStyle w:val="Commarcadores"/>
+        <w:numPr>
+          <w:ilvl w:val="0"/>
+          <w:numId w:val="0"/>
+        </w:numPr>
+        <w:ind w:left="360"/>
+      </w:pPr>
+      <w:r>
+        <w:t>A. Após a gravação e criação do tenant</w:t>
+      </w:r>
+    </w:p>
+    <w:p>
+      <w:pPr>
+        <w:pStyle w:val="Commarcadores"/>
+        <w:numPr>
+          <w:ilvl w:val="0"/>
+          <w:numId w:val="0"/>
+        </w:numPr>
+        <w:ind w:left="360"/>
+      </w:pPr>
+      <w:r>
+        <w:t>B. Validar exibição da mensagem de sucesso final</w:t>
+      </w:r>
+    </w:p>
+    <w:p>
+      <w:pPr>
         <w:rPr>
           <w:rFonts w:ascii="Times New Roman" w:eastAsia="Times New Roman" w:hAnsi="Times New Roman" w:cs="Times New Roman"/>
           <w:sz w:val="24"/>
           <w:szCs w:val="24"/>
         </w:rPr>
       </w:pPr>
-      <w:r>
-        <w:rPr>
-          <w:rFonts w:ascii="Times New Roman" w:eastAsia="Times New Roman" w:hAnsi="Times New Roman" w:cs="Times New Roman"/>
-          <w:sz w:val="24"/>
-          <w:szCs w:val="24"/>
-        </w:rPr>
-        <w:tab/>
-      </w:r>
-      <w:r>
-        <w:rPr>
-          <w:rFonts w:ascii="Times New Roman" w:eastAsia="Times New Roman" w:hAnsi="Times New Roman" w:cs="Times New Roman"/>
-          <w:sz w:val="24"/>
-          <w:szCs w:val="24"/>
-        </w:rPr>
-        <w:t xml:space="preserve">A. </w:t>
-      </w:r>
-      <w:r>
-        <w:rPr>
-          <w:rFonts w:ascii="Times New Roman" w:eastAsia="Times New Roman" w:hAnsi="Times New Roman" w:cs="Times New Roman"/>
-          <w:sz w:val="24"/>
-          <w:szCs w:val="24"/>
-        </w:rPr>
-        <w:t>Acesso ao sistema</w:t>
-      </w:r>
-      <w:r>
-        <w:rPr>
-          <w:rFonts w:ascii="Times New Roman" w:eastAsia="Times New Roman" w:hAnsi="Times New Roman" w:cs="Times New Roman"/>
-          <w:sz w:val="24"/>
-          <w:szCs w:val="24"/>
-        </w:rPr>
-        <w:t xml:space="preserve"> </w:t>
-      </w:r>
     </w:p>
     <w:p>
       <w:pPr>
-        <w:ind w:firstLine="708"/>
-        <w:rPr>
-          <w:rFonts w:ascii="Times New Roman" w:eastAsia="Times New Roman" w:hAnsi="Times New Roman" w:cs="Times New Roman"/>
-          <w:sz w:val="24"/>
-          <w:szCs w:val="24"/>
+        <w:jc w:val="both"/>
+        <w:rPr>
+          <w:rFonts w:ascii="Times New Roman" w:hAnsi="Times New Roman" w:cs="Times New Roman"/>
+          <w:b/>
+          <w:bCs/>
+          <w:sz w:val="28"/>
+          <w:szCs w:val="28"/>
         </w:rPr>
       </w:pPr>
       <w:r>
-        <w:rPr>
-          <w:rFonts w:ascii="Times New Roman" w:eastAsia="Times New Roman" w:hAnsi="Times New Roman" w:cs="Times New Roman"/>
-          <w:sz w:val="24"/>
-          <w:szCs w:val="24"/>
-        </w:rPr>
-        <w:t xml:space="preserve">B. </w:t>
-      </w:r>
-      <w:r>
-        <w:rPr>
-          <w:rFonts w:ascii="Times New Roman" w:eastAsia="Times New Roman" w:hAnsi="Times New Roman" w:cs="Times New Roman"/>
-          <w:sz w:val="24"/>
-          <w:szCs w:val="24"/>
-        </w:rPr>
-        <w:t>Preencher os dados da contabilidade</w:t>
-      </w:r>
-    </w:p>
-    <w:p>
-      <w:pPr>
-        <w:rPr>
-          <w:rFonts w:ascii="Times New Roman" w:eastAsia="Times New Roman" w:hAnsi="Times New Roman" w:cs="Times New Roman"/>
-          <w:sz w:val="24"/>
-          <w:szCs w:val="24"/>
-        </w:rPr>
-      </w:pPr>
-      <w:r>
-        <w:rPr>
-          <w:rFonts w:ascii="Times New Roman" w:eastAsia="Times New Roman" w:hAnsi="Times New Roman" w:cs="Times New Roman"/>
-          <w:sz w:val="24"/>
-          <w:szCs w:val="24"/>
-        </w:rPr>
-        <w:tab/>
-      </w:r>
-      <w:r>
-        <w:rPr>
-          <w:rFonts w:ascii="Times New Roman" w:eastAsia="Times New Roman" w:hAnsi="Times New Roman" w:cs="Times New Roman"/>
-          <w:sz w:val="24"/>
-          <w:szCs w:val="24"/>
-        </w:rPr>
-        <w:t>C</w:t>
-      </w:r>
-      <w:r>
-        <w:rPr>
-          <w:rFonts w:ascii="Times New Roman" w:eastAsia="Times New Roman" w:hAnsi="Times New Roman" w:cs="Times New Roman"/>
-          <w:sz w:val="24"/>
-          <w:szCs w:val="24"/>
-        </w:rPr>
-        <w:t>. Clique no botão “Salvar”</w:t>
-      </w:r>
-    </w:p>
-    <w:p>
-      <w:pPr>
-        <w:rPr>
-          <w:rFonts w:ascii="Times New Roman" w:eastAsia="Times New Roman" w:hAnsi="Times New Roman" w:cs="Times New Roman"/>
-          <w:sz w:val="24"/>
-          <w:szCs w:val="24"/>
-        </w:rPr>
-      </w:pPr>
-      <w:r>
-        <w:rPr>
-          <w:rFonts w:ascii="Times New Roman" w:eastAsia="Times New Roman" w:hAnsi="Times New Roman" w:cs="Times New Roman"/>
-          <w:sz w:val="24"/>
-          <w:szCs w:val="24"/>
-        </w:rPr>
-        <w:tab/>
-      </w:r>
-      <w:r>
-        <w:rPr>
-          <w:rFonts w:ascii="Times New Roman" w:eastAsia="Times New Roman" w:hAnsi="Times New Roman" w:cs="Times New Roman"/>
-          <w:sz w:val="24"/>
-          <w:szCs w:val="24"/>
-        </w:rPr>
-        <w:t>D</w:t>
-      </w:r>
-      <w:r>
-        <w:rPr>
-          <w:rFonts w:ascii="Times New Roman" w:eastAsia="Times New Roman" w:hAnsi="Times New Roman" w:cs="Times New Roman"/>
-          <w:sz w:val="24"/>
-          <w:szCs w:val="24"/>
-        </w:rPr>
-        <w:t>.</w:t>
-      </w:r>
-      <w:r>
-        <w:rPr>
-          <w:rFonts w:ascii="Times New Roman" w:eastAsia="Times New Roman" w:hAnsi="Times New Roman" w:cs="Times New Roman"/>
-          <w:sz w:val="24"/>
-          <w:szCs w:val="24"/>
-        </w:rPr>
-        <w:t xml:space="preserve"> Criação do </w:t>
-      </w:r>
-      <w:proofErr w:type="spellStart"/>
-      <w:r>
-        <w:rPr>
-          <w:rFonts w:ascii="Times New Roman" w:eastAsia="Times New Roman" w:hAnsi="Times New Roman" w:cs="Times New Roman"/>
-          <w:sz w:val="24"/>
-          <w:szCs w:val="24"/>
-        </w:rPr>
-        <w:t>Tenant</w:t>
-      </w:r>
-      <w:proofErr w:type="spellEnd"/>
-      <w:r>
-        <w:rPr>
-          <w:rFonts w:ascii="Times New Roman" w:eastAsia="Times New Roman" w:hAnsi="Times New Roman" w:cs="Times New Roman"/>
-          <w:sz w:val="24"/>
-          <w:szCs w:val="24"/>
-        </w:rPr>
-        <w:t xml:space="preserve"> da Contabilidade</w:t>
-      </w:r>
-    </w:p>
-    <w:p>
-      <w:pPr>
-        <w:ind w:firstLine="708"/>
-        <w:rPr>
-          <w:rFonts w:ascii="Times New Roman" w:eastAsia="Times New Roman" w:hAnsi="Times New Roman" w:cs="Times New Roman"/>
-          <w:sz w:val="24"/>
-          <w:szCs w:val="24"/>
-        </w:rPr>
-      </w:pPr>
-      <w:r>
-        <w:rPr>
-          <w:rFonts w:ascii="Times New Roman" w:eastAsia="Times New Roman" w:hAnsi="Times New Roman" w:cs="Times New Roman"/>
-          <w:sz w:val="24"/>
-          <w:szCs w:val="24"/>
-        </w:rPr>
-        <w:t>E</w:t>
-      </w:r>
-      <w:r>
-        <w:rPr>
-          <w:rFonts w:ascii="Times New Roman" w:eastAsia="Times New Roman" w:hAnsi="Times New Roman" w:cs="Times New Roman"/>
-          <w:sz w:val="24"/>
-          <w:szCs w:val="24"/>
-        </w:rPr>
-        <w:t>. Enviar dados de acesso para a Contabilidade</w:t>
-      </w:r>
-    </w:p>
-    <w:p>
-      <w:pPr>
-        <w:ind w:firstLine="708"/>
-        <w:rPr>
-          <w:rFonts w:ascii="Times New Roman" w:eastAsia="Times New Roman" w:hAnsi="Times New Roman" w:cs="Times New Roman"/>
-          <w:sz w:val="24"/>
-          <w:szCs w:val="24"/>
-        </w:rPr>
-      </w:pPr>
-      <w:r>
-        <w:rPr>
-          <w:rFonts w:ascii="Times New Roman" w:eastAsia="Times New Roman" w:hAnsi="Times New Roman" w:cs="Times New Roman"/>
-          <w:sz w:val="24"/>
-          <w:szCs w:val="24"/>
-        </w:rPr>
-        <w:t>F</w:t>
-      </w:r>
-      <w:r>
-        <w:rPr>
-          <w:rFonts w:ascii="Times New Roman" w:eastAsia="Times New Roman" w:hAnsi="Times New Roman" w:cs="Times New Roman"/>
-          <w:sz w:val="24"/>
-          <w:szCs w:val="24"/>
-        </w:rPr>
-        <w:t>. Mensagem de Contabilidade criada com sucesso.</w:t>
-      </w:r>
-    </w:p>
-    <w:p>
-      <w:pPr>
-        <w:ind w:firstLine="708"/>
-        <w:rPr>
-          <w:rFonts w:ascii="Times New Roman" w:eastAsia="Times New Roman" w:hAnsi="Times New Roman" w:cs="Times New Roman"/>
-          <w:sz w:val="24"/>
-          <w:szCs w:val="24"/>
-        </w:rPr>
-      </w:pPr>
-    </w:p>
-    <w:p>
-      <w:pPr>
-        <w:ind w:firstLine="708"/>
-        <w:rPr>
-          <w:rFonts w:ascii="Times New Roman" w:eastAsia="Times New Roman" w:hAnsi="Times New Roman" w:cs="Times New Roman"/>
-          <w:sz w:val="24"/>
-          <w:szCs w:val="24"/>
-        </w:rPr>
-      </w:pPr>
-    </w:p>
-    <w:p>
-      <w:pPr>
         <w:rPr>
           <w:rFonts w:ascii="Times New Roman" w:eastAsia="Times New Roman" w:hAnsi="Times New Roman" w:cs="Times New Roman"/>
           <w:b/>
@@ -1746,10 +1941,10 @@
           <w:sz w:val="28"/>
           <w:szCs w:val="28"/>
         </w:rPr>
-      </w:pPr>
-    </w:p>
-    <w:p>
-      <w:pPr>
+        <w:lastRenderedPageBreak/>
+        <w:t>3</w:t>
+      </w:r>
+      <w:r>
         <w:rPr>
           <w:rFonts w:ascii="Times New Roman" w:eastAsia="Times New Roman" w:hAnsi="Times New Roman" w:cs="Times New Roman"/>
           <w:b/>
@@ -1757,1996 +1952,7 @@
           <w:sz w:val="28"/>
           <w:szCs w:val="28"/>
         </w:rPr>
-      </w:pPr>
-    </w:p>
-    <w:p>
-      <w:pPr>
-        <w:rPr>
-          <w:rFonts w:ascii="Times New Roman" w:eastAsia="Times New Roman" w:hAnsi="Times New Roman" w:cs="Times New Roman"/>
-          <w:b/>
-          <w:bCs/>
-          <w:sz w:val="28"/>
-          <w:szCs w:val="28"/>
-        </w:rPr>
-      </w:pPr>
-    </w:p>
-    <w:p>
-      <w:pPr>
-        <w:rPr>
-          <w:rFonts w:ascii="Times New Roman" w:eastAsia="Times New Roman" w:hAnsi="Times New Roman" w:cs="Times New Roman"/>
-          <w:b/>
-          <w:bCs/>
-          <w:sz w:val="28"/>
-          <w:szCs w:val="28"/>
-        </w:rPr>
-      </w:pPr>
-    </w:p>
-    <w:p>
-      <w:pPr>
-        <w:rPr>
-          <w:rFonts w:ascii="Times New Roman" w:eastAsia="Times New Roman" w:hAnsi="Times New Roman" w:cs="Times New Roman"/>
-          <w:b/>
-          <w:bCs/>
-          <w:sz w:val="28"/>
-          <w:szCs w:val="28"/>
-        </w:rPr>
-      </w:pPr>
-    </w:p>
-    <w:p>
-      <w:pPr>
-        <w:rPr>
-          <w:rFonts w:ascii="Times New Roman" w:eastAsia="Times New Roman" w:hAnsi="Times New Roman" w:cs="Times New Roman"/>
-          <w:b/>
-          <w:bCs/>
-          <w:sz w:val="28"/>
-          <w:szCs w:val="28"/>
-        </w:rPr>
-      </w:pPr>
-    </w:p>
-    <w:p>
-      <w:pPr>
-        <w:rPr>
-          <w:rFonts w:ascii="Times New Roman" w:eastAsia="Times New Roman" w:hAnsi="Times New Roman" w:cs="Times New Roman"/>
-          <w:b/>
-          <w:bCs/>
-          <w:sz w:val="28"/>
-          <w:szCs w:val="28"/>
-        </w:rPr>
-      </w:pPr>
-    </w:p>
-    <w:p>
-      <w:pPr>
-        <w:rPr>
-          <w:rFonts w:ascii="Times New Roman" w:eastAsia="Times New Roman" w:hAnsi="Times New Roman" w:cs="Times New Roman"/>
-          <w:b/>
-          <w:bCs/>
-          <w:sz w:val="28"/>
-          <w:szCs w:val="28"/>
-        </w:rPr>
-      </w:pPr>
-    </w:p>
-    <w:p>
-      <w:pPr>
-        <w:rPr>
-          <w:rFonts w:ascii="Times New Roman" w:eastAsia="Times New Roman" w:hAnsi="Times New Roman" w:cs="Times New Roman"/>
-          <w:b/>
-          <w:bCs/>
-          <w:sz w:val="28"/>
-          <w:szCs w:val="28"/>
-        </w:rPr>
-      </w:pPr>
-    </w:p>
-    <w:p>
-      <w:pPr>
-        <w:rPr>
-          <w:rFonts w:ascii="Times New Roman" w:eastAsia="Times New Roman" w:hAnsi="Times New Roman" w:cs="Times New Roman"/>
-          <w:b/>
-          <w:bCs/>
-          <w:sz w:val="28"/>
-          <w:szCs w:val="28"/>
-        </w:rPr>
-      </w:pPr>
-    </w:p>
-    <w:p>
-      <w:pPr>
-        <w:jc w:val="both"/>
-        <w:rPr>
-          <w:rFonts w:ascii="Times New Roman" w:hAnsi="Times New Roman" w:cs="Times New Roman"/>
-          <w:b/>
-          <w:bCs/>
-          <w:sz w:val="28"/>
-          <w:szCs w:val="28"/>
-        </w:rPr>
-      </w:pPr>
-      <w:r>
-        <w:rPr>
-          <w:rFonts w:ascii="Times New Roman" w:eastAsia="Times New Roman" w:hAnsi="Times New Roman" w:cs="Times New Roman"/>
-          <w:b/>
-          <w:bCs/>
-          <w:sz w:val="28"/>
-          <w:szCs w:val="28"/>
-        </w:rPr>
-        <w:lastRenderedPageBreak/>
-        <w:t>3</w:t>
-      </w:r>
-      <w:r>
-        <w:rPr>
-          <w:rFonts w:ascii="Times New Roman" w:eastAsia="Times New Roman" w:hAnsi="Times New Roman" w:cs="Times New Roman"/>
-          <w:b/>
-          <w:bCs/>
-          <w:sz w:val="28"/>
-          <w:szCs w:val="28"/>
-        </w:rPr>
         <w:t xml:space="preserve"> – Função de Cadastro de Cliente</w:t>
-      </w:r>
-    </w:p>
-    <w:tbl>
-      <w:tblPr>
-        <w:tblStyle w:val="Tabelacomgrade"/>
-        <w:tblW w:w="10630" w:type="dxa"/>
-        <w:tblInd w:w="-992" w:type="dxa"/>
-        <w:tblLayout w:type="fixed"/>
-        <w:tblLook w:val="04A0" w:firstRow="1" w:lastRow="0" w:firstColumn="1" w:lastColumn="0" w:noHBand="0" w:noVBand="1"/>
-      </w:tblPr>
-      <w:tblGrid>
-        <w:gridCol w:w="2405"/>
-        <w:gridCol w:w="3827"/>
-        <w:gridCol w:w="1701"/>
-        <w:gridCol w:w="2697"/>
-      </w:tblGrid>
-      <w:tr>
-        <w:tc>
-          <w:tcPr>
-            <w:tcW w:w="2405" w:type="dxa"/>
-          </w:tcPr>
-          <w:p>
-            <w:pPr>
-              <w:jc w:val="center"/>
-              <w:rPr>
-                <w:rFonts w:ascii="Times New Roman" w:hAnsi="Times New Roman" w:cs="Times New Roman"/>
-                <w:b/>
-                <w:bCs/>
-                <w:sz w:val="24"/>
-                <w:szCs w:val="24"/>
-              </w:rPr>
-            </w:pPr>
-            <w:r>
-              <w:rPr>
-                <w:rFonts w:ascii="Times New Roman" w:hAnsi="Times New Roman" w:cs="Times New Roman"/>
-                <w:b/>
-                <w:bCs/>
-                <w:sz w:val="24"/>
-                <w:szCs w:val="24"/>
-              </w:rPr>
-              <w:t>Cenário</w:t>
-            </w:r>
-          </w:p>
-        </w:tc>
-        <w:tc>
-          <w:tcPr>
-            <w:tcW w:w="3827" w:type="dxa"/>
-          </w:tcPr>
-          <w:p>
-            <w:pPr>
-              <w:jc w:val="center"/>
-              <w:rPr>
-                <w:rFonts w:ascii="Times New Roman" w:hAnsi="Times New Roman" w:cs="Times New Roman"/>
-                <w:b/>
-                <w:bCs/>
-                <w:sz w:val="24"/>
-                <w:szCs w:val="24"/>
-              </w:rPr>
-            </w:pPr>
-            <w:r>
-              <w:rPr>
-                <w:rFonts w:ascii="Times New Roman" w:eastAsia="Times New Roman" w:hAnsi="Times New Roman" w:cs="Times New Roman"/>
-                <w:b/>
-                <w:bCs/>
-                <w:sz w:val="24"/>
-                <w:szCs w:val="24"/>
-              </w:rPr>
-              <w:t>Descrição</w:t>
-            </w:r>
-          </w:p>
-        </w:tc>
-        <w:tc>
-          <w:tcPr>
-            <w:tcW w:w="1701" w:type="dxa"/>
-          </w:tcPr>
-          <w:p>
-            <w:pPr>
-              <w:jc w:val="center"/>
-              <w:rPr>
-                <w:rFonts w:ascii="Times New Roman" w:hAnsi="Times New Roman" w:cs="Times New Roman"/>
-                <w:b/>
-                <w:bCs/>
-                <w:sz w:val="24"/>
-                <w:szCs w:val="24"/>
-              </w:rPr>
-            </w:pPr>
-            <w:r>
-              <w:rPr>
-                <w:rFonts w:ascii="Times New Roman" w:eastAsia="Times New Roman" w:hAnsi="Times New Roman" w:cs="Times New Roman"/>
-                <w:b/>
-                <w:bCs/>
-                <w:sz w:val="24"/>
-                <w:szCs w:val="24"/>
-              </w:rPr>
-              <w:t>Usuário</w:t>
-            </w:r>
-          </w:p>
-        </w:tc>
-        <w:tc>
-          <w:tcPr>
-            <w:tcW w:w="2697" w:type="dxa"/>
-          </w:tcPr>
-          <w:p>
-            <w:pPr>
-              <w:jc w:val="center"/>
-              <w:rPr>
-                <w:rFonts w:ascii="Times New Roman" w:hAnsi="Times New Roman" w:cs="Times New Roman"/>
-                <w:b/>
-                <w:bCs/>
-                <w:sz w:val="24"/>
-                <w:szCs w:val="24"/>
-              </w:rPr>
-            </w:pPr>
-            <w:r>
-              <w:rPr>
-                <w:rFonts w:ascii="Times New Roman" w:eastAsia="Times New Roman" w:hAnsi="Times New Roman" w:cs="Times New Roman"/>
-                <w:b/>
-                <w:bCs/>
-                <w:sz w:val="24"/>
-                <w:szCs w:val="24"/>
-              </w:rPr>
-              <w:t xml:space="preserve">Resultado </w:t>
-            </w:r>
-          </w:p>
-        </w:tc>
-      </w:tr>
-      <w:tr>
-        <w:tc>
-          <w:tcPr>
-            <w:tcW w:w="2405" w:type="dxa"/>
-          </w:tcPr>
-          <w:p>
-            <w:pPr>
-              <w:rPr>
-                <w:rFonts w:ascii="Arial" w:hAnsi="Arial" w:cs="Arial"/>
-              </w:rPr>
-            </w:pPr>
-            <w:r>
-              <w:rPr>
-                <w:rFonts w:ascii="Arial" w:hAnsi="Arial" w:cs="Arial"/>
-                <w:color w:val="000000"/>
-              </w:rPr>
-              <w:t>1 - Acesso ao Sistema</w:t>
-            </w:r>
-          </w:p>
-        </w:tc>
-        <w:tc>
-          <w:tcPr>
-            <w:tcW w:w="3827" w:type="dxa"/>
-          </w:tcPr>
-          <w:p>
-            <w:pPr>
-              <w:rPr>
-                <w:rFonts w:ascii="Arial" w:hAnsi="Arial" w:cs="Arial"/>
-              </w:rPr>
-            </w:pPr>
-            <w:r>
-              <w:rPr>
-                <w:rFonts w:ascii="Arial" w:hAnsi="Arial" w:cs="Arial"/>
-                <w:color w:val="000000"/>
-              </w:rPr>
-              <w:t>Usuário realiza acesso ao sistema</w:t>
-            </w:r>
-          </w:p>
-        </w:tc>
-        <w:tc>
-          <w:tcPr>
-            <w:tcW w:w="1701" w:type="dxa"/>
-          </w:tcPr>
-          <w:p>
-            <w:pPr>
-              <w:rPr>
-                <w:rFonts w:ascii="Arial" w:hAnsi="Arial" w:cs="Arial"/>
-              </w:rPr>
-            </w:pPr>
-            <w:r>
-              <w:rPr>
-                <w:rFonts w:ascii="Arial" w:hAnsi="Arial" w:cs="Arial"/>
-                <w:color w:val="000000"/>
-              </w:rPr>
-              <w:t>Contabilidade</w:t>
-            </w:r>
-          </w:p>
-        </w:tc>
-        <w:tc>
-          <w:tcPr>
-            <w:tcW w:w="2697" w:type="dxa"/>
-          </w:tcPr>
-          <w:p>
-            <w:pPr>
-              <w:rPr>
-                <w:rFonts w:ascii="Arial" w:hAnsi="Arial" w:cs="Arial"/>
-              </w:rPr>
-            </w:pPr>
-            <w:r>
-              <w:rPr>
-                <w:rFonts w:ascii="Arial" w:hAnsi="Arial" w:cs="Arial"/>
-                <w:color w:val="000000"/>
-              </w:rPr>
-              <w:t>Sistema acessado com sucesso e sessão iniciada</w:t>
-            </w:r>
-          </w:p>
-        </w:tc>
-      </w:tr>
-      <w:tr>
-        <w:tc>
-          <w:tcPr>
-            <w:tcW w:w="2405" w:type="dxa"/>
-          </w:tcPr>
-          <w:p>
-            <w:pPr>
-              <w:rPr>
-                <w:rFonts w:ascii="Arial" w:hAnsi="Arial" w:cs="Arial"/>
-              </w:rPr>
-            </w:pPr>
-            <w:r>
-              <w:rPr>
-                <w:rFonts w:ascii="Arial" w:hAnsi="Arial" w:cs="Arial"/>
-                <w:color w:val="000000"/>
-              </w:rPr>
-              <w:t xml:space="preserve">2 - Carregamento dos Dados de Clientes e Documentos do </w:t>
-            </w:r>
-            <w:proofErr w:type="spellStart"/>
-            <w:r>
-              <w:rPr>
-                <w:rFonts w:ascii="Arial" w:hAnsi="Arial" w:cs="Arial"/>
-                <w:color w:val="000000"/>
-              </w:rPr>
-              <w:t>Tenant</w:t>
-            </w:r>
-            <w:proofErr w:type="spellEnd"/>
-          </w:p>
-        </w:tc>
-        <w:tc>
-          <w:tcPr>
-            <w:tcW w:w="3827" w:type="dxa"/>
-          </w:tcPr>
-          <w:p>
-            <w:pPr>
-              <w:rPr>
-                <w:rFonts w:ascii="Arial" w:hAnsi="Arial" w:cs="Arial"/>
-              </w:rPr>
-            </w:pPr>
-            <w:r>
-              <w:rPr>
-                <w:rFonts w:ascii="Arial" w:hAnsi="Arial" w:cs="Arial"/>
-                <w:color w:val="000000"/>
-              </w:rPr>
-              <w:t>Sistema realiza carregamento automático dos dados iniciais</w:t>
-            </w:r>
-          </w:p>
-        </w:tc>
-        <w:tc>
-          <w:tcPr>
-            <w:tcW w:w="1701" w:type="dxa"/>
-          </w:tcPr>
-          <w:p>
-            <w:pPr>
-              <w:rPr>
-                <w:rFonts w:ascii="Arial" w:hAnsi="Arial" w:cs="Arial"/>
-              </w:rPr>
-            </w:pPr>
-            <w:r>
-              <w:rPr>
-                <w:rFonts w:ascii="Arial" w:hAnsi="Arial" w:cs="Arial"/>
-                <w:color w:val="000000"/>
-              </w:rPr>
-              <w:t>Sistema</w:t>
-            </w:r>
-          </w:p>
-        </w:tc>
-        <w:tc>
-          <w:tcPr>
-            <w:tcW w:w="2697" w:type="dxa"/>
-          </w:tcPr>
-          <w:p>
-            <w:pPr>
-              <w:rPr>
-                <w:rFonts w:ascii="Arial" w:hAnsi="Arial" w:cs="Arial"/>
-              </w:rPr>
-            </w:pPr>
-            <w:r>
-              <w:rPr>
-                <w:rFonts w:ascii="Arial" w:hAnsi="Arial" w:cs="Arial"/>
-                <w:color w:val="000000"/>
-              </w:rPr>
-              <w:t>Dados carregados corretamente sem erro</w:t>
-            </w:r>
-          </w:p>
-        </w:tc>
-      </w:tr>
-      <w:tr>
-        <w:tc>
-          <w:tcPr>
-            <w:tcW w:w="2405" w:type="dxa"/>
-          </w:tcPr>
-          <w:p>
-            <w:pPr>
-              <w:rPr>
-                <w:rFonts w:ascii="Arial" w:hAnsi="Arial" w:cs="Arial"/>
-              </w:rPr>
-            </w:pPr>
-            <w:r>
-              <w:rPr>
-                <w:rFonts w:ascii="Arial" w:hAnsi="Arial" w:cs="Arial"/>
-                <w:color w:val="000000"/>
-              </w:rPr>
-              <w:t>3 - Acesso a funcionalidade de Clientes</w:t>
-            </w:r>
-          </w:p>
-        </w:tc>
-        <w:tc>
-          <w:tcPr>
-            <w:tcW w:w="3827" w:type="dxa"/>
-          </w:tcPr>
-          <w:p>
-            <w:pPr>
-              <w:rPr>
-                <w:rFonts w:ascii="Arial" w:hAnsi="Arial" w:cs="Arial"/>
-              </w:rPr>
-            </w:pPr>
-            <w:r>
-              <w:rPr>
-                <w:rFonts w:ascii="Arial" w:hAnsi="Arial" w:cs="Arial"/>
-                <w:color w:val="000000"/>
-              </w:rPr>
-              <w:t>Usuário acessa a funcionalidade de clientes após carregamento</w:t>
-            </w:r>
-          </w:p>
-        </w:tc>
-        <w:tc>
-          <w:tcPr>
-            <w:tcW w:w="1701" w:type="dxa"/>
-          </w:tcPr>
-          <w:p>
-            <w:pPr>
-              <w:rPr>
-                <w:rFonts w:ascii="Arial" w:hAnsi="Arial" w:cs="Arial"/>
-              </w:rPr>
-            </w:pPr>
-            <w:r>
-              <w:rPr>
-                <w:rFonts w:ascii="Arial" w:hAnsi="Arial" w:cs="Arial"/>
-                <w:color w:val="000000"/>
-              </w:rPr>
-              <w:t>Contabilidade</w:t>
-            </w:r>
-          </w:p>
-        </w:tc>
-        <w:tc>
-          <w:tcPr>
-            <w:tcW w:w="2697" w:type="dxa"/>
-          </w:tcPr>
-          <w:p>
-            <w:pPr>
-              <w:rPr>
-                <w:rFonts w:ascii="Arial" w:hAnsi="Arial" w:cs="Arial"/>
-              </w:rPr>
-            </w:pPr>
-            <w:r>
-              <w:rPr>
-                <w:rFonts w:ascii="Arial" w:hAnsi="Arial" w:cs="Arial"/>
-                <w:color w:val="000000"/>
-              </w:rPr>
-              <w:t>Tela de clientes exibida com dados carregados</w:t>
-            </w:r>
-          </w:p>
-        </w:tc>
-      </w:tr>
-      <w:tr>
-        <w:tc>
-          <w:tcPr>
-            <w:tcW w:w="2405" w:type="dxa"/>
-          </w:tcPr>
-          <w:p>
-            <w:pPr>
-              <w:rPr>
-                <w:rFonts w:ascii="Arial" w:hAnsi="Arial" w:cs="Arial"/>
-              </w:rPr>
-            </w:pPr>
-            <w:r>
-              <w:rPr>
-                <w:rFonts w:ascii="Arial" w:hAnsi="Arial" w:cs="Arial"/>
-                <w:color w:val="000000"/>
-              </w:rPr>
-              <w:t>4 - Acionamento do Botão de "Novo Cliente"</w:t>
-            </w:r>
-          </w:p>
-        </w:tc>
-        <w:tc>
-          <w:tcPr>
-            <w:tcW w:w="3827" w:type="dxa"/>
-          </w:tcPr>
-          <w:p>
-            <w:pPr>
-              <w:rPr>
-                <w:rFonts w:ascii="Arial" w:hAnsi="Arial" w:cs="Arial"/>
-              </w:rPr>
-            </w:pPr>
-            <w:r>
-              <w:rPr>
-                <w:rFonts w:ascii="Arial" w:hAnsi="Arial" w:cs="Arial"/>
-                <w:color w:val="000000"/>
-              </w:rPr>
-              <w:t>Usuário aciona a opção de cadastro de novo cliente</w:t>
-            </w:r>
-          </w:p>
-        </w:tc>
-        <w:tc>
-          <w:tcPr>
-            <w:tcW w:w="1701" w:type="dxa"/>
-          </w:tcPr>
-          <w:p>
-            <w:pPr>
-              <w:rPr>
-                <w:rFonts w:ascii="Arial" w:hAnsi="Arial" w:cs="Arial"/>
-              </w:rPr>
-            </w:pPr>
-            <w:r>
-              <w:rPr>
-                <w:rFonts w:ascii="Arial" w:hAnsi="Arial" w:cs="Arial"/>
-                <w:color w:val="000000"/>
-              </w:rPr>
-              <w:t>Contabilidade</w:t>
-            </w:r>
-          </w:p>
-        </w:tc>
-        <w:tc>
-          <w:tcPr>
-            <w:tcW w:w="2697" w:type="dxa"/>
-          </w:tcPr>
-          <w:p>
-            <w:pPr>
-              <w:rPr>
-                <w:rFonts w:ascii="Arial" w:hAnsi="Arial" w:cs="Arial"/>
-              </w:rPr>
-            </w:pPr>
-            <w:r>
-              <w:rPr>
-                <w:rFonts w:ascii="Arial" w:hAnsi="Arial" w:cs="Arial"/>
-                <w:color w:val="000000"/>
-              </w:rPr>
-              <w:t>Formulário de cadastro aberto</w:t>
-            </w:r>
-          </w:p>
-        </w:tc>
-      </w:tr>
-      <w:tr>
-        <w:tc>
-          <w:tcPr>
-            <w:tcW w:w="2405" w:type="dxa"/>
-          </w:tcPr>
-          <w:p>
-            <w:pPr>
-              <w:rPr>
-                <w:rFonts w:ascii="Arial" w:hAnsi="Arial" w:cs="Arial"/>
-              </w:rPr>
-            </w:pPr>
-            <w:r>
-              <w:rPr>
-                <w:rFonts w:ascii="Arial" w:hAnsi="Arial" w:cs="Arial"/>
-                <w:color w:val="000000"/>
-              </w:rPr>
-              <w:t>5 - Preenchimento dos dados de Cliente</w:t>
-            </w:r>
-          </w:p>
-        </w:tc>
-        <w:tc>
-          <w:tcPr>
-            <w:tcW w:w="3827" w:type="dxa"/>
-          </w:tcPr>
-          <w:p>
-            <w:pPr>
-              <w:rPr>
-                <w:rFonts w:ascii="Arial" w:hAnsi="Arial" w:cs="Arial"/>
-              </w:rPr>
-            </w:pPr>
-            <w:r>
-              <w:rPr>
-                <w:rFonts w:ascii="Arial" w:hAnsi="Arial" w:cs="Arial"/>
-                <w:color w:val="000000"/>
-              </w:rPr>
-              <w:t>Usuário preenche os dados do cliente</w:t>
-            </w:r>
-          </w:p>
-        </w:tc>
-        <w:tc>
-          <w:tcPr>
-            <w:tcW w:w="1701" w:type="dxa"/>
-          </w:tcPr>
-          <w:p>
-            <w:pPr>
-              <w:rPr>
-                <w:rFonts w:ascii="Arial" w:hAnsi="Arial" w:cs="Arial"/>
-              </w:rPr>
-            </w:pPr>
-            <w:r>
-              <w:rPr>
-                <w:rFonts w:ascii="Arial" w:hAnsi="Arial" w:cs="Arial"/>
-                <w:color w:val="000000"/>
-              </w:rPr>
-              <w:t>Contabilidade</w:t>
-            </w:r>
-          </w:p>
-        </w:tc>
-        <w:tc>
-          <w:tcPr>
-            <w:tcW w:w="2697" w:type="dxa"/>
-          </w:tcPr>
-          <w:p>
-            <w:pPr>
-              <w:rPr>
-                <w:rFonts w:ascii="Arial" w:hAnsi="Arial" w:cs="Arial"/>
-              </w:rPr>
-            </w:pPr>
-            <w:r>
-              <w:rPr>
-                <w:rFonts w:ascii="Arial" w:hAnsi="Arial" w:cs="Arial"/>
-                <w:color w:val="000000"/>
-              </w:rPr>
-              <w:t>Dados inseridos corretamente e validados</w:t>
-            </w:r>
-          </w:p>
-        </w:tc>
-      </w:tr>
-      <w:tr>
-        <w:tc>
-          <w:tcPr>
-            <w:tcW w:w="2405" w:type="dxa"/>
-          </w:tcPr>
-          <w:p>
-            <w:pPr>
-              <w:rPr>
-                <w:rFonts w:ascii="Arial" w:hAnsi="Arial" w:cs="Arial"/>
-              </w:rPr>
-            </w:pPr>
-            <w:r>
-              <w:rPr>
-                <w:rFonts w:ascii="Arial" w:hAnsi="Arial" w:cs="Arial"/>
-                <w:color w:val="000000"/>
-              </w:rPr>
-              <w:t xml:space="preserve">6 - Gravação dos dados de cliente na base do </w:t>
-            </w:r>
-            <w:proofErr w:type="spellStart"/>
-            <w:r>
-              <w:rPr>
-                <w:rFonts w:ascii="Arial" w:hAnsi="Arial" w:cs="Arial"/>
-                <w:color w:val="000000"/>
-              </w:rPr>
-              <w:t>tenant</w:t>
-            </w:r>
-            <w:proofErr w:type="spellEnd"/>
-            <w:r>
-              <w:rPr>
-                <w:rFonts w:ascii="Arial" w:hAnsi="Arial" w:cs="Arial"/>
-                <w:color w:val="000000"/>
-              </w:rPr>
-              <w:t xml:space="preserve"> da contabilidade</w:t>
-            </w:r>
-          </w:p>
-        </w:tc>
-        <w:tc>
-          <w:tcPr>
-            <w:tcW w:w="3827" w:type="dxa"/>
-          </w:tcPr>
-          <w:p>
-            <w:pPr>
-              <w:rPr>
-                <w:rFonts w:ascii="Arial" w:hAnsi="Arial" w:cs="Arial"/>
-              </w:rPr>
-            </w:pPr>
-            <w:r>
-              <w:rPr>
-                <w:rFonts w:ascii="Arial" w:hAnsi="Arial" w:cs="Arial"/>
-                <w:color w:val="000000"/>
-              </w:rPr>
-              <w:t>Sistema realiza a persistência dos dados do cliente</w:t>
-            </w:r>
-          </w:p>
-        </w:tc>
-        <w:tc>
-          <w:tcPr>
-            <w:tcW w:w="1701" w:type="dxa"/>
-          </w:tcPr>
-          <w:p>
-            <w:pPr>
-              <w:rPr>
-                <w:rFonts w:ascii="Arial" w:hAnsi="Arial" w:cs="Arial"/>
-              </w:rPr>
-            </w:pPr>
-            <w:r>
-              <w:rPr>
-                <w:rFonts w:ascii="Arial" w:hAnsi="Arial" w:cs="Arial"/>
-                <w:color w:val="000000"/>
-              </w:rPr>
-              <w:t>Sistema</w:t>
-            </w:r>
-          </w:p>
-        </w:tc>
-        <w:tc>
-          <w:tcPr>
-            <w:tcW w:w="2697" w:type="dxa"/>
-          </w:tcPr>
-          <w:p>
-            <w:pPr>
-              <w:rPr>
-                <w:rFonts w:ascii="Arial" w:hAnsi="Arial" w:cs="Arial"/>
-              </w:rPr>
-            </w:pPr>
-            <w:r>
-              <w:rPr>
-                <w:rFonts w:ascii="Arial" w:hAnsi="Arial" w:cs="Arial"/>
-                <w:color w:val="000000"/>
-              </w:rPr>
-              <w:t>Dados gravados com sucesso na base</w:t>
-            </w:r>
-          </w:p>
-        </w:tc>
-      </w:tr>
-      <w:tr>
-        <w:tc>
-          <w:tcPr>
-            <w:tcW w:w="2405" w:type="dxa"/>
-          </w:tcPr>
-          <w:p>
-            <w:pPr>
-              <w:rPr>
-                <w:rFonts w:ascii="Arial" w:hAnsi="Arial" w:cs="Arial"/>
-              </w:rPr>
-            </w:pPr>
-            <w:r>
-              <w:rPr>
-                <w:rFonts w:ascii="Arial" w:hAnsi="Arial" w:cs="Arial"/>
-                <w:color w:val="000000"/>
-              </w:rPr>
-              <w:t>7 - Mensagem de novo cliente cadastrado com sucesso</w:t>
-            </w:r>
-          </w:p>
-        </w:tc>
-        <w:tc>
-          <w:tcPr>
-            <w:tcW w:w="3827" w:type="dxa"/>
-          </w:tcPr>
-          <w:p>
-            <w:pPr>
-              <w:rPr>
-                <w:rFonts w:ascii="Arial" w:hAnsi="Arial" w:cs="Arial"/>
-              </w:rPr>
-            </w:pPr>
-            <w:r>
-              <w:rPr>
-                <w:rFonts w:ascii="Arial" w:hAnsi="Arial" w:cs="Arial"/>
-                <w:color w:val="000000"/>
-              </w:rPr>
-              <w:t>Sistema apresenta mensagem de confirmação de cadastro</w:t>
-            </w:r>
-          </w:p>
-        </w:tc>
-        <w:tc>
-          <w:tcPr>
-            <w:tcW w:w="1701" w:type="dxa"/>
-          </w:tcPr>
-          <w:p>
-            <w:pPr>
-              <w:rPr>
-                <w:rFonts w:ascii="Arial" w:hAnsi="Arial" w:cs="Arial"/>
-              </w:rPr>
-            </w:pPr>
-            <w:r>
-              <w:rPr>
-                <w:rFonts w:ascii="Arial" w:hAnsi="Arial" w:cs="Arial"/>
-                <w:color w:val="000000"/>
-              </w:rPr>
-              <w:t>Sistema</w:t>
-            </w:r>
-          </w:p>
-        </w:tc>
-        <w:tc>
-          <w:tcPr>
-            <w:tcW w:w="2697" w:type="dxa"/>
-          </w:tcPr>
-          <w:p>
-            <w:pPr>
-              <w:rPr>
-                <w:rFonts w:ascii="Arial" w:hAnsi="Arial" w:cs="Arial"/>
-              </w:rPr>
-            </w:pPr>
-            <w:r>
-              <w:rPr>
-                <w:rFonts w:ascii="Arial" w:hAnsi="Arial" w:cs="Arial"/>
-                <w:color w:val="000000"/>
-              </w:rPr>
-              <w:t>Mensagem exibida corretamente</w:t>
-            </w:r>
-          </w:p>
-        </w:tc>
-      </w:tr>
-      <w:tr>
-        <w:tc>
-          <w:tcPr>
-            <w:tcW w:w="2405" w:type="dxa"/>
-          </w:tcPr>
-          <w:p>
-            <w:pPr>
-              <w:rPr>
-                <w:rFonts w:ascii="Arial" w:hAnsi="Arial" w:cs="Arial"/>
-              </w:rPr>
-            </w:pPr>
-            <w:r>
-              <w:rPr>
-                <w:rFonts w:ascii="Arial" w:hAnsi="Arial" w:cs="Arial"/>
-                <w:color w:val="000000"/>
-              </w:rPr>
-              <w:t>8 - Processamento paralelo pós-cadastro</w:t>
-            </w:r>
-          </w:p>
-        </w:tc>
-        <w:tc>
-          <w:tcPr>
-            <w:tcW w:w="3827" w:type="dxa"/>
-          </w:tcPr>
-          <w:p>
-            <w:pPr>
-              <w:rPr>
-                <w:rFonts w:ascii="Arial" w:hAnsi="Arial" w:cs="Arial"/>
-              </w:rPr>
-            </w:pPr>
-            <w:r>
-              <w:rPr>
-                <w:rFonts w:ascii="Arial" w:hAnsi="Arial" w:cs="Arial"/>
-                <w:color w:val="000000"/>
-              </w:rPr>
-              <w:t>Sistema executa processos em paralelo (mensagem e notificação)</w:t>
-            </w:r>
-          </w:p>
-        </w:tc>
-        <w:tc>
-          <w:tcPr>
-            <w:tcW w:w="1701" w:type="dxa"/>
-          </w:tcPr>
-          <w:p>
-            <w:pPr>
-              <w:rPr>
-                <w:rFonts w:ascii="Arial" w:hAnsi="Arial" w:cs="Arial"/>
-              </w:rPr>
-            </w:pPr>
-            <w:r>
-              <w:rPr>
-                <w:rFonts w:ascii="Arial" w:hAnsi="Arial" w:cs="Arial"/>
-                <w:color w:val="000000"/>
-              </w:rPr>
-              <w:t>Sistema</w:t>
-            </w:r>
-          </w:p>
-        </w:tc>
-        <w:tc>
-          <w:tcPr>
-            <w:tcW w:w="2697" w:type="dxa"/>
-          </w:tcPr>
-          <w:p>
-            <w:pPr>
-              <w:rPr>
-                <w:rFonts w:ascii="Arial" w:hAnsi="Arial" w:cs="Arial"/>
-              </w:rPr>
-            </w:pPr>
-            <w:r>
-              <w:rPr>
-                <w:rFonts w:ascii="Arial" w:hAnsi="Arial" w:cs="Arial"/>
-                <w:color w:val="000000"/>
-              </w:rPr>
-              <w:t>Processos executados com sucesso</w:t>
-            </w:r>
-          </w:p>
-        </w:tc>
-      </w:tr>
-      <w:tr>
-        <w:tc>
-          <w:tcPr>
-            <w:tcW w:w="2405" w:type="dxa"/>
-          </w:tcPr>
-          <w:p>
-            <w:pPr>
-              <w:rPr>
-                <w:rFonts w:ascii="Arial" w:hAnsi="Arial" w:cs="Arial"/>
-              </w:rPr>
-            </w:pPr>
-            <w:r>
-              <w:rPr>
-                <w:rFonts w:ascii="Arial" w:hAnsi="Arial" w:cs="Arial"/>
-                <w:color w:val="000000"/>
-              </w:rPr>
-              <w:t>9 - Envio de notificação de acesso ao cliente</w:t>
-            </w:r>
-          </w:p>
-        </w:tc>
-        <w:tc>
-          <w:tcPr>
-            <w:tcW w:w="3827" w:type="dxa"/>
-          </w:tcPr>
-          <w:p>
-            <w:pPr>
-              <w:rPr>
-                <w:rFonts w:ascii="Arial" w:hAnsi="Arial" w:cs="Arial"/>
-              </w:rPr>
-            </w:pPr>
-            <w:r>
-              <w:rPr>
-                <w:rFonts w:ascii="Arial" w:hAnsi="Arial" w:cs="Arial"/>
-                <w:color w:val="000000"/>
-              </w:rPr>
-              <w:t>Sistema envia notificação de acesso ao cliente cadastrado</w:t>
-            </w:r>
-          </w:p>
-        </w:tc>
-        <w:tc>
-          <w:tcPr>
-            <w:tcW w:w="1701" w:type="dxa"/>
-          </w:tcPr>
-          <w:p>
-            <w:pPr>
-              <w:rPr>
-                <w:rFonts w:ascii="Arial" w:hAnsi="Arial" w:cs="Arial"/>
-              </w:rPr>
-            </w:pPr>
-            <w:r>
-              <w:rPr>
-                <w:rFonts w:ascii="Arial" w:hAnsi="Arial" w:cs="Arial"/>
-                <w:color w:val="000000"/>
-              </w:rPr>
-              <w:t>Sistema</w:t>
-            </w:r>
-          </w:p>
-        </w:tc>
-        <w:tc>
-          <w:tcPr>
-            <w:tcW w:w="2697" w:type="dxa"/>
-          </w:tcPr>
-          <w:p>
-            <w:pPr>
-              <w:rPr>
-                <w:rFonts w:ascii="Arial" w:hAnsi="Arial" w:cs="Arial"/>
-              </w:rPr>
-            </w:pPr>
-            <w:r>
-              <w:rPr>
-                <w:rFonts w:ascii="Arial" w:hAnsi="Arial" w:cs="Arial"/>
-                <w:color w:val="000000"/>
-              </w:rPr>
-              <w:t>Notificação enviada corretamente</w:t>
-            </w:r>
-          </w:p>
-        </w:tc>
-      </w:tr>
-      <w:tr>
-        <w:tc>
-          <w:tcPr>
-            <w:tcW w:w="2405" w:type="dxa"/>
-          </w:tcPr>
-          <w:p>
-            <w:pPr>
-              <w:rPr>
-                <w:rFonts w:ascii="Arial" w:hAnsi="Arial" w:cs="Arial"/>
-              </w:rPr>
-            </w:pPr>
-            <w:r>
-              <w:rPr>
-                <w:rFonts w:ascii="Arial" w:hAnsi="Arial" w:cs="Arial"/>
-                <w:color w:val="000000"/>
-              </w:rPr>
-              <w:t>10 - Gateway "Novo Cliente?"</w:t>
-            </w:r>
-          </w:p>
-        </w:tc>
-        <w:tc>
-          <w:tcPr>
-            <w:tcW w:w="3827" w:type="dxa"/>
-          </w:tcPr>
-          <w:p>
-            <w:pPr>
-              <w:rPr>
-                <w:rFonts w:ascii="Arial" w:hAnsi="Arial" w:cs="Arial"/>
-              </w:rPr>
-            </w:pPr>
-            <w:r>
-              <w:rPr>
-                <w:rFonts w:ascii="Arial" w:hAnsi="Arial" w:cs="Arial"/>
-                <w:color w:val="000000"/>
-              </w:rPr>
-              <w:t>Sistema valida decisão de continuar cadastro</w:t>
-            </w:r>
-          </w:p>
-        </w:tc>
-        <w:tc>
-          <w:tcPr>
-            <w:tcW w:w="1701" w:type="dxa"/>
-          </w:tcPr>
-          <w:p>
-            <w:pPr>
-              <w:rPr>
-                <w:rFonts w:ascii="Arial" w:hAnsi="Arial" w:cs="Arial"/>
-              </w:rPr>
-            </w:pPr>
-            <w:r>
-              <w:rPr>
-                <w:rFonts w:ascii="Arial" w:hAnsi="Arial" w:cs="Arial"/>
-                <w:color w:val="000000"/>
-              </w:rPr>
-              <w:t>Contabilidade</w:t>
-            </w:r>
-          </w:p>
-        </w:tc>
-        <w:tc>
-          <w:tcPr>
-            <w:tcW w:w="2697" w:type="dxa"/>
-          </w:tcPr>
-          <w:p>
-            <w:pPr>
-              <w:rPr>
-                <w:rFonts w:ascii="Arial" w:hAnsi="Arial" w:cs="Arial"/>
-              </w:rPr>
-            </w:pPr>
-            <w:r>
-              <w:rPr>
-                <w:rFonts w:ascii="Arial" w:hAnsi="Arial" w:cs="Arial"/>
-                <w:color w:val="000000"/>
-              </w:rPr>
-              <w:t>Decisão apresentada corretamente</w:t>
-            </w:r>
-          </w:p>
-        </w:tc>
-      </w:tr>
-      <w:tr>
-        <w:tc>
-          <w:tcPr>
-            <w:tcW w:w="2405" w:type="dxa"/>
-          </w:tcPr>
-          <w:p>
-            <w:pPr>
-              <w:rPr>
-                <w:rFonts w:ascii="Arial" w:hAnsi="Arial" w:cs="Arial"/>
-              </w:rPr>
-            </w:pPr>
-            <w:r>
-              <w:rPr>
-                <w:rFonts w:ascii="Arial" w:hAnsi="Arial" w:cs="Arial"/>
-                <w:color w:val="000000"/>
-              </w:rPr>
-              <w:t>11 - Fluxo "Sim" – Novo Cliente</w:t>
-            </w:r>
-          </w:p>
-        </w:tc>
-        <w:tc>
-          <w:tcPr>
-            <w:tcW w:w="3827" w:type="dxa"/>
-          </w:tcPr>
-          <w:p>
-            <w:pPr>
-              <w:rPr>
-                <w:rFonts w:ascii="Arial" w:hAnsi="Arial" w:cs="Arial"/>
-              </w:rPr>
-            </w:pPr>
-            <w:r>
-              <w:rPr>
-                <w:rFonts w:ascii="Arial" w:hAnsi="Arial" w:cs="Arial"/>
-                <w:color w:val="000000"/>
-              </w:rPr>
-              <w:t>Usuário opta por cadastrar novo cliente novamente</w:t>
-            </w:r>
-          </w:p>
-        </w:tc>
-        <w:tc>
-          <w:tcPr>
-            <w:tcW w:w="1701" w:type="dxa"/>
-          </w:tcPr>
-          <w:p>
-            <w:pPr>
-              <w:rPr>
-                <w:rFonts w:ascii="Arial" w:hAnsi="Arial" w:cs="Arial"/>
-              </w:rPr>
-            </w:pPr>
-            <w:r>
-              <w:rPr>
-                <w:rFonts w:ascii="Arial" w:hAnsi="Arial" w:cs="Arial"/>
-                <w:color w:val="000000"/>
-              </w:rPr>
-              <w:t>Contabilidade</w:t>
-            </w:r>
-          </w:p>
-        </w:tc>
-        <w:tc>
-          <w:tcPr>
-            <w:tcW w:w="2697" w:type="dxa"/>
-          </w:tcPr>
-          <w:p>
-            <w:pPr>
-              <w:rPr>
-                <w:rFonts w:ascii="Arial" w:hAnsi="Arial" w:cs="Arial"/>
-              </w:rPr>
-            </w:pPr>
-            <w:r>
-              <w:rPr>
-                <w:rFonts w:ascii="Arial" w:hAnsi="Arial" w:cs="Arial"/>
-                <w:color w:val="000000"/>
-              </w:rPr>
-              <w:t>Fluxo retorna ao início do cadastro</w:t>
-            </w:r>
-          </w:p>
-        </w:tc>
-      </w:tr>
-      <w:tr>
-        <w:tc>
-          <w:tcPr>
-            <w:tcW w:w="2405" w:type="dxa"/>
-          </w:tcPr>
-          <w:p>
-            <w:pPr>
-              <w:rPr>
-                <w:rFonts w:ascii="Arial" w:hAnsi="Arial" w:cs="Arial"/>
-              </w:rPr>
-            </w:pPr>
-            <w:r>
-              <w:rPr>
-                <w:rFonts w:ascii="Arial" w:hAnsi="Arial" w:cs="Arial"/>
-                <w:color w:val="000000"/>
-              </w:rPr>
-              <w:t>12 - Fluxo "Não" – Encerramento</w:t>
-            </w:r>
-          </w:p>
-        </w:tc>
-        <w:tc>
-          <w:tcPr>
-            <w:tcW w:w="3827" w:type="dxa"/>
-          </w:tcPr>
-          <w:p>
-            <w:pPr>
-              <w:rPr>
-                <w:rFonts w:ascii="Arial" w:hAnsi="Arial" w:cs="Arial"/>
-              </w:rPr>
-            </w:pPr>
-            <w:r>
-              <w:rPr>
-                <w:rFonts w:ascii="Arial" w:hAnsi="Arial" w:cs="Arial"/>
-                <w:color w:val="000000"/>
-              </w:rPr>
-              <w:t>Usuário opta por encerrar o processo</w:t>
-            </w:r>
-          </w:p>
-        </w:tc>
-        <w:tc>
-          <w:tcPr>
-            <w:tcW w:w="1701" w:type="dxa"/>
-          </w:tcPr>
-          <w:p>
-            <w:pPr>
-              <w:rPr>
-                <w:rFonts w:ascii="Arial" w:hAnsi="Arial" w:cs="Arial"/>
-              </w:rPr>
-            </w:pPr>
-            <w:r>
-              <w:rPr>
-                <w:rFonts w:ascii="Arial" w:hAnsi="Arial" w:cs="Arial"/>
-                <w:color w:val="000000"/>
-              </w:rPr>
-              <w:t>Contabilidade</w:t>
-            </w:r>
-          </w:p>
-        </w:tc>
-        <w:tc>
-          <w:tcPr>
-            <w:tcW w:w="2697" w:type="dxa"/>
-          </w:tcPr>
-          <w:p>
-            <w:pPr>
-              <w:rPr>
-                <w:rFonts w:ascii="Arial" w:hAnsi="Arial" w:cs="Arial"/>
-              </w:rPr>
-            </w:pPr>
-            <w:r>
-              <w:rPr>
-                <w:rFonts w:ascii="Arial" w:hAnsi="Arial" w:cs="Arial"/>
-                <w:color w:val="000000"/>
-              </w:rPr>
-              <w:t>Processo finalizado corretamente</w:t>
-            </w:r>
-          </w:p>
-        </w:tc>
-      </w:tr>
-    </w:tbl>
-    <w:p/>
-    <w:p>
-      <w:pPr>
-        <w:ind w:left="708" w:hanging="708"/>
-        <w:rPr>
-          <w:rFonts w:ascii="Times New Roman" w:eastAsia="Times New Roman" w:hAnsi="Times New Roman" w:cs="Times New Roman"/>
-          <w:sz w:val="24"/>
-          <w:szCs w:val="24"/>
-        </w:rPr>
-      </w:pPr>
-      <w:r>
-        <w:rPr>
-          <w:rFonts w:ascii="Times New Roman" w:eastAsia="Times New Roman" w:hAnsi="Times New Roman" w:cs="Times New Roman"/>
-          <w:b/>
-          <w:bCs/>
-          <w:sz w:val="24"/>
-          <w:szCs w:val="24"/>
-        </w:rPr>
-        <w:t>3.1 – Acesso ao Sistema</w:t>
-      </w:r>
-      <w:r>
-        <w:rPr>
-          <w:rFonts w:ascii="Times New Roman" w:eastAsia="Times New Roman" w:hAnsi="Times New Roman" w:cs="Times New Roman"/>
-          <w:b/>
-          <w:bCs/>
-          <w:sz w:val="24"/>
-          <w:szCs w:val="24"/>
-        </w:rPr>
-        <w:br/>
-      </w:r>
-      <w:r>
-        <w:rPr>
-          <w:rFonts w:ascii="Times New Roman" w:eastAsia="Times New Roman" w:hAnsi="Times New Roman" w:cs="Times New Roman"/>
-          <w:sz w:val="24"/>
-          <w:szCs w:val="24"/>
-        </w:rPr>
-        <w:t>A. Acessar o sistema</w:t>
-      </w:r>
-      <w:r>
-        <w:rPr>
-          <w:rFonts w:ascii="Times New Roman" w:eastAsia="Times New Roman" w:hAnsi="Times New Roman" w:cs="Times New Roman"/>
-          <w:sz w:val="24"/>
-          <w:szCs w:val="24"/>
-        </w:rPr>
-        <w:br/>
-        <w:t xml:space="preserve">B. Validar carregamento dos dados de clientes e documentos do </w:t>
-      </w:r>
-      <w:proofErr w:type="spellStart"/>
-      <w:r>
-        <w:rPr>
-          <w:rFonts w:ascii="Times New Roman" w:eastAsia="Times New Roman" w:hAnsi="Times New Roman" w:cs="Times New Roman"/>
-          <w:sz w:val="24"/>
-          <w:szCs w:val="24"/>
-        </w:rPr>
-        <w:t>tenant</w:t>
-      </w:r>
-      <w:proofErr w:type="spellEnd"/>
-    </w:p>
-    <w:p>
-      <w:pPr>
-        <w:ind w:left="708" w:hanging="708"/>
-        <w:rPr>
-          <w:rFonts w:ascii="Times New Roman" w:eastAsia="Times New Roman" w:hAnsi="Times New Roman" w:cs="Times New Roman"/>
-          <w:sz w:val="24"/>
-          <w:szCs w:val="24"/>
-        </w:rPr>
-      </w:pPr>
-      <w:r>
-        <w:rPr>
-          <w:rFonts w:ascii="Times New Roman" w:eastAsia="Times New Roman" w:hAnsi="Times New Roman" w:cs="Times New Roman"/>
-          <w:b/>
-          <w:bCs/>
-          <w:sz w:val="24"/>
-          <w:szCs w:val="24"/>
-        </w:rPr>
-        <w:t>3.</w:t>
-      </w:r>
-      <w:r>
-        <w:rPr>
-          <w:rFonts w:ascii="Times New Roman" w:eastAsia="Times New Roman" w:hAnsi="Times New Roman" w:cs="Times New Roman"/>
-          <w:b/>
-          <w:bCs/>
-          <w:sz w:val="24"/>
-          <w:szCs w:val="24"/>
-        </w:rPr>
-        <w:t>3</w:t>
-      </w:r>
-      <w:r>
-        <w:rPr>
-          <w:rFonts w:ascii="Times New Roman" w:eastAsia="Times New Roman" w:hAnsi="Times New Roman" w:cs="Times New Roman"/>
-          <w:b/>
-          <w:bCs/>
-          <w:sz w:val="24"/>
-          <w:szCs w:val="24"/>
-        </w:rPr>
-        <w:t xml:space="preserve"> – Acesso a funcionalidade de Clientes</w:t>
-      </w:r>
-      <w:r>
-        <w:rPr>
-          <w:rFonts w:ascii="Times New Roman" w:eastAsia="Times New Roman" w:hAnsi="Times New Roman" w:cs="Times New Roman"/>
-          <w:b/>
-          <w:bCs/>
-          <w:sz w:val="24"/>
-          <w:szCs w:val="24"/>
-        </w:rPr>
-        <w:br/>
-      </w:r>
-      <w:r>
-        <w:rPr>
-          <w:rFonts w:ascii="Times New Roman" w:eastAsia="Times New Roman" w:hAnsi="Times New Roman" w:cs="Times New Roman"/>
-          <w:sz w:val="24"/>
-          <w:szCs w:val="24"/>
-        </w:rPr>
-        <w:t>A. Acessar o menu de clientes</w:t>
-      </w:r>
-      <w:r>
-        <w:rPr>
-          <w:rFonts w:ascii="Times New Roman" w:eastAsia="Times New Roman" w:hAnsi="Times New Roman" w:cs="Times New Roman"/>
-          <w:sz w:val="24"/>
-          <w:szCs w:val="24"/>
-        </w:rPr>
-        <w:br/>
-        <w:t>B. Validar exibição da funcionalidade</w:t>
-      </w:r>
-    </w:p>
-    <w:p>
-      <w:pPr>
-        <w:ind w:left="708" w:hanging="708"/>
-        <w:rPr>
-          <w:rFonts w:ascii="Times New Roman" w:eastAsia="Times New Roman" w:hAnsi="Times New Roman" w:cs="Times New Roman"/>
-          <w:sz w:val="24"/>
-          <w:szCs w:val="24"/>
-        </w:rPr>
-      </w:pPr>
-      <w:r>
-        <w:rPr>
-          <w:rFonts w:ascii="Times New Roman" w:eastAsia="Times New Roman" w:hAnsi="Times New Roman" w:cs="Times New Roman"/>
-          <w:b/>
-          <w:bCs/>
-          <w:sz w:val="24"/>
-          <w:szCs w:val="24"/>
-        </w:rPr>
-        <w:t>3.</w:t>
-      </w:r>
-      <w:r>
-        <w:rPr>
-          <w:rFonts w:ascii="Times New Roman" w:eastAsia="Times New Roman" w:hAnsi="Times New Roman" w:cs="Times New Roman"/>
-          <w:b/>
-          <w:bCs/>
-          <w:sz w:val="24"/>
-          <w:szCs w:val="24"/>
-        </w:rPr>
-        <w:t>4</w:t>
-      </w:r>
-      <w:r>
-        <w:rPr>
-          <w:rFonts w:ascii="Times New Roman" w:eastAsia="Times New Roman" w:hAnsi="Times New Roman" w:cs="Times New Roman"/>
-          <w:b/>
-          <w:bCs/>
-          <w:sz w:val="24"/>
-          <w:szCs w:val="24"/>
-        </w:rPr>
-        <w:t xml:space="preserve"> – Acionamento do Botão de "Novo Cliente"</w:t>
-      </w:r>
-      <w:r>
-        <w:rPr>
-          <w:rFonts w:ascii="Times New Roman" w:eastAsia="Times New Roman" w:hAnsi="Times New Roman" w:cs="Times New Roman"/>
-          <w:b/>
-          <w:bCs/>
-          <w:sz w:val="24"/>
-          <w:szCs w:val="24"/>
-        </w:rPr>
-        <w:br/>
-      </w:r>
-      <w:r>
-        <w:rPr>
-          <w:rFonts w:ascii="Times New Roman" w:eastAsia="Times New Roman" w:hAnsi="Times New Roman" w:cs="Times New Roman"/>
-          <w:sz w:val="24"/>
-          <w:szCs w:val="24"/>
-        </w:rPr>
-        <w:t>A. Clicar no botão "Novo Cliente"</w:t>
-      </w:r>
-      <w:r>
-        <w:rPr>
-          <w:rFonts w:ascii="Times New Roman" w:eastAsia="Times New Roman" w:hAnsi="Times New Roman" w:cs="Times New Roman"/>
-          <w:sz w:val="24"/>
-          <w:szCs w:val="24"/>
-        </w:rPr>
-        <w:br/>
-        <w:t>B. Validar abertura do formulário de cadastro</w:t>
-      </w:r>
-    </w:p>
-    <w:p>
-      <w:pPr>
-        <w:ind w:left="708" w:hanging="708"/>
-        <w:rPr>
-          <w:rFonts w:ascii="Times New Roman" w:eastAsia="Times New Roman" w:hAnsi="Times New Roman" w:cs="Times New Roman"/>
-          <w:sz w:val="24"/>
-          <w:szCs w:val="24"/>
-        </w:rPr>
-      </w:pPr>
-      <w:r>
-        <w:rPr>
-          <w:rFonts w:ascii="Times New Roman" w:eastAsia="Times New Roman" w:hAnsi="Times New Roman" w:cs="Times New Roman"/>
-          <w:b/>
-          <w:bCs/>
-          <w:sz w:val="24"/>
-          <w:szCs w:val="24"/>
-        </w:rPr>
-        <w:lastRenderedPageBreak/>
-        <w:t>3.</w:t>
-      </w:r>
-      <w:r>
-        <w:rPr>
-          <w:rFonts w:ascii="Times New Roman" w:eastAsia="Times New Roman" w:hAnsi="Times New Roman" w:cs="Times New Roman"/>
-          <w:b/>
-          <w:bCs/>
-          <w:sz w:val="24"/>
-          <w:szCs w:val="24"/>
-        </w:rPr>
-        <w:t>5</w:t>
-      </w:r>
-      <w:r>
-        <w:rPr>
-          <w:rFonts w:ascii="Times New Roman" w:eastAsia="Times New Roman" w:hAnsi="Times New Roman" w:cs="Times New Roman"/>
-          <w:b/>
-          <w:bCs/>
-          <w:sz w:val="24"/>
-          <w:szCs w:val="24"/>
-        </w:rPr>
-        <w:t xml:space="preserve"> – Preenchimento dos dados de Cliente</w:t>
-      </w:r>
-      <w:r>
-        <w:rPr>
-          <w:rFonts w:ascii="Times New Roman" w:eastAsia="Times New Roman" w:hAnsi="Times New Roman" w:cs="Times New Roman"/>
-          <w:b/>
-          <w:bCs/>
-          <w:sz w:val="24"/>
-          <w:szCs w:val="24"/>
-        </w:rPr>
-        <w:br/>
-      </w:r>
-      <w:r>
-        <w:rPr>
-          <w:rFonts w:ascii="Times New Roman" w:eastAsia="Times New Roman" w:hAnsi="Times New Roman" w:cs="Times New Roman"/>
-          <w:sz w:val="24"/>
-          <w:szCs w:val="24"/>
-        </w:rPr>
-        <w:t>A. Inserir os dados obrigatórios do cliente</w:t>
-      </w:r>
-      <w:r>
-        <w:rPr>
-          <w:rFonts w:ascii="Times New Roman" w:eastAsia="Times New Roman" w:hAnsi="Times New Roman" w:cs="Times New Roman"/>
-          <w:sz w:val="24"/>
-          <w:szCs w:val="24"/>
-        </w:rPr>
-        <w:br/>
-        <w:t>B. Validar consistência e obrigatoriedade dos campos</w:t>
-      </w:r>
-    </w:p>
-    <w:p>
-      <w:pPr>
-        <w:ind w:left="708" w:hanging="708"/>
-        <w:rPr>
-          <w:rFonts w:ascii="Times New Roman" w:eastAsia="Times New Roman" w:hAnsi="Times New Roman" w:cs="Times New Roman"/>
-          <w:sz w:val="24"/>
-          <w:szCs w:val="24"/>
-        </w:rPr>
-      </w:pPr>
-      <w:r>
-        <w:rPr>
-          <w:rFonts w:ascii="Times New Roman" w:eastAsia="Times New Roman" w:hAnsi="Times New Roman" w:cs="Times New Roman"/>
-          <w:b/>
-          <w:bCs/>
-          <w:sz w:val="24"/>
-          <w:szCs w:val="24"/>
-        </w:rPr>
-        <w:t>3.</w:t>
-      </w:r>
-      <w:r>
-        <w:rPr>
-          <w:rFonts w:ascii="Times New Roman" w:eastAsia="Times New Roman" w:hAnsi="Times New Roman" w:cs="Times New Roman"/>
-          <w:b/>
-          <w:bCs/>
-          <w:sz w:val="24"/>
-          <w:szCs w:val="24"/>
-        </w:rPr>
-        <w:t>6</w:t>
-      </w:r>
-      <w:r>
-        <w:rPr>
-          <w:rFonts w:ascii="Times New Roman" w:eastAsia="Times New Roman" w:hAnsi="Times New Roman" w:cs="Times New Roman"/>
-          <w:b/>
-          <w:bCs/>
-          <w:sz w:val="24"/>
-          <w:szCs w:val="24"/>
-        </w:rPr>
-        <w:t xml:space="preserve"> – Gravação dos dados de cliente na base do </w:t>
-      </w:r>
-      <w:proofErr w:type="spellStart"/>
-      <w:r>
-        <w:rPr>
-          <w:rFonts w:ascii="Times New Roman" w:eastAsia="Times New Roman" w:hAnsi="Times New Roman" w:cs="Times New Roman"/>
-          <w:b/>
-          <w:bCs/>
-          <w:sz w:val="24"/>
-          <w:szCs w:val="24"/>
-        </w:rPr>
-        <w:t>tenant</w:t>
-      </w:r>
-      <w:proofErr w:type="spellEnd"/>
-      <w:r>
-        <w:rPr>
-          <w:rFonts w:ascii="Times New Roman" w:eastAsia="Times New Roman" w:hAnsi="Times New Roman" w:cs="Times New Roman"/>
-          <w:b/>
-          <w:bCs/>
-          <w:sz w:val="24"/>
-          <w:szCs w:val="24"/>
-        </w:rPr>
-        <w:t xml:space="preserve"> da contabilidade</w:t>
-      </w:r>
-      <w:r>
-        <w:rPr>
-          <w:rFonts w:ascii="Times New Roman" w:eastAsia="Times New Roman" w:hAnsi="Times New Roman" w:cs="Times New Roman"/>
-          <w:b/>
-          <w:bCs/>
-          <w:sz w:val="24"/>
-          <w:szCs w:val="24"/>
-        </w:rPr>
-        <w:br/>
-      </w:r>
-      <w:r>
-        <w:rPr>
-          <w:rFonts w:ascii="Times New Roman" w:eastAsia="Times New Roman" w:hAnsi="Times New Roman" w:cs="Times New Roman"/>
-          <w:sz w:val="24"/>
-          <w:szCs w:val="24"/>
-        </w:rPr>
-        <w:t>A. Submeter o cadastro</w:t>
-      </w:r>
-      <w:r>
-        <w:rPr>
-          <w:rFonts w:ascii="Times New Roman" w:eastAsia="Times New Roman" w:hAnsi="Times New Roman" w:cs="Times New Roman"/>
-          <w:sz w:val="24"/>
-          <w:szCs w:val="24"/>
-        </w:rPr>
-        <w:br/>
-        <w:t>B. Validar gravação dos dados na base</w:t>
-      </w:r>
-    </w:p>
-    <w:p>
-      <w:pPr>
-        <w:ind w:left="708" w:hanging="708"/>
-        <w:rPr>
-          <w:rFonts w:ascii="Times New Roman" w:eastAsia="Times New Roman" w:hAnsi="Times New Roman" w:cs="Times New Roman"/>
-          <w:sz w:val="24"/>
-          <w:szCs w:val="24"/>
-        </w:rPr>
-      </w:pPr>
-      <w:r>
-        <w:rPr>
-          <w:rFonts w:ascii="Times New Roman" w:eastAsia="Times New Roman" w:hAnsi="Times New Roman" w:cs="Times New Roman"/>
-          <w:b/>
-          <w:bCs/>
-          <w:sz w:val="24"/>
-          <w:szCs w:val="24"/>
-        </w:rPr>
-        <w:t>3.</w:t>
-      </w:r>
-      <w:r>
-        <w:rPr>
-          <w:rFonts w:ascii="Times New Roman" w:eastAsia="Times New Roman" w:hAnsi="Times New Roman" w:cs="Times New Roman"/>
-          <w:b/>
-          <w:bCs/>
-          <w:sz w:val="24"/>
-          <w:szCs w:val="24"/>
-        </w:rPr>
-        <w:t>7</w:t>
-      </w:r>
-      <w:r>
-        <w:rPr>
-          <w:rFonts w:ascii="Times New Roman" w:eastAsia="Times New Roman" w:hAnsi="Times New Roman" w:cs="Times New Roman"/>
-          <w:b/>
-          <w:bCs/>
-          <w:sz w:val="24"/>
-          <w:szCs w:val="24"/>
-        </w:rPr>
-        <w:t xml:space="preserve"> – Mensagem de novo cliente cadastrado com sucesso</w:t>
-      </w:r>
-      <w:r>
-        <w:rPr>
-          <w:rFonts w:ascii="Times New Roman" w:eastAsia="Times New Roman" w:hAnsi="Times New Roman" w:cs="Times New Roman"/>
-          <w:b/>
-          <w:bCs/>
-          <w:sz w:val="24"/>
-          <w:szCs w:val="24"/>
-        </w:rPr>
-        <w:br/>
-      </w:r>
-      <w:r>
-        <w:rPr>
-          <w:rFonts w:ascii="Times New Roman" w:eastAsia="Times New Roman" w:hAnsi="Times New Roman" w:cs="Times New Roman"/>
-          <w:sz w:val="24"/>
-          <w:szCs w:val="24"/>
-        </w:rPr>
-        <w:t>A. Após a gravação dos dados</w:t>
-      </w:r>
-      <w:r>
-        <w:rPr>
-          <w:rFonts w:ascii="Times New Roman" w:eastAsia="Times New Roman" w:hAnsi="Times New Roman" w:cs="Times New Roman"/>
-          <w:sz w:val="24"/>
-          <w:szCs w:val="24"/>
-        </w:rPr>
-        <w:br/>
-        <w:t>B. Validar exibição da mensagem de sucesso</w:t>
-      </w:r>
-    </w:p>
-    <w:p>
-      <w:pPr>
-        <w:ind w:left="708" w:hanging="708"/>
-        <w:rPr>
-          <w:rFonts w:ascii="Times New Roman" w:eastAsia="Times New Roman" w:hAnsi="Times New Roman" w:cs="Times New Roman"/>
-          <w:sz w:val="24"/>
-          <w:szCs w:val="24"/>
-        </w:rPr>
-      </w:pPr>
-      <w:r>
-        <w:rPr>
-          <w:rFonts w:ascii="Times New Roman" w:eastAsia="Times New Roman" w:hAnsi="Times New Roman" w:cs="Times New Roman"/>
-          <w:b/>
-          <w:bCs/>
-          <w:sz w:val="24"/>
-          <w:szCs w:val="24"/>
-        </w:rPr>
-        <w:t>3.</w:t>
-      </w:r>
-      <w:r>
-        <w:rPr>
-          <w:rFonts w:ascii="Times New Roman" w:eastAsia="Times New Roman" w:hAnsi="Times New Roman" w:cs="Times New Roman"/>
-          <w:b/>
-          <w:bCs/>
-          <w:sz w:val="24"/>
-          <w:szCs w:val="24"/>
-        </w:rPr>
-        <w:t>9</w:t>
-      </w:r>
-      <w:r>
-        <w:rPr>
-          <w:rFonts w:ascii="Times New Roman" w:eastAsia="Times New Roman" w:hAnsi="Times New Roman" w:cs="Times New Roman"/>
-          <w:b/>
-          <w:bCs/>
-          <w:sz w:val="24"/>
-          <w:szCs w:val="24"/>
-        </w:rPr>
-        <w:t>– Envio de notificação de acesso ao cliente</w:t>
-      </w:r>
-      <w:r>
-        <w:rPr>
-          <w:rFonts w:ascii="Times New Roman" w:eastAsia="Times New Roman" w:hAnsi="Times New Roman" w:cs="Times New Roman"/>
-          <w:b/>
-          <w:bCs/>
-          <w:sz w:val="24"/>
-          <w:szCs w:val="24"/>
-        </w:rPr>
-        <w:br/>
-      </w:r>
-      <w:r>
-        <w:rPr>
-          <w:rFonts w:ascii="Times New Roman" w:eastAsia="Times New Roman" w:hAnsi="Times New Roman" w:cs="Times New Roman"/>
-          <w:sz w:val="24"/>
-          <w:szCs w:val="24"/>
-        </w:rPr>
-        <w:t>A. Após o cadastro do cliente</w:t>
-      </w:r>
-      <w:r>
-        <w:rPr>
-          <w:rFonts w:ascii="Times New Roman" w:eastAsia="Times New Roman" w:hAnsi="Times New Roman" w:cs="Times New Roman"/>
-          <w:sz w:val="24"/>
-          <w:szCs w:val="24"/>
-        </w:rPr>
-        <w:br/>
-        <w:t>B. Validar envio da notificação de acesso</w:t>
-      </w:r>
-    </w:p>
-    <w:p>
-      <w:pPr>
-        <w:ind w:left="708" w:hanging="708"/>
-        <w:rPr>
-          <w:rFonts w:ascii="Times New Roman" w:eastAsia="Times New Roman" w:hAnsi="Times New Roman" w:cs="Times New Roman"/>
-          <w:b/>
-          <w:bCs/>
-          <w:sz w:val="24"/>
-          <w:szCs w:val="24"/>
-        </w:rPr>
-      </w:pPr>
-      <w:r>
-        <w:rPr>
-          <w:rFonts w:ascii="Times New Roman" w:eastAsia="Times New Roman" w:hAnsi="Times New Roman" w:cs="Times New Roman"/>
-          <w:b/>
-          <w:bCs/>
-          <w:sz w:val="24"/>
-          <w:szCs w:val="24"/>
-        </w:rPr>
-        <w:t>3.</w:t>
-      </w:r>
-      <w:r>
-        <w:rPr>
-          <w:rFonts w:ascii="Times New Roman" w:eastAsia="Times New Roman" w:hAnsi="Times New Roman" w:cs="Times New Roman"/>
-          <w:b/>
-          <w:bCs/>
-          <w:sz w:val="24"/>
-          <w:szCs w:val="24"/>
-        </w:rPr>
-        <w:t>10</w:t>
-      </w:r>
-      <w:r>
-        <w:rPr>
-          <w:rFonts w:ascii="Times New Roman" w:eastAsia="Times New Roman" w:hAnsi="Times New Roman" w:cs="Times New Roman"/>
-          <w:b/>
-          <w:bCs/>
-          <w:sz w:val="24"/>
-          <w:szCs w:val="24"/>
-        </w:rPr>
-        <w:t xml:space="preserve"> – Gateway "Novo Cliente?"</w:t>
-      </w:r>
-    </w:p>
-    <w:p>
-      <w:pPr>
-        <w:ind w:left="708"/>
-        <w:rPr>
-          <w:rFonts w:ascii="Times New Roman" w:eastAsia="Times New Roman" w:hAnsi="Times New Roman" w:cs="Times New Roman"/>
-          <w:sz w:val="24"/>
-          <w:szCs w:val="24"/>
-        </w:rPr>
-      </w:pPr>
-      <w:r>
-        <w:rPr>
-          <w:rFonts w:ascii="Times New Roman" w:eastAsia="Times New Roman" w:hAnsi="Times New Roman" w:cs="Times New Roman"/>
-          <w:b/>
-          <w:bCs/>
-          <w:sz w:val="24"/>
-          <w:szCs w:val="24"/>
-        </w:rPr>
-        <w:t>Fluxo Sim:</w:t>
-      </w:r>
-      <w:r>
-        <w:rPr>
-          <w:rFonts w:ascii="Times New Roman" w:eastAsia="Times New Roman" w:hAnsi="Times New Roman" w:cs="Times New Roman"/>
-          <w:b/>
-          <w:bCs/>
-          <w:sz w:val="24"/>
-          <w:szCs w:val="24"/>
-        </w:rPr>
-        <w:br/>
-      </w:r>
-      <w:r>
-        <w:rPr>
-          <w:rFonts w:ascii="Times New Roman" w:eastAsia="Times New Roman" w:hAnsi="Times New Roman" w:cs="Times New Roman"/>
-          <w:sz w:val="24"/>
-          <w:szCs w:val="24"/>
-        </w:rPr>
-        <w:t>A. Selecionar a opção "Sim"</w:t>
-      </w:r>
-      <w:r>
-        <w:rPr>
-          <w:rFonts w:ascii="Times New Roman" w:eastAsia="Times New Roman" w:hAnsi="Times New Roman" w:cs="Times New Roman"/>
-          <w:sz w:val="24"/>
-          <w:szCs w:val="24"/>
-        </w:rPr>
-        <w:br/>
-        <w:t>B. Validar retorno ao passo "Acionamento do Botão de Novo Cliente"</w:t>
-      </w:r>
-    </w:p>
-    <w:p>
-      <w:pPr>
-        <w:ind w:left="708"/>
-        <w:rPr>
-          <w:rFonts w:ascii="Times New Roman" w:eastAsia="Times New Roman" w:hAnsi="Times New Roman" w:cs="Times New Roman"/>
-          <w:sz w:val="24"/>
-          <w:szCs w:val="24"/>
-        </w:rPr>
-      </w:pPr>
-      <w:r>
-        <w:rPr>
-          <w:rFonts w:ascii="Times New Roman" w:eastAsia="Times New Roman" w:hAnsi="Times New Roman" w:cs="Times New Roman"/>
-          <w:b/>
-          <w:bCs/>
-          <w:sz w:val="24"/>
-          <w:szCs w:val="24"/>
-        </w:rPr>
-        <w:t>Fluxo Não:</w:t>
-      </w:r>
-      <w:r>
-        <w:rPr>
-          <w:rFonts w:ascii="Times New Roman" w:eastAsia="Times New Roman" w:hAnsi="Times New Roman" w:cs="Times New Roman"/>
-          <w:b/>
-          <w:bCs/>
-          <w:sz w:val="24"/>
-          <w:szCs w:val="24"/>
-        </w:rPr>
-        <w:br/>
-      </w:r>
-      <w:r>
-        <w:rPr>
-          <w:rFonts w:ascii="Times New Roman" w:eastAsia="Times New Roman" w:hAnsi="Times New Roman" w:cs="Times New Roman"/>
-          <w:sz w:val="24"/>
-          <w:szCs w:val="24"/>
-        </w:rPr>
-        <w:t>C. Selecionar a opção "Não"</w:t>
-      </w:r>
-      <w:r>
-        <w:rPr>
-          <w:rFonts w:ascii="Times New Roman" w:eastAsia="Times New Roman" w:hAnsi="Times New Roman" w:cs="Times New Roman"/>
-          <w:sz w:val="24"/>
-          <w:szCs w:val="24"/>
-        </w:rPr>
-        <w:br/>
-        <w:t>D. Validar encerramento do processo</w:t>
-      </w:r>
-    </w:p>
-    <w:p>
-      <w:pPr>
-        <w:rPr>
-          <w:rFonts w:ascii="Times New Roman" w:eastAsia="Times New Roman" w:hAnsi="Times New Roman" w:cs="Times New Roman"/>
-          <w:b/>
-          <w:bCs/>
-          <w:sz w:val="28"/>
-          <w:szCs w:val="28"/>
-        </w:rPr>
-      </w:pPr>
-    </w:p>
-    <w:p>
-      <w:pPr>
-        <w:rPr>
-          <w:rFonts w:ascii="Times New Roman" w:eastAsia="Times New Roman" w:hAnsi="Times New Roman" w:cs="Times New Roman"/>
-          <w:b/>
-          <w:bCs/>
-          <w:sz w:val="28"/>
-          <w:szCs w:val="28"/>
-        </w:rPr>
-      </w:pPr>
-    </w:p>
-    <w:p>
-      <w:pPr>
-        <w:rPr>
-          <w:rFonts w:ascii="Times New Roman" w:eastAsia="Times New Roman" w:hAnsi="Times New Roman" w:cs="Times New Roman"/>
-          <w:b/>
-          <w:bCs/>
-          <w:sz w:val="28"/>
-          <w:szCs w:val="28"/>
-        </w:rPr>
-      </w:pPr>
-    </w:p>
-    <w:p>
-      <w:pPr>
-        <w:rPr>
-          <w:rFonts w:ascii="Times New Roman" w:eastAsia="Times New Roman" w:hAnsi="Times New Roman" w:cs="Times New Roman"/>
-          <w:b/>
-          <w:bCs/>
-          <w:sz w:val="28"/>
-          <w:szCs w:val="28"/>
-        </w:rPr>
-      </w:pPr>
-    </w:p>
-    <w:p>
-      <w:pPr>
-        <w:rPr>
-          <w:rFonts w:ascii="Times New Roman" w:eastAsia="Times New Roman" w:hAnsi="Times New Roman" w:cs="Times New Roman"/>
-          <w:b/>
-          <w:bCs/>
-          <w:sz w:val="28"/>
-          <w:szCs w:val="28"/>
-        </w:rPr>
-      </w:pPr>
-    </w:p>
-    <w:p>
-      <w:pPr>
-        <w:rPr>
-          <w:rFonts w:ascii="Times New Roman" w:eastAsia="Times New Roman" w:hAnsi="Times New Roman" w:cs="Times New Roman"/>
-          <w:b/>
-          <w:bCs/>
-          <w:sz w:val="28"/>
-          <w:szCs w:val="28"/>
-        </w:rPr>
-      </w:pPr>
-    </w:p>
-    <w:p>
-      <w:pPr>
-        <w:rPr>
-          <w:rFonts w:ascii="Times New Roman" w:eastAsia="Times New Roman" w:hAnsi="Times New Roman" w:cs="Times New Roman"/>
-          <w:b/>
-          <w:bCs/>
-          <w:sz w:val="28"/>
-          <w:szCs w:val="28"/>
-        </w:rPr>
-      </w:pPr>
-    </w:p>
-    <w:p>
-      <w:pPr>
-        <w:rPr>
-          <w:rFonts w:ascii="Times New Roman" w:eastAsia="Times New Roman" w:hAnsi="Times New Roman" w:cs="Times New Roman"/>
-          <w:b/>
-          <w:bCs/>
-          <w:sz w:val="28"/>
-          <w:szCs w:val="28"/>
-        </w:rPr>
-      </w:pPr>
-    </w:p>
-    <w:p>
-      <w:pPr>
-        <w:rPr>
-          <w:rFonts w:ascii="Times New Roman" w:eastAsia="Times New Roman" w:hAnsi="Times New Roman" w:cs="Times New Roman"/>
-          <w:b/>
-          <w:bCs/>
-          <w:sz w:val="28"/>
-          <w:szCs w:val="28"/>
-        </w:rPr>
-      </w:pPr>
-    </w:p>
-    <w:p>
-      <w:pPr>
-        <w:rPr>
-          <w:rFonts w:ascii="Times New Roman" w:eastAsia="Times New Roman" w:hAnsi="Times New Roman" w:cs="Times New Roman"/>
-          <w:b/>
-          <w:bCs/>
-          <w:sz w:val="28"/>
-          <w:szCs w:val="28"/>
-        </w:rPr>
-      </w:pPr>
-    </w:p>
-    <w:p>
-      <w:pPr>
-        <w:rPr>
-          <w:rFonts w:ascii="Times New Roman" w:eastAsia="Times New Roman" w:hAnsi="Times New Roman" w:cs="Times New Roman"/>
-          <w:b/>
-          <w:bCs/>
-          <w:sz w:val="28"/>
-          <w:szCs w:val="28"/>
-        </w:rPr>
-      </w:pPr>
-    </w:p>
-    <w:p>
-      <w:pPr>
-        <w:jc w:val="both"/>
-        <w:rPr>
-          <w:rFonts w:ascii="Times New Roman" w:hAnsi="Times New Roman" w:cs="Times New Roman"/>
-          <w:b/>
-          <w:bCs/>
-          <w:sz w:val="28"/>
-          <w:szCs w:val="28"/>
-        </w:rPr>
-      </w:pPr>
-      <w:r>
-        <w:rPr>
-          <w:rFonts w:ascii="Times New Roman" w:eastAsia="Times New Roman" w:hAnsi="Times New Roman" w:cs="Times New Roman"/>
-          <w:b/>
-          <w:bCs/>
-          <w:sz w:val="28"/>
-          <w:szCs w:val="28"/>
-        </w:rPr>
-        <w:lastRenderedPageBreak/>
-        <w:t>4</w:t>
-      </w:r>
-      <w:r>
-        <w:rPr>
-          <w:rFonts w:ascii="Times New Roman" w:eastAsia="Times New Roman" w:hAnsi="Times New Roman" w:cs="Times New Roman"/>
-          <w:b/>
-          <w:bCs/>
-          <w:sz w:val="28"/>
-          <w:szCs w:val="28"/>
-        </w:rPr>
-        <w:t xml:space="preserve"> – Função de Cadastro de </w:t>
-      </w:r>
-      <w:r>
-        <w:rPr>
-          <w:rFonts w:ascii="Times New Roman" w:eastAsia="Times New Roman" w:hAnsi="Times New Roman" w:cs="Times New Roman"/>
-          <w:b/>
-          <w:bCs/>
-          <w:sz w:val="28"/>
-          <w:szCs w:val="28"/>
-        </w:rPr>
-        <w:t>Documentação</w:t>
       </w:r>
     </w:p>
     <w:tbl>
@@ -3886,7 +2092,8 @@
             </w:pPr>
             <w:r>
               <w:rPr>
-                <w:rFonts w:ascii="Arial" w:eastAsia="Arial" w:hAnsi="Arial" w:cs="Arial"/>
+                <w:rFonts w:ascii="Arial" w:hAnsi="Arial" w:cs="Arial"/>
+                <w:color w:val="000000"/>
               </w:rPr>
               <w:t>1 - Acesso ao Sistema</w:t>
             </w:r>
@@ -3904,7 +2111,8 @@
             </w:pPr>
             <w:r>
               <w:rPr>
-                <w:rFonts w:ascii="Arial" w:eastAsia="Arial" w:hAnsi="Arial" w:cs="Arial"/>
+                <w:rFonts w:ascii="Arial" w:hAnsi="Arial" w:cs="Arial"/>
+                <w:color w:val="000000"/>
               </w:rPr>
               <w:t>Usuário realiza acesso ao sistema</w:t>
             </w:r>
@@ -3922,7 +2130,8 @@
             </w:pPr>
             <w:r>
               <w:rPr>
-                <w:rFonts w:ascii="Arial" w:eastAsia="Arial" w:hAnsi="Arial" w:cs="Arial"/>
+                <w:rFonts w:ascii="Arial" w:hAnsi="Arial" w:cs="Arial"/>
+                <w:color w:val="000000"/>
               </w:rPr>
               <w:t>Contabilidade</w:t>
             </w:r>
@@ -3940,7 +2149,8 @@
             </w:pPr>
             <w:r>
               <w:rPr>
-                <w:rFonts w:ascii="Arial" w:eastAsia="Arial" w:hAnsi="Arial" w:cs="Arial"/>
+                <w:rFonts w:ascii="Arial" w:hAnsi="Arial" w:cs="Arial"/>
+                <w:color w:val="000000"/>
               </w:rPr>
               <w:t>Sistema acessado com sucesso e sessão iniciada</w:t>
             </w:r>
@@ -3960,18 +2170,11 @@
             </w:pPr>
             <w:r>
               <w:rPr>
-                <w:rFonts w:ascii="Arial" w:eastAsia="Arial" w:hAnsi="Arial" w:cs="Arial"/>
-              </w:rPr>
-              <w:t xml:space="preserve">2 - Carregamento dos Dados de Clientes e Documentos do </w:t>
-            </w:r>
-            <w:proofErr w:type="spellStart"/>
-            <w:r>
-              <w:rPr>
-                <w:rFonts w:ascii="Arial" w:eastAsia="Arial" w:hAnsi="Arial" w:cs="Arial"/>
-              </w:rPr>
-              <w:t>Tenant</w:t>
-            </w:r>
-            <w:proofErr w:type="spellEnd"/>
+                <w:rFonts w:ascii="Arial" w:hAnsi="Arial" w:cs="Arial"/>
+                <w:color w:val="000000"/>
+              </w:rPr>
+              <w:t>2 - Carregamento dos Dados de Clientes e Documentos do Tenant</w:t>
+            </w:r>
           </w:p>
         </w:tc>
         <w:tc>
@@ -3986,7 +2189,8 @@
             </w:pPr>
             <w:r>
               <w:rPr>
-                <w:rFonts w:ascii="Arial" w:eastAsia="Arial" w:hAnsi="Arial" w:cs="Arial"/>
+                <w:rFonts w:ascii="Arial" w:hAnsi="Arial" w:cs="Arial"/>
+                <w:color w:val="000000"/>
               </w:rPr>
               <w:t>Sistema realiza carregamento automático dos dados iniciais</w:t>
             </w:r>
@@ -4004,7 +2208,8 @@
             </w:pPr>
             <w:r>
               <w:rPr>
-                <w:rFonts w:ascii="Arial" w:eastAsia="Arial" w:hAnsi="Arial" w:cs="Arial"/>
+                <w:rFonts w:ascii="Arial" w:hAnsi="Arial" w:cs="Arial"/>
+                <w:color w:val="000000"/>
               </w:rPr>
               <w:t>Sistema</w:t>
             </w:r>
@@ -4022,7 +2227,8 @@
             </w:pPr>
             <w:r>
               <w:rPr>
-                <w:rFonts w:ascii="Arial" w:eastAsia="Arial" w:hAnsi="Arial" w:cs="Arial"/>
+                <w:rFonts w:ascii="Arial" w:hAnsi="Arial" w:cs="Arial"/>
+                <w:color w:val="000000"/>
               </w:rPr>
               <w:t>Dados carregados corretamente sem erro</w:t>
             </w:r>
@@ -4042,9 +2248,10 @@
             </w:pPr>
             <w:r>
               <w:rPr>
-                <w:rFonts w:ascii="Arial" w:eastAsia="Arial" w:hAnsi="Arial" w:cs="Arial"/>
-              </w:rPr>
-              <w:t>3 - Acesso a funcionalidade de documentos</w:t>
+                <w:rFonts w:ascii="Arial" w:hAnsi="Arial" w:cs="Arial"/>
+                <w:color w:val="000000"/>
+              </w:rPr>
+              <w:t>3 - Acesso a funcionalidade de Clientes</w:t>
             </w:r>
           </w:p>
         </w:tc>
@@ -4060,9 +2267,10 @@
             </w:pPr>
             <w:r>
               <w:rPr>
-                <w:rFonts w:ascii="Arial" w:eastAsia="Arial" w:hAnsi="Arial" w:cs="Arial"/>
-              </w:rPr>
-              <w:t>Usuário acessa a funcionalidade de documentos após carregamento</w:t>
+                <w:rFonts w:ascii="Arial" w:hAnsi="Arial" w:cs="Arial"/>
+                <w:color w:val="000000"/>
+              </w:rPr>
+              <w:t>Usuário acessa a funcionalidade de clientes após carregamento</w:t>
             </w:r>
           </w:p>
         </w:tc>
@@ -4078,7 +2286,8 @@
             </w:pPr>
             <w:r>
               <w:rPr>
-                <w:rFonts w:ascii="Arial" w:eastAsia="Arial" w:hAnsi="Arial" w:cs="Arial"/>
+                <w:rFonts w:ascii="Arial" w:hAnsi="Arial" w:cs="Arial"/>
+                <w:color w:val="000000"/>
               </w:rPr>
               <w:t>Contabilidade</w:t>
             </w:r>
@@ -4096,9 +2305,10 @@
             </w:pPr>
             <w:r>
               <w:rPr>
-                <w:rFonts w:ascii="Arial" w:eastAsia="Arial" w:hAnsi="Arial" w:cs="Arial"/>
-              </w:rPr>
-              <w:t>Tela de documentos exibida com dados carregados</w:t>
+                <w:rFonts w:ascii="Arial" w:hAnsi="Arial" w:cs="Arial"/>
+                <w:color w:val="000000"/>
+              </w:rPr>
+              <w:t>Tela de clientes exibida com dados carregados</w:t>
             </w:r>
           </w:p>
         </w:tc>
@@ -4116,9 +2326,10 @@
             </w:pPr>
             <w:r>
               <w:rPr>
-                <w:rFonts w:ascii="Arial" w:eastAsia="Arial" w:hAnsi="Arial" w:cs="Arial"/>
-              </w:rPr>
-              <w:t>4 - Acionamento do botão de "Novo Documento"</w:t>
+                <w:rFonts w:ascii="Arial" w:hAnsi="Arial" w:cs="Arial"/>
+                <w:color w:val="000000"/>
+              </w:rPr>
+              <w:t>4 - Acionamento do Botão de "Novo Cliente"</w:t>
             </w:r>
           </w:p>
         </w:tc>
@@ -4134,9 +2345,10 @@
             </w:pPr>
             <w:r>
               <w:rPr>
-                <w:rFonts w:ascii="Arial" w:eastAsia="Arial" w:hAnsi="Arial" w:cs="Arial"/>
-              </w:rPr>
-              <w:t>Usuário aciona a opção de cadastro de novo documento</w:t>
+                <w:rFonts w:ascii="Arial" w:hAnsi="Arial" w:cs="Arial"/>
+                <w:color w:val="000000"/>
+              </w:rPr>
+              <w:t>Usuário aciona a opção de cadastro de novo cliente</w:t>
             </w:r>
           </w:p>
         </w:tc>
@@ -4152,7 +2364,8 @@
             </w:pPr>
             <w:r>
               <w:rPr>
-                <w:rFonts w:ascii="Arial" w:eastAsia="Arial" w:hAnsi="Arial" w:cs="Arial"/>
+                <w:rFonts w:ascii="Arial" w:hAnsi="Arial" w:cs="Arial"/>
+                <w:color w:val="000000"/>
               </w:rPr>
               <w:t>Contabilidade</w:t>
             </w:r>
@@ -4170,7 +2383,8 @@
             </w:pPr>
             <w:r>
               <w:rPr>
-                <w:rFonts w:ascii="Arial" w:eastAsia="Arial" w:hAnsi="Arial" w:cs="Arial"/>
+                <w:rFonts w:ascii="Arial" w:hAnsi="Arial" w:cs="Arial"/>
+                <w:color w:val="000000"/>
               </w:rPr>
               <w:t>Formulário de cadastro aberto</w:t>
             </w:r>
@@ -4190,9 +2404,10 @@
             </w:pPr>
             <w:r>
               <w:rPr>
-                <w:rFonts w:ascii="Arial" w:eastAsia="Arial" w:hAnsi="Arial" w:cs="Arial"/>
-              </w:rPr>
-              <w:t>5 - Preenchimento dos dados de Documento</w:t>
+                <w:rFonts w:ascii="Arial" w:hAnsi="Arial" w:cs="Arial"/>
+                <w:color w:val="000000"/>
+              </w:rPr>
+              <w:t>5 - Preenchimento dos dados de Cliente</w:t>
             </w:r>
           </w:p>
         </w:tc>
@@ -4208,9 +2423,10 @@
             </w:pPr>
             <w:r>
               <w:rPr>
-                <w:rFonts w:ascii="Arial" w:eastAsia="Arial" w:hAnsi="Arial" w:cs="Arial"/>
-              </w:rPr>
-              <w:t>Usuário preenche os dados do documento</w:t>
+                <w:rFonts w:ascii="Arial" w:hAnsi="Arial" w:cs="Arial"/>
+                <w:color w:val="000000"/>
+              </w:rPr>
+              <w:t>Usuário preenche os dados do cliente</w:t>
             </w:r>
           </w:p>
         </w:tc>
@@ -4226,7 +2442,8 @@
             </w:pPr>
             <w:r>
               <w:rPr>
-                <w:rFonts w:ascii="Arial" w:eastAsia="Arial" w:hAnsi="Arial" w:cs="Arial"/>
+                <w:rFonts w:ascii="Arial" w:hAnsi="Arial" w:cs="Arial"/>
+                <w:color w:val="000000"/>
               </w:rPr>
               <w:t>Contabilidade</w:t>
             </w:r>
@@ -4244,7 +2461,8 @@
             </w:pPr>
             <w:r>
               <w:rPr>
-                <w:rFonts w:ascii="Arial" w:eastAsia="Arial" w:hAnsi="Arial" w:cs="Arial"/>
+                <w:rFonts w:ascii="Arial" w:hAnsi="Arial" w:cs="Arial"/>
+                <w:color w:val="000000"/>
               </w:rPr>
               <w:t>Dados inseridos corretamente e validados</w:t>
             </w:r>
@@ -4264,9 +2482,10 @@
             </w:pPr>
             <w:r>
               <w:rPr>
-                <w:rFonts w:ascii="Arial" w:eastAsia="Arial" w:hAnsi="Arial" w:cs="Arial"/>
-              </w:rPr>
-              <w:t>6 - Gravação dos dados de documento na base da contabilidade</w:t>
+                <w:rFonts w:ascii="Arial" w:hAnsi="Arial" w:cs="Arial"/>
+                <w:color w:val="000000"/>
+              </w:rPr>
+              <w:t>6 - Gravação dos dados de cliente na base do tenant da contabilidade</w:t>
             </w:r>
           </w:p>
         </w:tc>
@@ -4282,9 +2501,10 @@
             </w:pPr>
             <w:r>
               <w:rPr>
-                <w:rFonts w:ascii="Arial" w:eastAsia="Arial" w:hAnsi="Arial" w:cs="Arial"/>
-              </w:rPr>
-              <w:t>Sistema realiza a persistência dos dados do documento</w:t>
+                <w:rFonts w:ascii="Arial" w:hAnsi="Arial" w:cs="Arial"/>
+                <w:color w:val="000000"/>
+              </w:rPr>
+              <w:t>Sistema realiza a persistência dos dados do cliente</w:t>
             </w:r>
           </w:p>
         </w:tc>
@@ -4300,7 +2520,8 @@
             </w:pPr>
             <w:r>
               <w:rPr>
-                <w:rFonts w:ascii="Arial" w:eastAsia="Arial" w:hAnsi="Arial" w:cs="Arial"/>
+                <w:rFonts w:ascii="Arial" w:hAnsi="Arial" w:cs="Arial"/>
+                <w:color w:val="000000"/>
               </w:rPr>
               <w:t>Sistema</w:t>
             </w:r>
@@ -4318,7 +2539,8 @@
             </w:pPr>
             <w:r>
               <w:rPr>
-                <w:rFonts w:ascii="Arial" w:eastAsia="Arial" w:hAnsi="Arial" w:cs="Arial"/>
+                <w:rFonts w:ascii="Arial" w:hAnsi="Arial" w:cs="Arial"/>
+                <w:color w:val="000000"/>
               </w:rPr>
               <w:t>Dados gravados com sucesso na base</w:t>
             </w:r>
@@ -4338,9 +2560,10 @@
             </w:pPr>
             <w:r>
               <w:rPr>
-                <w:rFonts w:ascii="Arial" w:eastAsia="Arial" w:hAnsi="Arial" w:cs="Arial"/>
-              </w:rPr>
-              <w:t>7 - Mensagem de novo documento cadastrado com sucesso</w:t>
+                <w:rFonts w:ascii="Arial" w:hAnsi="Arial" w:cs="Arial"/>
+                <w:color w:val="000000"/>
+              </w:rPr>
+              <w:t>7 - Mensagem de novo cliente cadastrado com sucesso</w:t>
             </w:r>
           </w:p>
         </w:tc>
@@ -4356,7 +2579,8 @@
             </w:pPr>
             <w:r>
               <w:rPr>
-                <w:rFonts w:ascii="Arial" w:eastAsia="Arial" w:hAnsi="Arial" w:cs="Arial"/>
+                <w:rFonts w:ascii="Arial" w:hAnsi="Arial" w:cs="Arial"/>
+                <w:color w:val="000000"/>
               </w:rPr>
               <w:t>Sistema apresenta mensagem de confirmação de cadastro</w:t>
             </w:r>
@@ -4374,7 +2598,8 @@
             </w:pPr>
             <w:r>
               <w:rPr>
-                <w:rFonts w:ascii="Arial" w:eastAsia="Arial" w:hAnsi="Arial" w:cs="Arial"/>
+                <w:rFonts w:ascii="Arial" w:hAnsi="Arial" w:cs="Arial"/>
+                <w:color w:val="000000"/>
               </w:rPr>
               <w:t>Sistema</w:t>
             </w:r>
@@ -4392,7 +2617,8 @@
             </w:pPr>
             <w:r>
               <w:rPr>
-                <w:rFonts w:ascii="Arial" w:eastAsia="Arial" w:hAnsi="Arial" w:cs="Arial"/>
+                <w:rFonts w:ascii="Arial" w:hAnsi="Arial" w:cs="Arial"/>
+                <w:color w:val="000000"/>
               </w:rPr>
               <w:t>Mensagem exibida corretamente</w:t>
             </w:r>
@@ -4412,9 +2638,10 @@
             </w:pPr>
             <w:r>
               <w:rPr>
-                <w:rFonts w:ascii="Arial" w:eastAsia="Arial" w:hAnsi="Arial" w:cs="Arial"/>
-              </w:rPr>
-              <w:t>8 - Envio de notificação de documento disponível ao cliente</w:t>
+                <w:rFonts w:ascii="Arial" w:hAnsi="Arial" w:cs="Arial"/>
+                <w:color w:val="000000"/>
+              </w:rPr>
+              <w:t>8 - Processamento paralelo pós-cadastro</w:t>
             </w:r>
           </w:p>
         </w:tc>
@@ -4430,9 +2657,10 @@
             </w:pPr>
             <w:r>
               <w:rPr>
-                <w:rFonts w:ascii="Arial" w:eastAsia="Arial" w:hAnsi="Arial" w:cs="Arial"/>
-              </w:rPr>
-              <w:t>Sistema envia notificação ao cliente sobre o novo documento</w:t>
+                <w:rFonts w:ascii="Arial" w:hAnsi="Arial" w:cs="Arial"/>
+                <w:color w:val="000000"/>
+              </w:rPr>
+              <w:t>Sistema executa processos em paralelo (mensagem e notificação)</w:t>
             </w:r>
           </w:p>
         </w:tc>
@@ -4448,7 +2676,8 @@
             </w:pPr>
             <w:r>
               <w:rPr>
-                <w:rFonts w:ascii="Arial" w:eastAsia="Arial" w:hAnsi="Arial" w:cs="Arial"/>
+                <w:rFonts w:ascii="Arial" w:hAnsi="Arial" w:cs="Arial"/>
+                <w:color w:val="000000"/>
               </w:rPr>
               <w:t>Sistema</w:t>
             </w:r>
@@ -4466,9 +2695,10 @@
             </w:pPr>
             <w:r>
               <w:rPr>
-                <w:rFonts w:ascii="Arial" w:eastAsia="Arial" w:hAnsi="Arial" w:cs="Arial"/>
-              </w:rPr>
-              <w:t>Notificação enviada corretamente</w:t>
+                <w:rFonts w:ascii="Arial" w:hAnsi="Arial" w:cs="Arial"/>
+                <w:color w:val="000000"/>
+              </w:rPr>
+              <w:t>Processos executados com sucesso</w:t>
             </w:r>
           </w:p>
         </w:tc>
@@ -4486,9 +2716,10 @@
             </w:pPr>
             <w:r>
               <w:rPr>
-                <w:rFonts w:ascii="Arial" w:eastAsia="Arial" w:hAnsi="Arial" w:cs="Arial"/>
-              </w:rPr>
-              <w:t>9 - Gateway "Novo Documento?"</w:t>
+                <w:rFonts w:ascii="Arial" w:hAnsi="Arial" w:cs="Arial"/>
+                <w:color w:val="000000"/>
+              </w:rPr>
+              <w:t>9 - Envio de notificação de acesso ao cliente</w:t>
             </w:r>
           </w:p>
         </w:tc>
@@ -4504,9 +2735,10 @@
             </w:pPr>
             <w:r>
               <w:rPr>
-                <w:rFonts w:ascii="Arial" w:eastAsia="Arial" w:hAnsi="Arial" w:cs="Arial"/>
-              </w:rPr>
-              <w:t>Sistema valida decisão de continuar cadastro</w:t>
+                <w:rFonts w:ascii="Arial" w:hAnsi="Arial" w:cs="Arial"/>
+                <w:color w:val="000000"/>
+              </w:rPr>
+              <w:t>Sistema envia notificação de acesso ao cliente cadastrado</w:t>
             </w:r>
           </w:p>
         </w:tc>
@@ -4522,9 +2754,10 @@
             </w:pPr>
             <w:r>
               <w:rPr>
-                <w:rFonts w:ascii="Arial" w:eastAsia="Arial" w:hAnsi="Arial" w:cs="Arial"/>
-              </w:rPr>
-              <w:t>Contabilidade</w:t>
+                <w:rFonts w:ascii="Arial" w:hAnsi="Arial" w:cs="Arial"/>
+                <w:color w:val="000000"/>
+              </w:rPr>
+              <w:t>Sistema</w:t>
             </w:r>
           </w:p>
         </w:tc>
@@ -4540,9 +2773,10 @@
             </w:pPr>
             <w:r>
               <w:rPr>
-                <w:rFonts w:ascii="Arial" w:eastAsia="Arial" w:hAnsi="Arial" w:cs="Arial"/>
-              </w:rPr>
-              <w:t>Decisão apresentada corretamente</w:t>
+                <w:rFonts w:ascii="Arial" w:hAnsi="Arial" w:cs="Arial"/>
+                <w:color w:val="000000"/>
+              </w:rPr>
+              <w:t>Notificação enviada corretamente</w:t>
             </w:r>
           </w:p>
         </w:tc>
@@ -4560,9 +2794,10 @@
             </w:pPr>
             <w:r>
               <w:rPr>
-                <w:rFonts w:ascii="Arial" w:eastAsia="Arial" w:hAnsi="Arial" w:cs="Arial"/>
-              </w:rPr>
-              <w:t>10 - Fluxo "Sim" – Novo Documento</w:t>
+                <w:rFonts w:ascii="Arial" w:hAnsi="Arial" w:cs="Arial"/>
+                <w:color w:val="000000"/>
+              </w:rPr>
+              <w:t>10 - Gateway "Novo Cliente?"</w:t>
             </w:r>
           </w:p>
         </w:tc>
@@ -4578,9 +2813,10 @@
             </w:pPr>
             <w:r>
               <w:rPr>
-                <w:rFonts w:ascii="Arial" w:eastAsia="Arial" w:hAnsi="Arial" w:cs="Arial"/>
-              </w:rPr>
-              <w:t>Usuário opta por cadastrar novo documento novamente</w:t>
+                <w:rFonts w:ascii="Arial" w:hAnsi="Arial" w:cs="Arial"/>
+                <w:color w:val="000000"/>
+              </w:rPr>
+              <w:t>Sistema valida decisão de continuar cadastro</w:t>
             </w:r>
           </w:p>
         </w:tc>
@@ -4596,7 +2832,8 @@
             </w:pPr>
             <w:r>
               <w:rPr>
-                <w:rFonts w:ascii="Arial" w:eastAsia="Arial" w:hAnsi="Arial" w:cs="Arial"/>
+                <w:rFonts w:ascii="Arial" w:hAnsi="Arial" w:cs="Arial"/>
+                <w:color w:val="000000"/>
               </w:rPr>
               <w:t>Contabilidade</w:t>
             </w:r>
@@ -4614,9 +2851,10 @@
             </w:pPr>
             <w:r>
               <w:rPr>
-                <w:rFonts w:ascii="Arial" w:eastAsia="Arial" w:hAnsi="Arial" w:cs="Arial"/>
-              </w:rPr>
-              <w:t>Fluxo retorna ao passo "Acionamento do botão de Novo Documento"</w:t>
+                <w:rFonts w:ascii="Arial" w:hAnsi="Arial" w:cs="Arial"/>
+                <w:color w:val="000000"/>
+              </w:rPr>
+              <w:t>Decisão apresentada corretamente</w:t>
             </w:r>
           </w:p>
         </w:tc>
@@ -4634,9 +2872,10 @@
             </w:pPr>
             <w:r>
               <w:rPr>
-                <w:rFonts w:ascii="Arial" w:eastAsia="Arial" w:hAnsi="Arial" w:cs="Arial"/>
-              </w:rPr>
-              <w:t>11 - Fluxo "Não" – Encerramento</w:t>
+                <w:rFonts w:ascii="Arial" w:hAnsi="Arial" w:cs="Arial"/>
+                <w:color w:val="000000"/>
+              </w:rPr>
+              <w:t>11 - Fluxo "Sim" – Novo Cliente</w:t>
             </w:r>
           </w:p>
         </w:tc>
@@ -4652,9 +2891,10 @@
             </w:pPr>
             <w:r>
               <w:rPr>
-                <w:rFonts w:ascii="Arial" w:eastAsia="Arial" w:hAnsi="Arial" w:cs="Arial"/>
-              </w:rPr>
-              <w:t>Usuário opta por encerrar o processo</w:t>
+                <w:rFonts w:ascii="Arial" w:hAnsi="Arial" w:cs="Arial"/>
+                <w:color w:val="000000"/>
+              </w:rPr>
+              <w:t>Usuário opta por cadastrar novo cliente novamente</w:t>
             </w:r>
           </w:p>
         </w:tc>
@@ -4670,7 +2910,8 @@
             </w:pPr>
             <w:r>
               <w:rPr>
-                <w:rFonts w:ascii="Arial" w:eastAsia="Arial" w:hAnsi="Arial" w:cs="Arial"/>
+                <w:rFonts w:ascii="Arial" w:hAnsi="Arial" w:cs="Arial"/>
+                <w:color w:val="000000"/>
               </w:rPr>
               <w:t>Contabilidade</w:t>
             </w:r>
@@ -4688,9 +2929,10 @@
             </w:pPr>
             <w:r>
               <w:rPr>
-                <w:rFonts w:ascii="Arial" w:eastAsia="Arial" w:hAnsi="Arial" w:cs="Arial"/>
-              </w:rPr>
-              <w:t>Processo finalizado corretamente</w:t>
+                <w:rFonts w:ascii="Arial" w:hAnsi="Arial" w:cs="Arial"/>
+                <w:color w:val="000000"/>
+              </w:rPr>
+              <w:t>Fluxo retorna ao início do cadastro</w:t>
             </w:r>
           </w:p>
         </w:tc>
@@ -4706,6 +2948,13 @@
                 <w:rFonts w:ascii="Arial" w:hAnsi="Arial" w:cs="Arial"/>
               </w:rPr>
             </w:pPr>
+            <w:r>
+              <w:rPr>
+                <w:rFonts w:ascii="Arial" w:hAnsi="Arial" w:cs="Arial"/>
+                <w:color w:val="000000"/>
+              </w:rPr>
+              <w:t>12 - Fluxo "Não" – Encerramento</w:t>
+            </w:r>
           </w:p>
         </w:tc>
         <w:tc>
@@ -4718,6 +2967,13 @@
                 <w:rFonts w:ascii="Arial" w:hAnsi="Arial" w:cs="Arial"/>
               </w:rPr>
             </w:pPr>
+            <w:r>
+              <w:rPr>
+                <w:rFonts w:ascii="Arial" w:hAnsi="Arial" w:cs="Arial"/>
+                <w:color w:val="000000"/>
+              </w:rPr>
+              <w:t>Usuário opta por encerrar o processo</w:t>
+            </w:r>
           </w:p>
         </w:tc>
         <w:tc>
@@ -4730,6 +2986,13 @@
                 <w:rFonts w:ascii="Arial" w:hAnsi="Arial" w:cs="Arial"/>
               </w:rPr>
             </w:pPr>
+            <w:r>
+              <w:rPr>
+                <w:rFonts w:ascii="Arial" w:hAnsi="Arial" w:cs="Arial"/>
+                <w:color w:val="000000"/>
+              </w:rPr>
+              <w:t>Contabilidade</w:t>
+            </w:r>
           </w:p>
         </w:tc>
         <w:tc>
@@ -4742,6 +3005,1700 @@
                 <w:rFonts w:ascii="Arial" w:hAnsi="Arial" w:cs="Arial"/>
               </w:rPr>
             </w:pPr>
+            <w:r>
+              <w:rPr>
+                <w:rFonts w:ascii="Arial" w:hAnsi="Arial" w:cs="Arial"/>
+                <w:color w:val="000000"/>
+              </w:rPr>
+              <w:t>Processo finalizado corretamente</w:t>
+            </w:r>
+          </w:p>
+        </w:tc>
+      </w:tr>
+    </w:tbl>
+    <w:p/>
+    <w:p>
+      <w:pPr>
+        <w:ind w:left="708" w:hanging="708"/>
+        <w:rPr>
+          <w:rFonts w:ascii="Arial" w:eastAsiaTheme="minorEastAsia" w:hAnsi="Arial"/>
+          <w:lang w:val="en-US"/>
+        </w:rPr>
+      </w:pPr>
+      <w:r>
+        <w:rPr>
+          <w:rFonts w:ascii="Times New Roman" w:eastAsia="Times New Roman" w:hAnsi="Times New Roman" w:cs="Times New Roman"/>
+          <w:b/>
+          <w:bCs/>
+          <w:sz w:val="24"/>
+          <w:szCs w:val="24"/>
+        </w:rPr>
+        <w:t>3.1 – Acesso ao Sistema</w:t>
+      </w:r>
+      <w:r>
+        <w:rPr>
+          <w:rFonts w:ascii="Times New Roman" w:eastAsia="Times New Roman" w:hAnsi="Times New Roman" w:cs="Times New Roman"/>
+          <w:b/>
+          <w:bCs/>
+          <w:sz w:val="24"/>
+          <w:szCs w:val="24"/>
+        </w:rPr>
+        <w:br/>
+      </w:r>
+      <w:r>
+        <w:rPr>
+          <w:rFonts w:ascii="Arial" w:eastAsiaTheme="minorEastAsia" w:hAnsi="Arial"/>
+          <w:lang w:val="en-US"/>
+        </w:rPr>
+        <w:t>A. Acessar o sistema</w:t>
+      </w:r>
+      <w:r>
+        <w:rPr>
+          <w:rFonts w:ascii="Arial" w:eastAsiaTheme="minorEastAsia" w:hAnsi="Arial"/>
+          <w:lang w:val="en-US"/>
+        </w:rPr>
+        <w:br/>
+        <w:t>B. Validar carregamento dos dados de clientes e documentos do tenant</w:t>
+      </w:r>
+    </w:p>
+    <w:p>
+      <w:pPr>
+        <w:ind w:left="708" w:hanging="708"/>
+        <w:rPr>
+          <w:rFonts w:ascii="Arial" w:eastAsiaTheme="minorEastAsia" w:hAnsi="Arial"/>
+          <w:lang w:val="en-US"/>
+        </w:rPr>
+      </w:pPr>
+      <w:r>
+        <w:rPr>
+          <w:rFonts w:ascii="Times New Roman" w:eastAsia="Times New Roman" w:hAnsi="Times New Roman" w:cs="Times New Roman"/>
+          <w:b/>
+          <w:bCs/>
+          <w:sz w:val="24"/>
+          <w:szCs w:val="24"/>
+        </w:rPr>
+        <w:t>3.</w:t>
+      </w:r>
+      <w:r>
+        <w:rPr>
+          <w:rFonts w:ascii="Times New Roman" w:eastAsia="Times New Roman" w:hAnsi="Times New Roman" w:cs="Times New Roman"/>
+          <w:b/>
+          <w:bCs/>
+          <w:sz w:val="24"/>
+          <w:szCs w:val="24"/>
+        </w:rPr>
+        <w:t>3</w:t>
+      </w:r>
+      <w:r>
+        <w:rPr>
+          <w:rFonts w:ascii="Times New Roman" w:eastAsia="Times New Roman" w:hAnsi="Times New Roman" w:cs="Times New Roman"/>
+          <w:b/>
+          <w:bCs/>
+          <w:sz w:val="24"/>
+          <w:szCs w:val="24"/>
+        </w:rPr>
+        <w:t xml:space="preserve"> – Acesso a funcionalidade de Clientes</w:t>
+      </w:r>
+      <w:r>
+        <w:rPr>
+          <w:rFonts w:ascii="Times New Roman" w:eastAsia="Times New Roman" w:hAnsi="Times New Roman" w:cs="Times New Roman"/>
+          <w:b/>
+          <w:bCs/>
+          <w:sz w:val="24"/>
+          <w:szCs w:val="24"/>
+        </w:rPr>
+        <w:br/>
+      </w:r>
+      <w:r>
+        <w:rPr>
+          <w:rFonts w:ascii="Arial" w:eastAsiaTheme="minorEastAsia" w:hAnsi="Arial"/>
+          <w:lang w:val="en-US"/>
+        </w:rPr>
+        <w:t>A. Acessar o menu de clientes</w:t>
+      </w:r>
+      <w:r>
+        <w:rPr>
+          <w:rFonts w:ascii="Arial" w:eastAsiaTheme="minorEastAsia" w:hAnsi="Arial"/>
+          <w:lang w:val="en-US"/>
+        </w:rPr>
+        <w:br/>
+        <w:t>B. Validar exibição da funcionalidade</w:t>
+      </w:r>
+    </w:p>
+    <w:p>
+      <w:pPr>
+        <w:ind w:left="708" w:hanging="708"/>
+        <w:rPr>
+          <w:rFonts w:ascii="Arial" w:eastAsiaTheme="minorEastAsia" w:hAnsi="Arial"/>
+          <w:lang w:val="en-US"/>
+        </w:rPr>
+      </w:pPr>
+      <w:r>
+        <w:rPr>
+          <w:rFonts w:ascii="Times New Roman" w:eastAsia="Times New Roman" w:hAnsi="Times New Roman" w:cs="Times New Roman"/>
+          <w:b/>
+          <w:bCs/>
+          <w:sz w:val="24"/>
+          <w:szCs w:val="24"/>
+        </w:rPr>
+        <w:t>3.</w:t>
+      </w:r>
+      <w:r>
+        <w:rPr>
+          <w:rFonts w:ascii="Times New Roman" w:eastAsia="Times New Roman" w:hAnsi="Times New Roman" w:cs="Times New Roman"/>
+          <w:b/>
+          <w:bCs/>
+          <w:sz w:val="24"/>
+          <w:szCs w:val="24"/>
+        </w:rPr>
+        <w:t>4</w:t>
+      </w:r>
+      <w:r>
+        <w:rPr>
+          <w:rFonts w:ascii="Times New Roman" w:eastAsia="Times New Roman" w:hAnsi="Times New Roman" w:cs="Times New Roman"/>
+          <w:b/>
+          <w:bCs/>
+          <w:sz w:val="24"/>
+          <w:szCs w:val="24"/>
+        </w:rPr>
+        <w:t xml:space="preserve"> – Acionamento do Botão de "Novo Cliente"</w:t>
+      </w:r>
+      <w:r>
+        <w:rPr>
+          <w:rFonts w:ascii="Times New Roman" w:eastAsia="Times New Roman" w:hAnsi="Times New Roman" w:cs="Times New Roman"/>
+          <w:b/>
+          <w:bCs/>
+          <w:sz w:val="24"/>
+          <w:szCs w:val="24"/>
+        </w:rPr>
+        <w:br/>
+      </w:r>
+      <w:r>
+        <w:rPr>
+          <w:rFonts w:ascii="Arial" w:eastAsiaTheme="minorEastAsia" w:hAnsi="Arial"/>
+          <w:lang w:val="en-US"/>
+        </w:rPr>
+        <w:t>A. Clicar no botão "Novo Cliente"</w:t>
+      </w:r>
+      <w:r>
+        <w:rPr>
+          <w:rFonts w:ascii="Arial" w:eastAsiaTheme="minorEastAsia" w:hAnsi="Arial"/>
+          <w:lang w:val="en-US"/>
+        </w:rPr>
+        <w:br/>
+        <w:t>B. Validar abertura do formulário de cadastro</w:t>
+      </w:r>
+    </w:p>
+    <w:p>
+      <w:pPr>
+        <w:ind w:left="708" w:hanging="708"/>
+        <w:rPr>
+          <w:rFonts w:ascii="Arial" w:eastAsiaTheme="minorEastAsia" w:hAnsi="Arial"/>
+          <w:lang w:val="en-US"/>
+        </w:rPr>
+      </w:pPr>
+      <w:r>
+        <w:rPr>
+          <w:rFonts w:ascii="Times New Roman" w:eastAsia="Times New Roman" w:hAnsi="Times New Roman" w:cs="Times New Roman"/>
+          <w:b/>
+          <w:bCs/>
+          <w:sz w:val="24"/>
+          <w:szCs w:val="24"/>
+        </w:rPr>
+        <w:t>3.</w:t>
+      </w:r>
+      <w:r>
+        <w:rPr>
+          <w:rFonts w:ascii="Times New Roman" w:eastAsia="Times New Roman" w:hAnsi="Times New Roman" w:cs="Times New Roman"/>
+          <w:b/>
+          <w:bCs/>
+          <w:sz w:val="24"/>
+          <w:szCs w:val="24"/>
+        </w:rPr>
+        <w:t>5</w:t>
+      </w:r>
+      <w:r>
+        <w:rPr>
+          <w:rFonts w:ascii="Times New Roman" w:eastAsia="Times New Roman" w:hAnsi="Times New Roman" w:cs="Times New Roman"/>
+          <w:b/>
+          <w:bCs/>
+          <w:sz w:val="24"/>
+          <w:szCs w:val="24"/>
+        </w:rPr>
+        <w:t xml:space="preserve"> – Preenchimento dos dados de Cliente</w:t>
+      </w:r>
+      <w:r>
+        <w:rPr>
+          <w:rFonts w:ascii="Times New Roman" w:eastAsia="Times New Roman" w:hAnsi="Times New Roman" w:cs="Times New Roman"/>
+          <w:b/>
+          <w:bCs/>
+          <w:sz w:val="24"/>
+          <w:szCs w:val="24"/>
+        </w:rPr>
+        <w:br/>
+      </w:r>
+      <w:r>
+        <w:rPr>
+          <w:rFonts w:ascii="Arial" w:eastAsiaTheme="minorEastAsia" w:hAnsi="Arial"/>
+          <w:lang w:val="en-US"/>
+        </w:rPr>
+        <w:t>A. Inserir os dados obrigatórios do cliente</w:t>
+      </w:r>
+      <w:r>
+        <w:rPr>
+          <w:rFonts w:ascii="Arial" w:eastAsiaTheme="minorEastAsia" w:hAnsi="Arial"/>
+          <w:lang w:val="en-US"/>
+        </w:rPr>
+        <w:br/>
+        <w:t>B. Validar consistência e obrigatoriedade dos campos</w:t>
+      </w:r>
+    </w:p>
+    <w:p>
+      <w:pPr>
+        <w:ind w:left="708" w:hanging="708"/>
+        <w:rPr>
+          <w:rFonts w:ascii="Arial" w:eastAsiaTheme="minorEastAsia" w:hAnsi="Arial"/>
+          <w:lang w:val="en-US"/>
+        </w:rPr>
+      </w:pPr>
+      <w:r>
+        <w:rPr>
+          <w:rFonts w:ascii="Times New Roman" w:eastAsia="Times New Roman" w:hAnsi="Times New Roman" w:cs="Times New Roman"/>
+          <w:b/>
+          <w:bCs/>
+          <w:sz w:val="24"/>
+          <w:szCs w:val="24"/>
+        </w:rPr>
+        <w:lastRenderedPageBreak/>
+        <w:t>3.</w:t>
+      </w:r>
+      <w:r>
+        <w:rPr>
+          <w:rFonts w:ascii="Times New Roman" w:eastAsia="Times New Roman" w:hAnsi="Times New Roman" w:cs="Times New Roman"/>
+          <w:b/>
+          <w:bCs/>
+          <w:sz w:val="24"/>
+          <w:szCs w:val="24"/>
+        </w:rPr>
+        <w:t>6</w:t>
+      </w:r>
+      <w:r>
+        <w:rPr>
+          <w:rFonts w:ascii="Times New Roman" w:eastAsia="Times New Roman" w:hAnsi="Times New Roman" w:cs="Times New Roman"/>
+          <w:b/>
+          <w:bCs/>
+          <w:sz w:val="24"/>
+          <w:szCs w:val="24"/>
+        </w:rPr>
+        <w:t xml:space="preserve"> – Gravação dos dados de cliente na base do tenant da contabilidade</w:t>
+      </w:r>
+      <w:r>
+        <w:rPr>
+          <w:rFonts w:ascii="Times New Roman" w:eastAsia="Times New Roman" w:hAnsi="Times New Roman" w:cs="Times New Roman"/>
+          <w:b/>
+          <w:bCs/>
+          <w:sz w:val="24"/>
+          <w:szCs w:val="24"/>
+        </w:rPr>
+        <w:br/>
+      </w:r>
+      <w:r>
+        <w:rPr>
+          <w:rFonts w:ascii="Arial" w:eastAsiaTheme="minorEastAsia" w:hAnsi="Arial"/>
+          <w:lang w:val="en-US"/>
+        </w:rPr>
+        <w:t>A. Submeter o cadastro</w:t>
+      </w:r>
+      <w:r>
+        <w:rPr>
+          <w:rFonts w:ascii="Arial" w:eastAsiaTheme="minorEastAsia" w:hAnsi="Arial"/>
+          <w:lang w:val="en-US"/>
+        </w:rPr>
+        <w:br/>
+        <w:t>B. Validar gravação dos dados na base</w:t>
+      </w:r>
+    </w:p>
+    <w:p>
+      <w:pPr>
+        <w:ind w:left="708" w:hanging="708"/>
+        <w:rPr>
+          <w:rFonts w:ascii="Arial" w:eastAsiaTheme="minorEastAsia" w:hAnsi="Arial"/>
+          <w:lang w:val="en-US"/>
+        </w:rPr>
+      </w:pPr>
+      <w:r>
+        <w:rPr>
+          <w:rFonts w:ascii="Times New Roman" w:eastAsia="Times New Roman" w:hAnsi="Times New Roman" w:cs="Times New Roman"/>
+          <w:b/>
+          <w:bCs/>
+          <w:sz w:val="24"/>
+          <w:szCs w:val="24"/>
+        </w:rPr>
+        <w:t>3.</w:t>
+      </w:r>
+      <w:r>
+        <w:rPr>
+          <w:rFonts w:ascii="Times New Roman" w:eastAsia="Times New Roman" w:hAnsi="Times New Roman" w:cs="Times New Roman"/>
+          <w:b/>
+          <w:bCs/>
+          <w:sz w:val="24"/>
+          <w:szCs w:val="24"/>
+        </w:rPr>
+        <w:t>7</w:t>
+      </w:r>
+      <w:r>
+        <w:rPr>
+          <w:rFonts w:ascii="Times New Roman" w:eastAsia="Times New Roman" w:hAnsi="Times New Roman" w:cs="Times New Roman"/>
+          <w:b/>
+          <w:bCs/>
+          <w:sz w:val="24"/>
+          <w:szCs w:val="24"/>
+        </w:rPr>
+        <w:t xml:space="preserve"> – Mensagem de novo cliente cadastrado com sucesso</w:t>
+      </w:r>
+      <w:r>
+        <w:rPr>
+          <w:rFonts w:ascii="Times New Roman" w:eastAsia="Times New Roman" w:hAnsi="Times New Roman" w:cs="Times New Roman"/>
+          <w:b/>
+          <w:bCs/>
+          <w:sz w:val="24"/>
+          <w:szCs w:val="24"/>
+        </w:rPr>
+        <w:br/>
+      </w:r>
+      <w:r>
+        <w:rPr>
+          <w:rFonts w:ascii="Arial" w:eastAsiaTheme="minorEastAsia" w:hAnsi="Arial"/>
+          <w:lang w:val="en-US"/>
+        </w:rPr>
+        <w:t>A. Após a gravação dos dados</w:t>
+      </w:r>
+      <w:r>
+        <w:rPr>
+          <w:rFonts w:ascii="Arial" w:eastAsiaTheme="minorEastAsia" w:hAnsi="Arial"/>
+          <w:lang w:val="en-US"/>
+        </w:rPr>
+        <w:br/>
+        <w:t>B. Validar exibição da mensagem de sucesso</w:t>
+      </w:r>
+    </w:p>
+    <w:p>
+      <w:pPr>
+        <w:ind w:left="708" w:hanging="708"/>
+        <w:rPr>
+          <w:rFonts w:ascii="Arial" w:eastAsiaTheme="minorEastAsia" w:hAnsi="Arial"/>
+          <w:lang w:val="en-US"/>
+        </w:rPr>
+      </w:pPr>
+      <w:r>
+        <w:rPr>
+          <w:rFonts w:ascii="Times New Roman" w:eastAsia="Times New Roman" w:hAnsi="Times New Roman" w:cs="Times New Roman"/>
+          <w:b/>
+          <w:bCs/>
+          <w:sz w:val="24"/>
+          <w:szCs w:val="24"/>
+        </w:rPr>
+        <w:t>3.</w:t>
+      </w:r>
+      <w:r>
+        <w:rPr>
+          <w:rFonts w:ascii="Times New Roman" w:eastAsia="Times New Roman" w:hAnsi="Times New Roman" w:cs="Times New Roman"/>
+          <w:b/>
+          <w:bCs/>
+          <w:sz w:val="24"/>
+          <w:szCs w:val="24"/>
+        </w:rPr>
+        <w:t>9</w:t>
+      </w:r>
+      <w:r>
+        <w:rPr>
+          <w:rFonts w:ascii="Times New Roman" w:eastAsia="Times New Roman" w:hAnsi="Times New Roman" w:cs="Times New Roman"/>
+          <w:b/>
+          <w:bCs/>
+          <w:sz w:val="24"/>
+          <w:szCs w:val="24"/>
+        </w:rPr>
+        <w:t>– Envio de notificação de acesso ao cliente</w:t>
+      </w:r>
+      <w:r>
+        <w:rPr>
+          <w:rFonts w:ascii="Times New Roman" w:eastAsia="Times New Roman" w:hAnsi="Times New Roman" w:cs="Times New Roman"/>
+          <w:b/>
+          <w:bCs/>
+          <w:sz w:val="24"/>
+          <w:szCs w:val="24"/>
+        </w:rPr>
+        <w:br/>
+      </w:r>
+      <w:r>
+        <w:rPr>
+          <w:rFonts w:ascii="Arial" w:eastAsiaTheme="minorEastAsia" w:hAnsi="Arial"/>
+          <w:lang w:val="en-US"/>
+        </w:rPr>
+        <w:t>A. Após o cadastro do cliente</w:t>
+      </w:r>
+      <w:r>
+        <w:rPr>
+          <w:rFonts w:ascii="Arial" w:eastAsiaTheme="minorEastAsia" w:hAnsi="Arial"/>
+          <w:lang w:val="en-US"/>
+        </w:rPr>
+        <w:br/>
+        <w:t>B. Validar envio da notificação de acesso</w:t>
+      </w:r>
+    </w:p>
+    <w:p>
+      <w:pPr>
+        <w:spacing w:after="0"/>
+        <w:ind w:left="708" w:hanging="708"/>
+        <w:rPr>
+          <w:rFonts w:ascii="Times New Roman" w:eastAsia="Times New Roman" w:hAnsi="Times New Roman" w:cs="Times New Roman"/>
+          <w:b/>
+          <w:bCs/>
+          <w:sz w:val="24"/>
+          <w:szCs w:val="24"/>
+        </w:rPr>
+      </w:pPr>
+      <w:r>
+        <w:rPr>
+          <w:rFonts w:ascii="Times New Roman" w:eastAsia="Times New Roman" w:hAnsi="Times New Roman" w:cs="Times New Roman"/>
+          <w:b/>
+          <w:bCs/>
+          <w:sz w:val="24"/>
+          <w:szCs w:val="24"/>
+        </w:rPr>
+        <w:t>3.</w:t>
+      </w:r>
+      <w:r>
+        <w:rPr>
+          <w:rFonts w:ascii="Times New Roman" w:eastAsia="Times New Roman" w:hAnsi="Times New Roman" w:cs="Times New Roman"/>
+          <w:b/>
+          <w:bCs/>
+          <w:sz w:val="24"/>
+          <w:szCs w:val="24"/>
+        </w:rPr>
+        <w:t>10</w:t>
+      </w:r>
+      <w:r>
+        <w:rPr>
+          <w:rFonts w:ascii="Times New Roman" w:eastAsia="Times New Roman" w:hAnsi="Times New Roman" w:cs="Times New Roman"/>
+          <w:b/>
+          <w:bCs/>
+          <w:sz w:val="24"/>
+          <w:szCs w:val="24"/>
+        </w:rPr>
+        <w:t xml:space="preserve"> – Gateway "Novo Cliente?"</w:t>
+      </w:r>
+    </w:p>
+    <w:p>
+      <w:pPr>
+        <w:ind w:left="708"/>
+        <w:rPr>
+          <w:rFonts w:ascii="Arial" w:eastAsiaTheme="minorEastAsia" w:hAnsi="Arial"/>
+          <w:lang w:val="en-US"/>
+        </w:rPr>
+      </w:pPr>
+      <w:r>
+        <w:rPr>
+          <w:rFonts w:ascii="Times New Roman" w:eastAsia="Times New Roman" w:hAnsi="Times New Roman" w:cs="Times New Roman"/>
+          <w:b/>
+          <w:bCs/>
+          <w:sz w:val="24"/>
+          <w:szCs w:val="24"/>
+        </w:rPr>
+        <w:t>Fluxo Sim:</w:t>
+      </w:r>
+      <w:r>
+        <w:rPr>
+          <w:rFonts w:ascii="Times New Roman" w:eastAsia="Times New Roman" w:hAnsi="Times New Roman" w:cs="Times New Roman"/>
+          <w:b/>
+          <w:bCs/>
+          <w:sz w:val="24"/>
+          <w:szCs w:val="24"/>
+        </w:rPr>
+        <w:br/>
+      </w:r>
+      <w:r>
+        <w:rPr>
+          <w:rFonts w:ascii="Arial" w:eastAsiaTheme="minorEastAsia" w:hAnsi="Arial"/>
+          <w:lang w:val="en-US"/>
+        </w:rPr>
+        <w:t>A. Selecionar a opção "Sim"</w:t>
+      </w:r>
+      <w:r>
+        <w:rPr>
+          <w:rFonts w:ascii="Arial" w:eastAsiaTheme="minorEastAsia" w:hAnsi="Arial"/>
+          <w:lang w:val="en-US"/>
+        </w:rPr>
+        <w:br/>
+        <w:t>B. Validar retorno ao passo "Acionamento do Botão de Novo Cliente"</w:t>
+      </w:r>
+    </w:p>
+    <w:p>
+      <w:pPr>
+        <w:ind w:left="708"/>
+        <w:rPr>
+          <w:rFonts w:ascii="Arial" w:eastAsiaTheme="minorEastAsia" w:hAnsi="Arial"/>
+          <w:lang w:val="en-US"/>
+        </w:rPr>
+      </w:pPr>
+      <w:r>
+        <w:rPr>
+          <w:rFonts w:ascii="Times New Roman" w:eastAsia="Times New Roman" w:hAnsi="Times New Roman" w:cs="Times New Roman"/>
+          <w:b/>
+          <w:bCs/>
+          <w:sz w:val="24"/>
+          <w:szCs w:val="24"/>
+        </w:rPr>
+        <w:t>Fluxo Não:</w:t>
+      </w:r>
+      <w:r>
+        <w:rPr>
+          <w:rFonts w:ascii="Times New Roman" w:eastAsia="Times New Roman" w:hAnsi="Times New Roman" w:cs="Times New Roman"/>
+          <w:b/>
+          <w:bCs/>
+          <w:sz w:val="24"/>
+          <w:szCs w:val="24"/>
+        </w:rPr>
+        <w:br/>
+      </w:r>
+      <w:r>
+        <w:rPr>
+          <w:rFonts w:ascii="Arial" w:eastAsiaTheme="minorEastAsia" w:hAnsi="Arial"/>
+          <w:lang w:val="en-US"/>
+        </w:rPr>
+        <w:t>C. Selecionar a opção "Não"</w:t>
+      </w:r>
+      <w:r>
+        <w:rPr>
+          <w:rFonts w:ascii="Arial" w:eastAsiaTheme="minorEastAsia" w:hAnsi="Arial"/>
+          <w:lang w:val="en-US"/>
+        </w:rPr>
+        <w:br/>
+        <w:t>D. Validar encerramento do processo</w:t>
+      </w:r>
+    </w:p>
+    <w:p>
+      <w:pPr>
+        <w:rPr>
+          <w:rFonts w:ascii="Times New Roman" w:eastAsia="Times New Roman" w:hAnsi="Times New Roman" w:cs="Times New Roman"/>
+          <w:b/>
+          <w:bCs/>
+          <w:sz w:val="28"/>
+          <w:szCs w:val="28"/>
+        </w:rPr>
+      </w:pPr>
+    </w:p>
+    <w:p>
+      <w:pPr>
+        <w:rPr>
+          <w:rFonts w:ascii="Times New Roman" w:eastAsia="Times New Roman" w:hAnsi="Times New Roman" w:cs="Times New Roman"/>
+          <w:b/>
+          <w:bCs/>
+          <w:sz w:val="28"/>
+          <w:szCs w:val="28"/>
+        </w:rPr>
+      </w:pPr>
+    </w:p>
+    <w:p>
+      <w:pPr>
+        <w:rPr>
+          <w:rFonts w:ascii="Times New Roman" w:eastAsia="Times New Roman" w:hAnsi="Times New Roman" w:cs="Times New Roman"/>
+          <w:b/>
+          <w:bCs/>
+          <w:sz w:val="28"/>
+          <w:szCs w:val="28"/>
+        </w:rPr>
+      </w:pPr>
+    </w:p>
+    <w:p>
+      <w:pPr>
+        <w:rPr>
+          <w:rFonts w:ascii="Times New Roman" w:eastAsia="Times New Roman" w:hAnsi="Times New Roman" w:cs="Times New Roman"/>
+          <w:b/>
+          <w:bCs/>
+          <w:sz w:val="28"/>
+          <w:szCs w:val="28"/>
+        </w:rPr>
+      </w:pPr>
+    </w:p>
+    <w:p>
+      <w:pPr>
+        <w:rPr>
+          <w:rFonts w:ascii="Times New Roman" w:eastAsia="Times New Roman" w:hAnsi="Times New Roman" w:cs="Times New Roman"/>
+          <w:b/>
+          <w:bCs/>
+          <w:sz w:val="28"/>
+          <w:szCs w:val="28"/>
+        </w:rPr>
+      </w:pPr>
+    </w:p>
+    <w:p>
+      <w:pPr>
+        <w:rPr>
+          <w:rFonts w:ascii="Times New Roman" w:eastAsia="Times New Roman" w:hAnsi="Times New Roman" w:cs="Times New Roman"/>
+          <w:b/>
+          <w:bCs/>
+          <w:sz w:val="28"/>
+          <w:szCs w:val="28"/>
+        </w:rPr>
+      </w:pPr>
+    </w:p>
+    <w:p>
+      <w:pPr>
+        <w:rPr>
+          <w:rFonts w:ascii="Times New Roman" w:eastAsia="Times New Roman" w:hAnsi="Times New Roman" w:cs="Times New Roman"/>
+          <w:b/>
+          <w:bCs/>
+          <w:sz w:val="28"/>
+          <w:szCs w:val="28"/>
+        </w:rPr>
+      </w:pPr>
+    </w:p>
+    <w:p>
+      <w:pPr>
+        <w:rPr>
+          <w:rFonts w:ascii="Times New Roman" w:eastAsia="Times New Roman" w:hAnsi="Times New Roman" w:cs="Times New Roman"/>
+          <w:b/>
+          <w:bCs/>
+          <w:sz w:val="28"/>
+          <w:szCs w:val="28"/>
+        </w:rPr>
+      </w:pPr>
+    </w:p>
+    <w:p>
+      <w:pPr>
+        <w:rPr>
+          <w:rFonts w:ascii="Times New Roman" w:eastAsia="Times New Roman" w:hAnsi="Times New Roman" w:cs="Times New Roman"/>
+          <w:b/>
+          <w:bCs/>
+          <w:sz w:val="28"/>
+          <w:szCs w:val="28"/>
+        </w:rPr>
+      </w:pPr>
+    </w:p>
+    <w:p>
+      <w:pPr>
+        <w:rPr>
+          <w:rFonts w:ascii="Times New Roman" w:eastAsia="Times New Roman" w:hAnsi="Times New Roman" w:cs="Times New Roman"/>
+          <w:b/>
+          <w:bCs/>
+          <w:sz w:val="28"/>
+          <w:szCs w:val="28"/>
+        </w:rPr>
+      </w:pPr>
+    </w:p>
+    <w:p>
+      <w:pPr>
+        <w:rPr>
+          <w:rFonts w:ascii="Times New Roman" w:eastAsia="Times New Roman" w:hAnsi="Times New Roman" w:cs="Times New Roman"/>
+          <w:b/>
+          <w:bCs/>
+          <w:sz w:val="28"/>
+          <w:szCs w:val="28"/>
+        </w:rPr>
+      </w:pPr>
+    </w:p>
+    <w:p>
+      <w:pPr>
+        <w:rPr>
+          <w:rFonts w:ascii="Times New Roman" w:eastAsia="Times New Roman" w:hAnsi="Times New Roman" w:cs="Times New Roman"/>
+          <w:b/>
+          <w:bCs/>
+          <w:sz w:val="28"/>
+          <w:szCs w:val="28"/>
+        </w:rPr>
+      </w:pPr>
+    </w:p>
+    <w:p>
+      <w:pPr>
+        <w:rPr>
+          <w:rFonts w:ascii="Times New Roman" w:eastAsia="Times New Roman" w:hAnsi="Times New Roman" w:cs="Times New Roman"/>
+          <w:b/>
+          <w:bCs/>
+          <w:sz w:val="28"/>
+          <w:szCs w:val="28"/>
+        </w:rPr>
+      </w:pPr>
+    </w:p>
+    <w:p>
+      <w:pPr>
+        <w:rPr>
+          <w:rFonts w:ascii="Times New Roman" w:eastAsia="Times New Roman" w:hAnsi="Times New Roman" w:cs="Times New Roman"/>
+          <w:b/>
+          <w:bCs/>
+          <w:sz w:val="28"/>
+          <w:szCs w:val="28"/>
+        </w:rPr>
+      </w:pPr>
+    </w:p>
+    <w:p>
+      <w:pPr>
+        <w:jc w:val="both"/>
+        <w:rPr>
+          <w:rFonts w:ascii="Times New Roman" w:hAnsi="Times New Roman" w:cs="Times New Roman"/>
+          <w:b/>
+          <w:bCs/>
+          <w:sz w:val="28"/>
+          <w:szCs w:val="28"/>
+        </w:rPr>
+      </w:pPr>
+      <w:r>
+        <w:rPr>
+          <w:rFonts w:ascii="Times New Roman" w:eastAsia="Times New Roman" w:hAnsi="Times New Roman" w:cs="Times New Roman"/>
+          <w:b/>
+          <w:bCs/>
+          <w:sz w:val="28"/>
+          <w:szCs w:val="28"/>
+        </w:rPr>
+        <w:lastRenderedPageBreak/>
+        <w:t xml:space="preserve">4 – Função de Cadastro de </w:t>
+      </w:r>
+      <w:r>
+        <w:rPr>
+          <w:rFonts w:ascii="Times New Roman" w:eastAsia="Times New Roman" w:hAnsi="Times New Roman" w:cs="Times New Roman"/>
+          <w:b/>
+          <w:bCs/>
+          <w:sz w:val="28"/>
+          <w:szCs w:val="28"/>
+        </w:rPr>
+        <w:t>Documentação</w:t>
+      </w:r>
+    </w:p>
+    <w:tbl>
+      <w:tblPr>
+        <w:tblStyle w:val="Tabelacomgrade"/>
+        <w:tblW w:w="10630" w:type="dxa"/>
+        <w:tblInd w:w="-992" w:type="dxa"/>
+        <w:tblLayout w:type="fixed"/>
+        <w:tblLook w:val="04A0" w:firstRow="1" w:lastRow="0" w:firstColumn="1" w:lastColumn="0" w:noHBand="0" w:noVBand="1"/>
+      </w:tblPr>
+      <w:tblGrid>
+        <w:gridCol w:w="2830"/>
+        <w:gridCol w:w="3260"/>
+        <w:gridCol w:w="1701"/>
+        <w:gridCol w:w="2839"/>
+      </w:tblGrid>
+      <w:tr>
+        <w:tc>
+          <w:tcPr>
+            <w:tcW w:w="2830" w:type="dxa"/>
+          </w:tcPr>
+          <w:p>
+            <w:pPr>
+              <w:jc w:val="center"/>
+              <w:rPr>
+                <w:rFonts w:ascii="Times New Roman" w:hAnsi="Times New Roman" w:cs="Times New Roman"/>
+                <w:b/>
+                <w:bCs/>
+                <w:sz w:val="24"/>
+                <w:szCs w:val="24"/>
+              </w:rPr>
+            </w:pPr>
+            <w:r>
+              <w:rPr>
+                <w:rFonts w:ascii="Times New Roman" w:hAnsi="Times New Roman" w:cs="Times New Roman"/>
+                <w:b/>
+                <w:bCs/>
+                <w:sz w:val="24"/>
+                <w:szCs w:val="24"/>
+              </w:rPr>
+              <w:t>Cenário</w:t>
+            </w:r>
+          </w:p>
+        </w:tc>
+        <w:tc>
+          <w:tcPr>
+            <w:tcW w:w="3260" w:type="dxa"/>
+          </w:tcPr>
+          <w:p>
+            <w:pPr>
+              <w:jc w:val="center"/>
+              <w:rPr>
+                <w:rFonts w:ascii="Times New Roman" w:hAnsi="Times New Roman" w:cs="Times New Roman"/>
+                <w:b/>
+                <w:bCs/>
+                <w:sz w:val="24"/>
+                <w:szCs w:val="24"/>
+              </w:rPr>
+            </w:pPr>
+            <w:r>
+              <w:rPr>
+                <w:rFonts w:ascii="Times New Roman" w:eastAsia="Times New Roman" w:hAnsi="Times New Roman" w:cs="Times New Roman"/>
+                <w:b/>
+                <w:bCs/>
+                <w:sz w:val="24"/>
+                <w:szCs w:val="24"/>
+              </w:rPr>
+              <w:t>Descrição</w:t>
+            </w:r>
+          </w:p>
+        </w:tc>
+        <w:tc>
+          <w:tcPr>
+            <w:tcW w:w="1701" w:type="dxa"/>
+          </w:tcPr>
+          <w:p>
+            <w:pPr>
+              <w:jc w:val="center"/>
+              <w:rPr>
+                <w:rFonts w:ascii="Times New Roman" w:hAnsi="Times New Roman" w:cs="Times New Roman"/>
+                <w:b/>
+                <w:bCs/>
+                <w:sz w:val="24"/>
+                <w:szCs w:val="24"/>
+              </w:rPr>
+            </w:pPr>
+            <w:r>
+              <w:rPr>
+                <w:rFonts w:ascii="Times New Roman" w:eastAsia="Times New Roman" w:hAnsi="Times New Roman" w:cs="Times New Roman"/>
+                <w:b/>
+                <w:bCs/>
+                <w:sz w:val="24"/>
+                <w:szCs w:val="24"/>
+              </w:rPr>
+              <w:t>Usuário</w:t>
+            </w:r>
+          </w:p>
+        </w:tc>
+        <w:tc>
+          <w:tcPr>
+            <w:tcW w:w="2839" w:type="dxa"/>
+          </w:tcPr>
+          <w:p>
+            <w:pPr>
+              <w:jc w:val="center"/>
+              <w:rPr>
+                <w:rFonts w:ascii="Times New Roman" w:hAnsi="Times New Roman" w:cs="Times New Roman"/>
+                <w:b/>
+                <w:bCs/>
+                <w:sz w:val="24"/>
+                <w:szCs w:val="24"/>
+              </w:rPr>
+            </w:pPr>
+            <w:r>
+              <w:rPr>
+                <w:rFonts w:ascii="Times New Roman" w:eastAsia="Times New Roman" w:hAnsi="Times New Roman" w:cs="Times New Roman"/>
+                <w:b/>
+                <w:bCs/>
+                <w:sz w:val="24"/>
+                <w:szCs w:val="24"/>
+              </w:rPr>
+              <w:t xml:space="preserve">Resultado </w:t>
+            </w:r>
+          </w:p>
+        </w:tc>
+      </w:tr>
+      <w:tr>
+        <w:tc>
+          <w:tcPr>
+            <w:tcW w:w="2830" w:type="dxa"/>
+          </w:tcPr>
+          <w:p>
+            <w:pPr>
+              <w:rPr>
+                <w:rFonts w:ascii="Arial" w:hAnsi="Arial" w:cs="Arial"/>
+              </w:rPr>
+            </w:pPr>
+            <w:r>
+              <w:rPr>
+                <w:rFonts w:ascii="Arial" w:eastAsia="Arial" w:hAnsi="Arial" w:cs="Arial"/>
+              </w:rPr>
+              <w:t>1 - Acesso ao Sistema</w:t>
+            </w:r>
+          </w:p>
+        </w:tc>
+        <w:tc>
+          <w:tcPr>
+            <w:tcW w:w="3260" w:type="dxa"/>
+          </w:tcPr>
+          <w:p>
+            <w:pPr>
+              <w:rPr>
+                <w:rFonts w:ascii="Arial" w:hAnsi="Arial" w:cs="Arial"/>
+              </w:rPr>
+            </w:pPr>
+            <w:r>
+              <w:rPr>
+                <w:rFonts w:ascii="Arial" w:eastAsia="Arial" w:hAnsi="Arial" w:cs="Arial"/>
+              </w:rPr>
+              <w:t>Usuário realiza acesso ao sistema</w:t>
+            </w:r>
+          </w:p>
+        </w:tc>
+        <w:tc>
+          <w:tcPr>
+            <w:tcW w:w="1701" w:type="dxa"/>
+          </w:tcPr>
+          <w:p>
+            <w:pPr>
+              <w:rPr>
+                <w:rFonts w:ascii="Arial" w:hAnsi="Arial" w:cs="Arial"/>
+              </w:rPr>
+            </w:pPr>
+            <w:r>
+              <w:rPr>
+                <w:rFonts w:ascii="Arial" w:eastAsia="Arial" w:hAnsi="Arial" w:cs="Arial"/>
+              </w:rPr>
+              <w:t>Contabilidade</w:t>
+            </w:r>
+          </w:p>
+        </w:tc>
+        <w:tc>
+          <w:tcPr>
+            <w:tcW w:w="2839" w:type="dxa"/>
+          </w:tcPr>
+          <w:p>
+            <w:pPr>
+              <w:rPr>
+                <w:rFonts w:ascii="Arial" w:hAnsi="Arial" w:cs="Arial"/>
+              </w:rPr>
+            </w:pPr>
+            <w:r>
+              <w:rPr>
+                <w:rFonts w:ascii="Arial" w:eastAsia="Arial" w:hAnsi="Arial" w:cs="Arial"/>
+              </w:rPr>
+              <w:t>Sistema acessado com sucesso e sessão iniciada</w:t>
+            </w:r>
+          </w:p>
+        </w:tc>
+      </w:tr>
+      <w:tr>
+        <w:tc>
+          <w:tcPr>
+            <w:tcW w:w="2830" w:type="dxa"/>
+          </w:tcPr>
+          <w:p>
+            <w:pPr>
+              <w:rPr>
+                <w:rFonts w:ascii="Arial" w:hAnsi="Arial" w:cs="Arial"/>
+              </w:rPr>
+            </w:pPr>
+            <w:r>
+              <w:rPr>
+                <w:rFonts w:ascii="Arial" w:eastAsia="Arial" w:hAnsi="Arial" w:cs="Arial"/>
+              </w:rPr>
+              <w:t>2 - Carregamento dos Dados de Clientes e Documentos do Tenant</w:t>
+            </w:r>
+          </w:p>
+        </w:tc>
+        <w:tc>
+          <w:tcPr>
+            <w:tcW w:w="3260" w:type="dxa"/>
+          </w:tcPr>
+          <w:p>
+            <w:pPr>
+              <w:rPr>
+                <w:rFonts w:ascii="Arial" w:hAnsi="Arial" w:cs="Arial"/>
+              </w:rPr>
+            </w:pPr>
+            <w:r>
+              <w:rPr>
+                <w:rFonts w:ascii="Arial" w:eastAsia="Arial" w:hAnsi="Arial" w:cs="Arial"/>
+              </w:rPr>
+              <w:t>Sistema realiza carregamento automático dos dados iniciais</w:t>
+            </w:r>
+          </w:p>
+        </w:tc>
+        <w:tc>
+          <w:tcPr>
+            <w:tcW w:w="1701" w:type="dxa"/>
+          </w:tcPr>
+          <w:p>
+            <w:pPr>
+              <w:rPr>
+                <w:rFonts w:ascii="Arial" w:hAnsi="Arial" w:cs="Arial"/>
+              </w:rPr>
+            </w:pPr>
+            <w:r>
+              <w:rPr>
+                <w:rFonts w:ascii="Arial" w:eastAsia="Arial" w:hAnsi="Arial" w:cs="Arial"/>
+              </w:rPr>
+              <w:t>Sistema</w:t>
+            </w:r>
+          </w:p>
+        </w:tc>
+        <w:tc>
+          <w:tcPr>
+            <w:tcW w:w="2839" w:type="dxa"/>
+          </w:tcPr>
+          <w:p>
+            <w:pPr>
+              <w:rPr>
+                <w:rFonts w:ascii="Arial" w:hAnsi="Arial" w:cs="Arial"/>
+              </w:rPr>
+            </w:pPr>
+            <w:r>
+              <w:rPr>
+                <w:rFonts w:ascii="Arial" w:eastAsia="Arial" w:hAnsi="Arial" w:cs="Arial"/>
+              </w:rPr>
+              <w:t>Dados carregados corretamente sem erro</w:t>
+            </w:r>
+          </w:p>
+        </w:tc>
+      </w:tr>
+      <w:tr>
+        <w:tc>
+          <w:tcPr>
+            <w:tcW w:w="2830" w:type="dxa"/>
+          </w:tcPr>
+          <w:p>
+            <w:pPr>
+              <w:rPr>
+                <w:rFonts w:ascii="Arial" w:hAnsi="Arial" w:cs="Arial"/>
+              </w:rPr>
+            </w:pPr>
+            <w:r>
+              <w:rPr>
+                <w:rFonts w:ascii="Arial" w:eastAsia="Arial" w:hAnsi="Arial" w:cs="Arial"/>
+              </w:rPr>
+              <w:t>3 - Acesso a funcionalidade de documentos</w:t>
+            </w:r>
+          </w:p>
+        </w:tc>
+        <w:tc>
+          <w:tcPr>
+            <w:tcW w:w="3260" w:type="dxa"/>
+          </w:tcPr>
+          <w:p>
+            <w:pPr>
+              <w:rPr>
+                <w:rFonts w:ascii="Arial" w:hAnsi="Arial" w:cs="Arial"/>
+              </w:rPr>
+            </w:pPr>
+            <w:r>
+              <w:rPr>
+                <w:rFonts w:ascii="Arial" w:eastAsia="Arial" w:hAnsi="Arial" w:cs="Arial"/>
+              </w:rPr>
+              <w:t>Usuário acessa a funcionalidade de documentos após carregamento</w:t>
+            </w:r>
+          </w:p>
+        </w:tc>
+        <w:tc>
+          <w:tcPr>
+            <w:tcW w:w="1701" w:type="dxa"/>
+          </w:tcPr>
+          <w:p>
+            <w:pPr>
+              <w:rPr>
+                <w:rFonts w:ascii="Arial" w:hAnsi="Arial" w:cs="Arial"/>
+              </w:rPr>
+            </w:pPr>
+            <w:r>
+              <w:rPr>
+                <w:rFonts w:ascii="Arial" w:eastAsia="Arial" w:hAnsi="Arial" w:cs="Arial"/>
+              </w:rPr>
+              <w:t>Contabilidade</w:t>
+            </w:r>
+          </w:p>
+        </w:tc>
+        <w:tc>
+          <w:tcPr>
+            <w:tcW w:w="2839" w:type="dxa"/>
+          </w:tcPr>
+          <w:p>
+            <w:pPr>
+              <w:rPr>
+                <w:rFonts w:ascii="Arial" w:hAnsi="Arial" w:cs="Arial"/>
+              </w:rPr>
+            </w:pPr>
+            <w:r>
+              <w:rPr>
+                <w:rFonts w:ascii="Arial" w:eastAsia="Arial" w:hAnsi="Arial" w:cs="Arial"/>
+              </w:rPr>
+              <w:t>Tela de documentos exibida com dados carregados</w:t>
+            </w:r>
+          </w:p>
+        </w:tc>
+      </w:tr>
+      <w:tr>
+        <w:tc>
+          <w:tcPr>
+            <w:tcW w:w="2830" w:type="dxa"/>
+          </w:tcPr>
+          <w:p>
+            <w:pPr>
+              <w:rPr>
+                <w:rFonts w:ascii="Arial" w:hAnsi="Arial" w:cs="Arial"/>
+              </w:rPr>
+            </w:pPr>
+            <w:r>
+              <w:rPr>
+                <w:rFonts w:ascii="Arial" w:eastAsia="Arial" w:hAnsi="Arial" w:cs="Arial"/>
+              </w:rPr>
+              <w:t>4 - Acionamento do botão de "Novo Documento"</w:t>
+            </w:r>
+          </w:p>
+        </w:tc>
+        <w:tc>
+          <w:tcPr>
+            <w:tcW w:w="3260" w:type="dxa"/>
+          </w:tcPr>
+          <w:p>
+            <w:pPr>
+              <w:rPr>
+                <w:rFonts w:ascii="Arial" w:hAnsi="Arial" w:cs="Arial"/>
+              </w:rPr>
+            </w:pPr>
+            <w:r>
+              <w:rPr>
+                <w:rFonts w:ascii="Arial" w:eastAsia="Arial" w:hAnsi="Arial" w:cs="Arial"/>
+              </w:rPr>
+              <w:t>Usuário aciona a opção de cadastro de novo documento</w:t>
+            </w:r>
+          </w:p>
+        </w:tc>
+        <w:tc>
+          <w:tcPr>
+            <w:tcW w:w="1701" w:type="dxa"/>
+          </w:tcPr>
+          <w:p>
+            <w:pPr>
+              <w:rPr>
+                <w:rFonts w:ascii="Arial" w:hAnsi="Arial" w:cs="Arial"/>
+              </w:rPr>
+            </w:pPr>
+            <w:r>
+              <w:rPr>
+                <w:rFonts w:ascii="Arial" w:eastAsia="Arial" w:hAnsi="Arial" w:cs="Arial"/>
+              </w:rPr>
+              <w:t>Contabilidade</w:t>
+            </w:r>
+          </w:p>
+        </w:tc>
+        <w:tc>
+          <w:tcPr>
+            <w:tcW w:w="2839" w:type="dxa"/>
+          </w:tcPr>
+          <w:p>
+            <w:pPr>
+              <w:rPr>
+                <w:rFonts w:ascii="Arial" w:hAnsi="Arial" w:cs="Arial"/>
+              </w:rPr>
+            </w:pPr>
+            <w:r>
+              <w:rPr>
+                <w:rFonts w:ascii="Arial" w:eastAsia="Arial" w:hAnsi="Arial" w:cs="Arial"/>
+              </w:rPr>
+              <w:t>Formulário de cadastro aberto</w:t>
+            </w:r>
+          </w:p>
+        </w:tc>
+      </w:tr>
+      <w:tr>
+        <w:tc>
+          <w:tcPr>
+            <w:tcW w:w="2830" w:type="dxa"/>
+          </w:tcPr>
+          <w:p>
+            <w:pPr>
+              <w:rPr>
+                <w:rFonts w:ascii="Arial" w:hAnsi="Arial" w:cs="Arial"/>
+              </w:rPr>
+            </w:pPr>
+            <w:r>
+              <w:rPr>
+                <w:rFonts w:ascii="Arial" w:eastAsia="Arial" w:hAnsi="Arial" w:cs="Arial"/>
+              </w:rPr>
+              <w:t>5 - Preenchimento dos dados de Documento</w:t>
+            </w:r>
+          </w:p>
+        </w:tc>
+        <w:tc>
+          <w:tcPr>
+            <w:tcW w:w="3260" w:type="dxa"/>
+          </w:tcPr>
+          <w:p>
+            <w:pPr>
+              <w:rPr>
+                <w:rFonts w:ascii="Arial" w:hAnsi="Arial" w:cs="Arial"/>
+              </w:rPr>
+            </w:pPr>
+            <w:r>
+              <w:rPr>
+                <w:rFonts w:ascii="Arial" w:eastAsia="Arial" w:hAnsi="Arial" w:cs="Arial"/>
+              </w:rPr>
+              <w:t>Usuário preenche os dados do documento</w:t>
+            </w:r>
+          </w:p>
+        </w:tc>
+        <w:tc>
+          <w:tcPr>
+            <w:tcW w:w="1701" w:type="dxa"/>
+          </w:tcPr>
+          <w:p>
+            <w:pPr>
+              <w:rPr>
+                <w:rFonts w:ascii="Arial" w:hAnsi="Arial" w:cs="Arial"/>
+              </w:rPr>
+            </w:pPr>
+            <w:r>
+              <w:rPr>
+                <w:rFonts w:ascii="Arial" w:eastAsia="Arial" w:hAnsi="Arial" w:cs="Arial"/>
+              </w:rPr>
+              <w:t>Contabilidade</w:t>
+            </w:r>
+          </w:p>
+        </w:tc>
+        <w:tc>
+          <w:tcPr>
+            <w:tcW w:w="2839" w:type="dxa"/>
+          </w:tcPr>
+          <w:p>
+            <w:pPr>
+              <w:rPr>
+                <w:rFonts w:ascii="Arial" w:hAnsi="Arial" w:cs="Arial"/>
+              </w:rPr>
+            </w:pPr>
+            <w:r>
+              <w:rPr>
+                <w:rFonts w:ascii="Arial" w:eastAsia="Arial" w:hAnsi="Arial" w:cs="Arial"/>
+              </w:rPr>
+              <w:t>Dados inseridos corretamente e validados</w:t>
+            </w:r>
+          </w:p>
+        </w:tc>
+      </w:tr>
+      <w:tr>
+        <w:tc>
+          <w:tcPr>
+            <w:tcW w:w="2830" w:type="dxa"/>
+          </w:tcPr>
+          <w:p>
+            <w:pPr>
+              <w:rPr>
+                <w:rFonts w:ascii="Arial" w:hAnsi="Arial" w:cs="Arial"/>
+              </w:rPr>
+            </w:pPr>
+            <w:r>
+              <w:rPr>
+                <w:rFonts w:ascii="Arial" w:eastAsia="Arial" w:hAnsi="Arial" w:cs="Arial"/>
+              </w:rPr>
+              <w:t>6 - Gravação dos dados de documento na base da contabilidade</w:t>
+            </w:r>
+          </w:p>
+        </w:tc>
+        <w:tc>
+          <w:tcPr>
+            <w:tcW w:w="3260" w:type="dxa"/>
+          </w:tcPr>
+          <w:p>
+            <w:pPr>
+              <w:rPr>
+                <w:rFonts w:ascii="Arial" w:hAnsi="Arial" w:cs="Arial"/>
+              </w:rPr>
+            </w:pPr>
+            <w:r>
+              <w:rPr>
+                <w:rFonts w:ascii="Arial" w:eastAsia="Arial" w:hAnsi="Arial" w:cs="Arial"/>
+              </w:rPr>
+              <w:t>Sistema realiza a persistência dos dados do documento</w:t>
+            </w:r>
+          </w:p>
+        </w:tc>
+        <w:tc>
+          <w:tcPr>
+            <w:tcW w:w="1701" w:type="dxa"/>
+          </w:tcPr>
+          <w:p>
+            <w:pPr>
+              <w:rPr>
+                <w:rFonts w:ascii="Arial" w:hAnsi="Arial" w:cs="Arial"/>
+              </w:rPr>
+            </w:pPr>
+            <w:r>
+              <w:rPr>
+                <w:rFonts w:ascii="Arial" w:eastAsia="Arial" w:hAnsi="Arial" w:cs="Arial"/>
+              </w:rPr>
+              <w:t>Sistema</w:t>
+            </w:r>
+          </w:p>
+        </w:tc>
+        <w:tc>
+          <w:tcPr>
+            <w:tcW w:w="2839" w:type="dxa"/>
+          </w:tcPr>
+          <w:p>
+            <w:pPr>
+              <w:rPr>
+                <w:rFonts w:ascii="Arial" w:hAnsi="Arial" w:cs="Arial"/>
+              </w:rPr>
+            </w:pPr>
+            <w:r>
+              <w:rPr>
+                <w:rFonts w:ascii="Arial" w:eastAsia="Arial" w:hAnsi="Arial" w:cs="Arial"/>
+              </w:rPr>
+              <w:t>Dados gravados com sucesso na base</w:t>
+            </w:r>
+          </w:p>
+        </w:tc>
+      </w:tr>
+      <w:tr>
+        <w:tc>
+          <w:tcPr>
+            <w:tcW w:w="2830" w:type="dxa"/>
+          </w:tcPr>
+          <w:p>
+            <w:pPr>
+              <w:rPr>
+                <w:rFonts w:ascii="Arial" w:hAnsi="Arial" w:cs="Arial"/>
+              </w:rPr>
+            </w:pPr>
+            <w:r>
+              <w:rPr>
+                <w:rFonts w:ascii="Arial" w:eastAsia="Arial" w:hAnsi="Arial" w:cs="Arial"/>
+              </w:rPr>
+              <w:t>7 - Mensagem de novo documento cadastrado com sucesso</w:t>
+            </w:r>
+          </w:p>
+        </w:tc>
+        <w:tc>
+          <w:tcPr>
+            <w:tcW w:w="3260" w:type="dxa"/>
+          </w:tcPr>
+          <w:p>
+            <w:pPr>
+              <w:rPr>
+                <w:rFonts w:ascii="Arial" w:hAnsi="Arial" w:cs="Arial"/>
+              </w:rPr>
+            </w:pPr>
+            <w:r>
+              <w:rPr>
+                <w:rFonts w:ascii="Arial" w:eastAsia="Arial" w:hAnsi="Arial" w:cs="Arial"/>
+              </w:rPr>
+              <w:t>Sistema apresenta mensagem de confirmação de cadastro</w:t>
+            </w:r>
+          </w:p>
+        </w:tc>
+        <w:tc>
+          <w:tcPr>
+            <w:tcW w:w="1701" w:type="dxa"/>
+          </w:tcPr>
+          <w:p>
+            <w:pPr>
+              <w:rPr>
+                <w:rFonts w:ascii="Arial" w:hAnsi="Arial" w:cs="Arial"/>
+              </w:rPr>
+            </w:pPr>
+            <w:r>
+              <w:rPr>
+                <w:rFonts w:ascii="Arial" w:eastAsia="Arial" w:hAnsi="Arial" w:cs="Arial"/>
+              </w:rPr>
+              <w:t>Sistema</w:t>
+            </w:r>
+          </w:p>
+        </w:tc>
+        <w:tc>
+          <w:tcPr>
+            <w:tcW w:w="2839" w:type="dxa"/>
+          </w:tcPr>
+          <w:p>
+            <w:pPr>
+              <w:rPr>
+                <w:rFonts w:ascii="Arial" w:hAnsi="Arial" w:cs="Arial"/>
+              </w:rPr>
+            </w:pPr>
+            <w:r>
+              <w:rPr>
+                <w:rFonts w:ascii="Arial" w:eastAsia="Arial" w:hAnsi="Arial" w:cs="Arial"/>
+              </w:rPr>
+              <w:t>Mensagem exibida corretamente</w:t>
+            </w:r>
+          </w:p>
+        </w:tc>
+      </w:tr>
+      <w:tr>
+        <w:tc>
+          <w:tcPr>
+            <w:tcW w:w="2830" w:type="dxa"/>
+          </w:tcPr>
+          <w:p>
+            <w:pPr>
+              <w:rPr>
+                <w:rFonts w:ascii="Arial" w:hAnsi="Arial" w:cs="Arial"/>
+              </w:rPr>
+            </w:pPr>
+            <w:r>
+              <w:rPr>
+                <w:rFonts w:ascii="Arial" w:eastAsia="Arial" w:hAnsi="Arial" w:cs="Arial"/>
+              </w:rPr>
+              <w:t>8 - Envio de notificação de documento disponível ao cliente</w:t>
+            </w:r>
+          </w:p>
+        </w:tc>
+        <w:tc>
+          <w:tcPr>
+            <w:tcW w:w="3260" w:type="dxa"/>
+          </w:tcPr>
+          <w:p>
+            <w:pPr>
+              <w:rPr>
+                <w:rFonts w:ascii="Arial" w:hAnsi="Arial" w:cs="Arial"/>
+              </w:rPr>
+            </w:pPr>
+            <w:r>
+              <w:rPr>
+                <w:rFonts w:ascii="Arial" w:eastAsia="Arial" w:hAnsi="Arial" w:cs="Arial"/>
+              </w:rPr>
+              <w:t>Sistema envia notificação ao cliente sobre o novo documento</w:t>
+            </w:r>
+          </w:p>
+        </w:tc>
+        <w:tc>
+          <w:tcPr>
+            <w:tcW w:w="1701" w:type="dxa"/>
+          </w:tcPr>
+          <w:p>
+            <w:pPr>
+              <w:rPr>
+                <w:rFonts w:ascii="Arial" w:hAnsi="Arial" w:cs="Arial"/>
+              </w:rPr>
+            </w:pPr>
+            <w:r>
+              <w:rPr>
+                <w:rFonts w:ascii="Arial" w:eastAsia="Arial" w:hAnsi="Arial" w:cs="Arial"/>
+              </w:rPr>
+              <w:t>Sistema</w:t>
+            </w:r>
+          </w:p>
+        </w:tc>
+        <w:tc>
+          <w:tcPr>
+            <w:tcW w:w="2839" w:type="dxa"/>
+          </w:tcPr>
+          <w:p>
+            <w:pPr>
+              <w:rPr>
+                <w:rFonts w:ascii="Arial" w:hAnsi="Arial" w:cs="Arial"/>
+              </w:rPr>
+            </w:pPr>
+            <w:r>
+              <w:rPr>
+                <w:rFonts w:ascii="Arial" w:eastAsia="Arial" w:hAnsi="Arial" w:cs="Arial"/>
+              </w:rPr>
+              <w:t>Notificação enviada corretamente</w:t>
+            </w:r>
+          </w:p>
+        </w:tc>
+      </w:tr>
+      <w:tr>
+        <w:tc>
+          <w:tcPr>
+            <w:tcW w:w="2830" w:type="dxa"/>
+          </w:tcPr>
+          <w:p>
+            <w:pPr>
+              <w:rPr>
+                <w:rFonts w:ascii="Arial" w:hAnsi="Arial" w:cs="Arial"/>
+              </w:rPr>
+            </w:pPr>
+            <w:r>
+              <w:rPr>
+                <w:rFonts w:ascii="Arial" w:eastAsia="Arial" w:hAnsi="Arial" w:cs="Arial"/>
+              </w:rPr>
+              <w:t>9 - Gateway "Novo Documento?"</w:t>
+            </w:r>
+          </w:p>
+        </w:tc>
+        <w:tc>
+          <w:tcPr>
+            <w:tcW w:w="3260" w:type="dxa"/>
+          </w:tcPr>
+          <w:p>
+            <w:pPr>
+              <w:rPr>
+                <w:rFonts w:ascii="Arial" w:hAnsi="Arial" w:cs="Arial"/>
+              </w:rPr>
+            </w:pPr>
+            <w:r>
+              <w:rPr>
+                <w:rFonts w:ascii="Arial" w:eastAsia="Arial" w:hAnsi="Arial" w:cs="Arial"/>
+              </w:rPr>
+              <w:t>Sistema valida decisão de continuar cadastro</w:t>
+            </w:r>
+          </w:p>
+        </w:tc>
+        <w:tc>
+          <w:tcPr>
+            <w:tcW w:w="1701" w:type="dxa"/>
+          </w:tcPr>
+          <w:p>
+            <w:pPr>
+              <w:rPr>
+                <w:rFonts w:ascii="Arial" w:hAnsi="Arial" w:cs="Arial"/>
+              </w:rPr>
+            </w:pPr>
+            <w:r>
+              <w:rPr>
+                <w:rFonts w:ascii="Arial" w:eastAsia="Arial" w:hAnsi="Arial" w:cs="Arial"/>
+              </w:rPr>
+              <w:t>Contabilidade</w:t>
+            </w:r>
+          </w:p>
+        </w:tc>
+        <w:tc>
+          <w:tcPr>
+            <w:tcW w:w="2839" w:type="dxa"/>
+          </w:tcPr>
+          <w:p>
+            <w:pPr>
+              <w:rPr>
+                <w:rFonts w:ascii="Arial" w:hAnsi="Arial" w:cs="Arial"/>
+              </w:rPr>
+            </w:pPr>
+            <w:r>
+              <w:rPr>
+                <w:rFonts w:ascii="Arial" w:eastAsia="Arial" w:hAnsi="Arial" w:cs="Arial"/>
+              </w:rPr>
+              <w:t>Decisão apresentada corretamente</w:t>
+            </w:r>
+          </w:p>
+        </w:tc>
+      </w:tr>
+      <w:tr>
+        <w:tc>
+          <w:tcPr>
+            <w:tcW w:w="2830" w:type="dxa"/>
+          </w:tcPr>
+          <w:p>
+            <w:pPr>
+              <w:rPr>
+                <w:rFonts w:ascii="Arial" w:hAnsi="Arial" w:cs="Arial"/>
+              </w:rPr>
+            </w:pPr>
+            <w:r>
+              <w:rPr>
+                <w:rFonts w:ascii="Arial" w:eastAsia="Arial" w:hAnsi="Arial" w:cs="Arial"/>
+              </w:rPr>
+              <w:t>10 - Fluxo "Sim" – Novo Documento</w:t>
+            </w:r>
+          </w:p>
+        </w:tc>
+        <w:tc>
+          <w:tcPr>
+            <w:tcW w:w="3260" w:type="dxa"/>
+          </w:tcPr>
+          <w:p>
+            <w:pPr>
+              <w:rPr>
+                <w:rFonts w:ascii="Arial" w:hAnsi="Arial" w:cs="Arial"/>
+              </w:rPr>
+            </w:pPr>
+            <w:r>
+              <w:rPr>
+                <w:rFonts w:ascii="Arial" w:eastAsia="Arial" w:hAnsi="Arial" w:cs="Arial"/>
+              </w:rPr>
+              <w:t>Usuário opta por cadastrar novo documento novamente</w:t>
+            </w:r>
+          </w:p>
+        </w:tc>
+        <w:tc>
+          <w:tcPr>
+            <w:tcW w:w="1701" w:type="dxa"/>
+          </w:tcPr>
+          <w:p>
+            <w:pPr>
+              <w:rPr>
+                <w:rFonts w:ascii="Arial" w:hAnsi="Arial" w:cs="Arial"/>
+              </w:rPr>
+            </w:pPr>
+            <w:r>
+              <w:rPr>
+                <w:rFonts w:ascii="Arial" w:eastAsia="Arial" w:hAnsi="Arial" w:cs="Arial"/>
+              </w:rPr>
+              <w:t>Contabilidade</w:t>
+            </w:r>
+          </w:p>
+        </w:tc>
+        <w:tc>
+          <w:tcPr>
+            <w:tcW w:w="2839" w:type="dxa"/>
+          </w:tcPr>
+          <w:p>
+            <w:pPr>
+              <w:rPr>
+                <w:rFonts w:ascii="Arial" w:hAnsi="Arial" w:cs="Arial"/>
+              </w:rPr>
+            </w:pPr>
+            <w:r>
+              <w:rPr>
+                <w:rFonts w:ascii="Arial" w:eastAsia="Arial" w:hAnsi="Arial" w:cs="Arial"/>
+              </w:rPr>
+              <w:t>Fluxo retorna ao passo "Acionamento do botão de Novo Documento"</w:t>
+            </w:r>
+          </w:p>
+        </w:tc>
+      </w:tr>
+      <w:tr>
+        <w:tc>
+          <w:tcPr>
+            <w:tcW w:w="2830" w:type="dxa"/>
+          </w:tcPr>
+          <w:p>
+            <w:pPr>
+              <w:rPr>
+                <w:rFonts w:ascii="Arial" w:hAnsi="Arial" w:cs="Arial"/>
+              </w:rPr>
+            </w:pPr>
+            <w:r>
+              <w:rPr>
+                <w:rFonts w:ascii="Arial" w:eastAsia="Arial" w:hAnsi="Arial" w:cs="Arial"/>
+              </w:rPr>
+              <w:t>11 - Fluxo "Não" – Encerramento</w:t>
+            </w:r>
+          </w:p>
+        </w:tc>
+        <w:tc>
+          <w:tcPr>
+            <w:tcW w:w="3260" w:type="dxa"/>
+          </w:tcPr>
+          <w:p>
+            <w:pPr>
+              <w:rPr>
+                <w:rFonts w:ascii="Arial" w:hAnsi="Arial" w:cs="Arial"/>
+              </w:rPr>
+            </w:pPr>
+            <w:r>
+              <w:rPr>
+                <w:rFonts w:ascii="Arial" w:eastAsia="Arial" w:hAnsi="Arial" w:cs="Arial"/>
+              </w:rPr>
+              <w:t>Usuário opta por encerrar o processo</w:t>
+            </w:r>
+          </w:p>
+        </w:tc>
+        <w:tc>
+          <w:tcPr>
+            <w:tcW w:w="1701" w:type="dxa"/>
+          </w:tcPr>
+          <w:p>
+            <w:pPr>
+              <w:rPr>
+                <w:rFonts w:ascii="Arial" w:hAnsi="Arial" w:cs="Arial"/>
+              </w:rPr>
+            </w:pPr>
+            <w:r>
+              <w:rPr>
+                <w:rFonts w:ascii="Arial" w:eastAsia="Arial" w:hAnsi="Arial" w:cs="Arial"/>
+              </w:rPr>
+              <w:t>Contabilidade</w:t>
+            </w:r>
+          </w:p>
+        </w:tc>
+        <w:tc>
+          <w:tcPr>
+            <w:tcW w:w="2839" w:type="dxa"/>
+          </w:tcPr>
+          <w:p>
+            <w:pPr>
+              <w:rPr>
+                <w:rFonts w:ascii="Arial" w:hAnsi="Arial" w:cs="Arial"/>
+              </w:rPr>
+            </w:pPr>
+            <w:r>
+              <w:rPr>
+                <w:rFonts w:ascii="Arial" w:eastAsia="Arial" w:hAnsi="Arial" w:cs="Arial"/>
+              </w:rPr>
+              <w:t>Processo finalizado corretamente</w:t>
+            </w:r>
           </w:p>
         </w:tc>
       </w:tr>
@@ -4834,25 +4791,15 @@
           <w:sz w:val="24"/>
           <w:szCs w:val="24"/>
         </w:rPr>
-        <w:t xml:space="preserve">B. Validar carregamento dos dados de clientes e documentos do </w:t>
+        <w:t>B. Validar carregamento dos dados de clientes e documentos do tenant</w:t>
       </w:r>
-      <w:proofErr w:type="spellStart"/>
-      <w:r>
-        <w:rPr>
-          <w:rFonts w:ascii="Times New Roman" w:hAnsi="Times New Roman" w:cs="Times New Roman"/>
-          <w:sz w:val="24"/>
-          <w:szCs w:val="24"/>
-        </w:rPr>
-        <w:t>tenant</w:t>
-      </w:r>
-      <w:proofErr w:type="spellEnd"/>
     </w:p>
     <w:p>
       <w:pPr>
         <w:pStyle w:val="Ttulo3"/>
         <w:numPr>
           <w:ilvl w:val="1"/>
-          <w:numId w:val="12"/>
+          <w:numId w:val="13"/>
         </w:numPr>
         <w:rPr>
           <w:rFonts w:ascii="Times New Roman" w:eastAsia="Times New Roman" w:hAnsi="Times New Roman" w:cs="Times New Roman"/>
@@ -4961,7 +4908,29 @@
           <w:sz w:val="24"/>
           <w:szCs w:val="24"/>
         </w:rPr>
-        <w:t>.3 – Acionamento do botão de "Novo Documento"</w:t>
+        <w:t>.</w:t>
+      </w:r>
+      <w:r>
+        <w:rPr>
+          <w:rFonts w:ascii="Times New Roman" w:eastAsia="Times New Roman" w:hAnsi="Times New Roman" w:cs="Times New Roman"/>
+          <w:b/>
+          <w:bCs/>
+          <w:color w:val="auto"/>
+          <w:sz w:val="24"/>
+          <w:szCs w:val="24"/>
+        </w:rPr>
+        <w:t>4</w:t>
+      </w:r>
+      <w:r>
+        <w:rPr>
+          <w:rFonts w:ascii="Times New Roman" w:eastAsia="Times New Roman" w:hAnsi="Times New Roman" w:cs="Times New Roman"/>
+          <w:b/>
+          <w:bCs/>
+          <w:color w:val="auto"/>
+          <w:sz w:val="24"/>
+          <w:szCs w:val="24"/>
+        </w:rPr>
+        <w:t xml:space="preserve"> – Acionamento do botão de "Novo Documento"</w:t>
       </w:r>
     </w:p>
     <w:p>
@@ -5050,7 +5019,29 @@
           <w:sz w:val="24"/>
           <w:szCs w:val="24"/>
         </w:rPr>
-        <w:t>.4 – Preenchimento dos dados de Documento</w:t>
+        <w:t>.</w:t>
+      </w:r>
+      <w:r>
+        <w:rPr>
+          <w:rFonts w:ascii="Times New Roman" w:eastAsia="Times New Roman" w:hAnsi="Times New Roman" w:cs="Times New Roman"/>
+          <w:b/>
+          <w:bCs/>
+          <w:color w:val="auto"/>
+          <w:sz w:val="24"/>
+          <w:szCs w:val="24"/>
+        </w:rPr>
+        <w:t>5</w:t>
+      </w:r>
+      <w:r>
+        <w:rPr>
+          <w:rFonts w:ascii="Times New Roman" w:eastAsia="Times New Roman" w:hAnsi="Times New Roman" w:cs="Times New Roman"/>
+          <w:b/>
+          <w:bCs/>
+          <w:color w:val="auto"/>
+          <w:sz w:val="24"/>
+          <w:szCs w:val="24"/>
+        </w:rPr>
+        <w:t xml:space="preserve"> – Preenchimento dos dados de Documento</w:t>
       </w:r>
     </w:p>
     <w:p>
@@ -5120,7 +5111,6 @@
           <w:sz w:val="24"/>
           <w:szCs w:val="24"/>
         </w:rPr>
-        <w:lastRenderedPageBreak/>
         <w:t>4</w:t>
       </w:r>
       <w:r>
@@ -5132,7 +5122,29 @@
           <w:sz w:val="24"/>
           <w:szCs w:val="24"/>
         </w:rPr>
-        <w:t>.5 – Gravação dos dados de documento na base da</w:t>
+        <w:t>.</w:t>
+      </w:r>
+      <w:r>
+        <w:rPr>
+          <w:rFonts w:ascii="Times New Roman" w:eastAsia="Times New Roman" w:hAnsi="Times New Roman" w:cs="Times New Roman"/>
+          <w:b/>
+          <w:bCs/>
+          <w:color w:val="auto"/>
+          <w:sz w:val="24"/>
+          <w:szCs w:val="24"/>
+        </w:rPr>
+        <w:t>6</w:t>
+      </w:r>
+      <w:r>
+        <w:rPr>
+          <w:rFonts w:ascii="Times New Roman" w:eastAsia="Times New Roman" w:hAnsi="Times New Roman" w:cs="Times New Roman"/>
+          <w:b/>
+          <w:bCs/>
+          <w:color w:val="auto"/>
+          <w:sz w:val="24"/>
+          <w:szCs w:val="24"/>
+        </w:rPr>
+        <w:t xml:space="preserve"> – Gravação dos dados de documento na base da</w:t>
       </w:r>
       <w:r>
         <w:t xml:space="preserve"> </w:t>
@@ -5200,6 +5212,7 @@
           <w:sz w:val="24"/>
           <w:szCs w:val="24"/>
         </w:rPr>
+        <w:lastRenderedPageBreak/>
         <w:t>B. Validar gravação dos dados na base</w:t>
       </w:r>
     </w:p>
@@ -5235,7 +5248,29 @@
           <w:sz w:val="24"/>
           <w:szCs w:val="24"/>
         </w:rPr>
-        <w:t>.6 – Mensagem de novo documento cadastrado com sucesso</w:t>
+        <w:t>.</w:t>
+      </w:r>
+      <w:r>
+        <w:rPr>
+          <w:rFonts w:ascii="Times New Roman" w:eastAsia="Times New Roman" w:hAnsi="Times New Roman" w:cs="Times New Roman"/>
+          <w:b/>
+          <w:bCs/>
+          <w:color w:val="auto"/>
+          <w:sz w:val="24"/>
+          <w:szCs w:val="24"/>
+        </w:rPr>
+        <w:t>7</w:t>
+      </w:r>
+      <w:r>
+        <w:rPr>
+          <w:rFonts w:ascii="Times New Roman" w:eastAsia="Times New Roman" w:hAnsi="Times New Roman" w:cs="Times New Roman"/>
+          <w:b/>
+          <w:bCs/>
+          <w:color w:val="auto"/>
+          <w:sz w:val="24"/>
+          <w:szCs w:val="24"/>
+        </w:rPr>
+        <w:t xml:space="preserve"> – Mensagem de novo documento cadastrado com sucesso</w:t>
       </w:r>
     </w:p>
     <w:p>
@@ -5324,7 +5359,29 @@
           <w:sz w:val="24"/>
           <w:szCs w:val="24"/>
         </w:rPr>
-        <w:t>.7 – Envio de notificação de documento disponível ao cliente</w:t>
+        <w:t>.</w:t>
+      </w:r>
+      <w:r>
+        <w:rPr>
+          <w:rFonts w:ascii="Times New Roman" w:eastAsia="Times New Roman" w:hAnsi="Times New Roman" w:cs="Times New Roman"/>
+          <w:b/>
+          <w:bCs/>
+          <w:color w:val="auto"/>
+          <w:sz w:val="24"/>
+          <w:szCs w:val="24"/>
+        </w:rPr>
+        <w:t>8</w:t>
+      </w:r>
+      <w:r>
+        <w:rPr>
+          <w:rFonts w:ascii="Times New Roman" w:eastAsia="Times New Roman" w:hAnsi="Times New Roman" w:cs="Times New Roman"/>
+          <w:b/>
+          <w:bCs/>
+          <w:color w:val="auto"/>
+          <w:sz w:val="24"/>
+          <w:szCs w:val="24"/>
+        </w:rPr>
+        <w:t xml:space="preserve"> – Envio de notificação de documento disponível ao cliente</w:t>
       </w:r>
     </w:p>
     <w:p>
@@ -5413,7 +5470,29 @@
           <w:sz w:val="24"/>
           <w:szCs w:val="24"/>
         </w:rPr>
-        <w:t>.8 – Gateway "Novo Documento?"</w:t>
+        <w:t>.</w:t>
+      </w:r>
+      <w:r>
+        <w:rPr>
+          <w:rFonts w:ascii="Times New Roman" w:eastAsia="Times New Roman" w:hAnsi="Times New Roman" w:cs="Times New Roman"/>
+          <w:b/>
+          <w:bCs/>
+          <w:color w:val="auto"/>
+          <w:sz w:val="24"/>
+          <w:szCs w:val="24"/>
+        </w:rPr>
+        <w:t>9</w:t>
+      </w:r>
+      <w:r>
+        <w:rPr>
+          <w:rFonts w:ascii="Times New Roman" w:eastAsia="Times New Roman" w:hAnsi="Times New Roman" w:cs="Times New Roman"/>
+          <w:b/>
+          <w:bCs/>
+          <w:color w:val="auto"/>
+          <w:sz w:val="24"/>
+          <w:szCs w:val="24"/>
+        </w:rPr>
+        <w:t xml:space="preserve"> – Gateway "Novo Documento?"</w:t>
       </w:r>
     </w:p>
     <w:p>
@@ -5586,6 +5665,2270 @@
           <w:szCs w:val="28"/>
         </w:rPr>
       </w:pPr>
+    </w:p>
+    <w:p>
+      <w:pPr>
+        <w:rPr>
+          <w:rFonts w:ascii="Times New Roman" w:eastAsia="Times New Roman" w:hAnsi="Times New Roman" w:cs="Times New Roman"/>
+          <w:b/>
+          <w:bCs/>
+          <w:sz w:val="28"/>
+          <w:szCs w:val="28"/>
+        </w:rPr>
+      </w:pPr>
+    </w:p>
+    <w:p>
+      <w:pPr>
+        <w:rPr>
+          <w:rFonts w:ascii="Times New Roman" w:eastAsia="Times New Roman" w:hAnsi="Times New Roman" w:cs="Times New Roman"/>
+          <w:b/>
+          <w:bCs/>
+          <w:sz w:val="28"/>
+          <w:szCs w:val="28"/>
+        </w:rPr>
+      </w:pPr>
+    </w:p>
+    <w:p>
+      <w:pPr>
+        <w:rPr>
+          <w:rFonts w:ascii="Times New Roman" w:eastAsia="Times New Roman" w:hAnsi="Times New Roman" w:cs="Times New Roman"/>
+          <w:b/>
+          <w:bCs/>
+          <w:sz w:val="28"/>
+          <w:szCs w:val="28"/>
+        </w:rPr>
+      </w:pPr>
+    </w:p>
+    <w:p>
+      <w:pPr>
+        <w:rPr>
+          <w:rFonts w:ascii="Times New Roman" w:eastAsia="Times New Roman" w:hAnsi="Times New Roman" w:cs="Times New Roman"/>
+          <w:b/>
+          <w:bCs/>
+          <w:sz w:val="28"/>
+          <w:szCs w:val="28"/>
+        </w:rPr>
+      </w:pPr>
+    </w:p>
+    <w:p>
+      <w:pPr>
+        <w:rPr>
+          <w:rFonts w:ascii="Times New Roman" w:eastAsia="Times New Roman" w:hAnsi="Times New Roman" w:cs="Times New Roman"/>
+          <w:b/>
+          <w:bCs/>
+          <w:sz w:val="28"/>
+          <w:szCs w:val="28"/>
+        </w:rPr>
+      </w:pPr>
+    </w:p>
+    <w:p>
+      <w:pPr>
+        <w:rPr>
+          <w:rFonts w:ascii="Times New Roman" w:eastAsia="Times New Roman" w:hAnsi="Times New Roman" w:cs="Times New Roman"/>
+          <w:b/>
+          <w:bCs/>
+          <w:sz w:val="28"/>
+          <w:szCs w:val="28"/>
+        </w:rPr>
+      </w:pPr>
+    </w:p>
+    <w:p>
+      <w:pPr>
+        <w:rPr>
+          <w:rFonts w:ascii="Times New Roman" w:eastAsia="Times New Roman" w:hAnsi="Times New Roman" w:cs="Times New Roman"/>
+          <w:b/>
+          <w:bCs/>
+          <w:sz w:val="28"/>
+          <w:szCs w:val="28"/>
+        </w:rPr>
+      </w:pPr>
+    </w:p>
+    <w:p>
+      <w:pPr>
+        <w:rPr>
+          <w:rFonts w:ascii="Times New Roman" w:eastAsia="Times New Roman" w:hAnsi="Times New Roman" w:cs="Times New Roman"/>
+          <w:b/>
+          <w:bCs/>
+          <w:sz w:val="28"/>
+          <w:szCs w:val="28"/>
+        </w:rPr>
+      </w:pPr>
+    </w:p>
+    <w:p>
+      <w:pPr>
+        <w:rPr>
+          <w:rFonts w:ascii="Times New Roman" w:eastAsia="Times New Roman" w:hAnsi="Times New Roman" w:cs="Times New Roman"/>
+          <w:b/>
+          <w:bCs/>
+          <w:sz w:val="28"/>
+          <w:szCs w:val="28"/>
+        </w:rPr>
+      </w:pPr>
+    </w:p>
+    <w:p>
+      <w:pPr>
+        <w:rPr>
+          <w:rFonts w:ascii="Times New Roman" w:eastAsia="Times New Roman" w:hAnsi="Times New Roman" w:cs="Times New Roman"/>
+          <w:b/>
+          <w:bCs/>
+          <w:sz w:val="28"/>
+          <w:szCs w:val="28"/>
+        </w:rPr>
+      </w:pPr>
+    </w:p>
+    <w:p>
+      <w:pPr>
+        <w:rPr>
+          <w:rFonts w:ascii="Times New Roman" w:eastAsia="Times New Roman" w:hAnsi="Times New Roman" w:cs="Times New Roman"/>
+          <w:b/>
+          <w:bCs/>
+          <w:sz w:val="28"/>
+          <w:szCs w:val="28"/>
+        </w:rPr>
+      </w:pPr>
+    </w:p>
+    <w:p>
+      <w:pPr>
+        <w:rPr>
+          <w:rFonts w:ascii="Times New Roman" w:eastAsia="Times New Roman" w:hAnsi="Times New Roman" w:cs="Times New Roman"/>
+          <w:b/>
+          <w:bCs/>
+          <w:sz w:val="28"/>
+          <w:szCs w:val="28"/>
+        </w:rPr>
+      </w:pPr>
+    </w:p>
+    <w:p>
+      <w:pPr>
+        <w:rPr>
+          <w:rFonts w:ascii="Times New Roman" w:eastAsia="Times New Roman" w:hAnsi="Times New Roman" w:cs="Times New Roman"/>
+          <w:b/>
+          <w:bCs/>
+          <w:sz w:val="28"/>
+          <w:szCs w:val="28"/>
+        </w:rPr>
+      </w:pPr>
+    </w:p>
+    <w:p>
+      <w:pPr>
+        <w:rPr>
+          <w:rFonts w:ascii="Times New Roman" w:eastAsia="Times New Roman" w:hAnsi="Times New Roman" w:cs="Times New Roman"/>
+          <w:b/>
+          <w:bCs/>
+          <w:sz w:val="28"/>
+          <w:szCs w:val="28"/>
+        </w:rPr>
+      </w:pPr>
+    </w:p>
+    <w:p>
+      <w:pPr>
+        <w:pStyle w:val="Ttulo1"/>
+        <w:rPr>
+          <w:rFonts w:ascii="Times New Roman" w:hAnsi="Times New Roman" w:cs="Times New Roman"/>
+          <w:b/>
+          <w:bCs/>
+          <w:sz w:val="28"/>
+          <w:szCs w:val="28"/>
+        </w:rPr>
+      </w:pPr>
+      <w:r>
+        <w:rPr>
+          <w:rFonts w:ascii="Times New Roman" w:eastAsia="Times New Roman" w:hAnsi="Times New Roman" w:cs="Times New Roman"/>
+          <w:b/>
+          <w:bCs/>
+          <w:color w:val="auto"/>
+          <w:sz w:val="28"/>
+          <w:szCs w:val="28"/>
+        </w:rPr>
+        <w:lastRenderedPageBreak/>
+        <w:t>5 – Função de Solicitação e Atendimento de Serviço Contábil</w:t>
+      </w:r>
+    </w:p>
+    <w:tbl>
+      <w:tblPr>
+        <w:tblStyle w:val="Tabelacomgrade"/>
+        <w:tblW w:w="10630" w:type="dxa"/>
+        <w:tblInd w:w="-992" w:type="dxa"/>
+        <w:tblLayout w:type="fixed"/>
+        <w:tblLook w:val="04A0" w:firstRow="1" w:lastRow="0" w:firstColumn="1" w:lastColumn="0" w:noHBand="0" w:noVBand="1"/>
+      </w:tblPr>
+      <w:tblGrid>
+        <w:gridCol w:w="3397"/>
+        <w:gridCol w:w="2835"/>
+        <w:gridCol w:w="1701"/>
+        <w:gridCol w:w="2697"/>
+      </w:tblGrid>
+      <w:tr>
+        <w:tc>
+          <w:tcPr>
+            <w:tcW w:w="3397" w:type="dxa"/>
+          </w:tcPr>
+          <w:p>
+            <w:pPr>
+              <w:jc w:val="center"/>
+              <w:rPr>
+                <w:rFonts w:ascii="Times New Roman" w:hAnsi="Times New Roman" w:cs="Times New Roman"/>
+                <w:b/>
+                <w:bCs/>
+                <w:sz w:val="24"/>
+                <w:szCs w:val="24"/>
+              </w:rPr>
+            </w:pPr>
+            <w:r>
+              <w:rPr>
+                <w:rFonts w:ascii="Times New Roman" w:hAnsi="Times New Roman" w:cs="Times New Roman"/>
+                <w:b/>
+                <w:bCs/>
+                <w:sz w:val="24"/>
+                <w:szCs w:val="24"/>
+              </w:rPr>
+              <w:t>Cenário</w:t>
+            </w:r>
+          </w:p>
+        </w:tc>
+        <w:tc>
+          <w:tcPr>
+            <w:tcW w:w="2835" w:type="dxa"/>
+          </w:tcPr>
+          <w:p>
+            <w:pPr>
+              <w:jc w:val="center"/>
+              <w:rPr>
+                <w:rFonts w:ascii="Times New Roman" w:hAnsi="Times New Roman" w:cs="Times New Roman"/>
+                <w:b/>
+                <w:bCs/>
+                <w:sz w:val="24"/>
+                <w:szCs w:val="24"/>
+              </w:rPr>
+            </w:pPr>
+            <w:r>
+              <w:rPr>
+                <w:rFonts w:ascii="Times New Roman" w:eastAsia="Times New Roman" w:hAnsi="Times New Roman" w:cs="Times New Roman"/>
+                <w:b/>
+                <w:bCs/>
+                <w:sz w:val="24"/>
+                <w:szCs w:val="24"/>
+              </w:rPr>
+              <w:t>Descrição</w:t>
+            </w:r>
+          </w:p>
+        </w:tc>
+        <w:tc>
+          <w:tcPr>
+            <w:tcW w:w="1701" w:type="dxa"/>
+          </w:tcPr>
+          <w:p>
+            <w:pPr>
+              <w:jc w:val="center"/>
+              <w:rPr>
+                <w:rFonts w:ascii="Times New Roman" w:hAnsi="Times New Roman" w:cs="Times New Roman"/>
+                <w:b/>
+                <w:bCs/>
+                <w:sz w:val="24"/>
+                <w:szCs w:val="24"/>
+              </w:rPr>
+            </w:pPr>
+            <w:r>
+              <w:rPr>
+                <w:rFonts w:ascii="Times New Roman" w:eastAsia="Times New Roman" w:hAnsi="Times New Roman" w:cs="Times New Roman"/>
+                <w:b/>
+                <w:bCs/>
+                <w:sz w:val="24"/>
+                <w:szCs w:val="24"/>
+              </w:rPr>
+              <w:t>Usuário</w:t>
+            </w:r>
+          </w:p>
+        </w:tc>
+        <w:tc>
+          <w:tcPr>
+            <w:tcW w:w="2697" w:type="dxa"/>
+          </w:tcPr>
+          <w:p>
+            <w:pPr>
+              <w:jc w:val="center"/>
+              <w:rPr>
+                <w:rFonts w:ascii="Times New Roman" w:hAnsi="Times New Roman" w:cs="Times New Roman"/>
+                <w:b/>
+                <w:bCs/>
+                <w:sz w:val="24"/>
+                <w:szCs w:val="24"/>
+              </w:rPr>
+            </w:pPr>
+            <w:r>
+              <w:rPr>
+                <w:rFonts w:ascii="Times New Roman" w:eastAsia="Times New Roman" w:hAnsi="Times New Roman" w:cs="Times New Roman"/>
+                <w:b/>
+                <w:bCs/>
+                <w:sz w:val="24"/>
+                <w:szCs w:val="24"/>
+              </w:rPr>
+              <w:t xml:space="preserve">Resultado </w:t>
+            </w:r>
+          </w:p>
+        </w:tc>
+      </w:tr>
+      <w:tr>
+        <w:tc>
+          <w:tcPr>
+            <w:tcW w:w="3397" w:type="dxa"/>
+          </w:tcPr>
+          <w:p>
+            <w:pPr>
+              <w:rPr>
+                <w:rFonts w:ascii="Arial" w:hAnsi="Arial" w:cs="Arial"/>
+              </w:rPr>
+            </w:pPr>
+            <w:r>
+              <w:t>1 - Acesso ao sistema</w:t>
+            </w:r>
+          </w:p>
+        </w:tc>
+        <w:tc>
+          <w:tcPr>
+            <w:tcW w:w="2835" w:type="dxa"/>
+          </w:tcPr>
+          <w:p>
+            <w:pPr>
+              <w:rPr>
+                <w:rFonts w:ascii="Arial" w:hAnsi="Arial" w:cs="Arial"/>
+              </w:rPr>
+            </w:pPr>
+            <w:r>
+              <w:t>Usuário acessa o sistema</w:t>
+            </w:r>
+          </w:p>
+        </w:tc>
+        <w:tc>
+          <w:tcPr>
+            <w:tcW w:w="1701" w:type="dxa"/>
+          </w:tcPr>
+          <w:p>
+            <w:pPr>
+              <w:rPr>
+                <w:rFonts w:ascii="Arial" w:hAnsi="Arial" w:cs="Arial"/>
+              </w:rPr>
+            </w:pPr>
+            <w:r>
+              <w:t>Cliente</w:t>
+            </w:r>
+          </w:p>
+        </w:tc>
+        <w:tc>
+          <w:tcPr>
+            <w:tcW w:w="2697" w:type="dxa"/>
+          </w:tcPr>
+          <w:p>
+            <w:pPr>
+              <w:rPr>
+                <w:rFonts w:ascii="Arial" w:hAnsi="Arial" w:cs="Arial"/>
+              </w:rPr>
+            </w:pPr>
+            <w:r>
+              <w:t>Acesso realizado com sucesso</w:t>
+            </w:r>
+          </w:p>
+        </w:tc>
+      </w:tr>
+      <w:tr>
+        <w:tc>
+          <w:tcPr>
+            <w:tcW w:w="3397" w:type="dxa"/>
+          </w:tcPr>
+          <w:p>
+            <w:pPr>
+              <w:rPr>
+                <w:rFonts w:ascii="Arial" w:hAnsi="Arial" w:cs="Arial"/>
+              </w:rPr>
+            </w:pPr>
+            <w:r>
+              <w:t>2 - Acesso a funcionalidade de Solicitação</w:t>
+            </w:r>
+          </w:p>
+        </w:tc>
+        <w:tc>
+          <w:tcPr>
+            <w:tcW w:w="2835" w:type="dxa"/>
+          </w:tcPr>
+          <w:p>
+            <w:pPr>
+              <w:rPr>
+                <w:rFonts w:ascii="Arial" w:hAnsi="Arial" w:cs="Arial"/>
+              </w:rPr>
+            </w:pPr>
+            <w:r>
+              <w:t>Usuário acessa funcionalidade</w:t>
+            </w:r>
+          </w:p>
+        </w:tc>
+        <w:tc>
+          <w:tcPr>
+            <w:tcW w:w="1701" w:type="dxa"/>
+          </w:tcPr>
+          <w:p>
+            <w:pPr>
+              <w:rPr>
+                <w:rFonts w:ascii="Arial" w:hAnsi="Arial" w:cs="Arial"/>
+              </w:rPr>
+            </w:pPr>
+            <w:r>
+              <w:t>Cliente</w:t>
+            </w:r>
+          </w:p>
+        </w:tc>
+        <w:tc>
+          <w:tcPr>
+            <w:tcW w:w="2697" w:type="dxa"/>
+          </w:tcPr>
+          <w:p>
+            <w:pPr>
+              <w:rPr>
+                <w:rFonts w:ascii="Arial" w:hAnsi="Arial" w:cs="Arial"/>
+              </w:rPr>
+            </w:pPr>
+            <w:r>
+              <w:t>Tela exibida</w:t>
+            </w:r>
+          </w:p>
+        </w:tc>
+      </w:tr>
+      <w:tr>
+        <w:tc>
+          <w:tcPr>
+            <w:tcW w:w="3397" w:type="dxa"/>
+          </w:tcPr>
+          <w:p>
+            <w:pPr>
+              <w:rPr>
+                <w:rFonts w:ascii="Arial" w:hAnsi="Arial" w:cs="Arial"/>
+              </w:rPr>
+            </w:pPr>
+            <w:r>
+              <w:t>3 - Acionamento do botão "Nova Solicitação"</w:t>
+            </w:r>
+          </w:p>
+        </w:tc>
+        <w:tc>
+          <w:tcPr>
+            <w:tcW w:w="2835" w:type="dxa"/>
+          </w:tcPr>
+          <w:p>
+            <w:pPr>
+              <w:rPr>
+                <w:rFonts w:ascii="Arial" w:hAnsi="Arial" w:cs="Arial"/>
+              </w:rPr>
+            </w:pPr>
+            <w:r>
+              <w:t>Usuário inicia nova solicitação</w:t>
+            </w:r>
+          </w:p>
+        </w:tc>
+        <w:tc>
+          <w:tcPr>
+            <w:tcW w:w="1701" w:type="dxa"/>
+          </w:tcPr>
+          <w:p>
+            <w:pPr>
+              <w:rPr>
+                <w:rFonts w:ascii="Arial" w:hAnsi="Arial" w:cs="Arial"/>
+              </w:rPr>
+            </w:pPr>
+            <w:r>
+              <w:t>Cliente</w:t>
+            </w:r>
+          </w:p>
+        </w:tc>
+        <w:tc>
+          <w:tcPr>
+            <w:tcW w:w="2697" w:type="dxa"/>
+          </w:tcPr>
+          <w:p>
+            <w:pPr>
+              <w:rPr>
+                <w:rFonts w:ascii="Arial" w:hAnsi="Arial" w:cs="Arial"/>
+              </w:rPr>
+            </w:pPr>
+            <w:r>
+              <w:t>Formulário aberto</w:t>
+            </w:r>
+          </w:p>
+        </w:tc>
+      </w:tr>
+      <w:tr>
+        <w:tc>
+          <w:tcPr>
+            <w:tcW w:w="3397" w:type="dxa"/>
+          </w:tcPr>
+          <w:p>
+            <w:pPr>
+              <w:rPr>
+                <w:rFonts w:ascii="Arial" w:hAnsi="Arial" w:cs="Arial"/>
+              </w:rPr>
+            </w:pPr>
+            <w:r>
+              <w:t>4 - Carregamento da listagem de serviços da plataforma</w:t>
+            </w:r>
+          </w:p>
+        </w:tc>
+        <w:tc>
+          <w:tcPr>
+            <w:tcW w:w="2835" w:type="dxa"/>
+          </w:tcPr>
+          <w:p>
+            <w:pPr>
+              <w:rPr>
+                <w:rFonts w:ascii="Arial" w:hAnsi="Arial" w:cs="Arial"/>
+              </w:rPr>
+            </w:pPr>
+            <w:r>
+              <w:t>Sistema carrega serviços</w:t>
+            </w:r>
+          </w:p>
+        </w:tc>
+        <w:tc>
+          <w:tcPr>
+            <w:tcW w:w="1701" w:type="dxa"/>
+          </w:tcPr>
+          <w:p>
+            <w:pPr>
+              <w:rPr>
+                <w:rFonts w:ascii="Arial" w:hAnsi="Arial" w:cs="Arial"/>
+              </w:rPr>
+            </w:pPr>
+            <w:r>
+              <w:t>Sistema</w:t>
+            </w:r>
+          </w:p>
+        </w:tc>
+        <w:tc>
+          <w:tcPr>
+            <w:tcW w:w="2697" w:type="dxa"/>
+          </w:tcPr>
+          <w:p>
+            <w:pPr>
+              <w:rPr>
+                <w:rFonts w:ascii="Arial" w:hAnsi="Arial" w:cs="Arial"/>
+              </w:rPr>
+            </w:pPr>
+            <w:r>
+              <w:t>Lista carregada</w:t>
+            </w:r>
+          </w:p>
+        </w:tc>
+      </w:tr>
+      <w:tr>
+        <w:tc>
+          <w:tcPr>
+            <w:tcW w:w="3397" w:type="dxa"/>
+          </w:tcPr>
+          <w:p>
+            <w:pPr>
+              <w:rPr>
+                <w:rFonts w:ascii="Arial" w:hAnsi="Arial" w:cs="Arial"/>
+              </w:rPr>
+            </w:pPr>
+            <w:r>
+              <w:t>5 - Seleção do Serviço e preenchimento de dados da solicitação</w:t>
+            </w:r>
+          </w:p>
+        </w:tc>
+        <w:tc>
+          <w:tcPr>
+            <w:tcW w:w="2835" w:type="dxa"/>
+          </w:tcPr>
+          <w:p>
+            <w:pPr>
+              <w:rPr>
+                <w:rFonts w:ascii="Arial" w:hAnsi="Arial" w:cs="Arial"/>
+              </w:rPr>
+            </w:pPr>
+            <w:r>
+              <w:t>Usuário preenche dados</w:t>
+            </w:r>
+          </w:p>
+        </w:tc>
+        <w:tc>
+          <w:tcPr>
+            <w:tcW w:w="1701" w:type="dxa"/>
+          </w:tcPr>
+          <w:p>
+            <w:pPr>
+              <w:rPr>
+                <w:rFonts w:ascii="Arial" w:hAnsi="Arial" w:cs="Arial"/>
+              </w:rPr>
+            </w:pPr>
+            <w:r>
+              <w:t>Cliente</w:t>
+            </w:r>
+          </w:p>
+        </w:tc>
+        <w:tc>
+          <w:tcPr>
+            <w:tcW w:w="2697" w:type="dxa"/>
+          </w:tcPr>
+          <w:p>
+            <w:pPr>
+              <w:rPr>
+                <w:rFonts w:ascii="Arial" w:hAnsi="Arial" w:cs="Arial"/>
+              </w:rPr>
+            </w:pPr>
+            <w:r>
+              <w:t>Dados válidos</w:t>
+            </w:r>
+          </w:p>
+        </w:tc>
+      </w:tr>
+      <w:tr>
+        <w:tc>
+          <w:tcPr>
+            <w:tcW w:w="3397" w:type="dxa"/>
+          </w:tcPr>
+          <w:p>
+            <w:pPr>
+              <w:rPr>
+                <w:rFonts w:ascii="Arial" w:hAnsi="Arial" w:cs="Arial"/>
+              </w:rPr>
+            </w:pPr>
+            <w:r>
+              <w:t>6 - Gravação dos dados da Solicitação</w:t>
+            </w:r>
+          </w:p>
+        </w:tc>
+        <w:tc>
+          <w:tcPr>
+            <w:tcW w:w="2835" w:type="dxa"/>
+          </w:tcPr>
+          <w:p>
+            <w:pPr>
+              <w:rPr>
+                <w:rFonts w:ascii="Arial" w:hAnsi="Arial" w:cs="Arial"/>
+              </w:rPr>
+            </w:pPr>
+            <w:r>
+              <w:t>Sistema grava dados</w:t>
+            </w:r>
+          </w:p>
+        </w:tc>
+        <w:tc>
+          <w:tcPr>
+            <w:tcW w:w="1701" w:type="dxa"/>
+          </w:tcPr>
+          <w:p>
+            <w:pPr>
+              <w:rPr>
+                <w:rFonts w:ascii="Arial" w:hAnsi="Arial" w:cs="Arial"/>
+              </w:rPr>
+            </w:pPr>
+            <w:r>
+              <w:t>Sistema</w:t>
+            </w:r>
+          </w:p>
+        </w:tc>
+        <w:tc>
+          <w:tcPr>
+            <w:tcW w:w="2697" w:type="dxa"/>
+          </w:tcPr>
+          <w:p>
+            <w:pPr>
+              <w:rPr>
+                <w:rFonts w:ascii="Arial" w:hAnsi="Arial" w:cs="Arial"/>
+              </w:rPr>
+            </w:pPr>
+            <w:r>
+              <w:t>Dados persistidos</w:t>
+            </w:r>
+          </w:p>
+        </w:tc>
+      </w:tr>
+      <w:tr>
+        <w:tc>
+          <w:tcPr>
+            <w:tcW w:w="3397" w:type="dxa"/>
+          </w:tcPr>
+          <w:p>
+            <w:pPr>
+              <w:rPr>
+                <w:rFonts w:ascii="Arial" w:hAnsi="Arial" w:cs="Arial"/>
+              </w:rPr>
+            </w:pPr>
+            <w:r>
+              <w:t>7 - Mensagem de Solicitação Criada com sucesso</w:t>
+            </w:r>
+          </w:p>
+        </w:tc>
+        <w:tc>
+          <w:tcPr>
+            <w:tcW w:w="2835" w:type="dxa"/>
+          </w:tcPr>
+          <w:p>
+            <w:pPr>
+              <w:rPr>
+                <w:rFonts w:ascii="Arial" w:hAnsi="Arial" w:cs="Arial"/>
+              </w:rPr>
+            </w:pPr>
+            <w:r>
+              <w:t>Sistema exibe mensagem</w:t>
+            </w:r>
+          </w:p>
+        </w:tc>
+        <w:tc>
+          <w:tcPr>
+            <w:tcW w:w="1701" w:type="dxa"/>
+          </w:tcPr>
+          <w:p>
+            <w:pPr>
+              <w:rPr>
+                <w:rFonts w:ascii="Arial" w:hAnsi="Arial" w:cs="Arial"/>
+              </w:rPr>
+            </w:pPr>
+            <w:r>
+              <w:t>Sistema</w:t>
+            </w:r>
+          </w:p>
+        </w:tc>
+        <w:tc>
+          <w:tcPr>
+            <w:tcW w:w="2697" w:type="dxa"/>
+          </w:tcPr>
+          <w:p>
+            <w:pPr>
+              <w:rPr>
+                <w:rFonts w:ascii="Arial" w:hAnsi="Arial" w:cs="Arial"/>
+              </w:rPr>
+            </w:pPr>
+            <w:r>
+              <w:t>Mensagem exibida</w:t>
+            </w:r>
+          </w:p>
+        </w:tc>
+      </w:tr>
+      <w:tr>
+        <w:tc>
+          <w:tcPr>
+            <w:tcW w:w="3397" w:type="dxa"/>
+          </w:tcPr>
+          <w:p>
+            <w:pPr>
+              <w:rPr>
+                <w:rFonts w:ascii="Arial" w:hAnsi="Arial" w:cs="Arial"/>
+              </w:rPr>
+            </w:pPr>
+            <w:r>
+              <w:t>8 - Notificação de Nova Solicitação</w:t>
+            </w:r>
+          </w:p>
+        </w:tc>
+        <w:tc>
+          <w:tcPr>
+            <w:tcW w:w="2835" w:type="dxa"/>
+          </w:tcPr>
+          <w:p>
+            <w:pPr>
+              <w:rPr>
+                <w:rFonts w:ascii="Arial" w:hAnsi="Arial" w:cs="Arial"/>
+              </w:rPr>
+            </w:pPr>
+            <w:r>
+              <w:t>Sistema notifica nova solicitação</w:t>
+            </w:r>
+          </w:p>
+        </w:tc>
+        <w:tc>
+          <w:tcPr>
+            <w:tcW w:w="1701" w:type="dxa"/>
+          </w:tcPr>
+          <w:p>
+            <w:pPr>
+              <w:rPr>
+                <w:rFonts w:ascii="Arial" w:hAnsi="Arial" w:cs="Arial"/>
+              </w:rPr>
+            </w:pPr>
+            <w:r>
+              <w:t>Sistema</w:t>
+            </w:r>
+          </w:p>
+        </w:tc>
+        <w:tc>
+          <w:tcPr>
+            <w:tcW w:w="2697" w:type="dxa"/>
+          </w:tcPr>
+          <w:p>
+            <w:pPr>
+              <w:rPr>
+                <w:rFonts w:ascii="Arial" w:hAnsi="Arial" w:cs="Arial"/>
+              </w:rPr>
+            </w:pPr>
+            <w:r>
+              <w:t>Notificação enviada</w:t>
+            </w:r>
+          </w:p>
+        </w:tc>
+      </w:tr>
+      <w:tr>
+        <w:tc>
+          <w:tcPr>
+            <w:tcW w:w="3397" w:type="dxa"/>
+          </w:tcPr>
+          <w:p>
+            <w:pPr>
+              <w:rPr>
+                <w:rFonts w:ascii="Arial" w:hAnsi="Arial" w:cs="Arial"/>
+              </w:rPr>
+            </w:pPr>
+            <w:r>
+              <w:t>9 - Gateway "Nova Solicitação?"</w:t>
+            </w:r>
+          </w:p>
+        </w:tc>
+        <w:tc>
+          <w:tcPr>
+            <w:tcW w:w="2835" w:type="dxa"/>
+          </w:tcPr>
+          <w:p>
+            <w:pPr>
+              <w:rPr>
+                <w:rFonts w:ascii="Arial" w:hAnsi="Arial" w:cs="Arial"/>
+              </w:rPr>
+            </w:pPr>
+            <w:r>
+              <w:t>Validação de nova solicitação</w:t>
+            </w:r>
+          </w:p>
+        </w:tc>
+        <w:tc>
+          <w:tcPr>
+            <w:tcW w:w="1701" w:type="dxa"/>
+          </w:tcPr>
+          <w:p>
+            <w:pPr>
+              <w:rPr>
+                <w:rFonts w:ascii="Arial" w:hAnsi="Arial" w:cs="Arial"/>
+              </w:rPr>
+            </w:pPr>
+            <w:r>
+              <w:t>Cliente</w:t>
+            </w:r>
+          </w:p>
+        </w:tc>
+        <w:tc>
+          <w:tcPr>
+            <w:tcW w:w="2697" w:type="dxa"/>
+          </w:tcPr>
+          <w:p>
+            <w:pPr>
+              <w:rPr>
+                <w:rFonts w:ascii="Arial" w:hAnsi="Arial" w:cs="Arial"/>
+              </w:rPr>
+            </w:pPr>
+            <w:r>
+              <w:t>Decisão correta</w:t>
+            </w:r>
+          </w:p>
+        </w:tc>
+      </w:tr>
+      <w:tr>
+        <w:tc>
+          <w:tcPr>
+            <w:tcW w:w="3397" w:type="dxa"/>
+          </w:tcPr>
+          <w:p>
+            <w:pPr>
+              <w:rPr>
+                <w:rFonts w:ascii="Arial" w:hAnsi="Arial" w:cs="Arial"/>
+              </w:rPr>
+            </w:pPr>
+            <w:r>
+              <w:t>10 - Fluxo Sim – Nova Solicitação</w:t>
+            </w:r>
+          </w:p>
+        </w:tc>
+        <w:tc>
+          <w:tcPr>
+            <w:tcW w:w="2835" w:type="dxa"/>
+          </w:tcPr>
+          <w:p>
+            <w:pPr>
+              <w:rPr>
+                <w:rFonts w:ascii="Arial" w:hAnsi="Arial" w:cs="Arial"/>
+              </w:rPr>
+            </w:pPr>
+            <w:r>
+              <w:t>Retorna ao início</w:t>
+            </w:r>
+          </w:p>
+        </w:tc>
+        <w:tc>
+          <w:tcPr>
+            <w:tcW w:w="1701" w:type="dxa"/>
+          </w:tcPr>
+          <w:p>
+            <w:pPr>
+              <w:rPr>
+                <w:rFonts w:ascii="Arial" w:hAnsi="Arial" w:cs="Arial"/>
+              </w:rPr>
+            </w:pPr>
+            <w:r>
+              <w:t>Cliente</w:t>
+            </w:r>
+          </w:p>
+        </w:tc>
+        <w:tc>
+          <w:tcPr>
+            <w:tcW w:w="2697" w:type="dxa"/>
+          </w:tcPr>
+          <w:p>
+            <w:pPr>
+              <w:rPr>
+                <w:rFonts w:ascii="Arial" w:hAnsi="Arial" w:cs="Arial"/>
+              </w:rPr>
+            </w:pPr>
+            <w:r>
+              <w:t>Fluxo reiniciado</w:t>
+            </w:r>
+          </w:p>
+        </w:tc>
+      </w:tr>
+      <w:tr>
+        <w:tc>
+          <w:tcPr>
+            <w:tcW w:w="3397" w:type="dxa"/>
+          </w:tcPr>
+          <w:p>
+            <w:pPr>
+              <w:rPr>
+                <w:rFonts w:ascii="Arial" w:hAnsi="Arial" w:cs="Arial"/>
+              </w:rPr>
+            </w:pPr>
+            <w:r>
+              <w:t>11 - Fluxo Não – Encerramento</w:t>
+            </w:r>
+          </w:p>
+        </w:tc>
+        <w:tc>
+          <w:tcPr>
+            <w:tcW w:w="2835" w:type="dxa"/>
+          </w:tcPr>
+          <w:p>
+            <w:pPr>
+              <w:rPr>
+                <w:rFonts w:ascii="Arial" w:hAnsi="Arial" w:cs="Arial"/>
+              </w:rPr>
+            </w:pPr>
+            <w:r>
+              <w:t>Finaliza processo</w:t>
+            </w:r>
+          </w:p>
+        </w:tc>
+        <w:tc>
+          <w:tcPr>
+            <w:tcW w:w="1701" w:type="dxa"/>
+          </w:tcPr>
+          <w:p>
+            <w:pPr>
+              <w:rPr>
+                <w:rFonts w:ascii="Arial" w:hAnsi="Arial" w:cs="Arial"/>
+              </w:rPr>
+            </w:pPr>
+            <w:r>
+              <w:t>Cliente</w:t>
+            </w:r>
+          </w:p>
+        </w:tc>
+        <w:tc>
+          <w:tcPr>
+            <w:tcW w:w="2697" w:type="dxa"/>
+          </w:tcPr>
+          <w:p>
+            <w:pPr>
+              <w:rPr>
+                <w:rFonts w:ascii="Arial" w:hAnsi="Arial" w:cs="Arial"/>
+              </w:rPr>
+            </w:pPr>
+            <w:r>
+              <w:t>Processo encerrado</w:t>
+            </w:r>
+          </w:p>
+        </w:tc>
+      </w:tr>
+      <w:tr>
+        <w:tc>
+          <w:tcPr>
+            <w:tcW w:w="3397" w:type="dxa"/>
+          </w:tcPr>
+          <w:p>
+            <w:pPr>
+              <w:rPr>
+                <w:rFonts w:ascii="Arial" w:hAnsi="Arial" w:cs="Arial"/>
+              </w:rPr>
+            </w:pPr>
+            <w:r>
+              <w:t>12 - Evento Atendimento nova Solicitação</w:t>
+            </w:r>
+          </w:p>
+        </w:tc>
+        <w:tc>
+          <w:tcPr>
+            <w:tcW w:w="2835" w:type="dxa"/>
+          </w:tcPr>
+          <w:p>
+            <w:pPr>
+              <w:rPr>
+                <w:rFonts w:ascii="Arial" w:hAnsi="Arial" w:cs="Arial"/>
+              </w:rPr>
+            </w:pPr>
+            <w:r>
+              <w:t>Disparo de atendimento</w:t>
+            </w:r>
+          </w:p>
+        </w:tc>
+        <w:tc>
+          <w:tcPr>
+            <w:tcW w:w="1701" w:type="dxa"/>
+          </w:tcPr>
+          <w:p>
+            <w:pPr>
+              <w:rPr>
+                <w:rFonts w:ascii="Arial" w:hAnsi="Arial" w:cs="Arial"/>
+              </w:rPr>
+            </w:pPr>
+            <w:r>
+              <w:t>Contabilidade</w:t>
+            </w:r>
+          </w:p>
+        </w:tc>
+        <w:tc>
+          <w:tcPr>
+            <w:tcW w:w="2697" w:type="dxa"/>
+          </w:tcPr>
+          <w:p>
+            <w:pPr>
+              <w:rPr>
+                <w:rFonts w:ascii="Arial" w:hAnsi="Arial" w:cs="Arial"/>
+              </w:rPr>
+            </w:pPr>
+            <w:r>
+              <w:t>Evento recebido</w:t>
+            </w:r>
+          </w:p>
+        </w:tc>
+      </w:tr>
+      <w:tr>
+        <w:tc>
+          <w:tcPr>
+            <w:tcW w:w="3397" w:type="dxa"/>
+          </w:tcPr>
+          <w:p>
+            <w:pPr>
+              <w:rPr>
+                <w:rFonts w:ascii="Arial" w:hAnsi="Arial" w:cs="Arial"/>
+              </w:rPr>
+            </w:pPr>
+            <w:r>
+              <w:t>13 - Acesso a Solicitação</w:t>
+            </w:r>
+          </w:p>
+        </w:tc>
+        <w:tc>
+          <w:tcPr>
+            <w:tcW w:w="2835" w:type="dxa"/>
+          </w:tcPr>
+          <w:p>
+            <w:pPr>
+              <w:rPr>
+                <w:rFonts w:ascii="Arial" w:hAnsi="Arial" w:cs="Arial"/>
+              </w:rPr>
+            </w:pPr>
+            <w:r>
+              <w:t>Acesso da contabilidade</w:t>
+            </w:r>
+          </w:p>
+        </w:tc>
+        <w:tc>
+          <w:tcPr>
+            <w:tcW w:w="1701" w:type="dxa"/>
+          </w:tcPr>
+          <w:p>
+            <w:pPr>
+              <w:rPr>
+                <w:rFonts w:ascii="Arial" w:hAnsi="Arial" w:cs="Arial"/>
+              </w:rPr>
+            </w:pPr>
+            <w:r>
+              <w:t>Contabilidade</w:t>
+            </w:r>
+          </w:p>
+        </w:tc>
+        <w:tc>
+          <w:tcPr>
+            <w:tcW w:w="2697" w:type="dxa"/>
+          </w:tcPr>
+          <w:p>
+            <w:pPr>
+              <w:rPr>
+                <w:rFonts w:ascii="Arial" w:hAnsi="Arial" w:cs="Arial"/>
+              </w:rPr>
+            </w:pPr>
+            <w:r>
+              <w:t>Tela exibida</w:t>
+            </w:r>
+          </w:p>
+        </w:tc>
+      </w:tr>
+      <w:tr>
+        <w:tc>
+          <w:tcPr>
+            <w:tcW w:w="3397" w:type="dxa"/>
+          </w:tcPr>
+          <w:p>
+            <w:pPr>
+              <w:rPr>
+                <w:rFonts w:ascii="Arial" w:hAnsi="Arial" w:cs="Arial"/>
+              </w:rPr>
+            </w:pPr>
+            <w:r>
+              <w:t>14 - Seleção da Nova Solicitação</w:t>
+            </w:r>
+          </w:p>
+        </w:tc>
+        <w:tc>
+          <w:tcPr>
+            <w:tcW w:w="2835" w:type="dxa"/>
+          </w:tcPr>
+          <w:p>
+            <w:pPr>
+              <w:rPr>
+                <w:rFonts w:ascii="Arial" w:hAnsi="Arial" w:cs="Arial"/>
+              </w:rPr>
+            </w:pPr>
+            <w:r>
+              <w:t>Seleção da solicitação</w:t>
+            </w:r>
+          </w:p>
+        </w:tc>
+        <w:tc>
+          <w:tcPr>
+            <w:tcW w:w="1701" w:type="dxa"/>
+          </w:tcPr>
+          <w:p>
+            <w:pPr>
+              <w:rPr>
+                <w:rFonts w:ascii="Arial" w:hAnsi="Arial" w:cs="Arial"/>
+              </w:rPr>
+            </w:pPr>
+            <w:r>
+              <w:t>Contabilidade</w:t>
+            </w:r>
+          </w:p>
+        </w:tc>
+        <w:tc>
+          <w:tcPr>
+            <w:tcW w:w="2697" w:type="dxa"/>
+          </w:tcPr>
+          <w:p>
+            <w:pPr>
+              <w:rPr>
+                <w:rFonts w:ascii="Arial" w:hAnsi="Arial" w:cs="Arial"/>
+              </w:rPr>
+            </w:pPr>
+            <w:r>
+              <w:t>Solicitação selecionada</w:t>
+            </w:r>
+          </w:p>
+        </w:tc>
+      </w:tr>
+      <w:tr>
+        <w:tc>
+          <w:tcPr>
+            <w:tcW w:w="3397" w:type="dxa"/>
+          </w:tcPr>
+          <w:p>
+            <w:pPr>
+              <w:rPr>
+                <w:rFonts w:ascii="Arial" w:hAnsi="Arial" w:cs="Arial"/>
+              </w:rPr>
+            </w:pPr>
+            <w:r>
+              <w:t>15 - Gateway "Atenderá a Solicitação?"</w:t>
+            </w:r>
+          </w:p>
+        </w:tc>
+        <w:tc>
+          <w:tcPr>
+            <w:tcW w:w="2835" w:type="dxa"/>
+          </w:tcPr>
+          <w:p>
+            <w:pPr>
+              <w:rPr>
+                <w:rFonts w:ascii="Arial" w:hAnsi="Arial" w:cs="Arial"/>
+              </w:rPr>
+            </w:pPr>
+            <w:r>
+              <w:t>Decisão de atendimento</w:t>
+            </w:r>
+          </w:p>
+        </w:tc>
+        <w:tc>
+          <w:tcPr>
+            <w:tcW w:w="1701" w:type="dxa"/>
+          </w:tcPr>
+          <w:p>
+            <w:pPr>
+              <w:rPr>
+                <w:rFonts w:ascii="Arial" w:hAnsi="Arial" w:cs="Arial"/>
+              </w:rPr>
+            </w:pPr>
+            <w:r>
+              <w:t>Contabilidade</w:t>
+            </w:r>
+          </w:p>
+        </w:tc>
+        <w:tc>
+          <w:tcPr>
+            <w:tcW w:w="2697" w:type="dxa"/>
+          </w:tcPr>
+          <w:p>
+            <w:pPr>
+              <w:rPr>
+                <w:rFonts w:ascii="Arial" w:hAnsi="Arial" w:cs="Arial"/>
+              </w:rPr>
+            </w:pPr>
+            <w:r>
+              <w:t>Decisão correta</w:t>
+            </w:r>
+          </w:p>
+        </w:tc>
+      </w:tr>
+      <w:tr>
+        <w:tc>
+          <w:tcPr>
+            <w:tcW w:w="3397" w:type="dxa"/>
+          </w:tcPr>
+          <w:p>
+            <w:pPr>
+              <w:rPr>
+                <w:rFonts w:ascii="Arial" w:hAnsi="Arial" w:cs="Arial"/>
+              </w:rPr>
+            </w:pPr>
+            <w:r>
+              <w:t>16 - Fluxo Não – Não atendimento</w:t>
+            </w:r>
+          </w:p>
+        </w:tc>
+        <w:tc>
+          <w:tcPr>
+            <w:tcW w:w="2835" w:type="dxa"/>
+          </w:tcPr>
+          <w:p>
+            <w:pPr>
+              <w:rPr>
+                <w:rFonts w:ascii="Arial" w:hAnsi="Arial" w:cs="Arial"/>
+              </w:rPr>
+            </w:pPr>
+            <w:r>
+              <w:t>Encerramento sem atendimento</w:t>
+            </w:r>
+          </w:p>
+        </w:tc>
+        <w:tc>
+          <w:tcPr>
+            <w:tcW w:w="1701" w:type="dxa"/>
+          </w:tcPr>
+          <w:p>
+            <w:pPr>
+              <w:rPr>
+                <w:rFonts w:ascii="Arial" w:hAnsi="Arial" w:cs="Arial"/>
+              </w:rPr>
+            </w:pPr>
+            <w:r>
+              <w:t>Contabilidade</w:t>
+            </w:r>
+          </w:p>
+        </w:tc>
+        <w:tc>
+          <w:tcPr>
+            <w:tcW w:w="2697" w:type="dxa"/>
+          </w:tcPr>
+          <w:p>
+            <w:pPr>
+              <w:rPr>
+                <w:rFonts w:ascii="Arial" w:hAnsi="Arial" w:cs="Arial"/>
+              </w:rPr>
+            </w:pPr>
+            <w:r>
+              <w:t>Processo encerrado</w:t>
+            </w:r>
+          </w:p>
+        </w:tc>
+      </w:tr>
+      <w:tr>
+        <w:tc>
+          <w:tcPr>
+            <w:tcW w:w="3397" w:type="dxa"/>
+          </w:tcPr>
+          <w:p>
+            <w:pPr>
+              <w:rPr>
+                <w:rFonts w:ascii="Arial" w:hAnsi="Arial" w:cs="Arial"/>
+              </w:rPr>
+            </w:pPr>
+            <w:r>
+              <w:t>17 - Fluxo Sim – Atendimento</w:t>
+            </w:r>
+          </w:p>
+        </w:tc>
+        <w:tc>
+          <w:tcPr>
+            <w:tcW w:w="2835" w:type="dxa"/>
+          </w:tcPr>
+          <w:p>
+            <w:pPr>
+              <w:rPr>
+                <w:rFonts w:ascii="Arial" w:hAnsi="Arial" w:cs="Arial"/>
+              </w:rPr>
+            </w:pPr>
+            <w:r>
+              <w:t>Segue atendimento</w:t>
+            </w:r>
+          </w:p>
+        </w:tc>
+        <w:tc>
+          <w:tcPr>
+            <w:tcW w:w="1701" w:type="dxa"/>
+          </w:tcPr>
+          <w:p>
+            <w:pPr>
+              <w:rPr>
+                <w:rFonts w:ascii="Arial" w:hAnsi="Arial" w:cs="Arial"/>
+              </w:rPr>
+            </w:pPr>
+            <w:r>
+              <w:t>Contabilidade</w:t>
+            </w:r>
+          </w:p>
+        </w:tc>
+        <w:tc>
+          <w:tcPr>
+            <w:tcW w:w="2697" w:type="dxa"/>
+          </w:tcPr>
+          <w:p>
+            <w:pPr>
+              <w:rPr>
+                <w:rFonts w:ascii="Arial" w:hAnsi="Arial" w:cs="Arial"/>
+              </w:rPr>
+            </w:pPr>
+            <w:r>
+              <w:t>Fluxo continua</w:t>
+            </w:r>
+          </w:p>
+        </w:tc>
+      </w:tr>
+      <w:tr>
+        <w:tc>
+          <w:tcPr>
+            <w:tcW w:w="3397" w:type="dxa"/>
+          </w:tcPr>
+          <w:p>
+            <w:pPr>
+              <w:rPr>
+                <w:rFonts w:ascii="Arial" w:hAnsi="Arial" w:cs="Arial"/>
+              </w:rPr>
+            </w:pPr>
+            <w:r>
+              <w:t>18 - Atualização da Data de entrega da solicitação</w:t>
+            </w:r>
+          </w:p>
+        </w:tc>
+        <w:tc>
+          <w:tcPr>
+            <w:tcW w:w="2835" w:type="dxa"/>
+          </w:tcPr>
+          <w:p>
+            <w:pPr>
+              <w:rPr>
+                <w:rFonts w:ascii="Arial" w:hAnsi="Arial" w:cs="Arial"/>
+              </w:rPr>
+            </w:pPr>
+            <w:r>
+              <w:t>Atualiza prazo</w:t>
+            </w:r>
+          </w:p>
+        </w:tc>
+        <w:tc>
+          <w:tcPr>
+            <w:tcW w:w="1701" w:type="dxa"/>
+          </w:tcPr>
+          <w:p>
+            <w:pPr>
+              <w:rPr>
+                <w:rFonts w:ascii="Arial" w:hAnsi="Arial" w:cs="Arial"/>
+              </w:rPr>
+            </w:pPr>
+            <w:r>
+              <w:t>Contabilidade</w:t>
+            </w:r>
+          </w:p>
+        </w:tc>
+        <w:tc>
+          <w:tcPr>
+            <w:tcW w:w="2697" w:type="dxa"/>
+          </w:tcPr>
+          <w:p>
+            <w:pPr>
+              <w:rPr>
+                <w:rFonts w:ascii="Arial" w:hAnsi="Arial" w:cs="Arial"/>
+              </w:rPr>
+            </w:pPr>
+            <w:r>
+              <w:t>Data atualizada</w:t>
+            </w:r>
+          </w:p>
+        </w:tc>
+      </w:tr>
+      <w:tr>
+        <w:tc>
+          <w:tcPr>
+            <w:tcW w:w="3397" w:type="dxa"/>
+          </w:tcPr>
+          <w:p>
+            <w:pPr>
+              <w:rPr>
+                <w:rFonts w:ascii="Arial" w:hAnsi="Arial" w:cs="Arial"/>
+              </w:rPr>
+            </w:pPr>
+            <w:r>
+              <w:t>19 - Atualização dos dados da Solicitação</w:t>
+            </w:r>
+          </w:p>
+        </w:tc>
+        <w:tc>
+          <w:tcPr>
+            <w:tcW w:w="2835" w:type="dxa"/>
+          </w:tcPr>
+          <w:p>
+            <w:pPr>
+              <w:rPr>
+                <w:rFonts w:ascii="Arial" w:hAnsi="Arial" w:cs="Arial"/>
+              </w:rPr>
+            </w:pPr>
+            <w:r>
+              <w:t>Sistema atualiza dados</w:t>
+            </w:r>
+          </w:p>
+        </w:tc>
+        <w:tc>
+          <w:tcPr>
+            <w:tcW w:w="1701" w:type="dxa"/>
+          </w:tcPr>
+          <w:p>
+            <w:pPr>
+              <w:rPr>
+                <w:rFonts w:ascii="Arial" w:hAnsi="Arial" w:cs="Arial"/>
+              </w:rPr>
+            </w:pPr>
+            <w:r>
+              <w:t>Sistema</w:t>
+            </w:r>
+          </w:p>
+        </w:tc>
+        <w:tc>
+          <w:tcPr>
+            <w:tcW w:w="2697" w:type="dxa"/>
+          </w:tcPr>
+          <w:p>
+            <w:pPr>
+              <w:rPr>
+                <w:rFonts w:ascii="Arial" w:hAnsi="Arial" w:cs="Arial"/>
+              </w:rPr>
+            </w:pPr>
+            <w:r>
+              <w:t>Dados atualizados</w:t>
+            </w:r>
+          </w:p>
+        </w:tc>
+      </w:tr>
+      <w:tr>
+        <w:tc>
+          <w:tcPr>
+            <w:tcW w:w="3397" w:type="dxa"/>
+          </w:tcPr>
+          <w:p>
+            <w:pPr>
+              <w:rPr>
+                <w:rFonts w:ascii="Arial" w:hAnsi="Arial" w:cs="Arial"/>
+              </w:rPr>
+            </w:pPr>
+            <w:r>
+              <w:t>20 - Notificação de Atendimento e Prazo para o Cliente</w:t>
+            </w:r>
+          </w:p>
+        </w:tc>
+        <w:tc>
+          <w:tcPr>
+            <w:tcW w:w="2835" w:type="dxa"/>
+          </w:tcPr>
+          <w:p>
+            <w:pPr>
+              <w:rPr>
+                <w:rFonts w:ascii="Arial" w:hAnsi="Arial" w:cs="Arial"/>
+              </w:rPr>
+            </w:pPr>
+            <w:r>
+              <w:t>Sistema notifica cliente</w:t>
+            </w:r>
+          </w:p>
+        </w:tc>
+        <w:tc>
+          <w:tcPr>
+            <w:tcW w:w="1701" w:type="dxa"/>
+          </w:tcPr>
+          <w:p>
+            <w:pPr>
+              <w:rPr>
+                <w:rFonts w:ascii="Arial" w:hAnsi="Arial" w:cs="Arial"/>
+              </w:rPr>
+            </w:pPr>
+            <w:r>
+              <w:t>Sistema</w:t>
+            </w:r>
+          </w:p>
+        </w:tc>
+        <w:tc>
+          <w:tcPr>
+            <w:tcW w:w="2697" w:type="dxa"/>
+          </w:tcPr>
+          <w:p>
+            <w:pPr>
+              <w:rPr>
+                <w:rFonts w:ascii="Arial" w:hAnsi="Arial" w:cs="Arial"/>
+              </w:rPr>
+            </w:pPr>
+            <w:r>
+              <w:t>Notificação enviada</w:t>
+            </w:r>
+          </w:p>
+        </w:tc>
+      </w:tr>
+    </w:tbl>
+    <w:p>
+      <w:pPr>
+        <w:spacing w:after="0"/>
+        <w:ind w:left="142" w:hanging="142"/>
+        <w:rPr>
+          <w:rFonts w:ascii="Times New Roman" w:eastAsia="Times New Roman" w:hAnsi="Times New Roman" w:cs="Times New Roman"/>
+          <w:b/>
+          <w:bCs/>
+          <w:sz w:val="24"/>
+          <w:szCs w:val="24"/>
+        </w:rPr>
+      </w:pPr>
+    </w:p>
+    <w:p>
+      <w:pPr>
+        <w:spacing w:after="0"/>
+        <w:ind w:left="142" w:hanging="142"/>
+        <w:rPr>
+          <w:rFonts w:ascii="Times New Roman" w:hAnsi="Times New Roman" w:cs="Times New Roman"/>
+          <w:sz w:val="24"/>
+          <w:szCs w:val="24"/>
+        </w:rPr>
+      </w:pPr>
+      <w:r>
+        <w:rPr>
+          <w:rFonts w:ascii="Times New Roman" w:eastAsia="Times New Roman" w:hAnsi="Times New Roman" w:cs="Times New Roman"/>
+          <w:b/>
+          <w:bCs/>
+          <w:sz w:val="24"/>
+          <w:szCs w:val="24"/>
+        </w:rPr>
+        <w:t>5.1 – Acesso ao sistema</w:t>
+      </w:r>
+      <w:r>
+        <w:rPr>
+          <w:rFonts w:ascii="Times New Roman" w:eastAsia="Times New Roman" w:hAnsi="Times New Roman" w:cs="Times New Roman"/>
+          <w:b/>
+          <w:bCs/>
+          <w:sz w:val="24"/>
+          <w:szCs w:val="24"/>
+        </w:rPr>
+        <w:br/>
+      </w:r>
+      <w:r>
+        <w:rPr>
+          <w:rFonts w:ascii="Times New Roman" w:hAnsi="Times New Roman" w:cs="Times New Roman"/>
+          <w:sz w:val="24"/>
+          <w:szCs w:val="24"/>
+        </w:rPr>
+        <w:t>A. Acessar sistema</w:t>
+      </w:r>
+      <w:r>
+        <w:rPr>
+          <w:rFonts w:ascii="Times New Roman" w:hAnsi="Times New Roman" w:cs="Times New Roman"/>
+          <w:sz w:val="24"/>
+          <w:szCs w:val="24"/>
+        </w:rPr>
+        <w:br/>
+        <w:t>B. Validar acesso</w:t>
+      </w:r>
+    </w:p>
+    <w:p>
+      <w:pPr>
+        <w:spacing w:after="0"/>
+        <w:ind w:left="142" w:hanging="142"/>
+        <w:rPr>
+          <w:rFonts w:ascii="Times New Roman" w:eastAsia="Times New Roman" w:hAnsi="Times New Roman" w:cs="Times New Roman"/>
+          <w:b/>
+          <w:bCs/>
+          <w:sz w:val="24"/>
+          <w:szCs w:val="24"/>
+        </w:rPr>
+      </w:pPr>
+    </w:p>
+    <w:p>
+      <w:pPr>
+        <w:spacing w:after="0"/>
+        <w:ind w:left="142" w:hanging="142"/>
+        <w:rPr>
+          <w:rFonts w:ascii="Times New Roman" w:hAnsi="Times New Roman" w:cs="Times New Roman"/>
+          <w:sz w:val="24"/>
+          <w:szCs w:val="24"/>
+        </w:rPr>
+      </w:pPr>
+      <w:r>
+        <w:rPr>
+          <w:rFonts w:ascii="Times New Roman" w:eastAsia="Times New Roman" w:hAnsi="Times New Roman" w:cs="Times New Roman"/>
+          <w:b/>
+          <w:bCs/>
+          <w:sz w:val="24"/>
+          <w:szCs w:val="24"/>
+        </w:rPr>
+        <w:t>5.2 – Acesso a funcionalidade de Solicitação</w:t>
+      </w:r>
+      <w:r>
+        <w:rPr>
+          <w:rFonts w:ascii="Times New Roman" w:eastAsia="Times New Roman" w:hAnsi="Times New Roman" w:cs="Times New Roman"/>
+          <w:b/>
+          <w:bCs/>
+          <w:sz w:val="24"/>
+          <w:szCs w:val="24"/>
+        </w:rPr>
+        <w:br/>
+      </w:r>
+      <w:r>
+        <w:rPr>
+          <w:rFonts w:ascii="Times New Roman" w:hAnsi="Times New Roman" w:cs="Times New Roman"/>
+          <w:sz w:val="24"/>
+          <w:szCs w:val="24"/>
+        </w:rPr>
+        <w:t>A. Acessar funcionalidade</w:t>
+      </w:r>
+      <w:r>
+        <w:rPr>
+          <w:rFonts w:ascii="Times New Roman" w:hAnsi="Times New Roman" w:cs="Times New Roman"/>
+          <w:sz w:val="24"/>
+          <w:szCs w:val="24"/>
+        </w:rPr>
+        <w:br/>
+        <w:t>B. Validar exibição</w:t>
+      </w:r>
+    </w:p>
+    <w:p>
+      <w:pPr>
+        <w:spacing w:after="0"/>
+        <w:ind w:left="142" w:hanging="142"/>
+        <w:rPr>
+          <w:rFonts w:ascii="Times New Roman" w:eastAsia="Times New Roman" w:hAnsi="Times New Roman" w:cs="Times New Roman"/>
+          <w:b/>
+          <w:bCs/>
+          <w:sz w:val="24"/>
+          <w:szCs w:val="24"/>
+        </w:rPr>
+      </w:pPr>
+    </w:p>
+    <w:p>
+      <w:pPr>
+        <w:spacing w:after="0"/>
+        <w:ind w:left="142" w:hanging="142"/>
+      </w:pPr>
+      <w:r>
+        <w:rPr>
+          <w:rFonts w:ascii="Times New Roman" w:eastAsia="Times New Roman" w:hAnsi="Times New Roman" w:cs="Times New Roman"/>
+          <w:b/>
+          <w:bCs/>
+          <w:sz w:val="24"/>
+          <w:szCs w:val="24"/>
+        </w:rPr>
+        <w:lastRenderedPageBreak/>
+        <w:t>5.3 – Nova Solicitação</w:t>
+      </w:r>
+      <w:r>
+        <w:rPr>
+          <w:rFonts w:ascii="Times New Roman" w:eastAsia="Times New Roman" w:hAnsi="Times New Roman" w:cs="Times New Roman"/>
+          <w:b/>
+          <w:bCs/>
+          <w:sz w:val="24"/>
+          <w:szCs w:val="24"/>
+        </w:rPr>
+        <w:br/>
+      </w:r>
+      <w:r>
+        <w:rPr>
+          <w:rFonts w:ascii="Times New Roman" w:hAnsi="Times New Roman" w:cs="Times New Roman"/>
+          <w:sz w:val="24"/>
+          <w:szCs w:val="24"/>
+        </w:rPr>
+        <w:t>A. Clicar em "Nova Solicitação"</w:t>
+      </w:r>
+      <w:r>
+        <w:rPr>
+          <w:rFonts w:ascii="Times New Roman" w:hAnsi="Times New Roman" w:cs="Times New Roman"/>
+          <w:sz w:val="24"/>
+          <w:szCs w:val="24"/>
+        </w:rPr>
+        <w:br/>
+      </w:r>
+      <w:r>
+        <w:t>B. Validar formulário</w:t>
+      </w:r>
+    </w:p>
+    <w:p>
+      <w:pPr>
+        <w:spacing w:after="0"/>
+        <w:ind w:left="142" w:hanging="142"/>
+        <w:rPr>
+          <w:rFonts w:ascii="Times New Roman" w:eastAsia="Times New Roman" w:hAnsi="Times New Roman" w:cs="Times New Roman"/>
+          <w:b/>
+          <w:bCs/>
+          <w:sz w:val="24"/>
+          <w:szCs w:val="24"/>
+        </w:rPr>
+      </w:pPr>
+    </w:p>
+    <w:p>
+      <w:pPr>
+        <w:spacing w:after="0"/>
+        <w:ind w:left="142" w:hanging="142"/>
+        <w:rPr>
+          <w:rFonts w:ascii="Times New Roman" w:hAnsi="Times New Roman" w:cs="Times New Roman"/>
+          <w:sz w:val="24"/>
+          <w:szCs w:val="24"/>
+        </w:rPr>
+      </w:pPr>
+      <w:r>
+        <w:rPr>
+          <w:rFonts w:ascii="Times New Roman" w:eastAsia="Times New Roman" w:hAnsi="Times New Roman" w:cs="Times New Roman"/>
+          <w:b/>
+          <w:bCs/>
+          <w:sz w:val="24"/>
+          <w:szCs w:val="24"/>
+        </w:rPr>
+        <w:t>5.5 – Seleção de serviço e preenchimento</w:t>
+      </w:r>
+      <w:r>
+        <w:rPr>
+          <w:rFonts w:ascii="Times New Roman" w:eastAsia="Times New Roman" w:hAnsi="Times New Roman" w:cs="Times New Roman"/>
+          <w:b/>
+          <w:bCs/>
+          <w:sz w:val="24"/>
+          <w:szCs w:val="24"/>
+        </w:rPr>
+        <w:br/>
+      </w:r>
+      <w:r>
+        <w:rPr>
+          <w:rFonts w:ascii="Times New Roman" w:hAnsi="Times New Roman" w:cs="Times New Roman"/>
+          <w:sz w:val="24"/>
+          <w:szCs w:val="24"/>
+        </w:rPr>
+        <w:t>A. Selecionar serviço</w:t>
+      </w:r>
+      <w:r>
+        <w:rPr>
+          <w:rFonts w:ascii="Times New Roman" w:hAnsi="Times New Roman" w:cs="Times New Roman"/>
+          <w:sz w:val="24"/>
+          <w:szCs w:val="24"/>
+        </w:rPr>
+        <w:br/>
+        <w:t>B. Preencher dados</w:t>
+      </w:r>
+      <w:r>
+        <w:rPr>
+          <w:rFonts w:ascii="Times New Roman" w:hAnsi="Times New Roman" w:cs="Times New Roman"/>
+          <w:sz w:val="24"/>
+          <w:szCs w:val="24"/>
+        </w:rPr>
+        <w:br/>
+        <w:t>C. Validar dados</w:t>
+      </w:r>
+    </w:p>
+    <w:p>
+      <w:pPr>
+        <w:spacing w:after="0"/>
+        <w:ind w:left="142" w:hanging="142"/>
+        <w:rPr>
+          <w:rFonts w:ascii="Times New Roman" w:eastAsia="Times New Roman" w:hAnsi="Times New Roman" w:cs="Times New Roman"/>
+          <w:b/>
+          <w:bCs/>
+          <w:sz w:val="24"/>
+          <w:szCs w:val="24"/>
+        </w:rPr>
+      </w:pPr>
+    </w:p>
+    <w:p>
+      <w:pPr>
+        <w:spacing w:after="0"/>
+        <w:ind w:left="142" w:hanging="142"/>
+        <w:rPr>
+          <w:rFonts w:ascii="Times New Roman" w:hAnsi="Times New Roman" w:cs="Times New Roman"/>
+          <w:sz w:val="24"/>
+          <w:szCs w:val="24"/>
+        </w:rPr>
+      </w:pPr>
+      <w:r>
+        <w:rPr>
+          <w:rFonts w:ascii="Times New Roman" w:eastAsia="Times New Roman" w:hAnsi="Times New Roman" w:cs="Times New Roman"/>
+          <w:b/>
+          <w:bCs/>
+          <w:sz w:val="24"/>
+          <w:szCs w:val="24"/>
+        </w:rPr>
+        <w:t>5.6 – Gravação da solicitação</w:t>
+      </w:r>
+      <w:r>
+        <w:rPr>
+          <w:rFonts w:ascii="Times New Roman" w:eastAsia="Times New Roman" w:hAnsi="Times New Roman" w:cs="Times New Roman"/>
+          <w:b/>
+          <w:bCs/>
+          <w:sz w:val="24"/>
+          <w:szCs w:val="24"/>
+        </w:rPr>
+        <w:br/>
+      </w:r>
+      <w:r>
+        <w:rPr>
+          <w:rFonts w:ascii="Times New Roman" w:hAnsi="Times New Roman" w:cs="Times New Roman"/>
+          <w:sz w:val="24"/>
+          <w:szCs w:val="24"/>
+        </w:rPr>
+        <w:t>A. Submeter</w:t>
+      </w:r>
+      <w:r>
+        <w:rPr>
+          <w:rFonts w:ascii="Times New Roman" w:hAnsi="Times New Roman" w:cs="Times New Roman"/>
+          <w:sz w:val="24"/>
+          <w:szCs w:val="24"/>
+        </w:rPr>
+        <w:br/>
+        <w:t>B. Validar persistência</w:t>
+      </w:r>
+    </w:p>
+    <w:p>
+      <w:pPr>
+        <w:spacing w:after="0"/>
+        <w:ind w:left="142" w:hanging="142"/>
+        <w:rPr>
+          <w:rFonts w:ascii="Times New Roman" w:eastAsia="Times New Roman" w:hAnsi="Times New Roman" w:cs="Times New Roman"/>
+          <w:b/>
+          <w:bCs/>
+          <w:sz w:val="24"/>
+          <w:szCs w:val="24"/>
+        </w:rPr>
+      </w:pPr>
+    </w:p>
+    <w:p>
+      <w:pPr>
+        <w:spacing w:after="0"/>
+        <w:ind w:left="142" w:hanging="142"/>
+        <w:rPr>
+          <w:rFonts w:ascii="Times New Roman" w:hAnsi="Times New Roman" w:cs="Times New Roman"/>
+          <w:sz w:val="24"/>
+          <w:szCs w:val="24"/>
+        </w:rPr>
+      </w:pPr>
+      <w:r>
+        <w:rPr>
+          <w:rFonts w:ascii="Times New Roman" w:eastAsia="Times New Roman" w:hAnsi="Times New Roman" w:cs="Times New Roman"/>
+          <w:b/>
+          <w:bCs/>
+          <w:sz w:val="24"/>
+          <w:szCs w:val="24"/>
+        </w:rPr>
+        <w:t>5.7 – Mensagem de sucesso</w:t>
+      </w:r>
+      <w:r>
+        <w:rPr>
+          <w:rFonts w:ascii="Times New Roman" w:eastAsia="Times New Roman" w:hAnsi="Times New Roman" w:cs="Times New Roman"/>
+          <w:b/>
+          <w:bCs/>
+          <w:sz w:val="24"/>
+          <w:szCs w:val="24"/>
+        </w:rPr>
+        <w:br/>
+      </w:r>
+      <w:r>
+        <w:rPr>
+          <w:rFonts w:ascii="Times New Roman" w:hAnsi="Times New Roman" w:cs="Times New Roman"/>
+          <w:sz w:val="24"/>
+          <w:szCs w:val="24"/>
+        </w:rPr>
+        <w:t>A. Validar mensagem</w:t>
+      </w:r>
+    </w:p>
+    <w:p>
+      <w:pPr>
+        <w:spacing w:after="0"/>
+        <w:ind w:left="142" w:hanging="142"/>
+        <w:rPr>
+          <w:rFonts w:ascii="Times New Roman" w:eastAsia="Times New Roman" w:hAnsi="Times New Roman" w:cs="Times New Roman"/>
+          <w:b/>
+          <w:bCs/>
+          <w:sz w:val="24"/>
+          <w:szCs w:val="24"/>
+        </w:rPr>
+      </w:pPr>
+    </w:p>
+    <w:p>
+      <w:pPr>
+        <w:spacing w:after="0"/>
+        <w:ind w:left="142" w:hanging="142"/>
+        <w:rPr>
+          <w:rFonts w:ascii="Times New Roman" w:hAnsi="Times New Roman" w:cs="Times New Roman"/>
+          <w:sz w:val="24"/>
+          <w:szCs w:val="24"/>
+        </w:rPr>
+      </w:pPr>
+      <w:r>
+        <w:rPr>
+          <w:rFonts w:ascii="Times New Roman" w:eastAsia="Times New Roman" w:hAnsi="Times New Roman" w:cs="Times New Roman"/>
+          <w:b/>
+          <w:bCs/>
+          <w:sz w:val="24"/>
+          <w:szCs w:val="24"/>
+        </w:rPr>
+        <w:t>5.8 – Notificação de nova solicitação</w:t>
+      </w:r>
+      <w:r>
+        <w:rPr>
+          <w:rFonts w:ascii="Times New Roman" w:eastAsia="Times New Roman" w:hAnsi="Times New Roman" w:cs="Times New Roman"/>
+          <w:b/>
+          <w:bCs/>
+          <w:sz w:val="24"/>
+          <w:szCs w:val="24"/>
+        </w:rPr>
+        <w:br/>
+      </w:r>
+      <w:r>
+        <w:rPr>
+          <w:rFonts w:ascii="Times New Roman" w:hAnsi="Times New Roman" w:cs="Times New Roman"/>
+          <w:sz w:val="24"/>
+          <w:szCs w:val="24"/>
+        </w:rPr>
+        <w:t>A. Validar envio</w:t>
+      </w:r>
+    </w:p>
+    <w:p>
+      <w:pPr>
+        <w:spacing w:after="0"/>
+        <w:ind w:left="142" w:hanging="142"/>
+        <w:rPr>
+          <w:rFonts w:ascii="Times New Roman" w:eastAsia="Times New Roman" w:hAnsi="Times New Roman" w:cs="Times New Roman"/>
+          <w:b/>
+          <w:bCs/>
+          <w:sz w:val="24"/>
+          <w:szCs w:val="24"/>
+        </w:rPr>
+      </w:pPr>
+    </w:p>
+    <w:p>
+      <w:pPr>
+        <w:spacing w:after="0"/>
+        <w:ind w:left="142" w:hanging="142"/>
+        <w:rPr>
+          <w:rFonts w:ascii="Times New Roman" w:hAnsi="Times New Roman" w:cs="Times New Roman"/>
+          <w:sz w:val="24"/>
+          <w:szCs w:val="24"/>
+        </w:rPr>
+      </w:pPr>
+      <w:r>
+        <w:rPr>
+          <w:rFonts w:ascii="Times New Roman" w:eastAsia="Times New Roman" w:hAnsi="Times New Roman" w:cs="Times New Roman"/>
+          <w:b/>
+          <w:bCs/>
+          <w:sz w:val="24"/>
+          <w:szCs w:val="24"/>
+        </w:rPr>
+        <w:t>5.9 – Gateway Nova Solicitação</w:t>
+      </w:r>
+      <w:r>
+        <w:rPr>
+          <w:rFonts w:ascii="Times New Roman" w:eastAsia="Times New Roman" w:hAnsi="Times New Roman" w:cs="Times New Roman"/>
+          <w:b/>
+          <w:bCs/>
+          <w:sz w:val="24"/>
+          <w:szCs w:val="24"/>
+        </w:rPr>
+        <w:br/>
+      </w:r>
+      <w:r>
+        <w:rPr>
+          <w:rFonts w:ascii="Times New Roman" w:hAnsi="Times New Roman" w:cs="Times New Roman"/>
+          <w:sz w:val="24"/>
+          <w:szCs w:val="24"/>
+        </w:rPr>
+        <w:t>A. Sim → reiniciar fluxo</w:t>
+      </w:r>
+      <w:r>
+        <w:rPr>
+          <w:rFonts w:ascii="Times New Roman" w:hAnsi="Times New Roman" w:cs="Times New Roman"/>
+          <w:sz w:val="24"/>
+          <w:szCs w:val="24"/>
+        </w:rPr>
+        <w:br/>
+        <w:t>B. Não → encerrar</w:t>
+      </w:r>
+    </w:p>
+    <w:p>
+      <w:pPr>
+        <w:spacing w:after="0"/>
+        <w:ind w:left="142" w:hanging="142"/>
+        <w:rPr>
+          <w:rFonts w:ascii="Times New Roman" w:eastAsia="Times New Roman" w:hAnsi="Times New Roman" w:cs="Times New Roman"/>
+          <w:b/>
+          <w:bCs/>
+          <w:sz w:val="24"/>
+          <w:szCs w:val="24"/>
+        </w:rPr>
+      </w:pPr>
+    </w:p>
+    <w:p>
+      <w:pPr>
+        <w:spacing w:after="0"/>
+        <w:ind w:left="142" w:hanging="142"/>
+        <w:rPr>
+          <w:rFonts w:ascii="Times New Roman" w:hAnsi="Times New Roman" w:cs="Times New Roman"/>
+          <w:sz w:val="24"/>
+          <w:szCs w:val="24"/>
+        </w:rPr>
+      </w:pPr>
+      <w:r>
+        <w:rPr>
+          <w:rFonts w:ascii="Times New Roman" w:eastAsia="Times New Roman" w:hAnsi="Times New Roman" w:cs="Times New Roman"/>
+          <w:b/>
+          <w:bCs/>
+          <w:sz w:val="24"/>
+          <w:szCs w:val="24"/>
+        </w:rPr>
+        <w:t>5.12 – Atendimento da solicitação</w:t>
+      </w:r>
+      <w:r>
+        <w:rPr>
+          <w:rFonts w:ascii="Times New Roman" w:eastAsia="Times New Roman" w:hAnsi="Times New Roman" w:cs="Times New Roman"/>
+          <w:b/>
+          <w:bCs/>
+          <w:sz w:val="24"/>
+          <w:szCs w:val="24"/>
+        </w:rPr>
+        <w:br/>
+      </w:r>
+      <w:r>
+        <w:rPr>
+          <w:rFonts w:ascii="Times New Roman" w:hAnsi="Times New Roman" w:cs="Times New Roman"/>
+          <w:sz w:val="24"/>
+          <w:szCs w:val="24"/>
+        </w:rPr>
+        <w:t>A. Receber evento</w:t>
+      </w:r>
+      <w:r>
+        <w:rPr>
+          <w:rFonts w:ascii="Times New Roman" w:hAnsi="Times New Roman" w:cs="Times New Roman"/>
+          <w:sz w:val="24"/>
+          <w:szCs w:val="24"/>
+        </w:rPr>
+        <w:br/>
+        <w:t>B. Acessar solicitação</w:t>
+      </w:r>
+    </w:p>
+    <w:p>
+      <w:pPr>
+        <w:spacing w:after="0"/>
+        <w:ind w:left="142" w:hanging="142"/>
+        <w:rPr>
+          <w:rFonts w:ascii="Times New Roman" w:eastAsia="Times New Roman" w:hAnsi="Times New Roman" w:cs="Times New Roman"/>
+          <w:b/>
+          <w:bCs/>
+          <w:sz w:val="24"/>
+          <w:szCs w:val="24"/>
+        </w:rPr>
+      </w:pPr>
+    </w:p>
+    <w:p>
+      <w:pPr>
+        <w:spacing w:after="0"/>
+        <w:ind w:left="142" w:hanging="142"/>
+        <w:rPr>
+          <w:rFonts w:ascii="Times New Roman" w:hAnsi="Times New Roman" w:cs="Times New Roman"/>
+          <w:sz w:val="24"/>
+          <w:szCs w:val="24"/>
+        </w:rPr>
+      </w:pPr>
+      <w:r>
+        <w:rPr>
+          <w:rFonts w:ascii="Times New Roman" w:eastAsia="Times New Roman" w:hAnsi="Times New Roman" w:cs="Times New Roman"/>
+          <w:b/>
+          <w:bCs/>
+          <w:sz w:val="24"/>
+          <w:szCs w:val="24"/>
+        </w:rPr>
+        <w:t>5.15 – Decisão de atendimento</w:t>
+      </w:r>
+      <w:r>
+        <w:rPr>
+          <w:rFonts w:ascii="Times New Roman" w:eastAsia="Times New Roman" w:hAnsi="Times New Roman" w:cs="Times New Roman"/>
+          <w:b/>
+          <w:bCs/>
+          <w:sz w:val="24"/>
+          <w:szCs w:val="24"/>
+        </w:rPr>
+        <w:br/>
+      </w:r>
+      <w:r>
+        <w:rPr>
+          <w:rFonts w:ascii="Times New Roman" w:hAnsi="Times New Roman" w:cs="Times New Roman"/>
+          <w:sz w:val="24"/>
+          <w:szCs w:val="24"/>
+        </w:rPr>
+        <w:t xml:space="preserve">A. Sim → atualizar </w:t>
+      </w:r>
+      <w:r>
+        <w:rPr>
+          <w:rFonts w:ascii="Times New Roman" w:hAnsi="Times New Roman" w:cs="Times New Roman"/>
+          <w:sz w:val="24"/>
+          <w:szCs w:val="24"/>
+        </w:rPr>
+        <w:t>prazo</w:t>
+      </w:r>
+      <w:r>
+        <w:rPr>
+          <w:rFonts w:ascii="Times New Roman" w:hAnsi="Times New Roman" w:cs="Times New Roman"/>
+          <w:sz w:val="24"/>
+          <w:szCs w:val="24"/>
+        </w:rPr>
+        <w:br/>
+        <w:t>B. Não → encerrar</w:t>
+      </w:r>
+    </w:p>
+    <w:p>
+      <w:pPr>
+        <w:spacing w:after="0"/>
+        <w:ind w:left="142" w:hanging="142"/>
+        <w:rPr>
+          <w:rFonts w:ascii="Times New Roman" w:eastAsia="Times New Roman" w:hAnsi="Times New Roman" w:cs="Times New Roman"/>
+          <w:b/>
+          <w:bCs/>
+          <w:sz w:val="24"/>
+          <w:szCs w:val="24"/>
+        </w:rPr>
+      </w:pPr>
+    </w:p>
+    <w:p>
+      <w:pPr>
+        <w:spacing w:after="0"/>
+        <w:ind w:left="142" w:hanging="142"/>
+        <w:rPr>
+          <w:rFonts w:ascii="Times New Roman" w:hAnsi="Times New Roman" w:cs="Times New Roman"/>
+          <w:sz w:val="24"/>
+          <w:szCs w:val="24"/>
+        </w:rPr>
+      </w:pPr>
+      <w:r>
+        <w:rPr>
+          <w:rFonts w:ascii="Times New Roman" w:eastAsia="Times New Roman" w:hAnsi="Times New Roman" w:cs="Times New Roman"/>
+          <w:b/>
+          <w:bCs/>
+          <w:sz w:val="24"/>
+          <w:szCs w:val="24"/>
+        </w:rPr>
+        <w:t xml:space="preserve">5.18 – Atualização de </w:t>
+      </w:r>
+      <w:r>
+        <w:rPr>
+          <w:rFonts w:ascii="Times New Roman" w:eastAsia="Times New Roman" w:hAnsi="Times New Roman" w:cs="Times New Roman"/>
+          <w:b/>
+          <w:bCs/>
+          <w:sz w:val="24"/>
+          <w:szCs w:val="24"/>
+        </w:rPr>
+        <w:t>dados</w:t>
+      </w:r>
+      <w:r>
+        <w:rPr>
+          <w:rFonts w:ascii="Times New Roman" w:eastAsia="Times New Roman" w:hAnsi="Times New Roman" w:cs="Times New Roman"/>
+          <w:b/>
+          <w:bCs/>
+          <w:sz w:val="24"/>
+          <w:szCs w:val="24"/>
+        </w:rPr>
+        <w:br/>
+      </w:r>
+      <w:r>
+        <w:rPr>
+          <w:rFonts w:ascii="Times New Roman" w:hAnsi="Times New Roman" w:cs="Times New Roman"/>
+          <w:sz w:val="24"/>
+          <w:szCs w:val="24"/>
+        </w:rPr>
+        <w:t>A. Validar atualização</w:t>
+      </w:r>
+    </w:p>
+    <w:p>
+      <w:pPr>
+        <w:spacing w:after="0"/>
+        <w:ind w:left="142" w:hanging="142"/>
+        <w:rPr>
+          <w:rFonts w:ascii="Times New Roman" w:eastAsia="Times New Roman" w:hAnsi="Times New Roman" w:cs="Times New Roman"/>
+          <w:b/>
+          <w:bCs/>
+          <w:sz w:val="24"/>
+          <w:szCs w:val="24"/>
+        </w:rPr>
+      </w:pPr>
+    </w:p>
+    <w:p>
+      <w:pPr>
+        <w:spacing w:after="0"/>
+        <w:ind w:left="142" w:hanging="142"/>
+        <w:rPr>
+          <w:rFonts w:ascii="Times New Roman" w:hAnsi="Times New Roman" w:cs="Times New Roman"/>
+          <w:sz w:val="24"/>
+          <w:szCs w:val="24"/>
+        </w:rPr>
+      </w:pPr>
+      <w:r>
+        <w:rPr>
+          <w:rFonts w:ascii="Times New Roman" w:eastAsia="Times New Roman" w:hAnsi="Times New Roman" w:cs="Times New Roman"/>
+          <w:b/>
+          <w:bCs/>
+          <w:sz w:val="24"/>
+          <w:szCs w:val="24"/>
+        </w:rPr>
+        <w:t>5.20 – Notificação ao cliente</w:t>
+      </w:r>
+      <w:r>
+        <w:rPr>
+          <w:rFonts w:ascii="Times New Roman" w:eastAsia="Times New Roman" w:hAnsi="Times New Roman" w:cs="Times New Roman"/>
+          <w:b/>
+          <w:bCs/>
+          <w:sz w:val="24"/>
+          <w:szCs w:val="24"/>
+        </w:rPr>
+        <w:br/>
+      </w:r>
+      <w:r>
+        <w:rPr>
+          <w:rFonts w:ascii="Times New Roman" w:hAnsi="Times New Roman" w:cs="Times New Roman"/>
+          <w:sz w:val="24"/>
+          <w:szCs w:val="24"/>
+        </w:rPr>
+        <w:t>A. Validar envio de notificação</w:t>
+      </w:r>
     </w:p>
     <w:sectPr>
       <w:headerReference w:type="default" r:id="rId7"/>
@@ -5751,7 +8094,6 @@
               <w:szCs w:val="28"/>
             </w:rPr>
           </w:pPr>
-          <w:proofErr w:type="spellStart"/>
           <w:r>
             <w:rPr>
               <w:rFonts w:ascii="Times New Roman" w:eastAsia="Times New Roman" w:hAnsi="Times New Roman" w:cs="Times New Roman"/>
@@ -5760,7 +8102,6 @@
             </w:rPr>
             <w:t>ContabilTarefa</w:t>
           </w:r>
-          <w:proofErr w:type="spellEnd"/>
         </w:p>
       </w:tc>
       <w:tc>
@@ -5825,6 +8166,27 @@
 <file path=word/numbering.xml><?xml version="1.0" encoding="utf-8"?>
 <w:numbering xmlns:wpc="http://schemas.microsoft.com/office/word/2010/wordprocessingCanvas" xmlns:cx="http://schemas.microsoft.com/office/drawing/2014/chartex" xmlns:cx1="http://schemas.microsoft.com/office/drawing/2015/9/8/chartex" xmlns:cx2="http://schemas.microsoft.com/office/drawing/2015/10/21/chartex" xmlns:cx3="http://schemas.microsoft.com/office/drawing/2016/5/9/chartex" xmlns:cx4="http://schemas.microsoft.com/office/drawing/2016/5/10/chartex" xmlns:cx5="http://schemas.microsoft.com/office/drawing/2016/5/11/chartex" xmlns:cx6="http://schemas.microsoft.com/office/drawing/2016/5/12/chartex" xmlns:cx7="http://schemas.microsoft.com/office/drawing/2016/5/13/chartex" xmlns:cx8="http://schemas.microsoft.com/office/drawing/2016/5/14/chartex" xmlns:mc="http://schemas.openxmlformats.org/markup-compatibility/2006" xmlns:aink="http://schemas.microsoft.com/office/drawing/2016/ink" xmlns:am3d="http://schemas.microsoft.com/office/drawing/2017/model3d" xmlns:o="urn:schemas-microsoft-com:office:office" xmlns:oel="http://schemas.microsoft.com/office/2019/extlst" xmlns:r="http://schemas.openxmlformats.org/officeDocument/2006/relationships" xmlns:m="http://schemas.openxmlformats.org/officeDocument/2006/math" xmlns:v="urn:schemas-microsoft-com:vml" xmlns:wp14="http://schemas.microsoft.com/office/word/2010/wordprocessingDrawing" xmlns:wp="http://schemas.openxmlformats.org/drawingml/2006/wordprocessingDrawing" xmlns:w10="urn:schemas-microsoft-com:office:word" xmlns:w="http://schemas.openxmlformats.org/wordprocessingml/2006/main" xmlns:w14="http://schemas.microsoft.com/office/word/2010/wordml" xmlns:w15="http://schemas.microsoft.com/office/word/2012/wordml" xmlns:w16cex="http://schemas.microsoft.com/office/word/2018/wordml/cex" xmlns:w16cid="http://schemas.microsoft.com/office/word/2016/wordml/cid" xmlns:w16="http://schemas.microsoft.com/office/word/2018/wordml" xmlns:w16du="http://schemas.microsoft.com/office/word/2023/wordml/word16du" xmlns:w16sdtdh="http://schemas.microsoft.com/office/word/2020/wordml/sdtdatahash" xmlns:w16sdtfl="http://schemas.microsoft.com/office/word/2024/wordml/sdtformatlock" xmlns:w16se="http://schemas.microsoft.com/office/word/2015/wordml/symex" xmlns:wpg="http://schemas.microsoft.com/office/word/2010/wordprocessingGroup" xmlns:wpi="http://schemas.microsoft.com/office/word/2010/wordprocessingInk" xmlns:wne="http://schemas.microsoft.com/office/word/2006/wordml" xmlns:wps="http://schemas.microsoft.com/office/word/2010/wordprocessingShape" mc:Ignorable="w14 w15 w16se w16cid w16 w16cex w16sdtdh w16sdtfl w16du wp14">
   <w:abstractNum w:abstractNumId="0" w15:restartNumberingAfterBreak="0">
+    <w:nsid w:val="FFFFFF89"/>
+    <w:multiLevelType w:val="singleLevel"/>
+    <w:tmpl w:val="FEA6BD5C"/>
+    <w:lvl w:ilvl="0">
+      <w:start w:val="1"/>
+      <w:numFmt w:val="bullet"/>
+      <w:pStyle w:val="Commarcadores"/>
+      <w:lvlText w:val=""/>
+      <w:lvlJc w:val="left"/>
+      <w:pPr>
+        <w:tabs>
+          <w:tab w:val="num" w:pos="360"/>
+        </w:tabs>
+        <w:ind w:left="360" w:hanging="360"/>
+      </w:pPr>
+      <w:rPr>
+        <w:rFonts w:ascii="Symbol" w:hAnsi="Symbol" w:hint="default"/>
+      </w:rPr>
+    </w:lvl>
+  </w:abstractNum>
+  <w:abstractNum w:abstractNumId="1" w15:restartNumberingAfterBreak="0">
     <w:nsid w:val="02134E05"/>
     <w:multiLevelType w:val="multilevel"/>
     <w:tmpl w:val="A658ED84"/>
@@ -6045,7 +8407,7 @@
       </w:rPr>
     </w:lvl>
   </w:abstractNum>
-  <w:abstractNum w:abstractNumId="1" w15:restartNumberingAfterBreak="0">
+  <w:abstractNum w:abstractNumId="2" w15:restartNumberingAfterBreak="0">
     <w:nsid w:val="0A410B31"/>
     <w:multiLevelType w:val="multilevel"/>
     <w:tmpl w:val="F6082800"/>
@@ -6158,7 +8520,120 @@
       </w:rPr>
     </w:lvl>
   </w:abstractNum>
-  <w:abstractNum w:abstractNumId="2" w15:restartNumberingAfterBreak="0">
+  <w:abstractNum w:abstractNumId="3" w15:restartNumberingAfterBreak="0">
+    <w:nsid w:val="1E1B35F8"/>
+    <w:multiLevelType w:val="multilevel"/>
+    <w:tmpl w:val="4F4A1B4A"/>
+    <w:lvl w:ilvl="0">
+      <w:start w:val="4"/>
+      <w:numFmt w:val="decimal"/>
+      <w:lvlText w:val="%1"/>
+      <w:lvlJc w:val="left"/>
+      <w:pPr>
+        <w:ind w:left="360" w:hanging="360"/>
+      </w:pPr>
+      <w:rPr>
+        <w:rFonts w:hint="default"/>
+      </w:rPr>
+    </w:lvl>
+    <w:lvl w:ilvl="1">
+      <w:start w:val="3"/>
+      <w:numFmt w:val="decimal"/>
+      <w:lvlText w:val="%1.%2"/>
+      <w:lvlJc w:val="left"/>
+      <w:pPr>
+        <w:ind w:left="360" w:hanging="360"/>
+      </w:pPr>
+      <w:rPr>
+        <w:rFonts w:hint="default"/>
+      </w:rPr>
+    </w:lvl>
+    <w:lvl w:ilvl="2">
+      <w:start w:val="1"/>
+      <w:numFmt w:val="decimal"/>
+      <w:lvlText w:val="%1.%2.%3"/>
+      <w:lvlJc w:val="left"/>
+      <w:pPr>
+        <w:ind w:left="720" w:hanging="720"/>
+      </w:pPr>
+      <w:rPr>
+        <w:rFonts w:hint="default"/>
+      </w:rPr>
+    </w:lvl>
+    <w:lvl w:ilvl="3">
+      <w:start w:val="1"/>
+      <w:numFmt w:val="decimal"/>
+      <w:lvlText w:val="%1.%2.%3.%4"/>
+      <w:lvlJc w:val="left"/>
+      <w:pPr>
+        <w:ind w:left="720" w:hanging="720"/>
+      </w:pPr>
+      <w:rPr>
+        <w:rFonts w:hint="default"/>
+      </w:rPr>
+    </w:lvl>
+    <w:lvl w:ilvl="4">
+      <w:start w:val="1"/>
+      <w:numFmt w:val="decimal"/>
+      <w:lvlText w:val="%1.%2.%3.%4.%5"/>
+      <w:lvlJc w:val="left"/>
+      <w:pPr>
+        <w:ind w:left="1080" w:hanging="1080"/>
+      </w:pPr>
+      <w:rPr>
+        <w:rFonts w:hint="default"/>
+      </w:rPr>
+    </w:lvl>
+    <w:lvl w:ilvl="5">
+      <w:start w:val="1"/>
+      <w:numFmt w:val="decimal"/>
+      <w:lvlText w:val="%1.%2.%3.%4.%5.%6"/>
+      <w:lvlJc w:val="left"/>
+      <w:pPr>
+        <w:ind w:left="1080" w:hanging="1080"/>
+      </w:pPr>
+      <w:rPr>
+        <w:rFonts w:hint="default"/>
+      </w:rPr>
+    </w:lvl>
+    <w:lvl w:ilvl="6">
+      <w:start w:val="1"/>
+      <w:numFmt w:val="decimal"/>
+      <w:lvlText w:val="%1.%2.%3.%4.%5.%6.%7"/>
+      <w:lvlJc w:val="left"/>
+      <w:pPr>
+        <w:ind w:left="1440" w:hanging="1440"/>
+      </w:pPr>
+      <w:rPr>
+        <w:rFonts w:hint="default"/>
+      </w:rPr>
+    </w:lvl>
+    <w:lvl w:ilvl="7">
+      <w:start w:val="1"/>
+      <w:numFmt w:val="decimal"/>
+      <w:lvlText w:val="%1.%2.%3.%4.%5.%6.%7.%8"/>
+      <w:lvlJc w:val="left"/>
+      <w:pPr>
+        <w:ind w:left="1440" w:hanging="1440"/>
+      </w:pPr>
+      <w:rPr>
+        <w:rFonts w:hint="default"/>
+      </w:rPr>
+    </w:lvl>
+    <w:lvl w:ilvl="8">
+      <w:start w:val="1"/>
+      <w:numFmt w:val="decimal"/>
+      <w:lvlText w:val="%1.%2.%3.%4.%5.%6.%7.%8.%9"/>
+      <w:lvlJc w:val="left"/>
+      <w:pPr>
+        <w:ind w:left="1800" w:hanging="1800"/>
+      </w:pPr>
+      <w:rPr>
+        <w:rFonts w:hint="default"/>
+      </w:rPr>
+    </w:lvl>
+  </w:abstractNum>
+  <w:abstractNum w:abstractNumId="4" w15:restartNumberingAfterBreak="0">
     <w:nsid w:val="1EBB1749"/>
     <w:multiLevelType w:val="multilevel"/>
     <w:tmpl w:val="DFFA3EA8"/>
@@ -6379,7 +8854,7 @@
       </w:rPr>
     </w:lvl>
   </w:abstractNum>
-  <w:abstractNum w:abstractNumId="3" w15:restartNumberingAfterBreak="0">
+  <w:abstractNum w:abstractNumId="5" w15:restartNumberingAfterBreak="0">
     <w:nsid w:val="32884EDA"/>
     <w:multiLevelType w:val="multilevel"/>
     <w:tmpl w:val="77E4EC04"/>
@@ -6492,7 +8967,7 @@
       </w:rPr>
     </w:lvl>
   </w:abstractNum>
-  <w:abstractNum w:abstractNumId="4" w15:restartNumberingAfterBreak="0">
+  <w:abstractNum w:abstractNumId="6" w15:restartNumberingAfterBreak="0">
     <w:nsid w:val="49005225"/>
     <w:multiLevelType w:val="multilevel"/>
     <w:tmpl w:val="4004276C"/>
@@ -6713,7 +9188,7 @@
       </w:rPr>
     </w:lvl>
   </w:abstractNum>
-  <w:abstractNum w:abstractNumId="5" w15:restartNumberingAfterBreak="0">
+  <w:abstractNum w:abstractNumId="7" w15:restartNumberingAfterBreak="0">
     <w:nsid w:val="4C482360"/>
     <w:multiLevelType w:val="multilevel"/>
     <w:tmpl w:val="AA2CCA60"/>
@@ -6934,7 +9409,7 @@
       </w:rPr>
     </w:lvl>
   </w:abstractNum>
-  <w:abstractNum w:abstractNumId="6" w15:restartNumberingAfterBreak="0">
+  <w:abstractNum w:abstractNumId="8" w15:restartNumberingAfterBreak="0">
     <w:nsid w:val="4D447333"/>
     <w:multiLevelType w:val="multilevel"/>
     <w:tmpl w:val="8BBAEF48"/>
@@ -7155,7 +9630,7 @@
       </w:rPr>
     </w:lvl>
   </w:abstractNum>
-  <w:abstractNum w:abstractNumId="7" w15:restartNumberingAfterBreak="0">
+  <w:abstractNum w:abstractNumId="9" w15:restartNumberingAfterBreak="0">
     <w:nsid w:val="599D2985"/>
     <w:multiLevelType w:val="multilevel"/>
     <w:tmpl w:val="F89AF498"/>
@@ -7376,7 +9851,7 @@
       </w:rPr>
     </w:lvl>
   </w:abstractNum>
-  <w:abstractNum w:abstractNumId="8" w15:restartNumberingAfterBreak="0">
+  <w:abstractNum w:abstractNumId="10" w15:restartNumberingAfterBreak="0">
     <w:nsid w:val="5E3D148E"/>
     <w:multiLevelType w:val="multilevel"/>
     <w:tmpl w:val="670E17C0"/>
@@ -7597,7 +10072,7 @@
       </w:rPr>
     </w:lvl>
   </w:abstractNum>
-  <w:abstractNum w:abstractNumId="9" w15:restartNumberingAfterBreak="0">
+  <w:abstractNum w:abstractNumId="11" w15:restartNumberingAfterBreak="0">
     <w:nsid w:val="625E02D9"/>
     <w:multiLevelType w:val="multilevel"/>
     <w:tmpl w:val="E0F6F540"/>
@@ -7818,7 +10293,7 @@
       </w:rPr>
     </w:lvl>
   </w:abstractNum>
-  <w:abstractNum w:abstractNumId="10" w15:restartNumberingAfterBreak="0">
+  <w:abstractNum w:abstractNumId="12" w15:restartNumberingAfterBreak="0">
     <w:nsid w:val="69D13E5D"/>
     <w:multiLevelType w:val="multilevel"/>
     <w:tmpl w:val="6E5A0142"/>
@@ -8039,7 +10514,7 @@
       </w:rPr>
     </w:lvl>
   </w:abstractNum>
-  <w:abstractNum w:abstractNumId="11" w15:restartNumberingAfterBreak="0">
+  <w:abstractNum w:abstractNumId="13" w15:restartNumberingAfterBreak="0">
     <w:nsid w:val="76BB39BA"/>
     <w:multiLevelType w:val="multilevel"/>
     <w:tmpl w:val="BAC82370"/>
@@ -8261,40 +10736,55 @@
     </w:lvl>
   </w:abstractNum>
   <w:num w:numId="1" w16cid:durableId="1091315813">
+    <w:abstractNumId w:val="6"/>
+  </w:num>
+  <w:num w:numId="2" w16cid:durableId="1442604589">
+    <w:abstractNumId w:val="1"/>
+  </w:num>
+  <w:num w:numId="3" w16cid:durableId="1332290312">
+    <w:abstractNumId w:val="13"/>
+  </w:num>
+  <w:num w:numId="4" w16cid:durableId="1967738317">
+    <w:abstractNumId w:val="11"/>
+  </w:num>
+  <w:num w:numId="5" w16cid:durableId="793796187">
+    <w:abstractNumId w:val="9"/>
+  </w:num>
+  <w:num w:numId="6" w16cid:durableId="1798405307">
+    <w:abstractNumId w:val="12"/>
+  </w:num>
+  <w:num w:numId="7" w16cid:durableId="2127849794">
+    <w:abstractNumId w:val="10"/>
+  </w:num>
+  <w:num w:numId="8" w16cid:durableId="2031488558">
+    <w:abstractNumId w:val="8"/>
+  </w:num>
+  <w:num w:numId="9" w16cid:durableId="1032271582">
     <w:abstractNumId w:val="4"/>
   </w:num>
-  <w:num w:numId="2" w16cid:durableId="1442604589">
+  <w:num w:numId="10" w16cid:durableId="742721654">
+    <w:abstractNumId w:val="7"/>
+  </w:num>
+  <w:num w:numId="11" w16cid:durableId="219707965">
+    <w:abstractNumId w:val="5"/>
+  </w:num>
+  <w:num w:numId="12" w16cid:durableId="1994218690">
+    <w:abstractNumId w:val="2"/>
+  </w:num>
+  <w:num w:numId="13" w16cid:durableId="629090895">
+    <w:abstractNumId w:val="3"/>
+  </w:num>
+  <w:num w:numId="14" w16cid:durableId="1999923870">
     <w:abstractNumId w:val="0"/>
   </w:num>
-  <w:num w:numId="3" w16cid:durableId="1332290312">
-    <w:abstractNumId w:val="11"/>
+  <w:num w:numId="15" w16cid:durableId="1928921731">
+    <w:abstractNumId w:val="0"/>
   </w:num>
-  <w:num w:numId="4" w16cid:durableId="1967738317">
-    <w:abstractNumId w:val="9"/>
+  <w:num w:numId="16" w16cid:durableId="1934974891">
+    <w:abstractNumId w:val="0"/>
   </w:num>
-  <w:num w:numId="5" w16cid:durableId="793796187">
-    <w:abstractNumId w:val="7"/>
-  </w:num>
-  <w:num w:numId="6" w16cid:durableId="1798405307">
-    <w:abstractNumId w:val="10"/>
-  </w:num>
-  <w:num w:numId="7" w16cid:durableId="2127849794">
-    <w:abstractNumId w:val="8"/>
-  </w:num>
-  <w:num w:numId="8" w16cid:durableId="2031488558">
-    <w:abstractNumId w:val="6"/>
-  </w:num>
-  <w:num w:numId="9" w16cid:durableId="1032271582">
-    <w:abstractNumId w:val="2"/>
-  </w:num>
-  <w:num w:numId="10" w16cid:durableId="742721654">
-    <w:abstractNumId w:val="5"/>
-  </w:num>
-  <w:num w:numId="11" w16cid:durableId="219707965">
-    <w:abstractNumId w:val="3"/>
-  </w:num>
-  <w:num w:numId="12" w16cid:durableId="1994218690">
-    <w:abstractNumId w:val="1"/>
+  <w:num w:numId="17" w16cid:durableId="2087873644">
+    <w:abstractNumId w:val="0"/>
   </w:num>
 </w:numbering>
 </file>
@@ -20402,6 +22892,23 @@
       <w:contextualSpacing/>
     </w:pPr>
   </w:style>
+  <w:style w:type="paragraph" w:styleId="Commarcadores">
+    <w:name w:val="List Bullet"/>
+    <w:basedOn w:val="Normal"/>
+    <w:uiPriority w:val="99"/>
+    <w:unhideWhenUsed/>
+    <w:rsid w:val="00D426DC"/>
+    <w:pPr>
+      <w:numPr>
+        <w:numId w:val="14"/>
+      </w:numPr>
+      <w:contextualSpacing/>
+    </w:pPr>
+    <w:rPr>
+      <w:rFonts w:ascii="Arial" w:eastAsiaTheme="minorEastAsia" w:hAnsi="Arial"/>
+      <w:lang w:val="en-US"/>
+    </w:rPr>
+  </w:style>
 </w:styles>
 </file>
 

--- a/Testes/DPT-ContabilTask-v1.0.docx
+++ b/Testes/DPT-ContabilTask-v1.0.docx
@@ -375,6 +375,56 @@
         </w:rPr>
         <w:t>1 – Função de Login via Token</w:t>
       </w:r>
+      <w:r>
+        <w:rPr>
+          <w:rFonts w:ascii="Times New Roman" w:eastAsia="Times New Roman" w:hAnsi="Times New Roman" w:cs="Times New Roman"/>
+          <w:b/>
+          <w:bCs/>
+          <w:sz w:val="28"/>
+          <w:szCs w:val="28"/>
+        </w:rPr>
+        <w:t xml:space="preserve"> (F</w:t>
+      </w:r>
+      <w:r>
+        <w:rPr>
+          <w:rFonts w:ascii="Times New Roman" w:eastAsia="Times New Roman" w:hAnsi="Times New Roman" w:cs="Times New Roman"/>
+          <w:b/>
+          <w:bCs/>
+          <w:sz w:val="28"/>
+          <w:szCs w:val="28"/>
+        </w:rPr>
+        <w:t>.</w:t>
+      </w:r>
+      <w:r>
+        <w:rPr>
+          <w:rFonts w:ascii="Times New Roman" w:eastAsia="Times New Roman" w:hAnsi="Times New Roman" w:cs="Times New Roman"/>
+          <w:b/>
+          <w:bCs/>
+          <w:sz w:val="28"/>
+          <w:szCs w:val="28"/>
+        </w:rPr>
+        <w:t>RU</w:t>
+      </w:r>
+      <w:r>
+        <w:rPr>
+          <w:rFonts w:ascii="Times New Roman" w:eastAsia="Times New Roman" w:hAnsi="Times New Roman" w:cs="Times New Roman"/>
+          <w:b/>
+          <w:bCs/>
+          <w:sz w:val="28"/>
+          <w:szCs w:val="28"/>
+        </w:rPr>
+        <w:t>.</w:t>
+      </w:r>
+      <w:r>
+        <w:rPr>
+          <w:rFonts w:ascii="Times New Roman" w:eastAsia="Times New Roman" w:hAnsi="Times New Roman" w:cs="Times New Roman"/>
+          <w:b/>
+          <w:bCs/>
+          <w:sz w:val="28"/>
+          <w:szCs w:val="28"/>
+        </w:rPr>
+        <w:t>01)</w:t>
+      </w:r>
     </w:p>
     <w:tbl>
       <w:tblPr>
@@ -966,6 +1016,36 @@
         <w:lastRenderedPageBreak/>
         <w:t>2 – Função de Cadastro de Contabilidade</w:t>
       </w:r>
+      <w:r>
+        <w:rPr>
+          <w:rFonts w:ascii="Times New Roman" w:eastAsia="Times New Roman" w:hAnsi="Times New Roman" w:cs="Times New Roman"/>
+          <w:b/>
+          <w:bCs/>
+          <w:sz w:val="28"/>
+          <w:szCs w:val="28"/>
+        </w:rPr>
+        <w:t xml:space="preserve"> (</w:t>
+      </w:r>
+      <w:r>
+        <w:rPr>
+          <w:rFonts w:ascii="Times New Roman" w:eastAsia="Times New Roman" w:hAnsi="Times New Roman" w:cs="Times New Roman"/>
+          <w:b/>
+          <w:bCs/>
+          <w:sz w:val="28"/>
+          <w:szCs w:val="28"/>
+        </w:rPr>
+        <w:t>F.RU.02</w:t>
+      </w:r>
+      <w:r>
+        <w:rPr>
+          <w:rFonts w:ascii="Times New Roman" w:eastAsia="Times New Roman" w:hAnsi="Times New Roman" w:cs="Times New Roman"/>
+          <w:b/>
+          <w:bCs/>
+          <w:sz w:val="28"/>
+          <w:szCs w:val="28"/>
+        </w:rPr>
+        <w:t>)</w:t>
+      </w:r>
     </w:p>
     <w:tbl>
       <w:tblPr>
@@ -1506,17 +1586,7 @@
           <w:sz w:val="24"/>
           <w:szCs w:val="24"/>
         </w:rPr>
-        <w:t>2</w:t>
-      </w:r>
-      <w:r>
-        <w:rPr>
-          <w:rFonts w:ascii="Times New Roman" w:eastAsia="Times New Roman" w:hAnsi="Times New Roman" w:cs="Times New Roman"/>
-          <w:b/>
-          <w:bCs/>
-          <w:sz w:val="24"/>
-          <w:szCs w:val="24"/>
-        </w:rPr>
-        <w:t>.1 – Acesso ao Sistema</w:t>
+        <w:t>2.1 – Acesso ao Sistema</w:t>
       </w:r>
     </w:p>
     <w:p>
@@ -1584,17 +1654,7 @@
           <w:sz w:val="24"/>
           <w:szCs w:val="24"/>
         </w:rPr>
-        <w:t>2</w:t>
-      </w:r>
-      <w:r>
-        <w:rPr>
-          <w:rFonts w:ascii="Times New Roman" w:eastAsia="Times New Roman" w:hAnsi="Times New Roman" w:cs="Times New Roman"/>
-          <w:b/>
-          <w:bCs/>
-          <w:sz w:val="24"/>
-          <w:szCs w:val="24"/>
-        </w:rPr>
-        <w:t>.2 – Acesso a função Clientes</w:t>
+        <w:t>2.2 – Acesso a função Clientes</w:t>
       </w:r>
     </w:p>
     <w:p>
@@ -1642,17 +1702,7 @@
           <w:sz w:val="24"/>
           <w:szCs w:val="24"/>
         </w:rPr>
-        <w:t>2</w:t>
-      </w:r>
-      <w:r>
-        <w:rPr>
-          <w:rFonts w:ascii="Times New Roman" w:eastAsia="Times New Roman" w:hAnsi="Times New Roman" w:cs="Times New Roman"/>
-          <w:b/>
-          <w:bCs/>
-          <w:sz w:val="24"/>
-          <w:szCs w:val="24"/>
-        </w:rPr>
-        <w:t>.3 – Preenchimento dos dados da Contabilidade</w:t>
+        <w:t>2.3 – Preenchimento dos dados da Contabilidade</w:t>
       </w:r>
     </w:p>
     <w:p>
@@ -1700,17 +1750,7 @@
           <w:sz w:val="24"/>
           <w:szCs w:val="24"/>
         </w:rPr>
-        <w:t>2</w:t>
-      </w:r>
-      <w:r>
-        <w:rPr>
-          <w:rFonts w:ascii="Times New Roman" w:eastAsia="Times New Roman" w:hAnsi="Times New Roman" w:cs="Times New Roman"/>
-          <w:b/>
-          <w:bCs/>
-          <w:sz w:val="24"/>
-          <w:szCs w:val="24"/>
-        </w:rPr>
-        <w:t>.4 – Gravação dos dados da Contabilidade</w:t>
+        <w:t>2.4 – Gravação dos dados da Contabilidade</w:t>
       </w:r>
     </w:p>
     <w:p>
@@ -1758,17 +1798,7 @@
           <w:sz w:val="24"/>
           <w:szCs w:val="24"/>
         </w:rPr>
-        <w:t>2</w:t>
-      </w:r>
-      <w:r>
-        <w:rPr>
-          <w:rFonts w:ascii="Times New Roman" w:eastAsia="Times New Roman" w:hAnsi="Times New Roman" w:cs="Times New Roman"/>
-          <w:b/>
-          <w:bCs/>
-          <w:sz w:val="24"/>
-          <w:szCs w:val="24"/>
-        </w:rPr>
-        <w:t>.5 – Criação do Tenant da Contabilidade</w:t>
+        <w:t>2.5 – Criação do Tenant da Contabilidade</w:t>
       </w:r>
     </w:p>
     <w:p>
@@ -1816,17 +1846,7 @@
           <w:sz w:val="24"/>
           <w:szCs w:val="24"/>
         </w:rPr>
-        <w:t>2</w:t>
-      </w:r>
-      <w:r>
-        <w:rPr>
-          <w:rFonts w:ascii="Times New Roman" w:eastAsia="Times New Roman" w:hAnsi="Times New Roman" w:cs="Times New Roman"/>
-          <w:b/>
-          <w:bCs/>
-          <w:sz w:val="24"/>
-          <w:szCs w:val="24"/>
-        </w:rPr>
-        <w:t>.6 – Envio de dados de acesso para a Contabilidade</w:t>
+        <w:t>2.6 – Envio de dados de acesso para a Contabilidade</w:t>
       </w:r>
     </w:p>
     <w:p>
@@ -1874,17 +1894,7 @@
           <w:sz w:val="24"/>
           <w:szCs w:val="24"/>
         </w:rPr>
-        <w:t>2</w:t>
-      </w:r>
-      <w:r>
-        <w:rPr>
-          <w:rFonts w:ascii="Times New Roman" w:eastAsia="Times New Roman" w:hAnsi="Times New Roman" w:cs="Times New Roman"/>
-          <w:b/>
-          <w:bCs/>
-          <w:sz w:val="24"/>
-          <w:szCs w:val="24"/>
-        </w:rPr>
-        <w:t>.7 – Mensagem de Contabilidade criada com sucesso</w:t>
+        <w:t>2.7 – Mensagem de Contabilidade criada com sucesso</w:t>
       </w:r>
     </w:p>
     <w:p>
@@ -1953,6 +1963,36 @@
           <w:szCs w:val="28"/>
         </w:rPr>
         <w:t xml:space="preserve"> – Função de Cadastro de Cliente</w:t>
+      </w:r>
+      <w:r>
+        <w:rPr>
+          <w:rFonts w:ascii="Times New Roman" w:eastAsia="Times New Roman" w:hAnsi="Times New Roman" w:cs="Times New Roman"/>
+          <w:b/>
+          <w:bCs/>
+          <w:sz w:val="28"/>
+          <w:szCs w:val="28"/>
+        </w:rPr>
+        <w:t xml:space="preserve"> (</w:t>
+      </w:r>
+      <w:r>
+        <w:rPr>
+          <w:rFonts w:ascii="Times New Roman" w:eastAsia="Times New Roman" w:hAnsi="Times New Roman" w:cs="Times New Roman"/>
+          <w:b/>
+          <w:bCs/>
+          <w:sz w:val="28"/>
+          <w:szCs w:val="28"/>
+        </w:rPr>
+        <w:t>F.RU.0</w:t>
+      </w:r>
+      <w:r>
+        <w:rPr>
+          <w:rFonts w:ascii="Times New Roman" w:eastAsia="Times New Roman" w:hAnsi="Times New Roman" w:cs="Times New Roman"/>
+          <w:b/>
+          <w:bCs/>
+          <w:sz w:val="28"/>
+          <w:szCs w:val="28"/>
+        </w:rPr>
+        <w:t>3)</w:t>
       </w:r>
     </w:p>
     <w:tbl>
@@ -3763,6 +3803,36 @@
         </w:rPr>
         <w:t>Documentação</w:t>
       </w:r>
+      <w:r>
+        <w:rPr>
+          <w:rFonts w:ascii="Times New Roman" w:eastAsia="Times New Roman" w:hAnsi="Times New Roman" w:cs="Times New Roman"/>
+          <w:b/>
+          <w:bCs/>
+          <w:sz w:val="28"/>
+          <w:szCs w:val="28"/>
+        </w:rPr>
+        <w:t xml:space="preserve"> (</w:t>
+      </w:r>
+      <w:r>
+        <w:rPr>
+          <w:rFonts w:ascii="Times New Roman" w:eastAsia="Times New Roman" w:hAnsi="Times New Roman" w:cs="Times New Roman"/>
+          <w:b/>
+          <w:bCs/>
+          <w:sz w:val="28"/>
+          <w:szCs w:val="28"/>
+        </w:rPr>
+        <w:t>F.RU.0</w:t>
+      </w:r>
+      <w:r>
+        <w:rPr>
+          <w:rFonts w:ascii="Times New Roman" w:eastAsia="Times New Roman" w:hAnsi="Times New Roman" w:cs="Times New Roman"/>
+          <w:b/>
+          <w:bCs/>
+          <w:sz w:val="28"/>
+          <w:szCs w:val="28"/>
+        </w:rPr>
+        <w:t>4)</w:t>
+      </w:r>
     </w:p>
     <w:tbl>
       <w:tblPr>
@@ -5823,6 +5893,7 @@
     <w:p>
       <w:pPr>
         <w:pStyle w:val="Ttulo1"/>
+        <w:ind w:left="-567" w:right="-568"/>
         <w:rPr>
           <w:rFonts w:ascii="Times New Roman" w:hAnsi="Times New Roman" w:cs="Times New Roman"/>
           <w:b/>
@@ -5841,7 +5912,73 @@
           <w:szCs w:val="28"/>
         </w:rPr>
         <w:lastRenderedPageBreak/>
-        <w:t>5 – Função de Solicitação e Atendimento de Serviço Contábil</w:t>
+        <w:t xml:space="preserve">5 – </w:t>
+      </w:r>
+      <w:r>
+        <w:rPr>
+          <w:rFonts w:ascii="Times New Roman" w:eastAsia="Times New Roman" w:hAnsi="Times New Roman" w:cs="Times New Roman"/>
+          <w:b/>
+          <w:bCs/>
+          <w:color w:val="auto"/>
+          <w:sz w:val="28"/>
+          <w:szCs w:val="28"/>
+        </w:rPr>
+        <w:t>Função de Criação de Execução de Serviço Contábil Recorrente</w:t>
+      </w:r>
+      <w:r>
+        <w:rPr>
+          <w:rFonts w:ascii="Times New Roman" w:eastAsia="Times New Roman" w:hAnsi="Times New Roman" w:cs="Times New Roman"/>
+          <w:b/>
+          <w:bCs/>
+          <w:color w:val="auto"/>
+          <w:sz w:val="28"/>
+          <w:szCs w:val="28"/>
+        </w:rPr>
+        <w:t xml:space="preserve"> (</w:t>
+      </w:r>
+      <w:r>
+        <w:rPr>
+          <w:rFonts w:ascii="Times New Roman" w:eastAsia="Times New Roman" w:hAnsi="Times New Roman" w:cs="Times New Roman"/>
+          <w:b/>
+          <w:bCs/>
+          <w:color w:val="auto"/>
+          <w:sz w:val="28"/>
+          <w:szCs w:val="28"/>
+        </w:rPr>
+        <w:t>F.RS</w:t>
+      </w:r>
+      <w:r>
+        <w:rPr>
+          <w:rFonts w:ascii="Times New Roman" w:eastAsia="Times New Roman" w:hAnsi="Times New Roman" w:cs="Times New Roman"/>
+          <w:b/>
+          <w:bCs/>
+          <w:color w:val="auto"/>
+          <w:sz w:val="28"/>
+          <w:szCs w:val="28"/>
+        </w:rPr>
+        <w:t>.</w:t>
+      </w:r>
+      <w:r>
+        <w:rPr>
+          <w:rFonts w:ascii="Times New Roman" w:eastAsia="Times New Roman" w:hAnsi="Times New Roman" w:cs="Times New Roman"/>
+          <w:b/>
+          <w:bCs/>
+          <w:color w:val="auto"/>
+          <w:sz w:val="28"/>
+          <w:szCs w:val="28"/>
+        </w:rPr>
+        <w:t>0</w:t>
+      </w:r>
+      <w:r>
+        <w:rPr>
+          <w:rFonts w:ascii="Times New Roman" w:eastAsia="Times New Roman" w:hAnsi="Times New Roman" w:cs="Times New Roman"/>
+          <w:b/>
+          <w:bCs/>
+          <w:color w:val="auto"/>
+          <w:sz w:val="28"/>
+          <w:szCs w:val="28"/>
+        </w:rPr>
+        <w:t>5)</w:t>
       </w:r>
     </w:p>
     <w:tbl>
@@ -5980,7 +6117,7 @@
               </w:rPr>
             </w:pPr>
             <w:r>
-              <w:t>1 - Acesso ao sistema</w:t>
+              <w:t>1 - Carregamento da listagem de tenants (contabilidades)</w:t>
             </w:r>
           </w:p>
         </w:tc>
@@ -5995,7 +6132,7 @@
               </w:rPr>
             </w:pPr>
             <w:r>
-              <w:t>Usuário acessa o sistema</w:t>
+              <w:t>Sistema realiza carregamento periódico</w:t>
             </w:r>
           </w:p>
         </w:tc>
@@ -6010,7 +6147,7 @@
               </w:rPr>
             </w:pPr>
             <w:r>
-              <w:t>Cliente</w:t>
+              <w:t>Sistema</w:t>
             </w:r>
           </w:p>
         </w:tc>
@@ -6025,7 +6162,7 @@
               </w:rPr>
             </w:pPr>
             <w:r>
-              <w:t>Acesso realizado com sucesso</w:t>
+              <w:t>Dados carregados</w:t>
             </w:r>
           </w:p>
         </w:tc>
@@ -6042,7 +6179,7 @@
               </w:rPr>
             </w:pPr>
             <w:r>
-              <w:t>2 - Acesso a funcionalidade de Solicitação</w:t>
+              <w:t>2 - Seleção do tenant (contabilidade)</w:t>
             </w:r>
           </w:p>
         </w:tc>
@@ -6057,7 +6194,7 @@
               </w:rPr>
             </w:pPr>
             <w:r>
-              <w:t>Usuário acessa funcionalidade</w:t>
+              <w:t>Usuário seleciona tenant</w:t>
             </w:r>
           </w:p>
         </w:tc>
@@ -6072,7 +6209,7 @@
               </w:rPr>
             </w:pPr>
             <w:r>
-              <w:t>Cliente</w:t>
+              <w:t>Sistema</w:t>
             </w:r>
           </w:p>
         </w:tc>
@@ -6087,7 +6224,7 @@
               </w:rPr>
             </w:pPr>
             <w:r>
-              <w:t>Tela exibida</w:t>
+              <w:t>Tenant selecionado</w:t>
             </w:r>
           </w:p>
         </w:tc>
@@ -6104,7 +6241,7 @@
               </w:rPr>
             </w:pPr>
             <w:r>
-              <w:t>3 - Acionamento do botão "Nova Solicitação"</w:t>
+              <w:t>3 - Carregamento de Listagem de Clientes</w:t>
             </w:r>
           </w:p>
         </w:tc>
@@ -6119,7 +6256,7 @@
               </w:rPr>
             </w:pPr>
             <w:r>
-              <w:t>Usuário inicia nova solicitação</w:t>
+              <w:t>Sistema carrega clientes</w:t>
             </w:r>
           </w:p>
         </w:tc>
@@ -6134,7 +6271,7 @@
               </w:rPr>
             </w:pPr>
             <w:r>
-              <w:t>Cliente</w:t>
+              <w:t>Sistema</w:t>
             </w:r>
           </w:p>
         </w:tc>
@@ -6149,7 +6286,7 @@
               </w:rPr>
             </w:pPr>
             <w:r>
-              <w:t>Formulário aberto</w:t>
+              <w:t>Lista exibida</w:t>
             </w:r>
           </w:p>
         </w:tc>
@@ -6166,7 +6303,7 @@
               </w:rPr>
             </w:pPr>
             <w:r>
-              <w:t>4 - Carregamento da listagem de serviços da plataforma</w:t>
+              <w:t>4 - Seleção do Cliente</w:t>
             </w:r>
           </w:p>
         </w:tc>
@@ -6181,7 +6318,7 @@
               </w:rPr>
             </w:pPr>
             <w:r>
-              <w:t>Sistema carrega serviços</w:t>
+              <w:t>Usuário seleciona cliente</w:t>
             </w:r>
           </w:p>
         </w:tc>
@@ -6211,7 +6348,7 @@
               </w:rPr>
             </w:pPr>
             <w:r>
-              <w:t>Lista carregada</w:t>
+              <w:t>Cliente selecionado</w:t>
             </w:r>
           </w:p>
         </w:tc>
@@ -6228,7 +6365,7 @@
               </w:rPr>
             </w:pPr>
             <w:r>
-              <w:t>5 - Seleção do Serviço e preenchimento de dados da solicitação</w:t>
+              <w:t>5 - Carregamento de Listagem de Serviços e sua frequência</w:t>
             </w:r>
           </w:p>
         </w:tc>
@@ -6243,7 +6380,7 @@
               </w:rPr>
             </w:pPr>
             <w:r>
-              <w:t>Usuário preenche dados</w:t>
+              <w:t>Sistema carrega serviços recorrentes</w:t>
             </w:r>
           </w:p>
         </w:tc>
@@ -6258,7 +6395,7 @@
               </w:rPr>
             </w:pPr>
             <w:r>
-              <w:t>Cliente</w:t>
+              <w:t>Sistema</w:t>
             </w:r>
           </w:p>
         </w:tc>
@@ -6273,7 +6410,7 @@
               </w:rPr>
             </w:pPr>
             <w:r>
-              <w:t>Dados válidos</w:t>
+              <w:t>Lista exibida</w:t>
             </w:r>
           </w:p>
         </w:tc>
@@ -6290,7 +6427,7 @@
               </w:rPr>
             </w:pPr>
             <w:r>
-              <w:t>6 - Gravação dos dados da Solicitação</w:t>
+              <w:t>6 - Seleção do Serviço Recorrente</w:t>
             </w:r>
           </w:p>
         </w:tc>
@@ -6305,7 +6442,7 @@
               </w:rPr>
             </w:pPr>
             <w:r>
-              <w:t>Sistema grava dados</w:t>
+              <w:t>Usuário seleciona serviço</w:t>
             </w:r>
           </w:p>
         </w:tc>
@@ -6335,7 +6472,7 @@
               </w:rPr>
             </w:pPr>
             <w:r>
-              <w:t>Dados persistidos</w:t>
+              <w:t>Serviço selecionado</w:t>
             </w:r>
           </w:p>
         </w:tc>
@@ -6352,7 +6489,7 @@
               </w:rPr>
             </w:pPr>
             <w:r>
-              <w:t>7 - Mensagem de Solicitação Criada com sucesso</w:t>
+              <w:t>7 - Criação de Nova Execução de Serviço Recorrente</w:t>
             </w:r>
           </w:p>
         </w:tc>
@@ -6367,7 +6504,7 @@
               </w:rPr>
             </w:pPr>
             <w:r>
-              <w:t>Sistema exibe mensagem</w:t>
+              <w:t>Sistema cria execução</w:t>
             </w:r>
           </w:p>
         </w:tc>
@@ -6397,7 +6534,7 @@
               </w:rPr>
             </w:pPr>
             <w:r>
-              <w:t>Mensagem exibida</w:t>
+              <w:t>Execução criada</w:t>
             </w:r>
           </w:p>
         </w:tc>
@@ -6414,7 +6551,7 @@
               </w:rPr>
             </w:pPr>
             <w:r>
-              <w:t>8 - Notificação de Nova Solicitação</w:t>
+              <w:t>8 - Gateway - Há mais serviços recorrentes para execução no período?</w:t>
             </w:r>
           </w:p>
         </w:tc>
@@ -6429,7 +6566,7 @@
               </w:rPr>
             </w:pPr>
             <w:r>
-              <w:t>Sistema notifica nova solicitação</w:t>
+              <w:t>Sistema valida serviços</w:t>
             </w:r>
           </w:p>
         </w:tc>
@@ -6459,7 +6596,7 @@
               </w:rPr>
             </w:pPr>
             <w:r>
-              <w:t>Notificação enviada</w:t>
+              <w:t>Decisão correta</w:t>
             </w:r>
           </w:p>
         </w:tc>
@@ -6476,7 +6613,7 @@
               </w:rPr>
             </w:pPr>
             <w:r>
-              <w:t>9 - Gateway "Nova Solicitação?"</w:t>
+              <w:t>9 - Fluxo Sim Serviços</w:t>
             </w:r>
           </w:p>
         </w:tc>
@@ -6491,7 +6628,7 @@
               </w:rPr>
             </w:pPr>
             <w:r>
-              <w:t>Validação de nova solicitação</w:t>
+              <w:t>Retorno para seleção de serviço</w:t>
             </w:r>
           </w:p>
         </w:tc>
@@ -6506,7 +6643,7 @@
               </w:rPr>
             </w:pPr>
             <w:r>
-              <w:t>Cliente</w:t>
+              <w:t>Sistema</w:t>
             </w:r>
           </w:p>
         </w:tc>
@@ -6521,7 +6658,7 @@
               </w:rPr>
             </w:pPr>
             <w:r>
-              <w:t>Decisão correta</w:t>
+              <w:t>Fluxo reiniciado</w:t>
             </w:r>
           </w:p>
         </w:tc>
@@ -6538,7 +6675,7 @@
               </w:rPr>
             </w:pPr>
             <w:r>
-              <w:t>10 - Fluxo Sim – Nova Solicitação</w:t>
+              <w:t>10 - Gateway - Há mais clientes com serviços recorrentes para execução no período?</w:t>
             </w:r>
           </w:p>
         </w:tc>
@@ -6553,7 +6690,7 @@
               </w:rPr>
             </w:pPr>
             <w:r>
-              <w:t>Retorna ao início</w:t>
+              <w:t>Sistema valida clientes</w:t>
             </w:r>
           </w:p>
         </w:tc>
@@ -6568,7 +6705,7 @@
               </w:rPr>
             </w:pPr>
             <w:r>
-              <w:t>Cliente</w:t>
+              <w:t>Sistema</w:t>
             </w:r>
           </w:p>
         </w:tc>
@@ -6583,7 +6720,7 @@
               </w:rPr>
             </w:pPr>
             <w:r>
-              <w:t>Fluxo reiniciado</w:t>
+              <w:t>Decisão correta</w:t>
             </w:r>
           </w:p>
         </w:tc>
@@ -6600,7 +6737,7 @@
               </w:rPr>
             </w:pPr>
             <w:r>
-              <w:t>11 - Fluxo Não – Encerramento</w:t>
+              <w:t>11 - Fluxo Sim Clientes</w:t>
             </w:r>
           </w:p>
         </w:tc>
@@ -6615,7 +6752,7 @@
               </w:rPr>
             </w:pPr>
             <w:r>
-              <w:t>Finaliza processo</w:t>
+              <w:t>Retorno para seleção de cliente</w:t>
             </w:r>
           </w:p>
         </w:tc>
@@ -6630,7 +6767,7 @@
               </w:rPr>
             </w:pPr>
             <w:r>
-              <w:t>Cliente</w:t>
+              <w:t>Sistema</w:t>
             </w:r>
           </w:p>
         </w:tc>
@@ -6645,7 +6782,7 @@
               </w:rPr>
             </w:pPr>
             <w:r>
-              <w:t>Processo encerrado</w:t>
+              <w:t>Fluxo reiniciado</w:t>
             </w:r>
           </w:p>
         </w:tc>
@@ -6662,7 +6799,7 @@
               </w:rPr>
             </w:pPr>
             <w:r>
-              <w:t>12 - Evento Atendimento nova Solicitação</w:t>
+              <w:t>12 - Gateway Há mais tenants para busca de clientes?</w:t>
             </w:r>
           </w:p>
         </w:tc>
@@ -6677,7 +6814,7 @@
               </w:rPr>
             </w:pPr>
             <w:r>
-              <w:t>Disparo de atendimento</w:t>
+              <w:t>Sistema valida tenants</w:t>
             </w:r>
           </w:p>
         </w:tc>
@@ -6692,7 +6829,7 @@
               </w:rPr>
             </w:pPr>
             <w:r>
-              <w:t>Contabilidade</w:t>
+              <w:t>Sistema</w:t>
             </w:r>
           </w:p>
         </w:tc>
@@ -6707,7 +6844,7 @@
               </w:rPr>
             </w:pPr>
             <w:r>
-              <w:t>Evento recebido</w:t>
+              <w:t>Decisão correta</w:t>
             </w:r>
           </w:p>
         </w:tc>
@@ -6724,7 +6861,7 @@
               </w:rPr>
             </w:pPr>
             <w:r>
-              <w:t>13 - Acesso a Solicitação</w:t>
+              <w:t>13 - Fluxo Sim Tenants</w:t>
             </w:r>
           </w:p>
         </w:tc>
@@ -6739,7 +6876,7 @@
               </w:rPr>
             </w:pPr>
             <w:r>
-              <w:t>Acesso da contabilidade</w:t>
+              <w:t>Retorno para seleção de tenant</w:t>
             </w:r>
           </w:p>
         </w:tc>
@@ -6754,7 +6891,7 @@
               </w:rPr>
             </w:pPr>
             <w:r>
-              <w:t>Contabilidade</w:t>
+              <w:t>Sistema</w:t>
             </w:r>
           </w:p>
         </w:tc>
@@ -6769,7 +6906,7 @@
               </w:rPr>
             </w:pPr>
             <w:r>
-              <w:t>Tela exibida</w:t>
+              <w:t>Fluxo reiniciado</w:t>
             </w:r>
           </w:p>
         </w:tc>
@@ -6786,7 +6923,7 @@
               </w:rPr>
             </w:pPr>
             <w:r>
-              <w:t>14 - Seleção da Nova Solicitação</w:t>
+              <w:t>14 - Fluxo Não Encerramento</w:t>
             </w:r>
           </w:p>
         </w:tc>
@@ -6801,7 +6938,7 @@
               </w:rPr>
             </w:pPr>
             <w:r>
-              <w:t>Seleção da solicitação</w:t>
+              <w:t>Finalização do processo</w:t>
             </w:r>
           </w:p>
         </w:tc>
@@ -6816,7 +6953,7 @@
               </w:rPr>
             </w:pPr>
             <w:r>
-              <w:t>Contabilidade</w:t>
+              <w:t>Sistema</w:t>
             </w:r>
           </w:p>
         </w:tc>
@@ -6831,379 +6968,7 @@
               </w:rPr>
             </w:pPr>
             <w:r>
-              <w:t>Solicitação selecionada</w:t>
-            </w:r>
-          </w:p>
-        </w:tc>
-      </w:tr>
-      <w:tr>
-        <w:tc>
-          <w:tcPr>
-            <w:tcW w:w="3397" w:type="dxa"/>
-          </w:tcPr>
-          <w:p>
-            <w:pPr>
-              <w:rPr>
-                <w:rFonts w:ascii="Arial" w:hAnsi="Arial" w:cs="Arial"/>
-              </w:rPr>
-            </w:pPr>
-            <w:r>
-              <w:t>15 - Gateway "Atenderá a Solicitação?"</w:t>
-            </w:r>
-          </w:p>
-        </w:tc>
-        <w:tc>
-          <w:tcPr>
-            <w:tcW w:w="2835" w:type="dxa"/>
-          </w:tcPr>
-          <w:p>
-            <w:pPr>
-              <w:rPr>
-                <w:rFonts w:ascii="Arial" w:hAnsi="Arial" w:cs="Arial"/>
-              </w:rPr>
-            </w:pPr>
-            <w:r>
-              <w:t>Decisão de atendimento</w:t>
-            </w:r>
-          </w:p>
-        </w:tc>
-        <w:tc>
-          <w:tcPr>
-            <w:tcW w:w="1701" w:type="dxa"/>
-          </w:tcPr>
-          <w:p>
-            <w:pPr>
-              <w:rPr>
-                <w:rFonts w:ascii="Arial" w:hAnsi="Arial" w:cs="Arial"/>
-              </w:rPr>
-            </w:pPr>
-            <w:r>
-              <w:t>Contabilidade</w:t>
-            </w:r>
-          </w:p>
-        </w:tc>
-        <w:tc>
-          <w:tcPr>
-            <w:tcW w:w="2697" w:type="dxa"/>
-          </w:tcPr>
-          <w:p>
-            <w:pPr>
-              <w:rPr>
-                <w:rFonts w:ascii="Arial" w:hAnsi="Arial" w:cs="Arial"/>
-              </w:rPr>
-            </w:pPr>
-            <w:r>
-              <w:t>Decisão correta</w:t>
-            </w:r>
-          </w:p>
-        </w:tc>
-      </w:tr>
-      <w:tr>
-        <w:tc>
-          <w:tcPr>
-            <w:tcW w:w="3397" w:type="dxa"/>
-          </w:tcPr>
-          <w:p>
-            <w:pPr>
-              <w:rPr>
-                <w:rFonts w:ascii="Arial" w:hAnsi="Arial" w:cs="Arial"/>
-              </w:rPr>
-            </w:pPr>
-            <w:r>
-              <w:t>16 - Fluxo Não – Não atendimento</w:t>
-            </w:r>
-          </w:p>
-        </w:tc>
-        <w:tc>
-          <w:tcPr>
-            <w:tcW w:w="2835" w:type="dxa"/>
-          </w:tcPr>
-          <w:p>
-            <w:pPr>
-              <w:rPr>
-                <w:rFonts w:ascii="Arial" w:hAnsi="Arial" w:cs="Arial"/>
-              </w:rPr>
-            </w:pPr>
-            <w:r>
-              <w:t>Encerramento sem atendimento</w:t>
-            </w:r>
-          </w:p>
-        </w:tc>
-        <w:tc>
-          <w:tcPr>
-            <w:tcW w:w="1701" w:type="dxa"/>
-          </w:tcPr>
-          <w:p>
-            <w:pPr>
-              <w:rPr>
-                <w:rFonts w:ascii="Arial" w:hAnsi="Arial" w:cs="Arial"/>
-              </w:rPr>
-            </w:pPr>
-            <w:r>
-              <w:t>Contabilidade</w:t>
-            </w:r>
-          </w:p>
-        </w:tc>
-        <w:tc>
-          <w:tcPr>
-            <w:tcW w:w="2697" w:type="dxa"/>
-          </w:tcPr>
-          <w:p>
-            <w:pPr>
-              <w:rPr>
-                <w:rFonts w:ascii="Arial" w:hAnsi="Arial" w:cs="Arial"/>
-              </w:rPr>
-            </w:pPr>
-            <w:r>
               <w:t>Processo encerrado</w:t>
-            </w:r>
-          </w:p>
-        </w:tc>
-      </w:tr>
-      <w:tr>
-        <w:tc>
-          <w:tcPr>
-            <w:tcW w:w="3397" w:type="dxa"/>
-          </w:tcPr>
-          <w:p>
-            <w:pPr>
-              <w:rPr>
-                <w:rFonts w:ascii="Arial" w:hAnsi="Arial" w:cs="Arial"/>
-              </w:rPr>
-            </w:pPr>
-            <w:r>
-              <w:t>17 - Fluxo Sim – Atendimento</w:t>
-            </w:r>
-          </w:p>
-        </w:tc>
-        <w:tc>
-          <w:tcPr>
-            <w:tcW w:w="2835" w:type="dxa"/>
-          </w:tcPr>
-          <w:p>
-            <w:pPr>
-              <w:rPr>
-                <w:rFonts w:ascii="Arial" w:hAnsi="Arial" w:cs="Arial"/>
-              </w:rPr>
-            </w:pPr>
-            <w:r>
-              <w:t>Segue atendimento</w:t>
-            </w:r>
-          </w:p>
-        </w:tc>
-        <w:tc>
-          <w:tcPr>
-            <w:tcW w:w="1701" w:type="dxa"/>
-          </w:tcPr>
-          <w:p>
-            <w:pPr>
-              <w:rPr>
-                <w:rFonts w:ascii="Arial" w:hAnsi="Arial" w:cs="Arial"/>
-              </w:rPr>
-            </w:pPr>
-            <w:r>
-              <w:t>Contabilidade</w:t>
-            </w:r>
-          </w:p>
-        </w:tc>
-        <w:tc>
-          <w:tcPr>
-            <w:tcW w:w="2697" w:type="dxa"/>
-          </w:tcPr>
-          <w:p>
-            <w:pPr>
-              <w:rPr>
-                <w:rFonts w:ascii="Arial" w:hAnsi="Arial" w:cs="Arial"/>
-              </w:rPr>
-            </w:pPr>
-            <w:r>
-              <w:t>Fluxo continua</w:t>
-            </w:r>
-          </w:p>
-        </w:tc>
-      </w:tr>
-      <w:tr>
-        <w:tc>
-          <w:tcPr>
-            <w:tcW w:w="3397" w:type="dxa"/>
-          </w:tcPr>
-          <w:p>
-            <w:pPr>
-              <w:rPr>
-                <w:rFonts w:ascii="Arial" w:hAnsi="Arial" w:cs="Arial"/>
-              </w:rPr>
-            </w:pPr>
-            <w:r>
-              <w:t>18 - Atualização da Data de entrega da solicitação</w:t>
-            </w:r>
-          </w:p>
-        </w:tc>
-        <w:tc>
-          <w:tcPr>
-            <w:tcW w:w="2835" w:type="dxa"/>
-          </w:tcPr>
-          <w:p>
-            <w:pPr>
-              <w:rPr>
-                <w:rFonts w:ascii="Arial" w:hAnsi="Arial" w:cs="Arial"/>
-              </w:rPr>
-            </w:pPr>
-            <w:r>
-              <w:t>Atualiza prazo</w:t>
-            </w:r>
-          </w:p>
-        </w:tc>
-        <w:tc>
-          <w:tcPr>
-            <w:tcW w:w="1701" w:type="dxa"/>
-          </w:tcPr>
-          <w:p>
-            <w:pPr>
-              <w:rPr>
-                <w:rFonts w:ascii="Arial" w:hAnsi="Arial" w:cs="Arial"/>
-              </w:rPr>
-            </w:pPr>
-            <w:r>
-              <w:t>Contabilidade</w:t>
-            </w:r>
-          </w:p>
-        </w:tc>
-        <w:tc>
-          <w:tcPr>
-            <w:tcW w:w="2697" w:type="dxa"/>
-          </w:tcPr>
-          <w:p>
-            <w:pPr>
-              <w:rPr>
-                <w:rFonts w:ascii="Arial" w:hAnsi="Arial" w:cs="Arial"/>
-              </w:rPr>
-            </w:pPr>
-            <w:r>
-              <w:t>Data atualizada</w:t>
-            </w:r>
-          </w:p>
-        </w:tc>
-      </w:tr>
-      <w:tr>
-        <w:tc>
-          <w:tcPr>
-            <w:tcW w:w="3397" w:type="dxa"/>
-          </w:tcPr>
-          <w:p>
-            <w:pPr>
-              <w:rPr>
-                <w:rFonts w:ascii="Arial" w:hAnsi="Arial" w:cs="Arial"/>
-              </w:rPr>
-            </w:pPr>
-            <w:r>
-              <w:t>19 - Atualização dos dados da Solicitação</w:t>
-            </w:r>
-          </w:p>
-        </w:tc>
-        <w:tc>
-          <w:tcPr>
-            <w:tcW w:w="2835" w:type="dxa"/>
-          </w:tcPr>
-          <w:p>
-            <w:pPr>
-              <w:rPr>
-                <w:rFonts w:ascii="Arial" w:hAnsi="Arial" w:cs="Arial"/>
-              </w:rPr>
-            </w:pPr>
-            <w:r>
-              <w:t>Sistema atualiza dados</w:t>
-            </w:r>
-          </w:p>
-        </w:tc>
-        <w:tc>
-          <w:tcPr>
-            <w:tcW w:w="1701" w:type="dxa"/>
-          </w:tcPr>
-          <w:p>
-            <w:pPr>
-              <w:rPr>
-                <w:rFonts w:ascii="Arial" w:hAnsi="Arial" w:cs="Arial"/>
-              </w:rPr>
-            </w:pPr>
-            <w:r>
-              <w:t>Sistema</w:t>
-            </w:r>
-          </w:p>
-        </w:tc>
-        <w:tc>
-          <w:tcPr>
-            <w:tcW w:w="2697" w:type="dxa"/>
-          </w:tcPr>
-          <w:p>
-            <w:pPr>
-              <w:rPr>
-                <w:rFonts w:ascii="Arial" w:hAnsi="Arial" w:cs="Arial"/>
-              </w:rPr>
-            </w:pPr>
-            <w:r>
-              <w:t>Dados atualizados</w:t>
-            </w:r>
-          </w:p>
-        </w:tc>
-      </w:tr>
-      <w:tr>
-        <w:tc>
-          <w:tcPr>
-            <w:tcW w:w="3397" w:type="dxa"/>
-          </w:tcPr>
-          <w:p>
-            <w:pPr>
-              <w:rPr>
-                <w:rFonts w:ascii="Arial" w:hAnsi="Arial" w:cs="Arial"/>
-              </w:rPr>
-            </w:pPr>
-            <w:r>
-              <w:t>20 - Notificação de Atendimento e Prazo para o Cliente</w:t>
-            </w:r>
-          </w:p>
-        </w:tc>
-        <w:tc>
-          <w:tcPr>
-            <w:tcW w:w="2835" w:type="dxa"/>
-          </w:tcPr>
-          <w:p>
-            <w:pPr>
-              <w:rPr>
-                <w:rFonts w:ascii="Arial" w:hAnsi="Arial" w:cs="Arial"/>
-              </w:rPr>
-            </w:pPr>
-            <w:r>
-              <w:t>Sistema notifica cliente</w:t>
-            </w:r>
-          </w:p>
-        </w:tc>
-        <w:tc>
-          <w:tcPr>
-            <w:tcW w:w="1701" w:type="dxa"/>
-          </w:tcPr>
-          <w:p>
-            <w:pPr>
-              <w:rPr>
-                <w:rFonts w:ascii="Arial" w:hAnsi="Arial" w:cs="Arial"/>
-              </w:rPr>
-            </w:pPr>
-            <w:r>
-              <w:t>Sistema</w:t>
-            </w:r>
-          </w:p>
-        </w:tc>
-        <w:tc>
-          <w:tcPr>
-            <w:tcW w:w="2697" w:type="dxa"/>
-          </w:tcPr>
-          <w:p>
-            <w:pPr>
-              <w:rPr>
-                <w:rFonts w:ascii="Arial" w:hAnsi="Arial" w:cs="Arial"/>
-              </w:rPr>
-            </w:pPr>
-            <w:r>
-              <w:t>Notificação enviada</w:t>
             </w:r>
           </w:p>
         </w:tc>
@@ -7230,17 +6995,2376 @@
           <w:rFonts w:ascii="Times New Roman" w:hAnsi="Times New Roman" w:cs="Times New Roman"/>
           <w:sz w:val="24"/>
           <w:szCs w:val="24"/>
-        </w:rPr>
-      </w:pPr>
-      <w:r>
-        <w:rPr>
-          <w:rFonts w:ascii="Times New Roman" w:eastAsia="Times New Roman" w:hAnsi="Times New Roman" w:cs="Times New Roman"/>
-          <w:b/>
-          <w:bCs/>
-          <w:sz w:val="24"/>
-          <w:szCs w:val="24"/>
-        </w:rPr>
-        <w:t>5.1 – Acesso ao sistema</w:t>
+          <w:lang w:val="en-US"/>
+        </w:rPr>
+      </w:pPr>
+      <w:r>
+        <w:rPr>
+          <w:rFonts w:ascii="Times New Roman" w:eastAsia="Times New Roman" w:hAnsi="Times New Roman" w:cs="Times New Roman"/>
+          <w:b/>
+          <w:bCs/>
+          <w:sz w:val="24"/>
+          <w:szCs w:val="24"/>
+        </w:rPr>
+        <w:t>5</w:t>
+      </w:r>
+      <w:r>
+        <w:rPr>
+          <w:rFonts w:ascii="Times New Roman" w:eastAsia="Times New Roman" w:hAnsi="Times New Roman" w:cs="Times New Roman"/>
+          <w:b/>
+          <w:bCs/>
+          <w:sz w:val="24"/>
+          <w:szCs w:val="24"/>
+        </w:rPr>
+        <w:t>.1 – Carregamento da listagem de tenants</w:t>
+      </w:r>
+      <w:r>
+        <w:rPr>
+          <w:rFonts w:ascii="Times New Roman" w:eastAsia="Times New Roman" w:hAnsi="Times New Roman" w:cs="Times New Roman"/>
+          <w:b/>
+          <w:bCs/>
+          <w:sz w:val="24"/>
+          <w:szCs w:val="24"/>
+        </w:rPr>
+        <w:br/>
+      </w:r>
+      <w:r>
+        <w:rPr>
+          <w:rFonts w:ascii="Times New Roman" w:hAnsi="Times New Roman" w:cs="Times New Roman"/>
+          <w:sz w:val="24"/>
+          <w:szCs w:val="24"/>
+          <w:lang w:val="en-US"/>
+        </w:rPr>
+        <w:t>A.</w:t>
+      </w:r>
+      <w:r>
+        <w:rPr>
+          <w:rFonts w:ascii="Times New Roman" w:hAnsi="Times New Roman" w:cs="Times New Roman"/>
+          <w:sz w:val="24"/>
+          <w:szCs w:val="24"/>
+        </w:rPr>
+        <w:t xml:space="preserve"> Executar rotina</w:t>
+      </w:r>
+      <w:r>
+        <w:rPr>
+          <w:rFonts w:ascii="Times New Roman" w:hAnsi="Times New Roman" w:cs="Times New Roman"/>
+          <w:sz w:val="24"/>
+          <w:szCs w:val="24"/>
+          <w:lang w:val="en-US"/>
+        </w:rPr>
+        <w:t xml:space="preserve"> periódica</w:t>
+      </w:r>
+      <w:r>
+        <w:rPr>
+          <w:rFonts w:ascii="Times New Roman" w:hAnsi="Times New Roman" w:cs="Times New Roman"/>
+          <w:sz w:val="24"/>
+          <w:szCs w:val="24"/>
+          <w:lang w:val="en-US"/>
+        </w:rPr>
+        <w:br/>
+        <w:t>B. Validar</w:t>
+      </w:r>
+      <w:r>
+        <w:rPr>
+          <w:rFonts w:ascii="Times New Roman" w:hAnsi="Times New Roman" w:cs="Times New Roman"/>
+          <w:sz w:val="24"/>
+          <w:szCs w:val="24"/>
+        </w:rPr>
+        <w:t xml:space="preserve"> carregamento</w:t>
+      </w:r>
+    </w:p>
+    <w:p>
+      <w:pPr>
+        <w:spacing w:after="0"/>
+        <w:ind w:left="142" w:hanging="142"/>
+        <w:rPr>
+          <w:rFonts w:ascii="Times New Roman" w:eastAsia="Times New Roman" w:hAnsi="Times New Roman" w:cs="Times New Roman"/>
+          <w:b/>
+          <w:bCs/>
+          <w:sz w:val="24"/>
+          <w:szCs w:val="24"/>
+        </w:rPr>
+      </w:pPr>
+    </w:p>
+    <w:p>
+      <w:pPr>
+        <w:spacing w:after="0"/>
+        <w:ind w:left="142" w:hanging="142"/>
+        <w:rPr>
+          <w:rFonts w:ascii="Times New Roman" w:hAnsi="Times New Roman" w:cs="Times New Roman"/>
+          <w:sz w:val="24"/>
+          <w:szCs w:val="24"/>
+          <w:lang w:val="en-US"/>
+        </w:rPr>
+      </w:pPr>
+      <w:r>
+        <w:rPr>
+          <w:rFonts w:ascii="Times New Roman" w:eastAsia="Times New Roman" w:hAnsi="Times New Roman" w:cs="Times New Roman"/>
+          <w:b/>
+          <w:bCs/>
+          <w:sz w:val="24"/>
+          <w:szCs w:val="24"/>
+        </w:rPr>
+        <w:t>5</w:t>
+      </w:r>
+      <w:r>
+        <w:rPr>
+          <w:rFonts w:ascii="Times New Roman" w:eastAsia="Times New Roman" w:hAnsi="Times New Roman" w:cs="Times New Roman"/>
+          <w:b/>
+          <w:bCs/>
+          <w:sz w:val="24"/>
+          <w:szCs w:val="24"/>
+        </w:rPr>
+        <w:t>.2 – Seleção do tenant</w:t>
+      </w:r>
+      <w:r>
+        <w:rPr>
+          <w:rFonts w:ascii="Times New Roman" w:eastAsia="Times New Roman" w:hAnsi="Times New Roman" w:cs="Times New Roman"/>
+          <w:b/>
+          <w:bCs/>
+          <w:sz w:val="24"/>
+          <w:szCs w:val="24"/>
+        </w:rPr>
+        <w:br/>
+      </w:r>
+      <w:r>
+        <w:rPr>
+          <w:rFonts w:ascii="Times New Roman" w:hAnsi="Times New Roman" w:cs="Times New Roman"/>
+          <w:sz w:val="24"/>
+          <w:szCs w:val="24"/>
+          <w:lang w:val="en-US"/>
+        </w:rPr>
+        <w:t>A.</w:t>
+      </w:r>
+      <w:r>
+        <w:rPr>
+          <w:rFonts w:ascii="Times New Roman" w:hAnsi="Times New Roman" w:cs="Times New Roman"/>
+          <w:sz w:val="24"/>
+          <w:szCs w:val="24"/>
+        </w:rPr>
+        <w:t xml:space="preserve"> Selecionar</w:t>
+      </w:r>
+      <w:r>
+        <w:rPr>
+          <w:rFonts w:ascii="Times New Roman" w:hAnsi="Times New Roman" w:cs="Times New Roman"/>
+          <w:sz w:val="24"/>
+          <w:szCs w:val="24"/>
+          <w:lang w:val="en-US"/>
+        </w:rPr>
+        <w:t xml:space="preserve"> tenant</w:t>
+      </w:r>
+      <w:r>
+        <w:rPr>
+          <w:rFonts w:ascii="Times New Roman" w:hAnsi="Times New Roman" w:cs="Times New Roman"/>
+          <w:sz w:val="24"/>
+          <w:szCs w:val="24"/>
+          <w:lang w:val="en-US"/>
+        </w:rPr>
+        <w:br/>
+        <w:t>B. Validar seleção</w:t>
+      </w:r>
+    </w:p>
+    <w:p>
+      <w:pPr>
+        <w:spacing w:after="0"/>
+        <w:ind w:left="142" w:hanging="142"/>
+        <w:rPr>
+          <w:rFonts w:ascii="Times New Roman" w:eastAsia="Times New Roman" w:hAnsi="Times New Roman" w:cs="Times New Roman"/>
+          <w:b/>
+          <w:bCs/>
+          <w:sz w:val="24"/>
+          <w:szCs w:val="24"/>
+        </w:rPr>
+      </w:pPr>
+    </w:p>
+    <w:p>
+      <w:pPr>
+        <w:spacing w:after="0"/>
+        <w:ind w:left="142" w:hanging="142"/>
+        <w:rPr>
+          <w:rFonts w:ascii="Times New Roman" w:hAnsi="Times New Roman" w:cs="Times New Roman"/>
+          <w:sz w:val="24"/>
+          <w:szCs w:val="24"/>
+          <w:lang w:val="en-US"/>
+        </w:rPr>
+      </w:pPr>
+      <w:r>
+        <w:rPr>
+          <w:rFonts w:ascii="Times New Roman" w:eastAsia="Times New Roman" w:hAnsi="Times New Roman" w:cs="Times New Roman"/>
+          <w:b/>
+          <w:bCs/>
+          <w:sz w:val="24"/>
+          <w:szCs w:val="24"/>
+        </w:rPr>
+        <w:t>5</w:t>
+      </w:r>
+      <w:r>
+        <w:rPr>
+          <w:rFonts w:ascii="Times New Roman" w:eastAsia="Times New Roman" w:hAnsi="Times New Roman" w:cs="Times New Roman"/>
+          <w:b/>
+          <w:bCs/>
+          <w:sz w:val="24"/>
+          <w:szCs w:val="24"/>
+        </w:rPr>
+        <w:t>.3 – Carregamento de clientes</w:t>
+      </w:r>
+      <w:r>
+        <w:rPr>
+          <w:rFonts w:ascii="Times New Roman" w:eastAsia="Times New Roman" w:hAnsi="Times New Roman" w:cs="Times New Roman"/>
+          <w:b/>
+          <w:bCs/>
+          <w:sz w:val="24"/>
+          <w:szCs w:val="24"/>
+        </w:rPr>
+        <w:br/>
+      </w:r>
+      <w:r>
+        <w:rPr>
+          <w:rFonts w:ascii="Times New Roman" w:hAnsi="Times New Roman" w:cs="Times New Roman"/>
+          <w:sz w:val="24"/>
+          <w:szCs w:val="24"/>
+          <w:lang w:val="en-US"/>
+        </w:rPr>
+        <w:t>A.</w:t>
+      </w:r>
+      <w:r>
+        <w:rPr>
+          <w:rFonts w:ascii="Times New Roman" w:hAnsi="Times New Roman" w:cs="Times New Roman"/>
+          <w:sz w:val="24"/>
+          <w:szCs w:val="24"/>
+        </w:rPr>
+        <w:t xml:space="preserve"> Carregar</w:t>
+      </w:r>
+      <w:r>
+        <w:rPr>
+          <w:rFonts w:ascii="Times New Roman" w:hAnsi="Times New Roman" w:cs="Times New Roman"/>
+          <w:sz w:val="24"/>
+          <w:szCs w:val="24"/>
+          <w:lang w:val="en-US"/>
+        </w:rPr>
+        <w:t xml:space="preserve"> clientes</w:t>
+      </w:r>
+      <w:r>
+        <w:rPr>
+          <w:rFonts w:ascii="Times New Roman" w:hAnsi="Times New Roman" w:cs="Times New Roman"/>
+          <w:sz w:val="24"/>
+          <w:szCs w:val="24"/>
+          <w:lang w:val="en-US"/>
+        </w:rPr>
+        <w:br/>
+        <w:t>B. Validar</w:t>
+      </w:r>
+      <w:r>
+        <w:rPr>
+          <w:rFonts w:ascii="Times New Roman" w:hAnsi="Times New Roman" w:cs="Times New Roman"/>
+          <w:sz w:val="24"/>
+          <w:szCs w:val="24"/>
+        </w:rPr>
+        <w:t xml:space="preserve"> listagem</w:t>
+      </w:r>
+    </w:p>
+    <w:p>
+      <w:pPr>
+        <w:spacing w:after="0"/>
+        <w:ind w:left="142" w:hanging="142"/>
+        <w:rPr>
+          <w:rFonts w:ascii="Times New Roman" w:eastAsia="Times New Roman" w:hAnsi="Times New Roman" w:cs="Times New Roman"/>
+          <w:b/>
+          <w:bCs/>
+          <w:sz w:val="24"/>
+          <w:szCs w:val="24"/>
+        </w:rPr>
+      </w:pPr>
+    </w:p>
+    <w:p>
+      <w:pPr>
+        <w:spacing w:after="0"/>
+        <w:ind w:left="142" w:hanging="142"/>
+        <w:rPr>
+          <w:rFonts w:ascii="Times New Roman" w:hAnsi="Times New Roman" w:cs="Times New Roman"/>
+          <w:sz w:val="24"/>
+          <w:szCs w:val="24"/>
+          <w:lang w:val="en-US"/>
+        </w:rPr>
+      </w:pPr>
+      <w:r>
+        <w:rPr>
+          <w:rFonts w:ascii="Times New Roman" w:eastAsia="Times New Roman" w:hAnsi="Times New Roman" w:cs="Times New Roman"/>
+          <w:b/>
+          <w:bCs/>
+          <w:sz w:val="24"/>
+          <w:szCs w:val="24"/>
+        </w:rPr>
+        <w:t>5</w:t>
+      </w:r>
+      <w:r>
+        <w:rPr>
+          <w:rFonts w:ascii="Times New Roman" w:eastAsia="Times New Roman" w:hAnsi="Times New Roman" w:cs="Times New Roman"/>
+          <w:b/>
+          <w:bCs/>
+          <w:sz w:val="24"/>
+          <w:szCs w:val="24"/>
+        </w:rPr>
+        <w:t>.4 – Seleção do cliente</w:t>
+      </w:r>
+      <w:r>
+        <w:rPr>
+          <w:rFonts w:ascii="Times New Roman" w:eastAsia="Times New Roman" w:hAnsi="Times New Roman" w:cs="Times New Roman"/>
+          <w:b/>
+          <w:bCs/>
+          <w:sz w:val="24"/>
+          <w:szCs w:val="24"/>
+        </w:rPr>
+        <w:br/>
+      </w:r>
+      <w:r>
+        <w:rPr>
+          <w:rFonts w:ascii="Times New Roman" w:hAnsi="Times New Roman" w:cs="Times New Roman"/>
+          <w:sz w:val="24"/>
+          <w:szCs w:val="24"/>
+          <w:lang w:val="en-US"/>
+        </w:rPr>
+        <w:t>A. Selecionar</w:t>
+      </w:r>
+      <w:r>
+        <w:rPr>
+          <w:rFonts w:ascii="Times New Roman" w:hAnsi="Times New Roman" w:cs="Times New Roman"/>
+          <w:sz w:val="24"/>
+          <w:szCs w:val="24"/>
+        </w:rPr>
+        <w:t xml:space="preserve"> cliente</w:t>
+      </w:r>
+      <w:r>
+        <w:rPr>
+          <w:rFonts w:ascii="Times New Roman" w:hAnsi="Times New Roman" w:cs="Times New Roman"/>
+          <w:sz w:val="24"/>
+          <w:szCs w:val="24"/>
+          <w:lang w:val="en-US"/>
+        </w:rPr>
+        <w:br/>
+        <w:t>B. Validar seleção</w:t>
+      </w:r>
+    </w:p>
+    <w:p>
+      <w:pPr>
+        <w:spacing w:after="0"/>
+        <w:ind w:left="142" w:hanging="142"/>
+        <w:rPr>
+          <w:rFonts w:ascii="Times New Roman" w:eastAsia="Times New Roman" w:hAnsi="Times New Roman" w:cs="Times New Roman"/>
+          <w:b/>
+          <w:bCs/>
+          <w:sz w:val="24"/>
+          <w:szCs w:val="24"/>
+        </w:rPr>
+      </w:pPr>
+    </w:p>
+    <w:p>
+      <w:pPr>
+        <w:spacing w:after="0"/>
+        <w:ind w:left="142" w:hanging="142"/>
+        <w:rPr>
+          <w:rFonts w:ascii="Times New Roman" w:hAnsi="Times New Roman" w:cs="Times New Roman"/>
+          <w:sz w:val="24"/>
+          <w:szCs w:val="24"/>
+          <w:lang w:val="en-US"/>
+        </w:rPr>
+      </w:pPr>
+      <w:r>
+        <w:rPr>
+          <w:rFonts w:ascii="Times New Roman" w:eastAsia="Times New Roman" w:hAnsi="Times New Roman" w:cs="Times New Roman"/>
+          <w:b/>
+          <w:bCs/>
+          <w:sz w:val="24"/>
+          <w:szCs w:val="24"/>
+        </w:rPr>
+        <w:lastRenderedPageBreak/>
+        <w:t>5</w:t>
+      </w:r>
+      <w:r>
+        <w:rPr>
+          <w:rFonts w:ascii="Times New Roman" w:eastAsia="Times New Roman" w:hAnsi="Times New Roman" w:cs="Times New Roman"/>
+          <w:b/>
+          <w:bCs/>
+          <w:sz w:val="24"/>
+          <w:szCs w:val="24"/>
+        </w:rPr>
+        <w:t>.5 – Carregamento de serviços</w:t>
+      </w:r>
+      <w:r>
+        <w:rPr>
+          <w:rFonts w:ascii="Times New Roman" w:eastAsia="Times New Roman" w:hAnsi="Times New Roman" w:cs="Times New Roman"/>
+          <w:b/>
+          <w:bCs/>
+          <w:sz w:val="24"/>
+          <w:szCs w:val="24"/>
+        </w:rPr>
+        <w:br/>
+      </w:r>
+      <w:r>
+        <w:rPr>
+          <w:rFonts w:ascii="Times New Roman" w:hAnsi="Times New Roman" w:cs="Times New Roman"/>
+          <w:sz w:val="24"/>
+          <w:szCs w:val="24"/>
+          <w:lang w:val="en-US"/>
+        </w:rPr>
+        <w:t>A. Carregar</w:t>
+      </w:r>
+      <w:r>
+        <w:rPr>
+          <w:rFonts w:ascii="Times New Roman" w:hAnsi="Times New Roman" w:cs="Times New Roman"/>
+          <w:sz w:val="24"/>
+          <w:szCs w:val="24"/>
+        </w:rPr>
+        <w:t xml:space="preserve"> serviços</w:t>
+      </w:r>
+      <w:r>
+        <w:rPr>
+          <w:rFonts w:ascii="Times New Roman" w:hAnsi="Times New Roman" w:cs="Times New Roman"/>
+          <w:sz w:val="24"/>
+          <w:szCs w:val="24"/>
+          <w:lang w:val="en-US"/>
+        </w:rPr>
+        <w:br/>
+        <w:t>B. Validar listagem</w:t>
+      </w:r>
+    </w:p>
+    <w:p>
+      <w:pPr>
+        <w:spacing w:after="0"/>
+        <w:ind w:left="142" w:hanging="142"/>
+        <w:rPr>
+          <w:rFonts w:ascii="Times New Roman" w:eastAsia="Times New Roman" w:hAnsi="Times New Roman" w:cs="Times New Roman"/>
+          <w:b/>
+          <w:bCs/>
+          <w:sz w:val="24"/>
+          <w:szCs w:val="24"/>
+        </w:rPr>
+      </w:pPr>
+    </w:p>
+    <w:p>
+      <w:pPr>
+        <w:spacing w:after="0"/>
+        <w:ind w:left="142" w:hanging="142"/>
+        <w:rPr>
+          <w:rFonts w:ascii="Times New Roman" w:hAnsi="Times New Roman" w:cs="Times New Roman"/>
+          <w:sz w:val="24"/>
+          <w:szCs w:val="24"/>
+          <w:lang w:val="en-US"/>
+        </w:rPr>
+      </w:pPr>
+      <w:r>
+        <w:rPr>
+          <w:rFonts w:ascii="Times New Roman" w:eastAsia="Times New Roman" w:hAnsi="Times New Roman" w:cs="Times New Roman"/>
+          <w:b/>
+          <w:bCs/>
+          <w:sz w:val="24"/>
+          <w:szCs w:val="24"/>
+        </w:rPr>
+        <w:t>5</w:t>
+      </w:r>
+      <w:r>
+        <w:rPr>
+          <w:rFonts w:ascii="Times New Roman" w:eastAsia="Times New Roman" w:hAnsi="Times New Roman" w:cs="Times New Roman"/>
+          <w:b/>
+          <w:bCs/>
+          <w:sz w:val="24"/>
+          <w:szCs w:val="24"/>
+        </w:rPr>
+        <w:t>.6 – Seleção do serviço recorrente</w:t>
+      </w:r>
+      <w:r>
+        <w:rPr>
+          <w:rFonts w:ascii="Times New Roman" w:eastAsia="Times New Roman" w:hAnsi="Times New Roman" w:cs="Times New Roman"/>
+          <w:b/>
+          <w:bCs/>
+          <w:sz w:val="24"/>
+          <w:szCs w:val="24"/>
+        </w:rPr>
+        <w:br/>
+      </w:r>
+      <w:r>
+        <w:rPr>
+          <w:rFonts w:ascii="Times New Roman" w:hAnsi="Times New Roman" w:cs="Times New Roman"/>
+          <w:sz w:val="24"/>
+          <w:szCs w:val="24"/>
+          <w:lang w:val="en-US"/>
+        </w:rPr>
+        <w:t>A. Selecionar</w:t>
+      </w:r>
+      <w:r>
+        <w:rPr>
+          <w:rFonts w:ascii="Times New Roman" w:hAnsi="Times New Roman" w:cs="Times New Roman"/>
+          <w:sz w:val="24"/>
+          <w:szCs w:val="24"/>
+        </w:rPr>
+        <w:t xml:space="preserve"> serviço</w:t>
+      </w:r>
+      <w:r>
+        <w:rPr>
+          <w:rFonts w:ascii="Times New Roman" w:hAnsi="Times New Roman" w:cs="Times New Roman"/>
+          <w:sz w:val="24"/>
+          <w:szCs w:val="24"/>
+          <w:lang w:val="en-US"/>
+        </w:rPr>
+        <w:br/>
+        <w:t>B. Validar seleção</w:t>
+      </w:r>
+    </w:p>
+    <w:p>
+      <w:pPr>
+        <w:spacing w:after="0"/>
+        <w:ind w:left="142" w:hanging="142"/>
+        <w:rPr>
+          <w:rFonts w:ascii="Times New Roman" w:eastAsia="Times New Roman" w:hAnsi="Times New Roman" w:cs="Times New Roman"/>
+          <w:b/>
+          <w:bCs/>
+          <w:sz w:val="24"/>
+          <w:szCs w:val="24"/>
+        </w:rPr>
+      </w:pPr>
+    </w:p>
+    <w:p>
+      <w:pPr>
+        <w:spacing w:after="0"/>
+        <w:ind w:left="142" w:hanging="142"/>
+        <w:rPr>
+          <w:rFonts w:ascii="Times New Roman" w:hAnsi="Times New Roman" w:cs="Times New Roman"/>
+          <w:sz w:val="24"/>
+          <w:szCs w:val="24"/>
+          <w:lang w:val="en-US"/>
+        </w:rPr>
+      </w:pPr>
+      <w:r>
+        <w:rPr>
+          <w:rFonts w:ascii="Times New Roman" w:eastAsia="Times New Roman" w:hAnsi="Times New Roman" w:cs="Times New Roman"/>
+          <w:b/>
+          <w:bCs/>
+          <w:sz w:val="24"/>
+          <w:szCs w:val="24"/>
+        </w:rPr>
+        <w:t>5</w:t>
+      </w:r>
+      <w:r>
+        <w:rPr>
+          <w:rFonts w:ascii="Times New Roman" w:eastAsia="Times New Roman" w:hAnsi="Times New Roman" w:cs="Times New Roman"/>
+          <w:b/>
+          <w:bCs/>
+          <w:sz w:val="24"/>
+          <w:szCs w:val="24"/>
+        </w:rPr>
+        <w:t>.7 – Criação da execução</w:t>
+      </w:r>
+      <w:r>
+        <w:rPr>
+          <w:rFonts w:ascii="Times New Roman" w:eastAsia="Times New Roman" w:hAnsi="Times New Roman" w:cs="Times New Roman"/>
+          <w:b/>
+          <w:bCs/>
+          <w:sz w:val="24"/>
+          <w:szCs w:val="24"/>
+        </w:rPr>
+        <w:br/>
+      </w:r>
+      <w:r>
+        <w:rPr>
+          <w:rFonts w:ascii="Times New Roman" w:hAnsi="Times New Roman" w:cs="Times New Roman"/>
+          <w:sz w:val="24"/>
+          <w:szCs w:val="24"/>
+          <w:lang w:val="en-US"/>
+        </w:rPr>
+        <w:t>A. Executar</w:t>
+      </w:r>
+      <w:r>
+        <w:rPr>
+          <w:rFonts w:ascii="Times New Roman" w:hAnsi="Times New Roman" w:cs="Times New Roman"/>
+          <w:sz w:val="24"/>
+          <w:szCs w:val="24"/>
+        </w:rPr>
+        <w:t xml:space="preserve"> criação</w:t>
+      </w:r>
+      <w:r>
+        <w:rPr>
+          <w:rFonts w:ascii="Times New Roman" w:hAnsi="Times New Roman" w:cs="Times New Roman"/>
+          <w:sz w:val="24"/>
+          <w:szCs w:val="24"/>
+          <w:lang w:val="en-US"/>
+        </w:rPr>
+        <w:br/>
+        <w:t>B. Validar execução</w:t>
+      </w:r>
+    </w:p>
+    <w:p>
+      <w:pPr>
+        <w:spacing w:after="0"/>
+        <w:ind w:left="142" w:hanging="142"/>
+        <w:rPr>
+          <w:rFonts w:ascii="Times New Roman" w:eastAsia="Times New Roman" w:hAnsi="Times New Roman" w:cs="Times New Roman"/>
+          <w:b/>
+          <w:bCs/>
+          <w:sz w:val="24"/>
+          <w:szCs w:val="24"/>
+        </w:rPr>
+      </w:pPr>
+    </w:p>
+    <w:p>
+      <w:pPr>
+        <w:spacing w:after="0"/>
+        <w:ind w:left="142" w:hanging="142"/>
+        <w:rPr>
+          <w:rFonts w:ascii="Times New Roman" w:hAnsi="Times New Roman" w:cs="Times New Roman"/>
+          <w:sz w:val="24"/>
+          <w:szCs w:val="24"/>
+          <w:lang w:val="en-US"/>
+        </w:rPr>
+      </w:pPr>
+      <w:r>
+        <w:rPr>
+          <w:rFonts w:ascii="Times New Roman" w:eastAsia="Times New Roman" w:hAnsi="Times New Roman" w:cs="Times New Roman"/>
+          <w:b/>
+          <w:bCs/>
+          <w:sz w:val="24"/>
+          <w:szCs w:val="24"/>
+        </w:rPr>
+        <w:t>5</w:t>
+      </w:r>
+      <w:r>
+        <w:rPr>
+          <w:rFonts w:ascii="Times New Roman" w:eastAsia="Times New Roman" w:hAnsi="Times New Roman" w:cs="Times New Roman"/>
+          <w:b/>
+          <w:bCs/>
+          <w:sz w:val="24"/>
+          <w:szCs w:val="24"/>
+        </w:rPr>
+        <w:t>.8 – Gateway serviços</w:t>
+      </w:r>
+      <w:r>
+        <w:rPr>
+          <w:rFonts w:ascii="Times New Roman" w:eastAsia="Times New Roman" w:hAnsi="Times New Roman" w:cs="Times New Roman"/>
+          <w:b/>
+          <w:bCs/>
+          <w:sz w:val="24"/>
+          <w:szCs w:val="24"/>
+        </w:rPr>
+        <w:br/>
+      </w:r>
+      <w:r>
+        <w:rPr>
+          <w:rFonts w:ascii="Times New Roman" w:hAnsi="Times New Roman" w:cs="Times New Roman"/>
+          <w:sz w:val="24"/>
+          <w:szCs w:val="24"/>
+          <w:lang w:val="en-US"/>
+        </w:rPr>
+        <w:t>A. Sim → repetir serviço</w:t>
+      </w:r>
+      <w:r>
+        <w:rPr>
+          <w:rFonts w:ascii="Times New Roman" w:hAnsi="Times New Roman" w:cs="Times New Roman"/>
+          <w:sz w:val="24"/>
+          <w:szCs w:val="24"/>
+          <w:lang w:val="en-US"/>
+        </w:rPr>
+        <w:br/>
+        <w:t>B. Não → próximo cliente</w:t>
+      </w:r>
+    </w:p>
+    <w:p>
+      <w:pPr>
+        <w:spacing w:after="0"/>
+        <w:ind w:left="142" w:hanging="142"/>
+        <w:rPr>
+          <w:rFonts w:ascii="Times New Roman" w:eastAsia="Times New Roman" w:hAnsi="Times New Roman" w:cs="Times New Roman"/>
+          <w:b/>
+          <w:bCs/>
+          <w:sz w:val="24"/>
+          <w:szCs w:val="24"/>
+        </w:rPr>
+      </w:pPr>
+    </w:p>
+    <w:p>
+      <w:pPr>
+        <w:spacing w:after="0"/>
+        <w:ind w:left="142" w:hanging="142"/>
+        <w:rPr>
+          <w:rFonts w:ascii="Times New Roman" w:hAnsi="Times New Roman" w:cs="Times New Roman"/>
+          <w:sz w:val="24"/>
+          <w:szCs w:val="24"/>
+          <w:lang w:val="en-US"/>
+        </w:rPr>
+      </w:pPr>
+      <w:r>
+        <w:rPr>
+          <w:rFonts w:ascii="Times New Roman" w:eastAsia="Times New Roman" w:hAnsi="Times New Roman" w:cs="Times New Roman"/>
+          <w:b/>
+          <w:bCs/>
+          <w:sz w:val="24"/>
+          <w:szCs w:val="24"/>
+        </w:rPr>
+        <w:t>5</w:t>
+      </w:r>
+      <w:r>
+        <w:rPr>
+          <w:rFonts w:ascii="Times New Roman" w:eastAsia="Times New Roman" w:hAnsi="Times New Roman" w:cs="Times New Roman"/>
+          <w:b/>
+          <w:bCs/>
+          <w:sz w:val="24"/>
+          <w:szCs w:val="24"/>
+        </w:rPr>
+        <w:t>.9 – Gateway clientes</w:t>
+      </w:r>
+      <w:r>
+        <w:rPr>
+          <w:rFonts w:ascii="Times New Roman" w:eastAsia="Times New Roman" w:hAnsi="Times New Roman" w:cs="Times New Roman"/>
+          <w:b/>
+          <w:bCs/>
+          <w:sz w:val="24"/>
+          <w:szCs w:val="24"/>
+        </w:rPr>
+        <w:br/>
+      </w:r>
+      <w:r>
+        <w:rPr>
+          <w:rFonts w:ascii="Times New Roman" w:hAnsi="Times New Roman" w:cs="Times New Roman"/>
+          <w:sz w:val="24"/>
+          <w:szCs w:val="24"/>
+          <w:lang w:val="en-US"/>
+        </w:rPr>
+        <w:t>A. Sim → repetir cliente</w:t>
+      </w:r>
+      <w:r>
+        <w:rPr>
+          <w:rFonts w:ascii="Times New Roman" w:hAnsi="Times New Roman" w:cs="Times New Roman"/>
+          <w:sz w:val="24"/>
+          <w:szCs w:val="24"/>
+          <w:lang w:val="en-US"/>
+        </w:rPr>
+        <w:br/>
+        <w:t>B. Não → próximo tenant</w:t>
+      </w:r>
+    </w:p>
+    <w:p>
+      <w:pPr>
+        <w:spacing w:after="0"/>
+        <w:ind w:left="142" w:hanging="142"/>
+        <w:rPr>
+          <w:rFonts w:ascii="Times New Roman" w:eastAsia="Times New Roman" w:hAnsi="Times New Roman" w:cs="Times New Roman"/>
+          <w:b/>
+          <w:bCs/>
+          <w:sz w:val="24"/>
+          <w:szCs w:val="24"/>
+        </w:rPr>
+      </w:pPr>
+    </w:p>
+    <w:p>
+      <w:pPr>
+        <w:spacing w:after="0"/>
+        <w:ind w:left="142" w:hanging="142"/>
+        <w:rPr>
+          <w:rFonts w:ascii="Times New Roman" w:eastAsia="Times New Roman" w:hAnsi="Times New Roman" w:cs="Times New Roman"/>
+          <w:b/>
+          <w:bCs/>
+          <w:sz w:val="24"/>
+          <w:szCs w:val="24"/>
+        </w:rPr>
+      </w:pPr>
+      <w:r>
+        <w:rPr>
+          <w:rFonts w:ascii="Times New Roman" w:eastAsia="Times New Roman" w:hAnsi="Times New Roman" w:cs="Times New Roman"/>
+          <w:b/>
+          <w:bCs/>
+          <w:sz w:val="24"/>
+          <w:szCs w:val="24"/>
+        </w:rPr>
+        <w:t>5</w:t>
+      </w:r>
+      <w:r>
+        <w:rPr>
+          <w:rFonts w:ascii="Times New Roman" w:eastAsia="Times New Roman" w:hAnsi="Times New Roman" w:cs="Times New Roman"/>
+          <w:b/>
+          <w:bCs/>
+          <w:sz w:val="24"/>
+          <w:szCs w:val="24"/>
+        </w:rPr>
+        <w:t>.10 – Gateway tenants</w:t>
+      </w:r>
+      <w:r>
+        <w:rPr>
+          <w:rFonts w:ascii="Times New Roman" w:eastAsia="Times New Roman" w:hAnsi="Times New Roman" w:cs="Times New Roman"/>
+          <w:b/>
+          <w:bCs/>
+          <w:sz w:val="24"/>
+          <w:szCs w:val="24"/>
+        </w:rPr>
+        <w:br/>
+      </w:r>
+      <w:r>
+        <w:rPr>
+          <w:rFonts w:ascii="Times New Roman" w:eastAsia="Times New Roman" w:hAnsi="Times New Roman" w:cs="Times New Roman"/>
+          <w:sz w:val="24"/>
+          <w:szCs w:val="24"/>
+        </w:rPr>
+        <w:t>A. Sim → repetir tenant</w:t>
+      </w:r>
+      <w:r>
+        <w:rPr>
+          <w:rFonts w:ascii="Times New Roman" w:eastAsia="Times New Roman" w:hAnsi="Times New Roman" w:cs="Times New Roman"/>
+          <w:sz w:val="24"/>
+          <w:szCs w:val="24"/>
+        </w:rPr>
+        <w:br/>
+        <w:t>B. Não → encerrar processo</w:t>
+      </w:r>
+      <w:r>
+        <w:rPr>
+          <w:rFonts w:ascii="Times New Roman" w:eastAsia="Times New Roman" w:hAnsi="Times New Roman" w:cs="Times New Roman"/>
+          <w:sz w:val="24"/>
+          <w:szCs w:val="24"/>
+        </w:rPr>
+        <w:br/>
+      </w:r>
+    </w:p>
+    <w:p>
+      <w:pPr>
+        <w:pStyle w:val="Ttulo1"/>
+        <w:ind w:left="-567" w:right="-568"/>
+        <w:rPr>
+          <w:rFonts w:ascii="Times New Roman" w:eastAsia="Times New Roman" w:hAnsi="Times New Roman" w:cs="Times New Roman"/>
+          <w:b/>
+          <w:bCs/>
+          <w:color w:val="auto"/>
+          <w:sz w:val="28"/>
+          <w:szCs w:val="28"/>
+        </w:rPr>
+      </w:pPr>
+    </w:p>
+    <w:p/>
+    <w:p/>
+    <w:p/>
+    <w:p/>
+    <w:p/>
+    <w:p/>
+    <w:p/>
+    <w:p/>
+    <w:p/>
+    <w:p/>
+    <w:p>
+      <w:pPr>
+        <w:pStyle w:val="Ttulo1"/>
+        <w:ind w:left="-567" w:right="-568"/>
+        <w:rPr>
+          <w:rFonts w:ascii="Times New Roman" w:hAnsi="Times New Roman" w:cs="Times New Roman"/>
+          <w:b/>
+          <w:bCs/>
+          <w:sz w:val="28"/>
+          <w:szCs w:val="28"/>
+        </w:rPr>
+      </w:pPr>
+      <w:r>
+        <w:rPr>
+          <w:rFonts w:ascii="Times New Roman" w:eastAsia="Times New Roman" w:hAnsi="Times New Roman" w:cs="Times New Roman"/>
+          <w:b/>
+          <w:bCs/>
+          <w:color w:val="auto"/>
+          <w:sz w:val="28"/>
+          <w:szCs w:val="28"/>
+        </w:rPr>
+        <w:lastRenderedPageBreak/>
+        <w:t>6</w:t>
+      </w:r>
+      <w:r>
+        <w:rPr>
+          <w:rFonts w:ascii="Times New Roman" w:eastAsia="Times New Roman" w:hAnsi="Times New Roman" w:cs="Times New Roman"/>
+          <w:b/>
+          <w:bCs/>
+          <w:color w:val="auto"/>
+          <w:sz w:val="28"/>
+          <w:szCs w:val="28"/>
+        </w:rPr>
+        <w:t xml:space="preserve"> –</w:t>
+      </w:r>
+      <w:r>
+        <w:rPr>
+          <w:rFonts w:ascii="Times New Roman" w:eastAsia="Times New Roman" w:hAnsi="Times New Roman" w:cs="Times New Roman"/>
+          <w:b/>
+          <w:bCs/>
+          <w:color w:val="auto"/>
+          <w:sz w:val="28"/>
+          <w:szCs w:val="28"/>
+        </w:rPr>
+        <w:t xml:space="preserve"> </w:t>
+      </w:r>
+      <w:r>
+        <w:rPr>
+          <w:rFonts w:ascii="Times New Roman" w:eastAsia="Times New Roman" w:hAnsi="Times New Roman" w:cs="Times New Roman"/>
+          <w:b/>
+          <w:bCs/>
+          <w:color w:val="auto"/>
+          <w:sz w:val="28"/>
+          <w:szCs w:val="28"/>
+        </w:rPr>
+        <w:t>Função de Solicitação e Atendimento de Serviço Contábil</w:t>
+      </w:r>
+      <w:r>
+        <w:rPr>
+          <w:rFonts w:ascii="Times New Roman" w:eastAsia="Times New Roman" w:hAnsi="Times New Roman" w:cs="Times New Roman"/>
+          <w:b/>
+          <w:bCs/>
+          <w:color w:val="auto"/>
+          <w:sz w:val="28"/>
+          <w:szCs w:val="28"/>
+        </w:rPr>
+        <w:t xml:space="preserve"> (</w:t>
+      </w:r>
+      <w:r>
+        <w:rPr>
+          <w:rFonts w:ascii="Times New Roman" w:eastAsia="Times New Roman" w:hAnsi="Times New Roman" w:cs="Times New Roman"/>
+          <w:b/>
+          <w:bCs/>
+          <w:color w:val="auto"/>
+          <w:sz w:val="28"/>
+          <w:szCs w:val="28"/>
+        </w:rPr>
+        <w:t>F.RU.05_F.RS</w:t>
+      </w:r>
+      <w:r>
+        <w:rPr>
+          <w:rFonts w:ascii="Times New Roman" w:eastAsia="Times New Roman" w:hAnsi="Times New Roman" w:cs="Times New Roman"/>
+          <w:b/>
+          <w:bCs/>
+          <w:color w:val="auto"/>
+          <w:sz w:val="28"/>
+          <w:szCs w:val="28"/>
+        </w:rPr>
+        <w:t>.</w:t>
+      </w:r>
+      <w:r>
+        <w:rPr>
+          <w:rFonts w:ascii="Times New Roman" w:eastAsia="Times New Roman" w:hAnsi="Times New Roman" w:cs="Times New Roman"/>
+          <w:b/>
+          <w:bCs/>
+          <w:color w:val="auto"/>
+          <w:sz w:val="28"/>
+          <w:szCs w:val="28"/>
+        </w:rPr>
+        <w:t>02</w:t>
+      </w:r>
+      <w:r>
+        <w:rPr>
+          <w:rFonts w:ascii="Times New Roman" w:eastAsia="Times New Roman" w:hAnsi="Times New Roman" w:cs="Times New Roman"/>
+          <w:b/>
+          <w:bCs/>
+          <w:color w:val="auto"/>
+          <w:sz w:val="28"/>
+          <w:szCs w:val="28"/>
+        </w:rPr>
+        <w:t>)</w:t>
+      </w:r>
+    </w:p>
+    <w:tbl>
+      <w:tblPr>
+        <w:tblStyle w:val="Tabelacomgrade"/>
+        <w:tblW w:w="10630" w:type="dxa"/>
+        <w:tblInd w:w="-992" w:type="dxa"/>
+        <w:tblLayout w:type="fixed"/>
+        <w:tblLook w:val="04A0" w:firstRow="1" w:lastRow="0" w:firstColumn="1" w:lastColumn="0" w:noHBand="0" w:noVBand="1"/>
+      </w:tblPr>
+      <w:tblGrid>
+        <w:gridCol w:w="3397"/>
+        <w:gridCol w:w="2835"/>
+        <w:gridCol w:w="1701"/>
+        <w:gridCol w:w="2697"/>
+      </w:tblGrid>
+      <w:tr>
+        <w:tc>
+          <w:tcPr>
+            <w:tcW w:w="3397" w:type="dxa"/>
+          </w:tcPr>
+          <w:p>
+            <w:pPr>
+              <w:jc w:val="center"/>
+              <w:rPr>
+                <w:rFonts w:ascii="Times New Roman" w:hAnsi="Times New Roman" w:cs="Times New Roman"/>
+                <w:b/>
+                <w:bCs/>
+                <w:sz w:val="24"/>
+                <w:szCs w:val="24"/>
+              </w:rPr>
+            </w:pPr>
+            <w:r>
+              <w:rPr>
+                <w:rFonts w:ascii="Times New Roman" w:hAnsi="Times New Roman" w:cs="Times New Roman"/>
+                <w:b/>
+                <w:bCs/>
+                <w:sz w:val="24"/>
+                <w:szCs w:val="24"/>
+              </w:rPr>
+              <w:t>Cenário</w:t>
+            </w:r>
+          </w:p>
+        </w:tc>
+        <w:tc>
+          <w:tcPr>
+            <w:tcW w:w="2835" w:type="dxa"/>
+          </w:tcPr>
+          <w:p>
+            <w:pPr>
+              <w:jc w:val="center"/>
+              <w:rPr>
+                <w:rFonts w:ascii="Times New Roman" w:hAnsi="Times New Roman" w:cs="Times New Roman"/>
+                <w:b/>
+                <w:bCs/>
+                <w:sz w:val="24"/>
+                <w:szCs w:val="24"/>
+              </w:rPr>
+            </w:pPr>
+            <w:r>
+              <w:rPr>
+                <w:rFonts w:ascii="Times New Roman" w:eastAsia="Times New Roman" w:hAnsi="Times New Roman" w:cs="Times New Roman"/>
+                <w:b/>
+                <w:bCs/>
+                <w:sz w:val="24"/>
+                <w:szCs w:val="24"/>
+              </w:rPr>
+              <w:t>Descrição</w:t>
+            </w:r>
+          </w:p>
+        </w:tc>
+        <w:tc>
+          <w:tcPr>
+            <w:tcW w:w="1701" w:type="dxa"/>
+          </w:tcPr>
+          <w:p>
+            <w:pPr>
+              <w:jc w:val="center"/>
+              <w:rPr>
+                <w:rFonts w:ascii="Times New Roman" w:hAnsi="Times New Roman" w:cs="Times New Roman"/>
+                <w:b/>
+                <w:bCs/>
+                <w:sz w:val="24"/>
+                <w:szCs w:val="24"/>
+              </w:rPr>
+            </w:pPr>
+            <w:r>
+              <w:rPr>
+                <w:rFonts w:ascii="Times New Roman" w:eastAsia="Times New Roman" w:hAnsi="Times New Roman" w:cs="Times New Roman"/>
+                <w:b/>
+                <w:bCs/>
+                <w:sz w:val="24"/>
+                <w:szCs w:val="24"/>
+              </w:rPr>
+              <w:t>Usuário</w:t>
+            </w:r>
+          </w:p>
+        </w:tc>
+        <w:tc>
+          <w:tcPr>
+            <w:tcW w:w="2697" w:type="dxa"/>
+          </w:tcPr>
+          <w:p>
+            <w:pPr>
+              <w:jc w:val="center"/>
+              <w:rPr>
+                <w:rFonts w:ascii="Times New Roman" w:hAnsi="Times New Roman" w:cs="Times New Roman"/>
+                <w:b/>
+                <w:bCs/>
+                <w:sz w:val="24"/>
+                <w:szCs w:val="24"/>
+              </w:rPr>
+            </w:pPr>
+            <w:r>
+              <w:rPr>
+                <w:rFonts w:ascii="Times New Roman" w:eastAsia="Times New Roman" w:hAnsi="Times New Roman" w:cs="Times New Roman"/>
+                <w:b/>
+                <w:bCs/>
+                <w:sz w:val="24"/>
+                <w:szCs w:val="24"/>
+              </w:rPr>
+              <w:t xml:space="preserve">Resultado </w:t>
+            </w:r>
+          </w:p>
+        </w:tc>
+      </w:tr>
+      <w:tr>
+        <w:tc>
+          <w:tcPr>
+            <w:tcW w:w="3397" w:type="dxa"/>
+          </w:tcPr>
+          <w:p>
+            <w:pPr>
+              <w:rPr>
+                <w:rFonts w:ascii="Arial" w:hAnsi="Arial" w:cs="Arial"/>
+              </w:rPr>
+            </w:pPr>
+            <w:r>
+              <w:t>1 - Acesso ao sistema</w:t>
+            </w:r>
+          </w:p>
+        </w:tc>
+        <w:tc>
+          <w:tcPr>
+            <w:tcW w:w="2835" w:type="dxa"/>
+          </w:tcPr>
+          <w:p>
+            <w:pPr>
+              <w:rPr>
+                <w:rFonts w:ascii="Arial" w:hAnsi="Arial" w:cs="Arial"/>
+              </w:rPr>
+            </w:pPr>
+            <w:r>
+              <w:t>Usuário acessa o sistema</w:t>
+            </w:r>
+          </w:p>
+        </w:tc>
+        <w:tc>
+          <w:tcPr>
+            <w:tcW w:w="1701" w:type="dxa"/>
+          </w:tcPr>
+          <w:p>
+            <w:pPr>
+              <w:rPr>
+                <w:rFonts w:ascii="Arial" w:hAnsi="Arial" w:cs="Arial"/>
+              </w:rPr>
+            </w:pPr>
+            <w:r>
+              <w:t>Cliente</w:t>
+            </w:r>
+          </w:p>
+        </w:tc>
+        <w:tc>
+          <w:tcPr>
+            <w:tcW w:w="2697" w:type="dxa"/>
+          </w:tcPr>
+          <w:p>
+            <w:pPr>
+              <w:rPr>
+                <w:rFonts w:ascii="Arial" w:hAnsi="Arial" w:cs="Arial"/>
+              </w:rPr>
+            </w:pPr>
+            <w:r>
+              <w:t>Acesso realizado com sucesso</w:t>
+            </w:r>
+          </w:p>
+        </w:tc>
+      </w:tr>
+      <w:tr>
+        <w:tc>
+          <w:tcPr>
+            <w:tcW w:w="3397" w:type="dxa"/>
+          </w:tcPr>
+          <w:p>
+            <w:pPr>
+              <w:rPr>
+                <w:rFonts w:ascii="Arial" w:hAnsi="Arial" w:cs="Arial"/>
+              </w:rPr>
+            </w:pPr>
+            <w:r>
+              <w:t>2 - Acesso a funcionalidade de Solicitação</w:t>
+            </w:r>
+          </w:p>
+        </w:tc>
+        <w:tc>
+          <w:tcPr>
+            <w:tcW w:w="2835" w:type="dxa"/>
+          </w:tcPr>
+          <w:p>
+            <w:pPr>
+              <w:rPr>
+                <w:rFonts w:ascii="Arial" w:hAnsi="Arial" w:cs="Arial"/>
+              </w:rPr>
+            </w:pPr>
+            <w:r>
+              <w:t>Usuário acessa funcionalidade</w:t>
+            </w:r>
+          </w:p>
+        </w:tc>
+        <w:tc>
+          <w:tcPr>
+            <w:tcW w:w="1701" w:type="dxa"/>
+          </w:tcPr>
+          <w:p>
+            <w:pPr>
+              <w:rPr>
+                <w:rFonts w:ascii="Arial" w:hAnsi="Arial" w:cs="Arial"/>
+              </w:rPr>
+            </w:pPr>
+            <w:r>
+              <w:t>Cliente</w:t>
+            </w:r>
+          </w:p>
+        </w:tc>
+        <w:tc>
+          <w:tcPr>
+            <w:tcW w:w="2697" w:type="dxa"/>
+          </w:tcPr>
+          <w:p>
+            <w:pPr>
+              <w:rPr>
+                <w:rFonts w:ascii="Arial" w:hAnsi="Arial" w:cs="Arial"/>
+              </w:rPr>
+            </w:pPr>
+            <w:r>
+              <w:t>Tela exibida</w:t>
+            </w:r>
+          </w:p>
+        </w:tc>
+      </w:tr>
+      <w:tr>
+        <w:tc>
+          <w:tcPr>
+            <w:tcW w:w="3397" w:type="dxa"/>
+          </w:tcPr>
+          <w:p>
+            <w:pPr>
+              <w:rPr>
+                <w:rFonts w:ascii="Arial" w:hAnsi="Arial" w:cs="Arial"/>
+              </w:rPr>
+            </w:pPr>
+            <w:r>
+              <w:t>3 - Acionamento do botão "Nova Solicitação"</w:t>
+            </w:r>
+          </w:p>
+        </w:tc>
+        <w:tc>
+          <w:tcPr>
+            <w:tcW w:w="2835" w:type="dxa"/>
+          </w:tcPr>
+          <w:p>
+            <w:pPr>
+              <w:rPr>
+                <w:rFonts w:ascii="Arial" w:hAnsi="Arial" w:cs="Arial"/>
+              </w:rPr>
+            </w:pPr>
+            <w:r>
+              <w:t>Usuário inicia nova solicitação</w:t>
+            </w:r>
+          </w:p>
+        </w:tc>
+        <w:tc>
+          <w:tcPr>
+            <w:tcW w:w="1701" w:type="dxa"/>
+          </w:tcPr>
+          <w:p>
+            <w:pPr>
+              <w:rPr>
+                <w:rFonts w:ascii="Arial" w:hAnsi="Arial" w:cs="Arial"/>
+              </w:rPr>
+            </w:pPr>
+            <w:r>
+              <w:t>Cliente</w:t>
+            </w:r>
+          </w:p>
+        </w:tc>
+        <w:tc>
+          <w:tcPr>
+            <w:tcW w:w="2697" w:type="dxa"/>
+          </w:tcPr>
+          <w:p>
+            <w:pPr>
+              <w:rPr>
+                <w:rFonts w:ascii="Arial" w:hAnsi="Arial" w:cs="Arial"/>
+              </w:rPr>
+            </w:pPr>
+            <w:r>
+              <w:t>Formulário aberto</w:t>
+            </w:r>
+          </w:p>
+        </w:tc>
+      </w:tr>
+      <w:tr>
+        <w:tc>
+          <w:tcPr>
+            <w:tcW w:w="3397" w:type="dxa"/>
+          </w:tcPr>
+          <w:p>
+            <w:pPr>
+              <w:rPr>
+                <w:rFonts w:ascii="Arial" w:hAnsi="Arial" w:cs="Arial"/>
+              </w:rPr>
+            </w:pPr>
+            <w:r>
+              <w:t>4 - Carregamento da listagem de serviços da plataforma</w:t>
+            </w:r>
+          </w:p>
+        </w:tc>
+        <w:tc>
+          <w:tcPr>
+            <w:tcW w:w="2835" w:type="dxa"/>
+          </w:tcPr>
+          <w:p>
+            <w:pPr>
+              <w:rPr>
+                <w:rFonts w:ascii="Arial" w:hAnsi="Arial" w:cs="Arial"/>
+              </w:rPr>
+            </w:pPr>
+            <w:r>
+              <w:t>Sistema carrega serviços</w:t>
+            </w:r>
+          </w:p>
+        </w:tc>
+        <w:tc>
+          <w:tcPr>
+            <w:tcW w:w="1701" w:type="dxa"/>
+          </w:tcPr>
+          <w:p>
+            <w:pPr>
+              <w:rPr>
+                <w:rFonts w:ascii="Arial" w:hAnsi="Arial" w:cs="Arial"/>
+              </w:rPr>
+            </w:pPr>
+            <w:r>
+              <w:t>Sistema</w:t>
+            </w:r>
+          </w:p>
+        </w:tc>
+        <w:tc>
+          <w:tcPr>
+            <w:tcW w:w="2697" w:type="dxa"/>
+          </w:tcPr>
+          <w:p>
+            <w:pPr>
+              <w:rPr>
+                <w:rFonts w:ascii="Arial" w:hAnsi="Arial" w:cs="Arial"/>
+              </w:rPr>
+            </w:pPr>
+            <w:r>
+              <w:t>Lista carregada</w:t>
+            </w:r>
+          </w:p>
+        </w:tc>
+      </w:tr>
+      <w:tr>
+        <w:tc>
+          <w:tcPr>
+            <w:tcW w:w="3397" w:type="dxa"/>
+          </w:tcPr>
+          <w:p>
+            <w:pPr>
+              <w:rPr>
+                <w:rFonts w:ascii="Arial" w:hAnsi="Arial" w:cs="Arial"/>
+              </w:rPr>
+            </w:pPr>
+            <w:r>
+              <w:t>5 - Seleção do Serviço e preenchimento de dados da solicitação</w:t>
+            </w:r>
+          </w:p>
+        </w:tc>
+        <w:tc>
+          <w:tcPr>
+            <w:tcW w:w="2835" w:type="dxa"/>
+          </w:tcPr>
+          <w:p>
+            <w:pPr>
+              <w:rPr>
+                <w:rFonts w:ascii="Arial" w:hAnsi="Arial" w:cs="Arial"/>
+              </w:rPr>
+            </w:pPr>
+            <w:r>
+              <w:t>Usuário preenche dados</w:t>
+            </w:r>
+          </w:p>
+        </w:tc>
+        <w:tc>
+          <w:tcPr>
+            <w:tcW w:w="1701" w:type="dxa"/>
+          </w:tcPr>
+          <w:p>
+            <w:pPr>
+              <w:rPr>
+                <w:rFonts w:ascii="Arial" w:hAnsi="Arial" w:cs="Arial"/>
+              </w:rPr>
+            </w:pPr>
+            <w:r>
+              <w:t>Cliente</w:t>
+            </w:r>
+          </w:p>
+        </w:tc>
+        <w:tc>
+          <w:tcPr>
+            <w:tcW w:w="2697" w:type="dxa"/>
+          </w:tcPr>
+          <w:p>
+            <w:pPr>
+              <w:rPr>
+                <w:rFonts w:ascii="Arial" w:hAnsi="Arial" w:cs="Arial"/>
+              </w:rPr>
+            </w:pPr>
+            <w:r>
+              <w:t>Dados válidos</w:t>
+            </w:r>
+          </w:p>
+        </w:tc>
+      </w:tr>
+      <w:tr>
+        <w:tc>
+          <w:tcPr>
+            <w:tcW w:w="3397" w:type="dxa"/>
+          </w:tcPr>
+          <w:p>
+            <w:pPr>
+              <w:rPr>
+                <w:rFonts w:ascii="Arial" w:hAnsi="Arial" w:cs="Arial"/>
+              </w:rPr>
+            </w:pPr>
+            <w:r>
+              <w:t>6 - Gravação dos dados da Solicitação</w:t>
+            </w:r>
+          </w:p>
+        </w:tc>
+        <w:tc>
+          <w:tcPr>
+            <w:tcW w:w="2835" w:type="dxa"/>
+          </w:tcPr>
+          <w:p>
+            <w:pPr>
+              <w:rPr>
+                <w:rFonts w:ascii="Arial" w:hAnsi="Arial" w:cs="Arial"/>
+              </w:rPr>
+            </w:pPr>
+            <w:r>
+              <w:t>Sistema grava dados</w:t>
+            </w:r>
+          </w:p>
+        </w:tc>
+        <w:tc>
+          <w:tcPr>
+            <w:tcW w:w="1701" w:type="dxa"/>
+          </w:tcPr>
+          <w:p>
+            <w:pPr>
+              <w:rPr>
+                <w:rFonts w:ascii="Arial" w:hAnsi="Arial" w:cs="Arial"/>
+              </w:rPr>
+            </w:pPr>
+            <w:r>
+              <w:t>Sistema</w:t>
+            </w:r>
+          </w:p>
+        </w:tc>
+        <w:tc>
+          <w:tcPr>
+            <w:tcW w:w="2697" w:type="dxa"/>
+          </w:tcPr>
+          <w:p>
+            <w:pPr>
+              <w:rPr>
+                <w:rFonts w:ascii="Arial" w:hAnsi="Arial" w:cs="Arial"/>
+              </w:rPr>
+            </w:pPr>
+            <w:r>
+              <w:t>Dados persistidos</w:t>
+            </w:r>
+          </w:p>
+        </w:tc>
+      </w:tr>
+      <w:tr>
+        <w:tc>
+          <w:tcPr>
+            <w:tcW w:w="3397" w:type="dxa"/>
+          </w:tcPr>
+          <w:p>
+            <w:pPr>
+              <w:rPr>
+                <w:rFonts w:ascii="Arial" w:hAnsi="Arial" w:cs="Arial"/>
+              </w:rPr>
+            </w:pPr>
+            <w:r>
+              <w:t>7 - Mensagem de Solicitação Criada com sucesso</w:t>
+            </w:r>
+          </w:p>
+        </w:tc>
+        <w:tc>
+          <w:tcPr>
+            <w:tcW w:w="2835" w:type="dxa"/>
+          </w:tcPr>
+          <w:p>
+            <w:pPr>
+              <w:rPr>
+                <w:rFonts w:ascii="Arial" w:hAnsi="Arial" w:cs="Arial"/>
+              </w:rPr>
+            </w:pPr>
+            <w:r>
+              <w:t>Sistema exibe mensagem</w:t>
+            </w:r>
+          </w:p>
+        </w:tc>
+        <w:tc>
+          <w:tcPr>
+            <w:tcW w:w="1701" w:type="dxa"/>
+          </w:tcPr>
+          <w:p>
+            <w:pPr>
+              <w:rPr>
+                <w:rFonts w:ascii="Arial" w:hAnsi="Arial" w:cs="Arial"/>
+              </w:rPr>
+            </w:pPr>
+            <w:r>
+              <w:t>Sistema</w:t>
+            </w:r>
+          </w:p>
+        </w:tc>
+        <w:tc>
+          <w:tcPr>
+            <w:tcW w:w="2697" w:type="dxa"/>
+          </w:tcPr>
+          <w:p>
+            <w:pPr>
+              <w:rPr>
+                <w:rFonts w:ascii="Arial" w:hAnsi="Arial" w:cs="Arial"/>
+              </w:rPr>
+            </w:pPr>
+            <w:r>
+              <w:t>Mensagem exibida</w:t>
+            </w:r>
+          </w:p>
+        </w:tc>
+      </w:tr>
+      <w:tr>
+        <w:tc>
+          <w:tcPr>
+            <w:tcW w:w="3397" w:type="dxa"/>
+          </w:tcPr>
+          <w:p>
+            <w:pPr>
+              <w:rPr>
+                <w:rFonts w:ascii="Arial" w:hAnsi="Arial" w:cs="Arial"/>
+              </w:rPr>
+            </w:pPr>
+            <w:r>
+              <w:t>8 - Notificação de Nova Solicitação</w:t>
+            </w:r>
+          </w:p>
+        </w:tc>
+        <w:tc>
+          <w:tcPr>
+            <w:tcW w:w="2835" w:type="dxa"/>
+          </w:tcPr>
+          <w:p>
+            <w:pPr>
+              <w:rPr>
+                <w:rFonts w:ascii="Arial" w:hAnsi="Arial" w:cs="Arial"/>
+              </w:rPr>
+            </w:pPr>
+            <w:r>
+              <w:t>Sistema notifica nova solicitação</w:t>
+            </w:r>
+          </w:p>
+        </w:tc>
+        <w:tc>
+          <w:tcPr>
+            <w:tcW w:w="1701" w:type="dxa"/>
+          </w:tcPr>
+          <w:p>
+            <w:pPr>
+              <w:rPr>
+                <w:rFonts w:ascii="Arial" w:hAnsi="Arial" w:cs="Arial"/>
+              </w:rPr>
+            </w:pPr>
+            <w:r>
+              <w:t>Sistema</w:t>
+            </w:r>
+          </w:p>
+        </w:tc>
+        <w:tc>
+          <w:tcPr>
+            <w:tcW w:w="2697" w:type="dxa"/>
+          </w:tcPr>
+          <w:p>
+            <w:pPr>
+              <w:rPr>
+                <w:rFonts w:ascii="Arial" w:hAnsi="Arial" w:cs="Arial"/>
+              </w:rPr>
+            </w:pPr>
+            <w:r>
+              <w:t>Notificação enviada</w:t>
+            </w:r>
+          </w:p>
+        </w:tc>
+      </w:tr>
+      <w:tr>
+        <w:tc>
+          <w:tcPr>
+            <w:tcW w:w="3397" w:type="dxa"/>
+          </w:tcPr>
+          <w:p>
+            <w:pPr>
+              <w:rPr>
+                <w:rFonts w:ascii="Arial" w:hAnsi="Arial" w:cs="Arial"/>
+              </w:rPr>
+            </w:pPr>
+            <w:r>
+              <w:t>9 - Gateway "Nova Solicitação?"</w:t>
+            </w:r>
+          </w:p>
+        </w:tc>
+        <w:tc>
+          <w:tcPr>
+            <w:tcW w:w="2835" w:type="dxa"/>
+          </w:tcPr>
+          <w:p>
+            <w:pPr>
+              <w:rPr>
+                <w:rFonts w:ascii="Arial" w:hAnsi="Arial" w:cs="Arial"/>
+              </w:rPr>
+            </w:pPr>
+            <w:r>
+              <w:t>Validação de nova solicitação</w:t>
+            </w:r>
+          </w:p>
+        </w:tc>
+        <w:tc>
+          <w:tcPr>
+            <w:tcW w:w="1701" w:type="dxa"/>
+          </w:tcPr>
+          <w:p>
+            <w:pPr>
+              <w:rPr>
+                <w:rFonts w:ascii="Arial" w:hAnsi="Arial" w:cs="Arial"/>
+              </w:rPr>
+            </w:pPr>
+            <w:r>
+              <w:t>Cliente</w:t>
+            </w:r>
+          </w:p>
+        </w:tc>
+        <w:tc>
+          <w:tcPr>
+            <w:tcW w:w="2697" w:type="dxa"/>
+          </w:tcPr>
+          <w:p>
+            <w:pPr>
+              <w:rPr>
+                <w:rFonts w:ascii="Arial" w:hAnsi="Arial" w:cs="Arial"/>
+              </w:rPr>
+            </w:pPr>
+            <w:r>
+              <w:t>Decisão correta</w:t>
+            </w:r>
+          </w:p>
+        </w:tc>
+      </w:tr>
+      <w:tr>
+        <w:tc>
+          <w:tcPr>
+            <w:tcW w:w="3397" w:type="dxa"/>
+          </w:tcPr>
+          <w:p>
+            <w:pPr>
+              <w:rPr>
+                <w:rFonts w:ascii="Arial" w:hAnsi="Arial" w:cs="Arial"/>
+              </w:rPr>
+            </w:pPr>
+            <w:r>
+              <w:t>10 - Fluxo Sim – Nova Solicitação</w:t>
+            </w:r>
+          </w:p>
+        </w:tc>
+        <w:tc>
+          <w:tcPr>
+            <w:tcW w:w="2835" w:type="dxa"/>
+          </w:tcPr>
+          <w:p>
+            <w:pPr>
+              <w:rPr>
+                <w:rFonts w:ascii="Arial" w:hAnsi="Arial" w:cs="Arial"/>
+              </w:rPr>
+            </w:pPr>
+            <w:r>
+              <w:t>Retorna ao início</w:t>
+            </w:r>
+          </w:p>
+        </w:tc>
+        <w:tc>
+          <w:tcPr>
+            <w:tcW w:w="1701" w:type="dxa"/>
+          </w:tcPr>
+          <w:p>
+            <w:pPr>
+              <w:rPr>
+                <w:rFonts w:ascii="Arial" w:hAnsi="Arial" w:cs="Arial"/>
+              </w:rPr>
+            </w:pPr>
+            <w:r>
+              <w:t>Cliente</w:t>
+            </w:r>
+          </w:p>
+        </w:tc>
+        <w:tc>
+          <w:tcPr>
+            <w:tcW w:w="2697" w:type="dxa"/>
+          </w:tcPr>
+          <w:p>
+            <w:pPr>
+              <w:rPr>
+                <w:rFonts w:ascii="Arial" w:hAnsi="Arial" w:cs="Arial"/>
+              </w:rPr>
+            </w:pPr>
+            <w:r>
+              <w:t>Fluxo reiniciado</w:t>
+            </w:r>
+          </w:p>
+        </w:tc>
+      </w:tr>
+      <w:tr>
+        <w:tc>
+          <w:tcPr>
+            <w:tcW w:w="3397" w:type="dxa"/>
+          </w:tcPr>
+          <w:p>
+            <w:pPr>
+              <w:rPr>
+                <w:rFonts w:ascii="Arial" w:hAnsi="Arial" w:cs="Arial"/>
+              </w:rPr>
+            </w:pPr>
+            <w:r>
+              <w:t>11 - Fluxo Não – Encerramento</w:t>
+            </w:r>
+          </w:p>
+        </w:tc>
+        <w:tc>
+          <w:tcPr>
+            <w:tcW w:w="2835" w:type="dxa"/>
+          </w:tcPr>
+          <w:p>
+            <w:pPr>
+              <w:rPr>
+                <w:rFonts w:ascii="Arial" w:hAnsi="Arial" w:cs="Arial"/>
+              </w:rPr>
+            </w:pPr>
+            <w:r>
+              <w:t>Finaliza processo</w:t>
+            </w:r>
+          </w:p>
+        </w:tc>
+        <w:tc>
+          <w:tcPr>
+            <w:tcW w:w="1701" w:type="dxa"/>
+          </w:tcPr>
+          <w:p>
+            <w:pPr>
+              <w:rPr>
+                <w:rFonts w:ascii="Arial" w:hAnsi="Arial" w:cs="Arial"/>
+              </w:rPr>
+            </w:pPr>
+            <w:r>
+              <w:t>Cliente</w:t>
+            </w:r>
+          </w:p>
+        </w:tc>
+        <w:tc>
+          <w:tcPr>
+            <w:tcW w:w="2697" w:type="dxa"/>
+          </w:tcPr>
+          <w:p>
+            <w:pPr>
+              <w:rPr>
+                <w:rFonts w:ascii="Arial" w:hAnsi="Arial" w:cs="Arial"/>
+              </w:rPr>
+            </w:pPr>
+            <w:r>
+              <w:t>Processo encerrado</w:t>
+            </w:r>
+          </w:p>
+        </w:tc>
+      </w:tr>
+      <w:tr>
+        <w:tc>
+          <w:tcPr>
+            <w:tcW w:w="3397" w:type="dxa"/>
+          </w:tcPr>
+          <w:p>
+            <w:pPr>
+              <w:rPr>
+                <w:rFonts w:ascii="Arial" w:hAnsi="Arial" w:cs="Arial"/>
+              </w:rPr>
+            </w:pPr>
+            <w:r>
+              <w:t>12 - Evento Atendimento nova Solicitação</w:t>
+            </w:r>
+          </w:p>
+        </w:tc>
+        <w:tc>
+          <w:tcPr>
+            <w:tcW w:w="2835" w:type="dxa"/>
+          </w:tcPr>
+          <w:p>
+            <w:pPr>
+              <w:rPr>
+                <w:rFonts w:ascii="Arial" w:hAnsi="Arial" w:cs="Arial"/>
+              </w:rPr>
+            </w:pPr>
+            <w:r>
+              <w:t>Disparo de atendimento</w:t>
+            </w:r>
+          </w:p>
+        </w:tc>
+        <w:tc>
+          <w:tcPr>
+            <w:tcW w:w="1701" w:type="dxa"/>
+          </w:tcPr>
+          <w:p>
+            <w:pPr>
+              <w:rPr>
+                <w:rFonts w:ascii="Arial" w:hAnsi="Arial" w:cs="Arial"/>
+              </w:rPr>
+            </w:pPr>
+            <w:r>
+              <w:t>Contabilidade</w:t>
+            </w:r>
+          </w:p>
+        </w:tc>
+        <w:tc>
+          <w:tcPr>
+            <w:tcW w:w="2697" w:type="dxa"/>
+          </w:tcPr>
+          <w:p>
+            <w:pPr>
+              <w:rPr>
+                <w:rFonts w:ascii="Arial" w:hAnsi="Arial" w:cs="Arial"/>
+              </w:rPr>
+            </w:pPr>
+            <w:r>
+              <w:t>Evento recebido</w:t>
+            </w:r>
+          </w:p>
+        </w:tc>
+      </w:tr>
+      <w:tr>
+        <w:tc>
+          <w:tcPr>
+            <w:tcW w:w="3397" w:type="dxa"/>
+          </w:tcPr>
+          <w:p>
+            <w:pPr>
+              <w:rPr>
+                <w:rFonts w:ascii="Arial" w:hAnsi="Arial" w:cs="Arial"/>
+              </w:rPr>
+            </w:pPr>
+            <w:r>
+              <w:t>13 - Acesso a Solicitação</w:t>
+            </w:r>
+          </w:p>
+        </w:tc>
+        <w:tc>
+          <w:tcPr>
+            <w:tcW w:w="2835" w:type="dxa"/>
+          </w:tcPr>
+          <w:p>
+            <w:pPr>
+              <w:rPr>
+                <w:rFonts w:ascii="Arial" w:hAnsi="Arial" w:cs="Arial"/>
+              </w:rPr>
+            </w:pPr>
+            <w:r>
+              <w:t>Acesso da contabilidade</w:t>
+            </w:r>
+          </w:p>
+        </w:tc>
+        <w:tc>
+          <w:tcPr>
+            <w:tcW w:w="1701" w:type="dxa"/>
+          </w:tcPr>
+          <w:p>
+            <w:pPr>
+              <w:rPr>
+                <w:rFonts w:ascii="Arial" w:hAnsi="Arial" w:cs="Arial"/>
+              </w:rPr>
+            </w:pPr>
+            <w:r>
+              <w:t>Contabilidade</w:t>
+            </w:r>
+          </w:p>
+        </w:tc>
+        <w:tc>
+          <w:tcPr>
+            <w:tcW w:w="2697" w:type="dxa"/>
+          </w:tcPr>
+          <w:p>
+            <w:pPr>
+              <w:rPr>
+                <w:rFonts w:ascii="Arial" w:hAnsi="Arial" w:cs="Arial"/>
+              </w:rPr>
+            </w:pPr>
+            <w:r>
+              <w:t>Tela exibida</w:t>
+            </w:r>
+          </w:p>
+        </w:tc>
+      </w:tr>
+      <w:tr>
+        <w:tc>
+          <w:tcPr>
+            <w:tcW w:w="3397" w:type="dxa"/>
+          </w:tcPr>
+          <w:p>
+            <w:pPr>
+              <w:rPr>
+                <w:rFonts w:ascii="Arial" w:hAnsi="Arial" w:cs="Arial"/>
+              </w:rPr>
+            </w:pPr>
+            <w:r>
+              <w:t>14 - Seleção da Nova Solicitação</w:t>
+            </w:r>
+          </w:p>
+        </w:tc>
+        <w:tc>
+          <w:tcPr>
+            <w:tcW w:w="2835" w:type="dxa"/>
+          </w:tcPr>
+          <w:p>
+            <w:pPr>
+              <w:rPr>
+                <w:rFonts w:ascii="Arial" w:hAnsi="Arial" w:cs="Arial"/>
+              </w:rPr>
+            </w:pPr>
+            <w:r>
+              <w:t>Seleção da solicitação</w:t>
+            </w:r>
+          </w:p>
+        </w:tc>
+        <w:tc>
+          <w:tcPr>
+            <w:tcW w:w="1701" w:type="dxa"/>
+          </w:tcPr>
+          <w:p>
+            <w:pPr>
+              <w:rPr>
+                <w:rFonts w:ascii="Arial" w:hAnsi="Arial" w:cs="Arial"/>
+              </w:rPr>
+            </w:pPr>
+            <w:r>
+              <w:t>Contabilidade</w:t>
+            </w:r>
+          </w:p>
+        </w:tc>
+        <w:tc>
+          <w:tcPr>
+            <w:tcW w:w="2697" w:type="dxa"/>
+          </w:tcPr>
+          <w:p>
+            <w:pPr>
+              <w:rPr>
+                <w:rFonts w:ascii="Arial" w:hAnsi="Arial" w:cs="Arial"/>
+              </w:rPr>
+            </w:pPr>
+            <w:r>
+              <w:t>Solicitação selecionada</w:t>
+            </w:r>
+          </w:p>
+        </w:tc>
+      </w:tr>
+      <w:tr>
+        <w:tc>
+          <w:tcPr>
+            <w:tcW w:w="3397" w:type="dxa"/>
+          </w:tcPr>
+          <w:p>
+            <w:pPr>
+              <w:rPr>
+                <w:rFonts w:ascii="Arial" w:hAnsi="Arial" w:cs="Arial"/>
+              </w:rPr>
+            </w:pPr>
+            <w:r>
+              <w:t>15 - Gateway "Atenderá a Solicitação?"</w:t>
+            </w:r>
+          </w:p>
+        </w:tc>
+        <w:tc>
+          <w:tcPr>
+            <w:tcW w:w="2835" w:type="dxa"/>
+          </w:tcPr>
+          <w:p>
+            <w:pPr>
+              <w:rPr>
+                <w:rFonts w:ascii="Arial" w:hAnsi="Arial" w:cs="Arial"/>
+              </w:rPr>
+            </w:pPr>
+            <w:r>
+              <w:t>Decisão de atendimento</w:t>
+            </w:r>
+          </w:p>
+        </w:tc>
+        <w:tc>
+          <w:tcPr>
+            <w:tcW w:w="1701" w:type="dxa"/>
+          </w:tcPr>
+          <w:p>
+            <w:pPr>
+              <w:rPr>
+                <w:rFonts w:ascii="Arial" w:hAnsi="Arial" w:cs="Arial"/>
+              </w:rPr>
+            </w:pPr>
+            <w:r>
+              <w:t>Contabilidade</w:t>
+            </w:r>
+          </w:p>
+        </w:tc>
+        <w:tc>
+          <w:tcPr>
+            <w:tcW w:w="2697" w:type="dxa"/>
+          </w:tcPr>
+          <w:p>
+            <w:pPr>
+              <w:rPr>
+                <w:rFonts w:ascii="Arial" w:hAnsi="Arial" w:cs="Arial"/>
+              </w:rPr>
+            </w:pPr>
+            <w:r>
+              <w:t>Decisão correta</w:t>
+            </w:r>
+          </w:p>
+        </w:tc>
+      </w:tr>
+      <w:tr>
+        <w:tc>
+          <w:tcPr>
+            <w:tcW w:w="3397" w:type="dxa"/>
+          </w:tcPr>
+          <w:p>
+            <w:pPr>
+              <w:rPr>
+                <w:rFonts w:ascii="Arial" w:hAnsi="Arial" w:cs="Arial"/>
+              </w:rPr>
+            </w:pPr>
+            <w:r>
+              <w:t>16 - Fluxo Não – Não atendimento</w:t>
+            </w:r>
+          </w:p>
+        </w:tc>
+        <w:tc>
+          <w:tcPr>
+            <w:tcW w:w="2835" w:type="dxa"/>
+          </w:tcPr>
+          <w:p>
+            <w:pPr>
+              <w:rPr>
+                <w:rFonts w:ascii="Arial" w:hAnsi="Arial" w:cs="Arial"/>
+              </w:rPr>
+            </w:pPr>
+            <w:r>
+              <w:t>Encerramento sem atendimento</w:t>
+            </w:r>
+          </w:p>
+        </w:tc>
+        <w:tc>
+          <w:tcPr>
+            <w:tcW w:w="1701" w:type="dxa"/>
+          </w:tcPr>
+          <w:p>
+            <w:pPr>
+              <w:rPr>
+                <w:rFonts w:ascii="Arial" w:hAnsi="Arial" w:cs="Arial"/>
+              </w:rPr>
+            </w:pPr>
+            <w:r>
+              <w:t>Contabilidade</w:t>
+            </w:r>
+          </w:p>
+        </w:tc>
+        <w:tc>
+          <w:tcPr>
+            <w:tcW w:w="2697" w:type="dxa"/>
+          </w:tcPr>
+          <w:p>
+            <w:pPr>
+              <w:rPr>
+                <w:rFonts w:ascii="Arial" w:hAnsi="Arial" w:cs="Arial"/>
+              </w:rPr>
+            </w:pPr>
+            <w:r>
+              <w:t>Processo encerrado</w:t>
+            </w:r>
+          </w:p>
+        </w:tc>
+      </w:tr>
+      <w:tr>
+        <w:tc>
+          <w:tcPr>
+            <w:tcW w:w="3397" w:type="dxa"/>
+          </w:tcPr>
+          <w:p>
+            <w:pPr>
+              <w:rPr>
+                <w:rFonts w:ascii="Arial" w:hAnsi="Arial" w:cs="Arial"/>
+              </w:rPr>
+            </w:pPr>
+            <w:r>
+              <w:t>17 - Fluxo Sim – Atendimento</w:t>
+            </w:r>
+          </w:p>
+        </w:tc>
+        <w:tc>
+          <w:tcPr>
+            <w:tcW w:w="2835" w:type="dxa"/>
+          </w:tcPr>
+          <w:p>
+            <w:pPr>
+              <w:rPr>
+                <w:rFonts w:ascii="Arial" w:hAnsi="Arial" w:cs="Arial"/>
+              </w:rPr>
+            </w:pPr>
+            <w:r>
+              <w:t>Segue atendimento</w:t>
+            </w:r>
+          </w:p>
+        </w:tc>
+        <w:tc>
+          <w:tcPr>
+            <w:tcW w:w="1701" w:type="dxa"/>
+          </w:tcPr>
+          <w:p>
+            <w:pPr>
+              <w:rPr>
+                <w:rFonts w:ascii="Arial" w:hAnsi="Arial" w:cs="Arial"/>
+              </w:rPr>
+            </w:pPr>
+            <w:r>
+              <w:t>Contabilidade</w:t>
+            </w:r>
+          </w:p>
+        </w:tc>
+        <w:tc>
+          <w:tcPr>
+            <w:tcW w:w="2697" w:type="dxa"/>
+          </w:tcPr>
+          <w:p>
+            <w:pPr>
+              <w:rPr>
+                <w:rFonts w:ascii="Arial" w:hAnsi="Arial" w:cs="Arial"/>
+              </w:rPr>
+            </w:pPr>
+            <w:r>
+              <w:t>Fluxo continua</w:t>
+            </w:r>
+          </w:p>
+        </w:tc>
+      </w:tr>
+      <w:tr>
+        <w:tc>
+          <w:tcPr>
+            <w:tcW w:w="3397" w:type="dxa"/>
+          </w:tcPr>
+          <w:p>
+            <w:pPr>
+              <w:rPr>
+                <w:rFonts w:ascii="Arial" w:hAnsi="Arial" w:cs="Arial"/>
+              </w:rPr>
+            </w:pPr>
+            <w:r>
+              <w:t>18 - Atualização da Data de entrega da solicitação</w:t>
+            </w:r>
+          </w:p>
+        </w:tc>
+        <w:tc>
+          <w:tcPr>
+            <w:tcW w:w="2835" w:type="dxa"/>
+          </w:tcPr>
+          <w:p>
+            <w:pPr>
+              <w:rPr>
+                <w:rFonts w:ascii="Arial" w:hAnsi="Arial" w:cs="Arial"/>
+              </w:rPr>
+            </w:pPr>
+            <w:r>
+              <w:t>Atualiza prazo</w:t>
+            </w:r>
+          </w:p>
+        </w:tc>
+        <w:tc>
+          <w:tcPr>
+            <w:tcW w:w="1701" w:type="dxa"/>
+          </w:tcPr>
+          <w:p>
+            <w:pPr>
+              <w:rPr>
+                <w:rFonts w:ascii="Arial" w:hAnsi="Arial" w:cs="Arial"/>
+              </w:rPr>
+            </w:pPr>
+            <w:r>
+              <w:t>Contabilidade</w:t>
+            </w:r>
+          </w:p>
+        </w:tc>
+        <w:tc>
+          <w:tcPr>
+            <w:tcW w:w="2697" w:type="dxa"/>
+          </w:tcPr>
+          <w:p>
+            <w:pPr>
+              <w:rPr>
+                <w:rFonts w:ascii="Arial" w:hAnsi="Arial" w:cs="Arial"/>
+              </w:rPr>
+            </w:pPr>
+            <w:r>
+              <w:t>Data atualizada</w:t>
+            </w:r>
+          </w:p>
+        </w:tc>
+      </w:tr>
+      <w:tr>
+        <w:tc>
+          <w:tcPr>
+            <w:tcW w:w="3397" w:type="dxa"/>
+          </w:tcPr>
+          <w:p>
+            <w:pPr>
+              <w:rPr>
+                <w:rFonts w:ascii="Arial" w:hAnsi="Arial" w:cs="Arial"/>
+              </w:rPr>
+            </w:pPr>
+            <w:r>
+              <w:t>19 - Atualização dos dados da Solicitação</w:t>
+            </w:r>
+          </w:p>
+        </w:tc>
+        <w:tc>
+          <w:tcPr>
+            <w:tcW w:w="2835" w:type="dxa"/>
+          </w:tcPr>
+          <w:p>
+            <w:pPr>
+              <w:rPr>
+                <w:rFonts w:ascii="Arial" w:hAnsi="Arial" w:cs="Arial"/>
+              </w:rPr>
+            </w:pPr>
+            <w:r>
+              <w:t>Sistema atualiza dados</w:t>
+            </w:r>
+          </w:p>
+        </w:tc>
+        <w:tc>
+          <w:tcPr>
+            <w:tcW w:w="1701" w:type="dxa"/>
+          </w:tcPr>
+          <w:p>
+            <w:pPr>
+              <w:rPr>
+                <w:rFonts w:ascii="Arial" w:hAnsi="Arial" w:cs="Arial"/>
+              </w:rPr>
+            </w:pPr>
+            <w:r>
+              <w:t>Sistema</w:t>
+            </w:r>
+          </w:p>
+        </w:tc>
+        <w:tc>
+          <w:tcPr>
+            <w:tcW w:w="2697" w:type="dxa"/>
+          </w:tcPr>
+          <w:p>
+            <w:pPr>
+              <w:rPr>
+                <w:rFonts w:ascii="Arial" w:hAnsi="Arial" w:cs="Arial"/>
+              </w:rPr>
+            </w:pPr>
+            <w:r>
+              <w:t>Dados atualizados</w:t>
+            </w:r>
+          </w:p>
+        </w:tc>
+      </w:tr>
+      <w:tr>
+        <w:tc>
+          <w:tcPr>
+            <w:tcW w:w="3397" w:type="dxa"/>
+          </w:tcPr>
+          <w:p>
+            <w:pPr>
+              <w:rPr>
+                <w:rFonts w:ascii="Arial" w:hAnsi="Arial" w:cs="Arial"/>
+              </w:rPr>
+            </w:pPr>
+            <w:r>
+              <w:t>20 - Notificação de Atendimento e Prazo para o Cliente</w:t>
+            </w:r>
+          </w:p>
+        </w:tc>
+        <w:tc>
+          <w:tcPr>
+            <w:tcW w:w="2835" w:type="dxa"/>
+          </w:tcPr>
+          <w:p>
+            <w:pPr>
+              <w:rPr>
+                <w:rFonts w:ascii="Arial" w:hAnsi="Arial" w:cs="Arial"/>
+              </w:rPr>
+            </w:pPr>
+            <w:r>
+              <w:t>Sistema notifica cliente</w:t>
+            </w:r>
+          </w:p>
+        </w:tc>
+        <w:tc>
+          <w:tcPr>
+            <w:tcW w:w="1701" w:type="dxa"/>
+          </w:tcPr>
+          <w:p>
+            <w:pPr>
+              <w:rPr>
+                <w:rFonts w:ascii="Arial" w:hAnsi="Arial" w:cs="Arial"/>
+              </w:rPr>
+            </w:pPr>
+            <w:r>
+              <w:t>Sistema</w:t>
+            </w:r>
+          </w:p>
+        </w:tc>
+        <w:tc>
+          <w:tcPr>
+            <w:tcW w:w="2697" w:type="dxa"/>
+          </w:tcPr>
+          <w:p>
+            <w:pPr>
+              <w:rPr>
+                <w:rFonts w:ascii="Arial" w:hAnsi="Arial" w:cs="Arial"/>
+              </w:rPr>
+            </w:pPr>
+            <w:r>
+              <w:t>Notificação enviada</w:t>
+            </w:r>
+          </w:p>
+        </w:tc>
+      </w:tr>
+    </w:tbl>
+    <w:p>
+      <w:pPr>
+        <w:spacing w:after="0"/>
+        <w:ind w:left="142" w:hanging="142"/>
+        <w:rPr>
+          <w:rFonts w:ascii="Times New Roman" w:eastAsia="Times New Roman" w:hAnsi="Times New Roman" w:cs="Times New Roman"/>
+          <w:b/>
+          <w:bCs/>
+          <w:sz w:val="24"/>
+          <w:szCs w:val="24"/>
+        </w:rPr>
+      </w:pPr>
+    </w:p>
+    <w:p>
+      <w:pPr>
+        <w:spacing w:after="0"/>
+        <w:ind w:left="142" w:hanging="142"/>
+        <w:rPr>
+          <w:rFonts w:ascii="Times New Roman" w:hAnsi="Times New Roman" w:cs="Times New Roman"/>
+          <w:sz w:val="24"/>
+          <w:szCs w:val="24"/>
+        </w:rPr>
+      </w:pPr>
+      <w:r>
+        <w:rPr>
+          <w:rFonts w:ascii="Times New Roman" w:eastAsia="Times New Roman" w:hAnsi="Times New Roman" w:cs="Times New Roman"/>
+          <w:b/>
+          <w:bCs/>
+          <w:sz w:val="24"/>
+          <w:szCs w:val="24"/>
+        </w:rPr>
+        <w:t>6</w:t>
+      </w:r>
+      <w:r>
+        <w:rPr>
+          <w:rFonts w:ascii="Times New Roman" w:eastAsia="Times New Roman" w:hAnsi="Times New Roman" w:cs="Times New Roman"/>
+          <w:b/>
+          <w:bCs/>
+          <w:sz w:val="24"/>
+          <w:szCs w:val="24"/>
+        </w:rPr>
+        <w:t>.1 – Acesso ao sistema</w:t>
       </w:r>
       <w:r>
         <w:rPr>
@@ -7301,7 +9425,17 @@
           <w:sz w:val="24"/>
           <w:szCs w:val="24"/>
         </w:rPr>
-        <w:t>5.2 – Acesso a funcionalidade de Solicitação</w:t>
+        <w:t>6</w:t>
+      </w:r>
+      <w:r>
+        <w:rPr>
+          <w:rFonts w:ascii="Times New Roman" w:eastAsia="Times New Roman" w:hAnsi="Times New Roman" w:cs="Times New Roman"/>
+          <w:b/>
+          <w:bCs/>
+          <w:sz w:val="24"/>
+          <w:szCs w:val="24"/>
+        </w:rPr>
+        <w:t>.2 – Acesso a funcionalidade de Solicitação</w:t>
       </w:r>
       <w:r>
         <w:rPr>
@@ -7358,7 +9492,17 @@
           <w:szCs w:val="24"/>
         </w:rPr>
         <w:lastRenderedPageBreak/>
-        <w:t>5.3 – Nova Solicitação</w:t>
+        <w:t>6</w:t>
+      </w:r>
+      <w:r>
+        <w:rPr>
+          <w:rFonts w:ascii="Times New Roman" w:eastAsia="Times New Roman" w:hAnsi="Times New Roman" w:cs="Times New Roman"/>
+          <w:b/>
+          <w:bCs/>
+          <w:sz w:val="24"/>
+          <w:szCs w:val="24"/>
+        </w:rPr>
+        <w:t>.3 – Nova Solicitação</w:t>
       </w:r>
       <w:r>
         <w:rPr>
@@ -7421,7 +9565,17 @@
           <w:sz w:val="24"/>
           <w:szCs w:val="24"/>
         </w:rPr>
-        <w:t>5.5 – Seleção de serviço e preenchimento</w:t>
+        <w:t>6</w:t>
+      </w:r>
+      <w:r>
+        <w:rPr>
+          <w:rFonts w:ascii="Times New Roman" w:eastAsia="Times New Roman" w:hAnsi="Times New Roman" w:cs="Times New Roman"/>
+          <w:b/>
+          <w:bCs/>
+          <w:sz w:val="24"/>
+          <w:szCs w:val="24"/>
+        </w:rPr>
+        <w:t>.5 – Seleção de serviço e preenchimento</w:t>
       </w:r>
       <w:r>
         <w:rPr>
@@ -7491,7 +9645,17 @@
           <w:sz w:val="24"/>
           <w:szCs w:val="24"/>
         </w:rPr>
-        <w:t>5.6 – Gravação da solicitação</w:t>
+        <w:t>6</w:t>
+      </w:r>
+      <w:r>
+        <w:rPr>
+          <w:rFonts w:ascii="Times New Roman" w:eastAsia="Times New Roman" w:hAnsi="Times New Roman" w:cs="Times New Roman"/>
+          <w:b/>
+          <w:bCs/>
+          <w:sz w:val="24"/>
+          <w:szCs w:val="24"/>
+        </w:rPr>
+        <w:t>.6 – Gravação da solicitação</w:t>
       </w:r>
       <w:r>
         <w:rPr>
@@ -7552,7 +9716,17 @@
           <w:sz w:val="24"/>
           <w:szCs w:val="24"/>
         </w:rPr>
-        <w:t>5.7 – Mensagem de sucesso</w:t>
+        <w:t>6</w:t>
+      </w:r>
+      <w:r>
+        <w:rPr>
+          <w:rFonts w:ascii="Times New Roman" w:eastAsia="Times New Roman" w:hAnsi="Times New Roman" w:cs="Times New Roman"/>
+          <w:b/>
+          <w:bCs/>
+          <w:sz w:val="24"/>
+          <w:szCs w:val="24"/>
+        </w:rPr>
+        <w:t>.7 – Mensagem de sucesso</w:t>
       </w:r>
       <w:r>
         <w:rPr>
@@ -7604,7 +9778,17 @@
           <w:sz w:val="24"/>
           <w:szCs w:val="24"/>
         </w:rPr>
-        <w:t>5.8 – Notificação de nova solicitação</w:t>
+        <w:t>6</w:t>
+      </w:r>
+      <w:r>
+        <w:rPr>
+          <w:rFonts w:ascii="Times New Roman" w:eastAsia="Times New Roman" w:hAnsi="Times New Roman" w:cs="Times New Roman"/>
+          <w:b/>
+          <w:bCs/>
+          <w:sz w:val="24"/>
+          <w:szCs w:val="24"/>
+        </w:rPr>
+        <w:t>.8 – Notificação de nova solicitação</w:t>
       </w:r>
       <w:r>
         <w:rPr>
@@ -7656,7 +9840,17 @@
           <w:sz w:val="24"/>
           <w:szCs w:val="24"/>
         </w:rPr>
-        <w:t>5.9 – Gateway Nova Solicitação</w:t>
+        <w:t>6</w:t>
+      </w:r>
+      <w:r>
+        <w:rPr>
+          <w:rFonts w:ascii="Times New Roman" w:eastAsia="Times New Roman" w:hAnsi="Times New Roman" w:cs="Times New Roman"/>
+          <w:b/>
+          <w:bCs/>
+          <w:sz w:val="24"/>
+          <w:szCs w:val="24"/>
+        </w:rPr>
+        <w:t>.9 – Gateway Nova Solicitação</w:t>
       </w:r>
       <w:r>
         <w:rPr>
@@ -7717,7 +9911,17 @@
           <w:sz w:val="24"/>
           <w:szCs w:val="24"/>
         </w:rPr>
-        <w:t>5.12 – Atendimento da solicitação</w:t>
+        <w:t>6</w:t>
+      </w:r>
+      <w:r>
+        <w:rPr>
+          <w:rFonts w:ascii="Times New Roman" w:eastAsia="Times New Roman" w:hAnsi="Times New Roman" w:cs="Times New Roman"/>
+          <w:b/>
+          <w:bCs/>
+          <w:sz w:val="24"/>
+          <w:szCs w:val="24"/>
+        </w:rPr>
+        <w:t>.12 – Atendimento da solicitação</w:t>
       </w:r>
       <w:r>
         <w:rPr>
@@ -7778,7 +9982,17 @@
           <w:sz w:val="24"/>
           <w:szCs w:val="24"/>
         </w:rPr>
-        <w:t>5.15 – Decisão de atendimento</w:t>
+        <w:t>6</w:t>
+      </w:r>
+      <w:r>
+        <w:rPr>
+          <w:rFonts w:ascii="Times New Roman" w:eastAsia="Times New Roman" w:hAnsi="Times New Roman" w:cs="Times New Roman"/>
+          <w:b/>
+          <w:bCs/>
+          <w:sz w:val="24"/>
+          <w:szCs w:val="24"/>
+        </w:rPr>
+        <w:t>.15 – Decisão de atendimento</w:t>
       </w:r>
       <w:r>
         <w:rPr>
@@ -7847,7 +10061,17 @@
           <w:sz w:val="24"/>
           <w:szCs w:val="24"/>
         </w:rPr>
-        <w:t xml:space="preserve">5.18 – Atualização de </w:t>
+        <w:t>6</w:t>
+      </w:r>
+      <w:r>
+        <w:rPr>
+          <w:rFonts w:ascii="Times New Roman" w:eastAsia="Times New Roman" w:hAnsi="Times New Roman" w:cs="Times New Roman"/>
+          <w:b/>
+          <w:bCs/>
+          <w:sz w:val="24"/>
+          <w:szCs w:val="24"/>
+        </w:rPr>
+        <w:t xml:space="preserve">.18 – Atualização de </w:t>
       </w:r>
       <w:r>
         <w:rPr>
@@ -7909,7 +10133,17 @@
           <w:sz w:val="24"/>
           <w:szCs w:val="24"/>
         </w:rPr>
-        <w:t>5.20 – Notificação ao cliente</w:t>
+        <w:t>6</w:t>
+      </w:r>
+      <w:r>
+        <w:rPr>
+          <w:rFonts w:ascii="Times New Roman" w:eastAsia="Times New Roman" w:hAnsi="Times New Roman" w:cs="Times New Roman"/>
+          <w:b/>
+          <w:bCs/>
+          <w:sz w:val="24"/>
+          <w:szCs w:val="24"/>
+        </w:rPr>
+        <w:t>.20 – Notificação ao cliente</w:t>
       </w:r>
       <w:r>
         <w:rPr>
@@ -7929,6 +10163,1727 @@
         </w:rPr>
         <w:t>A. Validar envio de notificação</w:t>
       </w:r>
+    </w:p>
+    <w:p>
+      <w:pPr>
+        <w:spacing w:after="0"/>
+        <w:ind w:left="142" w:hanging="142"/>
+        <w:rPr>
+          <w:rFonts w:ascii="Times New Roman" w:hAnsi="Times New Roman" w:cs="Times New Roman"/>
+          <w:sz w:val="24"/>
+          <w:szCs w:val="24"/>
+        </w:rPr>
+      </w:pPr>
+    </w:p>
+    <w:p>
+      <w:pPr>
+        <w:spacing w:after="0"/>
+        <w:ind w:left="142" w:hanging="142"/>
+        <w:rPr>
+          <w:rFonts w:ascii="Times New Roman" w:hAnsi="Times New Roman" w:cs="Times New Roman"/>
+          <w:sz w:val="24"/>
+          <w:szCs w:val="24"/>
+        </w:rPr>
+      </w:pPr>
+    </w:p>
+    <w:p>
+      <w:pPr>
+        <w:spacing w:after="0"/>
+        <w:ind w:left="142" w:hanging="142"/>
+        <w:rPr>
+          <w:rFonts w:ascii="Times New Roman" w:hAnsi="Times New Roman" w:cs="Times New Roman"/>
+          <w:sz w:val="24"/>
+          <w:szCs w:val="24"/>
+        </w:rPr>
+      </w:pPr>
+    </w:p>
+    <w:p>
+      <w:pPr>
+        <w:spacing w:after="0"/>
+        <w:ind w:left="142" w:hanging="142"/>
+        <w:rPr>
+          <w:rFonts w:ascii="Times New Roman" w:hAnsi="Times New Roman" w:cs="Times New Roman"/>
+          <w:sz w:val="24"/>
+          <w:szCs w:val="24"/>
+        </w:rPr>
+      </w:pPr>
+    </w:p>
+    <w:p>
+      <w:pPr>
+        <w:spacing w:after="0"/>
+        <w:ind w:left="142" w:hanging="142"/>
+        <w:rPr>
+          <w:rFonts w:ascii="Times New Roman" w:hAnsi="Times New Roman" w:cs="Times New Roman"/>
+          <w:sz w:val="24"/>
+          <w:szCs w:val="24"/>
+        </w:rPr>
+      </w:pPr>
+    </w:p>
+    <w:p>
+      <w:pPr>
+        <w:spacing w:after="0"/>
+        <w:ind w:left="142" w:hanging="142"/>
+        <w:rPr>
+          <w:rFonts w:ascii="Times New Roman" w:hAnsi="Times New Roman" w:cs="Times New Roman"/>
+          <w:sz w:val="24"/>
+          <w:szCs w:val="24"/>
+        </w:rPr>
+      </w:pPr>
+    </w:p>
+    <w:p>
+      <w:pPr>
+        <w:spacing w:after="0"/>
+        <w:ind w:left="142" w:hanging="142"/>
+        <w:rPr>
+          <w:rFonts w:ascii="Times New Roman" w:hAnsi="Times New Roman" w:cs="Times New Roman"/>
+          <w:sz w:val="24"/>
+          <w:szCs w:val="24"/>
+        </w:rPr>
+      </w:pPr>
+    </w:p>
+    <w:p>
+      <w:pPr>
+        <w:pStyle w:val="Ttulo1"/>
+        <w:ind w:left="-567" w:right="-568"/>
+        <w:rPr>
+          <w:rFonts w:ascii="Times New Roman" w:eastAsia="Times New Roman" w:hAnsi="Times New Roman" w:cs="Times New Roman"/>
+          <w:b/>
+          <w:bCs/>
+          <w:color w:val="auto"/>
+          <w:sz w:val="28"/>
+          <w:szCs w:val="28"/>
+        </w:rPr>
+      </w:pPr>
+      <w:r>
+        <w:rPr>
+          <w:rFonts w:ascii="Times New Roman" w:eastAsia="Times New Roman" w:hAnsi="Times New Roman" w:cs="Times New Roman"/>
+          <w:b/>
+          <w:bCs/>
+          <w:color w:val="auto"/>
+          <w:sz w:val="28"/>
+          <w:szCs w:val="28"/>
+        </w:rPr>
+        <w:lastRenderedPageBreak/>
+        <w:t>7 – Função de Notificação de Nova Entrega e Validação de Inadimplência</w:t>
+      </w:r>
+      <w:r>
+        <w:rPr>
+          <w:rFonts w:ascii="Times New Roman" w:eastAsia="Times New Roman" w:hAnsi="Times New Roman" w:cs="Times New Roman"/>
+          <w:b/>
+          <w:bCs/>
+          <w:color w:val="auto"/>
+          <w:sz w:val="28"/>
+          <w:szCs w:val="28"/>
+        </w:rPr>
+        <w:t xml:space="preserve"> (</w:t>
+      </w:r>
+      <w:r>
+        <w:rPr>
+          <w:rFonts w:ascii="Times New Roman" w:eastAsia="Times New Roman" w:hAnsi="Times New Roman" w:cs="Times New Roman"/>
+          <w:b/>
+          <w:bCs/>
+          <w:color w:val="auto"/>
+          <w:sz w:val="28"/>
+          <w:szCs w:val="28"/>
+        </w:rPr>
+        <w:t>F.RS.01_F.RS</w:t>
+      </w:r>
+      <w:r>
+        <w:rPr>
+          <w:rFonts w:ascii="Times New Roman" w:eastAsia="Times New Roman" w:hAnsi="Times New Roman" w:cs="Times New Roman"/>
+          <w:b/>
+          <w:bCs/>
+          <w:color w:val="auto"/>
+          <w:sz w:val="28"/>
+          <w:szCs w:val="28"/>
+        </w:rPr>
+        <w:t>.</w:t>
+      </w:r>
+      <w:r>
+        <w:rPr>
+          <w:rFonts w:ascii="Times New Roman" w:eastAsia="Times New Roman" w:hAnsi="Times New Roman" w:cs="Times New Roman"/>
+          <w:b/>
+          <w:bCs/>
+          <w:color w:val="auto"/>
+          <w:sz w:val="28"/>
+          <w:szCs w:val="28"/>
+        </w:rPr>
+        <w:t>03</w:t>
+      </w:r>
+      <w:r>
+        <w:rPr>
+          <w:rFonts w:ascii="Times New Roman" w:eastAsia="Times New Roman" w:hAnsi="Times New Roman" w:cs="Times New Roman"/>
+          <w:b/>
+          <w:bCs/>
+          <w:color w:val="auto"/>
+          <w:sz w:val="28"/>
+          <w:szCs w:val="28"/>
+        </w:rPr>
+        <w:t>)</w:t>
+      </w:r>
+    </w:p>
+    <w:tbl>
+      <w:tblPr>
+        <w:tblStyle w:val="Tabelacomgrade"/>
+        <w:tblW w:w="10630" w:type="dxa"/>
+        <w:tblInd w:w="-992" w:type="dxa"/>
+        <w:tblLayout w:type="fixed"/>
+        <w:tblLook w:val="04A0" w:firstRow="1" w:lastRow="0" w:firstColumn="1" w:lastColumn="0" w:noHBand="0" w:noVBand="1"/>
+      </w:tblPr>
+      <w:tblGrid>
+        <w:gridCol w:w="3397"/>
+        <w:gridCol w:w="2835"/>
+        <w:gridCol w:w="1701"/>
+        <w:gridCol w:w="2697"/>
+      </w:tblGrid>
+      <w:tr>
+        <w:tc>
+          <w:tcPr>
+            <w:tcW w:w="3397" w:type="dxa"/>
+          </w:tcPr>
+          <w:p>
+            <w:pPr>
+              <w:jc w:val="center"/>
+              <w:rPr>
+                <w:rFonts w:ascii="Times New Roman" w:hAnsi="Times New Roman" w:cs="Times New Roman"/>
+                <w:b/>
+                <w:bCs/>
+                <w:sz w:val="24"/>
+                <w:szCs w:val="24"/>
+              </w:rPr>
+            </w:pPr>
+            <w:r>
+              <w:rPr>
+                <w:rFonts w:ascii="Times New Roman" w:hAnsi="Times New Roman" w:cs="Times New Roman"/>
+                <w:b/>
+                <w:bCs/>
+                <w:sz w:val="24"/>
+                <w:szCs w:val="24"/>
+              </w:rPr>
+              <w:t>Cenário</w:t>
+            </w:r>
+          </w:p>
+        </w:tc>
+        <w:tc>
+          <w:tcPr>
+            <w:tcW w:w="2835" w:type="dxa"/>
+          </w:tcPr>
+          <w:p>
+            <w:pPr>
+              <w:jc w:val="center"/>
+              <w:rPr>
+                <w:rFonts w:ascii="Times New Roman" w:hAnsi="Times New Roman" w:cs="Times New Roman"/>
+                <w:b/>
+                <w:bCs/>
+                <w:sz w:val="24"/>
+                <w:szCs w:val="24"/>
+              </w:rPr>
+            </w:pPr>
+            <w:r>
+              <w:rPr>
+                <w:rFonts w:ascii="Times New Roman" w:eastAsia="Times New Roman" w:hAnsi="Times New Roman" w:cs="Times New Roman"/>
+                <w:b/>
+                <w:bCs/>
+                <w:sz w:val="24"/>
+                <w:szCs w:val="24"/>
+              </w:rPr>
+              <w:t>Descrição</w:t>
+            </w:r>
+          </w:p>
+        </w:tc>
+        <w:tc>
+          <w:tcPr>
+            <w:tcW w:w="1701" w:type="dxa"/>
+          </w:tcPr>
+          <w:p>
+            <w:pPr>
+              <w:jc w:val="center"/>
+              <w:rPr>
+                <w:rFonts w:ascii="Times New Roman" w:hAnsi="Times New Roman" w:cs="Times New Roman"/>
+                <w:b/>
+                <w:bCs/>
+                <w:sz w:val="24"/>
+                <w:szCs w:val="24"/>
+              </w:rPr>
+            </w:pPr>
+            <w:r>
+              <w:rPr>
+                <w:rFonts w:ascii="Times New Roman" w:eastAsia="Times New Roman" w:hAnsi="Times New Roman" w:cs="Times New Roman"/>
+                <w:b/>
+                <w:bCs/>
+                <w:sz w:val="24"/>
+                <w:szCs w:val="24"/>
+              </w:rPr>
+              <w:t>Usuário</w:t>
+            </w:r>
+          </w:p>
+        </w:tc>
+        <w:tc>
+          <w:tcPr>
+            <w:tcW w:w="2697" w:type="dxa"/>
+          </w:tcPr>
+          <w:p>
+            <w:pPr>
+              <w:jc w:val="center"/>
+              <w:rPr>
+                <w:rFonts w:ascii="Times New Roman" w:hAnsi="Times New Roman" w:cs="Times New Roman"/>
+                <w:b/>
+                <w:bCs/>
+                <w:sz w:val="24"/>
+                <w:szCs w:val="24"/>
+              </w:rPr>
+            </w:pPr>
+            <w:r>
+              <w:rPr>
+                <w:rFonts w:ascii="Times New Roman" w:eastAsia="Times New Roman" w:hAnsi="Times New Roman" w:cs="Times New Roman"/>
+                <w:b/>
+                <w:bCs/>
+                <w:sz w:val="24"/>
+                <w:szCs w:val="24"/>
+              </w:rPr>
+              <w:t xml:space="preserve">Resultado </w:t>
+            </w:r>
+          </w:p>
+        </w:tc>
+      </w:tr>
+      <w:tr>
+        <w:tc>
+          <w:tcPr>
+            <w:tcW w:w="3397" w:type="dxa"/>
+          </w:tcPr>
+          <w:p>
+            <w:pPr>
+              <w:rPr>
+                <w:rFonts w:ascii="Arial" w:hAnsi="Arial" w:cs="Arial"/>
+              </w:rPr>
+            </w:pPr>
+            <w:r>
+              <w:t>1 - Notificação e Nova Entrega de Documento</w:t>
+            </w:r>
+          </w:p>
+        </w:tc>
+        <w:tc>
+          <w:tcPr>
+            <w:tcW w:w="2835" w:type="dxa"/>
+          </w:tcPr>
+          <w:p>
+            <w:pPr>
+              <w:rPr>
+                <w:rFonts w:ascii="Arial" w:hAnsi="Arial" w:cs="Arial"/>
+              </w:rPr>
+            </w:pPr>
+            <w:r>
+              <w:t>Disparo de notificação de nova entrega</w:t>
+            </w:r>
+          </w:p>
+        </w:tc>
+        <w:tc>
+          <w:tcPr>
+            <w:tcW w:w="1701" w:type="dxa"/>
+          </w:tcPr>
+          <w:p>
+            <w:pPr>
+              <w:rPr>
+                <w:rFonts w:ascii="Arial" w:hAnsi="Arial" w:cs="Arial"/>
+              </w:rPr>
+            </w:pPr>
+            <w:r>
+              <w:t>Sistema</w:t>
+            </w:r>
+          </w:p>
+        </w:tc>
+        <w:tc>
+          <w:tcPr>
+            <w:tcW w:w="2697" w:type="dxa"/>
+          </w:tcPr>
+          <w:p>
+            <w:pPr>
+              <w:rPr>
+                <w:rFonts w:ascii="Arial" w:hAnsi="Arial" w:cs="Arial"/>
+              </w:rPr>
+            </w:pPr>
+            <w:r>
+              <w:t>Notificação enviada</w:t>
+            </w:r>
+          </w:p>
+        </w:tc>
+      </w:tr>
+      <w:tr>
+        <w:tc>
+          <w:tcPr>
+            <w:tcW w:w="3397" w:type="dxa"/>
+          </w:tcPr>
+          <w:p>
+            <w:pPr>
+              <w:rPr>
+                <w:rFonts w:ascii="Arial" w:hAnsi="Arial" w:cs="Arial"/>
+              </w:rPr>
+            </w:pPr>
+            <w:r>
+              <w:t>2 - Seleção de Tenant</w:t>
+            </w:r>
+          </w:p>
+        </w:tc>
+        <w:tc>
+          <w:tcPr>
+            <w:tcW w:w="2835" w:type="dxa"/>
+          </w:tcPr>
+          <w:p>
+            <w:pPr>
+              <w:rPr>
+                <w:rFonts w:ascii="Arial" w:hAnsi="Arial" w:cs="Arial"/>
+              </w:rPr>
+            </w:pPr>
+            <w:r>
+              <w:t>Sistema seleciona tenant</w:t>
+            </w:r>
+          </w:p>
+        </w:tc>
+        <w:tc>
+          <w:tcPr>
+            <w:tcW w:w="1701" w:type="dxa"/>
+          </w:tcPr>
+          <w:p>
+            <w:pPr>
+              <w:rPr>
+                <w:rFonts w:ascii="Arial" w:hAnsi="Arial" w:cs="Arial"/>
+              </w:rPr>
+            </w:pPr>
+            <w:r>
+              <w:t>Sistema</w:t>
+            </w:r>
+          </w:p>
+        </w:tc>
+        <w:tc>
+          <w:tcPr>
+            <w:tcW w:w="2697" w:type="dxa"/>
+          </w:tcPr>
+          <w:p>
+            <w:pPr>
+              <w:rPr>
+                <w:rFonts w:ascii="Arial" w:hAnsi="Arial" w:cs="Arial"/>
+              </w:rPr>
+            </w:pPr>
+            <w:r>
+              <w:t>Tenant selecionado</w:t>
+            </w:r>
+          </w:p>
+        </w:tc>
+      </w:tr>
+      <w:tr>
+        <w:tc>
+          <w:tcPr>
+            <w:tcW w:w="3397" w:type="dxa"/>
+          </w:tcPr>
+          <w:p>
+            <w:pPr>
+              <w:rPr>
+                <w:rFonts w:ascii="Arial" w:hAnsi="Arial" w:cs="Arial"/>
+              </w:rPr>
+            </w:pPr>
+            <w:r>
+              <w:t>3 - Seleção de Cliente</w:t>
+            </w:r>
+          </w:p>
+        </w:tc>
+        <w:tc>
+          <w:tcPr>
+            <w:tcW w:w="2835" w:type="dxa"/>
+          </w:tcPr>
+          <w:p>
+            <w:pPr>
+              <w:rPr>
+                <w:rFonts w:ascii="Arial" w:hAnsi="Arial" w:cs="Arial"/>
+              </w:rPr>
+            </w:pPr>
+            <w:r>
+              <w:t>Sistema seleciona cliente</w:t>
+            </w:r>
+          </w:p>
+        </w:tc>
+        <w:tc>
+          <w:tcPr>
+            <w:tcW w:w="1701" w:type="dxa"/>
+          </w:tcPr>
+          <w:p>
+            <w:pPr>
+              <w:rPr>
+                <w:rFonts w:ascii="Arial" w:hAnsi="Arial" w:cs="Arial"/>
+              </w:rPr>
+            </w:pPr>
+            <w:r>
+              <w:t>Sistema</w:t>
+            </w:r>
+          </w:p>
+        </w:tc>
+        <w:tc>
+          <w:tcPr>
+            <w:tcW w:w="2697" w:type="dxa"/>
+          </w:tcPr>
+          <w:p>
+            <w:pPr>
+              <w:rPr>
+                <w:rFonts w:ascii="Arial" w:hAnsi="Arial" w:cs="Arial"/>
+              </w:rPr>
+            </w:pPr>
+            <w:r>
+              <w:t>Cliente selecionado</w:t>
+            </w:r>
+          </w:p>
+        </w:tc>
+      </w:tr>
+      <w:tr>
+        <w:tc>
+          <w:tcPr>
+            <w:tcW w:w="3397" w:type="dxa"/>
+          </w:tcPr>
+          <w:p>
+            <w:pPr>
+              <w:rPr>
+                <w:rFonts w:ascii="Arial" w:hAnsi="Arial" w:cs="Arial"/>
+              </w:rPr>
+            </w:pPr>
+            <w:r>
+              <w:t>4 - Recebimento de Notificação de Entrega de Serviço de Contabilidade</w:t>
+            </w:r>
+          </w:p>
+        </w:tc>
+        <w:tc>
+          <w:tcPr>
+            <w:tcW w:w="2835" w:type="dxa"/>
+          </w:tcPr>
+          <w:p>
+            <w:pPr>
+              <w:rPr>
+                <w:rFonts w:ascii="Arial" w:hAnsi="Arial" w:cs="Arial"/>
+              </w:rPr>
+            </w:pPr>
+            <w:r>
+              <w:t>Cliente recebe notificação</w:t>
+            </w:r>
+          </w:p>
+        </w:tc>
+        <w:tc>
+          <w:tcPr>
+            <w:tcW w:w="1701" w:type="dxa"/>
+          </w:tcPr>
+          <w:p>
+            <w:pPr>
+              <w:rPr>
+                <w:rFonts w:ascii="Arial" w:hAnsi="Arial" w:cs="Arial"/>
+              </w:rPr>
+            </w:pPr>
+            <w:r>
+              <w:t>Cliente</w:t>
+            </w:r>
+          </w:p>
+        </w:tc>
+        <w:tc>
+          <w:tcPr>
+            <w:tcW w:w="2697" w:type="dxa"/>
+          </w:tcPr>
+          <w:p>
+            <w:pPr>
+              <w:rPr>
+                <w:rFonts w:ascii="Arial" w:hAnsi="Arial" w:cs="Arial"/>
+              </w:rPr>
+            </w:pPr>
+            <w:r>
+              <w:t>Notificação recebida</w:t>
+            </w:r>
+          </w:p>
+        </w:tc>
+      </w:tr>
+      <w:tr>
+        <w:tc>
+          <w:tcPr>
+            <w:tcW w:w="3397" w:type="dxa"/>
+          </w:tcPr>
+          <w:p>
+            <w:pPr>
+              <w:rPr>
+                <w:rFonts w:ascii="Arial" w:hAnsi="Arial" w:cs="Arial"/>
+              </w:rPr>
+            </w:pPr>
+            <w:r>
+              <w:t>5 - Acesso ao Sistema</w:t>
+            </w:r>
+          </w:p>
+        </w:tc>
+        <w:tc>
+          <w:tcPr>
+            <w:tcW w:w="2835" w:type="dxa"/>
+          </w:tcPr>
+          <w:p>
+            <w:pPr>
+              <w:rPr>
+                <w:rFonts w:ascii="Arial" w:hAnsi="Arial" w:cs="Arial"/>
+              </w:rPr>
+            </w:pPr>
+            <w:r>
+              <w:t>Cliente acessa sistema</w:t>
+            </w:r>
+          </w:p>
+        </w:tc>
+        <w:tc>
+          <w:tcPr>
+            <w:tcW w:w="1701" w:type="dxa"/>
+          </w:tcPr>
+          <w:p>
+            <w:pPr>
+              <w:rPr>
+                <w:rFonts w:ascii="Arial" w:hAnsi="Arial" w:cs="Arial"/>
+              </w:rPr>
+            </w:pPr>
+            <w:r>
+              <w:t>Cliente</w:t>
+            </w:r>
+          </w:p>
+        </w:tc>
+        <w:tc>
+          <w:tcPr>
+            <w:tcW w:w="2697" w:type="dxa"/>
+          </w:tcPr>
+          <w:p>
+            <w:pPr>
+              <w:rPr>
+                <w:rFonts w:ascii="Arial" w:hAnsi="Arial" w:cs="Arial"/>
+              </w:rPr>
+            </w:pPr>
+            <w:r>
+              <w:t>Acesso realizado</w:t>
+            </w:r>
+          </w:p>
+        </w:tc>
+      </w:tr>
+      <w:tr>
+        <w:tc>
+          <w:tcPr>
+            <w:tcW w:w="3397" w:type="dxa"/>
+          </w:tcPr>
+          <w:p>
+            <w:pPr>
+              <w:rPr>
+                <w:rFonts w:ascii="Arial" w:hAnsi="Arial" w:cs="Arial"/>
+              </w:rPr>
+            </w:pPr>
+            <w:r>
+              <w:t>6 - Acesso a funcionalidade de documentos</w:t>
+            </w:r>
+          </w:p>
+        </w:tc>
+        <w:tc>
+          <w:tcPr>
+            <w:tcW w:w="2835" w:type="dxa"/>
+          </w:tcPr>
+          <w:p>
+            <w:pPr>
+              <w:rPr>
+                <w:rFonts w:ascii="Arial" w:hAnsi="Arial" w:cs="Arial"/>
+              </w:rPr>
+            </w:pPr>
+            <w:r>
+              <w:t>Cliente acessa documentos</w:t>
+            </w:r>
+          </w:p>
+        </w:tc>
+        <w:tc>
+          <w:tcPr>
+            <w:tcW w:w="1701" w:type="dxa"/>
+          </w:tcPr>
+          <w:p>
+            <w:pPr>
+              <w:rPr>
+                <w:rFonts w:ascii="Arial" w:hAnsi="Arial" w:cs="Arial"/>
+              </w:rPr>
+            </w:pPr>
+            <w:r>
+              <w:t>Cliente</w:t>
+            </w:r>
+          </w:p>
+        </w:tc>
+        <w:tc>
+          <w:tcPr>
+            <w:tcW w:w="2697" w:type="dxa"/>
+          </w:tcPr>
+          <w:p>
+            <w:pPr>
+              <w:rPr>
+                <w:rFonts w:ascii="Arial" w:hAnsi="Arial" w:cs="Arial"/>
+              </w:rPr>
+            </w:pPr>
+            <w:r>
+              <w:t>Funcionalidade exibida</w:t>
+            </w:r>
+          </w:p>
+        </w:tc>
+      </w:tr>
+      <w:tr>
+        <w:tc>
+          <w:tcPr>
+            <w:tcW w:w="3397" w:type="dxa"/>
+          </w:tcPr>
+          <w:p>
+            <w:pPr>
+              <w:rPr>
+                <w:rFonts w:ascii="Arial" w:hAnsi="Arial" w:cs="Arial"/>
+              </w:rPr>
+            </w:pPr>
+            <w:r>
+              <w:t>7 - Seleção da Entrega</w:t>
+            </w:r>
+          </w:p>
+        </w:tc>
+        <w:tc>
+          <w:tcPr>
+            <w:tcW w:w="2835" w:type="dxa"/>
+          </w:tcPr>
+          <w:p>
+            <w:pPr>
+              <w:rPr>
+                <w:rFonts w:ascii="Arial" w:hAnsi="Arial" w:cs="Arial"/>
+              </w:rPr>
+            </w:pPr>
+            <w:r>
+              <w:t>Cliente seleciona entrega</w:t>
+            </w:r>
+          </w:p>
+        </w:tc>
+        <w:tc>
+          <w:tcPr>
+            <w:tcW w:w="1701" w:type="dxa"/>
+          </w:tcPr>
+          <w:p>
+            <w:pPr>
+              <w:rPr>
+                <w:rFonts w:ascii="Arial" w:hAnsi="Arial" w:cs="Arial"/>
+              </w:rPr>
+            </w:pPr>
+            <w:r>
+              <w:t>Cliente</w:t>
+            </w:r>
+          </w:p>
+        </w:tc>
+        <w:tc>
+          <w:tcPr>
+            <w:tcW w:w="2697" w:type="dxa"/>
+          </w:tcPr>
+          <w:p>
+            <w:pPr>
+              <w:rPr>
+                <w:rFonts w:ascii="Arial" w:hAnsi="Arial" w:cs="Arial"/>
+              </w:rPr>
+            </w:pPr>
+            <w:r>
+              <w:t>Entrega selecionada</w:t>
+            </w:r>
+          </w:p>
+        </w:tc>
+      </w:tr>
+      <w:tr>
+        <w:tc>
+          <w:tcPr>
+            <w:tcW w:w="3397" w:type="dxa"/>
+          </w:tcPr>
+          <w:p>
+            <w:pPr>
+              <w:rPr>
+                <w:rFonts w:ascii="Arial" w:hAnsi="Arial" w:cs="Arial"/>
+              </w:rPr>
+            </w:pPr>
+            <w:r>
+              <w:t>8 - Validação de Inadimplência</w:t>
+            </w:r>
+          </w:p>
+        </w:tc>
+        <w:tc>
+          <w:tcPr>
+            <w:tcW w:w="2835" w:type="dxa"/>
+          </w:tcPr>
+          <w:p>
+            <w:pPr>
+              <w:rPr>
+                <w:rFonts w:ascii="Arial" w:hAnsi="Arial" w:cs="Arial"/>
+              </w:rPr>
+            </w:pPr>
+            <w:r>
+              <w:t>Sistema valida inadimplência</w:t>
+            </w:r>
+          </w:p>
+        </w:tc>
+        <w:tc>
+          <w:tcPr>
+            <w:tcW w:w="1701" w:type="dxa"/>
+          </w:tcPr>
+          <w:p>
+            <w:pPr>
+              <w:rPr>
+                <w:rFonts w:ascii="Arial" w:hAnsi="Arial" w:cs="Arial"/>
+              </w:rPr>
+            </w:pPr>
+            <w:r>
+              <w:t>Sistema</w:t>
+            </w:r>
+          </w:p>
+        </w:tc>
+        <w:tc>
+          <w:tcPr>
+            <w:tcW w:w="2697" w:type="dxa"/>
+          </w:tcPr>
+          <w:p>
+            <w:pPr>
+              <w:rPr>
+                <w:rFonts w:ascii="Arial" w:hAnsi="Arial" w:cs="Arial"/>
+              </w:rPr>
+            </w:pPr>
+            <w:r>
+              <w:t>Validação realizada</w:t>
+            </w:r>
+          </w:p>
+        </w:tc>
+      </w:tr>
+      <w:tr>
+        <w:tc>
+          <w:tcPr>
+            <w:tcW w:w="3397" w:type="dxa"/>
+          </w:tcPr>
+          <w:p>
+            <w:pPr>
+              <w:rPr>
+                <w:rFonts w:ascii="Arial" w:hAnsi="Arial" w:cs="Arial"/>
+              </w:rPr>
+            </w:pPr>
+            <w:r>
+              <w:t>9 - Gateway - Cliente Inadimplente?</w:t>
+            </w:r>
+          </w:p>
+        </w:tc>
+        <w:tc>
+          <w:tcPr>
+            <w:tcW w:w="2835" w:type="dxa"/>
+          </w:tcPr>
+          <w:p>
+            <w:pPr>
+              <w:rPr>
+                <w:rFonts w:ascii="Arial" w:hAnsi="Arial" w:cs="Arial"/>
+              </w:rPr>
+            </w:pPr>
+            <w:r>
+              <w:t>Sistema verifica inadimplência</w:t>
+            </w:r>
+          </w:p>
+        </w:tc>
+        <w:tc>
+          <w:tcPr>
+            <w:tcW w:w="1701" w:type="dxa"/>
+          </w:tcPr>
+          <w:p>
+            <w:pPr>
+              <w:rPr>
+                <w:rFonts w:ascii="Arial" w:hAnsi="Arial" w:cs="Arial"/>
+              </w:rPr>
+            </w:pPr>
+            <w:r>
+              <w:t>Sistema</w:t>
+            </w:r>
+          </w:p>
+        </w:tc>
+        <w:tc>
+          <w:tcPr>
+            <w:tcW w:w="2697" w:type="dxa"/>
+          </w:tcPr>
+          <w:p>
+            <w:pPr>
+              <w:rPr>
+                <w:rFonts w:ascii="Arial" w:hAnsi="Arial" w:cs="Arial"/>
+              </w:rPr>
+            </w:pPr>
+            <w:r>
+              <w:t>Decisão correta</w:t>
+            </w:r>
+          </w:p>
+        </w:tc>
+      </w:tr>
+      <w:tr>
+        <w:tc>
+          <w:tcPr>
+            <w:tcW w:w="3397" w:type="dxa"/>
+          </w:tcPr>
+          <w:p>
+            <w:pPr>
+              <w:rPr>
+                <w:rFonts w:ascii="Arial" w:hAnsi="Arial" w:cs="Arial"/>
+              </w:rPr>
+            </w:pPr>
+            <w:r>
+              <w:t>10 - Fluxo Sim Inadimplente</w:t>
+            </w:r>
+          </w:p>
+        </w:tc>
+        <w:tc>
+          <w:tcPr>
+            <w:tcW w:w="2835" w:type="dxa"/>
+          </w:tcPr>
+          <w:p>
+            <w:pPr>
+              <w:rPr>
+                <w:rFonts w:ascii="Arial" w:hAnsi="Arial" w:cs="Arial"/>
+              </w:rPr>
+            </w:pPr>
+            <w:r>
+              <w:t>Direcionamento para instituição financeira</w:t>
+            </w:r>
+          </w:p>
+        </w:tc>
+        <w:tc>
+          <w:tcPr>
+            <w:tcW w:w="1701" w:type="dxa"/>
+          </w:tcPr>
+          <w:p>
+            <w:pPr>
+              <w:rPr>
+                <w:rFonts w:ascii="Arial" w:hAnsi="Arial" w:cs="Arial"/>
+              </w:rPr>
+            </w:pPr>
+            <w:r>
+              <w:t>Sistema</w:t>
+            </w:r>
+          </w:p>
+        </w:tc>
+        <w:tc>
+          <w:tcPr>
+            <w:tcW w:w="2697" w:type="dxa"/>
+          </w:tcPr>
+          <w:p>
+            <w:pPr>
+              <w:rPr>
+                <w:rFonts w:ascii="Arial" w:hAnsi="Arial" w:cs="Arial"/>
+              </w:rPr>
+            </w:pPr>
+            <w:r>
+              <w:t>Redirecionamento realizado</w:t>
+            </w:r>
+          </w:p>
+        </w:tc>
+      </w:tr>
+      <w:tr>
+        <w:tc>
+          <w:tcPr>
+            <w:tcW w:w="3397" w:type="dxa"/>
+          </w:tcPr>
+          <w:p>
+            <w:pPr>
+              <w:rPr>
+                <w:rFonts w:ascii="Arial" w:hAnsi="Arial" w:cs="Arial"/>
+              </w:rPr>
+            </w:pPr>
+            <w:r>
+              <w:t>11 - Direcionamento para instituição financeira</w:t>
+            </w:r>
+          </w:p>
+        </w:tc>
+        <w:tc>
+          <w:tcPr>
+            <w:tcW w:w="2835" w:type="dxa"/>
+          </w:tcPr>
+          <w:p>
+            <w:pPr>
+              <w:rPr>
+                <w:rFonts w:ascii="Arial" w:hAnsi="Arial" w:cs="Arial"/>
+              </w:rPr>
+            </w:pPr>
+            <w:r>
+              <w:t>Sistema direciona cliente</w:t>
+            </w:r>
+          </w:p>
+        </w:tc>
+        <w:tc>
+          <w:tcPr>
+            <w:tcW w:w="1701" w:type="dxa"/>
+          </w:tcPr>
+          <w:p>
+            <w:pPr>
+              <w:rPr>
+                <w:rFonts w:ascii="Arial" w:hAnsi="Arial" w:cs="Arial"/>
+              </w:rPr>
+            </w:pPr>
+            <w:r>
+              <w:t>Sistema</w:t>
+            </w:r>
+          </w:p>
+        </w:tc>
+        <w:tc>
+          <w:tcPr>
+            <w:tcW w:w="2697" w:type="dxa"/>
+          </w:tcPr>
+          <w:p>
+            <w:pPr>
+              <w:rPr>
+                <w:rFonts w:ascii="Arial" w:hAnsi="Arial" w:cs="Arial"/>
+              </w:rPr>
+            </w:pPr>
+            <w:r>
+              <w:t>Direcionamento realizado</w:t>
+            </w:r>
+          </w:p>
+        </w:tc>
+      </w:tr>
+      <w:tr>
+        <w:tc>
+          <w:tcPr>
+            <w:tcW w:w="3397" w:type="dxa"/>
+          </w:tcPr>
+          <w:p>
+            <w:pPr>
+              <w:rPr>
+                <w:rFonts w:ascii="Arial" w:hAnsi="Arial" w:cs="Arial"/>
+              </w:rPr>
+            </w:pPr>
+            <w:r>
+              <w:t>12 - Resposta</w:t>
+            </w:r>
+          </w:p>
+        </w:tc>
+        <w:tc>
+          <w:tcPr>
+            <w:tcW w:w="2835" w:type="dxa"/>
+          </w:tcPr>
+          <w:p>
+            <w:pPr>
+              <w:rPr>
+                <w:rFonts w:ascii="Arial" w:hAnsi="Arial" w:cs="Arial"/>
+              </w:rPr>
+            </w:pPr>
+            <w:r>
+              <w:t>Sistema aguarda resposta</w:t>
+            </w:r>
+          </w:p>
+        </w:tc>
+        <w:tc>
+          <w:tcPr>
+            <w:tcW w:w="1701" w:type="dxa"/>
+          </w:tcPr>
+          <w:p>
+            <w:pPr>
+              <w:rPr>
+                <w:rFonts w:ascii="Arial" w:hAnsi="Arial" w:cs="Arial"/>
+              </w:rPr>
+            </w:pPr>
+            <w:r>
+              <w:t>Sistema</w:t>
+            </w:r>
+          </w:p>
+        </w:tc>
+        <w:tc>
+          <w:tcPr>
+            <w:tcW w:w="2697" w:type="dxa"/>
+          </w:tcPr>
+          <w:p>
+            <w:pPr>
+              <w:rPr>
+                <w:rFonts w:ascii="Arial" w:hAnsi="Arial" w:cs="Arial"/>
+              </w:rPr>
+            </w:pPr>
+            <w:r>
+              <w:t>Resposta recebida</w:t>
+            </w:r>
+          </w:p>
+        </w:tc>
+      </w:tr>
+      <w:tr>
+        <w:tc>
+          <w:tcPr>
+            <w:tcW w:w="3397" w:type="dxa"/>
+          </w:tcPr>
+          <w:p>
+            <w:pPr>
+              <w:rPr>
+                <w:rFonts w:ascii="Arial" w:hAnsi="Arial" w:cs="Arial"/>
+              </w:rPr>
+            </w:pPr>
+            <w:r>
+              <w:t>13 - Gateway - Houve Pagamento Integral ou Acordo?</w:t>
+            </w:r>
+          </w:p>
+        </w:tc>
+        <w:tc>
+          <w:tcPr>
+            <w:tcW w:w="2835" w:type="dxa"/>
+          </w:tcPr>
+          <w:p>
+            <w:pPr>
+              <w:rPr>
+                <w:rFonts w:ascii="Arial" w:hAnsi="Arial" w:cs="Arial"/>
+              </w:rPr>
+            </w:pPr>
+            <w:r>
+              <w:t>Sistema valida pagamento</w:t>
+            </w:r>
+          </w:p>
+        </w:tc>
+        <w:tc>
+          <w:tcPr>
+            <w:tcW w:w="1701" w:type="dxa"/>
+          </w:tcPr>
+          <w:p>
+            <w:pPr>
+              <w:rPr>
+                <w:rFonts w:ascii="Arial" w:hAnsi="Arial" w:cs="Arial"/>
+              </w:rPr>
+            </w:pPr>
+            <w:r>
+              <w:t>Sistema</w:t>
+            </w:r>
+          </w:p>
+        </w:tc>
+        <w:tc>
+          <w:tcPr>
+            <w:tcW w:w="2697" w:type="dxa"/>
+          </w:tcPr>
+          <w:p>
+            <w:pPr>
+              <w:rPr>
+                <w:rFonts w:ascii="Arial" w:hAnsi="Arial" w:cs="Arial"/>
+              </w:rPr>
+            </w:pPr>
+            <w:r>
+              <w:t>Decisão correta</w:t>
+            </w:r>
+          </w:p>
+        </w:tc>
+      </w:tr>
+      <w:tr>
+        <w:tc>
+          <w:tcPr>
+            <w:tcW w:w="3397" w:type="dxa"/>
+          </w:tcPr>
+          <w:p>
+            <w:pPr>
+              <w:rPr>
+                <w:rFonts w:ascii="Arial" w:hAnsi="Arial" w:cs="Arial"/>
+              </w:rPr>
+            </w:pPr>
+            <w:r>
+              <w:t>14 - Fluxo Sim Pagamento</w:t>
+            </w:r>
+          </w:p>
+        </w:tc>
+        <w:tc>
+          <w:tcPr>
+            <w:tcW w:w="2835" w:type="dxa"/>
+          </w:tcPr>
+          <w:p>
+            <w:pPr>
+              <w:rPr>
+                <w:rFonts w:ascii="Arial" w:hAnsi="Arial" w:cs="Arial"/>
+              </w:rPr>
+            </w:pPr>
+            <w:r>
+              <w:t>Permite download</w:t>
+            </w:r>
+          </w:p>
+        </w:tc>
+        <w:tc>
+          <w:tcPr>
+            <w:tcW w:w="1701" w:type="dxa"/>
+          </w:tcPr>
+          <w:p>
+            <w:pPr>
+              <w:rPr>
+                <w:rFonts w:ascii="Arial" w:hAnsi="Arial" w:cs="Arial"/>
+              </w:rPr>
+            </w:pPr>
+            <w:r>
+              <w:t>Sistema</w:t>
+            </w:r>
+          </w:p>
+        </w:tc>
+        <w:tc>
+          <w:tcPr>
+            <w:tcW w:w="2697" w:type="dxa"/>
+          </w:tcPr>
+          <w:p>
+            <w:pPr>
+              <w:rPr>
+                <w:rFonts w:ascii="Arial" w:hAnsi="Arial" w:cs="Arial"/>
+              </w:rPr>
+            </w:pPr>
+            <w:r>
+              <w:t>Fluxo liberado</w:t>
+            </w:r>
+          </w:p>
+        </w:tc>
+      </w:tr>
+      <w:tr>
+        <w:tc>
+          <w:tcPr>
+            <w:tcW w:w="3397" w:type="dxa"/>
+          </w:tcPr>
+          <w:p>
+            <w:pPr>
+              <w:rPr>
+                <w:rFonts w:ascii="Arial" w:hAnsi="Arial" w:cs="Arial"/>
+              </w:rPr>
+            </w:pPr>
+            <w:r>
+              <w:t>15 - Fluxo Não Pagamento</w:t>
+            </w:r>
+          </w:p>
+        </w:tc>
+        <w:tc>
+          <w:tcPr>
+            <w:tcW w:w="2835" w:type="dxa"/>
+          </w:tcPr>
+          <w:p>
+            <w:pPr>
+              <w:rPr>
+                <w:rFonts w:ascii="Arial" w:hAnsi="Arial" w:cs="Arial"/>
+              </w:rPr>
+            </w:pPr>
+            <w:r>
+              <w:t>Encerramento do processo</w:t>
+            </w:r>
+          </w:p>
+        </w:tc>
+        <w:tc>
+          <w:tcPr>
+            <w:tcW w:w="1701" w:type="dxa"/>
+          </w:tcPr>
+          <w:p>
+            <w:pPr>
+              <w:rPr>
+                <w:rFonts w:ascii="Arial" w:hAnsi="Arial" w:cs="Arial"/>
+              </w:rPr>
+            </w:pPr>
+            <w:r>
+              <w:t>Sistema</w:t>
+            </w:r>
+          </w:p>
+        </w:tc>
+        <w:tc>
+          <w:tcPr>
+            <w:tcW w:w="2697" w:type="dxa"/>
+          </w:tcPr>
+          <w:p>
+            <w:pPr>
+              <w:rPr>
+                <w:rFonts w:ascii="Arial" w:hAnsi="Arial" w:cs="Arial"/>
+              </w:rPr>
+            </w:pPr>
+            <w:r>
+              <w:t>Processo encerrado</w:t>
+            </w:r>
+          </w:p>
+        </w:tc>
+      </w:tr>
+      <w:tr>
+        <w:tc>
+          <w:tcPr>
+            <w:tcW w:w="3397" w:type="dxa"/>
+          </w:tcPr>
+          <w:p>
+            <w:pPr>
+              <w:rPr>
+                <w:rFonts w:ascii="Arial" w:hAnsi="Arial" w:cs="Arial"/>
+              </w:rPr>
+            </w:pPr>
+            <w:r>
+              <w:t>16 - Download da entrega</w:t>
+            </w:r>
+          </w:p>
+        </w:tc>
+        <w:tc>
+          <w:tcPr>
+            <w:tcW w:w="2835" w:type="dxa"/>
+          </w:tcPr>
+          <w:p>
+            <w:pPr>
+              <w:rPr>
+                <w:rFonts w:ascii="Arial" w:hAnsi="Arial" w:cs="Arial"/>
+              </w:rPr>
+            </w:pPr>
+            <w:r>
+              <w:t>Cliente realiza download</w:t>
+            </w:r>
+          </w:p>
+        </w:tc>
+        <w:tc>
+          <w:tcPr>
+            <w:tcW w:w="1701" w:type="dxa"/>
+          </w:tcPr>
+          <w:p>
+            <w:pPr>
+              <w:rPr>
+                <w:rFonts w:ascii="Arial" w:hAnsi="Arial" w:cs="Arial"/>
+              </w:rPr>
+            </w:pPr>
+            <w:r>
+              <w:t>Cliente</w:t>
+            </w:r>
+          </w:p>
+        </w:tc>
+        <w:tc>
+          <w:tcPr>
+            <w:tcW w:w="2697" w:type="dxa"/>
+          </w:tcPr>
+          <w:p>
+            <w:pPr>
+              <w:rPr>
+                <w:rFonts w:ascii="Arial" w:hAnsi="Arial" w:cs="Arial"/>
+              </w:rPr>
+            </w:pPr>
+            <w:r>
+              <w:t>Download concluído</w:t>
+            </w:r>
+          </w:p>
+        </w:tc>
+      </w:tr>
+    </w:tbl>
+    <w:p>
+      <w:pPr>
+        <w:spacing w:after="0"/>
+        <w:ind w:left="142" w:hanging="142"/>
+        <w:rPr>
+          <w:rFonts w:ascii="Times New Roman" w:eastAsia="Times New Roman" w:hAnsi="Times New Roman" w:cs="Times New Roman"/>
+          <w:b/>
+          <w:bCs/>
+          <w:sz w:val="24"/>
+          <w:szCs w:val="24"/>
+        </w:rPr>
+      </w:pPr>
+    </w:p>
+    <w:p>
+      <w:pPr>
+        <w:spacing w:after="0"/>
+        <w:ind w:left="142" w:hanging="142"/>
+      </w:pPr>
+      <w:r>
+        <w:rPr>
+          <w:rFonts w:ascii="Times New Roman" w:eastAsia="Times New Roman" w:hAnsi="Times New Roman" w:cs="Times New Roman"/>
+          <w:b/>
+          <w:bCs/>
+          <w:sz w:val="24"/>
+          <w:szCs w:val="24"/>
+        </w:rPr>
+        <w:t>7</w:t>
+      </w:r>
+      <w:r>
+        <w:rPr>
+          <w:rFonts w:ascii="Times New Roman" w:eastAsia="Times New Roman" w:hAnsi="Times New Roman" w:cs="Times New Roman"/>
+          <w:b/>
+          <w:bCs/>
+          <w:sz w:val="24"/>
+          <w:szCs w:val="24"/>
+        </w:rPr>
+        <w:t>.1 –</w:t>
+      </w:r>
+      <w:r>
+        <w:rPr>
+          <w:rFonts w:ascii="Times New Roman" w:eastAsia="Times New Roman" w:hAnsi="Times New Roman" w:cs="Times New Roman"/>
+          <w:b/>
+          <w:bCs/>
+          <w:sz w:val="24"/>
+          <w:szCs w:val="24"/>
+        </w:rPr>
+        <w:t xml:space="preserve"> </w:t>
+      </w:r>
+      <w:r>
+        <w:rPr>
+          <w:rFonts w:ascii="Times New Roman" w:eastAsia="Times New Roman" w:hAnsi="Times New Roman" w:cs="Times New Roman"/>
+          <w:b/>
+          <w:bCs/>
+          <w:sz w:val="24"/>
+          <w:szCs w:val="24"/>
+        </w:rPr>
+        <w:t>Notificação de nova entrega</w:t>
+      </w:r>
+      <w:r>
+        <w:rPr>
+          <w:rFonts w:ascii="Times New Roman" w:eastAsia="Times New Roman" w:hAnsi="Times New Roman" w:cs="Times New Roman"/>
+          <w:b/>
+          <w:bCs/>
+          <w:sz w:val="24"/>
+          <w:szCs w:val="24"/>
+        </w:rPr>
+        <w:br/>
+      </w:r>
+      <w:r>
+        <w:t>A. Disparar notificação</w:t>
+      </w:r>
+      <w:r>
+        <w:br/>
+        <w:t>B. Validar envio</w:t>
+      </w:r>
+    </w:p>
+    <w:p>
+      <w:pPr>
+        <w:spacing w:after="0"/>
+        <w:ind w:left="142" w:hanging="142"/>
+      </w:pPr>
+    </w:p>
+    <w:p>
+      <w:pPr>
+        <w:spacing w:after="0"/>
+        <w:ind w:left="142" w:hanging="142"/>
+      </w:pPr>
+      <w:r>
+        <w:rPr>
+          <w:rFonts w:ascii="Times New Roman" w:eastAsia="Times New Roman" w:hAnsi="Times New Roman" w:cs="Times New Roman"/>
+          <w:b/>
+          <w:bCs/>
+          <w:sz w:val="24"/>
+          <w:szCs w:val="24"/>
+        </w:rPr>
+        <w:t>7.2 – Seleção de tenant e cliente</w:t>
+      </w:r>
+      <w:r>
+        <w:rPr>
+          <w:rFonts w:ascii="Times New Roman" w:eastAsia="Times New Roman" w:hAnsi="Times New Roman" w:cs="Times New Roman"/>
+          <w:b/>
+          <w:bCs/>
+          <w:sz w:val="24"/>
+          <w:szCs w:val="24"/>
+        </w:rPr>
+        <w:br/>
+      </w:r>
+      <w:r>
+        <w:t>A. Selecionar tenant</w:t>
+      </w:r>
+      <w:r>
+        <w:br/>
+        <w:t>B. Selecionar cliente</w:t>
+      </w:r>
+      <w:r>
+        <w:br/>
+        <w:t>C. Validar seleção</w:t>
+      </w:r>
+    </w:p>
+    <w:p>
+      <w:pPr>
+        <w:spacing w:after="0"/>
+        <w:ind w:left="142" w:hanging="142"/>
+      </w:pPr>
+    </w:p>
+    <w:p>
+      <w:pPr>
+        <w:spacing w:after="0"/>
+        <w:ind w:left="142" w:hanging="142"/>
+      </w:pPr>
+      <w:r>
+        <w:rPr>
+          <w:rFonts w:ascii="Times New Roman" w:eastAsia="Times New Roman" w:hAnsi="Times New Roman" w:cs="Times New Roman"/>
+          <w:b/>
+          <w:bCs/>
+          <w:sz w:val="24"/>
+          <w:szCs w:val="24"/>
+        </w:rPr>
+        <w:t>7.3 – Recebimento da notificação pelo cliente</w:t>
+      </w:r>
+      <w:r>
+        <w:rPr>
+          <w:rFonts w:ascii="Times New Roman" w:eastAsia="Times New Roman" w:hAnsi="Times New Roman" w:cs="Times New Roman"/>
+          <w:b/>
+          <w:bCs/>
+          <w:sz w:val="24"/>
+          <w:szCs w:val="24"/>
+        </w:rPr>
+        <w:br/>
+      </w:r>
+      <w:r>
+        <w:t>A. Receber notificação</w:t>
+      </w:r>
+      <w:r>
+        <w:br/>
+        <w:t>B. Validar recebimento</w:t>
+      </w:r>
+    </w:p>
+    <w:p>
+      <w:pPr>
+        <w:spacing w:after="0"/>
+        <w:ind w:left="142" w:hanging="142"/>
+      </w:pPr>
+    </w:p>
+    <w:p>
+      <w:pPr>
+        <w:spacing w:after="0"/>
+        <w:ind w:left="142" w:hanging="142"/>
+      </w:pPr>
+      <w:r>
+        <w:rPr>
+          <w:rFonts w:ascii="Times New Roman" w:eastAsia="Times New Roman" w:hAnsi="Times New Roman" w:cs="Times New Roman"/>
+          <w:b/>
+          <w:bCs/>
+          <w:sz w:val="24"/>
+          <w:szCs w:val="24"/>
+        </w:rPr>
+        <w:t>7.4 – Acesso e navegação</w:t>
+      </w:r>
+      <w:r>
+        <w:rPr>
+          <w:rFonts w:ascii="Times New Roman" w:eastAsia="Times New Roman" w:hAnsi="Times New Roman" w:cs="Times New Roman"/>
+          <w:b/>
+          <w:bCs/>
+          <w:sz w:val="24"/>
+          <w:szCs w:val="24"/>
+        </w:rPr>
+        <w:br/>
+      </w:r>
+      <w:r>
+        <w:t>A. Acessar sistema</w:t>
+      </w:r>
+      <w:r>
+        <w:br/>
+        <w:t>B. Acessar documentos</w:t>
+      </w:r>
+      <w:r>
+        <w:br/>
+        <w:t>C. Selecionar entrega</w:t>
+      </w:r>
+    </w:p>
+    <w:p>
+      <w:pPr>
+        <w:spacing w:after="0"/>
+        <w:ind w:left="142" w:hanging="142"/>
+        <w:rPr>
+          <w:rFonts w:ascii="Times New Roman" w:eastAsia="Times New Roman" w:hAnsi="Times New Roman" w:cs="Times New Roman"/>
+          <w:b/>
+          <w:bCs/>
+          <w:sz w:val="24"/>
+          <w:szCs w:val="24"/>
+        </w:rPr>
+      </w:pPr>
+    </w:p>
+    <w:p>
+      <w:pPr>
+        <w:spacing w:after="0"/>
+        <w:ind w:left="142" w:hanging="142"/>
+      </w:pPr>
+      <w:r>
+        <w:rPr>
+          <w:rFonts w:ascii="Times New Roman" w:eastAsia="Times New Roman" w:hAnsi="Times New Roman" w:cs="Times New Roman"/>
+          <w:b/>
+          <w:bCs/>
+          <w:sz w:val="24"/>
+          <w:szCs w:val="24"/>
+        </w:rPr>
+        <w:lastRenderedPageBreak/>
+        <w:t>7.5 – Validação de inadimplência</w:t>
+      </w:r>
+      <w:r>
+        <w:rPr>
+          <w:rFonts w:ascii="Times New Roman" w:eastAsia="Times New Roman" w:hAnsi="Times New Roman" w:cs="Times New Roman"/>
+          <w:b/>
+          <w:bCs/>
+          <w:sz w:val="24"/>
+          <w:szCs w:val="24"/>
+        </w:rPr>
+        <w:br/>
+      </w:r>
+      <w:r>
+        <w:t>A. Executar validação</w:t>
+      </w:r>
+      <w:r>
+        <w:br/>
+        <w:t>B. Validar resultado</w:t>
+      </w:r>
+    </w:p>
+    <w:p>
+      <w:pPr>
+        <w:spacing w:after="0"/>
+        <w:ind w:left="142" w:hanging="142"/>
+        <w:rPr>
+          <w:rFonts w:ascii="Times New Roman" w:eastAsia="Times New Roman" w:hAnsi="Times New Roman" w:cs="Times New Roman"/>
+          <w:b/>
+          <w:bCs/>
+          <w:sz w:val="24"/>
+          <w:szCs w:val="24"/>
+        </w:rPr>
+      </w:pPr>
+    </w:p>
+    <w:p>
+      <w:pPr>
+        <w:spacing w:after="0"/>
+        <w:ind w:left="142" w:hanging="142"/>
+      </w:pPr>
+      <w:r>
+        <w:rPr>
+          <w:rFonts w:ascii="Times New Roman" w:eastAsia="Times New Roman" w:hAnsi="Times New Roman" w:cs="Times New Roman"/>
+          <w:b/>
+          <w:bCs/>
+          <w:sz w:val="24"/>
+          <w:szCs w:val="24"/>
+        </w:rPr>
+        <w:t>7.6 – Cliente inadimplente</w:t>
+      </w:r>
+      <w:r>
+        <w:rPr>
+          <w:rFonts w:ascii="Times New Roman" w:eastAsia="Times New Roman" w:hAnsi="Times New Roman" w:cs="Times New Roman"/>
+          <w:b/>
+          <w:bCs/>
+          <w:sz w:val="24"/>
+          <w:szCs w:val="24"/>
+        </w:rPr>
+        <w:br/>
+      </w:r>
+      <w:r>
+        <w:t>A. Sim → direcionar instituição financeira</w:t>
+      </w:r>
+      <w:r>
+        <w:br/>
+        <w:t>B. Não → permitir fluxo direto</w:t>
+      </w:r>
+    </w:p>
+    <w:p>
+      <w:pPr>
+        <w:spacing w:after="0"/>
+        <w:ind w:left="142" w:hanging="142"/>
+        <w:rPr>
+          <w:rFonts w:ascii="Times New Roman" w:eastAsia="Times New Roman" w:hAnsi="Times New Roman" w:cs="Times New Roman"/>
+          <w:b/>
+          <w:bCs/>
+          <w:sz w:val="24"/>
+          <w:szCs w:val="24"/>
+        </w:rPr>
+      </w:pPr>
+    </w:p>
+    <w:p>
+      <w:pPr>
+        <w:spacing w:after="0"/>
+        <w:ind w:left="142" w:hanging="142"/>
+      </w:pPr>
+      <w:r>
+        <w:rPr>
+          <w:rFonts w:ascii="Times New Roman" w:eastAsia="Times New Roman" w:hAnsi="Times New Roman" w:cs="Times New Roman"/>
+          <w:b/>
+          <w:bCs/>
+          <w:sz w:val="24"/>
+          <w:szCs w:val="24"/>
+        </w:rPr>
+        <w:t>7.7 – Direcionamento financeiro</w:t>
+      </w:r>
+      <w:r>
+        <w:rPr>
+          <w:rFonts w:ascii="Times New Roman" w:eastAsia="Times New Roman" w:hAnsi="Times New Roman" w:cs="Times New Roman"/>
+          <w:b/>
+          <w:bCs/>
+          <w:sz w:val="24"/>
+          <w:szCs w:val="24"/>
+        </w:rPr>
+        <w:br/>
+      </w:r>
+      <w:r>
+        <w:t>A. Redirecionar cliente</w:t>
+      </w:r>
+      <w:r>
+        <w:br/>
+        <w:t>B. Validar retorno</w:t>
+      </w:r>
+    </w:p>
+    <w:p>
+      <w:pPr>
+        <w:spacing w:after="0"/>
+        <w:ind w:left="142" w:hanging="142"/>
+        <w:rPr>
+          <w:rFonts w:ascii="Times New Roman" w:eastAsia="Times New Roman" w:hAnsi="Times New Roman" w:cs="Times New Roman"/>
+          <w:b/>
+          <w:bCs/>
+          <w:sz w:val="24"/>
+          <w:szCs w:val="24"/>
+        </w:rPr>
+      </w:pPr>
+    </w:p>
+    <w:p>
+      <w:pPr>
+        <w:spacing w:after="0"/>
+        <w:ind w:left="142" w:hanging="142"/>
+      </w:pPr>
+      <w:r>
+        <w:rPr>
+          <w:rFonts w:ascii="Times New Roman" w:eastAsia="Times New Roman" w:hAnsi="Times New Roman" w:cs="Times New Roman"/>
+          <w:b/>
+          <w:bCs/>
+          <w:sz w:val="24"/>
+          <w:szCs w:val="24"/>
+        </w:rPr>
+        <w:t>7.8 – Validação de pagamento</w:t>
+      </w:r>
+      <w:r>
+        <w:rPr>
+          <w:rFonts w:ascii="Times New Roman" w:eastAsia="Times New Roman" w:hAnsi="Times New Roman" w:cs="Times New Roman"/>
+          <w:b/>
+          <w:bCs/>
+          <w:sz w:val="24"/>
+          <w:szCs w:val="24"/>
+        </w:rPr>
+        <w:br/>
+      </w:r>
+      <w:r>
+        <w:t>A. Sim → liberar download</w:t>
+      </w:r>
+      <w:r>
+        <w:br/>
+        <w:t>B. Não → encerrar processo</w:t>
+      </w:r>
+    </w:p>
+    <w:p>
+      <w:pPr>
+        <w:spacing w:after="0"/>
+        <w:ind w:left="142" w:hanging="142"/>
+        <w:rPr>
+          <w:rFonts w:ascii="Times New Roman" w:eastAsia="Times New Roman" w:hAnsi="Times New Roman" w:cs="Times New Roman"/>
+          <w:b/>
+          <w:bCs/>
+          <w:sz w:val="24"/>
+          <w:szCs w:val="24"/>
+        </w:rPr>
+      </w:pPr>
+    </w:p>
+    <w:p>
+      <w:pPr>
+        <w:spacing w:after="0"/>
+        <w:ind w:left="142" w:hanging="142"/>
+      </w:pPr>
+      <w:r>
+        <w:rPr>
+          <w:rFonts w:ascii="Times New Roman" w:eastAsia="Times New Roman" w:hAnsi="Times New Roman" w:cs="Times New Roman"/>
+          <w:b/>
+          <w:bCs/>
+          <w:sz w:val="24"/>
+          <w:szCs w:val="24"/>
+        </w:rPr>
+        <w:t>7.9 – Download da entrega</w:t>
+      </w:r>
+      <w:r>
+        <w:rPr>
+          <w:rFonts w:ascii="Times New Roman" w:eastAsia="Times New Roman" w:hAnsi="Times New Roman" w:cs="Times New Roman"/>
+          <w:b/>
+          <w:bCs/>
+          <w:sz w:val="24"/>
+          <w:szCs w:val="24"/>
+        </w:rPr>
+        <w:br/>
+      </w:r>
+      <w:r>
+        <w:t>A. Realizar download</w:t>
+      </w:r>
+      <w:r>
+        <w:br/>
+        <w:t>B. Validar conclusão</w:t>
+      </w:r>
+      <w:r>
+        <w:br/>
+      </w:r>
+    </w:p>
+    <w:p>
+      <w:pPr>
+        <w:spacing w:after="0"/>
+        <w:ind w:left="142" w:hanging="142"/>
+        <w:rPr>
+          <w:rFonts w:ascii="Times New Roman" w:hAnsi="Times New Roman" w:cs="Times New Roman"/>
+          <w:sz w:val="24"/>
+          <w:szCs w:val="24"/>
+        </w:rPr>
+      </w:pPr>
     </w:p>
     <w:sectPr>
       <w:headerReference w:type="default" r:id="rId7"/>
